--- a/8.资源管理/1.流程制度规范类文件/080105-最终软件库管理制度.docx
+++ b/8.资源管理/1.流程制度规范类文件/080105-最终软件库管理制度.docx
@@ -1,10 +1,11 @@
 
 <file path=word/document.xml><?xml version="1.0" encoding="utf-8"?>
-<w:document xmlns:wpc="http://schemas.microsoft.com/office/word/2010/wordprocessingCanvas" xmlns:mc="http://schemas.openxmlformats.org/markup-compatibility/2006" xmlns:o="urn:schemas-microsoft-com:office:office" xmlns:r="http://schemas.openxmlformats.org/officeDocument/2006/relationships" xmlns:m="http://schemas.openxmlformats.org/officeDocument/2006/math" xmlns:v="urn:schemas-microsoft-com:vml" xmlns:wp14="http://schemas.microsoft.com/office/word/2010/wordprocessingDrawing" xmlns:wp="http://schemas.openxmlformats.org/drawingml/2006/wordprocessingDrawing" xmlns:w="http://schemas.openxmlformats.org/wordprocessingml/2006/main" xmlns:w14="http://schemas.microsoft.com/office/word/2010/wordml" xmlns:w10="urn:schemas-microsoft-com:office:word" xmlns:w15="http://schemas.microsoft.com/office/word/2012/wordml" xmlns:wpg="http://schemas.microsoft.com/office/word/2010/wordprocessingGroup" xmlns:wpi="http://schemas.microsoft.com/office/word/2010/wordprocessingInk" xmlns:wne="http://schemas.microsoft.com/office/word/2006/wordml" xmlns:wps="http://schemas.microsoft.com/office/word/2010/wordprocessingShape" xmlns:wpsCustomData="http://www.wps.cn/officeDocument/2013/wpsCustomData" mc:Ignorable="w14 w15 wp14">
+<w:document xmlns:wpc="http://schemas.microsoft.com/office/word/2010/wordprocessingCanvas" xmlns:mc="http://schemas.openxmlformats.org/markup-compatibility/2006" xmlns:o="urn:schemas-microsoft-com:office:office" xmlns:r="http://schemas.openxmlformats.org/officeDocument/2006/relationships" xmlns:m="http://schemas.openxmlformats.org/officeDocument/2006/math" xmlns:v="urn:schemas-microsoft-com:vml" xmlns:wp14="http://schemas.microsoft.com/office/word/2010/wordprocessingDrawing" xmlns:wp="http://schemas.openxmlformats.org/drawingml/2006/wordprocessingDrawing" xmlns:w10="urn:schemas-microsoft-com:office:word" xmlns:w="http://schemas.openxmlformats.org/wordprocessingml/2006/main" xmlns:w14="http://schemas.microsoft.com/office/word/2010/wordml" xmlns:w15="http://schemas.microsoft.com/office/word/2012/wordml" xmlns:wne="http://schemas.microsoft.com/office/word/2006/wordml" xmlns:wpg="http://schemas.microsoft.com/office/word/2010/wordprocessingGroup" xmlns:wpi="http://schemas.microsoft.com/office/word/2010/wordprocessingInk" xmlns:wps="http://schemas.microsoft.com/office/word/2010/wordprocessingShape" mc:Ignorable="w14 w15 wp14">
+  <!-- Generated by Aspose.Words for .NET 13.3.0.1 -->
   <w:body>
     <w:p>
       <w:pPr>
-        <w:pStyle w:val="33"/>
+        <w:pStyle w:val="a1"/>
         <w:keepNext w:val="0"/>
         <w:keepLines w:val="0"/>
         <w:pageBreakBefore w:val="0"/>
@@ -21,7 +22,7 @@
     </w:p>
     <w:p>
       <w:pPr>
-        <w:pStyle w:val="33"/>
+        <w:pStyle w:val="a1"/>
         <w:keepNext w:val="0"/>
         <w:keepLines w:val="0"/>
         <w:pageBreakBefore w:val="0"/>
@@ -47,7 +48,7 @@
     </w:p>
     <w:p>
       <w:pPr>
-        <w:pStyle w:val="34"/>
+        <w:pStyle w:val="a2"/>
         <w:keepNext w:val="0"/>
         <w:keepLines w:val="0"/>
         <w:pageBreakBefore w:val="0"/>
@@ -59,7 +60,7 @@
       </w:pPr>
       <w:bookmarkStart w:id="1" w:name="_Toc14896"/>
       <w:r>
-        <w:t>甘肃国邦信息科技有限公司</w:t>
+        <w:t>中达丰集团有限公司</w:t>
       </w:r>
       <w:bookmarkEnd w:id="1"/>
     </w:p>
@@ -76,14 +77,14 @@
         <w:spacing w:before="275"/>
         <w:ind w:left="3285"/>
         <w:rPr>
-          <w:rFonts w:ascii="宋体" w:hAnsi="宋体" w:eastAsia="宋体" w:cs="宋体"/>
+          <w:rFonts w:ascii="宋体" w:eastAsia="宋体" w:hAnsi="宋体" w:cs="宋体"/>
           <w:sz w:val="36"/>
           <w:szCs w:val="36"/>
         </w:rPr>
       </w:pPr>
       <w:r>
         <w:rPr>
-          <w:rFonts w:ascii="宋体" w:hAnsi="宋体" w:eastAsia="宋体" w:cs="宋体"/>
+          <w:rFonts w:ascii="宋体" w:eastAsia="宋体" w:hAnsi="宋体" w:cs="宋体"/>
           <w:spacing w:val="-2"/>
           <w:sz w:val="36"/>
           <w:szCs w:val="36"/>
@@ -92,7 +93,7 @@
       </w:r>
       <w:r>
         <w:rPr>
-          <w:rFonts w:hint="eastAsia" w:ascii="宋体" w:hAnsi="宋体" w:eastAsia="宋体" w:cs="宋体"/>
+          <w:rFonts w:ascii="宋体" w:eastAsia="宋体" w:hAnsi="宋体" w:cs="宋体" w:hint="eastAsia"/>
           <w:spacing w:val="-2"/>
           <w:sz w:val="36"/>
           <w:szCs w:val="36"/>
@@ -102,7 +103,7 @@
       </w:r>
       <w:r>
         <w:rPr>
-          <w:rFonts w:ascii="宋体" w:hAnsi="宋体" w:eastAsia="宋体" w:cs="宋体"/>
+          <w:rFonts w:ascii="宋体" w:eastAsia="宋体" w:hAnsi="宋体" w:cs="宋体"/>
           <w:spacing w:val="-2"/>
           <w:sz w:val="36"/>
           <w:szCs w:val="36"/>
@@ -121,20 +122,20 @@
         <w:topLinePunct w:val="0"/>
         <w:bidi w:val="0"/>
         <w:rPr>
-          <w:rFonts w:ascii="宋体" w:hAnsi="宋体" w:eastAsia="宋体" w:cs="宋体"/>
+          <w:rFonts w:ascii="宋体" w:eastAsia="宋体" w:hAnsi="宋体" w:cs="宋体"/>
           <w:sz w:val="36"/>
           <w:szCs w:val="36"/>
         </w:rPr>
         <w:sectPr>
           <w:pgSz w:w="11906" w:h="16839"/>
           <w:pgMar w:top="1431" w:right="1785" w:bottom="0" w:left="1785" w:header="0" w:footer="0" w:gutter="0"/>
-          <w:cols w:space="720" w:num="1"/>
+          <w:cols w:num="1" w:space="720"/>
         </w:sectPr>
       </w:pPr>
     </w:p>
     <w:p>
       <w:pPr>
-        <w:pStyle w:val="12"/>
+        <w:pStyle w:val="BodyText"/>
         <w:keepNext w:val="0"/>
         <w:keepLines w:val="0"/>
         <w:pageBreakBefore w:val="0"/>
@@ -160,7 +161,7 @@
         <w:ind w:left="3954"/>
         <w:outlineLvl w:val="0"/>
         <w:rPr>
-          <w:rFonts w:ascii="宋体" w:hAnsi="宋体" w:eastAsia="宋体" w:cs="宋体"/>
+          <w:rFonts w:ascii="宋体" w:eastAsia="宋体" w:hAnsi="宋体" w:cs="宋体"/>
           <w:sz w:val="21"/>
           <w:szCs w:val="21"/>
         </w:rPr>
@@ -168,7 +169,7 @@
       <w:bookmarkStart w:id="2" w:name="_Toc29753"/>
       <w:r>
         <w:rPr>
-          <w:rFonts w:ascii="宋体" w:hAnsi="宋体" w:eastAsia="宋体" w:cs="宋体"/>
+          <w:rFonts w:ascii="宋体" w:eastAsia="宋体" w:hAnsi="宋体" w:cs="宋体"/>
           <w:spacing w:val="-2"/>
           <w:sz w:val="21"/>
           <w:szCs w:val="21"/>
@@ -192,16 +193,16 @@
     </w:p>
     <w:tbl>
       <w:tblPr>
-        <w:tblStyle w:val="26"/>
+        <w:tblStyle w:val="TableNormal0"/>
         <w:tblW w:w="9071" w:type="dxa"/>
         <w:tblInd w:w="5" w:type="dxa"/>
         <w:tblBorders>
-          <w:top w:val="single" w:color="000000" w:sz="4" w:space="0"/>
-          <w:left w:val="single" w:color="000000" w:sz="4" w:space="0"/>
-          <w:bottom w:val="single" w:color="000000" w:sz="4" w:space="0"/>
-          <w:right w:val="single" w:color="000000" w:sz="4" w:space="0"/>
-          <w:insideH w:val="single" w:color="000000" w:sz="4" w:space="0"/>
-          <w:insideV w:val="single" w:color="000000" w:sz="4" w:space="0"/>
+          <w:top w:val="single" w:sz="4" w:space="0" w:color="000000"/>
+          <w:left w:val="single" w:sz="4" w:space="0" w:color="000000"/>
+          <w:bottom w:val="single" w:sz="4" w:space="0" w:color="000000"/>
+          <w:right w:val="single" w:sz="4" w:space="0" w:color="000000"/>
+          <w:insideH w:val="single" w:sz="4" w:space="0" w:color="000000"/>
+          <w:insideV w:val="single" w:sz="4" w:space="0" w:color="000000"/>
         </w:tblBorders>
         <w:tblLayout w:type="fixed"/>
         <w:tblCellMar>
@@ -220,14 +221,17 @@
       </w:tblGrid>
       <w:tr>
         <w:tblPrEx>
+          <w:tblW w:w="9071" w:type="dxa"/>
+          <w:tblInd w:w="5" w:type="dxa"/>
           <w:tblBorders>
-            <w:top w:val="single" w:color="000000" w:sz="4" w:space="0"/>
-            <w:left w:val="single" w:color="000000" w:sz="4" w:space="0"/>
-            <w:bottom w:val="single" w:color="000000" w:sz="4" w:space="0"/>
-            <w:right w:val="single" w:color="000000" w:sz="4" w:space="0"/>
-            <w:insideH w:val="single" w:color="000000" w:sz="4" w:space="0"/>
-            <w:insideV w:val="single" w:color="000000" w:sz="4" w:space="0"/>
+            <w:top w:val="single" w:sz="4" w:space="0" w:color="000000"/>
+            <w:left w:val="single" w:sz="4" w:space="0" w:color="000000"/>
+            <w:bottom w:val="single" w:sz="4" w:space="0" w:color="000000"/>
+            <w:right w:val="single" w:sz="4" w:space="0" w:color="000000"/>
+            <w:insideH w:val="single" w:sz="4" w:space="0" w:color="000000"/>
+            <w:insideV w:val="single" w:sz="4" w:space="0" w:color="000000"/>
           </w:tblBorders>
+          <w:tblLayout w:type="fixed"/>
           <w:tblCellMar>
             <w:top w:w="0" w:type="dxa"/>
             <w:left w:w="0" w:type="dxa"/>
@@ -236,7 +240,7 @@
           </w:tblCellMar>
         </w:tblPrEx>
         <w:trPr>
-          <w:trHeight w:val="611" w:hRule="atLeast"/>
+          <w:trHeight w:val="611"/>
         </w:trPr>
         <w:tc>
           <w:tcPr>
@@ -244,7 +248,7 @@
           </w:tcPr>
           <w:p>
             <w:pPr>
-              <w:pStyle w:val="25"/>
+              <w:pStyle w:val="TableText"/>
               <w:keepNext w:val="0"/>
               <w:keepLines w:val="0"/>
               <w:pageBreakBefore w:val="0"/>
@@ -271,7 +275,7 @@
           </w:tcPr>
           <w:p>
             <w:pPr>
-              <w:pStyle w:val="25"/>
+              <w:pStyle w:val="TableText"/>
               <w:keepNext w:val="0"/>
               <w:keepLines w:val="0"/>
               <w:pageBreakBefore w:val="0"/>
@@ -295,7 +299,7 @@
               <w:rPr>
                 <w:spacing w:val="-1"/>
               </w:rPr>
-              <w:t>（GSGB-ITSS-</w:t>
+              <w:t>（ZDFJT-ITSS-</w:t>
             </w:r>
             <w:r>
               <w:rPr>
@@ -316,14 +320,9 @@
       </w:tr>
       <w:tr>
         <w:tblPrEx>
-          <w:tblBorders>
-            <w:top w:val="single" w:color="000000" w:sz="4" w:space="0"/>
-            <w:left w:val="single" w:color="000000" w:sz="4" w:space="0"/>
-            <w:bottom w:val="single" w:color="000000" w:sz="4" w:space="0"/>
-            <w:right w:val="single" w:color="000000" w:sz="4" w:space="0"/>
-            <w:insideH w:val="single" w:color="000000" w:sz="4" w:space="0"/>
-            <w:insideV w:val="single" w:color="000000" w:sz="4" w:space="0"/>
-          </w:tblBorders>
+          <w:tblW w:w="9071" w:type="dxa"/>
+          <w:tblInd w:w="5" w:type="dxa"/>
+          <w:tblLayout w:type="fixed"/>
           <w:tblCellMar>
             <w:top w:w="0" w:type="dxa"/>
             <w:left w:w="0" w:type="dxa"/>
@@ -332,7 +331,7 @@
           </w:tblCellMar>
         </w:tblPrEx>
         <w:trPr>
-          <w:trHeight w:val="606" w:hRule="atLeast"/>
+          <w:trHeight w:val="606"/>
         </w:trPr>
         <w:tc>
           <w:tcPr>
@@ -340,7 +339,7 @@
           </w:tcPr>
           <w:p>
             <w:pPr>
-              <w:pStyle w:val="25"/>
+              <w:pStyle w:val="TableText"/>
               <w:keepNext w:val="0"/>
               <w:keepLines w:val="0"/>
               <w:pageBreakBefore w:val="0"/>
@@ -367,7 +366,7 @@
           </w:tcPr>
           <w:p>
             <w:pPr>
-              <w:pStyle w:val="25"/>
+              <w:pStyle w:val="TableText"/>
               <w:keepNext w:val="0"/>
               <w:keepLines w:val="0"/>
               <w:pageBreakBefore w:val="0"/>
@@ -383,21 +382,16 @@
               <w:rPr>
                 <w:spacing w:val="-1"/>
               </w:rPr>
-              <w:t>甘肃国邦信息科技有限公司</w:t>
+              <w:t>中达丰集团有限公司</w:t>
             </w:r>
           </w:p>
         </w:tc>
       </w:tr>
       <w:tr>
         <w:tblPrEx>
-          <w:tblBorders>
-            <w:top w:val="single" w:color="000000" w:sz="4" w:space="0"/>
-            <w:left w:val="single" w:color="000000" w:sz="4" w:space="0"/>
-            <w:bottom w:val="single" w:color="000000" w:sz="4" w:space="0"/>
-            <w:right w:val="single" w:color="000000" w:sz="4" w:space="0"/>
-            <w:insideH w:val="single" w:color="000000" w:sz="4" w:space="0"/>
-            <w:insideV w:val="single" w:color="000000" w:sz="4" w:space="0"/>
-          </w:tblBorders>
+          <w:tblW w:w="9071" w:type="dxa"/>
+          <w:tblInd w:w="5" w:type="dxa"/>
+          <w:tblLayout w:type="fixed"/>
           <w:tblCellMar>
             <w:top w:w="0" w:type="dxa"/>
             <w:left w:w="0" w:type="dxa"/>
@@ -406,7 +400,7 @@
           </w:tblCellMar>
         </w:tblPrEx>
         <w:trPr>
-          <w:trHeight w:val="607" w:hRule="atLeast"/>
+          <w:trHeight w:val="607"/>
         </w:trPr>
         <w:tc>
           <w:tcPr>
@@ -414,7 +408,7 @@
           </w:tcPr>
           <w:p>
             <w:pPr>
-              <w:pStyle w:val="25"/>
+              <w:pStyle w:val="TableText"/>
               <w:keepNext w:val="0"/>
               <w:keepLines w:val="0"/>
               <w:pageBreakBefore w:val="0"/>
@@ -440,7 +434,7 @@
           </w:tcPr>
           <w:p>
             <w:pPr>
-              <w:pStyle w:val="25"/>
+              <w:pStyle w:val="TableText"/>
               <w:keepNext w:val="0"/>
               <w:keepLines w:val="0"/>
               <w:pageBreakBefore w:val="0"/>
@@ -466,7 +460,7 @@
           </w:tcPr>
           <w:p>
             <w:pPr>
-              <w:pStyle w:val="25"/>
+              <w:pStyle w:val="TableText"/>
               <w:keepNext w:val="0"/>
               <w:keepLines w:val="0"/>
               <w:pageBreakBefore w:val="0"/>
@@ -492,7 +486,7 @@
           </w:tcPr>
           <w:p>
             <w:pPr>
-              <w:pStyle w:val="25"/>
+              <w:pStyle w:val="TableText"/>
               <w:keepNext w:val="0"/>
               <w:keepLines w:val="0"/>
               <w:pageBreakBefore w:val="0"/>
@@ -518,7 +512,7 @@
           </w:tcPr>
           <w:p>
             <w:pPr>
-              <w:pStyle w:val="25"/>
+              <w:pStyle w:val="TableText"/>
               <w:keepNext w:val="0"/>
               <w:keepLines w:val="0"/>
               <w:pageBreakBefore w:val="0"/>
@@ -541,14 +535,9 @@
       </w:tr>
       <w:tr>
         <w:tblPrEx>
-          <w:tblBorders>
-            <w:top w:val="single" w:color="000000" w:sz="4" w:space="0"/>
-            <w:left w:val="single" w:color="000000" w:sz="4" w:space="0"/>
-            <w:bottom w:val="single" w:color="000000" w:sz="4" w:space="0"/>
-            <w:right w:val="single" w:color="000000" w:sz="4" w:space="0"/>
-            <w:insideH w:val="single" w:color="000000" w:sz="4" w:space="0"/>
-            <w:insideV w:val="single" w:color="000000" w:sz="4" w:space="0"/>
-          </w:tblBorders>
+          <w:tblW w:w="9071" w:type="dxa"/>
+          <w:tblInd w:w="5" w:type="dxa"/>
+          <w:tblLayout w:type="fixed"/>
           <w:tblCellMar>
             <w:top w:w="0" w:type="dxa"/>
             <w:left w:w="0" w:type="dxa"/>
@@ -557,7 +546,7 @@
           </w:tblCellMar>
         </w:tblPrEx>
         <w:trPr>
-          <w:trHeight w:val="474" w:hRule="atLeast"/>
+          <w:trHeight w:val="474"/>
         </w:trPr>
         <w:tc>
           <w:tcPr>
@@ -565,7 +554,7 @@
           </w:tcPr>
           <w:p>
             <w:pPr>
-              <w:pStyle w:val="25"/>
+              <w:pStyle w:val="TableText"/>
               <w:keepNext w:val="0"/>
               <w:keepLines w:val="0"/>
               <w:pageBreakBefore w:val="0"/>
@@ -591,7 +580,7 @@
           </w:tcPr>
           <w:p>
             <w:pPr>
-              <w:pStyle w:val="25"/>
+              <w:pStyle w:val="TableText"/>
               <w:keepNext w:val="0"/>
               <w:keepLines w:val="0"/>
               <w:pageBreakBefore w:val="0"/>
@@ -607,21 +596,7 @@
               <w:rPr>
                 <w:spacing w:val="-2"/>
               </w:rPr>
-              <w:t>20</w:t>
-            </w:r>
-            <w:r>
-              <w:rPr>
-                <w:rFonts w:hint="eastAsia"/>
-                <w:spacing w:val="-2"/>
-                <w:lang w:val="en-US" w:eastAsia="zh-CN"/>
-              </w:rPr>
-              <w:t>25</w:t>
-            </w:r>
-            <w:r>
-              <w:rPr>
-                <w:spacing w:val="-2"/>
-              </w:rPr>
-              <w:t>-1-4</w:t>
+              <w:t>2025-7-4</w:t>
             </w:r>
           </w:p>
         </w:tc>
@@ -631,7 +606,7 @@
           </w:tcPr>
           <w:p>
             <w:pPr>
-              <w:pStyle w:val="25"/>
+              <w:pStyle w:val="TableText"/>
               <w:keepNext w:val="0"/>
               <w:keepLines w:val="0"/>
               <w:pageBreakBefore w:val="0"/>
@@ -657,7 +632,7 @@
           </w:tcPr>
           <w:p>
             <w:pPr>
-              <w:pStyle w:val="25"/>
+              <w:pStyle w:val="TableText"/>
               <w:keepNext w:val="0"/>
               <w:keepLines w:val="0"/>
               <w:pageBreakBefore w:val="0"/>
@@ -683,7 +658,7 @@
           </w:tcPr>
           <w:p>
             <w:pPr>
-              <w:pStyle w:val="25"/>
+              <w:pStyle w:val="TableText"/>
               <w:keepNext w:val="0"/>
               <w:keepLines w:val="0"/>
               <w:pageBreakBefore w:val="0"/>
@@ -699,21 +674,16 @@
               <w:rPr>
                 <w:spacing w:val="-3"/>
               </w:rPr>
-              <w:t>黄益溪</w:t>
+              <w:t>吴向阳</w:t>
             </w:r>
           </w:p>
         </w:tc>
       </w:tr>
       <w:tr>
         <w:tblPrEx>
-          <w:tblBorders>
-            <w:top w:val="single" w:color="000000" w:sz="4" w:space="0"/>
-            <w:left w:val="single" w:color="000000" w:sz="4" w:space="0"/>
-            <w:bottom w:val="single" w:color="000000" w:sz="4" w:space="0"/>
-            <w:right w:val="single" w:color="000000" w:sz="4" w:space="0"/>
-            <w:insideH w:val="single" w:color="000000" w:sz="4" w:space="0"/>
-            <w:insideV w:val="single" w:color="000000" w:sz="4" w:space="0"/>
-          </w:tblBorders>
+          <w:tblW w:w="9071" w:type="dxa"/>
+          <w:tblInd w:w="5" w:type="dxa"/>
+          <w:tblLayout w:type="fixed"/>
           <w:tblCellMar>
             <w:top w:w="0" w:type="dxa"/>
             <w:left w:w="0" w:type="dxa"/>
@@ -722,7 +692,7 @@
           </w:tblCellMar>
         </w:tblPrEx>
         <w:trPr>
-          <w:trHeight w:val="474" w:hRule="atLeast"/>
+          <w:trHeight w:val="474"/>
         </w:trPr>
         <w:tc>
           <w:tcPr>
@@ -730,7 +700,7 @@
           </w:tcPr>
           <w:p>
             <w:pPr>
-              <w:pStyle w:val="25"/>
+              <w:pStyle w:val="TableText"/>
               <w:keepNext w:val="0"/>
               <w:keepLines w:val="0"/>
               <w:pageBreakBefore w:val="0"/>
@@ -750,7 +720,7 @@
           </w:tcPr>
           <w:p>
             <w:pPr>
-              <w:pStyle w:val="25"/>
+              <w:pStyle w:val="TableText"/>
               <w:keepNext w:val="0"/>
               <w:keepLines w:val="0"/>
               <w:pageBreakBefore w:val="0"/>
@@ -770,7 +740,7 @@
           </w:tcPr>
           <w:p>
             <w:pPr>
-              <w:pStyle w:val="25"/>
+              <w:pStyle w:val="TableText"/>
               <w:keepNext w:val="0"/>
               <w:keepLines w:val="0"/>
               <w:pageBreakBefore w:val="0"/>
@@ -790,7 +760,7 @@
           </w:tcPr>
           <w:p>
             <w:pPr>
-              <w:pStyle w:val="25"/>
+              <w:pStyle w:val="TableText"/>
               <w:keepNext w:val="0"/>
               <w:keepLines w:val="0"/>
               <w:pageBreakBefore w:val="0"/>
@@ -810,7 +780,7 @@
           </w:tcPr>
           <w:p>
             <w:pPr>
-              <w:pStyle w:val="25"/>
+              <w:pStyle w:val="TableText"/>
               <w:keepNext w:val="0"/>
               <w:keepLines w:val="0"/>
               <w:pageBreakBefore w:val="0"/>
@@ -827,14 +797,9 @@
       </w:tr>
       <w:tr>
         <w:tblPrEx>
-          <w:tblBorders>
-            <w:top w:val="single" w:color="000000" w:sz="4" w:space="0"/>
-            <w:left w:val="single" w:color="000000" w:sz="4" w:space="0"/>
-            <w:bottom w:val="single" w:color="000000" w:sz="4" w:space="0"/>
-            <w:right w:val="single" w:color="000000" w:sz="4" w:space="0"/>
-            <w:insideH w:val="single" w:color="000000" w:sz="4" w:space="0"/>
-            <w:insideV w:val="single" w:color="000000" w:sz="4" w:space="0"/>
-          </w:tblBorders>
+          <w:tblW w:w="9071" w:type="dxa"/>
+          <w:tblInd w:w="5" w:type="dxa"/>
+          <w:tblLayout w:type="fixed"/>
           <w:tblCellMar>
             <w:top w:w="0" w:type="dxa"/>
             <w:left w:w="0" w:type="dxa"/>
@@ -843,7 +808,7 @@
           </w:tblCellMar>
         </w:tblPrEx>
         <w:trPr>
-          <w:trHeight w:val="474" w:hRule="atLeast"/>
+          <w:trHeight w:val="474"/>
         </w:trPr>
         <w:tc>
           <w:tcPr>
@@ -851,7 +816,7 @@
           </w:tcPr>
           <w:p>
             <w:pPr>
-              <w:pStyle w:val="25"/>
+              <w:pStyle w:val="TableText"/>
               <w:keepNext w:val="0"/>
               <w:keepLines w:val="0"/>
               <w:pageBreakBefore w:val="0"/>
@@ -871,7 +836,7 @@
           </w:tcPr>
           <w:p>
             <w:pPr>
-              <w:pStyle w:val="25"/>
+              <w:pStyle w:val="TableText"/>
               <w:keepNext w:val="0"/>
               <w:keepLines w:val="0"/>
               <w:pageBreakBefore w:val="0"/>
@@ -891,7 +856,7 @@
           </w:tcPr>
           <w:p>
             <w:pPr>
-              <w:pStyle w:val="25"/>
+              <w:pStyle w:val="TableText"/>
               <w:keepNext w:val="0"/>
               <w:keepLines w:val="0"/>
               <w:pageBreakBefore w:val="0"/>
@@ -911,7 +876,7 @@
           </w:tcPr>
           <w:p>
             <w:pPr>
-              <w:pStyle w:val="25"/>
+              <w:pStyle w:val="TableText"/>
               <w:keepNext w:val="0"/>
               <w:keepLines w:val="0"/>
               <w:pageBreakBefore w:val="0"/>
@@ -931,7 +896,7 @@
           </w:tcPr>
           <w:p>
             <w:pPr>
-              <w:pStyle w:val="25"/>
+              <w:pStyle w:val="TableText"/>
               <w:keepNext w:val="0"/>
               <w:keepLines w:val="0"/>
               <w:pageBreakBefore w:val="0"/>
@@ -948,14 +913,9 @@
       </w:tr>
       <w:tr>
         <w:tblPrEx>
-          <w:tblBorders>
-            <w:top w:val="single" w:color="000000" w:sz="4" w:space="0"/>
-            <w:left w:val="single" w:color="000000" w:sz="4" w:space="0"/>
-            <w:bottom w:val="single" w:color="000000" w:sz="4" w:space="0"/>
-            <w:right w:val="single" w:color="000000" w:sz="4" w:space="0"/>
-            <w:insideH w:val="single" w:color="000000" w:sz="4" w:space="0"/>
-            <w:insideV w:val="single" w:color="000000" w:sz="4" w:space="0"/>
-          </w:tblBorders>
+          <w:tblW w:w="9071" w:type="dxa"/>
+          <w:tblInd w:w="5" w:type="dxa"/>
+          <w:tblLayout w:type="fixed"/>
           <w:tblCellMar>
             <w:top w:w="0" w:type="dxa"/>
             <w:left w:w="0" w:type="dxa"/>
@@ -964,7 +924,7 @@
           </w:tblCellMar>
         </w:tblPrEx>
         <w:trPr>
-          <w:trHeight w:val="474" w:hRule="atLeast"/>
+          <w:trHeight w:val="474"/>
         </w:trPr>
         <w:tc>
           <w:tcPr>
@@ -972,7 +932,7 @@
           </w:tcPr>
           <w:p>
             <w:pPr>
-              <w:pStyle w:val="25"/>
+              <w:pStyle w:val="TableText"/>
               <w:keepNext w:val="0"/>
               <w:keepLines w:val="0"/>
               <w:pageBreakBefore w:val="0"/>
@@ -992,7 +952,7 @@
           </w:tcPr>
           <w:p>
             <w:pPr>
-              <w:pStyle w:val="25"/>
+              <w:pStyle w:val="TableText"/>
               <w:keepNext w:val="0"/>
               <w:keepLines w:val="0"/>
               <w:pageBreakBefore w:val="0"/>
@@ -1012,7 +972,7 @@
           </w:tcPr>
           <w:p>
             <w:pPr>
-              <w:pStyle w:val="25"/>
+              <w:pStyle w:val="TableText"/>
               <w:keepNext w:val="0"/>
               <w:keepLines w:val="0"/>
               <w:pageBreakBefore w:val="0"/>
@@ -1032,7 +992,7 @@
           </w:tcPr>
           <w:p>
             <w:pPr>
-              <w:pStyle w:val="25"/>
+              <w:pStyle w:val="TableText"/>
               <w:keepNext w:val="0"/>
               <w:keepLines w:val="0"/>
               <w:pageBreakBefore w:val="0"/>
@@ -1052,7 +1012,7 @@
           </w:tcPr>
           <w:p>
             <w:pPr>
-              <w:pStyle w:val="25"/>
+              <w:pStyle w:val="TableText"/>
               <w:keepNext w:val="0"/>
               <w:keepLines w:val="0"/>
               <w:pageBreakBefore w:val="0"/>
@@ -1069,14 +1029,9 @@
       </w:tr>
       <w:tr>
         <w:tblPrEx>
-          <w:tblBorders>
-            <w:top w:val="single" w:color="000000" w:sz="4" w:space="0"/>
-            <w:left w:val="single" w:color="000000" w:sz="4" w:space="0"/>
-            <w:bottom w:val="single" w:color="000000" w:sz="4" w:space="0"/>
-            <w:right w:val="single" w:color="000000" w:sz="4" w:space="0"/>
-            <w:insideH w:val="single" w:color="000000" w:sz="4" w:space="0"/>
-            <w:insideV w:val="single" w:color="000000" w:sz="4" w:space="0"/>
-          </w:tblBorders>
+          <w:tblW w:w="9071" w:type="dxa"/>
+          <w:tblInd w:w="5" w:type="dxa"/>
+          <w:tblLayout w:type="fixed"/>
           <w:tblCellMar>
             <w:top w:w="0" w:type="dxa"/>
             <w:left w:w="0" w:type="dxa"/>
@@ -1085,7 +1040,7 @@
           </w:tblCellMar>
         </w:tblPrEx>
         <w:trPr>
-          <w:trHeight w:val="589" w:hRule="atLeast"/>
+          <w:trHeight w:val="589"/>
         </w:trPr>
         <w:tc>
           <w:tcPr>
@@ -1196,7 +1151,7 @@
     </w:tbl>
     <w:p>
       <w:pPr>
-        <w:pStyle w:val="12"/>
+        <w:pStyle w:val="BodyText"/>
         <w:keepNext w:val="0"/>
         <w:keepLines w:val="0"/>
         <w:pageBreakBefore w:val="0"/>
@@ -1220,7 +1175,7 @@
         <w:sectPr>
           <w:pgSz w:w="11906" w:h="16839"/>
           <w:pgMar w:top="1431" w:right="1236" w:bottom="0" w:left="1588" w:header="0" w:footer="0" w:gutter="0"/>
-          <w:cols w:space="720" w:num="1"/>
+          <w:cols w:num="1" w:space="720"/>
         </w:sectPr>
       </w:pPr>
     </w:p>
@@ -1235,7 +1190,7 @@
         <w:topLinePunct w:val="0"/>
         <w:bidi w:val="0"/>
         <w:rPr>
-          <w:rFonts w:hint="default" w:ascii="Segoe UI" w:hAnsi="Segoe UI" w:eastAsia="Segoe UI" w:cs="Segoe UI"/>
+          <w:rFonts w:ascii="Segoe UI" w:eastAsia="Segoe UI" w:hAnsi="Segoe UI" w:cs="Segoe UI" w:hint="default"/>
           <w:i w:val="0"/>
           <w:iCs w:val="0"/>
           <w:caps w:val="0"/>
@@ -1249,7 +1204,7 @@
     <w:sdt>
       <w:sdtPr>
         <w:rPr>
-          <w:rFonts w:ascii="宋体" w:hAnsi="宋体" w:eastAsia="宋体" w:cstheme="minorBidi"/>
+          <w:rFonts w:ascii="宋体" w:eastAsia="宋体" w:hAnsi="宋体" w:cstheme="minorBidi"/>
           <w:kern w:val="2"/>
           <w:sz w:val="21"/>
           <w:szCs w:val="24"/>
@@ -1263,7 +1218,7 @@
       </w:sdtPr>
       <w:sdtEndPr>
         <w:rPr>
-          <w:rFonts w:hint="default" w:ascii="宋体" w:hAnsi="宋体" w:eastAsia="宋体" w:cstheme="minorBidi"/>
+          <w:rFonts w:ascii="宋体" w:eastAsia="宋体" w:hAnsi="宋体" w:cstheme="minorBidi" w:hint="default"/>
           <w:kern w:val="2"/>
           <w:sz w:val="21"/>
           <w:szCs w:val="24"/>
@@ -1282,12 +1237,12 @@
             <w:topLinePunct w:val="0"/>
             <w:bidi w:val="0"/>
             <w:spacing w:before="0" w:beforeLines="0" w:after="0" w:afterLines="0" w:line="240" w:lineRule="auto"/>
-            <w:ind w:left="0" w:leftChars="0" w:right="0" w:rightChars="0" w:firstLine="0" w:firstLineChars="0"/>
+            <w:ind w:left="0" w:right="0" w:firstLine="0" w:leftChars="0" w:rightChars="0" w:firstLineChars="0"/>
             <w:jc w:val="center"/>
           </w:pPr>
           <w:r>
             <w:rPr>
-              <w:rFonts w:ascii="宋体" w:hAnsi="宋体" w:eastAsia="宋体"/>
+              <w:rFonts w:ascii="宋体" w:eastAsia="宋体" w:hAnsi="宋体"/>
               <w:sz w:val="21"/>
             </w:rPr>
             <w:t>目录</w:t>
@@ -1295,14 +1250,14 @@
         </w:p>
         <w:p>
           <w:pPr>
-            <w:pStyle w:val="16"/>
+            <w:pStyle w:val="TOC1"/>
             <w:tabs>
               <w:tab w:val="right" w:leader="dot" w:pos="8306"/>
             </w:tabs>
           </w:pPr>
           <w:r>
             <w:rPr>
-              <w:rFonts w:hint="eastAsia" w:ascii="Microsoft JhengHei" w:hAnsi="Microsoft JhengHei" w:eastAsia="Microsoft JhengHei" w:cs="Microsoft JhengHei"/>
+              <w:rFonts w:ascii="Microsoft JhengHei" w:eastAsia="Microsoft JhengHei" w:hAnsi="Microsoft JhengHei" w:cs="Microsoft JhengHei" w:hint="eastAsia"/>
               <w:sz w:val="24"/>
               <w:szCs w:val="24"/>
             </w:rPr>
@@ -1310,7 +1265,7 @@
           </w:r>
           <w:r>
             <w:rPr>
-              <w:rFonts w:hint="eastAsia" w:ascii="Microsoft JhengHei" w:hAnsi="Microsoft JhengHei" w:eastAsia="Microsoft JhengHei" w:cs="Microsoft JhengHei"/>
+              <w:rFonts w:ascii="Microsoft JhengHei" w:eastAsia="Microsoft JhengHei" w:hAnsi="Microsoft JhengHei" w:cs="Microsoft JhengHei" w:hint="eastAsia"/>
               <w:sz w:val="24"/>
               <w:szCs w:val="24"/>
             </w:rPr>
@@ -1318,7 +1273,7 @@
           </w:r>
           <w:r>
             <w:rPr>
-              <w:rFonts w:hint="eastAsia" w:ascii="Microsoft JhengHei" w:hAnsi="Microsoft JhengHei" w:eastAsia="Microsoft JhengHei" w:cs="Microsoft JhengHei"/>
+              <w:rFonts w:ascii="Microsoft JhengHei" w:eastAsia="Microsoft JhengHei" w:hAnsi="Microsoft JhengHei" w:cs="Microsoft JhengHei" w:hint="eastAsia"/>
               <w:sz w:val="24"/>
               <w:szCs w:val="24"/>
             </w:rPr>
@@ -1326,21 +1281,21 @@
           </w:r>
           <w:r>
             <w:rPr>
-              <w:rFonts w:hint="eastAsia" w:ascii="Microsoft JhengHei" w:hAnsi="Microsoft JhengHei" w:eastAsia="Microsoft JhengHei" w:cs="Microsoft JhengHei"/>
+              <w:rFonts w:ascii="Microsoft JhengHei" w:eastAsia="Microsoft JhengHei" w:hAnsi="Microsoft JhengHei" w:cs="Microsoft JhengHei" w:hint="eastAsia"/>
               <w:szCs w:val="24"/>
             </w:rPr>
             <w:fldChar w:fldCharType="begin"/>
           </w:r>
           <w:r>
             <w:rPr>
-              <w:rFonts w:hint="eastAsia" w:ascii="Microsoft JhengHei" w:hAnsi="Microsoft JhengHei" w:eastAsia="Microsoft JhengHei" w:cs="Microsoft JhengHei"/>
+              <w:rFonts w:ascii="Microsoft JhengHei" w:eastAsia="Microsoft JhengHei" w:hAnsi="Microsoft JhengHei" w:cs="Microsoft JhengHei" w:hint="eastAsia"/>
               <w:szCs w:val="24"/>
             </w:rPr>
             <w:instrText xml:space="preserve"> HYPERLINK \l _Toc5379 </w:instrText>
           </w:r>
           <w:r>
             <w:rPr>
-              <w:rFonts w:hint="eastAsia" w:ascii="Microsoft JhengHei" w:hAnsi="Microsoft JhengHei" w:eastAsia="Microsoft JhengHei" w:cs="Microsoft JhengHei"/>
+              <w:rFonts w:ascii="Microsoft JhengHei" w:eastAsia="Microsoft JhengHei" w:hAnsi="Microsoft JhengHei" w:cs="Microsoft JhengHei" w:hint="eastAsia"/>
               <w:szCs w:val="24"/>
             </w:rPr>
             <w:fldChar w:fldCharType="separate"/>
@@ -1372,7 +1327,7 @@
           </w:r>
           <w:r>
             <w:rPr>
-              <w:rFonts w:hint="eastAsia" w:ascii="Microsoft JhengHei" w:hAnsi="Microsoft JhengHei" w:eastAsia="Microsoft JhengHei" w:cs="Microsoft JhengHei"/>
+              <w:rFonts w:ascii="Microsoft JhengHei" w:eastAsia="Microsoft JhengHei" w:hAnsi="Microsoft JhengHei" w:cs="Microsoft JhengHei" w:hint="eastAsia"/>
               <w:szCs w:val="24"/>
             </w:rPr>
             <w:fldChar w:fldCharType="end"/>
@@ -1380,34 +1335,34 @@
         </w:p>
         <w:p>
           <w:pPr>
-            <w:pStyle w:val="16"/>
+            <w:pStyle w:val="TOC1"/>
             <w:tabs>
               <w:tab w:val="right" w:leader="dot" w:pos="8306"/>
             </w:tabs>
           </w:pPr>
           <w:r>
             <w:rPr>
-              <w:rFonts w:hint="eastAsia" w:ascii="Microsoft JhengHei" w:hAnsi="Microsoft JhengHei" w:eastAsia="Microsoft JhengHei" w:cs="Microsoft JhengHei"/>
+              <w:rFonts w:ascii="Microsoft JhengHei" w:eastAsia="Microsoft JhengHei" w:hAnsi="Microsoft JhengHei" w:cs="Microsoft JhengHei" w:hint="eastAsia"/>
               <w:szCs w:val="24"/>
             </w:rPr>
             <w:fldChar w:fldCharType="begin"/>
           </w:r>
           <w:r>
             <w:rPr>
-              <w:rFonts w:hint="eastAsia" w:ascii="Microsoft JhengHei" w:hAnsi="Microsoft JhengHei" w:eastAsia="Microsoft JhengHei" w:cs="Microsoft JhengHei"/>
+              <w:rFonts w:ascii="Microsoft JhengHei" w:eastAsia="Microsoft JhengHei" w:hAnsi="Microsoft JhengHei" w:cs="Microsoft JhengHei" w:hint="eastAsia"/>
               <w:szCs w:val="24"/>
             </w:rPr>
             <w:instrText xml:space="preserve"> HYPERLINK \l _Toc14896 </w:instrText>
           </w:r>
           <w:r>
             <w:rPr>
-              <w:rFonts w:hint="eastAsia" w:ascii="Microsoft JhengHei" w:hAnsi="Microsoft JhengHei" w:eastAsia="Microsoft JhengHei" w:cs="Microsoft JhengHei"/>
+              <w:rFonts w:ascii="Microsoft JhengHei" w:eastAsia="Microsoft JhengHei" w:hAnsi="Microsoft JhengHei" w:cs="Microsoft JhengHei" w:hint="eastAsia"/>
               <w:szCs w:val="24"/>
             </w:rPr>
             <w:fldChar w:fldCharType="separate"/>
           </w:r>
           <w:r>
-            <w:t>甘肃国邦信息科技有限公司</w:t>
+            <w:t>中达丰集团有限公司</w:t>
           </w:r>
           <w:r>
             <w:tab/>
@@ -1429,7 +1384,7 @@
           </w:r>
           <w:r>
             <w:rPr>
-              <w:rFonts w:hint="eastAsia" w:ascii="Microsoft JhengHei" w:hAnsi="Microsoft JhengHei" w:eastAsia="Microsoft JhengHei" w:cs="Microsoft JhengHei"/>
+              <w:rFonts w:ascii="Microsoft JhengHei" w:eastAsia="Microsoft JhengHei" w:hAnsi="Microsoft JhengHei" w:cs="Microsoft JhengHei" w:hint="eastAsia"/>
               <w:szCs w:val="24"/>
             </w:rPr>
             <w:fldChar w:fldCharType="end"/>
@@ -1437,35 +1392,35 @@
         </w:p>
         <w:p>
           <w:pPr>
-            <w:pStyle w:val="16"/>
+            <w:pStyle w:val="TOC1"/>
             <w:tabs>
               <w:tab w:val="right" w:leader="dot" w:pos="8306"/>
             </w:tabs>
           </w:pPr>
           <w:r>
             <w:rPr>
-              <w:rFonts w:hint="eastAsia" w:ascii="Microsoft JhengHei" w:hAnsi="Microsoft JhengHei" w:eastAsia="Microsoft JhengHei" w:cs="Microsoft JhengHei"/>
+              <w:rFonts w:ascii="Microsoft JhengHei" w:eastAsia="Microsoft JhengHei" w:hAnsi="Microsoft JhengHei" w:cs="Microsoft JhengHei" w:hint="eastAsia"/>
               <w:szCs w:val="24"/>
             </w:rPr>
             <w:fldChar w:fldCharType="begin"/>
           </w:r>
           <w:r>
             <w:rPr>
-              <w:rFonts w:hint="eastAsia" w:ascii="Microsoft JhengHei" w:hAnsi="Microsoft JhengHei" w:eastAsia="Microsoft JhengHei" w:cs="Microsoft JhengHei"/>
+              <w:rFonts w:ascii="Microsoft JhengHei" w:eastAsia="Microsoft JhengHei" w:hAnsi="Microsoft JhengHei" w:cs="Microsoft JhengHei" w:hint="eastAsia"/>
               <w:szCs w:val="24"/>
             </w:rPr>
             <w:instrText xml:space="preserve"> HYPERLINK \l _Toc29753 </w:instrText>
           </w:r>
           <w:r>
             <w:rPr>
-              <w:rFonts w:hint="eastAsia" w:ascii="Microsoft JhengHei" w:hAnsi="Microsoft JhengHei" w:eastAsia="Microsoft JhengHei" w:cs="Microsoft JhengHei"/>
+              <w:rFonts w:ascii="Microsoft JhengHei" w:eastAsia="Microsoft JhengHei" w:hAnsi="Microsoft JhengHei" w:cs="Microsoft JhengHei" w:hint="eastAsia"/>
               <w:szCs w:val="24"/>
             </w:rPr>
             <w:fldChar w:fldCharType="separate"/>
           </w:r>
           <w:r>
             <w:rPr>
-              <w:rFonts w:ascii="宋体" w:hAnsi="宋体" w:eastAsia="宋体" w:cs="宋体"/>
+              <w:rFonts w:ascii="宋体" w:eastAsia="宋体" w:hAnsi="宋体" w:cs="宋体"/>
               <w:spacing w:val="-2"/>
               <w:szCs w:val="21"/>
             </w:rPr>
@@ -1491,7 +1446,7 @@
           </w:r>
           <w:r>
             <w:rPr>
-              <w:rFonts w:hint="eastAsia" w:ascii="Microsoft JhengHei" w:hAnsi="Microsoft JhengHei" w:eastAsia="Microsoft JhengHei" w:cs="Microsoft JhengHei"/>
+              <w:rFonts w:ascii="Microsoft JhengHei" w:eastAsia="Microsoft JhengHei" w:hAnsi="Microsoft JhengHei" w:cs="Microsoft JhengHei" w:hint="eastAsia"/>
               <w:szCs w:val="24"/>
             </w:rPr>
             <w:fldChar w:fldCharType="end"/>
@@ -1499,28 +1454,28 @@
         </w:p>
         <w:p>
           <w:pPr>
-            <w:pStyle w:val="16"/>
+            <w:pStyle w:val="TOC1"/>
             <w:tabs>
               <w:tab w:val="right" w:leader="dot" w:pos="8306"/>
             </w:tabs>
           </w:pPr>
           <w:r>
             <w:rPr>
-              <w:rFonts w:hint="eastAsia" w:ascii="Microsoft JhengHei" w:hAnsi="Microsoft JhengHei" w:eastAsia="Microsoft JhengHei" w:cs="Microsoft JhengHei"/>
+              <w:rFonts w:ascii="Microsoft JhengHei" w:eastAsia="Microsoft JhengHei" w:hAnsi="Microsoft JhengHei" w:cs="Microsoft JhengHei" w:hint="eastAsia"/>
               <w:szCs w:val="24"/>
             </w:rPr>
             <w:fldChar w:fldCharType="begin"/>
           </w:r>
           <w:r>
             <w:rPr>
-              <w:rFonts w:hint="eastAsia" w:ascii="Microsoft JhengHei" w:hAnsi="Microsoft JhengHei" w:eastAsia="Microsoft JhengHei" w:cs="Microsoft JhengHei"/>
+              <w:rFonts w:ascii="Microsoft JhengHei" w:eastAsia="Microsoft JhengHei" w:hAnsi="Microsoft JhengHei" w:cs="Microsoft JhengHei" w:hint="eastAsia"/>
               <w:szCs w:val="24"/>
             </w:rPr>
             <w:instrText xml:space="preserve"> HYPERLINK \l _Toc13789 </w:instrText>
           </w:r>
           <w:r>
             <w:rPr>
-              <w:rFonts w:hint="eastAsia" w:ascii="Microsoft JhengHei" w:hAnsi="Microsoft JhengHei" w:eastAsia="Microsoft JhengHei" w:cs="Microsoft JhengHei"/>
+              <w:rFonts w:ascii="Microsoft JhengHei" w:eastAsia="Microsoft JhengHei" w:hAnsi="Microsoft JhengHei" w:cs="Microsoft JhengHei" w:hint="eastAsia"/>
               <w:szCs w:val="24"/>
             </w:rPr>
             <w:fldChar w:fldCharType="separate"/>
@@ -1551,7 +1506,7 @@
           </w:r>
           <w:r>
             <w:rPr>
-              <w:rFonts w:hint="eastAsia" w:ascii="Microsoft JhengHei" w:hAnsi="Microsoft JhengHei" w:eastAsia="Microsoft JhengHei" w:cs="Microsoft JhengHei"/>
+              <w:rFonts w:ascii="Microsoft JhengHei" w:eastAsia="Microsoft JhengHei" w:hAnsi="Microsoft JhengHei" w:cs="Microsoft JhengHei" w:hint="eastAsia"/>
               <w:szCs w:val="24"/>
             </w:rPr>
             <w:fldChar w:fldCharType="end"/>
@@ -1559,28 +1514,28 @@
         </w:p>
         <w:p>
           <w:pPr>
-            <w:pStyle w:val="16"/>
+            <w:pStyle w:val="TOC1"/>
             <w:tabs>
               <w:tab w:val="right" w:leader="dot" w:pos="8306"/>
             </w:tabs>
           </w:pPr>
           <w:r>
             <w:rPr>
-              <w:rFonts w:hint="eastAsia" w:ascii="Microsoft JhengHei" w:hAnsi="Microsoft JhengHei" w:eastAsia="Microsoft JhengHei" w:cs="Microsoft JhengHei"/>
+              <w:rFonts w:ascii="Microsoft JhengHei" w:eastAsia="Microsoft JhengHei" w:hAnsi="Microsoft JhengHei" w:cs="Microsoft JhengHei" w:hint="eastAsia"/>
               <w:szCs w:val="24"/>
             </w:rPr>
             <w:fldChar w:fldCharType="begin"/>
           </w:r>
           <w:r>
             <w:rPr>
-              <w:rFonts w:hint="eastAsia" w:ascii="Microsoft JhengHei" w:hAnsi="Microsoft JhengHei" w:eastAsia="Microsoft JhengHei" w:cs="Microsoft JhengHei"/>
+              <w:rFonts w:ascii="Microsoft JhengHei" w:eastAsia="Microsoft JhengHei" w:hAnsi="Microsoft JhengHei" w:cs="Microsoft JhengHei" w:hint="eastAsia"/>
               <w:szCs w:val="24"/>
             </w:rPr>
             <w:instrText xml:space="preserve"> HYPERLINK \l _Toc7270 </w:instrText>
           </w:r>
           <w:r>
             <w:rPr>
-              <w:rFonts w:hint="eastAsia" w:ascii="Microsoft JhengHei" w:hAnsi="Microsoft JhengHei" w:eastAsia="Microsoft JhengHei" w:cs="Microsoft JhengHei"/>
+              <w:rFonts w:ascii="Microsoft JhengHei" w:eastAsia="Microsoft JhengHei" w:hAnsi="Microsoft JhengHei" w:cs="Microsoft JhengHei" w:hint="eastAsia"/>
               <w:szCs w:val="24"/>
             </w:rPr>
             <w:fldChar w:fldCharType="separate"/>
@@ -1611,7 +1566,7 @@
           </w:r>
           <w:r>
             <w:rPr>
-              <w:rFonts w:hint="eastAsia" w:ascii="Microsoft JhengHei" w:hAnsi="Microsoft JhengHei" w:eastAsia="Microsoft JhengHei" w:cs="Microsoft JhengHei"/>
+              <w:rFonts w:ascii="Microsoft JhengHei" w:eastAsia="Microsoft JhengHei" w:hAnsi="Microsoft JhengHei" w:cs="Microsoft JhengHei" w:hint="eastAsia"/>
               <w:szCs w:val="24"/>
             </w:rPr>
             <w:fldChar w:fldCharType="end"/>
@@ -1619,28 +1574,28 @@
         </w:p>
         <w:p>
           <w:pPr>
-            <w:pStyle w:val="16"/>
+            <w:pStyle w:val="TOC1"/>
             <w:tabs>
               <w:tab w:val="right" w:leader="dot" w:pos="8306"/>
             </w:tabs>
           </w:pPr>
           <w:r>
             <w:rPr>
-              <w:rFonts w:hint="eastAsia" w:ascii="Microsoft JhengHei" w:hAnsi="Microsoft JhengHei" w:eastAsia="Microsoft JhengHei" w:cs="Microsoft JhengHei"/>
+              <w:rFonts w:ascii="Microsoft JhengHei" w:eastAsia="Microsoft JhengHei" w:hAnsi="Microsoft JhengHei" w:cs="Microsoft JhengHei" w:hint="eastAsia"/>
               <w:szCs w:val="24"/>
             </w:rPr>
             <w:fldChar w:fldCharType="begin"/>
           </w:r>
           <w:r>
             <w:rPr>
-              <w:rFonts w:hint="eastAsia" w:ascii="Microsoft JhengHei" w:hAnsi="Microsoft JhengHei" w:eastAsia="Microsoft JhengHei" w:cs="Microsoft JhengHei"/>
+              <w:rFonts w:ascii="Microsoft JhengHei" w:eastAsia="Microsoft JhengHei" w:hAnsi="Microsoft JhengHei" w:cs="Microsoft JhengHei" w:hint="eastAsia"/>
               <w:szCs w:val="24"/>
             </w:rPr>
             <w:instrText xml:space="preserve"> HYPERLINK \l _Toc13921 </w:instrText>
           </w:r>
           <w:r>
             <w:rPr>
-              <w:rFonts w:hint="eastAsia" w:ascii="Microsoft JhengHei" w:hAnsi="Microsoft JhengHei" w:eastAsia="Microsoft JhengHei" w:cs="Microsoft JhengHei"/>
+              <w:rFonts w:ascii="Microsoft JhengHei" w:eastAsia="Microsoft JhengHei" w:hAnsi="Microsoft JhengHei" w:cs="Microsoft JhengHei" w:hint="eastAsia"/>
               <w:szCs w:val="24"/>
             </w:rPr>
             <w:fldChar w:fldCharType="separate"/>
@@ -1671,7 +1626,7 @@
           </w:r>
           <w:r>
             <w:rPr>
-              <w:rFonts w:hint="eastAsia" w:ascii="Microsoft JhengHei" w:hAnsi="Microsoft JhengHei" w:eastAsia="Microsoft JhengHei" w:cs="Microsoft JhengHei"/>
+              <w:rFonts w:ascii="Microsoft JhengHei" w:eastAsia="Microsoft JhengHei" w:hAnsi="Microsoft JhengHei" w:cs="Microsoft JhengHei" w:hint="eastAsia"/>
               <w:szCs w:val="24"/>
             </w:rPr>
             <w:fldChar w:fldCharType="end"/>
@@ -1679,28 +1634,28 @@
         </w:p>
         <w:p>
           <w:pPr>
-            <w:pStyle w:val="16"/>
+            <w:pStyle w:val="TOC1"/>
             <w:tabs>
               <w:tab w:val="right" w:leader="dot" w:pos="8306"/>
             </w:tabs>
           </w:pPr>
           <w:r>
             <w:rPr>
-              <w:rFonts w:hint="eastAsia" w:ascii="Microsoft JhengHei" w:hAnsi="Microsoft JhengHei" w:eastAsia="Microsoft JhengHei" w:cs="Microsoft JhengHei"/>
+              <w:rFonts w:ascii="Microsoft JhengHei" w:eastAsia="Microsoft JhengHei" w:hAnsi="Microsoft JhengHei" w:cs="Microsoft JhengHei" w:hint="eastAsia"/>
               <w:szCs w:val="24"/>
             </w:rPr>
             <w:fldChar w:fldCharType="begin"/>
           </w:r>
           <w:r>
             <w:rPr>
-              <w:rFonts w:hint="eastAsia" w:ascii="Microsoft JhengHei" w:hAnsi="Microsoft JhengHei" w:eastAsia="Microsoft JhengHei" w:cs="Microsoft JhengHei"/>
+              <w:rFonts w:ascii="Microsoft JhengHei" w:eastAsia="Microsoft JhengHei" w:hAnsi="Microsoft JhengHei" w:cs="Microsoft JhengHei" w:hint="eastAsia"/>
               <w:szCs w:val="24"/>
             </w:rPr>
             <w:instrText xml:space="preserve"> HYPERLINK \l _Toc20444 </w:instrText>
           </w:r>
           <w:r>
             <w:rPr>
-              <w:rFonts w:hint="eastAsia" w:ascii="Microsoft JhengHei" w:hAnsi="Microsoft JhengHei" w:eastAsia="Microsoft JhengHei" w:cs="Microsoft JhengHei"/>
+              <w:rFonts w:ascii="Microsoft JhengHei" w:eastAsia="Microsoft JhengHei" w:hAnsi="Microsoft JhengHei" w:cs="Microsoft JhengHei" w:hint="eastAsia"/>
               <w:szCs w:val="24"/>
             </w:rPr>
             <w:fldChar w:fldCharType="separate"/>
@@ -1731,7 +1686,7 @@
           </w:r>
           <w:r>
             <w:rPr>
-              <w:rFonts w:hint="eastAsia" w:ascii="Microsoft JhengHei" w:hAnsi="Microsoft JhengHei" w:eastAsia="Microsoft JhengHei" w:cs="Microsoft JhengHei"/>
+              <w:rFonts w:ascii="Microsoft JhengHei" w:eastAsia="Microsoft JhengHei" w:hAnsi="Microsoft JhengHei" w:cs="Microsoft JhengHei" w:hint="eastAsia"/>
               <w:szCs w:val="24"/>
             </w:rPr>
             <w:fldChar w:fldCharType="end"/>
@@ -1739,28 +1694,28 @@
         </w:p>
         <w:p>
           <w:pPr>
-            <w:pStyle w:val="17"/>
+            <w:pStyle w:val="TOC2"/>
             <w:tabs>
               <w:tab w:val="right" w:leader="dot" w:pos="8306"/>
             </w:tabs>
           </w:pPr>
           <w:r>
             <w:rPr>
-              <w:rFonts w:hint="eastAsia" w:ascii="Microsoft JhengHei" w:hAnsi="Microsoft JhengHei" w:eastAsia="Microsoft JhengHei" w:cs="Microsoft JhengHei"/>
+              <w:rFonts w:ascii="Microsoft JhengHei" w:eastAsia="Microsoft JhengHei" w:hAnsi="Microsoft JhengHei" w:cs="Microsoft JhengHei" w:hint="eastAsia"/>
               <w:szCs w:val="24"/>
             </w:rPr>
             <w:fldChar w:fldCharType="begin"/>
           </w:r>
           <w:r>
             <w:rPr>
-              <w:rFonts w:hint="eastAsia" w:ascii="Microsoft JhengHei" w:hAnsi="Microsoft JhengHei" w:eastAsia="Microsoft JhengHei" w:cs="Microsoft JhengHei"/>
+              <w:rFonts w:ascii="Microsoft JhengHei" w:eastAsia="Microsoft JhengHei" w:hAnsi="Microsoft JhengHei" w:cs="Microsoft JhengHei" w:hint="eastAsia"/>
               <w:szCs w:val="24"/>
             </w:rPr>
             <w:instrText xml:space="preserve"> HYPERLINK \l _Toc7316 </w:instrText>
           </w:r>
           <w:r>
             <w:rPr>
-              <w:rFonts w:hint="eastAsia" w:ascii="Microsoft JhengHei" w:hAnsi="Microsoft JhengHei" w:eastAsia="Microsoft JhengHei" w:cs="Microsoft JhengHei"/>
+              <w:rFonts w:ascii="Microsoft JhengHei" w:eastAsia="Microsoft JhengHei" w:hAnsi="Microsoft JhengHei" w:cs="Microsoft JhengHei" w:hint="eastAsia"/>
               <w:szCs w:val="24"/>
             </w:rPr>
             <w:fldChar w:fldCharType="separate"/>
@@ -1800,7 +1755,7 @@
           </w:r>
           <w:r>
             <w:rPr>
-              <w:rFonts w:hint="eastAsia" w:ascii="Microsoft JhengHei" w:hAnsi="Microsoft JhengHei" w:eastAsia="Microsoft JhengHei" w:cs="Microsoft JhengHei"/>
+              <w:rFonts w:ascii="Microsoft JhengHei" w:eastAsia="Microsoft JhengHei" w:hAnsi="Microsoft JhengHei" w:cs="Microsoft JhengHei" w:hint="eastAsia"/>
               <w:szCs w:val="24"/>
             </w:rPr>
             <w:fldChar w:fldCharType="end"/>
@@ -1808,28 +1763,28 @@
         </w:p>
         <w:p>
           <w:pPr>
-            <w:pStyle w:val="17"/>
+            <w:pStyle w:val="TOC2"/>
             <w:tabs>
               <w:tab w:val="right" w:leader="dot" w:pos="8306"/>
             </w:tabs>
           </w:pPr>
           <w:r>
             <w:rPr>
-              <w:rFonts w:hint="eastAsia" w:ascii="Microsoft JhengHei" w:hAnsi="Microsoft JhengHei" w:eastAsia="Microsoft JhengHei" w:cs="Microsoft JhengHei"/>
+              <w:rFonts w:ascii="Microsoft JhengHei" w:eastAsia="Microsoft JhengHei" w:hAnsi="Microsoft JhengHei" w:cs="Microsoft JhengHei" w:hint="eastAsia"/>
               <w:szCs w:val="24"/>
             </w:rPr>
             <w:fldChar w:fldCharType="begin"/>
           </w:r>
           <w:r>
             <w:rPr>
-              <w:rFonts w:hint="eastAsia" w:ascii="Microsoft JhengHei" w:hAnsi="Microsoft JhengHei" w:eastAsia="Microsoft JhengHei" w:cs="Microsoft JhengHei"/>
+              <w:rFonts w:ascii="Microsoft JhengHei" w:eastAsia="Microsoft JhengHei" w:hAnsi="Microsoft JhengHei" w:cs="Microsoft JhengHei" w:hint="eastAsia"/>
               <w:szCs w:val="24"/>
             </w:rPr>
             <w:instrText xml:space="preserve"> HYPERLINK \l _Toc15523 </w:instrText>
           </w:r>
           <w:r>
             <w:rPr>
-              <w:rFonts w:hint="eastAsia" w:ascii="Microsoft JhengHei" w:hAnsi="Microsoft JhengHei" w:eastAsia="Microsoft JhengHei" w:cs="Microsoft JhengHei"/>
+              <w:rFonts w:ascii="Microsoft JhengHei" w:eastAsia="Microsoft JhengHei" w:hAnsi="Microsoft JhengHei" w:cs="Microsoft JhengHei" w:hint="eastAsia"/>
               <w:szCs w:val="24"/>
             </w:rPr>
             <w:fldChar w:fldCharType="separate"/>
@@ -1861,7 +1816,7 @@
           </w:r>
           <w:r>
             <w:rPr>
-              <w:rFonts w:hint="eastAsia" w:ascii="Microsoft JhengHei" w:hAnsi="Microsoft JhengHei" w:eastAsia="Microsoft JhengHei" w:cs="Microsoft JhengHei"/>
+              <w:rFonts w:ascii="Microsoft JhengHei" w:eastAsia="Microsoft JhengHei" w:hAnsi="Microsoft JhengHei" w:cs="Microsoft JhengHei" w:hint="eastAsia"/>
               <w:szCs w:val="24"/>
             </w:rPr>
             <w:fldChar w:fldCharType="end"/>
@@ -1869,35 +1824,35 @@
         </w:p>
         <w:p>
           <w:pPr>
-            <w:pStyle w:val="17"/>
+            <w:pStyle w:val="TOC2"/>
             <w:tabs>
               <w:tab w:val="right" w:leader="dot" w:pos="8306"/>
             </w:tabs>
           </w:pPr>
           <w:r>
             <w:rPr>
-              <w:rFonts w:hint="eastAsia" w:ascii="Microsoft JhengHei" w:hAnsi="Microsoft JhengHei" w:eastAsia="Microsoft JhengHei" w:cs="Microsoft JhengHei"/>
+              <w:rFonts w:ascii="Microsoft JhengHei" w:eastAsia="Microsoft JhengHei" w:hAnsi="Microsoft JhengHei" w:cs="Microsoft JhengHei" w:hint="eastAsia"/>
               <w:szCs w:val="24"/>
             </w:rPr>
             <w:fldChar w:fldCharType="begin"/>
           </w:r>
           <w:r>
             <w:rPr>
-              <w:rFonts w:hint="eastAsia" w:ascii="Microsoft JhengHei" w:hAnsi="Microsoft JhengHei" w:eastAsia="Microsoft JhengHei" w:cs="Microsoft JhengHei"/>
+              <w:rFonts w:ascii="Microsoft JhengHei" w:eastAsia="Microsoft JhengHei" w:hAnsi="Microsoft JhengHei" w:cs="Microsoft JhengHei" w:hint="eastAsia"/>
               <w:szCs w:val="24"/>
             </w:rPr>
             <w:instrText xml:space="preserve"> HYPERLINK \l _Toc5316 </w:instrText>
           </w:r>
           <w:r>
             <w:rPr>
-              <w:rFonts w:hint="eastAsia" w:ascii="Microsoft JhengHei" w:hAnsi="Microsoft JhengHei" w:eastAsia="Microsoft JhengHei" w:cs="Microsoft JhengHei"/>
+              <w:rFonts w:ascii="Microsoft JhengHei" w:eastAsia="Microsoft JhengHei" w:hAnsi="Microsoft JhengHei" w:cs="Microsoft JhengHei" w:hint="eastAsia"/>
               <w:szCs w:val="24"/>
             </w:rPr>
             <w:fldChar w:fldCharType="separate"/>
           </w:r>
           <w:r>
             <w:rPr>
-              <w:rFonts w:hint="default" w:eastAsia="宋体"/>
+              <w:rFonts w:eastAsia="宋体" w:hint="default"/>
               <w:szCs w:val="24"/>
               <w:lang w:val="en-US" w:eastAsia="zh-CN"/>
             </w:rPr>
@@ -1930,7 +1885,7 @@
           </w:r>
           <w:r>
             <w:rPr>
-              <w:rFonts w:hint="eastAsia" w:ascii="Microsoft JhengHei" w:hAnsi="Microsoft JhengHei" w:eastAsia="Microsoft JhengHei" w:cs="Microsoft JhengHei"/>
+              <w:rFonts w:ascii="Microsoft JhengHei" w:eastAsia="Microsoft JhengHei" w:hAnsi="Microsoft JhengHei" w:cs="Microsoft JhengHei" w:hint="eastAsia"/>
               <w:szCs w:val="24"/>
             </w:rPr>
             <w:fldChar w:fldCharType="end"/>
@@ -1938,28 +1893,28 @@
         </w:p>
         <w:p>
           <w:pPr>
-            <w:pStyle w:val="16"/>
+            <w:pStyle w:val="TOC1"/>
             <w:tabs>
               <w:tab w:val="right" w:leader="dot" w:pos="8306"/>
             </w:tabs>
           </w:pPr>
           <w:r>
             <w:rPr>
-              <w:rFonts w:hint="eastAsia" w:ascii="Microsoft JhengHei" w:hAnsi="Microsoft JhengHei" w:eastAsia="Microsoft JhengHei" w:cs="Microsoft JhengHei"/>
+              <w:rFonts w:ascii="Microsoft JhengHei" w:eastAsia="Microsoft JhengHei" w:hAnsi="Microsoft JhengHei" w:cs="Microsoft JhengHei" w:hint="eastAsia"/>
               <w:szCs w:val="24"/>
             </w:rPr>
             <w:fldChar w:fldCharType="begin"/>
           </w:r>
           <w:r>
             <w:rPr>
-              <w:rFonts w:hint="eastAsia" w:ascii="Microsoft JhengHei" w:hAnsi="Microsoft JhengHei" w:eastAsia="Microsoft JhengHei" w:cs="Microsoft JhengHei"/>
+              <w:rFonts w:ascii="Microsoft JhengHei" w:eastAsia="Microsoft JhengHei" w:hAnsi="Microsoft JhengHei" w:cs="Microsoft JhengHei" w:hint="eastAsia"/>
               <w:szCs w:val="24"/>
             </w:rPr>
             <w:instrText xml:space="preserve"> HYPERLINK \l _Toc17061 </w:instrText>
           </w:r>
           <w:r>
             <w:rPr>
-              <w:rFonts w:hint="eastAsia" w:ascii="Microsoft JhengHei" w:hAnsi="Microsoft JhengHei" w:eastAsia="Microsoft JhengHei" w:cs="Microsoft JhengHei"/>
+              <w:rFonts w:ascii="Microsoft JhengHei" w:eastAsia="Microsoft JhengHei" w:hAnsi="Microsoft JhengHei" w:cs="Microsoft JhengHei" w:hint="eastAsia"/>
               <w:szCs w:val="24"/>
             </w:rPr>
             <w:fldChar w:fldCharType="separate"/>
@@ -1990,7 +1945,7 @@
           </w:r>
           <w:r>
             <w:rPr>
-              <w:rFonts w:hint="eastAsia" w:ascii="Microsoft JhengHei" w:hAnsi="Microsoft JhengHei" w:eastAsia="Microsoft JhengHei" w:cs="Microsoft JhengHei"/>
+              <w:rFonts w:ascii="Microsoft JhengHei" w:eastAsia="Microsoft JhengHei" w:hAnsi="Microsoft JhengHei" w:cs="Microsoft JhengHei" w:hint="eastAsia"/>
               <w:szCs w:val="24"/>
             </w:rPr>
             <w:fldChar w:fldCharType="end"/>
@@ -1998,28 +1953,28 @@
         </w:p>
         <w:p>
           <w:pPr>
-            <w:pStyle w:val="17"/>
+            <w:pStyle w:val="TOC2"/>
             <w:tabs>
               <w:tab w:val="right" w:leader="dot" w:pos="8306"/>
             </w:tabs>
           </w:pPr>
           <w:r>
             <w:rPr>
-              <w:rFonts w:hint="eastAsia" w:ascii="Microsoft JhengHei" w:hAnsi="Microsoft JhengHei" w:eastAsia="Microsoft JhengHei" w:cs="Microsoft JhengHei"/>
+              <w:rFonts w:ascii="Microsoft JhengHei" w:eastAsia="Microsoft JhengHei" w:hAnsi="Microsoft JhengHei" w:cs="Microsoft JhengHei" w:hint="eastAsia"/>
               <w:szCs w:val="24"/>
             </w:rPr>
             <w:fldChar w:fldCharType="begin"/>
           </w:r>
           <w:r>
             <w:rPr>
-              <w:rFonts w:hint="eastAsia" w:ascii="Microsoft JhengHei" w:hAnsi="Microsoft JhengHei" w:eastAsia="Microsoft JhengHei" w:cs="Microsoft JhengHei"/>
+              <w:rFonts w:ascii="Microsoft JhengHei" w:eastAsia="Microsoft JhengHei" w:hAnsi="Microsoft JhengHei" w:cs="Microsoft JhengHei" w:hint="eastAsia"/>
               <w:szCs w:val="24"/>
             </w:rPr>
             <w:instrText xml:space="preserve"> HYPERLINK \l _Toc14498 </w:instrText>
           </w:r>
           <w:r>
             <w:rPr>
-              <w:rFonts w:hint="eastAsia" w:ascii="Microsoft JhengHei" w:hAnsi="Microsoft JhengHei" w:eastAsia="Microsoft JhengHei" w:cs="Microsoft JhengHei"/>
+              <w:rFonts w:ascii="Microsoft JhengHei" w:eastAsia="Microsoft JhengHei" w:hAnsi="Microsoft JhengHei" w:cs="Microsoft JhengHei" w:hint="eastAsia"/>
               <w:szCs w:val="24"/>
             </w:rPr>
             <w:fldChar w:fldCharType="separate"/>
@@ -2051,7 +2006,7 @@
           </w:r>
           <w:r>
             <w:rPr>
-              <w:rFonts w:hint="eastAsia" w:ascii="Microsoft JhengHei" w:hAnsi="Microsoft JhengHei" w:eastAsia="Microsoft JhengHei" w:cs="Microsoft JhengHei"/>
+              <w:rFonts w:ascii="Microsoft JhengHei" w:eastAsia="Microsoft JhengHei" w:hAnsi="Microsoft JhengHei" w:cs="Microsoft JhengHei" w:hint="eastAsia"/>
               <w:szCs w:val="24"/>
             </w:rPr>
             <w:fldChar w:fldCharType="end"/>
@@ -2059,28 +2014,28 @@
         </w:p>
         <w:p>
           <w:pPr>
-            <w:pStyle w:val="17"/>
+            <w:pStyle w:val="TOC2"/>
             <w:tabs>
               <w:tab w:val="right" w:leader="dot" w:pos="8306"/>
             </w:tabs>
           </w:pPr>
           <w:r>
             <w:rPr>
-              <w:rFonts w:hint="eastAsia" w:ascii="Microsoft JhengHei" w:hAnsi="Microsoft JhengHei" w:eastAsia="Microsoft JhengHei" w:cs="Microsoft JhengHei"/>
+              <w:rFonts w:ascii="Microsoft JhengHei" w:eastAsia="Microsoft JhengHei" w:hAnsi="Microsoft JhengHei" w:cs="Microsoft JhengHei" w:hint="eastAsia"/>
               <w:szCs w:val="24"/>
             </w:rPr>
             <w:fldChar w:fldCharType="begin"/>
           </w:r>
           <w:r>
             <w:rPr>
-              <w:rFonts w:hint="eastAsia" w:ascii="Microsoft JhengHei" w:hAnsi="Microsoft JhengHei" w:eastAsia="Microsoft JhengHei" w:cs="Microsoft JhengHei"/>
+              <w:rFonts w:ascii="Microsoft JhengHei" w:eastAsia="Microsoft JhengHei" w:hAnsi="Microsoft JhengHei" w:cs="Microsoft JhengHei" w:hint="eastAsia"/>
               <w:szCs w:val="24"/>
             </w:rPr>
             <w:instrText xml:space="preserve"> HYPERLINK \l _Toc12417 </w:instrText>
           </w:r>
           <w:r>
             <w:rPr>
-              <w:rFonts w:hint="eastAsia" w:ascii="Microsoft JhengHei" w:hAnsi="Microsoft JhengHei" w:eastAsia="Microsoft JhengHei" w:cs="Microsoft JhengHei"/>
+              <w:rFonts w:ascii="Microsoft JhengHei" w:eastAsia="Microsoft JhengHei" w:hAnsi="Microsoft JhengHei" w:cs="Microsoft JhengHei" w:hint="eastAsia"/>
               <w:szCs w:val="24"/>
             </w:rPr>
             <w:fldChar w:fldCharType="separate"/>
@@ -2112,7 +2067,7 @@
           </w:r>
           <w:r>
             <w:rPr>
-              <w:rFonts w:hint="eastAsia" w:ascii="Microsoft JhengHei" w:hAnsi="Microsoft JhengHei" w:eastAsia="Microsoft JhengHei" w:cs="Microsoft JhengHei"/>
+              <w:rFonts w:ascii="Microsoft JhengHei" w:eastAsia="Microsoft JhengHei" w:hAnsi="Microsoft JhengHei" w:cs="Microsoft JhengHei" w:hint="eastAsia"/>
               <w:szCs w:val="24"/>
             </w:rPr>
             <w:fldChar w:fldCharType="end"/>
@@ -2120,28 +2075,28 @@
         </w:p>
         <w:p>
           <w:pPr>
-            <w:pStyle w:val="17"/>
+            <w:pStyle w:val="TOC2"/>
             <w:tabs>
               <w:tab w:val="right" w:leader="dot" w:pos="8306"/>
             </w:tabs>
           </w:pPr>
           <w:r>
             <w:rPr>
-              <w:rFonts w:hint="eastAsia" w:ascii="Microsoft JhengHei" w:hAnsi="Microsoft JhengHei" w:eastAsia="Microsoft JhengHei" w:cs="Microsoft JhengHei"/>
+              <w:rFonts w:ascii="Microsoft JhengHei" w:eastAsia="Microsoft JhengHei" w:hAnsi="Microsoft JhengHei" w:cs="Microsoft JhengHei" w:hint="eastAsia"/>
               <w:szCs w:val="24"/>
             </w:rPr>
             <w:fldChar w:fldCharType="begin"/>
           </w:r>
           <w:r>
             <w:rPr>
-              <w:rFonts w:hint="eastAsia" w:ascii="Microsoft JhengHei" w:hAnsi="Microsoft JhengHei" w:eastAsia="Microsoft JhengHei" w:cs="Microsoft JhengHei"/>
+              <w:rFonts w:ascii="Microsoft JhengHei" w:eastAsia="Microsoft JhengHei" w:hAnsi="Microsoft JhengHei" w:cs="Microsoft JhengHei" w:hint="eastAsia"/>
               <w:szCs w:val="24"/>
             </w:rPr>
             <w:instrText xml:space="preserve"> HYPERLINK \l _Toc29013 </w:instrText>
           </w:r>
           <w:r>
             <w:rPr>
-              <w:rFonts w:hint="eastAsia" w:ascii="Microsoft JhengHei" w:hAnsi="Microsoft JhengHei" w:eastAsia="Microsoft JhengHei" w:cs="Microsoft JhengHei"/>
+              <w:rFonts w:ascii="Microsoft JhengHei" w:eastAsia="Microsoft JhengHei" w:hAnsi="Microsoft JhengHei" w:cs="Microsoft JhengHei" w:hint="eastAsia"/>
               <w:szCs w:val="24"/>
             </w:rPr>
             <w:fldChar w:fldCharType="separate"/>
@@ -2173,7 +2128,7 @@
           </w:r>
           <w:r>
             <w:rPr>
-              <w:rFonts w:hint="eastAsia" w:ascii="Microsoft JhengHei" w:hAnsi="Microsoft JhengHei" w:eastAsia="Microsoft JhengHei" w:cs="Microsoft JhengHei"/>
+              <w:rFonts w:ascii="Microsoft JhengHei" w:eastAsia="Microsoft JhengHei" w:hAnsi="Microsoft JhengHei" w:cs="Microsoft JhengHei" w:hint="eastAsia"/>
               <w:szCs w:val="24"/>
             </w:rPr>
             <w:fldChar w:fldCharType="end"/>
@@ -2181,28 +2136,28 @@
         </w:p>
         <w:p>
           <w:pPr>
-            <w:pStyle w:val="17"/>
+            <w:pStyle w:val="TOC2"/>
             <w:tabs>
               <w:tab w:val="right" w:leader="dot" w:pos="8306"/>
             </w:tabs>
           </w:pPr>
           <w:r>
             <w:rPr>
-              <w:rFonts w:hint="eastAsia" w:ascii="Microsoft JhengHei" w:hAnsi="Microsoft JhengHei" w:eastAsia="Microsoft JhengHei" w:cs="Microsoft JhengHei"/>
+              <w:rFonts w:ascii="Microsoft JhengHei" w:eastAsia="Microsoft JhengHei" w:hAnsi="Microsoft JhengHei" w:cs="Microsoft JhengHei" w:hint="eastAsia"/>
               <w:szCs w:val="24"/>
             </w:rPr>
             <w:fldChar w:fldCharType="begin"/>
           </w:r>
           <w:r>
             <w:rPr>
-              <w:rFonts w:hint="eastAsia" w:ascii="Microsoft JhengHei" w:hAnsi="Microsoft JhengHei" w:eastAsia="Microsoft JhengHei" w:cs="Microsoft JhengHei"/>
+              <w:rFonts w:ascii="Microsoft JhengHei" w:eastAsia="Microsoft JhengHei" w:hAnsi="Microsoft JhengHei" w:cs="Microsoft JhengHei" w:hint="eastAsia"/>
               <w:szCs w:val="24"/>
             </w:rPr>
             <w:instrText xml:space="preserve"> HYPERLINK \l _Toc21425 </w:instrText>
           </w:r>
           <w:r>
             <w:rPr>
-              <w:rFonts w:hint="eastAsia" w:ascii="Microsoft JhengHei" w:hAnsi="Microsoft JhengHei" w:eastAsia="Microsoft JhengHei" w:cs="Microsoft JhengHei"/>
+              <w:rFonts w:ascii="Microsoft JhengHei" w:eastAsia="Microsoft JhengHei" w:hAnsi="Microsoft JhengHei" w:cs="Microsoft JhengHei" w:hint="eastAsia"/>
               <w:szCs w:val="24"/>
             </w:rPr>
             <w:fldChar w:fldCharType="separate"/>
@@ -2241,7 +2196,7 @@
           </w:r>
           <w:r>
             <w:rPr>
-              <w:rFonts w:hint="eastAsia" w:ascii="Microsoft JhengHei" w:hAnsi="Microsoft JhengHei" w:eastAsia="Microsoft JhengHei" w:cs="Microsoft JhengHei"/>
+              <w:rFonts w:ascii="Microsoft JhengHei" w:eastAsia="Microsoft JhengHei" w:hAnsi="Microsoft JhengHei" w:cs="Microsoft JhengHei" w:hint="eastAsia"/>
               <w:szCs w:val="24"/>
             </w:rPr>
             <w:fldChar w:fldCharType="end"/>
@@ -2249,28 +2204,28 @@
         </w:p>
         <w:p>
           <w:pPr>
-            <w:pStyle w:val="17"/>
+            <w:pStyle w:val="TOC2"/>
             <w:tabs>
               <w:tab w:val="right" w:leader="dot" w:pos="8306"/>
             </w:tabs>
           </w:pPr>
           <w:r>
             <w:rPr>
-              <w:rFonts w:hint="eastAsia" w:ascii="Microsoft JhengHei" w:hAnsi="Microsoft JhengHei" w:eastAsia="Microsoft JhengHei" w:cs="Microsoft JhengHei"/>
+              <w:rFonts w:ascii="Microsoft JhengHei" w:eastAsia="Microsoft JhengHei" w:hAnsi="Microsoft JhengHei" w:cs="Microsoft JhengHei" w:hint="eastAsia"/>
               <w:szCs w:val="24"/>
             </w:rPr>
             <w:fldChar w:fldCharType="begin"/>
           </w:r>
           <w:r>
             <w:rPr>
-              <w:rFonts w:hint="eastAsia" w:ascii="Microsoft JhengHei" w:hAnsi="Microsoft JhengHei" w:eastAsia="Microsoft JhengHei" w:cs="Microsoft JhengHei"/>
+              <w:rFonts w:ascii="Microsoft JhengHei" w:eastAsia="Microsoft JhengHei" w:hAnsi="Microsoft JhengHei" w:cs="Microsoft JhengHei" w:hint="eastAsia"/>
               <w:szCs w:val="24"/>
             </w:rPr>
             <w:instrText xml:space="preserve"> HYPERLINK \l _Toc9086 </w:instrText>
           </w:r>
           <w:r>
             <w:rPr>
-              <w:rFonts w:hint="eastAsia" w:ascii="Microsoft JhengHei" w:hAnsi="Microsoft JhengHei" w:eastAsia="Microsoft JhengHei" w:cs="Microsoft JhengHei"/>
+              <w:rFonts w:ascii="Microsoft JhengHei" w:eastAsia="Microsoft JhengHei" w:hAnsi="Microsoft JhengHei" w:cs="Microsoft JhengHei" w:hint="eastAsia"/>
               <w:szCs w:val="24"/>
             </w:rPr>
             <w:fldChar w:fldCharType="separate"/>
@@ -2301,7 +2256,7 @@
           </w:r>
           <w:r>
             <w:rPr>
-              <w:rFonts w:hint="eastAsia" w:ascii="Microsoft JhengHei" w:hAnsi="Microsoft JhengHei" w:eastAsia="Microsoft JhengHei" w:cs="Microsoft JhengHei"/>
+              <w:rFonts w:ascii="Microsoft JhengHei" w:eastAsia="Microsoft JhengHei" w:hAnsi="Microsoft JhengHei" w:cs="Microsoft JhengHei" w:hint="eastAsia"/>
               <w:szCs w:val="24"/>
             </w:rPr>
             <w:fldChar w:fldCharType="end"/>
@@ -2309,28 +2264,28 @@
         </w:p>
         <w:p>
           <w:pPr>
-            <w:pStyle w:val="17"/>
+            <w:pStyle w:val="TOC2"/>
             <w:tabs>
               <w:tab w:val="right" w:leader="dot" w:pos="8306"/>
             </w:tabs>
           </w:pPr>
           <w:r>
             <w:rPr>
-              <w:rFonts w:hint="eastAsia" w:ascii="Microsoft JhengHei" w:hAnsi="Microsoft JhengHei" w:eastAsia="Microsoft JhengHei" w:cs="Microsoft JhengHei"/>
+              <w:rFonts w:ascii="Microsoft JhengHei" w:eastAsia="Microsoft JhengHei" w:hAnsi="Microsoft JhengHei" w:cs="Microsoft JhengHei" w:hint="eastAsia"/>
               <w:szCs w:val="24"/>
             </w:rPr>
             <w:fldChar w:fldCharType="begin"/>
           </w:r>
           <w:r>
             <w:rPr>
-              <w:rFonts w:hint="eastAsia" w:ascii="Microsoft JhengHei" w:hAnsi="Microsoft JhengHei" w:eastAsia="Microsoft JhengHei" w:cs="Microsoft JhengHei"/>
+              <w:rFonts w:ascii="Microsoft JhengHei" w:eastAsia="Microsoft JhengHei" w:hAnsi="Microsoft JhengHei" w:cs="Microsoft JhengHei" w:hint="eastAsia"/>
               <w:szCs w:val="24"/>
             </w:rPr>
             <w:instrText xml:space="preserve"> HYPERLINK \l _Toc24361 </w:instrText>
           </w:r>
           <w:r>
             <w:rPr>
-              <w:rFonts w:hint="eastAsia" w:ascii="Microsoft JhengHei" w:hAnsi="Microsoft JhengHei" w:eastAsia="Microsoft JhengHei" w:cs="Microsoft JhengHei"/>
+              <w:rFonts w:ascii="Microsoft JhengHei" w:eastAsia="Microsoft JhengHei" w:hAnsi="Microsoft JhengHei" w:cs="Microsoft JhengHei" w:hint="eastAsia"/>
               <w:szCs w:val="24"/>
             </w:rPr>
             <w:fldChar w:fldCharType="separate"/>
@@ -2361,7 +2316,7 @@
           </w:r>
           <w:r>
             <w:rPr>
-              <w:rFonts w:hint="eastAsia" w:ascii="Microsoft JhengHei" w:hAnsi="Microsoft JhengHei" w:eastAsia="Microsoft JhengHei" w:cs="Microsoft JhengHei"/>
+              <w:rFonts w:ascii="Microsoft JhengHei" w:eastAsia="Microsoft JhengHei" w:hAnsi="Microsoft JhengHei" w:cs="Microsoft JhengHei" w:hint="eastAsia"/>
               <w:szCs w:val="24"/>
             </w:rPr>
             <w:fldChar w:fldCharType="end"/>
@@ -2369,28 +2324,28 @@
         </w:p>
         <w:p>
           <w:pPr>
-            <w:pStyle w:val="17"/>
+            <w:pStyle w:val="TOC2"/>
             <w:tabs>
               <w:tab w:val="right" w:leader="dot" w:pos="8306"/>
             </w:tabs>
           </w:pPr>
           <w:r>
             <w:rPr>
-              <w:rFonts w:hint="eastAsia" w:ascii="Microsoft JhengHei" w:hAnsi="Microsoft JhengHei" w:eastAsia="Microsoft JhengHei" w:cs="Microsoft JhengHei"/>
+              <w:rFonts w:ascii="Microsoft JhengHei" w:eastAsia="Microsoft JhengHei" w:hAnsi="Microsoft JhengHei" w:cs="Microsoft JhengHei" w:hint="eastAsia"/>
               <w:szCs w:val="24"/>
             </w:rPr>
             <w:fldChar w:fldCharType="begin"/>
           </w:r>
           <w:r>
             <w:rPr>
-              <w:rFonts w:hint="eastAsia" w:ascii="Microsoft JhengHei" w:hAnsi="Microsoft JhengHei" w:eastAsia="Microsoft JhengHei" w:cs="Microsoft JhengHei"/>
+              <w:rFonts w:ascii="Microsoft JhengHei" w:eastAsia="Microsoft JhengHei" w:hAnsi="Microsoft JhengHei" w:cs="Microsoft JhengHei" w:hint="eastAsia"/>
               <w:szCs w:val="24"/>
             </w:rPr>
             <w:instrText xml:space="preserve"> HYPERLINK \l _Toc15337 </w:instrText>
           </w:r>
           <w:r>
             <w:rPr>
-              <w:rFonts w:hint="eastAsia" w:ascii="Microsoft JhengHei" w:hAnsi="Microsoft JhengHei" w:eastAsia="Microsoft JhengHei" w:cs="Microsoft JhengHei"/>
+              <w:rFonts w:ascii="Microsoft JhengHei" w:eastAsia="Microsoft JhengHei" w:hAnsi="Microsoft JhengHei" w:cs="Microsoft JhengHei" w:hint="eastAsia"/>
               <w:szCs w:val="24"/>
             </w:rPr>
             <w:fldChar w:fldCharType="separate"/>
@@ -2421,7 +2376,7 @@
           </w:r>
           <w:r>
             <w:rPr>
-              <w:rFonts w:hint="eastAsia" w:ascii="Microsoft JhengHei" w:hAnsi="Microsoft JhengHei" w:eastAsia="Microsoft JhengHei" w:cs="Microsoft JhengHei"/>
+              <w:rFonts w:ascii="Microsoft JhengHei" w:eastAsia="Microsoft JhengHei" w:hAnsi="Microsoft JhengHei" w:cs="Microsoft JhengHei" w:hint="eastAsia"/>
               <w:szCs w:val="24"/>
             </w:rPr>
             <w:fldChar w:fldCharType="end"/>
@@ -2429,28 +2384,28 @@
         </w:p>
         <w:p>
           <w:pPr>
-            <w:pStyle w:val="16"/>
+            <w:pStyle w:val="TOC1"/>
             <w:tabs>
               <w:tab w:val="right" w:leader="dot" w:pos="8306"/>
             </w:tabs>
           </w:pPr>
           <w:r>
             <w:rPr>
-              <w:rFonts w:hint="eastAsia" w:ascii="Microsoft JhengHei" w:hAnsi="Microsoft JhengHei" w:eastAsia="Microsoft JhengHei" w:cs="Microsoft JhengHei"/>
+              <w:rFonts w:ascii="Microsoft JhengHei" w:eastAsia="Microsoft JhengHei" w:hAnsi="Microsoft JhengHei" w:cs="Microsoft JhengHei" w:hint="eastAsia"/>
               <w:szCs w:val="24"/>
             </w:rPr>
             <w:fldChar w:fldCharType="begin"/>
           </w:r>
           <w:r>
             <w:rPr>
-              <w:rFonts w:hint="eastAsia" w:ascii="Microsoft JhengHei" w:hAnsi="Microsoft JhengHei" w:eastAsia="Microsoft JhengHei" w:cs="Microsoft JhengHei"/>
+              <w:rFonts w:ascii="Microsoft JhengHei" w:eastAsia="Microsoft JhengHei" w:hAnsi="Microsoft JhengHei" w:cs="Microsoft JhengHei" w:hint="eastAsia"/>
               <w:szCs w:val="24"/>
             </w:rPr>
             <w:instrText xml:space="preserve"> HYPERLINK \l _Toc915 </w:instrText>
           </w:r>
           <w:r>
             <w:rPr>
-              <w:rFonts w:hint="eastAsia" w:ascii="Microsoft JhengHei" w:hAnsi="Microsoft JhengHei" w:eastAsia="Microsoft JhengHei" w:cs="Microsoft JhengHei"/>
+              <w:rFonts w:ascii="Microsoft JhengHei" w:eastAsia="Microsoft JhengHei" w:hAnsi="Microsoft JhengHei" w:cs="Microsoft JhengHei" w:hint="eastAsia"/>
               <w:szCs w:val="24"/>
             </w:rPr>
             <w:fldChar w:fldCharType="separate"/>
@@ -2489,7 +2444,7 @@
           </w:r>
           <w:r>
             <w:rPr>
-              <w:rFonts w:hint="eastAsia" w:ascii="Microsoft JhengHei" w:hAnsi="Microsoft JhengHei" w:eastAsia="Microsoft JhengHei" w:cs="Microsoft JhengHei"/>
+              <w:rFonts w:ascii="Microsoft JhengHei" w:eastAsia="Microsoft JhengHei" w:hAnsi="Microsoft JhengHei" w:cs="Microsoft JhengHei" w:hint="eastAsia"/>
               <w:szCs w:val="24"/>
             </w:rPr>
             <w:fldChar w:fldCharType="end"/>
@@ -2508,7 +2463,7 @@
           </w:pPr>
           <w:r>
             <w:rPr>
-              <w:rFonts w:hint="eastAsia" w:ascii="Microsoft JhengHei" w:hAnsi="Microsoft JhengHei" w:eastAsia="Microsoft JhengHei" w:cs="Microsoft JhengHei"/>
+              <w:rFonts w:ascii="Microsoft JhengHei" w:eastAsia="Microsoft JhengHei" w:hAnsi="Microsoft JhengHei" w:cs="Microsoft JhengHei" w:hint="eastAsia"/>
               <w:szCs w:val="24"/>
             </w:rPr>
             <w:fldChar w:fldCharType="end"/>
@@ -2543,7 +2498,7 @@
     </w:p>
     <w:p>
       <w:pPr>
-        <w:pStyle w:val="28"/>
+        <w:pStyle w:val="1"/>
         <w:keepNext w:val="0"/>
         <w:keepLines w:val="0"/>
         <w:pageBreakBefore w:val="0"/>
@@ -2567,7 +2522,7 @@
     </w:p>
     <w:p>
       <w:pPr>
-        <w:pStyle w:val="29"/>
+        <w:pStyle w:val="a"/>
         <w:keepNext w:val="0"/>
         <w:keepLines w:val="0"/>
         <w:pageBreakBefore w:val="0"/>
@@ -2591,7 +2546,7 @@
     </w:p>
     <w:p>
       <w:pPr>
-        <w:pStyle w:val="28"/>
+        <w:pStyle w:val="1"/>
         <w:keepNext w:val="0"/>
         <w:keepLines w:val="0"/>
         <w:pageBreakBefore w:val="0"/>
@@ -2615,7 +2570,7 @@
     </w:p>
     <w:p>
       <w:pPr>
-        <w:pStyle w:val="29"/>
+        <w:pStyle w:val="a"/>
         <w:keepNext w:val="0"/>
         <w:keepLines w:val="0"/>
         <w:pageBreakBefore w:val="0"/>
@@ -2639,13 +2594,13 @@
     </w:p>
     <w:p>
       <w:pPr>
-        <w:pStyle w:val="18"/>
+        <w:pStyle w:val="NormalWeb"/>
         <w:keepNext w:val="0"/>
         <w:keepLines w:val="0"/>
         <w:pageBreakBefore w:val="0"/>
         <w:widowControl w:val="0"/>
         <w:suppressLineNumbers w:val="0"/>
-        <w:shd w:val="clear" w:color="auto"/>
+        <w:shd w:val="clear" w:color="auto" w:fill="auto"/>
         <w:wordWrap/>
         <w:overflowPunct/>
         <w:topLinePunct w:val="0"/>
@@ -2653,7 +2608,7 @@
         <w:spacing w:before="165" w:beforeAutospacing="0" w:after="165" w:afterAutospacing="0" w:line="343" w:lineRule="atLeast"/>
         <w:ind w:left="0" w:right="0" w:firstLine="0"/>
         <w:rPr>
-          <w:rFonts w:hint="eastAsia" w:ascii="宋体" w:hAnsi="宋体" w:eastAsia="宋体" w:cs="宋体"/>
+          <w:rFonts w:ascii="宋体" w:eastAsia="宋体" w:hAnsi="宋体" w:cs="宋体" w:hint="eastAsia"/>
           <w:kern w:val="2"/>
           <w:sz w:val="24"/>
           <w:szCs w:val="24"/>
@@ -2662,8 +2617,8 @@
       </w:pPr>
       <w:r>
         <w:rPr>
-          <w:rStyle w:val="23"/>
-          <w:rFonts w:hint="eastAsia" w:ascii="宋体" w:hAnsi="宋体" w:eastAsia="宋体" w:cs="宋体"/>
+          <w:rStyle w:val="Strong"/>
+          <w:rFonts w:ascii="宋体" w:eastAsia="宋体" w:hAnsi="宋体" w:cs="宋体" w:hint="eastAsia"/>
           <w:b/>
           <w:bCs/>
           <w:i w:val="0"/>
@@ -2679,7 +2634,7 @@
       </w:r>
       <w:r>
         <w:rPr>
-          <w:rFonts w:hint="eastAsia" w:ascii="宋体" w:hAnsi="宋体" w:eastAsia="宋体" w:cs="宋体"/>
+          <w:rFonts w:ascii="宋体" w:eastAsia="宋体" w:hAnsi="宋体" w:cs="宋体" w:hint="eastAsia"/>
           <w:i w:val="0"/>
           <w:iCs w:val="0"/>
           <w:caps w:val="0"/>
@@ -2693,7 +2648,7 @@
       </w:r>
       <w:r>
         <w:rPr>
-          <w:rFonts w:hint="eastAsia" w:ascii="宋体" w:hAnsi="宋体" w:eastAsia="宋体" w:cs="宋体"/>
+          <w:rFonts w:ascii="宋体" w:eastAsia="宋体" w:hAnsi="宋体" w:cs="宋体" w:hint="eastAsia"/>
           <w:kern w:val="2"/>
           <w:sz w:val="24"/>
           <w:szCs w:val="24"/>
@@ -2704,7 +2659,7 @@
     </w:p>
     <w:p>
       <w:pPr>
-        <w:pStyle w:val="28"/>
+        <w:pStyle w:val="1"/>
         <w:keepNext w:val="0"/>
         <w:keepLines w:val="0"/>
         <w:pageBreakBefore w:val="0"/>
@@ -2728,19 +2683,18 @@
     </w:p>
     <w:tbl>
       <w:tblPr>
-        <w:tblStyle w:val="20"/>
+        <w:tblStyle w:val="TableNormal"/>
         <w:tblW w:w="0" w:type="auto"/>
         <w:tblInd w:w="0" w:type="dxa"/>
         <w:tblBorders>
-          <w:top w:val="single" w:color="auto" w:sz="4" w:space="0"/>
-          <w:left w:val="single" w:color="auto" w:sz="4" w:space="0"/>
-          <w:bottom w:val="single" w:color="auto" w:sz="4" w:space="0"/>
-          <w:right w:val="single" w:color="auto" w:sz="4" w:space="0"/>
-          <w:insideH w:val="single" w:color="auto" w:sz="4" w:space="0"/>
-          <w:insideV w:val="single" w:color="auto" w:sz="4" w:space="0"/>
+          <w:top w:val="single" w:sz="4" w:space="0" w:color="auto"/>
+          <w:left w:val="single" w:sz="4" w:space="0" w:color="auto"/>
+          <w:bottom w:val="single" w:sz="4" w:space="0" w:color="auto"/>
+          <w:right w:val="single" w:sz="4" w:space="0" w:color="auto"/>
+          <w:insideH w:val="single" w:sz="4" w:space="0" w:color="auto"/>
+          <w:insideV w:val="single" w:sz="4" w:space="0" w:color="auto"/>
         </w:tblBorders>
         <w:shd w:val="clear" w:color="auto" w:fill="auto"/>
-        <w:tblLayout w:type="autofit"/>
         <w:tblCellMar>
           <w:top w:w="15" w:type="dxa"/>
           <w:left w:w="15" w:type="dxa"/>
@@ -2754,14 +2708,17 @@
       </w:tblGrid>
       <w:tr>
         <w:tblPrEx>
+          <w:tblW w:w="0" w:type="auto"/>
+          <w:tblInd w:w="0" w:type="dxa"/>
           <w:tblBorders>
-            <w:top w:val="single" w:color="auto" w:sz="4" w:space="0"/>
-            <w:left w:val="single" w:color="auto" w:sz="4" w:space="0"/>
-            <w:bottom w:val="single" w:color="auto" w:sz="4" w:space="0"/>
-            <w:right w:val="single" w:color="auto" w:sz="4" w:space="0"/>
-            <w:insideH w:val="single" w:color="auto" w:sz="4" w:space="0"/>
-            <w:insideV w:val="single" w:color="auto" w:sz="4" w:space="0"/>
+            <w:top w:val="single" w:sz="4" w:space="0" w:color="auto"/>
+            <w:left w:val="single" w:sz="4" w:space="0" w:color="auto"/>
+            <w:bottom w:val="single" w:sz="4" w:space="0" w:color="auto"/>
+            <w:right w:val="single" w:sz="4" w:space="0" w:color="auto"/>
+            <w:insideH w:val="single" w:sz="4" w:space="0" w:color="auto"/>
+            <w:insideV w:val="single" w:sz="4" w:space="0" w:color="auto"/>
           </w:tblBorders>
+          <w:shd w:val="clear" w:color="auto" w:fill="auto"/>
           <w:tblCellMar>
             <w:top w:w="15" w:type="dxa"/>
             <w:left w:w="15" w:type="dxa"/>
@@ -2770,17 +2727,17 @@
           </w:tblCellMar>
         </w:tblPrEx>
         <w:trPr>
-          <w:trHeight w:val="687" w:hRule="atLeast"/>
+          <w:trHeight w:val="687"/>
           <w:tblHeader/>
         </w:trPr>
         <w:tc>
           <w:tcPr>
             <w:tcW w:w="1381" w:type="dxa"/>
             <w:tcBorders>
-              <w:top w:val="single" w:color="auto" w:sz="4" w:space="0"/>
-              <w:left w:val="single" w:color="auto" w:sz="4" w:space="0"/>
-              <w:bottom w:val="single" w:color="auto" w:sz="4" w:space="0"/>
-              <w:right w:val="single" w:color="auto" w:sz="4" w:space="0"/>
+              <w:top w:val="single" w:sz="4" w:space="0" w:color="auto"/>
+              <w:left w:val="single" w:sz="4" w:space="0" w:color="auto"/>
+              <w:bottom w:val="single" w:sz="4" w:space="0" w:color="auto"/>
+              <w:right w:val="single" w:sz="4" w:space="0" w:color="auto"/>
             </w:tcBorders>
             <w:shd w:val="clear" w:color="auto" w:fill="auto"/>
             <w:tcMar>
@@ -2793,7 +2750,7 @@
           </w:tcPr>
           <w:p>
             <w:pPr>
-              <w:pStyle w:val="18"/>
+              <w:pStyle w:val="NormalWeb"/>
               <w:keepNext w:val="0"/>
               <w:keepLines w:val="0"/>
               <w:pageBreakBefore w:val="0"/>
@@ -2807,7 +2764,7 @@
               <w:spacing w:before="165" w:beforeAutospacing="0" w:after="165" w:afterAutospacing="0" w:line="343" w:lineRule="atLeast"/>
               <w:ind w:left="0" w:right="0" w:firstLine="0"/>
               <w:rPr>
-                <w:rFonts w:hint="eastAsia" w:ascii="宋体" w:hAnsi="宋体" w:eastAsia="宋体" w:cs="宋体"/>
+                <w:rFonts w:ascii="宋体" w:eastAsia="宋体" w:hAnsi="宋体" w:cs="宋体" w:hint="eastAsia"/>
                 <w:kern w:val="2"/>
                 <w:sz w:val="24"/>
                 <w:szCs w:val="24"/>
@@ -2818,7 +2775,7 @@
               <w:rPr>
                 <w:rFonts w:hint="eastAsia"/>
                 <w:color w:val="auto"/>
-                <w:shd w:val="clear"/>
+                <w:shd w:val="clear" w:color="auto" w:fill="auto"/>
                 <w:lang w:val="en-US" w:eastAsia="zh-CN"/>
               </w:rPr>
               <w:t>术语</w:t>
@@ -2829,10 +2786,10 @@
           <w:tcPr>
             <w:tcW w:w="7045" w:type="dxa"/>
             <w:tcBorders>
-              <w:top w:val="single" w:color="auto" w:sz="4" w:space="0"/>
-              <w:left w:val="single" w:color="auto" w:sz="4" w:space="0"/>
-              <w:bottom w:val="single" w:color="auto" w:sz="4" w:space="0"/>
-              <w:right w:val="single" w:color="auto" w:sz="4" w:space="0"/>
+              <w:top w:val="single" w:sz="4" w:space="0" w:color="auto"/>
+              <w:left w:val="single" w:sz="4" w:space="0" w:color="auto"/>
+              <w:bottom w:val="single" w:sz="4" w:space="0" w:color="auto"/>
+              <w:right w:val="single" w:sz="4" w:space="0" w:color="auto"/>
             </w:tcBorders>
             <w:shd w:val="clear" w:color="auto" w:fill="auto"/>
             <w:tcMar>
@@ -2845,7 +2802,7 @@
           </w:tcPr>
           <w:p>
             <w:pPr>
-              <w:pStyle w:val="18"/>
+              <w:pStyle w:val="NormalWeb"/>
               <w:keepNext w:val="0"/>
               <w:keepLines w:val="0"/>
               <w:pageBreakBefore w:val="0"/>
@@ -2859,7 +2816,7 @@
               <w:spacing w:before="165" w:beforeAutospacing="0" w:after="165" w:afterAutospacing="0" w:line="343" w:lineRule="atLeast"/>
               <w:ind w:left="0" w:right="0" w:firstLine="0"/>
               <w:rPr>
-                <w:rFonts w:hint="eastAsia" w:ascii="宋体" w:hAnsi="宋体" w:eastAsia="宋体" w:cs="宋体"/>
+                <w:rFonts w:ascii="宋体" w:eastAsia="宋体" w:hAnsi="宋体" w:cs="宋体" w:hint="eastAsia"/>
                 <w:kern w:val="2"/>
                 <w:sz w:val="24"/>
                 <w:szCs w:val="24"/>
@@ -2868,7 +2825,7 @@
             </w:pPr>
             <w:r>
               <w:rPr>
-                <w:rFonts w:hint="eastAsia" w:ascii="宋体" w:hAnsi="宋体" w:eastAsia="宋体" w:cs="宋体"/>
+                <w:rFonts w:ascii="宋体" w:eastAsia="宋体" w:hAnsi="宋体" w:cs="宋体" w:hint="eastAsia"/>
                 <w:kern w:val="2"/>
                 <w:sz w:val="24"/>
                 <w:szCs w:val="24"/>
@@ -2881,14 +2838,9 @@
       </w:tr>
       <w:tr>
         <w:tblPrEx>
-          <w:tblBorders>
-            <w:top w:val="single" w:color="auto" w:sz="4" w:space="0"/>
-            <w:left w:val="single" w:color="auto" w:sz="4" w:space="0"/>
-            <w:bottom w:val="single" w:color="auto" w:sz="4" w:space="0"/>
-            <w:right w:val="single" w:color="auto" w:sz="4" w:space="0"/>
-            <w:insideH w:val="single" w:color="auto" w:sz="4" w:space="0"/>
-            <w:insideV w:val="single" w:color="auto" w:sz="4" w:space="0"/>
-          </w:tblBorders>
+          <w:tblW w:w="0" w:type="auto"/>
+          <w:tblInd w:w="0" w:type="dxa"/>
+          <w:shd w:val="clear" w:color="auto" w:fill="auto"/>
           <w:tblCellMar>
             <w:top w:w="15" w:type="dxa"/>
             <w:left w:w="15" w:type="dxa"/>
@@ -2900,10 +2852,10 @@
           <w:tcPr>
             <w:tcW w:w="1381" w:type="dxa"/>
             <w:tcBorders>
-              <w:top w:val="single" w:color="auto" w:sz="4" w:space="0"/>
-              <w:left w:val="single" w:color="auto" w:sz="4" w:space="0"/>
-              <w:bottom w:val="single" w:color="auto" w:sz="4" w:space="0"/>
-              <w:right w:val="single" w:color="auto" w:sz="4" w:space="0"/>
+              <w:top w:val="single" w:sz="4" w:space="0" w:color="auto"/>
+              <w:left w:val="single" w:sz="4" w:space="0" w:color="auto"/>
+              <w:bottom w:val="single" w:sz="4" w:space="0" w:color="auto"/>
+              <w:right w:val="single" w:sz="4" w:space="0" w:color="auto"/>
             </w:tcBorders>
             <w:shd w:val="clear" w:color="auto" w:fill="auto"/>
             <w:tcMar>
@@ -2916,7 +2868,7 @@
           </w:tcPr>
           <w:p>
             <w:pPr>
-              <w:pStyle w:val="18"/>
+              <w:pStyle w:val="NormalWeb"/>
               <w:keepNext w:val="0"/>
               <w:keepLines w:val="0"/>
               <w:pageBreakBefore w:val="0"/>
@@ -2930,7 +2882,7 @@
               <w:spacing w:before="165" w:beforeAutospacing="0" w:after="165" w:afterAutospacing="0" w:line="343" w:lineRule="atLeast"/>
               <w:ind w:left="0" w:right="0" w:firstLine="0"/>
               <w:rPr>
-                <w:rFonts w:hint="eastAsia" w:ascii="宋体" w:hAnsi="宋体" w:eastAsia="宋体" w:cs="宋体"/>
+                <w:rFonts w:ascii="宋体" w:eastAsia="宋体" w:hAnsi="宋体" w:cs="宋体" w:hint="eastAsia"/>
                 <w:kern w:val="2"/>
                 <w:sz w:val="24"/>
                 <w:szCs w:val="24"/>
@@ -2939,7 +2891,7 @@
             </w:pPr>
             <w:r>
               <w:rPr>
-                <w:rFonts w:hint="eastAsia" w:ascii="宋体" w:hAnsi="宋体" w:eastAsia="宋体" w:cs="宋体"/>
+                <w:rFonts w:ascii="宋体" w:eastAsia="宋体" w:hAnsi="宋体" w:cs="宋体" w:hint="eastAsia"/>
                 <w:kern w:val="2"/>
                 <w:sz w:val="24"/>
                 <w:szCs w:val="24"/>
@@ -2953,10 +2905,10 @@
           <w:tcPr>
             <w:tcW w:w="7045" w:type="dxa"/>
             <w:tcBorders>
-              <w:top w:val="single" w:color="auto" w:sz="4" w:space="0"/>
-              <w:left w:val="single" w:color="auto" w:sz="4" w:space="0"/>
-              <w:bottom w:val="single" w:color="auto" w:sz="4" w:space="0"/>
-              <w:right w:val="single" w:color="auto" w:sz="4" w:space="0"/>
+              <w:top w:val="single" w:sz="4" w:space="0" w:color="auto"/>
+              <w:left w:val="single" w:sz="4" w:space="0" w:color="auto"/>
+              <w:bottom w:val="single" w:sz="4" w:space="0" w:color="auto"/>
+              <w:right w:val="single" w:sz="4" w:space="0" w:color="auto"/>
             </w:tcBorders>
             <w:shd w:val="clear" w:color="auto" w:fill="auto"/>
             <w:tcMar>
@@ -2969,7 +2921,7 @@
           </w:tcPr>
           <w:p>
             <w:pPr>
-              <w:pStyle w:val="18"/>
+              <w:pStyle w:val="NormalWeb"/>
               <w:keepNext w:val="0"/>
               <w:keepLines w:val="0"/>
               <w:pageBreakBefore w:val="0"/>
@@ -2983,7 +2935,7 @@
               <w:spacing w:before="165" w:beforeAutospacing="0" w:after="165" w:afterAutospacing="0" w:line="343" w:lineRule="atLeast"/>
               <w:ind w:left="0" w:right="0" w:firstLine="0"/>
               <w:rPr>
-                <w:rFonts w:hint="eastAsia" w:ascii="宋体" w:hAnsi="宋体" w:eastAsia="宋体" w:cs="宋体"/>
+                <w:rFonts w:ascii="宋体" w:eastAsia="宋体" w:hAnsi="宋体" w:cs="宋体" w:hint="eastAsia"/>
                 <w:kern w:val="2"/>
                 <w:sz w:val="24"/>
                 <w:szCs w:val="24"/>
@@ -2992,11 +2944,11 @@
             </w:pPr>
             <w:r>
               <w:rPr>
-                <w:rFonts w:hint="eastAsia" w:ascii="宋体" w:hAnsi="宋体" w:eastAsia="宋体" w:cs="宋体"/>
+                <w:rFonts w:ascii="宋体" w:eastAsia="宋体" w:hAnsi="宋体" w:cs="宋体" w:hint="eastAsia"/>
                 <w:kern w:val="2"/>
                 <w:sz w:val="24"/>
                 <w:szCs w:val="24"/>
-                <w:shd w:val="clear"/>
+                <w:shd w:val="clear" w:color="auto" w:fill="auto"/>
                 <w:lang w:val="en-US" w:eastAsia="zh-CN" w:bidi="ar-SA"/>
               </w:rPr>
               <w:t>公司拥有或使用的所有软件，包括商业软件、开源软件及自主研发软件</w:t>
@@ -3006,14 +2958,9 @@
       </w:tr>
       <w:tr>
         <w:tblPrEx>
-          <w:tblBorders>
-            <w:top w:val="single" w:color="auto" w:sz="4" w:space="0"/>
-            <w:left w:val="single" w:color="auto" w:sz="4" w:space="0"/>
-            <w:bottom w:val="single" w:color="auto" w:sz="4" w:space="0"/>
-            <w:right w:val="single" w:color="auto" w:sz="4" w:space="0"/>
-            <w:insideH w:val="single" w:color="auto" w:sz="4" w:space="0"/>
-            <w:insideV w:val="single" w:color="auto" w:sz="4" w:space="0"/>
-          </w:tblBorders>
+          <w:tblW w:w="0" w:type="auto"/>
+          <w:tblInd w:w="0" w:type="dxa"/>
+          <w:shd w:val="clear" w:color="auto" w:fill="auto"/>
           <w:tblCellMar>
             <w:top w:w="15" w:type="dxa"/>
             <w:left w:w="15" w:type="dxa"/>
@@ -3025,10 +2972,10 @@
           <w:tcPr>
             <w:tcW w:w="1381" w:type="dxa"/>
             <w:tcBorders>
-              <w:top w:val="single" w:color="auto" w:sz="4" w:space="0"/>
-              <w:left w:val="single" w:color="auto" w:sz="4" w:space="0"/>
-              <w:bottom w:val="single" w:color="auto" w:sz="4" w:space="0"/>
-              <w:right w:val="single" w:color="auto" w:sz="4" w:space="0"/>
+              <w:top w:val="single" w:sz="4" w:space="0" w:color="auto"/>
+              <w:left w:val="single" w:sz="4" w:space="0" w:color="auto"/>
+              <w:bottom w:val="single" w:sz="4" w:space="0" w:color="auto"/>
+              <w:right w:val="single" w:sz="4" w:space="0" w:color="auto"/>
             </w:tcBorders>
             <w:shd w:val="clear" w:color="auto" w:fill="auto"/>
             <w:tcMar>
@@ -3041,7 +2988,7 @@
           </w:tcPr>
           <w:p>
             <w:pPr>
-              <w:pStyle w:val="18"/>
+              <w:pStyle w:val="NormalWeb"/>
               <w:keepNext w:val="0"/>
               <w:keepLines w:val="0"/>
               <w:pageBreakBefore w:val="0"/>
@@ -3055,7 +3002,7 @@
               <w:spacing w:before="165" w:beforeAutospacing="0" w:after="165" w:afterAutospacing="0" w:line="343" w:lineRule="atLeast"/>
               <w:ind w:left="0" w:right="0" w:firstLine="0"/>
               <w:rPr>
-                <w:rFonts w:hint="eastAsia" w:ascii="宋体" w:hAnsi="宋体" w:eastAsia="宋体" w:cs="宋体"/>
+                <w:rFonts w:ascii="宋体" w:eastAsia="宋体" w:hAnsi="宋体" w:cs="宋体" w:hint="eastAsia"/>
                 <w:kern w:val="2"/>
                 <w:sz w:val="24"/>
                 <w:szCs w:val="24"/>
@@ -3064,7 +3011,7 @@
             </w:pPr>
             <w:r>
               <w:rPr>
-                <w:rFonts w:hint="eastAsia" w:ascii="宋体" w:hAnsi="宋体" w:eastAsia="宋体" w:cs="宋体"/>
+                <w:rFonts w:ascii="宋体" w:eastAsia="宋体" w:hAnsi="宋体" w:cs="宋体" w:hint="eastAsia"/>
                 <w:kern w:val="2"/>
                 <w:sz w:val="24"/>
                 <w:szCs w:val="24"/>
@@ -3078,10 +3025,10 @@
           <w:tcPr>
             <w:tcW w:w="7045" w:type="dxa"/>
             <w:tcBorders>
-              <w:top w:val="single" w:color="auto" w:sz="4" w:space="0"/>
-              <w:left w:val="single" w:color="auto" w:sz="4" w:space="0"/>
-              <w:bottom w:val="single" w:color="auto" w:sz="4" w:space="0"/>
-              <w:right w:val="single" w:color="auto" w:sz="4" w:space="0"/>
+              <w:top w:val="single" w:sz="4" w:space="0" w:color="auto"/>
+              <w:left w:val="single" w:sz="4" w:space="0" w:color="auto"/>
+              <w:bottom w:val="single" w:sz="4" w:space="0" w:color="auto"/>
+              <w:right w:val="single" w:sz="4" w:space="0" w:color="auto"/>
             </w:tcBorders>
             <w:shd w:val="clear" w:color="auto" w:fill="auto"/>
             <w:tcMar>
@@ -3094,7 +3041,7 @@
           </w:tcPr>
           <w:p>
             <w:pPr>
-              <w:pStyle w:val="18"/>
+              <w:pStyle w:val="NormalWeb"/>
               <w:keepNext w:val="0"/>
               <w:keepLines w:val="0"/>
               <w:pageBreakBefore w:val="0"/>
@@ -3108,7 +3055,7 @@
               <w:spacing w:before="165" w:beforeAutospacing="0" w:after="165" w:afterAutospacing="0" w:line="343" w:lineRule="atLeast"/>
               <w:ind w:left="0" w:right="0" w:firstLine="0"/>
               <w:rPr>
-                <w:rFonts w:hint="eastAsia" w:ascii="宋体" w:hAnsi="宋体" w:eastAsia="宋体" w:cs="宋体"/>
+                <w:rFonts w:ascii="宋体" w:eastAsia="宋体" w:hAnsi="宋体" w:cs="宋体" w:hint="eastAsia"/>
                 <w:kern w:val="2"/>
                 <w:sz w:val="24"/>
                 <w:szCs w:val="24"/>
@@ -3117,7 +3064,7 @@
             </w:pPr>
             <w:r>
               <w:rPr>
-                <w:rFonts w:hint="eastAsia" w:ascii="宋体" w:hAnsi="宋体" w:eastAsia="宋体" w:cs="宋体"/>
+                <w:rFonts w:ascii="宋体" w:eastAsia="宋体" w:hAnsi="宋体" w:cs="宋体" w:hint="eastAsia"/>
                 <w:kern w:val="2"/>
                 <w:sz w:val="24"/>
                 <w:szCs w:val="24"/>
@@ -3130,14 +3077,9 @@
       </w:tr>
       <w:tr>
         <w:tblPrEx>
-          <w:tblBorders>
-            <w:top w:val="single" w:color="auto" w:sz="4" w:space="0"/>
-            <w:left w:val="single" w:color="auto" w:sz="4" w:space="0"/>
-            <w:bottom w:val="single" w:color="auto" w:sz="4" w:space="0"/>
-            <w:right w:val="single" w:color="auto" w:sz="4" w:space="0"/>
-            <w:insideH w:val="single" w:color="auto" w:sz="4" w:space="0"/>
-            <w:insideV w:val="single" w:color="auto" w:sz="4" w:space="0"/>
-          </w:tblBorders>
+          <w:tblW w:w="0" w:type="auto"/>
+          <w:tblInd w:w="0" w:type="dxa"/>
+          <w:shd w:val="clear" w:color="auto" w:fill="auto"/>
           <w:tblCellMar>
             <w:top w:w="15" w:type="dxa"/>
             <w:left w:w="15" w:type="dxa"/>
@@ -3149,10 +3091,10 @@
           <w:tcPr>
             <w:tcW w:w="1381" w:type="dxa"/>
             <w:tcBorders>
-              <w:top w:val="single" w:color="auto" w:sz="4" w:space="0"/>
-              <w:left w:val="single" w:color="auto" w:sz="4" w:space="0"/>
-              <w:bottom w:val="single" w:color="auto" w:sz="4" w:space="0"/>
-              <w:right w:val="single" w:color="auto" w:sz="4" w:space="0"/>
+              <w:top w:val="single" w:sz="4" w:space="0" w:color="auto"/>
+              <w:left w:val="single" w:sz="4" w:space="0" w:color="auto"/>
+              <w:bottom w:val="single" w:sz="4" w:space="0" w:color="auto"/>
+              <w:right w:val="single" w:sz="4" w:space="0" w:color="auto"/>
             </w:tcBorders>
             <w:shd w:val="clear" w:color="auto" w:fill="auto"/>
             <w:tcMar>
@@ -3165,7 +3107,7 @@
           </w:tcPr>
           <w:p>
             <w:pPr>
-              <w:pStyle w:val="18"/>
+              <w:pStyle w:val="NormalWeb"/>
               <w:keepNext w:val="0"/>
               <w:keepLines w:val="0"/>
               <w:pageBreakBefore w:val="0"/>
@@ -3179,7 +3121,7 @@
               <w:spacing w:before="165" w:beforeAutospacing="0" w:after="165" w:afterAutospacing="0" w:line="343" w:lineRule="atLeast"/>
               <w:ind w:left="0" w:right="0" w:firstLine="0"/>
               <w:rPr>
-                <w:rFonts w:hint="eastAsia" w:ascii="宋体" w:hAnsi="宋体" w:eastAsia="宋体" w:cs="宋体"/>
+                <w:rFonts w:ascii="宋体" w:eastAsia="宋体" w:hAnsi="宋体" w:cs="宋体" w:hint="eastAsia"/>
                 <w:kern w:val="2"/>
                 <w:sz w:val="24"/>
                 <w:szCs w:val="24"/>
@@ -3188,7 +3130,7 @@
             </w:pPr>
             <w:r>
               <w:rPr>
-                <w:rFonts w:hint="eastAsia" w:ascii="宋体" w:hAnsi="宋体" w:eastAsia="宋体" w:cs="宋体"/>
+                <w:rFonts w:ascii="宋体" w:eastAsia="宋体" w:hAnsi="宋体" w:cs="宋体" w:hint="eastAsia"/>
                 <w:kern w:val="2"/>
                 <w:sz w:val="24"/>
                 <w:szCs w:val="24"/>
@@ -3202,10 +3144,10 @@
           <w:tcPr>
             <w:tcW w:w="7045" w:type="dxa"/>
             <w:tcBorders>
-              <w:top w:val="single" w:color="auto" w:sz="4" w:space="0"/>
-              <w:left w:val="single" w:color="auto" w:sz="4" w:space="0"/>
-              <w:bottom w:val="single" w:color="auto" w:sz="4" w:space="0"/>
-              <w:right w:val="single" w:color="auto" w:sz="4" w:space="0"/>
+              <w:top w:val="single" w:sz="4" w:space="0" w:color="auto"/>
+              <w:left w:val="single" w:sz="4" w:space="0" w:color="auto"/>
+              <w:bottom w:val="single" w:sz="4" w:space="0" w:color="auto"/>
+              <w:right w:val="single" w:sz="4" w:space="0" w:color="auto"/>
             </w:tcBorders>
             <w:shd w:val="clear" w:color="auto" w:fill="auto"/>
             <w:tcMar>
@@ -3218,7 +3160,7 @@
           </w:tcPr>
           <w:p>
             <w:pPr>
-              <w:pStyle w:val="18"/>
+              <w:pStyle w:val="NormalWeb"/>
               <w:keepNext w:val="0"/>
               <w:keepLines w:val="0"/>
               <w:pageBreakBefore w:val="0"/>
@@ -3232,7 +3174,7 @@
               <w:spacing w:before="165" w:beforeAutospacing="0" w:after="165" w:afterAutospacing="0" w:line="343" w:lineRule="atLeast"/>
               <w:ind w:left="0" w:right="0" w:firstLine="0"/>
               <w:rPr>
-                <w:rFonts w:hint="eastAsia" w:ascii="宋体" w:hAnsi="宋体" w:eastAsia="宋体" w:cs="宋体"/>
+                <w:rFonts w:ascii="宋体" w:eastAsia="宋体" w:hAnsi="宋体" w:cs="宋体" w:hint="eastAsia"/>
                 <w:kern w:val="2"/>
                 <w:sz w:val="24"/>
                 <w:szCs w:val="24"/>
@@ -3241,7 +3183,7 @@
             </w:pPr>
             <w:r>
               <w:rPr>
-                <w:rFonts w:hint="eastAsia" w:ascii="宋体" w:hAnsi="宋体" w:eastAsia="宋体" w:cs="宋体"/>
+                <w:rFonts w:ascii="宋体" w:eastAsia="宋体" w:hAnsi="宋体" w:cs="宋体" w:hint="eastAsia"/>
                 <w:kern w:val="2"/>
                 <w:sz w:val="24"/>
                 <w:szCs w:val="24"/>
@@ -3254,14 +3196,8 @@
       </w:tr>
       <w:tr>
         <w:tblPrEx>
-          <w:tblBorders>
-            <w:top w:val="single" w:color="auto" w:sz="4" w:space="0"/>
-            <w:left w:val="single" w:color="auto" w:sz="4" w:space="0"/>
-            <w:bottom w:val="single" w:color="auto" w:sz="4" w:space="0"/>
-            <w:right w:val="single" w:color="auto" w:sz="4" w:space="0"/>
-            <w:insideH w:val="single" w:color="auto" w:sz="4" w:space="0"/>
-            <w:insideV w:val="single" w:color="auto" w:sz="4" w:space="0"/>
-          </w:tblBorders>
+          <w:tblW w:w="0" w:type="auto"/>
+          <w:tblInd w:w="0" w:type="dxa"/>
           <w:shd w:val="clear" w:color="auto" w:fill="auto"/>
           <w:tblCellMar>
             <w:top w:w="15" w:type="dxa"/>
@@ -3274,10 +3210,10 @@
           <w:tcPr>
             <w:tcW w:w="1381" w:type="dxa"/>
             <w:tcBorders>
-              <w:top w:val="single" w:color="auto" w:sz="4" w:space="0"/>
-              <w:left w:val="single" w:color="auto" w:sz="4" w:space="0"/>
-              <w:bottom w:val="single" w:color="auto" w:sz="4" w:space="0"/>
-              <w:right w:val="single" w:color="auto" w:sz="4" w:space="0"/>
+              <w:top w:val="single" w:sz="4" w:space="0" w:color="auto"/>
+              <w:left w:val="single" w:sz="4" w:space="0" w:color="auto"/>
+              <w:bottom w:val="single" w:sz="4" w:space="0" w:color="auto"/>
+              <w:right w:val="single" w:sz="4" w:space="0" w:color="auto"/>
             </w:tcBorders>
             <w:shd w:val="clear" w:color="auto" w:fill="auto"/>
             <w:tcMar>
@@ -3290,7 +3226,7 @@
           </w:tcPr>
           <w:p>
             <w:pPr>
-              <w:pStyle w:val="18"/>
+              <w:pStyle w:val="NormalWeb"/>
               <w:keepNext w:val="0"/>
               <w:keepLines w:val="0"/>
               <w:pageBreakBefore w:val="0"/>
@@ -3304,7 +3240,7 @@
               <w:spacing w:before="165" w:beforeAutospacing="0" w:after="165" w:afterAutospacing="0" w:line="343" w:lineRule="atLeast"/>
               <w:ind w:left="0" w:right="0" w:firstLine="0"/>
               <w:rPr>
-                <w:rFonts w:hint="eastAsia" w:ascii="宋体" w:hAnsi="宋体" w:eastAsia="宋体" w:cs="宋体"/>
+                <w:rFonts w:ascii="宋体" w:eastAsia="宋体" w:hAnsi="宋体" w:cs="宋体" w:hint="eastAsia"/>
                 <w:kern w:val="2"/>
                 <w:sz w:val="24"/>
                 <w:szCs w:val="24"/>
@@ -3313,7 +3249,7 @@
             </w:pPr>
             <w:r>
               <w:rPr>
-                <w:rFonts w:hint="eastAsia" w:ascii="宋体" w:hAnsi="宋体" w:eastAsia="宋体" w:cs="宋体"/>
+                <w:rFonts w:ascii="宋体" w:eastAsia="宋体" w:hAnsi="宋体" w:cs="宋体" w:hint="eastAsia"/>
                 <w:kern w:val="2"/>
                 <w:sz w:val="24"/>
                 <w:szCs w:val="24"/>
@@ -3327,10 +3263,10 @@
           <w:tcPr>
             <w:tcW w:w="7045" w:type="dxa"/>
             <w:tcBorders>
-              <w:top w:val="single" w:color="auto" w:sz="4" w:space="0"/>
-              <w:left w:val="single" w:color="auto" w:sz="4" w:space="0"/>
-              <w:bottom w:val="single" w:color="auto" w:sz="4" w:space="0"/>
-              <w:right w:val="single" w:color="auto" w:sz="4" w:space="0"/>
+              <w:top w:val="single" w:sz="4" w:space="0" w:color="auto"/>
+              <w:left w:val="single" w:sz="4" w:space="0" w:color="auto"/>
+              <w:bottom w:val="single" w:sz="4" w:space="0" w:color="auto"/>
+              <w:right w:val="single" w:sz="4" w:space="0" w:color="auto"/>
             </w:tcBorders>
             <w:shd w:val="clear" w:color="auto" w:fill="auto"/>
             <w:tcMar>
@@ -3343,7 +3279,7 @@
           </w:tcPr>
           <w:p>
             <w:pPr>
-              <w:pStyle w:val="18"/>
+              <w:pStyle w:val="NormalWeb"/>
               <w:keepNext w:val="0"/>
               <w:keepLines w:val="0"/>
               <w:pageBreakBefore w:val="0"/>
@@ -3357,7 +3293,7 @@
               <w:spacing w:before="165" w:beforeAutospacing="0" w:after="165" w:afterAutospacing="0" w:line="343" w:lineRule="atLeast"/>
               <w:ind w:left="0" w:right="0" w:firstLine="0"/>
               <w:rPr>
-                <w:rFonts w:hint="eastAsia" w:ascii="宋体" w:hAnsi="宋体" w:eastAsia="宋体" w:cs="宋体"/>
+                <w:rFonts w:ascii="宋体" w:eastAsia="宋体" w:hAnsi="宋体" w:cs="宋体" w:hint="eastAsia"/>
                 <w:kern w:val="2"/>
                 <w:sz w:val="24"/>
                 <w:szCs w:val="24"/>
@@ -3366,7 +3302,7 @@
             </w:pPr>
             <w:r>
               <w:rPr>
-                <w:rFonts w:hint="eastAsia" w:ascii="宋体" w:hAnsi="宋体" w:eastAsia="宋体" w:cs="宋体"/>
+                <w:rFonts w:ascii="宋体" w:eastAsia="宋体" w:hAnsi="宋体" w:cs="宋体" w:hint="eastAsia"/>
                 <w:kern w:val="2"/>
                 <w:sz w:val="24"/>
                 <w:szCs w:val="24"/>
@@ -3379,14 +3315,9 @@
       </w:tr>
       <w:tr>
         <w:tblPrEx>
-          <w:tblBorders>
-            <w:top w:val="single" w:color="auto" w:sz="4" w:space="0"/>
-            <w:left w:val="single" w:color="auto" w:sz="4" w:space="0"/>
-            <w:bottom w:val="single" w:color="auto" w:sz="4" w:space="0"/>
-            <w:right w:val="single" w:color="auto" w:sz="4" w:space="0"/>
-            <w:insideH w:val="single" w:color="auto" w:sz="4" w:space="0"/>
-            <w:insideV w:val="single" w:color="auto" w:sz="4" w:space="0"/>
-          </w:tblBorders>
+          <w:tblW w:w="0" w:type="auto"/>
+          <w:tblInd w:w="0" w:type="dxa"/>
+          <w:shd w:val="clear" w:color="auto" w:fill="auto"/>
           <w:tblCellMar>
             <w:top w:w="15" w:type="dxa"/>
             <w:left w:w="15" w:type="dxa"/>
@@ -3398,10 +3329,10 @@
           <w:tcPr>
             <w:tcW w:w="1381" w:type="dxa"/>
             <w:tcBorders>
-              <w:top w:val="single" w:color="auto" w:sz="4" w:space="0"/>
-              <w:left w:val="single" w:color="auto" w:sz="4" w:space="0"/>
-              <w:bottom w:val="single" w:color="auto" w:sz="4" w:space="0"/>
-              <w:right w:val="single" w:color="auto" w:sz="4" w:space="0"/>
+              <w:top w:val="single" w:sz="4" w:space="0" w:color="auto"/>
+              <w:left w:val="single" w:sz="4" w:space="0" w:color="auto"/>
+              <w:bottom w:val="single" w:sz="4" w:space="0" w:color="auto"/>
+              <w:right w:val="single" w:sz="4" w:space="0" w:color="auto"/>
             </w:tcBorders>
             <w:shd w:val="clear" w:color="auto" w:fill="auto"/>
             <w:tcMar>
@@ -3414,7 +3345,7 @@
           </w:tcPr>
           <w:p>
             <w:pPr>
-              <w:pStyle w:val="18"/>
+              <w:pStyle w:val="NormalWeb"/>
               <w:keepNext w:val="0"/>
               <w:keepLines w:val="0"/>
               <w:pageBreakBefore w:val="0"/>
@@ -3428,7 +3359,7 @@
               <w:spacing w:before="165" w:beforeAutospacing="0" w:after="165" w:afterAutospacing="0" w:line="343" w:lineRule="atLeast"/>
               <w:ind w:left="0" w:right="0" w:firstLine="0"/>
               <w:rPr>
-                <w:rFonts w:hint="eastAsia" w:ascii="宋体" w:hAnsi="宋体" w:eastAsia="宋体" w:cs="宋体"/>
+                <w:rFonts w:ascii="宋体" w:eastAsia="宋体" w:hAnsi="宋体" w:cs="宋体" w:hint="eastAsia"/>
                 <w:kern w:val="2"/>
                 <w:sz w:val="24"/>
                 <w:szCs w:val="24"/>
@@ -3437,7 +3368,7 @@
             </w:pPr>
             <w:r>
               <w:rPr>
-                <w:rFonts w:hint="eastAsia" w:ascii="宋体" w:hAnsi="宋体" w:eastAsia="宋体" w:cs="宋体"/>
+                <w:rFonts w:ascii="宋体" w:eastAsia="宋体" w:hAnsi="宋体" w:cs="宋体" w:hint="eastAsia"/>
                 <w:kern w:val="2"/>
                 <w:sz w:val="24"/>
                 <w:szCs w:val="24"/>
@@ -3451,10 +3382,10 @@
           <w:tcPr>
             <w:tcW w:w="7045" w:type="dxa"/>
             <w:tcBorders>
-              <w:top w:val="single" w:color="auto" w:sz="4" w:space="0"/>
-              <w:left w:val="single" w:color="auto" w:sz="4" w:space="0"/>
-              <w:bottom w:val="single" w:color="auto" w:sz="4" w:space="0"/>
-              <w:right w:val="single" w:color="auto" w:sz="4" w:space="0"/>
+              <w:top w:val="single" w:sz="4" w:space="0" w:color="auto"/>
+              <w:left w:val="single" w:sz="4" w:space="0" w:color="auto"/>
+              <w:bottom w:val="single" w:sz="4" w:space="0" w:color="auto"/>
+              <w:right w:val="single" w:sz="4" w:space="0" w:color="auto"/>
             </w:tcBorders>
             <w:shd w:val="clear" w:color="auto" w:fill="auto"/>
             <w:tcMar>
@@ -3467,7 +3398,7 @@
           </w:tcPr>
           <w:p>
             <w:pPr>
-              <w:pStyle w:val="18"/>
+              <w:pStyle w:val="NormalWeb"/>
               <w:keepNext w:val="0"/>
               <w:keepLines w:val="0"/>
               <w:pageBreakBefore w:val="0"/>
@@ -3481,7 +3412,7 @@
               <w:spacing w:before="165" w:beforeAutospacing="0" w:after="165" w:afterAutospacing="0" w:line="343" w:lineRule="atLeast"/>
               <w:ind w:left="0" w:right="0" w:firstLine="0"/>
               <w:rPr>
-                <w:rFonts w:hint="eastAsia" w:ascii="宋体" w:hAnsi="宋体" w:eastAsia="宋体" w:cs="宋体"/>
+                <w:rFonts w:ascii="宋体" w:eastAsia="宋体" w:hAnsi="宋体" w:cs="宋体" w:hint="eastAsia"/>
                 <w:kern w:val="2"/>
                 <w:sz w:val="24"/>
                 <w:szCs w:val="24"/>
@@ -3490,7 +3421,7 @@
             </w:pPr>
             <w:r>
               <w:rPr>
-                <w:rFonts w:hint="eastAsia" w:ascii="宋体" w:hAnsi="宋体" w:eastAsia="宋体" w:cs="宋体"/>
+                <w:rFonts w:ascii="宋体" w:eastAsia="宋体" w:hAnsi="宋体" w:cs="宋体" w:hint="eastAsia"/>
                 <w:kern w:val="2"/>
                 <w:sz w:val="24"/>
                 <w:szCs w:val="24"/>
@@ -3504,7 +3435,7 @@
     </w:tbl>
     <w:p>
       <w:pPr>
-        <w:pStyle w:val="29"/>
+        <w:pStyle w:val="a"/>
         <w:keepNext w:val="0"/>
         <w:keepLines w:val="0"/>
         <w:pageBreakBefore w:val="0"/>
@@ -3520,7 +3451,7 @@
     </w:p>
     <w:p>
       <w:pPr>
-        <w:pStyle w:val="28"/>
+        <w:pStyle w:val="1"/>
         <w:keepNext w:val="0"/>
         <w:keepLines w:val="0"/>
         <w:pageBreakBefore w:val="0"/>
@@ -3544,7 +3475,7 @@
     </w:p>
     <w:p>
       <w:pPr>
-        <w:pStyle w:val="3"/>
+        <w:pStyle w:val="Heading2"/>
         <w:keepNext w:val="0"/>
         <w:keepLines w:val="0"/>
         <w:pageBreakBefore w:val="0"/>
@@ -3573,13 +3504,13 @@
     </w:p>
     <w:p>
       <w:pPr>
-        <w:pStyle w:val="18"/>
+        <w:pStyle w:val="NormalWeb"/>
         <w:keepNext w:val="0"/>
         <w:keepLines w:val="0"/>
         <w:pageBreakBefore w:val="0"/>
         <w:widowControl w:val="0"/>
         <w:suppressLineNumbers w:val="0"/>
-        <w:shd w:val="clear" w:color="auto"/>
+        <w:shd w:val="clear" w:color="auto" w:fill="auto"/>
         <w:wordWrap/>
         <w:overflowPunct/>
         <w:topLinePunct w:val="0"/>
@@ -3587,7 +3518,7 @@
         <w:spacing w:before="165" w:beforeAutospacing="0" w:after="165" w:afterAutospacing="0" w:line="343" w:lineRule="atLeast"/>
         <w:ind w:left="0" w:right="0" w:firstLine="0"/>
         <w:rPr>
-          <w:rFonts w:hint="eastAsia" w:ascii="宋体" w:hAnsi="宋体" w:eastAsia="宋体" w:cs="宋体"/>
+          <w:rFonts w:ascii="宋体" w:eastAsia="宋体" w:hAnsi="宋体" w:cs="宋体" w:hint="eastAsia"/>
           <w:kern w:val="2"/>
           <w:sz w:val="24"/>
           <w:szCs w:val="24"/>
@@ -3596,7 +3527,7 @@
       </w:pPr>
       <w:r>
         <w:rPr>
-          <w:rFonts w:hint="eastAsia" w:ascii="宋体" w:hAnsi="宋体" w:eastAsia="宋体" w:cs="宋体"/>
+          <w:rFonts w:ascii="宋体" w:eastAsia="宋体" w:hAnsi="宋体" w:cs="宋体" w:hint="eastAsia"/>
           <w:kern w:val="2"/>
           <w:sz w:val="24"/>
           <w:szCs w:val="24"/>
@@ -3606,7 +3537,7 @@
       </w:r>
       <w:r>
         <w:rPr>
-          <w:rFonts w:hint="default" w:ascii="宋体" w:hAnsi="宋体" w:eastAsia="宋体" w:cs="宋体"/>
+          <w:rFonts w:ascii="宋体" w:eastAsia="宋体" w:hAnsi="宋体" w:cs="宋体" w:hint="default"/>
           <w:kern w:val="2"/>
           <w:sz w:val="24"/>
           <w:szCs w:val="24"/>
@@ -3617,13 +3548,13 @@
     </w:p>
     <w:p>
       <w:pPr>
-        <w:pStyle w:val="18"/>
+        <w:pStyle w:val="NormalWeb"/>
         <w:keepNext w:val="0"/>
         <w:keepLines w:val="0"/>
         <w:pageBreakBefore w:val="0"/>
         <w:widowControl w:val="0"/>
         <w:suppressLineNumbers w:val="0"/>
-        <w:shd w:val="clear" w:color="auto"/>
+        <w:shd w:val="clear" w:color="auto" w:fill="auto"/>
         <w:wordWrap/>
         <w:overflowPunct/>
         <w:topLinePunct w:val="0"/>
@@ -3631,7 +3562,7 @@
         <w:spacing w:before="165" w:beforeAutospacing="0" w:after="165" w:afterAutospacing="0" w:line="343" w:lineRule="atLeast"/>
         <w:ind w:left="0" w:right="0" w:firstLine="0"/>
         <w:rPr>
-          <w:rFonts w:hint="eastAsia" w:ascii="宋体" w:hAnsi="宋体" w:eastAsia="宋体" w:cs="宋体"/>
+          <w:rFonts w:ascii="宋体" w:eastAsia="宋体" w:hAnsi="宋体" w:cs="宋体" w:hint="eastAsia"/>
           <w:kern w:val="2"/>
           <w:sz w:val="24"/>
           <w:szCs w:val="24"/>
@@ -3640,7 +3571,7 @@
       </w:pPr>
       <w:r>
         <w:rPr>
-          <w:rFonts w:hint="eastAsia" w:ascii="宋体" w:hAnsi="宋体" w:eastAsia="宋体" w:cs="宋体"/>
+          <w:rFonts w:ascii="宋体" w:eastAsia="宋体" w:hAnsi="宋体" w:cs="宋体" w:hint="eastAsia"/>
           <w:kern w:val="2"/>
           <w:sz w:val="24"/>
           <w:szCs w:val="24"/>
@@ -3650,7 +3581,7 @@
       </w:r>
       <w:r>
         <w:rPr>
-          <w:rFonts w:hint="default" w:ascii="宋体" w:hAnsi="宋体" w:eastAsia="宋体" w:cs="宋体"/>
+          <w:rFonts w:ascii="宋体" w:eastAsia="宋体" w:hAnsi="宋体" w:cs="宋体" w:hint="default"/>
           <w:kern w:val="2"/>
           <w:sz w:val="24"/>
           <w:szCs w:val="24"/>
@@ -3661,13 +3592,13 @@
     </w:p>
     <w:p>
       <w:pPr>
-        <w:pStyle w:val="18"/>
+        <w:pStyle w:val="NormalWeb"/>
         <w:keepNext w:val="0"/>
         <w:keepLines w:val="0"/>
         <w:pageBreakBefore w:val="0"/>
         <w:widowControl w:val="0"/>
         <w:suppressLineNumbers w:val="0"/>
-        <w:shd w:val="clear" w:color="auto"/>
+        <w:shd w:val="clear" w:color="auto" w:fill="auto"/>
         <w:wordWrap/>
         <w:overflowPunct/>
         <w:topLinePunct w:val="0"/>
@@ -3675,7 +3606,7 @@
         <w:spacing w:before="165" w:beforeAutospacing="0" w:after="165" w:afterAutospacing="0" w:line="343" w:lineRule="atLeast"/>
         <w:ind w:left="0" w:right="0" w:firstLine="0"/>
         <w:rPr>
-          <w:rFonts w:hint="eastAsia" w:ascii="宋体" w:hAnsi="宋体" w:eastAsia="宋体" w:cs="宋体"/>
+          <w:rFonts w:ascii="宋体" w:eastAsia="宋体" w:hAnsi="宋体" w:cs="宋体" w:hint="eastAsia"/>
           <w:kern w:val="2"/>
           <w:sz w:val="24"/>
           <w:szCs w:val="24"/>
@@ -3684,7 +3615,7 @@
       </w:pPr>
       <w:r>
         <w:rPr>
-          <w:rFonts w:hint="eastAsia" w:ascii="宋体" w:hAnsi="宋体" w:eastAsia="宋体" w:cs="宋体"/>
+          <w:rFonts w:ascii="宋体" w:eastAsia="宋体" w:hAnsi="宋体" w:cs="宋体" w:hint="eastAsia"/>
           <w:kern w:val="2"/>
           <w:sz w:val="24"/>
           <w:szCs w:val="24"/>
@@ -3694,7 +3625,7 @@
       </w:r>
       <w:r>
         <w:rPr>
-          <w:rFonts w:hint="default" w:ascii="宋体" w:hAnsi="宋体" w:eastAsia="宋体" w:cs="宋体"/>
+          <w:rFonts w:ascii="宋体" w:eastAsia="宋体" w:hAnsi="宋体" w:cs="宋体" w:hint="default"/>
           <w:kern w:val="2"/>
           <w:sz w:val="24"/>
           <w:szCs w:val="24"/>
@@ -3705,13 +3636,13 @@
     </w:p>
     <w:p>
       <w:pPr>
-        <w:pStyle w:val="18"/>
+        <w:pStyle w:val="NormalWeb"/>
         <w:keepNext w:val="0"/>
         <w:keepLines w:val="0"/>
         <w:pageBreakBefore w:val="0"/>
         <w:widowControl w:val="0"/>
         <w:suppressLineNumbers w:val="0"/>
-        <w:shd w:val="clear" w:color="auto"/>
+        <w:shd w:val="clear" w:color="auto" w:fill="auto"/>
         <w:wordWrap/>
         <w:overflowPunct/>
         <w:topLinePunct w:val="0"/>
@@ -3719,7 +3650,7 @@
         <w:spacing w:before="165" w:beforeAutospacing="0" w:after="165" w:afterAutospacing="0" w:line="343" w:lineRule="atLeast"/>
         <w:ind w:left="0" w:right="0" w:firstLine="0"/>
         <w:rPr>
-          <w:rFonts w:hint="eastAsia" w:ascii="宋体" w:hAnsi="宋体" w:eastAsia="宋体" w:cs="宋体"/>
+          <w:rFonts w:ascii="宋体" w:eastAsia="宋体" w:hAnsi="宋体" w:cs="宋体" w:hint="eastAsia"/>
           <w:kern w:val="2"/>
           <w:sz w:val="24"/>
           <w:szCs w:val="24"/>
@@ -3728,7 +3659,7 @@
       </w:pPr>
       <w:r>
         <w:rPr>
-          <w:rFonts w:hint="eastAsia" w:ascii="宋体" w:hAnsi="宋体" w:eastAsia="宋体" w:cs="宋体"/>
+          <w:rFonts w:ascii="宋体" w:eastAsia="宋体" w:hAnsi="宋体" w:cs="宋体" w:hint="eastAsia"/>
           <w:kern w:val="2"/>
           <w:sz w:val="24"/>
           <w:szCs w:val="24"/>
@@ -3738,7 +3669,7 @@
       </w:r>
       <w:r>
         <w:rPr>
-          <w:rFonts w:hint="default" w:ascii="宋体" w:hAnsi="宋体" w:eastAsia="宋体" w:cs="宋体"/>
+          <w:rFonts w:ascii="宋体" w:eastAsia="宋体" w:hAnsi="宋体" w:cs="宋体" w:hint="default"/>
           <w:kern w:val="2"/>
           <w:sz w:val="24"/>
           <w:szCs w:val="24"/>
@@ -3749,13 +3680,13 @@
     </w:p>
     <w:p>
       <w:pPr>
-        <w:pStyle w:val="18"/>
+        <w:pStyle w:val="NormalWeb"/>
         <w:keepNext w:val="0"/>
         <w:keepLines w:val="0"/>
         <w:pageBreakBefore w:val="0"/>
         <w:widowControl w:val="0"/>
         <w:suppressLineNumbers w:val="0"/>
-        <w:shd w:val="clear" w:color="auto"/>
+        <w:shd w:val="clear" w:color="auto" w:fill="auto"/>
         <w:wordWrap/>
         <w:overflowPunct/>
         <w:topLinePunct w:val="0"/>
@@ -3763,7 +3694,7 @@
         <w:spacing w:before="165" w:beforeAutospacing="0" w:after="165" w:afterAutospacing="0" w:line="343" w:lineRule="atLeast"/>
         <w:ind w:left="0" w:right="0" w:firstLine="0"/>
         <w:rPr>
-          <w:rFonts w:hint="eastAsia" w:ascii="宋体" w:hAnsi="宋体" w:eastAsia="宋体" w:cs="宋体"/>
+          <w:rFonts w:ascii="宋体" w:eastAsia="宋体" w:hAnsi="宋体" w:cs="宋体" w:hint="eastAsia"/>
           <w:kern w:val="2"/>
           <w:sz w:val="24"/>
           <w:szCs w:val="24"/>
@@ -3772,7 +3703,7 @@
       </w:pPr>
       <w:r>
         <w:rPr>
-          <w:rFonts w:hint="eastAsia" w:ascii="宋体" w:hAnsi="宋体" w:eastAsia="宋体" w:cs="宋体"/>
+          <w:rFonts w:ascii="宋体" w:eastAsia="宋体" w:hAnsi="宋体" w:cs="宋体" w:hint="eastAsia"/>
           <w:kern w:val="2"/>
           <w:sz w:val="24"/>
           <w:szCs w:val="24"/>
@@ -3782,7 +3713,7 @@
       </w:r>
       <w:r>
         <w:rPr>
-          <w:rFonts w:hint="default" w:ascii="宋体" w:hAnsi="宋体" w:eastAsia="宋体" w:cs="宋体"/>
+          <w:rFonts w:ascii="宋体" w:eastAsia="宋体" w:hAnsi="宋体" w:cs="宋体" w:hint="default"/>
           <w:kern w:val="2"/>
           <w:sz w:val="24"/>
           <w:szCs w:val="24"/>
@@ -3793,7 +3724,7 @@
     </w:p>
     <w:p>
       <w:pPr>
-        <w:pStyle w:val="3"/>
+        <w:pStyle w:val="Heading2"/>
         <w:keepNext w:val="0"/>
         <w:keepLines w:val="0"/>
         <w:pageBreakBefore w:val="0"/>
@@ -3821,13 +3752,13 @@
     </w:p>
     <w:p>
       <w:pPr>
-        <w:pStyle w:val="18"/>
+        <w:pStyle w:val="NormalWeb"/>
         <w:keepNext w:val="0"/>
         <w:keepLines w:val="0"/>
         <w:pageBreakBefore w:val="0"/>
         <w:widowControl w:val="0"/>
         <w:suppressLineNumbers w:val="0"/>
-        <w:shd w:val="clear" w:color="auto"/>
+        <w:shd w:val="clear" w:color="auto" w:fill="auto"/>
         <w:wordWrap/>
         <w:overflowPunct/>
         <w:topLinePunct w:val="0"/>
@@ -3835,7 +3766,7 @@
         <w:spacing w:before="165" w:beforeAutospacing="0" w:after="165" w:afterAutospacing="0" w:line="343" w:lineRule="atLeast"/>
         <w:ind w:left="0" w:right="0" w:firstLine="0"/>
         <w:rPr>
-          <w:rFonts w:hint="default" w:ascii="宋体" w:hAnsi="宋体" w:eastAsia="宋体" w:cs="宋体"/>
+          <w:rFonts w:ascii="宋体" w:eastAsia="宋体" w:hAnsi="宋体" w:cs="宋体" w:hint="default"/>
           <w:kern w:val="2"/>
           <w:sz w:val="24"/>
           <w:szCs w:val="24"/>
@@ -3844,7 +3775,7 @@
       </w:pPr>
       <w:r>
         <w:rPr>
-          <w:rFonts w:hint="eastAsia" w:ascii="宋体" w:hAnsi="宋体" w:eastAsia="宋体" w:cs="宋体"/>
+          <w:rFonts w:ascii="宋体" w:eastAsia="宋体" w:hAnsi="宋体" w:cs="宋体" w:hint="eastAsia"/>
           <w:kern w:val="2"/>
           <w:sz w:val="24"/>
           <w:szCs w:val="24"/>
@@ -3854,7 +3785,7 @@
       </w:r>
       <w:r>
         <w:rPr>
-          <w:rFonts w:hint="default" w:ascii="宋体" w:hAnsi="宋体" w:eastAsia="宋体" w:cs="宋体"/>
+          <w:rFonts w:ascii="宋体" w:eastAsia="宋体" w:hAnsi="宋体" w:cs="宋体" w:hint="default"/>
           <w:kern w:val="2"/>
           <w:sz w:val="24"/>
           <w:szCs w:val="24"/>
@@ -3865,13 +3796,13 @@
     </w:p>
     <w:p>
       <w:pPr>
-        <w:pStyle w:val="18"/>
+        <w:pStyle w:val="NormalWeb"/>
         <w:keepNext w:val="0"/>
         <w:keepLines w:val="0"/>
         <w:pageBreakBefore w:val="0"/>
         <w:widowControl w:val="0"/>
         <w:suppressLineNumbers w:val="0"/>
-        <w:shd w:val="clear" w:color="auto"/>
+        <w:shd w:val="clear" w:color="auto" w:fill="auto"/>
         <w:wordWrap/>
         <w:overflowPunct/>
         <w:topLinePunct w:val="0"/>
@@ -3879,7 +3810,7 @@
         <w:spacing w:before="165" w:beforeAutospacing="0" w:after="165" w:afterAutospacing="0" w:line="343" w:lineRule="atLeast"/>
         <w:ind w:left="0" w:right="0" w:firstLine="0"/>
         <w:rPr>
-          <w:rFonts w:hint="default" w:ascii="宋体" w:hAnsi="宋体" w:eastAsia="宋体" w:cs="宋体"/>
+          <w:rFonts w:ascii="宋体" w:eastAsia="宋体" w:hAnsi="宋体" w:cs="宋体" w:hint="default"/>
           <w:kern w:val="2"/>
           <w:sz w:val="24"/>
           <w:szCs w:val="24"/>
@@ -3888,7 +3819,7 @@
       </w:pPr>
       <w:r>
         <w:rPr>
-          <w:rFonts w:hint="eastAsia" w:ascii="宋体" w:hAnsi="宋体" w:eastAsia="宋体" w:cs="宋体"/>
+          <w:rFonts w:ascii="宋体" w:eastAsia="宋体" w:hAnsi="宋体" w:cs="宋体" w:hint="eastAsia"/>
           <w:kern w:val="2"/>
           <w:sz w:val="24"/>
           <w:szCs w:val="24"/>
@@ -3898,7 +3829,7 @@
       </w:r>
       <w:r>
         <w:rPr>
-          <w:rFonts w:hint="default" w:ascii="宋体" w:hAnsi="宋体" w:eastAsia="宋体" w:cs="宋体"/>
+          <w:rFonts w:ascii="宋体" w:eastAsia="宋体" w:hAnsi="宋体" w:cs="宋体" w:hint="default"/>
           <w:kern w:val="2"/>
           <w:sz w:val="24"/>
           <w:szCs w:val="24"/>
@@ -3909,7 +3840,7 @@
     </w:p>
     <w:p>
       <w:pPr>
-        <w:pStyle w:val="3"/>
+        <w:pStyle w:val="Heading2"/>
         <w:keepNext w:val="0"/>
         <w:keepLines w:val="0"/>
         <w:pageBreakBefore w:val="0"/>
@@ -3919,7 +3850,7 @@
         <w:topLinePunct w:val="0"/>
         <w:bidi w:val="0"/>
         <w:rPr>
-          <w:rFonts w:hint="eastAsia" w:eastAsia="宋体"/>
+          <w:rFonts w:eastAsia="宋体" w:hint="eastAsia"/>
           <w:sz w:val="24"/>
           <w:szCs w:val="24"/>
           <w:lang w:val="en-US" w:eastAsia="zh-CN"/>
@@ -3938,13 +3869,13 @@
     </w:p>
     <w:p>
       <w:pPr>
-        <w:pStyle w:val="18"/>
+        <w:pStyle w:val="NormalWeb"/>
         <w:keepNext w:val="0"/>
         <w:keepLines w:val="0"/>
         <w:pageBreakBefore w:val="0"/>
         <w:widowControl w:val="0"/>
         <w:suppressLineNumbers w:val="0"/>
-        <w:shd w:val="clear" w:color="auto"/>
+        <w:shd w:val="clear" w:color="auto" w:fill="auto"/>
         <w:wordWrap/>
         <w:overflowPunct/>
         <w:topLinePunct w:val="0"/>
@@ -3952,7 +3883,7 @@
         <w:spacing w:before="165" w:beforeAutospacing="0" w:after="165" w:afterAutospacing="0" w:line="343" w:lineRule="atLeast"/>
         <w:ind w:left="0" w:right="0" w:firstLine="0"/>
         <w:rPr>
-          <w:rFonts w:hint="default" w:ascii="宋体" w:hAnsi="宋体" w:eastAsia="宋体" w:cs="宋体"/>
+          <w:rFonts w:ascii="宋体" w:eastAsia="宋体" w:hAnsi="宋体" w:cs="宋体" w:hint="default"/>
           <w:kern w:val="2"/>
           <w:sz w:val="24"/>
           <w:szCs w:val="24"/>
@@ -3961,7 +3892,7 @@
       </w:pPr>
       <w:r>
         <w:rPr>
-          <w:rFonts w:hint="eastAsia" w:ascii="宋体" w:hAnsi="宋体" w:eastAsia="宋体" w:cs="宋体"/>
+          <w:rFonts w:ascii="宋体" w:eastAsia="宋体" w:hAnsi="宋体" w:cs="宋体" w:hint="eastAsia"/>
           <w:kern w:val="2"/>
           <w:sz w:val="24"/>
           <w:szCs w:val="24"/>
@@ -3971,7 +3902,7 @@
       </w:r>
       <w:r>
         <w:rPr>
-          <w:rFonts w:hint="default" w:ascii="宋体" w:hAnsi="宋体" w:eastAsia="宋体" w:cs="宋体"/>
+          <w:rFonts w:ascii="宋体" w:eastAsia="宋体" w:hAnsi="宋体" w:cs="宋体" w:hint="default"/>
           <w:kern w:val="2"/>
           <w:sz w:val="24"/>
           <w:szCs w:val="24"/>
@@ -3982,13 +3913,13 @@
     </w:p>
     <w:p>
       <w:pPr>
-        <w:pStyle w:val="18"/>
+        <w:pStyle w:val="NormalWeb"/>
         <w:keepNext w:val="0"/>
         <w:keepLines w:val="0"/>
         <w:pageBreakBefore w:val="0"/>
         <w:widowControl w:val="0"/>
         <w:suppressLineNumbers w:val="0"/>
-        <w:shd w:val="clear" w:color="auto"/>
+        <w:shd w:val="clear" w:color="auto" w:fill="auto"/>
         <w:wordWrap/>
         <w:overflowPunct/>
         <w:topLinePunct w:val="0"/>
@@ -3996,7 +3927,7 @@
         <w:spacing w:before="165" w:beforeAutospacing="0" w:after="165" w:afterAutospacing="0" w:line="343" w:lineRule="atLeast"/>
         <w:ind w:left="0" w:right="0" w:firstLine="0"/>
         <w:rPr>
-          <w:rFonts w:hint="default" w:ascii="宋体" w:hAnsi="宋体" w:eastAsia="宋体" w:cs="宋体"/>
+          <w:rFonts w:ascii="宋体" w:eastAsia="宋体" w:hAnsi="宋体" w:cs="宋体" w:hint="default"/>
           <w:kern w:val="2"/>
           <w:sz w:val="24"/>
           <w:szCs w:val="24"/>
@@ -4005,7 +3936,7 @@
       </w:pPr>
       <w:r>
         <w:rPr>
-          <w:rFonts w:hint="eastAsia" w:ascii="宋体" w:hAnsi="宋体" w:eastAsia="宋体" w:cs="宋体"/>
+          <w:rFonts w:ascii="宋体" w:eastAsia="宋体" w:hAnsi="宋体" w:cs="宋体" w:hint="eastAsia"/>
           <w:kern w:val="2"/>
           <w:sz w:val="24"/>
           <w:szCs w:val="24"/>
@@ -4015,7 +3946,7 @@
       </w:r>
       <w:r>
         <w:rPr>
-          <w:rFonts w:hint="default" w:ascii="宋体" w:hAnsi="宋体" w:eastAsia="宋体" w:cs="宋体"/>
+          <w:rFonts w:ascii="宋体" w:eastAsia="宋体" w:hAnsi="宋体" w:cs="宋体" w:hint="default"/>
           <w:kern w:val="2"/>
           <w:sz w:val="24"/>
           <w:szCs w:val="24"/>
@@ -4026,7 +3957,7 @@
     </w:p>
     <w:p>
       <w:pPr>
-        <w:pStyle w:val="28"/>
+        <w:pStyle w:val="1"/>
         <w:keepNext w:val="0"/>
         <w:keepLines w:val="0"/>
         <w:pageBreakBefore w:val="0"/>
@@ -4050,7 +3981,7 @@
     </w:p>
     <w:p>
       <w:pPr>
-        <w:pStyle w:val="3"/>
+        <w:pStyle w:val="Heading2"/>
         <w:keepNext w:val="0"/>
         <w:keepLines w:val="0"/>
         <w:pageBreakBefore w:val="0"/>
@@ -4078,7 +4009,7 @@
     </w:p>
     <w:p>
       <w:pPr>
-        <w:pStyle w:val="18"/>
+        <w:pStyle w:val="NormalWeb"/>
         <w:keepNext w:val="0"/>
         <w:keepLines w:val="0"/>
         <w:pageBreakBefore w:val="0"/>
@@ -4097,15 +4028,15 @@
         <w:ind w:left="0" w:right="0"/>
         <w:textAlignment w:val="auto"/>
         <w:rPr>
-          <w:rFonts w:hint="eastAsia" w:ascii="宋体" w:hAnsi="宋体" w:eastAsia="宋体" w:cs="宋体"/>
+          <w:rFonts w:ascii="宋体" w:eastAsia="宋体" w:hAnsi="宋体" w:cs="宋体" w:hint="eastAsia"/>
           <w:sz w:val="24"/>
           <w:szCs w:val="24"/>
         </w:rPr>
       </w:pPr>
       <w:r>
         <w:rPr>
-          <w:rStyle w:val="23"/>
-          <w:rFonts w:hint="eastAsia" w:ascii="宋体" w:hAnsi="宋体" w:eastAsia="宋体" w:cs="宋体"/>
+          <w:rStyle w:val="Strong"/>
+          <w:rFonts w:ascii="宋体" w:eastAsia="宋体" w:hAnsi="宋体" w:cs="宋体" w:hint="eastAsia"/>
           <w:b/>
           <w:bCs/>
           <w:i w:val="0"/>
@@ -4121,7 +4052,7 @@
       </w:r>
       <w:r>
         <w:rPr>
-          <w:rFonts w:hint="eastAsia" w:ascii="宋体" w:hAnsi="宋体" w:eastAsia="宋体" w:cs="宋体"/>
+          <w:rFonts w:ascii="宋体" w:eastAsia="宋体" w:hAnsi="宋体" w:cs="宋体" w:hint="eastAsia"/>
           <w:i w:val="0"/>
           <w:iCs w:val="0"/>
           <w:caps w:val="0"/>
@@ -4136,7 +4067,7 @@
     </w:p>
     <w:p>
       <w:pPr>
-        <w:pStyle w:val="18"/>
+        <w:pStyle w:val="NormalWeb"/>
         <w:keepNext w:val="0"/>
         <w:keepLines w:val="0"/>
         <w:pageBreakBefore w:val="0"/>
@@ -4155,15 +4086,15 @@
         <w:ind w:left="0" w:right="0"/>
         <w:textAlignment w:val="auto"/>
         <w:rPr>
-          <w:rFonts w:hint="eastAsia" w:ascii="宋体" w:hAnsi="宋体" w:eastAsia="宋体" w:cs="宋体"/>
+          <w:rFonts w:ascii="宋体" w:eastAsia="宋体" w:hAnsi="宋体" w:cs="宋体" w:hint="eastAsia"/>
           <w:sz w:val="24"/>
           <w:szCs w:val="24"/>
         </w:rPr>
       </w:pPr>
       <w:r>
         <w:rPr>
-          <w:rStyle w:val="23"/>
-          <w:rFonts w:hint="eastAsia" w:ascii="宋体" w:hAnsi="宋体" w:eastAsia="宋体" w:cs="宋体"/>
+          <w:rStyle w:val="Strong"/>
+          <w:rFonts w:ascii="宋体" w:eastAsia="宋体" w:hAnsi="宋体" w:cs="宋体" w:hint="eastAsia"/>
           <w:b/>
           <w:bCs/>
           <w:i w:val="0"/>
@@ -4179,7 +4110,7 @@
       </w:r>
       <w:r>
         <w:rPr>
-          <w:rFonts w:hint="eastAsia" w:ascii="宋体" w:hAnsi="宋体" w:eastAsia="宋体" w:cs="宋体"/>
+          <w:rFonts w:ascii="宋体" w:eastAsia="宋体" w:hAnsi="宋体" w:cs="宋体" w:hint="eastAsia"/>
           <w:i w:val="0"/>
           <w:iCs w:val="0"/>
           <w:caps w:val="0"/>
@@ -4194,7 +4125,7 @@
     </w:p>
     <w:p>
       <w:pPr>
-        <w:pStyle w:val="18"/>
+        <w:pStyle w:val="NormalWeb"/>
         <w:keepNext w:val="0"/>
         <w:keepLines w:val="0"/>
         <w:pageBreakBefore w:val="0"/>
@@ -4213,15 +4144,15 @@
         <w:ind w:left="0" w:right="0"/>
         <w:textAlignment w:val="auto"/>
         <w:rPr>
-          <w:rFonts w:hint="eastAsia" w:ascii="宋体" w:hAnsi="宋体" w:eastAsia="宋体" w:cs="宋体"/>
+          <w:rFonts w:ascii="宋体" w:eastAsia="宋体" w:hAnsi="宋体" w:cs="宋体" w:hint="eastAsia"/>
           <w:sz w:val="24"/>
           <w:szCs w:val="24"/>
         </w:rPr>
       </w:pPr>
       <w:r>
         <w:rPr>
-          <w:rStyle w:val="23"/>
-          <w:rFonts w:hint="eastAsia" w:ascii="宋体" w:hAnsi="宋体" w:eastAsia="宋体" w:cs="宋体"/>
+          <w:rStyle w:val="Strong"/>
+          <w:rFonts w:ascii="宋体" w:eastAsia="宋体" w:hAnsi="宋体" w:cs="宋体" w:hint="eastAsia"/>
           <w:b/>
           <w:bCs/>
           <w:i w:val="0"/>
@@ -4237,7 +4168,7 @@
       </w:r>
       <w:r>
         <w:rPr>
-          <w:rFonts w:hint="eastAsia" w:ascii="宋体" w:hAnsi="宋体" w:eastAsia="宋体" w:cs="宋体"/>
+          <w:rFonts w:ascii="宋体" w:eastAsia="宋体" w:hAnsi="宋体" w:cs="宋体" w:hint="eastAsia"/>
           <w:i w:val="0"/>
           <w:iCs w:val="0"/>
           <w:caps w:val="0"/>
@@ -4252,7 +4183,7 @@
     </w:p>
     <w:p>
       <w:pPr>
-        <w:pStyle w:val="3"/>
+        <w:pStyle w:val="Heading2"/>
         <w:keepNext w:val="0"/>
         <w:keepLines w:val="0"/>
         <w:pageBreakBefore w:val="0"/>
@@ -4280,7 +4211,7 @@
     </w:p>
     <w:p>
       <w:pPr>
-        <w:pStyle w:val="18"/>
+        <w:pStyle w:val="NormalWeb"/>
         <w:keepNext w:val="0"/>
         <w:keepLines w:val="0"/>
         <w:pageBreakBefore w:val="0"/>
@@ -4299,15 +4230,15 @@
         <w:ind w:left="0" w:right="0"/>
         <w:textAlignment w:val="auto"/>
         <w:rPr>
-          <w:rFonts w:hint="eastAsia" w:ascii="宋体" w:hAnsi="宋体" w:eastAsia="宋体" w:cs="宋体"/>
+          <w:rFonts w:ascii="宋体" w:eastAsia="宋体" w:hAnsi="宋体" w:cs="宋体" w:hint="eastAsia"/>
           <w:sz w:val="24"/>
           <w:szCs w:val="24"/>
         </w:rPr>
       </w:pPr>
       <w:r>
         <w:rPr>
-          <w:rStyle w:val="23"/>
-          <w:rFonts w:hint="eastAsia" w:ascii="宋体" w:hAnsi="宋体" w:eastAsia="宋体" w:cs="宋体"/>
+          <w:rStyle w:val="Strong"/>
+          <w:rFonts w:ascii="宋体" w:eastAsia="宋体" w:hAnsi="宋体" w:cs="宋体" w:hint="eastAsia"/>
           <w:b/>
           <w:bCs/>
           <w:i w:val="0"/>
@@ -4323,7 +4254,7 @@
       </w:r>
       <w:r>
         <w:rPr>
-          <w:rFonts w:hint="eastAsia" w:ascii="宋体" w:hAnsi="宋体" w:eastAsia="宋体" w:cs="宋体"/>
+          <w:rFonts w:ascii="宋体" w:eastAsia="宋体" w:hAnsi="宋体" w:cs="宋体" w:hint="eastAsia"/>
           <w:i w:val="0"/>
           <w:iCs w:val="0"/>
           <w:caps w:val="0"/>
@@ -4338,7 +4269,7 @@
     </w:p>
     <w:p>
       <w:pPr>
-        <w:pStyle w:val="18"/>
+        <w:pStyle w:val="NormalWeb"/>
         <w:keepNext w:val="0"/>
         <w:keepLines w:val="0"/>
         <w:pageBreakBefore w:val="0"/>
@@ -4357,15 +4288,15 @@
         <w:ind w:left="0" w:right="0"/>
         <w:textAlignment w:val="auto"/>
         <w:rPr>
-          <w:rFonts w:hint="eastAsia" w:ascii="宋体" w:hAnsi="宋体" w:eastAsia="宋体" w:cs="宋体"/>
+          <w:rFonts w:ascii="宋体" w:eastAsia="宋体" w:hAnsi="宋体" w:cs="宋体" w:hint="eastAsia"/>
           <w:sz w:val="24"/>
           <w:szCs w:val="24"/>
         </w:rPr>
       </w:pPr>
       <w:r>
         <w:rPr>
-          <w:rStyle w:val="23"/>
-          <w:rFonts w:hint="eastAsia" w:ascii="宋体" w:hAnsi="宋体" w:eastAsia="宋体" w:cs="宋体"/>
+          <w:rStyle w:val="Strong"/>
+          <w:rFonts w:ascii="宋体" w:eastAsia="宋体" w:hAnsi="宋体" w:cs="宋体" w:hint="eastAsia"/>
           <w:b/>
           <w:bCs/>
           <w:i w:val="0"/>
@@ -4381,7 +4312,7 @@
       </w:r>
       <w:r>
         <w:rPr>
-          <w:rFonts w:hint="eastAsia" w:ascii="宋体" w:hAnsi="宋体" w:eastAsia="宋体" w:cs="宋体"/>
+          <w:rFonts w:ascii="宋体" w:eastAsia="宋体" w:hAnsi="宋体" w:cs="宋体" w:hint="eastAsia"/>
           <w:i w:val="0"/>
           <w:iCs w:val="0"/>
           <w:caps w:val="0"/>
@@ -4396,7 +4327,7 @@
     </w:p>
     <w:p>
       <w:pPr>
-        <w:pStyle w:val="18"/>
+        <w:pStyle w:val="NormalWeb"/>
         <w:keepNext w:val="0"/>
         <w:keepLines w:val="0"/>
         <w:pageBreakBefore w:val="0"/>
@@ -4415,15 +4346,15 @@
         <w:ind w:left="0" w:right="0"/>
         <w:textAlignment w:val="auto"/>
         <w:rPr>
-          <w:rFonts w:hint="eastAsia" w:ascii="宋体" w:hAnsi="宋体" w:eastAsia="宋体" w:cs="宋体"/>
+          <w:rFonts w:ascii="宋体" w:eastAsia="宋体" w:hAnsi="宋体" w:cs="宋体" w:hint="eastAsia"/>
           <w:sz w:val="24"/>
           <w:szCs w:val="24"/>
         </w:rPr>
       </w:pPr>
       <w:r>
         <w:rPr>
-          <w:rStyle w:val="23"/>
-          <w:rFonts w:hint="eastAsia" w:ascii="宋体" w:hAnsi="宋体" w:eastAsia="宋体" w:cs="宋体"/>
+          <w:rStyle w:val="Strong"/>
+          <w:rFonts w:ascii="宋体" w:eastAsia="宋体" w:hAnsi="宋体" w:cs="宋体" w:hint="eastAsia"/>
           <w:b/>
           <w:bCs/>
           <w:i w:val="0"/>
@@ -4439,7 +4370,7 @@
       </w:r>
       <w:r>
         <w:rPr>
-          <w:rFonts w:hint="eastAsia" w:ascii="宋体" w:hAnsi="宋体" w:eastAsia="宋体" w:cs="宋体"/>
+          <w:rFonts w:ascii="宋体" w:eastAsia="宋体" w:hAnsi="宋体" w:cs="宋体" w:hint="eastAsia"/>
           <w:i w:val="0"/>
           <w:iCs w:val="0"/>
           <w:caps w:val="0"/>
@@ -4454,7 +4385,7 @@
     </w:p>
     <w:p>
       <w:pPr>
-        <w:pStyle w:val="3"/>
+        <w:pStyle w:val="Heading2"/>
         <w:keepNext w:val="0"/>
         <w:keepLines w:val="0"/>
         <w:pageBreakBefore w:val="0"/>
@@ -4482,7 +4413,7 @@
     </w:p>
     <w:p>
       <w:pPr>
-        <w:pStyle w:val="18"/>
+        <w:pStyle w:val="NormalWeb"/>
         <w:keepNext w:val="0"/>
         <w:keepLines w:val="0"/>
         <w:pageBreakBefore w:val="0"/>
@@ -4501,15 +4432,15 @@
         <w:ind w:left="0" w:right="0"/>
         <w:textAlignment w:val="auto"/>
         <w:rPr>
-          <w:rFonts w:hint="eastAsia" w:ascii="宋体" w:hAnsi="宋体" w:eastAsia="宋体" w:cs="宋体"/>
+          <w:rFonts w:ascii="宋体" w:eastAsia="宋体" w:hAnsi="宋体" w:cs="宋体" w:hint="eastAsia"/>
           <w:sz w:val="24"/>
           <w:szCs w:val="24"/>
         </w:rPr>
       </w:pPr>
       <w:r>
         <w:rPr>
-          <w:rStyle w:val="23"/>
-          <w:rFonts w:hint="eastAsia" w:ascii="宋体" w:hAnsi="宋体" w:eastAsia="宋体" w:cs="宋体"/>
+          <w:rStyle w:val="Strong"/>
+          <w:rFonts w:ascii="宋体" w:eastAsia="宋体" w:hAnsi="宋体" w:cs="宋体" w:hint="eastAsia"/>
           <w:b/>
           <w:bCs/>
           <w:i w:val="0"/>
@@ -4525,7 +4456,7 @@
       </w:r>
       <w:r>
         <w:rPr>
-          <w:rFonts w:hint="eastAsia" w:ascii="宋体" w:hAnsi="宋体" w:eastAsia="宋体" w:cs="宋体"/>
+          <w:rFonts w:ascii="宋体" w:eastAsia="宋体" w:hAnsi="宋体" w:cs="宋体" w:hint="eastAsia"/>
           <w:i w:val="0"/>
           <w:iCs w:val="0"/>
           <w:caps w:val="0"/>
@@ -4540,7 +4471,7 @@
     </w:p>
     <w:p>
       <w:pPr>
-        <w:pStyle w:val="18"/>
+        <w:pStyle w:val="NormalWeb"/>
         <w:keepNext w:val="0"/>
         <w:keepLines w:val="0"/>
         <w:pageBreakBefore w:val="0"/>
@@ -4559,7 +4490,7 @@
         <w:ind w:left="0" w:right="0"/>
         <w:textAlignment w:val="auto"/>
         <w:rPr>
-          <w:rFonts w:hint="eastAsia" w:ascii="宋体" w:hAnsi="宋体" w:eastAsia="宋体" w:cs="宋体"/>
+          <w:rFonts w:ascii="宋体" w:eastAsia="宋体" w:hAnsi="宋体" w:cs="宋体" w:hint="eastAsia"/>
           <w:i w:val="0"/>
           <w:iCs w:val="0"/>
           <w:caps w:val="0"/>
@@ -4572,8 +4503,8 @@
       </w:pPr>
       <w:r>
         <w:rPr>
-          <w:rStyle w:val="23"/>
-          <w:rFonts w:hint="eastAsia" w:ascii="宋体" w:hAnsi="宋体" w:eastAsia="宋体" w:cs="宋体"/>
+          <w:rStyle w:val="Strong"/>
+          <w:rFonts w:ascii="宋体" w:eastAsia="宋体" w:hAnsi="宋体" w:cs="宋体" w:hint="eastAsia"/>
           <w:b/>
           <w:bCs/>
           <w:i w:val="0"/>
@@ -4589,7 +4520,7 @@
       </w:r>
       <w:r>
         <w:rPr>
-          <w:rFonts w:hint="eastAsia" w:ascii="宋体" w:hAnsi="宋体" w:eastAsia="宋体" w:cs="宋体"/>
+          <w:rFonts w:ascii="宋体" w:eastAsia="宋体" w:hAnsi="宋体" w:cs="宋体" w:hint="eastAsia"/>
           <w:i w:val="0"/>
           <w:iCs w:val="0"/>
           <w:caps w:val="0"/>
@@ -4604,7 +4535,7 @@
     </w:p>
     <w:p>
       <w:pPr>
-        <w:pStyle w:val="30"/>
+        <w:pStyle w:val="2"/>
         <w:keepNext w:val="0"/>
         <w:keepLines w:val="0"/>
         <w:pageBreakBefore w:val="0"/>
@@ -4630,7 +4561,7 @@
     </w:p>
     <w:p>
       <w:pPr>
-        <w:pStyle w:val="31"/>
+        <w:pStyle w:val="3"/>
         <w:keepNext w:val="0"/>
         <w:keepLines w:val="0"/>
         <w:pageBreakBefore w:val="0"/>
@@ -4654,7 +4585,7 @@
     </w:p>
     <w:p>
       <w:pPr>
-        <w:pStyle w:val="29"/>
+        <w:pStyle w:val="a"/>
         <w:keepNext w:val="0"/>
         <w:keepLines w:val="0"/>
         <w:pageBreakBefore w:val="0"/>
@@ -4678,7 +4609,7 @@
     </w:p>
     <w:p>
       <w:pPr>
-        <w:pStyle w:val="29"/>
+        <w:pStyle w:val="a"/>
         <w:keepNext w:val="0"/>
         <w:keepLines w:val="0"/>
         <w:pageBreakBefore w:val="0"/>
@@ -4702,7 +4633,7 @@
     </w:p>
     <w:p>
       <w:pPr>
-        <w:pStyle w:val="31"/>
+        <w:pStyle w:val="3"/>
         <w:keepNext w:val="0"/>
         <w:keepLines w:val="0"/>
         <w:pageBreakBefore w:val="0"/>
@@ -4729,15 +4660,14 @@
         <w:tblW w:w="9024" w:type="dxa"/>
         <w:tblInd w:w="0" w:type="dxa"/>
         <w:tblBorders>
-          <w:top w:val="single" w:color="auto" w:sz="4" w:space="0"/>
-          <w:left w:val="single" w:color="auto" w:sz="4" w:space="0"/>
-          <w:bottom w:val="single" w:color="auto" w:sz="4" w:space="0"/>
-          <w:right w:val="single" w:color="auto" w:sz="4" w:space="0"/>
-          <w:insideH w:val="single" w:color="auto" w:sz="4" w:space="0"/>
-          <w:insideV w:val="single" w:color="auto" w:sz="4" w:space="0"/>
+          <w:top w:val="single" w:sz="4" w:space="0" w:color="auto"/>
+          <w:left w:val="single" w:sz="4" w:space="0" w:color="auto"/>
+          <w:bottom w:val="single" w:sz="4" w:space="0" w:color="auto"/>
+          <w:right w:val="single" w:sz="4" w:space="0" w:color="auto"/>
+          <w:insideH w:val="single" w:sz="4" w:space="0" w:color="auto"/>
+          <w:insideV w:val="single" w:sz="4" w:space="0" w:color="auto"/>
         </w:tblBorders>
         <w:shd w:val="clear" w:color="auto" w:fill="auto"/>
-        <w:tblLayout w:type="autofit"/>
         <w:tblCellMar>
           <w:top w:w="15" w:type="dxa"/>
           <w:left w:w="15" w:type="dxa"/>
@@ -4752,13 +4682,15 @@
       </w:tblGrid>
       <w:tr>
         <w:tblPrEx>
+          <w:tblW w:w="9024" w:type="dxa"/>
+          <w:tblInd w:w="0" w:type="dxa"/>
           <w:tblBorders>
-            <w:top w:val="single" w:color="auto" w:sz="4" w:space="0"/>
-            <w:left w:val="single" w:color="auto" w:sz="4" w:space="0"/>
-            <w:bottom w:val="single" w:color="auto" w:sz="4" w:space="0"/>
-            <w:right w:val="single" w:color="auto" w:sz="4" w:space="0"/>
-            <w:insideH w:val="single" w:color="auto" w:sz="4" w:space="0"/>
-            <w:insideV w:val="single" w:color="auto" w:sz="4" w:space="0"/>
+            <w:top w:val="single" w:sz="4" w:space="0" w:color="auto"/>
+            <w:left w:val="single" w:sz="4" w:space="0" w:color="auto"/>
+            <w:bottom w:val="single" w:sz="4" w:space="0" w:color="auto"/>
+            <w:right w:val="single" w:sz="4" w:space="0" w:color="auto"/>
+            <w:insideH w:val="single" w:sz="4" w:space="0" w:color="auto"/>
+            <w:insideV w:val="single" w:sz="4" w:space="0" w:color="auto"/>
           </w:tblBorders>
           <w:shd w:val="clear" w:color="auto" w:fill="auto"/>
           <w:tblCellMar>
@@ -4797,7 +4729,7 @@
               <w:spacing w:line="300" w:lineRule="atLeast"/>
               <w:jc w:val="left"/>
               <w:rPr>
-                <w:rFonts w:ascii="Segoe UI" w:hAnsi="Segoe UI" w:eastAsia="Segoe UI" w:cs="Segoe UI"/>
+                <w:rFonts w:ascii="Segoe UI" w:eastAsia="Segoe UI" w:hAnsi="Segoe UI" w:cs="Segoe UI"/>
                 <w:i w:val="0"/>
                 <w:iCs w:val="0"/>
                 <w:caps w:val="0"/>
@@ -4809,7 +4741,7 @@
             </w:pPr>
             <w:r>
               <w:rPr>
-                <w:rFonts w:hint="default" w:ascii="Segoe UI" w:hAnsi="Segoe UI" w:eastAsia="Segoe UI" w:cs="Segoe UI"/>
+                <w:rFonts w:ascii="Segoe UI" w:eastAsia="Segoe UI" w:hAnsi="Segoe UI" w:cs="Segoe UI" w:hint="default"/>
                 <w:i w:val="0"/>
                 <w:iCs w:val="0"/>
                 <w:caps w:val="0"/>
@@ -4819,8 +4751,8 @@
                 <w:kern w:val="0"/>
                 <w:sz w:val="18"/>
                 <w:szCs w:val="18"/>
-                <w:bdr w:val="none" w:color="auto" w:sz="0" w:space="0"/>
-                <w:lang w:val="en-US" w:eastAsia="zh-CN" w:bidi="ar"/>
+                <w:bdr w:val="nil"/>
+                <w:lang w:val="en-US" w:eastAsia="zh-CN"/>
               </w:rPr>
               <w:t>角色</w:t>
             </w:r>
@@ -4852,7 +4784,7 @@
               <w:spacing w:line="300" w:lineRule="atLeast"/>
               <w:jc w:val="left"/>
               <w:rPr>
-                <w:rFonts w:hint="default" w:ascii="Segoe UI" w:hAnsi="Segoe UI" w:eastAsia="Segoe UI" w:cs="Segoe UI"/>
+                <w:rFonts w:ascii="Segoe UI" w:eastAsia="Segoe UI" w:hAnsi="Segoe UI" w:cs="Segoe UI" w:hint="default"/>
                 <w:i w:val="0"/>
                 <w:iCs w:val="0"/>
                 <w:caps w:val="0"/>
@@ -4864,7 +4796,7 @@
             </w:pPr>
             <w:r>
               <w:rPr>
-                <w:rFonts w:hint="default" w:ascii="Segoe UI" w:hAnsi="Segoe UI" w:eastAsia="Segoe UI" w:cs="Segoe UI"/>
+                <w:rFonts w:ascii="Segoe UI" w:eastAsia="Segoe UI" w:hAnsi="Segoe UI" w:cs="Segoe UI" w:hint="default"/>
                 <w:i w:val="0"/>
                 <w:iCs w:val="0"/>
                 <w:caps w:val="0"/>
@@ -4874,8 +4806,8 @@
                 <w:kern w:val="0"/>
                 <w:sz w:val="18"/>
                 <w:szCs w:val="18"/>
-                <w:bdr w:val="none" w:color="auto" w:sz="0" w:space="0"/>
-                <w:lang w:val="en-US" w:eastAsia="zh-CN" w:bidi="ar"/>
+                <w:bdr w:val="nil"/>
+                <w:lang w:val="en-US" w:eastAsia="zh-CN"/>
               </w:rPr>
               <w:t>权限范围</w:t>
             </w:r>
@@ -4907,7 +4839,7 @@
               <w:spacing w:line="300" w:lineRule="atLeast"/>
               <w:jc w:val="left"/>
               <w:rPr>
-                <w:rFonts w:hint="default" w:ascii="Segoe UI" w:hAnsi="Segoe UI" w:eastAsia="Segoe UI" w:cs="Segoe UI"/>
+                <w:rFonts w:ascii="Segoe UI" w:eastAsia="Segoe UI" w:hAnsi="Segoe UI" w:cs="Segoe UI" w:hint="default"/>
                 <w:i w:val="0"/>
                 <w:iCs w:val="0"/>
                 <w:caps w:val="0"/>
@@ -4919,7 +4851,7 @@
             </w:pPr>
             <w:r>
               <w:rPr>
-                <w:rFonts w:hint="default" w:ascii="Segoe UI" w:hAnsi="Segoe UI" w:eastAsia="Segoe UI" w:cs="Segoe UI"/>
+                <w:rFonts w:ascii="Segoe UI" w:eastAsia="Segoe UI" w:hAnsi="Segoe UI" w:cs="Segoe UI" w:hint="default"/>
                 <w:i w:val="0"/>
                 <w:iCs w:val="0"/>
                 <w:caps w:val="0"/>
@@ -4929,8 +4861,8 @@
                 <w:kern w:val="0"/>
                 <w:sz w:val="18"/>
                 <w:szCs w:val="18"/>
-                <w:bdr w:val="none" w:color="auto" w:sz="0" w:space="0"/>
-                <w:lang w:val="en-US" w:eastAsia="zh-CN" w:bidi="ar"/>
+                <w:bdr w:val="nil"/>
+                <w:lang w:val="en-US" w:eastAsia="zh-CN"/>
               </w:rPr>
               <w:t>审批流程</w:t>
             </w:r>
@@ -4939,14 +4871,9 @@
       </w:tr>
       <w:tr>
         <w:tblPrEx>
-          <w:tblBorders>
-            <w:top w:val="single" w:color="auto" w:sz="4" w:space="0"/>
-            <w:left w:val="single" w:color="auto" w:sz="4" w:space="0"/>
-            <w:bottom w:val="single" w:color="auto" w:sz="4" w:space="0"/>
-            <w:right w:val="single" w:color="auto" w:sz="4" w:space="0"/>
-            <w:insideH w:val="single" w:color="auto" w:sz="4" w:space="0"/>
-            <w:insideV w:val="single" w:color="auto" w:sz="4" w:space="0"/>
-          </w:tblBorders>
+          <w:tblW w:w="9024" w:type="dxa"/>
+          <w:tblInd w:w="0" w:type="dxa"/>
+          <w:shd w:val="clear" w:color="auto" w:fill="auto"/>
           <w:tblCellMar>
             <w:top w:w="15" w:type="dxa"/>
             <w:left w:w="15" w:type="dxa"/>
@@ -4980,7 +4907,7 @@
               <w:spacing w:line="300" w:lineRule="atLeast"/>
               <w:jc w:val="left"/>
               <w:rPr>
-                <w:rFonts w:hint="default" w:ascii="Segoe UI" w:hAnsi="Segoe UI" w:eastAsia="Segoe UI" w:cs="Segoe UI"/>
+                <w:rFonts w:ascii="Segoe UI" w:eastAsia="Segoe UI" w:hAnsi="Segoe UI" w:cs="Segoe UI" w:hint="default"/>
                 <w:i w:val="0"/>
                 <w:iCs w:val="0"/>
                 <w:caps w:val="0"/>
@@ -4992,7 +4919,7 @@
             </w:pPr>
             <w:r>
               <w:rPr>
-                <w:rFonts w:hint="default" w:ascii="Segoe UI" w:hAnsi="Segoe UI" w:eastAsia="Segoe UI" w:cs="Segoe UI"/>
+                <w:rFonts w:ascii="Segoe UI" w:eastAsia="Segoe UI" w:hAnsi="Segoe UI" w:cs="Segoe UI" w:hint="default"/>
                 <w:i w:val="0"/>
                 <w:iCs w:val="0"/>
                 <w:caps w:val="0"/>
@@ -5002,14 +4929,14 @@
                 <w:kern w:val="0"/>
                 <w:sz w:val="18"/>
                 <w:szCs w:val="18"/>
-                <w:bdr w:val="none" w:color="auto" w:sz="0" w:space="0"/>
-                <w:lang w:val="en-US" w:eastAsia="zh-CN" w:bidi="ar"/>
+                <w:bdr w:val="nil"/>
+                <w:lang w:val="en-US" w:eastAsia="zh-CN"/>
               </w:rPr>
               <w:t>研发部</w:t>
             </w:r>
             <w:r>
               <w:rPr>
-                <w:rFonts w:hint="eastAsia" w:ascii="Segoe UI" w:hAnsi="Segoe UI" w:eastAsia="Segoe UI" w:cs="Segoe UI"/>
+                <w:rFonts w:ascii="Segoe UI" w:eastAsia="Segoe UI" w:hAnsi="Segoe UI" w:cs="Segoe UI" w:hint="eastAsia"/>
                 <w:i w:val="0"/>
                 <w:iCs w:val="0"/>
                 <w:caps w:val="0"/>
@@ -5019,8 +4946,8 @@
                 <w:kern w:val="0"/>
                 <w:sz w:val="18"/>
                 <w:szCs w:val="18"/>
-                <w:bdr w:val="none" w:color="auto" w:sz="0" w:space="0"/>
-                <w:lang w:val="en-US" w:eastAsia="zh-CN" w:bidi="ar"/>
+                <w:bdr w:val="nil"/>
+                <w:lang w:val="en-US" w:eastAsia="zh-CN"/>
               </w:rPr>
               <w:t>经理</w:t>
             </w:r>
@@ -5052,7 +4979,7 @@
               <w:spacing w:line="300" w:lineRule="atLeast"/>
               <w:jc w:val="left"/>
               <w:rPr>
-                <w:rFonts w:hint="default" w:ascii="Segoe UI" w:hAnsi="Segoe UI" w:eastAsia="Segoe UI" w:cs="Segoe UI"/>
+                <w:rFonts w:ascii="Segoe UI" w:eastAsia="Segoe UI" w:hAnsi="Segoe UI" w:cs="Segoe UI" w:hint="default"/>
                 <w:i w:val="0"/>
                 <w:iCs w:val="0"/>
                 <w:caps w:val="0"/>
@@ -5064,7 +4991,7 @@
             </w:pPr>
             <w:r>
               <w:rPr>
-                <w:rFonts w:hint="default" w:ascii="Segoe UI" w:hAnsi="Segoe UI" w:eastAsia="Segoe UI" w:cs="Segoe UI"/>
+                <w:rFonts w:ascii="Segoe UI" w:eastAsia="Segoe UI" w:hAnsi="Segoe UI" w:cs="Segoe UI" w:hint="default"/>
                 <w:i w:val="0"/>
                 <w:iCs w:val="0"/>
                 <w:caps w:val="0"/>
@@ -5074,8 +5001,8 @@
                 <w:kern w:val="0"/>
                 <w:sz w:val="18"/>
                 <w:szCs w:val="18"/>
-                <w:bdr w:val="none" w:color="auto" w:sz="0" w:space="0"/>
-                <w:lang w:val="en-US" w:eastAsia="zh-CN" w:bidi="ar"/>
+                <w:bdr w:val="nil"/>
+                <w:lang w:val="en-US" w:eastAsia="zh-CN"/>
               </w:rPr>
               <w:t>全库读写权限，包括上传、更新、删除、备份、恢复等操作</w:t>
             </w:r>
@@ -5107,7 +5034,7 @@
               <w:spacing w:line="300" w:lineRule="atLeast"/>
               <w:jc w:val="left"/>
               <w:rPr>
-                <w:rFonts w:hint="default" w:ascii="Segoe UI" w:hAnsi="Segoe UI" w:eastAsia="Segoe UI" w:cs="Segoe UI"/>
+                <w:rFonts w:ascii="Segoe UI" w:eastAsia="Segoe UI" w:hAnsi="Segoe UI" w:cs="Segoe UI" w:hint="default"/>
                 <w:i w:val="0"/>
                 <w:iCs w:val="0"/>
                 <w:caps w:val="0"/>
@@ -5119,7 +5046,7 @@
             </w:pPr>
             <w:r>
               <w:rPr>
-                <w:rFonts w:hint="default" w:ascii="Segoe UI" w:hAnsi="Segoe UI" w:eastAsia="Segoe UI" w:cs="Segoe UI"/>
+                <w:rFonts w:ascii="Segoe UI" w:eastAsia="Segoe UI" w:hAnsi="Segoe UI" w:cs="Segoe UI" w:hint="default"/>
                 <w:i w:val="0"/>
                 <w:iCs w:val="0"/>
                 <w:caps w:val="0"/>
@@ -5129,14 +5056,14 @@
                 <w:kern w:val="0"/>
                 <w:sz w:val="18"/>
                 <w:szCs w:val="18"/>
-                <w:bdr w:val="none" w:color="auto" w:sz="0" w:space="0"/>
-                <w:lang w:val="en-US" w:eastAsia="zh-CN" w:bidi="ar"/>
+                <w:bdr w:val="nil"/>
+                <w:lang w:val="en-US" w:eastAsia="zh-CN"/>
               </w:rPr>
               <w:t>部门</w:t>
             </w:r>
             <w:r>
               <w:rPr>
-                <w:rFonts w:hint="eastAsia" w:ascii="Segoe UI" w:hAnsi="Segoe UI" w:eastAsia="Segoe UI" w:cs="Segoe UI"/>
+                <w:rFonts w:ascii="Segoe UI" w:eastAsia="Segoe UI" w:hAnsi="Segoe UI" w:cs="Segoe UI" w:hint="eastAsia"/>
                 <w:i w:val="0"/>
                 <w:iCs w:val="0"/>
                 <w:caps w:val="0"/>
@@ -5146,14 +5073,14 @@
                 <w:kern w:val="0"/>
                 <w:sz w:val="18"/>
                 <w:szCs w:val="18"/>
-                <w:bdr w:val="none" w:color="auto" w:sz="0" w:space="0"/>
-                <w:lang w:val="en-US" w:eastAsia="zh-CN" w:bidi="ar"/>
+                <w:bdr w:val="nil"/>
+                <w:lang w:val="en-US" w:eastAsia="zh-CN"/>
               </w:rPr>
               <w:t>经理</w:t>
             </w:r>
             <w:r>
               <w:rPr>
-                <w:rFonts w:hint="default" w:ascii="Segoe UI" w:hAnsi="Segoe UI" w:eastAsia="Segoe UI" w:cs="Segoe UI"/>
+                <w:rFonts w:ascii="Segoe UI" w:eastAsia="Segoe UI" w:hAnsi="Segoe UI" w:cs="Segoe UI" w:hint="default"/>
                 <w:i w:val="0"/>
                 <w:iCs w:val="0"/>
                 <w:caps w:val="0"/>
@@ -5163,8 +5090,8 @@
                 <w:kern w:val="0"/>
                 <w:sz w:val="18"/>
                 <w:szCs w:val="18"/>
-                <w:bdr w:val="none" w:color="auto" w:sz="0" w:space="0"/>
-                <w:lang w:val="en-US" w:eastAsia="zh-CN" w:bidi="ar"/>
+                <w:bdr w:val="nil"/>
+                <w:lang w:val="en-US" w:eastAsia="zh-CN"/>
               </w:rPr>
               <w:t>审批</w:t>
             </w:r>
@@ -5173,14 +5100,9 @@
       </w:tr>
       <w:tr>
         <w:tblPrEx>
-          <w:tblBorders>
-            <w:top w:val="single" w:color="auto" w:sz="4" w:space="0"/>
-            <w:left w:val="single" w:color="auto" w:sz="4" w:space="0"/>
-            <w:bottom w:val="single" w:color="auto" w:sz="4" w:space="0"/>
-            <w:right w:val="single" w:color="auto" w:sz="4" w:space="0"/>
-            <w:insideH w:val="single" w:color="auto" w:sz="4" w:space="0"/>
-            <w:insideV w:val="single" w:color="auto" w:sz="4" w:space="0"/>
-          </w:tblBorders>
+          <w:tblW w:w="9024" w:type="dxa"/>
+          <w:tblInd w:w="0" w:type="dxa"/>
+          <w:shd w:val="clear" w:color="auto" w:fill="auto"/>
           <w:tblCellMar>
             <w:top w:w="15" w:type="dxa"/>
             <w:left w:w="15" w:type="dxa"/>
@@ -5214,7 +5136,7 @@
               <w:spacing w:line="300" w:lineRule="atLeast"/>
               <w:jc w:val="left"/>
               <w:rPr>
-                <w:rFonts w:hint="default" w:ascii="Segoe UI" w:hAnsi="Segoe UI" w:eastAsia="Segoe UI" w:cs="Segoe UI"/>
+                <w:rFonts w:ascii="Segoe UI" w:eastAsia="Segoe UI" w:hAnsi="Segoe UI" w:cs="Segoe UI" w:hint="default"/>
                 <w:i w:val="0"/>
                 <w:iCs w:val="0"/>
                 <w:caps w:val="0"/>
@@ -5227,7 +5149,7 @@
             </w:pPr>
             <w:r>
               <w:rPr>
-                <w:rFonts w:hint="default" w:ascii="Segoe UI" w:hAnsi="Segoe UI" w:eastAsia="Segoe UI" w:cs="Segoe UI"/>
+                <w:rFonts w:ascii="Segoe UI" w:eastAsia="Segoe UI" w:hAnsi="Segoe UI" w:cs="Segoe UI" w:hint="default"/>
                 <w:i w:val="0"/>
                 <w:iCs w:val="0"/>
                 <w:caps w:val="0"/>
@@ -5237,14 +5159,14 @@
                 <w:kern w:val="0"/>
                 <w:sz w:val="18"/>
                 <w:szCs w:val="18"/>
-                <w:bdr w:val="none" w:color="auto" w:sz="0" w:space="0"/>
-                <w:lang w:val="en-US" w:eastAsia="zh-CN" w:bidi="ar"/>
+                <w:bdr w:val="nil"/>
+                <w:lang w:val="en-US" w:eastAsia="zh-CN"/>
               </w:rPr>
               <w:t>研发部</w:t>
             </w:r>
             <w:r>
               <w:rPr>
-                <w:rFonts w:hint="eastAsia" w:ascii="Segoe UI" w:hAnsi="Segoe UI" w:eastAsia="Segoe UI" w:cs="Segoe UI"/>
+                <w:rFonts w:ascii="Segoe UI" w:eastAsia="Segoe UI" w:hAnsi="Segoe UI" w:cs="Segoe UI" w:hint="eastAsia"/>
                 <w:i w:val="0"/>
                 <w:iCs w:val="0"/>
                 <w:caps w:val="0"/>
@@ -5254,8 +5176,8 @@
                 <w:kern w:val="0"/>
                 <w:sz w:val="18"/>
                 <w:szCs w:val="18"/>
-                <w:bdr w:val="none" w:color="auto" w:sz="0" w:space="0"/>
-                <w:lang w:val="en-US" w:eastAsia="zh-CN" w:bidi="ar"/>
+                <w:bdr w:val="nil"/>
+                <w:lang w:val="en-US" w:eastAsia="zh-CN"/>
               </w:rPr>
               <w:t>人员</w:t>
             </w:r>
@@ -5287,7 +5209,7 @@
               <w:spacing w:line="300" w:lineRule="atLeast"/>
               <w:jc w:val="left"/>
               <w:rPr>
-                <w:rFonts w:hint="default" w:ascii="Segoe UI" w:hAnsi="Segoe UI" w:eastAsia="Segoe UI" w:cs="Segoe UI"/>
+                <w:rFonts w:ascii="Segoe UI" w:eastAsia="Segoe UI" w:hAnsi="Segoe UI" w:cs="Segoe UI" w:hint="default"/>
                 <w:i w:val="0"/>
                 <w:iCs w:val="0"/>
                 <w:caps w:val="0"/>
@@ -5299,7 +5221,7 @@
             </w:pPr>
             <w:r>
               <w:rPr>
-                <w:rFonts w:hint="default" w:ascii="Segoe UI" w:hAnsi="Segoe UI" w:eastAsia="Segoe UI" w:cs="Segoe UI"/>
+                <w:rFonts w:ascii="Segoe UI" w:eastAsia="Segoe UI" w:hAnsi="Segoe UI" w:cs="Segoe UI" w:hint="default"/>
                 <w:i w:val="0"/>
                 <w:iCs w:val="0"/>
                 <w:caps w:val="0"/>
@@ -5309,8 +5231,8 @@
                 <w:kern w:val="0"/>
                 <w:sz w:val="18"/>
                 <w:szCs w:val="18"/>
-                <w:bdr w:val="none" w:color="auto" w:sz="0" w:space="0"/>
-                <w:lang w:val="en-US" w:eastAsia="zh-CN" w:bidi="ar"/>
+                <w:bdr w:val="nil"/>
+                <w:lang w:val="en-US" w:eastAsia="zh-CN"/>
               </w:rPr>
               <w:t>读取权限，可下载已发布的软件版本及相关文档</w:t>
             </w:r>
@@ -5342,7 +5264,7 @@
               <w:spacing w:line="300" w:lineRule="atLeast"/>
               <w:jc w:val="left"/>
               <w:rPr>
-                <w:rFonts w:hint="default" w:ascii="Segoe UI" w:hAnsi="Segoe UI" w:eastAsia="Segoe UI" w:cs="Segoe UI"/>
+                <w:rFonts w:ascii="Segoe UI" w:eastAsia="Segoe UI" w:hAnsi="Segoe UI" w:cs="Segoe UI" w:hint="default"/>
                 <w:i w:val="0"/>
                 <w:iCs w:val="0"/>
                 <w:caps w:val="0"/>
@@ -5354,7 +5276,7 @@
             </w:pPr>
             <w:r>
               <w:rPr>
-                <w:rFonts w:hint="eastAsia" w:ascii="Segoe UI" w:hAnsi="Segoe UI" w:eastAsia="Segoe UI" w:cs="Segoe UI"/>
+                <w:rFonts w:ascii="Segoe UI" w:eastAsia="Segoe UI" w:hAnsi="Segoe UI" w:cs="Segoe UI" w:hint="eastAsia"/>
                 <w:i w:val="0"/>
                 <w:iCs w:val="0"/>
                 <w:caps w:val="0"/>
@@ -5364,14 +5286,14 @@
                 <w:kern w:val="0"/>
                 <w:sz w:val="18"/>
                 <w:szCs w:val="18"/>
-                <w:bdr w:val="none" w:color="auto" w:sz="0" w:space="0"/>
-                <w:lang w:val="en-US" w:eastAsia="zh-CN" w:bidi="ar"/>
+                <w:bdr w:val="nil"/>
+                <w:lang w:val="en-US" w:eastAsia="zh-CN"/>
               </w:rPr>
               <w:t>运维</w:t>
             </w:r>
             <w:r>
               <w:rPr>
-                <w:rFonts w:hint="default" w:ascii="Segoe UI" w:hAnsi="Segoe UI" w:eastAsia="Segoe UI" w:cs="Segoe UI"/>
+                <w:rFonts w:ascii="Segoe UI" w:eastAsia="Segoe UI" w:hAnsi="Segoe UI" w:cs="Segoe UI" w:hint="default"/>
                 <w:i w:val="0"/>
                 <w:iCs w:val="0"/>
                 <w:caps w:val="0"/>
@@ -5381,8 +5303,8 @@
                 <w:kern w:val="0"/>
                 <w:sz w:val="18"/>
                 <w:szCs w:val="18"/>
-                <w:bdr w:val="none" w:color="auto" w:sz="0" w:space="0"/>
-                <w:lang w:val="en-US" w:eastAsia="zh-CN" w:bidi="ar"/>
+                <w:bdr w:val="nil"/>
+                <w:lang w:val="en-US" w:eastAsia="zh-CN"/>
               </w:rPr>
               <w:t>项目经理审批</w:t>
             </w:r>
@@ -5391,14 +5313,9 @@
       </w:tr>
       <w:tr>
         <w:tblPrEx>
-          <w:tblBorders>
-            <w:top w:val="single" w:color="auto" w:sz="4" w:space="0"/>
-            <w:left w:val="single" w:color="auto" w:sz="4" w:space="0"/>
-            <w:bottom w:val="single" w:color="auto" w:sz="4" w:space="0"/>
-            <w:right w:val="single" w:color="auto" w:sz="4" w:space="0"/>
-            <w:insideH w:val="single" w:color="auto" w:sz="4" w:space="0"/>
-            <w:insideV w:val="single" w:color="auto" w:sz="4" w:space="0"/>
-          </w:tblBorders>
+          <w:tblW w:w="9024" w:type="dxa"/>
+          <w:tblInd w:w="0" w:type="dxa"/>
+          <w:shd w:val="clear" w:color="auto" w:fill="auto"/>
           <w:tblCellMar>
             <w:top w:w="15" w:type="dxa"/>
             <w:left w:w="15" w:type="dxa"/>
@@ -5432,7 +5349,7 @@
               <w:spacing w:line="300" w:lineRule="atLeast"/>
               <w:jc w:val="left"/>
               <w:rPr>
-                <w:rFonts w:hint="default" w:ascii="Segoe UI" w:hAnsi="Segoe UI" w:eastAsia="Segoe UI" w:cs="Segoe UI"/>
+                <w:rFonts w:ascii="Segoe UI" w:eastAsia="Segoe UI" w:hAnsi="Segoe UI" w:cs="Segoe UI" w:hint="default"/>
                 <w:i w:val="0"/>
                 <w:iCs w:val="0"/>
                 <w:caps w:val="0"/>
@@ -5444,7 +5361,7 @@
             </w:pPr>
             <w:r>
               <w:rPr>
-                <w:rFonts w:hint="default" w:ascii="Segoe UI" w:hAnsi="Segoe UI" w:eastAsia="Segoe UI" w:cs="Segoe UI"/>
+                <w:rFonts w:ascii="Segoe UI" w:eastAsia="Segoe UI" w:hAnsi="Segoe UI" w:cs="Segoe UI" w:hint="default"/>
                 <w:i w:val="0"/>
                 <w:iCs w:val="0"/>
                 <w:caps w:val="0"/>
@@ -5454,8 +5371,8 @@
                 <w:kern w:val="0"/>
                 <w:sz w:val="18"/>
                 <w:szCs w:val="18"/>
-                <w:bdr w:val="none" w:color="auto" w:sz="0" w:space="0"/>
-                <w:lang w:val="en-US" w:eastAsia="zh-CN" w:bidi="ar"/>
+                <w:bdr w:val="nil"/>
+                <w:lang w:val="en-US" w:eastAsia="zh-CN"/>
               </w:rPr>
               <w:t>质量部人员</w:t>
             </w:r>
@@ -5487,7 +5404,7 @@
               <w:spacing w:line="300" w:lineRule="atLeast"/>
               <w:jc w:val="left"/>
               <w:rPr>
-                <w:rFonts w:hint="default" w:ascii="Segoe UI" w:hAnsi="Segoe UI" w:eastAsia="Segoe UI" w:cs="Segoe UI"/>
+                <w:rFonts w:ascii="Segoe UI" w:eastAsia="Segoe UI" w:hAnsi="Segoe UI" w:cs="Segoe UI" w:hint="default"/>
                 <w:i w:val="0"/>
                 <w:iCs w:val="0"/>
                 <w:caps w:val="0"/>
@@ -5499,7 +5416,7 @@
             </w:pPr>
             <w:r>
               <w:rPr>
-                <w:rFonts w:hint="default" w:ascii="Segoe UI" w:hAnsi="Segoe UI" w:eastAsia="Segoe UI" w:cs="Segoe UI"/>
+                <w:rFonts w:ascii="Segoe UI" w:eastAsia="Segoe UI" w:hAnsi="Segoe UI" w:cs="Segoe UI" w:hint="default"/>
                 <w:i w:val="0"/>
                 <w:iCs w:val="0"/>
                 <w:caps w:val="0"/>
@@ -5509,8 +5426,8 @@
                 <w:kern w:val="0"/>
                 <w:sz w:val="18"/>
                 <w:szCs w:val="18"/>
-                <w:bdr w:val="none" w:color="auto" w:sz="0" w:space="0"/>
-                <w:lang w:val="en-US" w:eastAsia="zh-CN" w:bidi="ar"/>
+                <w:bdr w:val="nil"/>
+                <w:lang w:val="en-US" w:eastAsia="zh-CN"/>
               </w:rPr>
               <w:t>读取权限，可审计软件版本、授权文件及操作日志</w:t>
             </w:r>
@@ -5542,7 +5459,7 @@
               <w:spacing w:line="300" w:lineRule="atLeast"/>
               <w:jc w:val="left"/>
               <w:rPr>
-                <w:rFonts w:hint="default" w:ascii="Segoe UI" w:hAnsi="Segoe UI" w:eastAsia="Segoe UI" w:cs="Segoe UI"/>
+                <w:rFonts w:ascii="Segoe UI" w:eastAsia="Segoe UI" w:hAnsi="Segoe UI" w:cs="Segoe UI" w:hint="default"/>
                 <w:i w:val="0"/>
                 <w:iCs w:val="0"/>
                 <w:caps w:val="0"/>
@@ -5554,7 +5471,7 @@
             </w:pPr>
             <w:r>
               <w:rPr>
-                <w:rFonts w:hint="default" w:ascii="Segoe UI" w:hAnsi="Segoe UI" w:eastAsia="Segoe UI" w:cs="Segoe UI"/>
+                <w:rFonts w:ascii="Segoe UI" w:eastAsia="Segoe UI" w:hAnsi="Segoe UI" w:cs="Segoe UI" w:hint="default"/>
                 <w:i w:val="0"/>
                 <w:iCs w:val="0"/>
                 <w:caps w:val="0"/>
@@ -5564,14 +5481,14 @@
                 <w:kern w:val="0"/>
                 <w:sz w:val="18"/>
                 <w:szCs w:val="18"/>
-                <w:bdr w:val="none" w:color="auto" w:sz="0" w:space="0"/>
-                <w:lang w:val="en-US" w:eastAsia="zh-CN" w:bidi="ar"/>
+                <w:bdr w:val="nil"/>
+                <w:lang w:val="en-US" w:eastAsia="zh-CN"/>
               </w:rPr>
               <w:t>质量部</w:t>
             </w:r>
             <w:r>
               <w:rPr>
-                <w:rFonts w:hint="eastAsia" w:ascii="Segoe UI" w:hAnsi="Segoe UI" w:eastAsia="Segoe UI" w:cs="Segoe UI"/>
+                <w:rFonts w:ascii="Segoe UI" w:eastAsia="Segoe UI" w:hAnsi="Segoe UI" w:cs="Segoe UI" w:hint="eastAsia"/>
                 <w:i w:val="0"/>
                 <w:iCs w:val="0"/>
                 <w:caps w:val="0"/>
@@ -5581,14 +5498,14 @@
                 <w:kern w:val="0"/>
                 <w:sz w:val="18"/>
                 <w:szCs w:val="18"/>
-                <w:bdr w:val="none" w:color="auto" w:sz="0" w:space="0"/>
-                <w:lang w:val="en-US" w:eastAsia="zh-CN" w:bidi="ar"/>
+                <w:bdr w:val="nil"/>
+                <w:lang w:val="en-US" w:eastAsia="zh-CN"/>
               </w:rPr>
               <w:t>经理</w:t>
             </w:r>
             <w:r>
               <w:rPr>
-                <w:rFonts w:hint="default" w:ascii="Segoe UI" w:hAnsi="Segoe UI" w:eastAsia="Segoe UI" w:cs="Segoe UI"/>
+                <w:rFonts w:ascii="Segoe UI" w:eastAsia="Segoe UI" w:hAnsi="Segoe UI" w:cs="Segoe UI" w:hint="default"/>
                 <w:i w:val="0"/>
                 <w:iCs w:val="0"/>
                 <w:caps w:val="0"/>
@@ -5598,8 +5515,8 @@
                 <w:kern w:val="0"/>
                 <w:sz w:val="18"/>
                 <w:szCs w:val="18"/>
-                <w:bdr w:val="none" w:color="auto" w:sz="0" w:space="0"/>
-                <w:lang w:val="en-US" w:eastAsia="zh-CN" w:bidi="ar"/>
+                <w:bdr w:val="nil"/>
+                <w:lang w:val="en-US" w:eastAsia="zh-CN"/>
               </w:rPr>
               <w:t>审批</w:t>
             </w:r>
@@ -5608,14 +5525,9 @@
       </w:tr>
       <w:tr>
         <w:tblPrEx>
-          <w:tblBorders>
-            <w:top w:val="single" w:color="auto" w:sz="4" w:space="0"/>
-            <w:left w:val="single" w:color="auto" w:sz="4" w:space="0"/>
-            <w:bottom w:val="single" w:color="auto" w:sz="4" w:space="0"/>
-            <w:right w:val="single" w:color="auto" w:sz="4" w:space="0"/>
-            <w:insideH w:val="single" w:color="auto" w:sz="4" w:space="0"/>
-            <w:insideV w:val="single" w:color="auto" w:sz="4" w:space="0"/>
-          </w:tblBorders>
+          <w:tblW w:w="9024" w:type="dxa"/>
+          <w:tblInd w:w="0" w:type="dxa"/>
+          <w:shd w:val="clear" w:color="auto" w:fill="auto"/>
           <w:tblCellMar>
             <w:top w:w="15" w:type="dxa"/>
             <w:left w:w="15" w:type="dxa"/>
@@ -5649,7 +5561,7 @@
               <w:spacing w:line="300" w:lineRule="atLeast"/>
               <w:jc w:val="left"/>
               <w:rPr>
-                <w:rFonts w:hint="default" w:ascii="Segoe UI" w:hAnsi="Segoe UI" w:eastAsia="Segoe UI" w:cs="Segoe UI"/>
+                <w:rFonts w:ascii="Segoe UI" w:eastAsia="Segoe UI" w:hAnsi="Segoe UI" w:cs="Segoe UI" w:hint="default"/>
                 <w:i w:val="0"/>
                 <w:iCs w:val="0"/>
                 <w:caps w:val="0"/>
@@ -5661,7 +5573,7 @@
             </w:pPr>
             <w:r>
               <w:rPr>
-                <w:rFonts w:hint="default" w:ascii="Segoe UI" w:hAnsi="Segoe UI" w:eastAsia="Segoe UI" w:cs="Segoe UI"/>
+                <w:rFonts w:ascii="Segoe UI" w:eastAsia="Segoe UI" w:hAnsi="Segoe UI" w:cs="Segoe UI" w:hint="default"/>
                 <w:i w:val="0"/>
                 <w:iCs w:val="0"/>
                 <w:caps w:val="0"/>
@@ -5671,14 +5583,14 @@
                 <w:kern w:val="0"/>
                 <w:sz w:val="18"/>
                 <w:szCs w:val="18"/>
-                <w:bdr w:val="none" w:color="auto" w:sz="0" w:space="0"/>
-                <w:lang w:val="en-US" w:eastAsia="zh-CN" w:bidi="ar"/>
+                <w:bdr w:val="nil"/>
+                <w:lang w:val="en-US" w:eastAsia="zh-CN"/>
               </w:rPr>
               <w:t>其他</w:t>
             </w:r>
             <w:r>
               <w:rPr>
-                <w:rFonts w:hint="eastAsia" w:ascii="Segoe UI" w:hAnsi="Segoe UI" w:eastAsia="Segoe UI" w:cs="Segoe UI"/>
+                <w:rFonts w:ascii="Segoe UI" w:eastAsia="Segoe UI" w:hAnsi="Segoe UI" w:cs="Segoe UI" w:hint="eastAsia"/>
                 <w:i w:val="0"/>
                 <w:iCs w:val="0"/>
                 <w:caps w:val="0"/>
@@ -5688,14 +5600,14 @@
                 <w:kern w:val="0"/>
                 <w:sz w:val="18"/>
                 <w:szCs w:val="18"/>
-                <w:bdr w:val="none" w:color="auto" w:sz="0" w:space="0"/>
-                <w:lang w:val="en-US" w:eastAsia="zh-CN" w:bidi="ar"/>
+                <w:bdr w:val="nil"/>
+                <w:lang w:val="en-US" w:eastAsia="zh-CN"/>
               </w:rPr>
               <w:t>运维相关</w:t>
             </w:r>
             <w:r>
               <w:rPr>
-                <w:rFonts w:hint="default" w:ascii="Segoe UI" w:hAnsi="Segoe UI" w:eastAsia="Segoe UI" w:cs="Segoe UI"/>
+                <w:rFonts w:ascii="Segoe UI" w:eastAsia="Segoe UI" w:hAnsi="Segoe UI" w:cs="Segoe UI" w:hint="default"/>
                 <w:i w:val="0"/>
                 <w:iCs w:val="0"/>
                 <w:caps w:val="0"/>
@@ -5705,8 +5617,8 @@
                 <w:kern w:val="0"/>
                 <w:sz w:val="18"/>
                 <w:szCs w:val="18"/>
-                <w:bdr w:val="none" w:color="auto" w:sz="0" w:space="0"/>
-                <w:lang w:val="en-US" w:eastAsia="zh-CN" w:bidi="ar"/>
+                <w:bdr w:val="nil"/>
+                <w:lang w:val="en-US" w:eastAsia="zh-CN"/>
               </w:rPr>
               <w:t>人员</w:t>
             </w:r>
@@ -5738,7 +5650,7 @@
               <w:spacing w:line="300" w:lineRule="atLeast"/>
               <w:jc w:val="left"/>
               <w:rPr>
-                <w:rFonts w:hint="default" w:ascii="Segoe UI" w:hAnsi="Segoe UI" w:eastAsia="Segoe UI" w:cs="Segoe UI"/>
+                <w:rFonts w:ascii="Segoe UI" w:eastAsia="Segoe UI" w:hAnsi="Segoe UI" w:cs="Segoe UI" w:hint="default"/>
                 <w:i w:val="0"/>
                 <w:iCs w:val="0"/>
                 <w:caps w:val="0"/>
@@ -5750,7 +5662,7 @@
             </w:pPr>
             <w:r>
               <w:rPr>
-                <w:rFonts w:hint="default" w:ascii="Segoe UI" w:hAnsi="Segoe UI" w:eastAsia="Segoe UI" w:cs="Segoe UI"/>
+                <w:rFonts w:ascii="Segoe UI" w:eastAsia="Segoe UI" w:hAnsi="Segoe UI" w:cs="Segoe UI" w:hint="default"/>
                 <w:i w:val="0"/>
                 <w:iCs w:val="0"/>
                 <w:caps w:val="0"/>
@@ -5760,8 +5672,8 @@
                 <w:kern w:val="0"/>
                 <w:sz w:val="18"/>
                 <w:szCs w:val="18"/>
-                <w:bdr w:val="none" w:color="auto" w:sz="0" w:space="0"/>
-                <w:lang w:val="en-US" w:eastAsia="zh-CN" w:bidi="ar"/>
+                <w:bdr w:val="nil"/>
+                <w:lang w:val="en-US" w:eastAsia="zh-CN"/>
               </w:rPr>
               <w:t>按需申请临时读取权限，仅限特定软件版本</w:t>
             </w:r>
@@ -5793,7 +5705,7 @@
               <w:spacing w:line="300" w:lineRule="atLeast"/>
               <w:jc w:val="left"/>
               <w:rPr>
-                <w:rFonts w:hint="default" w:ascii="Segoe UI" w:hAnsi="Segoe UI" w:eastAsia="Segoe UI" w:cs="Segoe UI"/>
+                <w:rFonts w:ascii="Segoe UI" w:eastAsia="Segoe UI" w:hAnsi="Segoe UI" w:cs="Segoe UI" w:hint="default"/>
                 <w:i w:val="0"/>
                 <w:iCs w:val="0"/>
                 <w:caps w:val="0"/>
@@ -5805,7 +5717,7 @@
             </w:pPr>
             <w:r>
               <w:rPr>
-                <w:rFonts w:hint="default" w:ascii="Segoe UI" w:hAnsi="Segoe UI" w:eastAsia="Segoe UI" w:cs="Segoe UI"/>
+                <w:rFonts w:ascii="Segoe UI" w:eastAsia="Segoe UI" w:hAnsi="Segoe UI" w:cs="Segoe UI" w:hint="default"/>
                 <w:i w:val="0"/>
                 <w:iCs w:val="0"/>
                 <w:caps w:val="0"/>
@@ -5815,14 +5727,14 @@
                 <w:kern w:val="0"/>
                 <w:sz w:val="18"/>
                 <w:szCs w:val="18"/>
-                <w:bdr w:val="none" w:color="auto" w:sz="0" w:space="0"/>
-                <w:lang w:val="en-US" w:eastAsia="zh-CN" w:bidi="ar"/>
+                <w:bdr w:val="nil"/>
+                <w:lang w:val="en-US" w:eastAsia="zh-CN"/>
               </w:rPr>
               <w:t>部门</w:t>
             </w:r>
             <w:r>
               <w:rPr>
-                <w:rFonts w:hint="eastAsia" w:ascii="Segoe UI" w:hAnsi="Segoe UI" w:eastAsia="Segoe UI" w:cs="Segoe UI"/>
+                <w:rFonts w:ascii="Segoe UI" w:eastAsia="Segoe UI" w:hAnsi="Segoe UI" w:cs="Segoe UI" w:hint="eastAsia"/>
                 <w:i w:val="0"/>
                 <w:iCs w:val="0"/>
                 <w:caps w:val="0"/>
@@ -5832,14 +5744,14 @@
                 <w:kern w:val="0"/>
                 <w:sz w:val="18"/>
                 <w:szCs w:val="18"/>
-                <w:bdr w:val="none" w:color="auto" w:sz="0" w:space="0"/>
-                <w:lang w:val="en-US" w:eastAsia="zh-CN" w:bidi="ar"/>
+                <w:bdr w:val="nil"/>
+                <w:lang w:val="en-US" w:eastAsia="zh-CN"/>
               </w:rPr>
               <w:t>经理</w:t>
             </w:r>
             <w:r>
               <w:rPr>
-                <w:rFonts w:hint="default" w:ascii="Segoe UI" w:hAnsi="Segoe UI" w:eastAsia="Segoe UI" w:cs="Segoe UI"/>
+                <w:rFonts w:ascii="Segoe UI" w:eastAsia="Segoe UI" w:hAnsi="Segoe UI" w:cs="Segoe UI" w:hint="default"/>
                 <w:i w:val="0"/>
                 <w:iCs w:val="0"/>
                 <w:caps w:val="0"/>
@@ -5849,14 +5761,14 @@
                 <w:kern w:val="0"/>
                 <w:sz w:val="18"/>
                 <w:szCs w:val="18"/>
-                <w:bdr w:val="none" w:color="auto" w:sz="0" w:space="0"/>
-                <w:lang w:val="en-US" w:eastAsia="zh-CN" w:bidi="ar"/>
+                <w:bdr w:val="nil"/>
+                <w:lang w:val="en-US" w:eastAsia="zh-CN"/>
               </w:rPr>
               <w:t>+研发部</w:t>
             </w:r>
             <w:r>
               <w:rPr>
-                <w:rFonts w:hint="eastAsia" w:ascii="Segoe UI" w:hAnsi="Segoe UI" w:eastAsia="Segoe UI" w:cs="Segoe UI"/>
+                <w:rFonts w:ascii="Segoe UI" w:eastAsia="Segoe UI" w:hAnsi="Segoe UI" w:cs="Segoe UI" w:hint="eastAsia"/>
                 <w:i w:val="0"/>
                 <w:iCs w:val="0"/>
                 <w:caps w:val="0"/>
@@ -5866,14 +5778,14 @@
                 <w:kern w:val="0"/>
                 <w:sz w:val="18"/>
                 <w:szCs w:val="18"/>
-                <w:bdr w:val="none" w:color="auto" w:sz="0" w:space="0"/>
-                <w:lang w:val="en-US" w:eastAsia="zh-CN" w:bidi="ar"/>
+                <w:bdr w:val="nil"/>
+                <w:lang w:val="en-US" w:eastAsia="zh-CN"/>
               </w:rPr>
               <w:t>经理</w:t>
             </w:r>
             <w:r>
               <w:rPr>
-                <w:rFonts w:hint="default" w:ascii="Segoe UI" w:hAnsi="Segoe UI" w:eastAsia="Segoe UI" w:cs="Segoe UI"/>
+                <w:rFonts w:ascii="Segoe UI" w:eastAsia="Segoe UI" w:hAnsi="Segoe UI" w:cs="Segoe UI" w:hint="default"/>
                 <w:i w:val="0"/>
                 <w:iCs w:val="0"/>
                 <w:caps w:val="0"/>
@@ -5883,8 +5795,8 @@
                 <w:kern w:val="0"/>
                 <w:sz w:val="18"/>
                 <w:szCs w:val="18"/>
-                <w:bdr w:val="none" w:color="auto" w:sz="0" w:space="0"/>
-                <w:lang w:val="en-US" w:eastAsia="zh-CN" w:bidi="ar"/>
+                <w:bdr w:val="nil"/>
+                <w:lang w:val="en-US" w:eastAsia="zh-CN"/>
               </w:rPr>
               <w:t>审批</w:t>
             </w:r>
@@ -5894,7 +5806,7 @@
     </w:tbl>
     <w:p>
       <w:pPr>
-        <w:pStyle w:val="31"/>
+        <w:pStyle w:val="3"/>
         <w:keepNext w:val="0"/>
         <w:keepLines w:val="0"/>
         <w:pageBreakBefore w:val="0"/>
@@ -5918,7 +5830,7 @@
     </w:p>
     <w:p>
       <w:pPr>
-        <w:pStyle w:val="29"/>
+        <w:pStyle w:val="a"/>
         <w:keepNext w:val="0"/>
         <w:keepLines w:val="0"/>
         <w:pageBreakBefore w:val="0"/>
@@ -5942,7 +5854,7 @@
     </w:p>
     <w:p>
       <w:pPr>
-        <w:pStyle w:val="29"/>
+        <w:pStyle w:val="a"/>
         <w:keepNext w:val="0"/>
         <w:keepLines w:val="0"/>
         <w:pageBreakBefore w:val="0"/>
@@ -5966,7 +5878,7 @@
     </w:p>
     <w:p>
       <w:pPr>
-        <w:pStyle w:val="29"/>
+        <w:pStyle w:val="a"/>
         <w:keepNext w:val="0"/>
         <w:keepLines w:val="0"/>
         <w:pageBreakBefore w:val="0"/>
@@ -5990,7 +5902,7 @@
     </w:p>
     <w:p>
       <w:pPr>
-        <w:pStyle w:val="31"/>
+        <w:pStyle w:val="3"/>
         <w:keepNext w:val="0"/>
         <w:keepLines w:val="0"/>
         <w:pageBreakBefore w:val="0"/>
@@ -6014,7 +5926,7 @@
     </w:p>
     <w:p>
       <w:pPr>
-        <w:pStyle w:val="29"/>
+        <w:pStyle w:val="a"/>
         <w:keepNext w:val="0"/>
         <w:keepLines w:val="0"/>
         <w:pageBreakBefore w:val="0"/>
@@ -6038,7 +5950,7 @@
     </w:p>
     <w:p>
       <w:pPr>
-        <w:pStyle w:val="29"/>
+        <w:pStyle w:val="a"/>
         <w:keepNext w:val="0"/>
         <w:keepLines w:val="0"/>
         <w:pageBreakBefore w:val="0"/>
@@ -6062,7 +5974,7 @@
     </w:p>
     <w:p>
       <w:pPr>
-        <w:pStyle w:val="29"/>
+        <w:pStyle w:val="a"/>
         <w:keepNext w:val="0"/>
         <w:keepLines w:val="0"/>
         <w:pageBreakBefore w:val="0"/>
@@ -6086,7 +5998,7 @@
     </w:p>
     <w:p>
       <w:pPr>
-        <w:pStyle w:val="29"/>
+        <w:pStyle w:val="a"/>
         <w:keepNext w:val="0"/>
         <w:keepLines w:val="0"/>
         <w:pageBreakBefore w:val="0"/>
@@ -6110,7 +6022,7 @@
     </w:p>
     <w:p>
       <w:pPr>
-        <w:pStyle w:val="31"/>
+        <w:pStyle w:val="3"/>
         <w:keepNext w:val="0"/>
         <w:keepLines w:val="0"/>
         <w:pageBreakBefore w:val="0"/>
@@ -6134,7 +6046,7 @@
     </w:p>
     <w:p>
       <w:pPr>
-        <w:pStyle w:val="29"/>
+        <w:pStyle w:val="a"/>
         <w:keepNext w:val="0"/>
         <w:keepLines w:val="0"/>
         <w:pageBreakBefore w:val="0"/>
@@ -6158,7 +6070,7 @@
     </w:p>
     <w:p>
       <w:pPr>
-        <w:pStyle w:val="29"/>
+        <w:pStyle w:val="a"/>
         <w:keepNext w:val="0"/>
         <w:keepLines w:val="0"/>
         <w:pageBreakBefore w:val="0"/>
@@ -6182,7 +6094,7 @@
     </w:p>
     <w:p>
       <w:pPr>
-        <w:pStyle w:val="30"/>
+        <w:pStyle w:val="2"/>
         <w:keepNext w:val="0"/>
         <w:keepLines w:val="0"/>
         <w:pageBreakBefore w:val="0"/>
@@ -6206,7 +6118,7 @@
     </w:p>
     <w:p>
       <w:pPr>
-        <w:pStyle w:val="29"/>
+        <w:pStyle w:val="a"/>
         <w:keepNext w:val="0"/>
         <w:keepLines w:val="0"/>
         <w:pageBreakBefore w:val="0"/>
@@ -6219,7 +6131,7 @@
         <w:overflowPunct/>
         <w:topLinePunct w:val="0"/>
         <w:bidi w:val="0"/>
-        <w:ind w:left="425" w:leftChars="0" w:hanging="425" w:firstLineChars="0"/>
+        <w:ind w:left="425" w:hanging="425" w:leftChars="0" w:firstLineChars="0"/>
         <w:rPr>
           <w:rFonts w:hint="default"/>
         </w:rPr>
@@ -6233,7 +6145,7 @@
     </w:p>
     <w:p>
       <w:pPr>
-        <w:pStyle w:val="29"/>
+        <w:pStyle w:val="a"/>
         <w:keepNext w:val="0"/>
         <w:keepLines w:val="0"/>
         <w:pageBreakBefore w:val="0"/>
@@ -6255,7 +6167,7 @@
     </w:p>
     <w:p>
       <w:pPr>
-        <w:pStyle w:val="29"/>
+        <w:pStyle w:val="a"/>
         <w:keepNext w:val="0"/>
         <w:keepLines w:val="0"/>
         <w:pageBreakBefore w:val="0"/>
@@ -6268,7 +6180,7 @@
         <w:overflowPunct/>
         <w:topLinePunct w:val="0"/>
         <w:bidi w:val="0"/>
-        <w:ind w:left="425" w:leftChars="0" w:hanging="425" w:firstLineChars="0"/>
+        <w:ind w:left="425" w:hanging="425" w:leftChars="0" w:firstLineChars="0"/>
         <w:rPr>
           <w:rFonts w:hint="default"/>
         </w:rPr>
@@ -6282,7 +6194,7 @@
     </w:p>
     <w:p>
       <w:pPr>
-        <w:pStyle w:val="29"/>
+        <w:pStyle w:val="a"/>
         <w:keepNext w:val="0"/>
         <w:keepLines w:val="0"/>
         <w:pageBreakBefore w:val="0"/>
@@ -6304,7 +6216,7 @@
     </w:p>
     <w:p>
       <w:pPr>
-        <w:pStyle w:val="29"/>
+        <w:pStyle w:val="a"/>
         <w:keepNext w:val="0"/>
         <w:keepLines w:val="0"/>
         <w:pageBreakBefore w:val="0"/>
@@ -6317,7 +6229,7 @@
         <w:overflowPunct/>
         <w:topLinePunct w:val="0"/>
         <w:bidi w:val="0"/>
-        <w:ind w:left="425" w:leftChars="0" w:hanging="425" w:firstLineChars="0"/>
+        <w:ind w:left="425" w:hanging="425" w:leftChars="0" w:firstLineChars="0"/>
         <w:rPr>
           <w:rFonts w:hint="default"/>
         </w:rPr>
@@ -6331,7 +6243,7 @@
     </w:p>
     <w:p>
       <w:pPr>
-        <w:pStyle w:val="29"/>
+        <w:pStyle w:val="a"/>
         <w:keepNext w:val="0"/>
         <w:keepLines w:val="0"/>
         <w:pageBreakBefore w:val="0"/>
@@ -6353,7 +6265,7 @@
     </w:p>
     <w:p>
       <w:pPr>
-        <w:pStyle w:val="29"/>
+        <w:pStyle w:val="a"/>
         <w:keepNext w:val="0"/>
         <w:keepLines w:val="0"/>
         <w:pageBreakBefore w:val="0"/>
@@ -6375,7 +6287,7 @@
     </w:p>
     <w:p>
       <w:pPr>
-        <w:pStyle w:val="29"/>
+        <w:pStyle w:val="a"/>
         <w:keepNext w:val="0"/>
         <w:keepLines w:val="0"/>
         <w:pageBreakBefore w:val="0"/>
@@ -6397,7 +6309,7 @@
     </w:p>
     <w:p>
       <w:pPr>
-        <w:pStyle w:val="29"/>
+        <w:pStyle w:val="a"/>
         <w:keepNext w:val="0"/>
         <w:keepLines w:val="0"/>
         <w:pageBreakBefore w:val="0"/>
@@ -6419,7 +6331,7 @@
     </w:p>
     <w:p>
       <w:pPr>
-        <w:pStyle w:val="30"/>
+        <w:pStyle w:val="2"/>
         <w:bidi w:val="0"/>
         <w:rPr>
           <w:rFonts w:hint="default"/>
@@ -6436,7 +6348,7 @@
     </w:p>
     <w:p>
       <w:pPr>
-        <w:pStyle w:val="18"/>
+        <w:pStyle w:val="NormalWeb"/>
         <w:keepNext w:val="0"/>
         <w:keepLines w:val="0"/>
         <w:pageBreakBefore w:val="0"/>
@@ -6455,15 +6367,15 @@
         <w:ind w:left="0" w:right="0"/>
         <w:textAlignment w:val="auto"/>
         <w:rPr>
-          <w:rFonts w:hint="eastAsia" w:ascii="宋体" w:hAnsi="宋体" w:eastAsia="宋体" w:cs="宋体"/>
+          <w:rFonts w:ascii="宋体" w:eastAsia="宋体" w:hAnsi="宋体" w:cs="宋体" w:hint="eastAsia"/>
           <w:sz w:val="24"/>
           <w:szCs w:val="24"/>
         </w:rPr>
       </w:pPr>
       <w:r>
         <w:rPr>
-          <w:rStyle w:val="23"/>
-          <w:rFonts w:hint="eastAsia" w:ascii="宋体" w:hAnsi="宋体" w:eastAsia="宋体" w:cs="宋体"/>
+          <w:rStyle w:val="Strong"/>
+          <w:rFonts w:ascii="宋体" w:eastAsia="宋体" w:hAnsi="宋体" w:cs="宋体" w:hint="eastAsia"/>
           <w:b/>
           <w:bCs/>
           <w:i w:val="0"/>
@@ -6479,7 +6391,7 @@
       </w:r>
       <w:r>
         <w:rPr>
-          <w:rFonts w:hint="eastAsia" w:ascii="宋体" w:hAnsi="宋体" w:eastAsia="宋体" w:cs="宋体"/>
+          <w:rFonts w:ascii="宋体" w:eastAsia="宋体" w:hAnsi="宋体" w:cs="宋体" w:hint="eastAsia"/>
           <w:i w:val="0"/>
           <w:iCs w:val="0"/>
           <w:caps w:val="0"/>
@@ -6494,7 +6406,7 @@
     </w:p>
     <w:p>
       <w:pPr>
-        <w:pStyle w:val="18"/>
+        <w:pStyle w:val="NormalWeb"/>
         <w:keepNext w:val="0"/>
         <w:keepLines w:val="0"/>
         <w:pageBreakBefore w:val="0"/>
@@ -6513,15 +6425,15 @@
         <w:ind w:left="0" w:right="0"/>
         <w:textAlignment w:val="auto"/>
         <w:rPr>
-          <w:rFonts w:hint="eastAsia" w:ascii="宋体" w:hAnsi="宋体" w:eastAsia="宋体" w:cs="宋体"/>
+          <w:rFonts w:ascii="宋体" w:eastAsia="宋体" w:hAnsi="宋体" w:cs="宋体" w:hint="eastAsia"/>
           <w:sz w:val="24"/>
           <w:szCs w:val="24"/>
         </w:rPr>
       </w:pPr>
       <w:r>
         <w:rPr>
-          <w:rStyle w:val="23"/>
-          <w:rFonts w:hint="eastAsia" w:ascii="宋体" w:hAnsi="宋体" w:eastAsia="宋体" w:cs="宋体"/>
+          <w:rStyle w:val="Strong"/>
+          <w:rFonts w:ascii="宋体" w:eastAsia="宋体" w:hAnsi="宋体" w:cs="宋体" w:hint="eastAsia"/>
           <w:b/>
           <w:bCs/>
           <w:i w:val="0"/>
@@ -6537,7 +6449,7 @@
       </w:r>
       <w:r>
         <w:rPr>
-          <w:rFonts w:hint="eastAsia" w:ascii="宋体" w:hAnsi="宋体" w:eastAsia="宋体" w:cs="宋体"/>
+          <w:rFonts w:ascii="宋体" w:eastAsia="宋体" w:hAnsi="宋体" w:cs="宋体" w:hint="eastAsia"/>
           <w:i w:val="0"/>
           <w:iCs w:val="0"/>
           <w:caps w:val="0"/>
@@ -6552,7 +6464,7 @@
     </w:p>
     <w:p>
       <w:pPr>
-        <w:pStyle w:val="30"/>
+        <w:pStyle w:val="2"/>
         <w:bidi w:val="0"/>
         <w:rPr>
           <w:rFonts w:hint="default"/>
@@ -6569,7 +6481,7 @@
     </w:p>
     <w:p>
       <w:pPr>
-        <w:pStyle w:val="18"/>
+        <w:pStyle w:val="NormalWeb"/>
         <w:keepNext w:val="0"/>
         <w:keepLines w:val="0"/>
         <w:pageBreakBefore w:val="0"/>
@@ -6588,15 +6500,15 @@
         <w:ind w:left="0" w:right="0"/>
         <w:textAlignment w:val="auto"/>
         <w:rPr>
-          <w:rFonts w:hint="eastAsia" w:ascii="宋体" w:hAnsi="宋体" w:eastAsia="宋体" w:cs="宋体"/>
+          <w:rFonts w:ascii="宋体" w:eastAsia="宋体" w:hAnsi="宋体" w:cs="宋体" w:hint="eastAsia"/>
           <w:sz w:val="24"/>
           <w:szCs w:val="24"/>
         </w:rPr>
       </w:pPr>
       <w:r>
         <w:rPr>
-          <w:rStyle w:val="23"/>
-          <w:rFonts w:hint="eastAsia" w:ascii="宋体" w:hAnsi="宋体" w:eastAsia="宋体" w:cs="宋体"/>
+          <w:rStyle w:val="Strong"/>
+          <w:rFonts w:ascii="宋体" w:eastAsia="宋体" w:hAnsi="宋体" w:cs="宋体" w:hint="eastAsia"/>
           <w:b/>
           <w:bCs/>
           <w:i w:val="0"/>
@@ -6612,7 +6524,7 @@
       </w:r>
       <w:r>
         <w:rPr>
-          <w:rFonts w:hint="eastAsia" w:ascii="宋体" w:hAnsi="宋体" w:eastAsia="宋体" w:cs="宋体"/>
+          <w:rFonts w:ascii="宋体" w:eastAsia="宋体" w:hAnsi="宋体" w:cs="宋体" w:hint="eastAsia"/>
           <w:i w:val="0"/>
           <w:iCs w:val="0"/>
           <w:caps w:val="0"/>
@@ -6627,7 +6539,7 @@
     </w:p>
     <w:p>
       <w:pPr>
-        <w:pStyle w:val="18"/>
+        <w:pStyle w:val="NormalWeb"/>
         <w:keepNext w:val="0"/>
         <w:keepLines w:val="0"/>
         <w:pageBreakBefore w:val="0"/>
@@ -6646,15 +6558,15 @@
         <w:ind w:left="0" w:right="0"/>
         <w:textAlignment w:val="auto"/>
         <w:rPr>
-          <w:rFonts w:hint="eastAsia" w:ascii="宋体" w:hAnsi="宋体" w:eastAsia="宋体" w:cs="宋体"/>
+          <w:rFonts w:ascii="宋体" w:eastAsia="宋体" w:hAnsi="宋体" w:cs="宋体" w:hint="eastAsia"/>
           <w:sz w:val="24"/>
           <w:szCs w:val="24"/>
         </w:rPr>
       </w:pPr>
       <w:r>
         <w:rPr>
-          <w:rStyle w:val="23"/>
-          <w:rFonts w:hint="eastAsia" w:ascii="宋体" w:hAnsi="宋体" w:eastAsia="宋体" w:cs="宋体"/>
+          <w:rStyle w:val="Strong"/>
+          <w:rFonts w:ascii="宋体" w:eastAsia="宋体" w:hAnsi="宋体" w:cs="宋体" w:hint="eastAsia"/>
           <w:b/>
           <w:bCs/>
           <w:i w:val="0"/>
@@ -6670,7 +6582,7 @@
       </w:r>
       <w:r>
         <w:rPr>
-          <w:rFonts w:hint="eastAsia" w:ascii="宋体" w:hAnsi="宋体" w:eastAsia="宋体" w:cs="宋体"/>
+          <w:rFonts w:ascii="宋体" w:eastAsia="宋体" w:hAnsi="宋体" w:cs="宋体" w:hint="eastAsia"/>
           <w:i w:val="0"/>
           <w:iCs w:val="0"/>
           <w:caps w:val="0"/>
@@ -6685,7 +6597,7 @@
     </w:p>
     <w:p>
       <w:pPr>
-        <w:pStyle w:val="18"/>
+        <w:pStyle w:val="NormalWeb"/>
         <w:keepNext w:val="0"/>
         <w:keepLines w:val="0"/>
         <w:pageBreakBefore w:val="0"/>
@@ -6705,17 +6617,17 @@
         <w:adjustRightInd/>
         <w:snapToGrid/>
         <w:spacing w:before="0" w:beforeAutospacing="0" w:after="0" w:afterAutospacing="0" w:line="360" w:lineRule="auto"/>
-        <w:ind w:left="425" w:leftChars="0" w:right="0" w:hanging="425" w:firstLineChars="0"/>
+        <w:ind w:left="425" w:right="0" w:hanging="425" w:leftChars="0" w:firstLineChars="0"/>
         <w:textAlignment w:val="auto"/>
         <w:rPr>
-          <w:rFonts w:hint="eastAsia" w:ascii="宋体" w:hAnsi="宋体" w:eastAsia="宋体" w:cs="宋体"/>
+          <w:rFonts w:ascii="宋体" w:eastAsia="宋体" w:hAnsi="宋体" w:cs="宋体" w:hint="eastAsia"/>
           <w:sz w:val="24"/>
           <w:szCs w:val="24"/>
         </w:rPr>
       </w:pPr>
       <w:r>
         <w:rPr>
-          <w:rFonts w:hint="eastAsia" w:ascii="宋体" w:hAnsi="宋体" w:eastAsia="宋体" w:cs="宋体"/>
+          <w:rFonts w:ascii="宋体" w:eastAsia="宋体" w:hAnsi="宋体" w:cs="宋体" w:hint="eastAsia"/>
           <w:i w:val="0"/>
           <w:iCs w:val="0"/>
           <w:caps w:val="0"/>
@@ -6730,7 +6642,7 @@
     </w:p>
     <w:p>
       <w:pPr>
-        <w:pStyle w:val="18"/>
+        <w:pStyle w:val="NormalWeb"/>
         <w:keepNext w:val="0"/>
         <w:keepLines w:val="0"/>
         <w:pageBreakBefore w:val="0"/>
@@ -6750,17 +6662,17 @@
         <w:adjustRightInd/>
         <w:snapToGrid/>
         <w:spacing w:before="0" w:beforeAutospacing="0" w:after="0" w:afterAutospacing="0" w:line="360" w:lineRule="auto"/>
-        <w:ind w:left="425" w:leftChars="0" w:right="0" w:hanging="425" w:firstLineChars="0"/>
+        <w:ind w:left="425" w:right="0" w:hanging="425" w:leftChars="0" w:firstLineChars="0"/>
         <w:textAlignment w:val="auto"/>
         <w:rPr>
-          <w:rFonts w:hint="eastAsia" w:ascii="宋体" w:hAnsi="宋体" w:eastAsia="宋体" w:cs="宋体"/>
+          <w:rFonts w:ascii="宋体" w:eastAsia="宋体" w:hAnsi="宋体" w:cs="宋体" w:hint="eastAsia"/>
           <w:sz w:val="24"/>
           <w:szCs w:val="24"/>
         </w:rPr>
       </w:pPr>
       <w:r>
         <w:rPr>
-          <w:rFonts w:hint="eastAsia" w:ascii="宋体" w:hAnsi="宋体" w:eastAsia="宋体" w:cs="宋体"/>
+          <w:rFonts w:ascii="宋体" w:eastAsia="宋体" w:hAnsi="宋体" w:cs="宋体" w:hint="eastAsia"/>
           <w:i w:val="0"/>
           <w:iCs w:val="0"/>
           <w:caps w:val="0"/>
@@ -6775,7 +6687,7 @@
     </w:p>
     <w:p>
       <w:pPr>
-        <w:pStyle w:val="18"/>
+        <w:pStyle w:val="NormalWeb"/>
         <w:keepNext w:val="0"/>
         <w:keepLines w:val="0"/>
         <w:pageBreakBefore w:val="0"/>
@@ -6795,10 +6707,10 @@
         <w:adjustRightInd/>
         <w:snapToGrid/>
         <w:spacing w:before="0" w:beforeAutospacing="0" w:after="0" w:afterAutospacing="0" w:line="360" w:lineRule="auto"/>
-        <w:ind w:left="425" w:leftChars="0" w:right="0" w:hanging="425" w:firstLineChars="0"/>
+        <w:ind w:left="425" w:right="0" w:hanging="425" w:leftChars="0" w:firstLineChars="0"/>
         <w:textAlignment w:val="auto"/>
         <w:rPr>
-          <w:rFonts w:hint="eastAsia" w:ascii="宋体" w:hAnsi="宋体" w:eastAsia="宋体" w:cs="宋体"/>
+          <w:rFonts w:ascii="宋体" w:eastAsia="宋体" w:hAnsi="宋体" w:cs="宋体" w:hint="eastAsia"/>
           <w:i w:val="0"/>
           <w:iCs w:val="0"/>
           <w:caps w:val="0"/>
@@ -6811,7 +6723,7 @@
       </w:pPr>
       <w:r>
         <w:rPr>
-          <w:rFonts w:hint="eastAsia" w:ascii="宋体" w:hAnsi="宋体" w:eastAsia="宋体" w:cs="宋体"/>
+          <w:rFonts w:ascii="宋体" w:eastAsia="宋体" w:hAnsi="宋体" w:cs="宋体" w:hint="eastAsia"/>
           <w:i w:val="0"/>
           <w:iCs w:val="0"/>
           <w:caps w:val="0"/>
@@ -6826,7 +6738,7 @@
     </w:p>
     <w:p>
       <w:pPr>
-        <w:pStyle w:val="28"/>
+        <w:pStyle w:val="1"/>
         <w:keepNext w:val="0"/>
         <w:keepLines w:val="0"/>
         <w:pageBreakBefore w:val="0"/>
@@ -6852,16 +6764,16 @@
     </w:p>
     <w:tbl>
       <w:tblPr>
-        <w:tblStyle w:val="26"/>
+        <w:tblStyle w:val="TableNormal0"/>
         <w:tblW w:w="8310" w:type="dxa"/>
         <w:tblInd w:w="13" w:type="dxa"/>
         <w:tblBorders>
-          <w:top w:val="single" w:color="000000" w:sz="4" w:space="0"/>
-          <w:left w:val="single" w:color="000000" w:sz="4" w:space="0"/>
-          <w:bottom w:val="single" w:color="000000" w:sz="4" w:space="0"/>
-          <w:right w:val="single" w:color="000000" w:sz="4" w:space="0"/>
-          <w:insideH w:val="single" w:color="000000" w:sz="4" w:space="0"/>
-          <w:insideV w:val="single" w:color="000000" w:sz="4" w:space="0"/>
+          <w:top w:val="single" w:sz="4" w:space="0" w:color="000000"/>
+          <w:left w:val="single" w:sz="4" w:space="0" w:color="000000"/>
+          <w:bottom w:val="single" w:sz="4" w:space="0" w:color="000000"/>
+          <w:right w:val="single" w:sz="4" w:space="0" w:color="000000"/>
+          <w:insideH w:val="single" w:sz="4" w:space="0" w:color="000000"/>
+          <w:insideV w:val="single" w:sz="4" w:space="0" w:color="000000"/>
         </w:tblBorders>
         <w:tblLayout w:type="fixed"/>
         <w:tblCellMar>
@@ -6880,14 +6792,17 @@
       </w:tblGrid>
       <w:tr>
         <w:tblPrEx>
+          <w:tblW w:w="8310" w:type="dxa"/>
+          <w:tblInd w:w="13" w:type="dxa"/>
           <w:tblBorders>
-            <w:top w:val="single" w:color="000000" w:sz="4" w:space="0"/>
-            <w:left w:val="single" w:color="000000" w:sz="4" w:space="0"/>
-            <w:bottom w:val="single" w:color="000000" w:sz="4" w:space="0"/>
-            <w:right w:val="single" w:color="000000" w:sz="4" w:space="0"/>
-            <w:insideH w:val="single" w:color="000000" w:sz="4" w:space="0"/>
-            <w:insideV w:val="single" w:color="000000" w:sz="4" w:space="0"/>
+            <w:top w:val="single" w:sz="4" w:space="0" w:color="000000"/>
+            <w:left w:val="single" w:sz="4" w:space="0" w:color="000000"/>
+            <w:bottom w:val="single" w:sz="4" w:space="0" w:color="000000"/>
+            <w:right w:val="single" w:sz="4" w:space="0" w:color="000000"/>
+            <w:insideH w:val="single" w:sz="4" w:space="0" w:color="000000"/>
+            <w:insideV w:val="single" w:sz="4" w:space="0" w:color="000000"/>
           </w:tblBorders>
+          <w:tblLayout w:type="fixed"/>
           <w:tblCellMar>
             <w:top w:w="0" w:type="dxa"/>
             <w:left w:w="0" w:type="dxa"/>
@@ -6896,7 +6811,7 @@
           </w:tblCellMar>
         </w:tblPrEx>
         <w:trPr>
-          <w:trHeight w:val="651" w:hRule="atLeast"/>
+          <w:trHeight w:val="651"/>
         </w:trPr>
         <w:tc>
           <w:tcPr>
@@ -6920,10 +6835,10 @@
               <w:adjustRightInd w:val="0"/>
               <w:snapToGrid w:val="0"/>
               <w:spacing w:before="205" w:line="221" w:lineRule="auto"/>
-              <w:ind w:left="0" w:leftChars="0" w:right="0" w:rightChars="0" w:firstLine="0" w:firstLineChars="0"/>
+              <w:ind w:left="0" w:right="0" w:firstLine="0" w:leftChars="0" w:rightChars="0" w:firstLineChars="0"/>
               <w:jc w:val="center"/>
               <w:rPr>
-                <w:rFonts w:hint="eastAsia" w:ascii="宋体" w:hAnsi="宋体" w:eastAsia="宋体" w:cs="宋体"/>
+                <w:rFonts w:ascii="宋体" w:eastAsia="宋体" w:hAnsi="宋体" w:cs="宋体" w:hint="eastAsia"/>
                 <w:b/>
                 <w:bCs/>
                 <w:snapToGrid w:val="0"/>
@@ -6937,7 +6852,7 @@
             </w:pPr>
             <w:r>
               <w:rPr>
-                <w:rFonts w:ascii="宋体" w:hAnsi="宋体" w:eastAsia="宋体" w:cs="宋体"/>
+                <w:rFonts w:ascii="宋体" w:eastAsia="宋体" w:hAnsi="宋体" w:cs="宋体"/>
                 <w:b/>
                 <w:bCs/>
                 <w:spacing w:val="-7"/>
@@ -6970,10 +6885,10 @@
               <w:adjustRightInd w:val="0"/>
               <w:snapToGrid w:val="0"/>
               <w:spacing w:before="205" w:line="221" w:lineRule="auto"/>
-              <w:ind w:left="0" w:leftChars="0" w:right="0" w:rightChars="0" w:firstLine="0" w:firstLineChars="0"/>
+              <w:ind w:left="0" w:right="0" w:firstLine="0" w:leftChars="0" w:rightChars="0" w:firstLineChars="0"/>
               <w:jc w:val="center"/>
               <w:rPr>
-                <w:rFonts w:hint="default" w:ascii="宋体" w:hAnsi="宋体" w:eastAsia="宋体" w:cs="宋体"/>
+                <w:rFonts w:ascii="宋体" w:eastAsia="宋体" w:hAnsi="宋体" w:cs="宋体" w:hint="default"/>
                 <w:b/>
                 <w:bCs/>
                 <w:snapToGrid w:val="0"/>
@@ -6987,7 +6902,7 @@
             </w:pPr>
             <w:r>
               <w:rPr>
-                <w:rFonts w:ascii="宋体" w:hAnsi="宋体" w:eastAsia="宋体" w:cs="宋体"/>
+                <w:rFonts w:ascii="宋体" w:eastAsia="宋体" w:hAnsi="宋体" w:cs="宋体"/>
                 <w:b/>
                 <w:bCs/>
                 <w:spacing w:val="-7"/>
@@ -7020,10 +6935,10 @@
               <w:adjustRightInd w:val="0"/>
               <w:snapToGrid w:val="0"/>
               <w:spacing w:before="205" w:line="221" w:lineRule="auto"/>
-              <w:ind w:left="0" w:leftChars="0" w:right="0" w:rightChars="0" w:firstLine="0" w:firstLineChars="0"/>
+              <w:ind w:left="0" w:right="0" w:firstLine="0" w:leftChars="0" w:rightChars="0" w:firstLineChars="0"/>
               <w:jc w:val="center"/>
               <w:rPr>
-                <w:rFonts w:hint="default" w:ascii="宋体" w:hAnsi="宋体" w:eastAsia="宋体" w:cs="宋体"/>
+                <w:rFonts w:ascii="宋体" w:eastAsia="宋体" w:hAnsi="宋体" w:cs="宋体" w:hint="default"/>
                 <w:b/>
                 <w:bCs/>
                 <w:snapToGrid w:val="0"/>
@@ -7037,7 +6952,7 @@
             </w:pPr>
             <w:r>
               <w:rPr>
-                <w:rFonts w:ascii="宋体" w:hAnsi="宋体" w:eastAsia="宋体" w:cs="宋体"/>
+                <w:rFonts w:ascii="宋体" w:eastAsia="宋体" w:hAnsi="宋体" w:cs="宋体"/>
                 <w:b/>
                 <w:bCs/>
                 <w:spacing w:val="-7"/>
@@ -7070,10 +6985,10 @@
               <w:adjustRightInd w:val="0"/>
               <w:snapToGrid w:val="0"/>
               <w:spacing w:before="205" w:line="221" w:lineRule="auto"/>
-              <w:ind w:left="0" w:leftChars="0" w:right="0" w:rightChars="0" w:firstLine="0" w:firstLineChars="0"/>
+              <w:ind w:left="0" w:right="0" w:firstLine="0" w:leftChars="0" w:rightChars="0" w:firstLineChars="0"/>
               <w:jc w:val="both"/>
               <w:rPr>
-                <w:rFonts w:hint="eastAsia" w:ascii="宋体" w:hAnsi="宋体" w:eastAsia="宋体" w:cs="宋体"/>
+                <w:rFonts w:ascii="宋体" w:eastAsia="宋体" w:hAnsi="宋体" w:cs="宋体" w:hint="eastAsia"/>
                 <w:b/>
                 <w:bCs/>
                 <w:snapToGrid w:val="0"/>
@@ -7087,7 +7002,7 @@
             </w:pPr>
             <w:r>
               <w:rPr>
-                <w:rFonts w:hint="eastAsia" w:ascii="宋体" w:hAnsi="宋体" w:eastAsia="宋体" w:cs="宋体"/>
+                <w:rFonts w:ascii="宋体" w:eastAsia="宋体" w:hAnsi="宋体" w:cs="宋体" w:hint="eastAsia"/>
                 <w:b/>
                 <w:bCs/>
                 <w:spacing w:val="-7"/>
@@ -7121,10 +7036,10 @@
               <w:adjustRightInd w:val="0"/>
               <w:snapToGrid w:val="0"/>
               <w:spacing w:before="205" w:line="221" w:lineRule="auto"/>
-              <w:ind w:left="0" w:leftChars="0" w:right="0" w:rightChars="0" w:firstLine="0" w:firstLineChars="0"/>
+              <w:ind w:left="0" w:right="0" w:firstLine="0" w:leftChars="0" w:rightChars="0" w:firstLineChars="0"/>
               <w:jc w:val="both"/>
               <w:rPr>
-                <w:rFonts w:hint="default" w:ascii="宋体" w:hAnsi="宋体" w:eastAsia="宋体" w:cs="宋体"/>
+                <w:rFonts w:ascii="宋体" w:eastAsia="宋体" w:hAnsi="宋体" w:cs="宋体" w:hint="default"/>
                 <w:b/>
                 <w:bCs/>
                 <w:snapToGrid w:val="0"/>
@@ -7138,7 +7053,7 @@
             </w:pPr>
             <w:r>
               <w:rPr>
-                <w:rFonts w:hint="eastAsia" w:ascii="宋体" w:hAnsi="宋体" w:cs="宋体"/>
+                <w:rFonts w:ascii="宋体" w:hAnsi="宋体" w:cs="宋体" w:hint="eastAsia"/>
                 <w:b/>
                 <w:bCs/>
                 <w:spacing w:val="-7"/>
@@ -7153,14 +7068,9 @@
       </w:tr>
       <w:tr>
         <w:tblPrEx>
-          <w:tblBorders>
-            <w:top w:val="single" w:color="000000" w:sz="4" w:space="0"/>
-            <w:left w:val="single" w:color="000000" w:sz="4" w:space="0"/>
-            <w:bottom w:val="single" w:color="000000" w:sz="4" w:space="0"/>
-            <w:right w:val="single" w:color="000000" w:sz="4" w:space="0"/>
-            <w:insideH w:val="single" w:color="000000" w:sz="4" w:space="0"/>
-            <w:insideV w:val="single" w:color="000000" w:sz="4" w:space="0"/>
-          </w:tblBorders>
+          <w:tblW w:w="8310" w:type="dxa"/>
+          <w:tblInd w:w="13" w:type="dxa"/>
+          <w:tblLayout w:type="fixed"/>
           <w:tblCellMar>
             <w:top w:w="0" w:type="dxa"/>
             <w:left w:w="0" w:type="dxa"/>
@@ -7169,7 +7079,7 @@
           </w:tblCellMar>
         </w:tblPrEx>
         <w:trPr>
-          <w:trHeight w:val="651" w:hRule="atLeast"/>
+          <w:trHeight w:val="651"/>
         </w:trPr>
         <w:tc>
           <w:tcPr>
@@ -7179,7 +7089,7 @@
           </w:tcPr>
           <w:p>
             <w:pPr>
-              <w:pStyle w:val="18"/>
+              <w:pStyle w:val="NormalWeb"/>
               <w:keepNext w:val="0"/>
               <w:keepLines w:val="0"/>
               <w:pageBreakBefore w:val="0"/>
@@ -7195,11 +7105,11 @@
               <w:adjustRightInd/>
               <w:snapToGrid/>
               <w:spacing w:before="0" w:beforeAutospacing="0" w:after="0" w:afterAutospacing="0" w:line="360" w:lineRule="auto"/>
-              <w:ind w:left="0" w:leftChars="0" w:right="0" w:rightChars="0" w:firstLine="0" w:firstLineChars="0"/>
+              <w:ind w:left="0" w:right="0" w:firstLine="0" w:leftChars="0" w:rightChars="0" w:firstLineChars="0"/>
               <w:jc w:val="center"/>
               <w:textAlignment w:val="auto"/>
               <w:rPr>
-                <w:rFonts w:hint="default" w:ascii="宋体" w:hAnsi="宋体" w:eastAsia="宋体" w:cs="宋体"/>
+                <w:rFonts w:ascii="宋体" w:eastAsia="宋体" w:hAnsi="宋体" w:cs="宋体" w:hint="default"/>
                 <w:i w:val="0"/>
                 <w:iCs w:val="0"/>
                 <w:caps w:val="0"/>
@@ -7213,7 +7123,7 @@
             </w:pPr>
             <w:r>
               <w:rPr>
-                <w:rFonts w:hint="eastAsia" w:ascii="宋体" w:hAnsi="宋体" w:cs="宋体"/>
+                <w:rFonts w:ascii="宋体" w:hAnsi="宋体" w:cs="宋体" w:hint="eastAsia"/>
                 <w:i w:val="0"/>
                 <w:iCs w:val="0"/>
                 <w:caps w:val="0"/>
@@ -7236,7 +7146,7 @@
           </w:tcPr>
           <w:p>
             <w:pPr>
-              <w:pStyle w:val="18"/>
+              <w:pStyle w:val="NormalWeb"/>
               <w:keepNext w:val="0"/>
               <w:keepLines w:val="0"/>
               <w:pageBreakBefore w:val="0"/>
@@ -7256,7 +7166,7 @@
               <w:jc w:val="center"/>
               <w:textAlignment w:val="auto"/>
               <w:rPr>
-                <w:rFonts w:hint="default" w:ascii="宋体" w:hAnsi="宋体" w:eastAsia="宋体" w:cs="宋体"/>
+                <w:rFonts w:ascii="宋体" w:eastAsia="宋体" w:hAnsi="宋体" w:cs="宋体" w:hint="default"/>
                 <w:i w:val="0"/>
                 <w:iCs w:val="0"/>
                 <w:caps w:val="0"/>
@@ -7270,7 +7180,7 @@
             </w:pPr>
             <w:r>
               <w:rPr>
-                <w:rFonts w:hint="eastAsia" w:ascii="宋体" w:hAnsi="宋体" w:eastAsia="宋体" w:cs="宋体"/>
+                <w:rFonts w:ascii="宋体" w:eastAsia="宋体" w:hAnsi="宋体" w:cs="宋体" w:hint="eastAsia"/>
                 <w:i w:val="0"/>
                 <w:iCs w:val="0"/>
                 <w:caps w:val="0"/>
@@ -7293,7 +7203,7 @@
           </w:tcPr>
           <w:p>
             <w:pPr>
-              <w:pStyle w:val="18"/>
+              <w:pStyle w:val="NormalWeb"/>
               <w:keepNext w:val="0"/>
               <w:keepLines w:val="0"/>
               <w:pageBreakBefore w:val="0"/>
@@ -7313,7 +7223,7 @@
               <w:jc w:val="center"/>
               <w:textAlignment w:val="auto"/>
               <w:rPr>
-                <w:rFonts w:hint="default" w:ascii="宋体" w:hAnsi="宋体" w:eastAsia="宋体" w:cs="宋体"/>
+                <w:rFonts w:ascii="宋体" w:eastAsia="宋体" w:hAnsi="宋体" w:cs="宋体" w:hint="default"/>
                 <w:i w:val="0"/>
                 <w:iCs w:val="0"/>
                 <w:caps w:val="0"/>
@@ -7327,7 +7237,7 @@
             </w:pPr>
             <w:r>
               <w:rPr>
-                <w:rFonts w:hint="eastAsia" w:ascii="宋体" w:hAnsi="宋体" w:eastAsia="宋体" w:cs="宋体"/>
+                <w:rFonts w:ascii="宋体" w:eastAsia="宋体" w:hAnsi="宋体" w:cs="宋体" w:hint="eastAsia"/>
                 <w:i w:val="0"/>
                 <w:iCs w:val="0"/>
                 <w:caps w:val="0"/>
@@ -7348,7 +7258,7 @@
           </w:tcPr>
           <w:p>
             <w:pPr>
-              <w:pStyle w:val="18"/>
+              <w:pStyle w:val="NormalWeb"/>
               <w:keepNext w:val="0"/>
               <w:keepLines w:val="0"/>
               <w:pageBreakBefore w:val="0"/>
@@ -7368,7 +7278,7 @@
               <w:jc w:val="center"/>
               <w:textAlignment w:val="auto"/>
               <w:rPr>
-                <w:rFonts w:hint="eastAsia" w:ascii="宋体" w:hAnsi="宋体" w:eastAsia="宋体" w:cs="宋体"/>
+                <w:rFonts w:ascii="宋体" w:eastAsia="宋体" w:hAnsi="宋体" w:cs="宋体" w:hint="eastAsia"/>
                 <w:i w:val="0"/>
                 <w:iCs w:val="0"/>
                 <w:caps w:val="0"/>
@@ -7381,7 +7291,7 @@
             </w:pPr>
             <w:r>
               <w:rPr>
-                <w:rFonts w:hint="eastAsia" w:ascii="宋体" w:hAnsi="宋体" w:eastAsia="宋体" w:cs="宋体"/>
+                <w:rFonts w:ascii="宋体" w:eastAsia="宋体" w:hAnsi="宋体" w:cs="宋体" w:hint="eastAsia"/>
                 <w:i w:val="0"/>
                 <w:iCs w:val="0"/>
                 <w:caps w:val="0"/>
@@ -7401,7 +7311,7 @@
           </w:tcPr>
           <w:p>
             <w:pPr>
-              <w:pStyle w:val="18"/>
+              <w:pStyle w:val="NormalWeb"/>
               <w:keepNext w:val="0"/>
               <w:keepLines w:val="0"/>
               <w:pageBreakBefore w:val="0"/>
@@ -7421,7 +7331,7 @@
               <w:jc w:val="center"/>
               <w:textAlignment w:val="auto"/>
               <w:rPr>
-                <w:rFonts w:hint="default" w:ascii="宋体" w:hAnsi="宋体" w:eastAsia="宋体" w:cs="宋体"/>
+                <w:rFonts w:ascii="宋体" w:eastAsia="宋体" w:hAnsi="宋体" w:cs="宋体" w:hint="default"/>
                 <w:i w:val="0"/>
                 <w:iCs w:val="0"/>
                 <w:caps w:val="0"/>
@@ -7435,7 +7345,7 @@
             </w:pPr>
             <w:r>
               <w:rPr>
-                <w:rFonts w:hint="eastAsia" w:ascii="宋体" w:hAnsi="宋体" w:cs="宋体"/>
+                <w:rFonts w:ascii="宋体" w:hAnsi="宋体" w:cs="宋体" w:hint="eastAsia"/>
                 <w:i w:val="0"/>
                 <w:iCs w:val="0"/>
                 <w:caps w:val="0"/>
@@ -7475,86 +7385,36 @@
       <w:bookmarkEnd w:id="19"/>
     </w:p>
     <w:sectPr>
-      <w:headerReference r:id="rId5" w:type="default"/>
+      <w:headerReference w:type="default" r:id="rId4"/>
       <w:pgSz w:w="11906" w:h="16838"/>
       <w:pgMar w:top="1440" w:right="1800" w:bottom="1440" w:left="1800" w:header="851" w:footer="992" w:gutter="0"/>
-      <w:cols w:space="425" w:num="1"/>
+      <w:cols w:num="1" w:space="425"/>
       <w:docGrid w:type="lines" w:linePitch="312" w:charSpace="0"/>
     </w:sectPr>
   </w:body>
 </w:document>
 </file>
 
-<file path=word/endnotes.xml><?xml version="1.0" encoding="utf-8"?>
-<w:endnotes xmlns:wpc="http://schemas.microsoft.com/office/word/2010/wordprocessingCanvas" xmlns:mc="http://schemas.openxmlformats.org/markup-compatibility/2006" xmlns:o="urn:schemas-microsoft-com:office:office" xmlns:r="http://schemas.openxmlformats.org/officeDocument/2006/relationships" xmlns:m="http://schemas.openxmlformats.org/officeDocument/2006/math" xmlns:v="urn:schemas-microsoft-com:vml" xmlns:wp14="http://schemas.microsoft.com/office/word/2010/wordprocessingDrawing" xmlns:wp="http://schemas.openxmlformats.org/drawingml/2006/wordprocessingDrawing" xmlns:w="http://schemas.openxmlformats.org/wordprocessingml/2006/main" xmlns:w14="http://schemas.microsoft.com/office/word/2010/wordml" xmlns:w15="http://schemas.microsoft.com/office/word/2012/wordml" xmlns:w10="urn:schemas-microsoft-com:office:word" xmlns:wpg="http://schemas.microsoft.com/office/word/2010/wordprocessingGroup" xmlns:wpi="http://schemas.microsoft.com/office/word/2010/wordprocessingInk" xmlns:wne="http://schemas.microsoft.com/office/word/2006/wordml" xmlns:wps="http://schemas.microsoft.com/office/word/2010/wordprocessingShape" xmlns:wpsCustomData="http://www.wps.cn/officeDocument/2013/wpsCustomData" mc:Ignorable="w14 w15 wp14">
-  <w:endnote w:type="separator" w:id="0">
-    <w:p>
-      <w:pPr>
-        <w:spacing w:line="240" w:lineRule="auto"/>
-      </w:pPr>
-      <w:r>
-        <w:separator/>
-      </w:r>
-    </w:p>
-  </w:endnote>
-  <w:endnote w:type="continuationSeparator" w:id="1">
-    <w:p>
-      <w:pPr>
-        <w:spacing w:line="240" w:lineRule="auto"/>
-      </w:pPr>
-      <w:r>
-        <w:continuationSeparator/>
-      </w:r>
-    </w:p>
-  </w:endnote>
-</w:endnotes>
-</file>
-
-<file path=word/footnotes.xml><?xml version="1.0" encoding="utf-8"?>
-<w:footnotes xmlns:wpc="http://schemas.microsoft.com/office/word/2010/wordprocessingCanvas" xmlns:mc="http://schemas.openxmlformats.org/markup-compatibility/2006" xmlns:o="urn:schemas-microsoft-com:office:office" xmlns:r="http://schemas.openxmlformats.org/officeDocument/2006/relationships" xmlns:m="http://schemas.openxmlformats.org/officeDocument/2006/math" xmlns:v="urn:schemas-microsoft-com:vml" xmlns:wp14="http://schemas.microsoft.com/office/word/2010/wordprocessingDrawing" xmlns:wp="http://schemas.openxmlformats.org/drawingml/2006/wordprocessingDrawing" xmlns:w="http://schemas.openxmlformats.org/wordprocessingml/2006/main" xmlns:w14="http://schemas.microsoft.com/office/word/2010/wordml" xmlns:w15="http://schemas.microsoft.com/office/word/2012/wordml" xmlns:w10="urn:schemas-microsoft-com:office:word" xmlns:wpg="http://schemas.microsoft.com/office/word/2010/wordprocessingGroup" xmlns:wpi="http://schemas.microsoft.com/office/word/2010/wordprocessingInk" xmlns:wne="http://schemas.microsoft.com/office/word/2006/wordml" xmlns:wps="http://schemas.microsoft.com/office/word/2010/wordprocessingShape" xmlns:wpsCustomData="http://www.wps.cn/officeDocument/2013/wpsCustomData" mc:Ignorable="w14 w15 wp14">
-  <w:footnote w:type="separator" w:id="0">
-    <w:p>
-      <w:pPr>
-        <w:spacing w:line="360" w:lineRule="auto"/>
-      </w:pPr>
-      <w:r>
-        <w:separator/>
-      </w:r>
-    </w:p>
-  </w:footnote>
-  <w:footnote w:type="continuationSeparator" w:id="1">
-    <w:p>
-      <w:pPr>
-        <w:spacing w:line="360" w:lineRule="auto"/>
-      </w:pPr>
-      <w:r>
-        <w:continuationSeparator/>
-      </w:r>
-    </w:p>
-  </w:footnote>
-</w:footnotes>
-</file>
-
 <file path=word/header1.xml><?xml version="1.0" encoding="utf-8"?>
-<w:hdr xmlns:wpc="http://schemas.microsoft.com/office/word/2010/wordprocessingCanvas" xmlns:mc="http://schemas.openxmlformats.org/markup-compatibility/2006" xmlns:o="urn:schemas-microsoft-com:office:office" xmlns:r="http://schemas.openxmlformats.org/officeDocument/2006/relationships" xmlns:m="http://schemas.openxmlformats.org/officeDocument/2006/math" xmlns:v="urn:schemas-microsoft-com:vml" xmlns:wp14="http://schemas.microsoft.com/office/word/2010/wordprocessingDrawing" xmlns:wp="http://schemas.openxmlformats.org/drawingml/2006/wordprocessingDrawing" xmlns:w10="urn:schemas-microsoft-com:office:word" xmlns:w="http://schemas.openxmlformats.org/wordprocessingml/2006/main" xmlns:w14="http://schemas.microsoft.com/office/word/2010/wordml" xmlns:w15="http://schemas.microsoft.com/office/word/2012/wordml" xmlns:wpg="http://schemas.microsoft.com/office/word/2010/wordprocessingGroup" xmlns:wpi="http://schemas.microsoft.com/office/word/2010/wordprocessingInk" xmlns:wne="http://schemas.microsoft.com/office/word/2006/wordml" xmlns:wps="http://schemas.microsoft.com/office/word/2010/wordprocessingShape" xmlns:wpsCustomData="http://www.wps.cn/officeDocument/2013/wpsCustomData" mc:Ignorable="w14 w15 wp14">
+<w:hdr xmlns:wpc="http://schemas.microsoft.com/office/word/2010/wordprocessingCanvas" xmlns:mc="http://schemas.openxmlformats.org/markup-compatibility/2006" xmlns:o="urn:schemas-microsoft-com:office:office" xmlns:r="http://schemas.openxmlformats.org/officeDocument/2006/relationships" xmlns:m="http://schemas.openxmlformats.org/officeDocument/2006/math" xmlns:v="urn:schemas-microsoft-com:vml" xmlns:wp14="http://schemas.microsoft.com/office/word/2010/wordprocessingDrawing" xmlns:wp="http://schemas.openxmlformats.org/drawingml/2006/wordprocessingDrawing" xmlns:w10="urn:schemas-microsoft-com:office:word" xmlns:w="http://schemas.openxmlformats.org/wordprocessingml/2006/main" xmlns:w14="http://schemas.microsoft.com/office/word/2010/wordml" xmlns:w15="http://schemas.microsoft.com/office/word/2012/wordml" xmlns:wne="http://schemas.microsoft.com/office/word/2006/wordml" xmlns:wpg="http://schemas.microsoft.com/office/word/2010/wordprocessingGroup" xmlns:wpi="http://schemas.microsoft.com/office/word/2010/wordprocessingInk" xmlns:wps="http://schemas.microsoft.com/office/word/2010/wordprocessingShape" mc:Ignorable="w14 w15 wp14">
   <w:p>
     <w:pPr>
-      <w:pStyle w:val="15"/>
+      <w:pStyle w:val="Header"/>
     </w:pPr>
   </w:p>
 </w:hdr>
 </file>
 
 <file path=word/numbering.xml><?xml version="1.0" encoding="utf-8"?>
-<w:numbering xmlns:wpc="http://schemas.microsoft.com/office/word/2010/wordprocessingCanvas" xmlns:mc="http://schemas.openxmlformats.org/markup-compatibility/2006" xmlns:o="urn:schemas-microsoft-com:office:office" xmlns:r="http://schemas.openxmlformats.org/officeDocument/2006/relationships" xmlns:m="http://schemas.openxmlformats.org/officeDocument/2006/math" xmlns:v="urn:schemas-microsoft-com:vml" xmlns:wp14="http://schemas.microsoft.com/office/word/2010/wordprocessingDrawing" xmlns:wp="http://schemas.openxmlformats.org/drawingml/2006/wordprocessingDrawing" xmlns:w10="urn:schemas-microsoft-com:office:word" xmlns:w="http://schemas.openxmlformats.org/wordprocessingml/2006/main" xmlns:w14="http://schemas.microsoft.com/office/word/2010/wordml" xmlns:wpg="http://schemas.microsoft.com/office/word/2010/wordprocessingGroup" xmlns:wpi="http://schemas.microsoft.com/office/word/2010/wordprocessingInk" xmlns:wne="http://schemas.microsoft.com/office/word/2006/wordml" xmlns:wps="http://schemas.microsoft.com/office/word/2010/wordprocessingShape" xmlns:wpsCustomData="http://www.wps.cn/officeDocument/2013/wpsCustomData" mc:Ignorable="w14 wp14">
+<w:numbering xmlns:wpc="http://schemas.microsoft.com/office/word/2010/wordprocessingCanvas" xmlns:mc="http://schemas.openxmlformats.org/markup-compatibility/2006" xmlns:o="urn:schemas-microsoft-com:office:office" xmlns:r="http://schemas.openxmlformats.org/officeDocument/2006/relationships" xmlns:m="http://schemas.openxmlformats.org/officeDocument/2006/math" xmlns:v="urn:schemas-microsoft-com:vml" xmlns:wp14="http://schemas.microsoft.com/office/word/2010/wordprocessingDrawing" xmlns:wp="http://schemas.openxmlformats.org/drawingml/2006/wordprocessingDrawing" xmlns:w10="urn:schemas-microsoft-com:office:word" xmlns:w="http://schemas.openxmlformats.org/wordprocessingml/2006/main" xmlns:w14="http://schemas.microsoft.com/office/word/2010/wordml" xmlns:w15="http://schemas.microsoft.com/office/word/2012/wordml" xmlns:wne="http://schemas.microsoft.com/office/word/2006/wordml" xmlns:wpg="http://schemas.microsoft.com/office/word/2010/wordprocessingGroup" xmlns:wpi="http://schemas.microsoft.com/office/word/2010/wordprocessingInk" xmlns:wps="http://schemas.microsoft.com/office/word/2010/wordprocessingShape" mc:Ignorable="w14 w15 wp14">
   <w:abstractNum w:abstractNumId="0">
     <w:nsid w:val="8E964DCE"/>
     <w:multiLevelType w:val="multilevel"/>
     <w:tmpl w:val="8E964DCE"/>
-    <w:lvl w:ilvl="0" w:tentative="0">
+    <w:lvl w:ilvl="0">
       <w:start w:val="1"/>
       <w:numFmt w:val="decimal"/>
-      <w:pStyle w:val="2"/>
+      <w:pStyle w:val="Heading1"/>
       <w:lvlText w:val="%1."/>
       <w:lvlJc w:val="left"/>
       <w:pPr>
@@ -7564,10 +7424,10 @@
         <w:rFonts w:hint="default"/>
       </w:rPr>
     </w:lvl>
-    <w:lvl w:ilvl="1" w:tentative="0">
+    <w:lvl w:ilvl="1">
       <w:start w:val="1"/>
       <w:numFmt w:val="decimal"/>
-      <w:pStyle w:val="3"/>
+      <w:pStyle w:val="Heading2"/>
       <w:lvlText w:val="%1.%2."/>
       <w:lvlJc w:val="left"/>
       <w:pPr>
@@ -7577,10 +7437,10 @@
         <w:rFonts w:hint="default"/>
       </w:rPr>
     </w:lvl>
-    <w:lvl w:ilvl="2" w:tentative="0">
+    <w:lvl w:ilvl="2">
       <w:start w:val="1"/>
       <w:numFmt w:val="decimal"/>
-      <w:pStyle w:val="4"/>
+      <w:pStyle w:val="Heading3"/>
       <w:lvlText w:val="%1.%2.%3."/>
       <w:lvlJc w:val="left"/>
       <w:pPr>
@@ -7590,10 +7450,10 @@
         <w:rFonts w:hint="default"/>
       </w:rPr>
     </w:lvl>
-    <w:lvl w:ilvl="3" w:tentative="0">
+    <w:lvl w:ilvl="3">
       <w:start w:val="1"/>
       <w:numFmt w:val="decimal"/>
-      <w:pStyle w:val="5"/>
+      <w:pStyle w:val="Heading4"/>
       <w:lvlText w:val="%1.%2.%3.%4."/>
       <w:lvlJc w:val="left"/>
       <w:pPr>
@@ -7603,10 +7463,10 @@
         <w:rFonts w:hint="default"/>
       </w:rPr>
     </w:lvl>
-    <w:lvl w:ilvl="4" w:tentative="0">
+    <w:lvl w:ilvl="4">
       <w:start w:val="1"/>
       <w:numFmt w:val="decimal"/>
-      <w:pStyle w:val="6"/>
+      <w:pStyle w:val="Heading5"/>
       <w:lvlText w:val="%1.%2.%3.%4.%5."/>
       <w:lvlJc w:val="left"/>
       <w:pPr>
@@ -7616,10 +7476,10 @@
         <w:rFonts w:hint="default"/>
       </w:rPr>
     </w:lvl>
-    <w:lvl w:ilvl="5" w:tentative="0">
+    <w:lvl w:ilvl="5">
       <w:start w:val="1"/>
       <w:numFmt w:val="decimal"/>
-      <w:pStyle w:val="7"/>
+      <w:pStyle w:val="Heading6"/>
       <w:lvlText w:val="%1.%2.%3.%4.%5.%6."/>
       <w:lvlJc w:val="left"/>
       <w:pPr>
@@ -7629,10 +7489,10 @@
         <w:rFonts w:hint="default"/>
       </w:rPr>
     </w:lvl>
-    <w:lvl w:ilvl="6" w:tentative="0">
+    <w:lvl w:ilvl="6">
       <w:start w:val="1"/>
       <w:numFmt w:val="decimal"/>
-      <w:pStyle w:val="8"/>
+      <w:pStyle w:val="Heading7"/>
       <w:lvlText w:val="%1.%2.%3.%4.%5.%6.%7."/>
       <w:lvlJc w:val="left"/>
       <w:pPr>
@@ -7642,10 +7502,10 @@
         <w:rFonts w:hint="default"/>
       </w:rPr>
     </w:lvl>
-    <w:lvl w:ilvl="7" w:tentative="0">
+    <w:lvl w:ilvl="7">
       <w:start w:val="1"/>
       <w:numFmt w:val="decimal"/>
-      <w:pStyle w:val="9"/>
+      <w:pStyle w:val="Heading8"/>
       <w:lvlText w:val="%1.%2.%3.%4.%5.%6.%7.%8."/>
       <w:lvlJc w:val="left"/>
       <w:pPr>
@@ -7655,10 +7515,10 @@
         <w:rFonts w:hint="default"/>
       </w:rPr>
     </w:lvl>
-    <w:lvl w:ilvl="8" w:tentative="0">
+    <w:lvl w:ilvl="8">
       <w:start w:val="1"/>
       <w:numFmt w:val="decimal"/>
-      <w:pStyle w:val="10"/>
+      <w:pStyle w:val="Heading9"/>
       <w:lvlText w:val="%1.%2.%3.%4.%5.%6.%7.%8.%9."/>
       <w:lvlJc w:val="left"/>
       <w:pPr>
@@ -7673,7 +7533,7 @@
     <w:nsid w:val="31483B14"/>
     <w:multiLevelType w:val="singleLevel"/>
     <w:tmpl w:val="31483B14"/>
-    <w:lvl w:ilvl="0" w:tentative="0">
+    <w:lvl w:ilvl="0">
       <w:start w:val="1"/>
       <w:numFmt w:val="decimal"/>
       <w:lvlText w:val="%1."/>
@@ -7690,7 +7550,7 @@
     <w:nsid w:val="597B03FB"/>
     <w:multiLevelType w:val="singleLevel"/>
     <w:tmpl w:val="597B03FB"/>
-    <w:lvl w:ilvl="0" w:tentative="0">
+    <w:lvl w:ilvl="0">
       <w:start w:val="1"/>
       <w:numFmt w:val="decimal"/>
       <w:lvlText w:val="%1."/>
@@ -7716,270 +7576,268 @@
 </file>
 
 <file path=word/styles.xml><?xml version="1.0" encoding="utf-8"?>
-<w:styles xmlns:mc="http://schemas.openxmlformats.org/markup-compatibility/2006" xmlns:o="urn:schemas-microsoft-com:office:office" xmlns:r="http://schemas.openxmlformats.org/officeDocument/2006/relationships" xmlns:m="http://schemas.openxmlformats.org/officeDocument/2006/math" xmlns:v="urn:schemas-microsoft-com:vml" xmlns:w="http://schemas.openxmlformats.org/wordprocessingml/2006/main" xmlns:w14="http://schemas.microsoft.com/office/word/2010/wordml" xmlns:w10="urn:schemas-microsoft-com:office:word" xmlns:sl="http://schemas.openxmlformats.org/schemaLibrary/2006/main" xmlns:wpsCustomData="http://www.wps.cn/officeDocument/2013/wpsCustomData" mc:Ignorable="w14">
+<w:styles xmlns:mc="http://schemas.openxmlformats.org/markup-compatibility/2006" xmlns:r="http://schemas.openxmlformats.org/officeDocument/2006/relationships" xmlns:w="http://schemas.openxmlformats.org/wordprocessingml/2006/main" xmlns:w14="http://schemas.microsoft.com/office/word/2010/wordml" xmlns:w15="http://schemas.microsoft.com/office/word/2012/wordml" mc:Ignorable="w14 w15">
   <w:docDefaults>
     <w:rPrDefault>
       <w:rPr>
-        <w:rFonts w:ascii="Times New Roman" w:hAnsi="Times New Roman" w:eastAsia="宋体" w:cs="Times New Roman"/>
+        <w:rFonts w:ascii="Times New Roman" w:eastAsia="宋体" w:hAnsi="Times New Roman" w:cs="Times New Roman"/>
       </w:rPr>
     </w:rPrDefault>
     <w:pPrDefault/>
   </w:docDefaults>
-  <w:latentStyles w:count="260" w:defQFormat="0" w:defUnhideWhenUsed="1" w:defSemiHidden="1" w:defUIPriority="99" w:defLockedState="0">
-    <w:lsdException w:qFormat="1" w:unhideWhenUsed="0" w:uiPriority="0" w:semiHidden="0" w:name="Normal"/>
-    <w:lsdException w:qFormat="1" w:unhideWhenUsed="0" w:uiPriority="0" w:semiHidden="0" w:name="heading 1"/>
-    <w:lsdException w:qFormat="1" w:uiPriority="0" w:semiHidden="0" w:name="heading 2"/>
-    <w:lsdException w:qFormat="1" w:uiPriority="0" w:name="heading 3"/>
-    <w:lsdException w:qFormat="1" w:uiPriority="0" w:semiHidden="0" w:name="heading 4"/>
-    <w:lsdException w:qFormat="1" w:uiPriority="0" w:name="heading 5"/>
-    <w:lsdException w:qFormat="1" w:uiPriority="0" w:name="heading 6"/>
-    <w:lsdException w:qFormat="1" w:uiPriority="0" w:name="heading 7"/>
-    <w:lsdException w:qFormat="1" w:uiPriority="0" w:name="heading 8"/>
-    <w:lsdException w:qFormat="1" w:uiPriority="0" w:name="heading 9"/>
-    <w:lsdException w:unhideWhenUsed="0" w:uiPriority="0" w:semiHidden="0" w:name="index 1"/>
-    <w:lsdException w:unhideWhenUsed="0" w:uiPriority="0" w:semiHidden="0" w:name="index 2"/>
-    <w:lsdException w:unhideWhenUsed="0" w:uiPriority="0" w:semiHidden="0" w:name="index 3"/>
-    <w:lsdException w:unhideWhenUsed="0" w:uiPriority="0" w:semiHidden="0" w:name="index 4"/>
-    <w:lsdException w:unhideWhenUsed="0" w:uiPriority="0" w:semiHidden="0" w:name="index 5"/>
-    <w:lsdException w:unhideWhenUsed="0" w:uiPriority="0" w:semiHidden="0" w:name="index 6"/>
-    <w:lsdException w:unhideWhenUsed="0" w:uiPriority="0" w:semiHidden="0" w:name="index 7"/>
-    <w:lsdException w:unhideWhenUsed="0" w:uiPriority="0" w:semiHidden="0" w:name="index 8"/>
-    <w:lsdException w:unhideWhenUsed="0" w:uiPriority="0" w:semiHidden="0" w:name="index 9"/>
-    <w:lsdException w:qFormat="1" w:unhideWhenUsed="0" w:uiPriority="0" w:semiHidden="0" w:name="toc 1"/>
-    <w:lsdException w:qFormat="1" w:unhideWhenUsed="0" w:uiPriority="0" w:semiHidden="0" w:name="toc 2"/>
-    <w:lsdException w:qFormat="1" w:unhideWhenUsed="0" w:uiPriority="0" w:semiHidden="0" w:name="toc 3"/>
-    <w:lsdException w:unhideWhenUsed="0" w:uiPriority="0" w:semiHidden="0" w:name="toc 4"/>
-    <w:lsdException w:unhideWhenUsed="0" w:uiPriority="0" w:semiHidden="0" w:name="toc 5"/>
-    <w:lsdException w:unhideWhenUsed="0" w:uiPriority="0" w:semiHidden="0" w:name="toc 6"/>
-    <w:lsdException w:unhideWhenUsed="0" w:uiPriority="0" w:semiHidden="0" w:name="toc 7"/>
-    <w:lsdException w:unhideWhenUsed="0" w:uiPriority="0" w:semiHidden="0" w:name="toc 8"/>
-    <w:lsdException w:unhideWhenUsed="0" w:uiPriority="0" w:semiHidden="0" w:name="toc 9"/>
-    <w:lsdException w:unhideWhenUsed="0" w:uiPriority="0" w:semiHidden="0" w:name="Normal Indent"/>
-    <w:lsdException w:unhideWhenUsed="0" w:uiPriority="0" w:semiHidden="0" w:name="footnote text"/>
-    <w:lsdException w:qFormat="1" w:unhideWhenUsed="0" w:uiPriority="0" w:semiHidden="0" w:name="annotation text"/>
-    <w:lsdException w:qFormat="1" w:unhideWhenUsed="0" w:uiPriority="0" w:semiHidden="0" w:name="header"/>
-    <w:lsdException w:qFormat="1" w:unhideWhenUsed="0" w:uiPriority="0" w:semiHidden="0" w:name="footer"/>
-    <w:lsdException w:unhideWhenUsed="0" w:uiPriority="0" w:semiHidden="0" w:name="index heading"/>
-    <w:lsdException w:qFormat="1" w:uiPriority="0" w:name="caption"/>
-    <w:lsdException w:unhideWhenUsed="0" w:uiPriority="0" w:semiHidden="0" w:name="table of figures"/>
-    <w:lsdException w:unhideWhenUsed="0" w:uiPriority="0" w:semiHidden="0" w:name="envelope address"/>
-    <w:lsdException w:unhideWhenUsed="0" w:uiPriority="0" w:semiHidden="0" w:name="envelope return"/>
-    <w:lsdException w:unhideWhenUsed="0" w:uiPriority="0" w:semiHidden="0" w:name="footnote reference"/>
-    <w:lsdException w:unhideWhenUsed="0" w:uiPriority="0" w:semiHidden="0" w:name="annotation reference"/>
-    <w:lsdException w:unhideWhenUsed="0" w:uiPriority="0" w:semiHidden="0" w:name="line number"/>
-    <w:lsdException w:unhideWhenUsed="0" w:uiPriority="0" w:semiHidden="0" w:name="page number"/>
-    <w:lsdException w:unhideWhenUsed="0" w:uiPriority="0" w:semiHidden="0" w:name="endnote reference"/>
-    <w:lsdException w:unhideWhenUsed="0" w:uiPriority="0" w:semiHidden="0" w:name="endnote text"/>
-    <w:lsdException w:unhideWhenUsed="0" w:uiPriority="0" w:semiHidden="0" w:name="table of authorities"/>
-    <w:lsdException w:unhideWhenUsed="0" w:uiPriority="0" w:semiHidden="0" w:name="macro"/>
-    <w:lsdException w:unhideWhenUsed="0" w:uiPriority="0" w:semiHidden="0" w:name="toa heading"/>
-    <w:lsdException w:unhideWhenUsed="0" w:uiPriority="0" w:semiHidden="0" w:name="List"/>
-    <w:lsdException w:unhideWhenUsed="0" w:uiPriority="0" w:semiHidden="0" w:name="List Bullet"/>
-    <w:lsdException w:unhideWhenUsed="0" w:uiPriority="0" w:semiHidden="0" w:name="List Number"/>
-    <w:lsdException w:unhideWhenUsed="0" w:uiPriority="0" w:semiHidden="0" w:name="List 2"/>
-    <w:lsdException w:unhideWhenUsed="0" w:uiPriority="0" w:semiHidden="0" w:name="List 3"/>
-    <w:lsdException w:unhideWhenUsed="0" w:uiPriority="0" w:semiHidden="0" w:name="List 4"/>
-    <w:lsdException w:unhideWhenUsed="0" w:uiPriority="0" w:semiHidden="0" w:name="List 5"/>
-    <w:lsdException w:unhideWhenUsed="0" w:uiPriority="0" w:semiHidden="0" w:name="List Bullet 2"/>
-    <w:lsdException w:unhideWhenUsed="0" w:uiPriority="0" w:semiHidden="0" w:name="List Bullet 3"/>
-    <w:lsdException w:unhideWhenUsed="0" w:uiPriority="0" w:semiHidden="0" w:name="List Bullet 4"/>
-    <w:lsdException w:unhideWhenUsed="0" w:uiPriority="0" w:semiHidden="0" w:name="List Bullet 5"/>
-    <w:lsdException w:unhideWhenUsed="0" w:uiPriority="0" w:semiHidden="0" w:name="List Number 2"/>
-    <w:lsdException w:unhideWhenUsed="0" w:uiPriority="0" w:semiHidden="0" w:name="List Number 3"/>
-    <w:lsdException w:unhideWhenUsed="0" w:uiPriority="0" w:semiHidden="0" w:name="List Number 4"/>
-    <w:lsdException w:unhideWhenUsed="0" w:uiPriority="0" w:semiHidden="0" w:name="List Number 5"/>
-    <w:lsdException w:qFormat="1" w:unhideWhenUsed="0" w:uiPriority="0" w:semiHidden="0" w:name="Title"/>
-    <w:lsdException w:unhideWhenUsed="0" w:uiPriority="0" w:semiHidden="0" w:name="Closing"/>
-    <w:lsdException w:unhideWhenUsed="0" w:uiPriority="0" w:semiHidden="0" w:name="Signature"/>
-    <w:lsdException w:qFormat="1" w:unhideWhenUsed="0" w:uiPriority="0" w:name="Default Paragraph Font"/>
-    <w:lsdException w:qFormat="1" w:unhideWhenUsed="0" w:uiPriority="0" w:name="Body Text"/>
-    <w:lsdException w:unhideWhenUsed="0" w:uiPriority="0" w:semiHidden="0" w:name="Body Text Indent"/>
-    <w:lsdException w:unhideWhenUsed="0" w:uiPriority="0" w:semiHidden="0" w:name="List Continue"/>
-    <w:lsdException w:unhideWhenUsed="0" w:uiPriority="0" w:semiHidden="0" w:name="List Continue 2"/>
-    <w:lsdException w:unhideWhenUsed="0" w:uiPriority="0" w:semiHidden="0" w:name="List Continue 3"/>
-    <w:lsdException w:unhideWhenUsed="0" w:uiPriority="0" w:semiHidden="0" w:name="List Continue 4"/>
-    <w:lsdException w:unhideWhenUsed="0" w:uiPriority="0" w:semiHidden="0" w:name="List Continue 5"/>
-    <w:lsdException w:unhideWhenUsed="0" w:uiPriority="0" w:semiHidden="0" w:name="Message Header"/>
-    <w:lsdException w:qFormat="1" w:unhideWhenUsed="0" w:uiPriority="0" w:semiHidden="0" w:name="Subtitle"/>
-    <w:lsdException w:unhideWhenUsed="0" w:uiPriority="0" w:semiHidden="0" w:name="Salutation"/>
-    <w:lsdException w:unhideWhenUsed="0" w:uiPriority="0" w:semiHidden="0" w:name="Date"/>
-    <w:lsdException w:unhideWhenUsed="0" w:uiPriority="0" w:semiHidden="0" w:name="Body Text First Indent"/>
-    <w:lsdException w:unhideWhenUsed="0" w:uiPriority="0" w:semiHidden="0" w:name="Body Text First Indent 2"/>
-    <w:lsdException w:uiPriority="99" w:name="Note Heading"/>
-    <w:lsdException w:unhideWhenUsed="0" w:uiPriority="0" w:semiHidden="0" w:name="Body Text 2"/>
-    <w:lsdException w:unhideWhenUsed="0" w:uiPriority="0" w:semiHidden="0" w:name="Body Text 3"/>
-    <w:lsdException w:unhideWhenUsed="0" w:uiPriority="0" w:semiHidden="0" w:name="Body Text Indent 2"/>
-    <w:lsdException w:unhideWhenUsed="0" w:uiPriority="0" w:semiHidden="0" w:name="Body Text Indent 3"/>
-    <w:lsdException w:unhideWhenUsed="0" w:uiPriority="0" w:semiHidden="0" w:name="Block Text"/>
-    <w:lsdException w:unhideWhenUsed="0" w:uiPriority="0" w:semiHidden="0" w:name="Hyperlink"/>
-    <w:lsdException w:unhideWhenUsed="0" w:uiPriority="0" w:semiHidden="0" w:name="FollowedHyperlink"/>
-    <w:lsdException w:qFormat="1" w:unhideWhenUsed="0" w:uiPriority="0" w:semiHidden="0" w:name="Strong"/>
-    <w:lsdException w:qFormat="1" w:unhideWhenUsed="0" w:uiPriority="0" w:semiHidden="0" w:name="Emphasis"/>
-    <w:lsdException w:unhideWhenUsed="0" w:uiPriority="0" w:semiHidden="0" w:name="Document Map"/>
-    <w:lsdException w:unhideWhenUsed="0" w:uiPriority="0" w:semiHidden="0" w:name="Plain Text"/>
-    <w:lsdException w:unhideWhenUsed="0" w:uiPriority="0" w:semiHidden="0" w:name="E-mail Signature"/>
-    <w:lsdException w:qFormat="1" w:unhideWhenUsed="0" w:uiPriority="0" w:semiHidden="0" w:name="Normal (Web)"/>
-    <w:lsdException w:unhideWhenUsed="0" w:uiPriority="0" w:semiHidden="0" w:name="HTML Acronym"/>
-    <w:lsdException w:unhideWhenUsed="0" w:uiPriority="0" w:semiHidden="0" w:name="HTML Address"/>
-    <w:lsdException w:unhideWhenUsed="0" w:uiPriority="0" w:semiHidden="0" w:name="HTML Cite"/>
-    <w:lsdException w:unhideWhenUsed="0" w:uiPriority="0" w:semiHidden="0" w:name="HTML Code"/>
-    <w:lsdException w:unhideWhenUsed="0" w:uiPriority="0" w:semiHidden="0" w:name="HTML Definition"/>
-    <w:lsdException w:unhideWhenUsed="0" w:uiPriority="0" w:semiHidden="0" w:name="HTML Keyboard"/>
-    <w:lsdException w:unhideWhenUsed="0" w:uiPriority="0" w:semiHidden="0" w:name="HTML Preformatted"/>
-    <w:lsdException w:unhideWhenUsed="0" w:uiPriority="0" w:semiHidden="0" w:name="HTML Sample"/>
-    <w:lsdException w:unhideWhenUsed="0" w:uiPriority="0" w:semiHidden="0" w:name="HTML Typewriter"/>
-    <w:lsdException w:unhideWhenUsed="0" w:uiPriority="0" w:semiHidden="0" w:name="HTML Variable"/>
-    <w:lsdException w:qFormat="1" w:unhideWhenUsed="0" w:uiPriority="0" w:name="Normal Table"/>
-    <w:lsdException w:unhideWhenUsed="0" w:uiPriority="0" w:semiHidden="0" w:name="annotation subject"/>
-    <w:lsdException w:unhideWhenUsed="0" w:uiPriority="0" w:semiHidden="0" w:name="Table Simple 1"/>
-    <w:lsdException w:unhideWhenUsed="0" w:uiPriority="0" w:semiHidden="0" w:name="Table Simple 2"/>
-    <w:lsdException w:unhideWhenUsed="0" w:uiPriority="0" w:semiHidden="0" w:name="Table Simple 3"/>
-    <w:lsdException w:unhideWhenUsed="0" w:uiPriority="0" w:semiHidden="0" w:name="Table Classic 1"/>
-    <w:lsdException w:unhideWhenUsed="0" w:uiPriority="0" w:semiHidden="0" w:name="Table Classic 2"/>
-    <w:lsdException w:unhideWhenUsed="0" w:uiPriority="0" w:semiHidden="0" w:name="Table Classic 3"/>
-    <w:lsdException w:unhideWhenUsed="0" w:uiPriority="0" w:semiHidden="0" w:name="Table Classic 4"/>
-    <w:lsdException w:unhideWhenUsed="0" w:uiPriority="0" w:semiHidden="0" w:name="Table Colorful 1"/>
-    <w:lsdException w:unhideWhenUsed="0" w:uiPriority="0" w:semiHidden="0" w:name="Table Colorful 2"/>
-    <w:lsdException w:unhideWhenUsed="0" w:uiPriority="0" w:semiHidden="0" w:name="Table Colorful 3"/>
-    <w:lsdException w:unhideWhenUsed="0" w:uiPriority="0" w:semiHidden="0" w:name="Table Columns 1"/>
-    <w:lsdException w:unhideWhenUsed="0" w:uiPriority="0" w:semiHidden="0" w:name="Table Columns 2"/>
-    <w:lsdException w:unhideWhenUsed="0" w:uiPriority="0" w:semiHidden="0" w:name="Table Columns 3"/>
-    <w:lsdException w:unhideWhenUsed="0" w:uiPriority="0" w:semiHidden="0" w:name="Table Columns 4"/>
-    <w:lsdException w:unhideWhenUsed="0" w:uiPriority="0" w:semiHidden="0" w:name="Table Columns 5"/>
-    <w:lsdException w:unhideWhenUsed="0" w:uiPriority="0" w:semiHidden="0" w:name="Table Grid 1"/>
-    <w:lsdException w:unhideWhenUsed="0" w:uiPriority="0" w:semiHidden="0" w:name="Table Grid 2"/>
-    <w:lsdException w:unhideWhenUsed="0" w:uiPriority="0" w:semiHidden="0" w:name="Table Grid 3"/>
-    <w:lsdException w:unhideWhenUsed="0" w:uiPriority="0" w:semiHidden="0" w:name="Table Grid 4"/>
-    <w:lsdException w:unhideWhenUsed="0" w:uiPriority="0" w:semiHidden="0" w:name="Table Grid 5"/>
-    <w:lsdException w:unhideWhenUsed="0" w:uiPriority="0" w:semiHidden="0" w:name="Table Grid 6"/>
-    <w:lsdException w:unhideWhenUsed="0" w:uiPriority="0" w:semiHidden="0" w:name="Table Grid 7"/>
-    <w:lsdException w:unhideWhenUsed="0" w:uiPriority="0" w:semiHidden="0" w:name="Table Grid 8"/>
-    <w:lsdException w:unhideWhenUsed="0" w:uiPriority="0" w:semiHidden="0" w:name="Table List 1"/>
-    <w:lsdException w:unhideWhenUsed="0" w:uiPriority="0" w:semiHidden="0" w:name="Table List 2"/>
-    <w:lsdException w:unhideWhenUsed="0" w:uiPriority="0" w:semiHidden="0" w:name="Table List 3"/>
-    <w:lsdException w:unhideWhenUsed="0" w:uiPriority="0" w:semiHidden="0" w:name="Table List 4"/>
-    <w:lsdException w:unhideWhenUsed="0" w:uiPriority="0" w:semiHidden="0" w:name="Table List 5"/>
-    <w:lsdException w:unhideWhenUsed="0" w:uiPriority="0" w:semiHidden="0" w:name="Table List 6"/>
-    <w:lsdException w:unhideWhenUsed="0" w:uiPriority="0" w:semiHidden="0" w:name="Table List 7"/>
-    <w:lsdException w:unhideWhenUsed="0" w:uiPriority="0" w:semiHidden="0" w:name="Table List 8"/>
-    <w:lsdException w:unhideWhenUsed="0" w:uiPriority="0" w:semiHidden="0" w:name="Table 3D effects 1"/>
-    <w:lsdException w:unhideWhenUsed="0" w:uiPriority="0" w:semiHidden="0" w:name="Table 3D effects 2"/>
-    <w:lsdException w:unhideWhenUsed="0" w:uiPriority="0" w:semiHidden="0" w:name="Table 3D effects 3"/>
-    <w:lsdException w:unhideWhenUsed="0" w:uiPriority="0" w:semiHidden="0" w:name="Table Contemporary"/>
-    <w:lsdException w:unhideWhenUsed="0" w:uiPriority="0" w:semiHidden="0" w:name="Table Elegant"/>
-    <w:lsdException w:unhideWhenUsed="0" w:uiPriority="0" w:semiHidden="0" w:name="Table Professional"/>
-    <w:lsdException w:unhideWhenUsed="0" w:uiPriority="0" w:semiHidden="0" w:name="Table Subtle 1"/>
-    <w:lsdException w:unhideWhenUsed="0" w:uiPriority="0" w:semiHidden="0" w:name="Table Subtle 2"/>
-    <w:lsdException w:unhideWhenUsed="0" w:uiPriority="0" w:semiHidden="0" w:name="Table Web 1"/>
-    <w:lsdException w:unhideWhenUsed="0" w:uiPriority="0" w:semiHidden="0" w:name="Table Web 2"/>
-    <w:lsdException w:unhideWhenUsed="0" w:uiPriority="0" w:semiHidden="0" w:name="Table Web 3"/>
-    <w:lsdException w:unhideWhenUsed="0" w:uiPriority="0" w:semiHidden="0" w:name="Balloon Text"/>
-    <w:lsdException w:qFormat="1" w:unhideWhenUsed="0" w:uiPriority="0" w:semiHidden="0" w:name="Table Grid"/>
-    <w:lsdException w:unhideWhenUsed="0" w:uiPriority="0" w:semiHidden="0" w:name="Table Theme"/>
-    <w:lsdException w:qFormat="1" w:unhideWhenUsed="0" w:uiPriority="99" w:semiHidden="0" w:name="No Spacing"/>
-    <w:lsdException w:unhideWhenUsed="0" w:uiPriority="60" w:semiHidden="0" w:name="Light Shading"/>
-    <w:lsdException w:unhideWhenUsed="0" w:uiPriority="61" w:semiHidden="0" w:name="Light List"/>
-    <w:lsdException w:unhideWhenUsed="0" w:uiPriority="62" w:semiHidden="0" w:name="Light Grid"/>
-    <w:lsdException w:unhideWhenUsed="0" w:uiPriority="63" w:semiHidden="0" w:name="Medium Shading 1"/>
-    <w:lsdException w:unhideWhenUsed="0" w:uiPriority="64" w:semiHidden="0" w:name="Medium Shading 2"/>
-    <w:lsdException w:unhideWhenUsed="0" w:uiPriority="65" w:semiHidden="0" w:name="Medium List 1"/>
-    <w:lsdException w:unhideWhenUsed="0" w:uiPriority="66" w:semiHidden="0" w:name="Medium List 2"/>
-    <w:lsdException w:unhideWhenUsed="0" w:uiPriority="67" w:semiHidden="0" w:name="Medium Grid 1"/>
-    <w:lsdException w:unhideWhenUsed="0" w:uiPriority="68" w:semiHidden="0" w:name="Medium Grid 2"/>
-    <w:lsdException w:unhideWhenUsed="0" w:uiPriority="69" w:semiHidden="0" w:name="Medium Grid 3"/>
-    <w:lsdException w:unhideWhenUsed="0" w:uiPriority="70" w:semiHidden="0" w:name="Dark List"/>
-    <w:lsdException w:unhideWhenUsed="0" w:uiPriority="71" w:semiHidden="0" w:name="Colorful Shading"/>
-    <w:lsdException w:unhideWhenUsed="0" w:uiPriority="72" w:semiHidden="0" w:name="Colorful List"/>
-    <w:lsdException w:unhideWhenUsed="0" w:uiPriority="73" w:semiHidden="0" w:name="Colorful Grid"/>
-    <w:lsdException w:unhideWhenUsed="0" w:uiPriority="60" w:semiHidden="0" w:name="Light Shading Accent 1"/>
-    <w:lsdException w:unhideWhenUsed="0" w:uiPriority="61" w:semiHidden="0" w:name="Light List Accent 1"/>
-    <w:lsdException w:unhideWhenUsed="0" w:uiPriority="62" w:semiHidden="0" w:name="Light Grid Accent 1"/>
-    <w:lsdException w:unhideWhenUsed="0" w:uiPriority="63" w:semiHidden="0" w:name="Medium Shading 1 Accent 1"/>
-    <w:lsdException w:unhideWhenUsed="0" w:uiPriority="64" w:semiHidden="0" w:name="Medium Shading 2 Accent 1"/>
-    <w:lsdException w:unhideWhenUsed="0" w:uiPriority="65" w:semiHidden="0" w:name="Medium List 1 Accent 1"/>
-    <w:lsdException w:unhideWhenUsed="0" w:uiPriority="66" w:semiHidden="0" w:name="Medium List 2 Accent 1"/>
-    <w:lsdException w:unhideWhenUsed="0" w:uiPriority="67" w:semiHidden="0" w:name="Medium Grid 1 Accent 1"/>
-    <w:lsdException w:unhideWhenUsed="0" w:uiPriority="68" w:semiHidden="0" w:name="Medium Grid 2 Accent 1"/>
-    <w:lsdException w:unhideWhenUsed="0" w:uiPriority="69" w:semiHidden="0" w:name="Medium Grid 3 Accent 1"/>
-    <w:lsdException w:unhideWhenUsed="0" w:uiPriority="70" w:semiHidden="0" w:name="Dark List Accent 1"/>
-    <w:lsdException w:unhideWhenUsed="0" w:uiPriority="71" w:semiHidden="0" w:name="Colorful Shading Accent 1"/>
-    <w:lsdException w:unhideWhenUsed="0" w:uiPriority="72" w:semiHidden="0" w:name="Colorful List Accent 1"/>
-    <w:lsdException w:unhideWhenUsed="0" w:uiPriority="73" w:semiHidden="0" w:name="Colorful Grid Accent 1"/>
-    <w:lsdException w:unhideWhenUsed="0" w:uiPriority="60" w:semiHidden="0" w:name="Light Shading Accent 2"/>
-    <w:lsdException w:unhideWhenUsed="0" w:uiPriority="61" w:semiHidden="0" w:name="Light List Accent 2"/>
-    <w:lsdException w:unhideWhenUsed="0" w:uiPriority="62" w:semiHidden="0" w:name="Light Grid Accent 2"/>
-    <w:lsdException w:unhideWhenUsed="0" w:uiPriority="63" w:semiHidden="0" w:name="Medium Shading 1 Accent 2"/>
-    <w:lsdException w:unhideWhenUsed="0" w:uiPriority="64" w:semiHidden="0" w:name="Medium Shading 2 Accent 2"/>
-    <w:lsdException w:unhideWhenUsed="0" w:uiPriority="65" w:semiHidden="0" w:name="Medium List 1 Accent 2"/>
-    <w:lsdException w:unhideWhenUsed="0" w:uiPriority="66" w:semiHidden="0" w:name="Medium List 2 Accent 2"/>
-    <w:lsdException w:unhideWhenUsed="0" w:uiPriority="67" w:semiHidden="0" w:name="Medium Grid 1 Accent 2"/>
-    <w:lsdException w:unhideWhenUsed="0" w:uiPriority="68" w:semiHidden="0" w:name="Medium Grid 2 Accent 2"/>
-    <w:lsdException w:unhideWhenUsed="0" w:uiPriority="69" w:semiHidden="0" w:name="Medium Grid 3 Accent 2"/>
-    <w:lsdException w:unhideWhenUsed="0" w:uiPriority="70" w:semiHidden="0" w:name="Dark List Accent 2"/>
-    <w:lsdException w:unhideWhenUsed="0" w:uiPriority="71" w:semiHidden="0" w:name="Colorful Shading Accent 2"/>
-    <w:lsdException w:unhideWhenUsed="0" w:uiPriority="72" w:semiHidden="0" w:name="Colorful List Accent 2"/>
-    <w:lsdException w:unhideWhenUsed="0" w:uiPriority="73" w:semiHidden="0" w:name="Colorful Grid Accent 2"/>
-    <w:lsdException w:unhideWhenUsed="0" w:uiPriority="60" w:semiHidden="0" w:name="Light Shading Accent 3"/>
-    <w:lsdException w:unhideWhenUsed="0" w:uiPriority="61" w:semiHidden="0" w:name="Light List Accent 3"/>
-    <w:lsdException w:unhideWhenUsed="0" w:uiPriority="62" w:semiHidden="0" w:name="Light Grid Accent 3"/>
-    <w:lsdException w:unhideWhenUsed="0" w:uiPriority="63" w:semiHidden="0" w:name="Medium Shading 1 Accent 3"/>
-    <w:lsdException w:unhideWhenUsed="0" w:uiPriority="64" w:semiHidden="0" w:name="Medium Shading 2 Accent 3"/>
-    <w:lsdException w:unhideWhenUsed="0" w:uiPriority="65" w:semiHidden="0" w:name="Medium List 1 Accent 3"/>
-    <w:lsdException w:unhideWhenUsed="0" w:uiPriority="66" w:semiHidden="0" w:name="Medium List 2 Accent 3"/>
-    <w:lsdException w:unhideWhenUsed="0" w:uiPriority="67" w:semiHidden="0" w:name="Medium Grid 1 Accent 3"/>
-    <w:lsdException w:unhideWhenUsed="0" w:uiPriority="68" w:semiHidden="0" w:name="Medium Grid 2 Accent 3"/>
-    <w:lsdException w:unhideWhenUsed="0" w:uiPriority="69" w:semiHidden="0" w:name="Medium Grid 3 Accent 3"/>
-    <w:lsdException w:unhideWhenUsed="0" w:uiPriority="70" w:semiHidden="0" w:name="Dark List Accent 3"/>
-    <w:lsdException w:unhideWhenUsed="0" w:uiPriority="71" w:semiHidden="0" w:name="Colorful Shading Accent 3"/>
-    <w:lsdException w:unhideWhenUsed="0" w:uiPriority="72" w:semiHidden="0" w:name="Colorful List Accent 3"/>
-    <w:lsdException w:unhideWhenUsed="0" w:uiPriority="73" w:semiHidden="0" w:name="Colorful Grid Accent 3"/>
-    <w:lsdException w:unhideWhenUsed="0" w:uiPriority="60" w:semiHidden="0" w:name="Light Shading Accent 4"/>
-    <w:lsdException w:unhideWhenUsed="0" w:uiPriority="61" w:semiHidden="0" w:name="Light List Accent 4"/>
-    <w:lsdException w:unhideWhenUsed="0" w:uiPriority="62" w:semiHidden="0" w:name="Light Grid Accent 4"/>
-    <w:lsdException w:unhideWhenUsed="0" w:uiPriority="63" w:semiHidden="0" w:name="Medium Shading 1 Accent 4"/>
-    <w:lsdException w:unhideWhenUsed="0" w:uiPriority="64" w:semiHidden="0" w:name="Medium Shading 2 Accent 4"/>
-    <w:lsdException w:unhideWhenUsed="0" w:uiPriority="65" w:semiHidden="0" w:name="Medium List 1 Accent 4"/>
-    <w:lsdException w:unhideWhenUsed="0" w:uiPriority="66" w:semiHidden="0" w:name="Medium List 2 Accent 4"/>
-    <w:lsdException w:unhideWhenUsed="0" w:uiPriority="67" w:semiHidden="0" w:name="Medium Grid 1 Accent 4"/>
-    <w:lsdException w:unhideWhenUsed="0" w:uiPriority="68" w:semiHidden="0" w:name="Medium Grid 2 Accent 4"/>
-    <w:lsdException w:unhideWhenUsed="0" w:uiPriority="69" w:semiHidden="0" w:name="Medium Grid 3 Accent 4"/>
-    <w:lsdException w:unhideWhenUsed="0" w:uiPriority="70" w:semiHidden="0" w:name="Dark List Accent 4"/>
-    <w:lsdException w:unhideWhenUsed="0" w:uiPriority="71" w:semiHidden="0" w:name="Colorful Shading Accent 4"/>
-    <w:lsdException w:unhideWhenUsed="0" w:uiPriority="72" w:semiHidden="0" w:name="Colorful List Accent 4"/>
-    <w:lsdException w:unhideWhenUsed="0" w:uiPriority="73" w:semiHidden="0" w:name="Colorful Grid Accent 4"/>
-    <w:lsdException w:unhideWhenUsed="0" w:uiPriority="60" w:semiHidden="0" w:name="Light Shading Accent 5"/>
-    <w:lsdException w:unhideWhenUsed="0" w:uiPriority="61" w:semiHidden="0" w:name="Light List Accent 5"/>
-    <w:lsdException w:unhideWhenUsed="0" w:uiPriority="62" w:semiHidden="0" w:name="Light Grid Accent 5"/>
-    <w:lsdException w:unhideWhenUsed="0" w:uiPriority="63" w:semiHidden="0" w:name="Medium Shading 1 Accent 5"/>
-    <w:lsdException w:unhideWhenUsed="0" w:uiPriority="64" w:semiHidden="0" w:name="Medium Shading 2 Accent 5"/>
-    <w:lsdException w:unhideWhenUsed="0" w:uiPriority="65" w:semiHidden="0" w:name="Medium List 1 Accent 5"/>
-    <w:lsdException w:unhideWhenUsed="0" w:uiPriority="66" w:semiHidden="0" w:name="Medium List 2 Accent 5"/>
-    <w:lsdException w:unhideWhenUsed="0" w:uiPriority="67" w:semiHidden="0" w:name="Medium Grid 1 Accent 5"/>
-    <w:lsdException w:unhideWhenUsed="0" w:uiPriority="68" w:semiHidden="0" w:name="Medium Grid 2 Accent 5"/>
-    <w:lsdException w:unhideWhenUsed="0" w:uiPriority="69" w:semiHidden="0" w:name="Medium Grid 3 Accent 5"/>
-    <w:lsdException w:unhideWhenUsed="0" w:uiPriority="70" w:semiHidden="0" w:name="Dark List Accent 5"/>
-    <w:lsdException w:unhideWhenUsed="0" w:uiPriority="71" w:semiHidden="0" w:name="Colorful Shading Accent 5"/>
-    <w:lsdException w:unhideWhenUsed="0" w:uiPriority="72" w:semiHidden="0" w:name="Colorful List Accent 5"/>
-    <w:lsdException w:unhideWhenUsed="0" w:uiPriority="73" w:semiHidden="0" w:name="Colorful Grid Accent 5"/>
-    <w:lsdException w:unhideWhenUsed="0" w:uiPriority="60" w:semiHidden="0" w:name="Light Shading Accent 6"/>
-    <w:lsdException w:unhideWhenUsed="0" w:uiPriority="61" w:semiHidden="0" w:name="Light List Accent 6"/>
-    <w:lsdException w:unhideWhenUsed="0" w:uiPriority="62" w:semiHidden="0" w:name="Light Grid Accent 6"/>
-    <w:lsdException w:unhideWhenUsed="0" w:uiPriority="63" w:semiHidden="0" w:name="Medium Shading 1 Accent 6"/>
-    <w:lsdException w:unhideWhenUsed="0" w:uiPriority="64" w:semiHidden="0" w:name="Medium Shading 2 Accent 6"/>
-    <w:lsdException w:unhideWhenUsed="0" w:uiPriority="65" w:semiHidden="0" w:name="Medium List 1 Accent 6"/>
-    <w:lsdException w:unhideWhenUsed="0" w:uiPriority="66" w:semiHidden="0" w:name="Medium List 2 Accent 6"/>
-    <w:lsdException w:unhideWhenUsed="0" w:uiPriority="67" w:semiHidden="0" w:name="Medium Grid 1 Accent 6"/>
-    <w:lsdException w:unhideWhenUsed="0" w:uiPriority="68" w:semiHidden="0" w:name="Medium Grid 2 Accent 6"/>
-    <w:lsdException w:unhideWhenUsed="0" w:uiPriority="69" w:semiHidden="0" w:name="Medium Grid 3 Accent 6"/>
-    <w:lsdException w:unhideWhenUsed="0" w:uiPriority="70" w:semiHidden="0" w:name="Dark List Accent 6"/>
-    <w:lsdException w:unhideWhenUsed="0" w:uiPriority="71" w:semiHidden="0" w:name="Colorful Shading Accent 6"/>
-    <w:lsdException w:unhideWhenUsed="0" w:uiPriority="72" w:semiHidden="0" w:name="Colorful List Accent 6"/>
-    <w:lsdException w:unhideWhenUsed="0" w:uiPriority="73" w:semiHidden="0" w:name="Colorful Grid Accent 6"/>
+  <w:latentStyles w:defLockedState="0" w:defUIPriority="99" w:defSemiHidden="1" w:defUnhideWhenUsed="1" w:defQFormat="0" w:count="260">
+    <w:lsdException w:name="Normal" w:semiHidden="0" w:uiPriority="0" w:unhideWhenUsed="0" w:qFormat="1"/>
+    <w:lsdException w:name="heading 1" w:semiHidden="0" w:uiPriority="0" w:unhideWhenUsed="0" w:qFormat="1"/>
+    <w:lsdException w:name="heading 2" w:semiHidden="0" w:uiPriority="0" w:qFormat="1"/>
+    <w:lsdException w:name="heading 3" w:uiPriority="0" w:qFormat="1"/>
+    <w:lsdException w:name="heading 4" w:semiHidden="0" w:uiPriority="0" w:qFormat="1"/>
+    <w:lsdException w:name="heading 5" w:uiPriority="0" w:qFormat="1"/>
+    <w:lsdException w:name="heading 6" w:uiPriority="0" w:qFormat="1"/>
+    <w:lsdException w:name="heading 7" w:uiPriority="0" w:qFormat="1"/>
+    <w:lsdException w:name="heading 8" w:uiPriority="0" w:qFormat="1"/>
+    <w:lsdException w:name="heading 9" w:uiPriority="0" w:qFormat="1"/>
+    <w:lsdException w:name="index 1" w:semiHidden="0" w:uiPriority="0" w:unhideWhenUsed="0"/>
+    <w:lsdException w:name="index 2" w:semiHidden="0" w:uiPriority="0" w:unhideWhenUsed="0"/>
+    <w:lsdException w:name="index 3" w:semiHidden="0" w:uiPriority="0" w:unhideWhenUsed="0"/>
+    <w:lsdException w:name="index 4" w:semiHidden="0" w:uiPriority="0" w:unhideWhenUsed="0"/>
+    <w:lsdException w:name="index 5" w:semiHidden="0" w:uiPriority="0" w:unhideWhenUsed="0"/>
+    <w:lsdException w:name="index 6" w:semiHidden="0" w:uiPriority="0" w:unhideWhenUsed="0"/>
+    <w:lsdException w:name="index 7" w:semiHidden="0" w:uiPriority="0" w:unhideWhenUsed="0"/>
+    <w:lsdException w:name="index 8" w:semiHidden="0" w:uiPriority="0" w:unhideWhenUsed="0"/>
+    <w:lsdException w:name="index 9" w:semiHidden="0" w:uiPriority="0" w:unhideWhenUsed="0"/>
+    <w:lsdException w:name="toc 1" w:semiHidden="0" w:uiPriority="0" w:unhideWhenUsed="0" w:qFormat="1"/>
+    <w:lsdException w:name="toc 2" w:semiHidden="0" w:uiPriority="0" w:unhideWhenUsed="0" w:qFormat="1"/>
+    <w:lsdException w:name="toc 3" w:semiHidden="0" w:uiPriority="0" w:unhideWhenUsed="0" w:qFormat="1"/>
+    <w:lsdException w:name="toc 4" w:semiHidden="0" w:uiPriority="0" w:unhideWhenUsed="0"/>
+    <w:lsdException w:name="toc 5" w:semiHidden="0" w:uiPriority="0" w:unhideWhenUsed="0"/>
+    <w:lsdException w:name="toc 6" w:semiHidden="0" w:uiPriority="0" w:unhideWhenUsed="0"/>
+    <w:lsdException w:name="toc 7" w:semiHidden="0" w:uiPriority="0" w:unhideWhenUsed="0"/>
+    <w:lsdException w:name="toc 8" w:semiHidden="0" w:uiPriority="0" w:unhideWhenUsed="0"/>
+    <w:lsdException w:name="toc 9" w:semiHidden="0" w:uiPriority="0" w:unhideWhenUsed="0"/>
+    <w:lsdException w:name="Normal Indent" w:semiHidden="0" w:uiPriority="0" w:unhideWhenUsed="0"/>
+    <w:lsdException w:name="footnote text" w:semiHidden="0" w:uiPriority="0" w:unhideWhenUsed="0"/>
+    <w:lsdException w:name="annotation text" w:semiHidden="0" w:uiPriority="0" w:unhideWhenUsed="0" w:qFormat="1"/>
+    <w:lsdException w:name="header" w:semiHidden="0" w:uiPriority="0" w:unhideWhenUsed="0" w:qFormat="1"/>
+    <w:lsdException w:name="footer" w:semiHidden="0" w:uiPriority="0" w:unhideWhenUsed="0" w:qFormat="1"/>
+    <w:lsdException w:name="index heading" w:semiHidden="0" w:uiPriority="0" w:unhideWhenUsed="0"/>
+    <w:lsdException w:name="caption" w:uiPriority="0" w:qFormat="1"/>
+    <w:lsdException w:name="table of figures" w:semiHidden="0" w:uiPriority="0" w:unhideWhenUsed="0"/>
+    <w:lsdException w:name="envelope address" w:semiHidden="0" w:uiPriority="0" w:unhideWhenUsed="0"/>
+    <w:lsdException w:name="envelope return" w:semiHidden="0" w:uiPriority="0" w:unhideWhenUsed="0"/>
+    <w:lsdException w:name="footnote reference" w:semiHidden="0" w:uiPriority="0" w:unhideWhenUsed="0"/>
+    <w:lsdException w:name="annotation reference" w:semiHidden="0" w:uiPriority="0" w:unhideWhenUsed="0"/>
+    <w:lsdException w:name="line number" w:semiHidden="0" w:uiPriority="0" w:unhideWhenUsed="0"/>
+    <w:lsdException w:name="page number" w:semiHidden="0" w:uiPriority="0" w:unhideWhenUsed="0"/>
+    <w:lsdException w:name="endnote reference" w:semiHidden="0" w:uiPriority="0" w:unhideWhenUsed="0"/>
+    <w:lsdException w:name="endnote text" w:semiHidden="0" w:uiPriority="0" w:unhideWhenUsed="0"/>
+    <w:lsdException w:name="table of authorities" w:semiHidden="0" w:uiPriority="0" w:unhideWhenUsed="0"/>
+    <w:lsdException w:name="macro" w:semiHidden="0" w:uiPriority="0" w:unhideWhenUsed="0"/>
+    <w:lsdException w:name="toa heading" w:semiHidden="0" w:uiPriority="0" w:unhideWhenUsed="0"/>
+    <w:lsdException w:name="List" w:semiHidden="0" w:uiPriority="0" w:unhideWhenUsed="0"/>
+    <w:lsdException w:name="List Bullet" w:semiHidden="0" w:uiPriority="0" w:unhideWhenUsed="0"/>
+    <w:lsdException w:name="List Number" w:semiHidden="0" w:uiPriority="0" w:unhideWhenUsed="0"/>
+    <w:lsdException w:name="List 2" w:semiHidden="0" w:uiPriority="0" w:unhideWhenUsed="0"/>
+    <w:lsdException w:name="List 3" w:semiHidden="0" w:uiPriority="0" w:unhideWhenUsed="0"/>
+    <w:lsdException w:name="List 4" w:semiHidden="0" w:uiPriority="0" w:unhideWhenUsed="0"/>
+    <w:lsdException w:name="List 5" w:semiHidden="0" w:uiPriority="0" w:unhideWhenUsed="0"/>
+    <w:lsdException w:name="List Bullet 2" w:semiHidden="0" w:uiPriority="0" w:unhideWhenUsed="0"/>
+    <w:lsdException w:name="List Bullet 3" w:semiHidden="0" w:uiPriority="0" w:unhideWhenUsed="0"/>
+    <w:lsdException w:name="List Bullet 4" w:semiHidden="0" w:uiPriority="0" w:unhideWhenUsed="0"/>
+    <w:lsdException w:name="List Bullet 5" w:semiHidden="0" w:uiPriority="0" w:unhideWhenUsed="0"/>
+    <w:lsdException w:name="List Number 2" w:semiHidden="0" w:uiPriority="0" w:unhideWhenUsed="0"/>
+    <w:lsdException w:name="List Number 3" w:semiHidden="0" w:uiPriority="0" w:unhideWhenUsed="0"/>
+    <w:lsdException w:name="List Number 4" w:semiHidden="0" w:uiPriority="0" w:unhideWhenUsed="0"/>
+    <w:lsdException w:name="List Number 5" w:semiHidden="0" w:uiPriority="0" w:unhideWhenUsed="0"/>
+    <w:lsdException w:name="Title" w:semiHidden="0" w:uiPriority="0" w:unhideWhenUsed="0" w:qFormat="1"/>
+    <w:lsdException w:name="Closing" w:semiHidden="0" w:uiPriority="0" w:unhideWhenUsed="0"/>
+    <w:lsdException w:name="Signature" w:semiHidden="0" w:uiPriority="0" w:unhideWhenUsed="0"/>
+    <w:lsdException w:name="Default Paragraph Font" w:uiPriority="0" w:unhideWhenUsed="0" w:qFormat="1"/>
+    <w:lsdException w:name="Body Text" w:uiPriority="0" w:unhideWhenUsed="0" w:qFormat="1"/>
+    <w:lsdException w:name="Body Text Indent" w:semiHidden="0" w:uiPriority="0" w:unhideWhenUsed="0"/>
+    <w:lsdException w:name="List Continue" w:semiHidden="0" w:uiPriority="0" w:unhideWhenUsed="0"/>
+    <w:lsdException w:name="List Continue 2" w:semiHidden="0" w:uiPriority="0" w:unhideWhenUsed="0"/>
+    <w:lsdException w:name="List Continue 3" w:semiHidden="0" w:uiPriority="0" w:unhideWhenUsed="0"/>
+    <w:lsdException w:name="List Continue 4" w:semiHidden="0" w:uiPriority="0" w:unhideWhenUsed="0"/>
+    <w:lsdException w:name="List Continue 5" w:semiHidden="0" w:uiPriority="0" w:unhideWhenUsed="0"/>
+    <w:lsdException w:name="Message Header" w:semiHidden="0" w:uiPriority="0" w:unhideWhenUsed="0"/>
+    <w:lsdException w:name="Subtitle" w:semiHidden="0" w:uiPriority="0" w:unhideWhenUsed="0" w:qFormat="1"/>
+    <w:lsdException w:name="Salutation" w:semiHidden="0" w:uiPriority="0" w:unhideWhenUsed="0"/>
+    <w:lsdException w:name="Date" w:semiHidden="0" w:uiPriority="0" w:unhideWhenUsed="0"/>
+    <w:lsdException w:name="Body Text First Indent" w:semiHidden="0" w:uiPriority="0" w:unhideWhenUsed="0"/>
+    <w:lsdException w:name="Body Text First Indent 2" w:semiHidden="0" w:uiPriority="0" w:unhideWhenUsed="0"/>
+    <w:lsdException w:name="Body Text 2" w:semiHidden="0" w:uiPriority="0" w:unhideWhenUsed="0"/>
+    <w:lsdException w:name="Body Text 3" w:semiHidden="0" w:uiPriority="0" w:unhideWhenUsed="0"/>
+    <w:lsdException w:name="Body Text Indent 2" w:semiHidden="0" w:uiPriority="0" w:unhideWhenUsed="0"/>
+    <w:lsdException w:name="Body Text Indent 3" w:semiHidden="0" w:uiPriority="0" w:unhideWhenUsed="0"/>
+    <w:lsdException w:name="Block Text" w:semiHidden="0" w:uiPriority="0" w:unhideWhenUsed="0"/>
+    <w:lsdException w:name="Hyperlink" w:semiHidden="0" w:uiPriority="0" w:unhideWhenUsed="0"/>
+    <w:lsdException w:name="FollowedHyperlink" w:semiHidden="0" w:uiPriority="0" w:unhideWhenUsed="0"/>
+    <w:lsdException w:name="Strong" w:semiHidden="0" w:uiPriority="0" w:unhideWhenUsed="0" w:qFormat="1"/>
+    <w:lsdException w:name="Emphasis" w:semiHidden="0" w:uiPriority="0" w:unhideWhenUsed="0" w:qFormat="1"/>
+    <w:lsdException w:name="Document Map" w:semiHidden="0" w:uiPriority="0" w:unhideWhenUsed="0"/>
+    <w:lsdException w:name="Plain Text" w:semiHidden="0" w:uiPriority="0" w:unhideWhenUsed="0"/>
+    <w:lsdException w:name="E-mail Signature" w:semiHidden="0" w:uiPriority="0" w:unhideWhenUsed="0"/>
+    <w:lsdException w:name="Normal (Web)" w:semiHidden="0" w:uiPriority="0" w:unhideWhenUsed="0" w:qFormat="1"/>
+    <w:lsdException w:name="HTML Acronym" w:semiHidden="0" w:uiPriority="0" w:unhideWhenUsed="0"/>
+    <w:lsdException w:name="HTML Address" w:semiHidden="0" w:uiPriority="0" w:unhideWhenUsed="0"/>
+    <w:lsdException w:name="HTML Cite" w:semiHidden="0" w:uiPriority="0" w:unhideWhenUsed="0"/>
+    <w:lsdException w:name="HTML Code" w:semiHidden="0" w:uiPriority="0" w:unhideWhenUsed="0"/>
+    <w:lsdException w:name="HTML Definition" w:semiHidden="0" w:uiPriority="0" w:unhideWhenUsed="0"/>
+    <w:lsdException w:name="HTML Keyboard" w:semiHidden="0" w:uiPriority="0" w:unhideWhenUsed="0"/>
+    <w:lsdException w:name="HTML Preformatted" w:semiHidden="0" w:uiPriority="0" w:unhideWhenUsed="0"/>
+    <w:lsdException w:name="HTML Sample" w:semiHidden="0" w:uiPriority="0" w:unhideWhenUsed="0"/>
+    <w:lsdException w:name="HTML Typewriter" w:semiHidden="0" w:uiPriority="0" w:unhideWhenUsed="0"/>
+    <w:lsdException w:name="HTML Variable" w:semiHidden="0" w:uiPriority="0" w:unhideWhenUsed="0"/>
+    <w:lsdException w:name="Normal Table" w:uiPriority="0" w:unhideWhenUsed="0" w:qFormat="1"/>
+    <w:lsdException w:name="annotation subject" w:semiHidden="0" w:uiPriority="0" w:unhideWhenUsed="0"/>
+    <w:lsdException w:name="Table Simple 1" w:semiHidden="0" w:uiPriority="0" w:unhideWhenUsed="0"/>
+    <w:lsdException w:name="Table Simple 2" w:semiHidden="0" w:uiPriority="0" w:unhideWhenUsed="0"/>
+    <w:lsdException w:name="Table Simple 3" w:semiHidden="0" w:uiPriority="0" w:unhideWhenUsed="0"/>
+    <w:lsdException w:name="Table Classic 1" w:semiHidden="0" w:uiPriority="0" w:unhideWhenUsed="0"/>
+    <w:lsdException w:name="Table Classic 2" w:semiHidden="0" w:uiPriority="0" w:unhideWhenUsed="0"/>
+    <w:lsdException w:name="Table Classic 3" w:semiHidden="0" w:uiPriority="0" w:unhideWhenUsed="0"/>
+    <w:lsdException w:name="Table Classic 4" w:semiHidden="0" w:uiPriority="0" w:unhideWhenUsed="0"/>
+    <w:lsdException w:name="Table Colorful 1" w:semiHidden="0" w:uiPriority="0" w:unhideWhenUsed="0"/>
+    <w:lsdException w:name="Table Colorful 2" w:semiHidden="0" w:uiPriority="0" w:unhideWhenUsed="0"/>
+    <w:lsdException w:name="Table Colorful 3" w:semiHidden="0" w:uiPriority="0" w:unhideWhenUsed="0"/>
+    <w:lsdException w:name="Table Columns 1" w:semiHidden="0" w:uiPriority="0" w:unhideWhenUsed="0"/>
+    <w:lsdException w:name="Table Columns 2" w:semiHidden="0" w:uiPriority="0" w:unhideWhenUsed="0"/>
+    <w:lsdException w:name="Table Columns 3" w:semiHidden="0" w:uiPriority="0" w:unhideWhenUsed="0"/>
+    <w:lsdException w:name="Table Columns 4" w:semiHidden="0" w:uiPriority="0" w:unhideWhenUsed="0"/>
+    <w:lsdException w:name="Table Columns 5" w:semiHidden="0" w:uiPriority="0" w:unhideWhenUsed="0"/>
+    <w:lsdException w:name="Table Grid 1" w:semiHidden="0" w:uiPriority="0" w:unhideWhenUsed="0"/>
+    <w:lsdException w:name="Table Grid 2" w:semiHidden="0" w:uiPriority="0" w:unhideWhenUsed="0"/>
+    <w:lsdException w:name="Table Grid 3" w:semiHidden="0" w:uiPriority="0" w:unhideWhenUsed="0"/>
+    <w:lsdException w:name="Table Grid 4" w:semiHidden="0" w:uiPriority="0" w:unhideWhenUsed="0"/>
+    <w:lsdException w:name="Table Grid 5" w:semiHidden="0" w:uiPriority="0" w:unhideWhenUsed="0"/>
+    <w:lsdException w:name="Table Grid 6" w:semiHidden="0" w:uiPriority="0" w:unhideWhenUsed="0"/>
+    <w:lsdException w:name="Table Grid 7" w:semiHidden="0" w:uiPriority="0" w:unhideWhenUsed="0"/>
+    <w:lsdException w:name="Table Grid 8" w:semiHidden="0" w:uiPriority="0" w:unhideWhenUsed="0"/>
+    <w:lsdException w:name="Table List 1" w:semiHidden="0" w:uiPriority="0" w:unhideWhenUsed="0"/>
+    <w:lsdException w:name="Table List 2" w:semiHidden="0" w:uiPriority="0" w:unhideWhenUsed="0"/>
+    <w:lsdException w:name="Table List 3" w:semiHidden="0" w:uiPriority="0" w:unhideWhenUsed="0"/>
+    <w:lsdException w:name="Table List 4" w:semiHidden="0" w:uiPriority="0" w:unhideWhenUsed="0"/>
+    <w:lsdException w:name="Table List 5" w:semiHidden="0" w:uiPriority="0" w:unhideWhenUsed="0"/>
+    <w:lsdException w:name="Table List 6" w:semiHidden="0" w:uiPriority="0" w:unhideWhenUsed="0"/>
+    <w:lsdException w:name="Table List 7" w:semiHidden="0" w:uiPriority="0" w:unhideWhenUsed="0"/>
+    <w:lsdException w:name="Table List 8" w:semiHidden="0" w:uiPriority="0" w:unhideWhenUsed="0"/>
+    <w:lsdException w:name="Table 3D effects 1" w:semiHidden="0" w:uiPriority="0" w:unhideWhenUsed="0"/>
+    <w:lsdException w:name="Table 3D effects 2" w:semiHidden="0" w:uiPriority="0" w:unhideWhenUsed="0"/>
+    <w:lsdException w:name="Table 3D effects 3" w:semiHidden="0" w:uiPriority="0" w:unhideWhenUsed="0"/>
+    <w:lsdException w:name="Table Contemporary" w:semiHidden="0" w:uiPriority="0" w:unhideWhenUsed="0"/>
+    <w:lsdException w:name="Table Elegant" w:semiHidden="0" w:uiPriority="0" w:unhideWhenUsed="0"/>
+    <w:lsdException w:name="Table Professional" w:semiHidden="0" w:uiPriority="0" w:unhideWhenUsed="0"/>
+    <w:lsdException w:name="Table Subtle 1" w:semiHidden="0" w:uiPriority="0" w:unhideWhenUsed="0"/>
+    <w:lsdException w:name="Table Subtle 2" w:semiHidden="0" w:uiPriority="0" w:unhideWhenUsed="0"/>
+    <w:lsdException w:name="Table Web 1" w:semiHidden="0" w:uiPriority="0" w:unhideWhenUsed="0"/>
+    <w:lsdException w:name="Table Web 2" w:semiHidden="0" w:uiPriority="0" w:unhideWhenUsed="0"/>
+    <w:lsdException w:name="Table Web 3" w:semiHidden="0" w:uiPriority="0" w:unhideWhenUsed="0"/>
+    <w:lsdException w:name="Balloon Text" w:semiHidden="0" w:uiPriority="0" w:unhideWhenUsed="0"/>
+    <w:lsdException w:name="Table Grid" w:semiHidden="0" w:uiPriority="0" w:unhideWhenUsed="0" w:qFormat="1"/>
+    <w:lsdException w:name="Table Theme" w:semiHidden="0" w:uiPriority="0" w:unhideWhenUsed="0"/>
+    <w:lsdException w:name="No Spacing" w:semiHidden="0" w:unhideWhenUsed="0" w:qFormat="1"/>
+    <w:lsdException w:name="Light Shading" w:semiHidden="0" w:uiPriority="60" w:unhideWhenUsed="0"/>
+    <w:lsdException w:name="Light List" w:semiHidden="0" w:uiPriority="61" w:unhideWhenUsed="0"/>
+    <w:lsdException w:name="Light Grid" w:semiHidden="0" w:uiPriority="62" w:unhideWhenUsed="0"/>
+    <w:lsdException w:name="Medium Shading 1" w:semiHidden="0" w:uiPriority="63" w:unhideWhenUsed="0"/>
+    <w:lsdException w:name="Medium Shading 2" w:semiHidden="0" w:uiPriority="64" w:unhideWhenUsed="0"/>
+    <w:lsdException w:name="Medium List 1" w:semiHidden="0" w:uiPriority="65" w:unhideWhenUsed="0"/>
+    <w:lsdException w:name="Medium List 2" w:semiHidden="0" w:uiPriority="66" w:unhideWhenUsed="0"/>
+    <w:lsdException w:name="Medium Grid 1" w:semiHidden="0" w:uiPriority="67" w:unhideWhenUsed="0"/>
+    <w:lsdException w:name="Medium Grid 2" w:semiHidden="0" w:uiPriority="68" w:unhideWhenUsed="0"/>
+    <w:lsdException w:name="Medium Grid 3" w:semiHidden="0" w:uiPriority="69" w:unhideWhenUsed="0"/>
+    <w:lsdException w:name="Dark List" w:semiHidden="0" w:uiPriority="70" w:unhideWhenUsed="0"/>
+    <w:lsdException w:name="Colorful Shading" w:semiHidden="0" w:uiPriority="71" w:unhideWhenUsed="0"/>
+    <w:lsdException w:name="Colorful List" w:semiHidden="0" w:uiPriority="72" w:unhideWhenUsed="0"/>
+    <w:lsdException w:name="Colorful Grid" w:semiHidden="0" w:uiPriority="73" w:unhideWhenUsed="0"/>
+    <w:lsdException w:name="Light Shading Accent 1" w:semiHidden="0" w:uiPriority="60" w:unhideWhenUsed="0"/>
+    <w:lsdException w:name="Light List Accent 1" w:semiHidden="0" w:uiPriority="61" w:unhideWhenUsed="0"/>
+    <w:lsdException w:name="Light Grid Accent 1" w:semiHidden="0" w:uiPriority="62" w:unhideWhenUsed="0"/>
+    <w:lsdException w:name="Medium Shading 1 Accent 1" w:semiHidden="0" w:uiPriority="63" w:unhideWhenUsed="0"/>
+    <w:lsdException w:name="Medium Shading 2 Accent 1" w:semiHidden="0" w:uiPriority="64" w:unhideWhenUsed="0"/>
+    <w:lsdException w:name="Medium List 1 Accent 1" w:semiHidden="0" w:uiPriority="65" w:unhideWhenUsed="0"/>
+    <w:lsdException w:name="Medium List 2 Accent 1" w:semiHidden="0" w:uiPriority="66" w:unhideWhenUsed="0"/>
+    <w:lsdException w:name="Medium Grid 1 Accent 1" w:semiHidden="0" w:uiPriority="67" w:unhideWhenUsed="0"/>
+    <w:lsdException w:name="Medium Grid 2 Accent 1" w:semiHidden="0" w:uiPriority="68" w:unhideWhenUsed="0"/>
+    <w:lsdException w:name="Medium Grid 3 Accent 1" w:semiHidden="0" w:uiPriority="69" w:unhideWhenUsed="0"/>
+    <w:lsdException w:name="Dark List Accent 1" w:semiHidden="0" w:uiPriority="70" w:unhideWhenUsed="0"/>
+    <w:lsdException w:name="Colorful Shading Accent 1" w:semiHidden="0" w:uiPriority="71" w:unhideWhenUsed="0"/>
+    <w:lsdException w:name="Colorful List Accent 1" w:semiHidden="0" w:uiPriority="72" w:unhideWhenUsed="0"/>
+    <w:lsdException w:name="Colorful Grid Accent 1" w:semiHidden="0" w:uiPriority="73" w:unhideWhenUsed="0"/>
+    <w:lsdException w:name="Light Shading Accent 2" w:semiHidden="0" w:uiPriority="60" w:unhideWhenUsed="0"/>
+    <w:lsdException w:name="Light List Accent 2" w:semiHidden="0" w:uiPriority="61" w:unhideWhenUsed="0"/>
+    <w:lsdException w:name="Light Grid Accent 2" w:semiHidden="0" w:uiPriority="62" w:unhideWhenUsed="0"/>
+    <w:lsdException w:name="Medium Shading 1 Accent 2" w:semiHidden="0" w:uiPriority="63" w:unhideWhenUsed="0"/>
+    <w:lsdException w:name="Medium Shading 2 Accent 2" w:semiHidden="0" w:uiPriority="64" w:unhideWhenUsed="0"/>
+    <w:lsdException w:name="Medium List 1 Accent 2" w:semiHidden="0" w:uiPriority="65" w:unhideWhenUsed="0"/>
+    <w:lsdException w:name="Medium List 2 Accent 2" w:semiHidden="0" w:uiPriority="66" w:unhideWhenUsed="0"/>
+    <w:lsdException w:name="Medium Grid 1 Accent 2" w:semiHidden="0" w:uiPriority="67" w:unhideWhenUsed="0"/>
+    <w:lsdException w:name="Medium Grid 2 Accent 2" w:semiHidden="0" w:uiPriority="68" w:unhideWhenUsed="0"/>
+    <w:lsdException w:name="Medium Grid 3 Accent 2" w:semiHidden="0" w:uiPriority="69" w:unhideWhenUsed="0"/>
+    <w:lsdException w:name="Dark List Accent 2" w:semiHidden="0" w:uiPriority="70" w:unhideWhenUsed="0"/>
+    <w:lsdException w:name="Colorful Shading Accent 2" w:semiHidden="0" w:uiPriority="71" w:unhideWhenUsed="0"/>
+    <w:lsdException w:name="Colorful List Accent 2" w:semiHidden="0" w:uiPriority="72" w:unhideWhenUsed="0"/>
+    <w:lsdException w:name="Colorful Grid Accent 2" w:semiHidden="0" w:uiPriority="73" w:unhideWhenUsed="0"/>
+    <w:lsdException w:name="Light Shading Accent 3" w:semiHidden="0" w:uiPriority="60" w:unhideWhenUsed="0"/>
+    <w:lsdException w:name="Light List Accent 3" w:semiHidden="0" w:uiPriority="61" w:unhideWhenUsed="0"/>
+    <w:lsdException w:name="Light Grid Accent 3" w:semiHidden="0" w:uiPriority="62" w:unhideWhenUsed="0"/>
+    <w:lsdException w:name="Medium Shading 1 Accent 3" w:semiHidden="0" w:uiPriority="63" w:unhideWhenUsed="0"/>
+    <w:lsdException w:name="Medium Shading 2 Accent 3" w:semiHidden="0" w:uiPriority="64" w:unhideWhenUsed="0"/>
+    <w:lsdException w:name="Medium List 1 Accent 3" w:semiHidden="0" w:uiPriority="65" w:unhideWhenUsed="0"/>
+    <w:lsdException w:name="Medium List 2 Accent 3" w:semiHidden="0" w:uiPriority="66" w:unhideWhenUsed="0"/>
+    <w:lsdException w:name="Medium Grid 1 Accent 3" w:semiHidden="0" w:uiPriority="67" w:unhideWhenUsed="0"/>
+    <w:lsdException w:name="Medium Grid 2 Accent 3" w:semiHidden="0" w:uiPriority="68" w:unhideWhenUsed="0"/>
+    <w:lsdException w:name="Medium Grid 3 Accent 3" w:semiHidden="0" w:uiPriority="69" w:unhideWhenUsed="0"/>
+    <w:lsdException w:name="Dark List Accent 3" w:semiHidden="0" w:uiPriority="70" w:unhideWhenUsed="0"/>
+    <w:lsdException w:name="Colorful Shading Accent 3" w:semiHidden="0" w:uiPriority="71" w:unhideWhenUsed="0"/>
+    <w:lsdException w:name="Colorful List Accent 3" w:semiHidden="0" w:uiPriority="72" w:unhideWhenUsed="0"/>
+    <w:lsdException w:name="Colorful Grid Accent 3" w:semiHidden="0" w:uiPriority="73" w:unhideWhenUsed="0"/>
+    <w:lsdException w:name="Light Shading Accent 4" w:semiHidden="0" w:uiPriority="60" w:unhideWhenUsed="0"/>
+    <w:lsdException w:name="Light List Accent 4" w:semiHidden="0" w:uiPriority="61" w:unhideWhenUsed="0"/>
+    <w:lsdException w:name="Light Grid Accent 4" w:semiHidden="0" w:uiPriority="62" w:unhideWhenUsed="0"/>
+    <w:lsdException w:name="Medium Shading 1 Accent 4" w:semiHidden="0" w:uiPriority="63" w:unhideWhenUsed="0"/>
+    <w:lsdException w:name="Medium Shading 2 Accent 4" w:semiHidden="0" w:uiPriority="64" w:unhideWhenUsed="0"/>
+    <w:lsdException w:name="Medium List 1 Accent 4" w:semiHidden="0" w:uiPriority="65" w:unhideWhenUsed="0"/>
+    <w:lsdException w:name="Medium List 2 Accent 4" w:semiHidden="0" w:uiPriority="66" w:unhideWhenUsed="0"/>
+    <w:lsdException w:name="Medium Grid 1 Accent 4" w:semiHidden="0" w:uiPriority="67" w:unhideWhenUsed="0"/>
+    <w:lsdException w:name="Medium Grid 2 Accent 4" w:semiHidden="0" w:uiPriority="68" w:unhideWhenUsed="0"/>
+    <w:lsdException w:name="Medium Grid 3 Accent 4" w:semiHidden="0" w:uiPriority="69" w:unhideWhenUsed="0"/>
+    <w:lsdException w:name="Dark List Accent 4" w:semiHidden="0" w:uiPriority="70" w:unhideWhenUsed="0"/>
+    <w:lsdException w:name="Colorful Shading Accent 4" w:semiHidden="0" w:uiPriority="71" w:unhideWhenUsed="0"/>
+    <w:lsdException w:name="Colorful List Accent 4" w:semiHidden="0" w:uiPriority="72" w:unhideWhenUsed="0"/>
+    <w:lsdException w:name="Colorful Grid Accent 4" w:semiHidden="0" w:uiPriority="73" w:unhideWhenUsed="0"/>
+    <w:lsdException w:name="Light Shading Accent 5" w:semiHidden="0" w:uiPriority="60" w:unhideWhenUsed="0"/>
+    <w:lsdException w:name="Light List Accent 5" w:semiHidden="0" w:uiPriority="61" w:unhideWhenUsed="0"/>
+    <w:lsdException w:name="Light Grid Accent 5" w:semiHidden="0" w:uiPriority="62" w:unhideWhenUsed="0"/>
+    <w:lsdException w:name="Medium Shading 1 Accent 5" w:semiHidden="0" w:uiPriority="63" w:unhideWhenUsed="0"/>
+    <w:lsdException w:name="Medium Shading 2 Accent 5" w:semiHidden="0" w:uiPriority="64" w:unhideWhenUsed="0"/>
+    <w:lsdException w:name="Medium List 1 Accent 5" w:semiHidden="0" w:uiPriority="65" w:unhideWhenUsed="0"/>
+    <w:lsdException w:name="Medium List 2 Accent 5" w:semiHidden="0" w:uiPriority="66" w:unhideWhenUsed="0"/>
+    <w:lsdException w:name="Medium Grid 1 Accent 5" w:semiHidden="0" w:uiPriority="67" w:unhideWhenUsed="0"/>
+    <w:lsdException w:name="Medium Grid 2 Accent 5" w:semiHidden="0" w:uiPriority="68" w:unhideWhenUsed="0"/>
+    <w:lsdException w:name="Medium Grid 3 Accent 5" w:semiHidden="0" w:uiPriority="69" w:unhideWhenUsed="0"/>
+    <w:lsdException w:name="Dark List Accent 5" w:semiHidden="0" w:uiPriority="70" w:unhideWhenUsed="0"/>
+    <w:lsdException w:name="Colorful Shading Accent 5" w:semiHidden="0" w:uiPriority="71" w:unhideWhenUsed="0"/>
+    <w:lsdException w:name="Colorful List Accent 5" w:semiHidden="0" w:uiPriority="72" w:unhideWhenUsed="0"/>
+    <w:lsdException w:name="Colorful Grid Accent 5" w:semiHidden="0" w:uiPriority="73" w:unhideWhenUsed="0"/>
+    <w:lsdException w:name="Light Shading Accent 6" w:semiHidden="0" w:uiPriority="60" w:unhideWhenUsed="0"/>
+    <w:lsdException w:name="Light List Accent 6" w:semiHidden="0" w:uiPriority="61" w:unhideWhenUsed="0"/>
+    <w:lsdException w:name="Light Grid Accent 6" w:semiHidden="0" w:uiPriority="62" w:unhideWhenUsed="0"/>
+    <w:lsdException w:name="Medium Shading 1 Accent 6" w:semiHidden="0" w:uiPriority="63" w:unhideWhenUsed="0"/>
+    <w:lsdException w:name="Medium Shading 2 Accent 6" w:semiHidden="0" w:uiPriority="64" w:unhideWhenUsed="0"/>
+    <w:lsdException w:name="Medium List 1 Accent 6" w:semiHidden="0" w:uiPriority="65" w:unhideWhenUsed="0"/>
+    <w:lsdException w:name="Medium List 2 Accent 6" w:semiHidden="0" w:uiPriority="66" w:unhideWhenUsed="0"/>
+    <w:lsdException w:name="Medium Grid 1 Accent 6" w:semiHidden="0" w:uiPriority="67" w:unhideWhenUsed="0"/>
+    <w:lsdException w:name="Medium Grid 2 Accent 6" w:semiHidden="0" w:uiPriority="68" w:unhideWhenUsed="0"/>
+    <w:lsdException w:name="Medium Grid 3 Accent 6" w:semiHidden="0" w:uiPriority="69" w:unhideWhenUsed="0"/>
+    <w:lsdException w:name="Dark List Accent 6" w:semiHidden="0" w:uiPriority="70" w:unhideWhenUsed="0"/>
+    <w:lsdException w:name="Colorful Shading Accent 6" w:semiHidden="0" w:uiPriority="71" w:unhideWhenUsed="0"/>
+    <w:lsdException w:name="Colorful List Accent 6" w:semiHidden="0" w:uiPriority="72" w:unhideWhenUsed="0"/>
+    <w:lsdException w:name="Colorful Grid Accent 6" w:semiHidden="0" w:uiPriority="73" w:unhideWhenUsed="0"/>
   </w:latentStyles>
-  <w:style w:type="paragraph" w:default="1" w:styleId="1">
+  <w:style w:type="paragraph" w:default="1" w:styleId="Normal">
     <w:name w:val="Normal"/>
     <w:qFormat/>
-    <w:uiPriority w:val="0"/>
     <w:pPr>
       <w:kinsoku w:val="0"/>
       <w:autoSpaceDE w:val="0"/>
@@ -7991,7 +7849,7 @@
       <w:textAlignment w:val="baseline"/>
     </w:pPr>
     <w:rPr>
-      <w:rFonts w:ascii="Arial" w:hAnsi="Arial" w:eastAsia="宋体" w:cs="Arial"/>
+      <w:rFonts w:ascii="Arial" w:eastAsia="宋体" w:hAnsi="Arial" w:cs="Arial"/>
       <w:snapToGrid w:val="0"/>
       <w:color w:val="000000"/>
       <w:kern w:val="0"/>
@@ -8000,12 +7858,11 @@
       <w:lang w:val="en-US" w:eastAsia="en-US" w:bidi="ar-SA"/>
     </w:rPr>
   </w:style>
-  <w:style w:type="paragraph" w:styleId="2">
+  <w:style w:type="paragraph" w:styleId="Heading1">
     <w:name w:val="heading 1"/>
-    <w:basedOn w:val="1"/>
-    <w:next w:val="1"/>
+    <w:basedOn w:val="Normal"/>
+    <w:next w:val="Normal"/>
     <w:qFormat/>
-    <w:uiPriority w:val="0"/>
     <w:pPr>
       <w:keepNext/>
       <w:keepLines/>
@@ -8023,13 +7880,12 @@
       <w:sz w:val="44"/>
     </w:rPr>
   </w:style>
-  <w:style w:type="paragraph" w:styleId="3">
+  <w:style w:type="paragraph" w:styleId="Heading2">
     <w:name w:val="heading 2"/>
-    <w:basedOn w:val="1"/>
-    <w:next w:val="1"/>
+    <w:basedOn w:val="Normal"/>
+    <w:next w:val="Normal"/>
     <w:unhideWhenUsed/>
     <w:qFormat/>
-    <w:uiPriority w:val="0"/>
     <w:pPr>
       <w:keepNext/>
       <w:keepLines/>
@@ -8042,19 +7898,18 @@
       <w:outlineLvl w:val="1"/>
     </w:pPr>
     <w:rPr>
-      <w:rFonts w:ascii="Arial" w:hAnsi="Arial" w:eastAsia="黑体"/>
+      <w:rFonts w:ascii="Arial" w:eastAsia="黑体" w:hAnsi="Arial"/>
       <w:b/>
       <w:sz w:val="32"/>
     </w:rPr>
   </w:style>
-  <w:style w:type="paragraph" w:styleId="4">
+  <w:style w:type="paragraph" w:styleId="Heading3">
     <w:name w:val="heading 3"/>
-    <w:basedOn w:val="1"/>
-    <w:next w:val="1"/>
+    <w:basedOn w:val="Normal"/>
+    <w:next w:val="Normal"/>
     <w:semiHidden/>
     <w:unhideWhenUsed/>
     <w:qFormat/>
-    <w:uiPriority w:val="0"/>
     <w:pPr>
       <w:keepNext/>
       <w:keepLines/>
@@ -8071,13 +7926,12 @@
       <w:sz w:val="32"/>
     </w:rPr>
   </w:style>
-  <w:style w:type="paragraph" w:styleId="5">
+  <w:style w:type="paragraph" w:styleId="Heading4">
     <w:name w:val="heading 4"/>
-    <w:basedOn w:val="1"/>
-    <w:next w:val="1"/>
+    <w:basedOn w:val="Normal"/>
+    <w:next w:val="Normal"/>
     <w:unhideWhenUsed/>
     <w:qFormat/>
-    <w:uiPriority w:val="0"/>
     <w:pPr>
       <w:keepNext/>
       <w:keepLines/>
@@ -8090,19 +7944,18 @@
       <w:outlineLvl w:val="3"/>
     </w:pPr>
     <w:rPr>
-      <w:rFonts w:ascii="Arial" w:hAnsi="Arial" w:eastAsia="黑体"/>
+      <w:rFonts w:ascii="Arial" w:eastAsia="黑体" w:hAnsi="Arial"/>
       <w:b/>
       <w:sz w:val="28"/>
     </w:rPr>
   </w:style>
-  <w:style w:type="paragraph" w:styleId="6">
+  <w:style w:type="paragraph" w:styleId="Heading5">
     <w:name w:val="heading 5"/>
-    <w:basedOn w:val="1"/>
-    <w:next w:val="1"/>
+    <w:basedOn w:val="Normal"/>
+    <w:next w:val="Normal"/>
     <w:semiHidden/>
     <w:unhideWhenUsed/>
     <w:qFormat/>
-    <w:uiPriority w:val="0"/>
     <w:pPr>
       <w:keepNext/>
       <w:keepLines/>
@@ -8119,14 +7972,13 @@
       <w:sz w:val="28"/>
     </w:rPr>
   </w:style>
-  <w:style w:type="paragraph" w:styleId="7">
+  <w:style w:type="paragraph" w:styleId="Heading6">
     <w:name w:val="heading 6"/>
-    <w:basedOn w:val="1"/>
-    <w:next w:val="1"/>
+    <w:basedOn w:val="Normal"/>
+    <w:next w:val="Normal"/>
     <w:semiHidden/>
     <w:unhideWhenUsed/>
     <w:qFormat/>
-    <w:uiPriority w:val="0"/>
     <w:pPr>
       <w:keepNext/>
       <w:keepLines/>
@@ -8139,19 +7991,18 @@
       <w:outlineLvl w:val="5"/>
     </w:pPr>
     <w:rPr>
-      <w:rFonts w:ascii="Arial" w:hAnsi="Arial" w:eastAsia="黑体"/>
+      <w:rFonts w:ascii="Arial" w:eastAsia="黑体" w:hAnsi="Arial"/>
       <w:b/>
       <w:sz w:val="24"/>
     </w:rPr>
   </w:style>
-  <w:style w:type="paragraph" w:styleId="8">
+  <w:style w:type="paragraph" w:styleId="Heading7">
     <w:name w:val="heading 7"/>
-    <w:basedOn w:val="1"/>
-    <w:next w:val="1"/>
+    <w:basedOn w:val="Normal"/>
+    <w:next w:val="Normal"/>
     <w:semiHidden/>
     <w:unhideWhenUsed/>
     <w:qFormat/>
-    <w:uiPriority w:val="0"/>
     <w:pPr>
       <w:keepNext/>
       <w:keepLines/>
@@ -8168,14 +8019,13 @@
       <w:sz w:val="24"/>
     </w:rPr>
   </w:style>
-  <w:style w:type="paragraph" w:styleId="9">
+  <w:style w:type="paragraph" w:styleId="Heading8">
     <w:name w:val="heading 8"/>
-    <w:basedOn w:val="1"/>
-    <w:next w:val="1"/>
+    <w:basedOn w:val="Normal"/>
+    <w:next w:val="Normal"/>
     <w:semiHidden/>
     <w:unhideWhenUsed/>
     <w:qFormat/>
-    <w:uiPriority w:val="0"/>
     <w:pPr>
       <w:keepNext/>
       <w:keepLines/>
@@ -8188,18 +8038,17 @@
       <w:outlineLvl w:val="7"/>
     </w:pPr>
     <w:rPr>
-      <w:rFonts w:ascii="Arial" w:hAnsi="Arial" w:eastAsia="黑体"/>
+      <w:rFonts w:ascii="Arial" w:eastAsia="黑体" w:hAnsi="Arial"/>
       <w:sz w:val="24"/>
     </w:rPr>
   </w:style>
-  <w:style w:type="paragraph" w:styleId="10">
+  <w:style w:type="paragraph" w:styleId="Heading9">
     <w:name w:val="heading 9"/>
-    <w:basedOn w:val="1"/>
-    <w:next w:val="1"/>
+    <w:basedOn w:val="Normal"/>
+    <w:next w:val="Normal"/>
     <w:semiHidden/>
     <w:unhideWhenUsed/>
     <w:qFormat/>
-    <w:uiPriority w:val="0"/>
     <w:pPr>
       <w:keepNext/>
       <w:keepLines/>
@@ -8212,21 +8061,19 @@
       <w:outlineLvl w:val="8"/>
     </w:pPr>
     <w:rPr>
-      <w:rFonts w:ascii="Arial" w:hAnsi="Arial" w:eastAsia="黑体"/>
+      <w:rFonts w:ascii="Arial" w:eastAsia="黑体" w:hAnsi="Arial"/>
       <w:sz w:val="21"/>
     </w:rPr>
   </w:style>
-  <w:style w:type="character" w:default="1" w:styleId="22">
+  <w:style w:type="character" w:default="1" w:styleId="DefaultParagraphFont">
     <w:name w:val="Default Paragraph Font"/>
     <w:semiHidden/>
     <w:qFormat/>
-    <w:uiPriority w:val="0"/>
   </w:style>
-  <w:style w:type="table" w:default="1" w:styleId="20">
+  <w:style w:type="table" w:default="1" w:styleId="TableNormal">
     <w:name w:val="Normal Table"/>
     <w:semiHidden/>
     <w:qFormat/>
-    <w:uiPriority w:val="0"/>
     <w:tblPr>
       <w:tblCellMar>
         <w:top w:w="0" w:type="dxa"/>
@@ -8236,43 +8083,39 @@
       </w:tblCellMar>
     </w:tblPr>
   </w:style>
-  <w:style w:type="paragraph" w:styleId="11">
+  <w:style w:type="paragraph" w:styleId="CommentText">
     <w:name w:val="annotation text"/>
-    <w:basedOn w:val="1"/>
+    <w:basedOn w:val="Normal"/>
     <w:qFormat/>
-    <w:uiPriority w:val="0"/>
     <w:pPr>
       <w:jc w:val="left"/>
     </w:pPr>
   </w:style>
-  <w:style w:type="paragraph" w:styleId="12">
+  <w:style w:type="paragraph" w:styleId="BodyText">
     <w:name w:val="Body Text"/>
-    <w:basedOn w:val="1"/>
+    <w:basedOn w:val="Normal"/>
     <w:semiHidden/>
     <w:qFormat/>
-    <w:uiPriority w:val="0"/>
     <w:rPr>
-      <w:rFonts w:ascii="Arial" w:hAnsi="Arial" w:eastAsia="Arial" w:cs="Arial"/>
+      <w:rFonts w:ascii="Arial" w:eastAsia="Arial" w:hAnsi="Arial" w:cs="Arial"/>
       <w:sz w:val="21"/>
       <w:szCs w:val="21"/>
       <w:lang w:val="en-US" w:eastAsia="en-US" w:bidi="ar-SA"/>
     </w:rPr>
   </w:style>
-  <w:style w:type="paragraph" w:styleId="13">
+  <w:style w:type="paragraph" w:styleId="TOC3">
     <w:name w:val="toc 3"/>
-    <w:basedOn w:val="1"/>
-    <w:next w:val="1"/>
+    <w:basedOn w:val="Normal"/>
+    <w:next w:val="Normal"/>
     <w:qFormat/>
-    <w:uiPriority w:val="0"/>
     <w:pPr>
       <w:ind w:left="840" w:leftChars="400"/>
     </w:pPr>
   </w:style>
-  <w:style w:type="paragraph" w:styleId="14">
+  <w:style w:type="paragraph" w:styleId="Footer">
     <w:name w:val="footer"/>
-    <w:basedOn w:val="1"/>
+    <w:basedOn w:val="Normal"/>
     <w:qFormat/>
-    <w:uiPriority w:val="0"/>
     <w:pPr>
       <w:tabs>
         <w:tab w:val="center" w:pos="4153"/>
@@ -8285,17 +8128,16 @@
       <w:sz w:val="18"/>
     </w:rPr>
   </w:style>
-  <w:style w:type="paragraph" w:styleId="15">
+  <w:style w:type="paragraph" w:styleId="Header">
     <w:name w:val="header"/>
-    <w:basedOn w:val="1"/>
+    <w:basedOn w:val="Normal"/>
     <w:qFormat/>
-    <w:uiPriority w:val="0"/>
     <w:pPr>
       <w:pBdr>
-        <w:top w:val="none" w:color="auto" w:sz="0" w:space="0"/>
-        <w:left w:val="none" w:color="auto" w:sz="0" w:space="0"/>
-        <w:bottom w:val="none" w:color="auto" w:sz="0" w:space="0"/>
-        <w:right w:val="none" w:color="auto" w:sz="0" w:space="0"/>
+        <w:top w:val="nil"/>
+        <w:left w:val="nil"/>
+        <w:bottom w:val="nil"/>
+        <w:right w:val="nil"/>
       </w:pBdr>
       <w:tabs>
         <w:tab w:val="center" w:pos="4153"/>
@@ -8310,41 +8152,37 @@
       <w:sz w:val="18"/>
     </w:rPr>
   </w:style>
-  <w:style w:type="paragraph" w:styleId="16">
+  <w:style w:type="paragraph" w:styleId="TOC1">
     <w:name w:val="toc 1"/>
-    <w:basedOn w:val="1"/>
-    <w:next w:val="1"/>
+    <w:basedOn w:val="Normal"/>
+    <w:next w:val="Normal"/>
     <w:qFormat/>
-    <w:uiPriority w:val="0"/>
     <w:rPr>
-      <w:rFonts w:ascii="Arial" w:hAnsi="Arial" w:eastAsia="Microsoft JhengHei"/>
+      <w:rFonts w:ascii="Arial" w:eastAsia="Microsoft JhengHei" w:hAnsi="Arial"/>
       <w:sz w:val="24"/>
     </w:rPr>
   </w:style>
-  <w:style w:type="paragraph" w:styleId="17">
+  <w:style w:type="paragraph" w:styleId="TOC2">
     <w:name w:val="toc 2"/>
-    <w:basedOn w:val="1"/>
-    <w:next w:val="1"/>
+    <w:basedOn w:val="Normal"/>
+    <w:next w:val="Normal"/>
     <w:qFormat/>
-    <w:uiPriority w:val="0"/>
     <w:pPr>
       <w:ind w:left="420" w:leftChars="200"/>
     </w:pPr>
   </w:style>
-  <w:style w:type="paragraph" w:styleId="18">
+  <w:style w:type="paragraph" w:styleId="NormalWeb">
     <w:name w:val="Normal (Web)"/>
-    <w:basedOn w:val="1"/>
+    <w:basedOn w:val="Normal"/>
     <w:qFormat/>
-    <w:uiPriority w:val="0"/>
     <w:rPr>
       <w:sz w:val="24"/>
     </w:rPr>
   </w:style>
-  <w:style w:type="paragraph" w:styleId="19">
+  <w:style w:type="paragraph" w:styleId="Title">
     <w:name w:val="Title"/>
-    <w:basedOn w:val="1"/>
+    <w:basedOn w:val="Normal"/>
     <w:qFormat/>
-    <w:uiPriority w:val="0"/>
     <w:pPr>
       <w:spacing w:before="240" w:beforeLines="0" w:beforeAutospacing="0" w:after="60" w:afterLines="0" w:afterAutospacing="0"/>
       <w:jc w:val="center"/>
@@ -8356,69 +8194,65 @@
       <w:sz w:val="32"/>
     </w:rPr>
   </w:style>
-  <w:style w:type="table" w:styleId="21">
+  <w:style w:type="table" w:styleId="TableGrid">
     <w:name w:val="Table Grid"/>
-    <w:basedOn w:val="20"/>
+    <w:basedOn w:val="TableNormal"/>
     <w:qFormat/>
-    <w:uiPriority w:val="0"/>
     <w:pPr>
       <w:widowControl w:val="0"/>
       <w:jc w:val="both"/>
     </w:pPr>
     <w:tblPr>
       <w:tblBorders>
-        <w:top w:val="single" w:color="auto" w:sz="4" w:space="0"/>
-        <w:left w:val="single" w:color="auto" w:sz="4" w:space="0"/>
-        <w:bottom w:val="single" w:color="auto" w:sz="4" w:space="0"/>
-        <w:right w:val="single" w:color="auto" w:sz="4" w:space="0"/>
-        <w:insideH w:val="single" w:color="auto" w:sz="4" w:space="0"/>
-        <w:insideV w:val="single" w:color="auto" w:sz="4" w:space="0"/>
+        <w:top w:val="single" w:sz="4" w:space="0" w:color="auto"/>
+        <w:left w:val="single" w:sz="4" w:space="0" w:color="auto"/>
+        <w:bottom w:val="single" w:sz="4" w:space="0" w:color="auto"/>
+        <w:right w:val="single" w:sz="4" w:space="0" w:color="auto"/>
+        <w:insideH w:val="single" w:sz="4" w:space="0" w:color="auto"/>
+        <w:insideV w:val="single" w:sz="4" w:space="0" w:color="auto"/>
       </w:tblBorders>
     </w:tblPr>
   </w:style>
-  <w:style w:type="character" w:styleId="23">
+  <w:style w:type="character" w:styleId="Strong">
     <w:name w:val="Strong"/>
-    <w:basedOn w:val="22"/>
+    <w:basedOn w:val="DefaultParagraphFont"/>
     <w:qFormat/>
-    <w:uiPriority w:val="0"/>
     <w:rPr>
       <w:b/>
     </w:rPr>
   </w:style>
-  <w:style w:type="paragraph" w:styleId="24">
+  <w:style w:type="paragraph" w:styleId="NoSpacing">
     <w:name w:val="No Spacing"/>
+    <w:uiPriority w:val="99"/>
     <w:qFormat/>
-    <w:uiPriority w:val="99"/>
     <w:pPr>
       <w:adjustRightInd w:val="0"/>
       <w:snapToGrid w:val="0"/>
     </w:pPr>
     <w:rPr>
-      <w:rFonts w:ascii="Times New Roman" w:hAnsi="Times New Roman" w:eastAsia="宋体" w:cs="Times New Roman"/>
+      <w:rFonts w:ascii="Times New Roman" w:eastAsia="宋体" w:hAnsi="Times New Roman" w:cs="Times New Roman"/>
       <w:sz w:val="24"/>
       <w:szCs w:val="22"/>
       <w:lang w:val="en-US" w:eastAsia="zh-CN" w:bidi="ar-SA"/>
     </w:rPr>
   </w:style>
-  <w:style w:type="paragraph" w:customStyle="1" w:styleId="25">
+  <w:style w:type="paragraph" w:customStyle="1" w:styleId="TableText">
     <w:name w:val="Table Text"/>
-    <w:basedOn w:val="1"/>
+    <w:basedOn w:val="Normal"/>
     <w:semiHidden/>
     <w:qFormat/>
-    <w:uiPriority w:val="0"/>
     <w:rPr>
-      <w:rFonts w:ascii="宋体" w:hAnsi="宋体" w:eastAsia="宋体" w:cs="宋体"/>
+      <w:rFonts w:ascii="宋体" w:eastAsia="宋体" w:hAnsi="宋体" w:cs="宋体"/>
       <w:sz w:val="21"/>
       <w:szCs w:val="21"/>
       <w:lang w:val="en-US" w:eastAsia="en-US" w:bidi="ar-SA"/>
     </w:rPr>
   </w:style>
-  <w:style w:type="table" w:customStyle="1" w:styleId="26">
+  <w:style w:type="table" w:customStyle="1" w:styleId="TableNormal0">
     <w:name w:val="Table Normal_0"/>
     <w:semiHidden/>
     <w:unhideWhenUsed/>
     <w:qFormat/>
-    <w:uiPriority w:val="0"/>
     <w:tblPr>
       <w:tblCellMar>
         <w:top w:w="0" w:type="dxa"/>
@@ -8428,11 +8262,11 @@
       </w:tblCellMar>
     </w:tblPr>
   </w:style>
-  <w:style w:type="paragraph" w:customStyle="1" w:styleId="27">
+  <w:style w:type="paragraph" w:customStyle="1" w:styleId="TableParagraph">
     <w:name w:val="Table Paragraph"/>
-    <w:basedOn w:val="1"/>
+    <w:basedOn w:val="Normal"/>
+    <w:uiPriority w:val="1"/>
     <w:qFormat/>
-    <w:uiPriority w:val="1"/>
     <w:pPr>
       <w:widowControl w:val="0"/>
       <w:autoSpaceDE w:val="0"/>
@@ -8445,74 +8279,69 @@
       <w:lang w:val="zh-CN" w:bidi="zh-CN"/>
     </w:rPr>
   </w:style>
-  <w:style w:type="paragraph" w:customStyle="1" w:styleId="28">
+  <w:style w:type="paragraph" w:customStyle="1" w:styleId="1">
     <w:name w:val="柴_标题1"/>
-    <w:basedOn w:val="2"/>
-    <w:next w:val="29"/>
-    <w:link w:val="40"/>
+    <w:basedOn w:val="Heading1"/>
+    <w:next w:val="a"/>
+    <w:link w:val="1Char"/>
     <w:qFormat/>
-    <w:uiPriority w:val="0"/>
     <w:pPr>
       <w:spacing w:before="100" w:after="90" w:line="360" w:lineRule="auto"/>
     </w:pPr>
     <w:rPr>
-      <w:rFonts w:ascii="Arial" w:hAnsi="Arial" w:eastAsia="宋体"/>
+      <w:rFonts w:ascii="Arial" w:eastAsia="宋体" w:hAnsi="Arial"/>
       <w:sz w:val="32"/>
     </w:rPr>
   </w:style>
-  <w:style w:type="paragraph" w:customStyle="1" w:styleId="29">
+  <w:style w:type="paragraph" w:customStyle="1" w:styleId="a">
     <w:name w:val="柴_正文"/>
-    <w:basedOn w:val="12"/>
-    <w:link w:val="43"/>
+    <w:basedOn w:val="BodyText"/>
+    <w:link w:val="Char"/>
     <w:qFormat/>
-    <w:uiPriority w:val="0"/>
     <w:pPr>
       <w:spacing w:line="360" w:lineRule="auto"/>
       <w:ind w:firstLine="470" w:firstLineChars="200"/>
     </w:pPr>
     <w:rPr>
-      <w:rFonts w:ascii="Arial" w:hAnsi="Arial" w:eastAsia="宋体"/>
+      <w:rFonts w:ascii="Arial" w:eastAsia="宋体" w:hAnsi="Arial"/>
       <w:sz w:val="24"/>
       <w:lang w:eastAsia="zh-CN"/>
     </w:rPr>
   </w:style>
-  <w:style w:type="paragraph" w:customStyle="1" w:styleId="30">
+  <w:style w:type="paragraph" w:customStyle="1" w:styleId="2">
     <w:name w:val="柴_标题2"/>
-    <w:basedOn w:val="3"/>
-    <w:next w:val="29"/>
+    <w:basedOn w:val="Heading2"/>
+    <w:next w:val="a"/>
     <w:qFormat/>
-    <w:uiPriority w:val="0"/>
     <w:pPr>
       <w:spacing w:line="360" w:lineRule="auto"/>
     </w:pPr>
     <w:rPr>
-      <w:rFonts w:ascii="Arial" w:hAnsi="Arial" w:eastAsia="宋体"/>
+      <w:rFonts w:ascii="Arial" w:eastAsia="宋体" w:hAnsi="Arial"/>
       <w:sz w:val="28"/>
     </w:rPr>
   </w:style>
-  <w:style w:type="paragraph" w:customStyle="1" w:styleId="31">
+  <w:style w:type="paragraph" w:customStyle="1" w:styleId="3">
     <w:name w:val="柴_标题3"/>
-    <w:basedOn w:val="4"/>
-    <w:next w:val="29"/>
+    <w:basedOn w:val="Heading3"/>
+    <w:next w:val="a"/>
     <w:qFormat/>
-    <w:uiPriority w:val="0"/>
     <w:pPr>
       <w:spacing w:line="360" w:lineRule="auto"/>
       <w:ind w:left="0" w:firstLine="472" w:firstLineChars="200"/>
     </w:pPr>
     <w:rPr>
-      <w:rFonts w:ascii="宋体" w:hAnsi="宋体" w:eastAsia="宋体" w:cs="宋体"/>
+      <w:rFonts w:ascii="宋体" w:eastAsia="宋体" w:hAnsi="宋体" w:cs="宋体"/>
       <w:spacing w:val="-2"/>
       <w:sz w:val="24"/>
       <w:szCs w:val="24"/>
     </w:rPr>
   </w:style>
-  <w:style w:type="paragraph" w:customStyle="1" w:styleId="32">
+  <w:style w:type="paragraph" w:customStyle="1" w:styleId="a0">
     <w:name w:val="柴_目录"/>
-    <w:basedOn w:val="1"/>
-    <w:next w:val="12"/>
+    <w:basedOn w:val="Normal"/>
+    <w:next w:val="BodyText"/>
     <w:qFormat/>
-    <w:uiPriority w:val="0"/>
     <w:pPr>
       <w:tabs>
         <w:tab w:val="right" w:leader="dot" w:pos="8442"/>
@@ -8520,96 +8349,89 @@
       <w:ind w:left="0" w:leftChars="0"/>
     </w:pPr>
     <w:rPr>
-      <w:rFonts w:ascii="Arial" w:hAnsi="Arial" w:eastAsia="Microsoft JhengHei"/>
+      <w:rFonts w:ascii="Arial" w:eastAsia="Microsoft JhengHei" w:hAnsi="Arial"/>
       <w:sz w:val="24"/>
     </w:rPr>
   </w:style>
-  <w:style w:type="paragraph" w:customStyle="1" w:styleId="33">
+  <w:style w:type="paragraph" w:customStyle="1" w:styleId="a1">
     <w:name w:val="柴_公司名"/>
-    <w:basedOn w:val="19"/>
+    <w:basedOn w:val="Title"/>
     <w:qFormat/>
-    <w:uiPriority w:val="0"/>
     <w:pPr>
       <w:spacing w:after="600" w:afterLines="600"/>
     </w:pPr>
     <w:rPr>
-      <w:rFonts w:hint="eastAsia" w:ascii="宋体" w:hAnsi="宋体" w:eastAsia="宋体" w:cs="宋体"/>
+      <w:rFonts w:ascii="宋体" w:eastAsia="宋体" w:hAnsi="宋体" w:cs="宋体" w:hint="eastAsia"/>
       <w:bCs/>
       <w:spacing w:val="-6"/>
       <w:sz w:val="52"/>
       <w:szCs w:val="52"/>
     </w:rPr>
   </w:style>
-  <w:style w:type="paragraph" w:customStyle="1" w:styleId="34">
+  <w:style w:type="paragraph" w:customStyle="1" w:styleId="a2">
     <w:name w:val="柴_文档名"/>
-    <w:basedOn w:val="19"/>
+    <w:basedOn w:val="Title"/>
     <w:qFormat/>
-    <w:uiPriority w:val="0"/>
     <w:pPr>
       <w:spacing w:after="900" w:afterLines="900"/>
     </w:pPr>
     <w:rPr>
-      <w:rFonts w:ascii="黑体" w:hAnsi="黑体" w:eastAsia="黑体" w:cs="黑体"/>
+      <w:rFonts w:ascii="黑体" w:eastAsia="黑体" w:hAnsi="黑体" w:cs="黑体"/>
       <w:bCs/>
       <w:spacing w:val="-7"/>
       <w:sz w:val="52"/>
       <w:szCs w:val="52"/>
     </w:rPr>
   </w:style>
-  <w:style w:type="paragraph" w:customStyle="1" w:styleId="35">
+  <w:style w:type="paragraph" w:customStyle="1" w:styleId="WPSOffice1">
     <w:name w:val="WPSOffice手动目录 1"/>
     <w:qFormat/>
-    <w:uiPriority w:val="0"/>
     <w:pPr>
       <w:ind w:leftChars="0"/>
     </w:pPr>
     <w:rPr>
-      <w:rFonts w:ascii="Times New Roman" w:hAnsi="Times New Roman" w:eastAsia="宋体" w:cs="Times New Roman"/>
+      <w:rFonts w:ascii="Times New Roman" w:eastAsia="宋体" w:hAnsi="Times New Roman" w:cs="Times New Roman"/>
       <w:sz w:val="20"/>
       <w:szCs w:val="20"/>
     </w:rPr>
   </w:style>
-  <w:style w:type="paragraph" w:customStyle="1" w:styleId="36">
+  <w:style w:type="paragraph" w:customStyle="1" w:styleId="WPSOffice2">
     <w:name w:val="WPSOffice手动目录 2"/>
     <w:qFormat/>
-    <w:uiPriority w:val="0"/>
     <w:pPr>
       <w:ind w:leftChars="200"/>
     </w:pPr>
     <w:rPr>
-      <w:rFonts w:ascii="Times New Roman" w:hAnsi="Times New Roman" w:eastAsia="宋体" w:cs="Times New Roman"/>
+      <w:rFonts w:ascii="Times New Roman" w:eastAsia="宋体" w:hAnsi="Times New Roman" w:cs="Times New Roman"/>
       <w:sz w:val="20"/>
       <w:szCs w:val="20"/>
     </w:rPr>
   </w:style>
-  <w:style w:type="paragraph" w:customStyle="1" w:styleId="37">
+  <w:style w:type="paragraph" w:customStyle="1" w:styleId="WPSOffice3">
     <w:name w:val="WPSOffice手动目录 3"/>
     <w:qFormat/>
-    <w:uiPriority w:val="0"/>
     <w:pPr>
       <w:ind w:leftChars="400"/>
     </w:pPr>
     <w:rPr>
-      <w:rFonts w:ascii="Times New Roman" w:hAnsi="Times New Roman" w:eastAsia="宋体" w:cs="Times New Roman"/>
+      <w:rFonts w:ascii="Times New Roman" w:eastAsia="宋体" w:hAnsi="Times New Roman" w:cs="Times New Roman"/>
       <w:sz w:val="20"/>
       <w:szCs w:val="20"/>
     </w:rPr>
   </w:style>
-  <w:style w:type="paragraph" w:customStyle="1" w:styleId="38">
+  <w:style w:type="paragraph" w:customStyle="1" w:styleId="Compact">
     <w:name w:val="Compact"/>
-    <w:basedOn w:val="12"/>
+    <w:basedOn w:val="BodyText"/>
     <w:qFormat/>
-    <w:uiPriority w:val="0"/>
     <w:pPr>
       <w:spacing w:before="36" w:after="36"/>
     </w:pPr>
   </w:style>
-  <w:style w:type="table" w:customStyle="1" w:styleId="39">
+  <w:style w:type="table" w:customStyle="1" w:styleId="Table">
     <w:name w:val="Table"/>
     <w:semiHidden/>
     <w:unhideWhenUsed/>
     <w:qFormat/>
-    <w:uiPriority w:val="0"/>
     <w:tblPr>
       <w:tblCellMar>
         <w:top w:w="0" w:type="dxa"/>
@@ -8621,27 +8443,25 @@
     <w:tblStylePr w:type="firstRow">
       <w:tcPr>
         <w:tcBorders>
-          <w:bottom w:val="single" w:color="auto" w:sz="0" w:space="0"/>
+          <w:bottom w:val="single" w:sz="0" w:space="0" w:color="auto"/>
         </w:tcBorders>
         <w:vAlign w:val="bottom"/>
       </w:tcPr>
     </w:tblStylePr>
   </w:style>
-  <w:style w:type="character" w:customStyle="1" w:styleId="40">
+  <w:style w:type="character" w:customStyle="1" w:styleId="1Char">
     <w:name w:val="柴_标题1 Char"/>
-    <w:link w:val="28"/>
+    <w:link w:val="1"/>
     <w:qFormat/>
-    <w:uiPriority w:val="0"/>
     <w:rPr>
-      <w:rFonts w:ascii="Arial" w:hAnsi="Arial" w:eastAsia="宋体"/>
+      <w:rFonts w:ascii="Arial" w:eastAsia="宋体" w:hAnsi="Arial"/>
       <w:sz w:val="32"/>
     </w:rPr>
   </w:style>
-  <w:style w:type="paragraph" w:customStyle="1" w:styleId="41">
+  <w:style w:type="paragraph" w:customStyle="1" w:styleId="a3">
     <w:name w:val="柴_正文_无缩进"/>
-    <w:basedOn w:val="1"/>
+    <w:basedOn w:val="Normal"/>
     <w:qFormat/>
-    <w:uiPriority w:val="0"/>
     <w:pPr>
       <w:ind w:firstLine="0" w:firstLineChars="0"/>
     </w:pPr>
@@ -8651,31 +8471,29 @@
       <w:lang w:eastAsia="zh-CN"/>
     </w:rPr>
   </w:style>
-  <w:style w:type="paragraph" w:customStyle="1" w:styleId="42">
+  <w:style w:type="paragraph" w:customStyle="1" w:styleId="4">
     <w:name w:val="柴_标题4"/>
-    <w:basedOn w:val="5"/>
-    <w:next w:val="1"/>
+    <w:basedOn w:val="Heading4"/>
+    <w:next w:val="Normal"/>
     <w:qFormat/>
-    <w:uiPriority w:val="0"/>
     <w:pPr>
       <w:widowControl w:val="0"/>
       <w:spacing w:before="160" w:line="360" w:lineRule="auto"/>
-      <w:ind w:left="981" w:leftChars="300" w:hanging="862"/>
+      <w:ind w:left="981" w:hanging="862" w:leftChars="300"/>
     </w:pPr>
     <w:rPr>
-      <w:rFonts w:hint="eastAsia" w:ascii="Calibri" w:hAnsi="Calibri" w:eastAsia="宋体" w:cs="宋体"/>
+      <w:rFonts w:ascii="Calibri" w:eastAsia="宋体" w:hAnsi="Calibri" w:cs="宋体" w:hint="eastAsia"/>
       <w:sz w:val="24"/>
       <w:szCs w:val="24"/>
       <w:lang w:eastAsia="zh-CN" w:bidi="zh-CN"/>
     </w:rPr>
   </w:style>
-  <w:style w:type="character" w:customStyle="1" w:styleId="43">
+  <w:style w:type="character" w:customStyle="1" w:styleId="Char">
     <w:name w:val="柴_正文 Char"/>
-    <w:link w:val="29"/>
+    <w:link w:val="a"/>
     <w:qFormat/>
-    <w:uiPriority w:val="0"/>
     <w:rPr>
-      <w:rFonts w:ascii="Arial" w:hAnsi="Arial" w:eastAsia="宋体"/>
+      <w:rFonts w:ascii="Arial" w:eastAsia="宋体" w:hAnsi="Arial"/>
       <w:sz w:val="24"/>
       <w:lang w:eastAsia="zh-CN"/>
     </w:rPr>

--- a/8.资源管理/1.流程制度规范类文件/080105-最终软件库管理制度.docx
+++ b/8.资源管理/1.流程制度规范类文件/080105-最终软件库管理制度.docx
@@ -1,11 +1,10 @@
 
 <file path=word/document.xml><?xml version="1.0" encoding="utf-8"?>
-<w:document xmlns:wpc="http://schemas.microsoft.com/office/word/2010/wordprocessingCanvas" xmlns:mc="http://schemas.openxmlformats.org/markup-compatibility/2006" xmlns:o="urn:schemas-microsoft-com:office:office" xmlns:r="http://schemas.openxmlformats.org/officeDocument/2006/relationships" xmlns:m="http://schemas.openxmlformats.org/officeDocument/2006/math" xmlns:v="urn:schemas-microsoft-com:vml" xmlns:wp14="http://schemas.microsoft.com/office/word/2010/wordprocessingDrawing" xmlns:wp="http://schemas.openxmlformats.org/drawingml/2006/wordprocessingDrawing" xmlns:w10="urn:schemas-microsoft-com:office:word" xmlns:w="http://schemas.openxmlformats.org/wordprocessingml/2006/main" xmlns:w14="http://schemas.microsoft.com/office/word/2010/wordml" xmlns:w15="http://schemas.microsoft.com/office/word/2012/wordml" xmlns:wne="http://schemas.microsoft.com/office/word/2006/wordml" xmlns:wpg="http://schemas.microsoft.com/office/word/2010/wordprocessingGroup" xmlns:wpi="http://schemas.microsoft.com/office/word/2010/wordprocessingInk" xmlns:wps="http://schemas.microsoft.com/office/word/2010/wordprocessingShape" mc:Ignorable="w14 w15 wp14">
-  <!-- Generated by Aspose.Words for .NET 13.3.0.1 -->
+<w:document xmlns:wpc="http://schemas.microsoft.com/office/word/2010/wordprocessingCanvas" xmlns:mc="http://schemas.openxmlformats.org/markup-compatibility/2006" xmlns:o="urn:schemas-microsoft-com:office:office" xmlns:r="http://schemas.openxmlformats.org/officeDocument/2006/relationships" xmlns:m="http://schemas.openxmlformats.org/officeDocument/2006/math" xmlns:v="urn:schemas-microsoft-com:vml" xmlns:wp14="http://schemas.microsoft.com/office/word/2010/wordprocessingDrawing" xmlns:wp="http://schemas.openxmlformats.org/drawingml/2006/wordprocessingDrawing" xmlns:w="http://schemas.openxmlformats.org/wordprocessingml/2006/main" xmlns:w14="http://schemas.microsoft.com/office/word/2010/wordml" xmlns:w10="urn:schemas-microsoft-com:office:word" xmlns:w15="http://schemas.microsoft.com/office/word/2012/wordml" xmlns:wpg="http://schemas.microsoft.com/office/word/2010/wordprocessingGroup" xmlns:wpi="http://schemas.microsoft.com/office/word/2010/wordprocessingInk" xmlns:wne="http://schemas.microsoft.com/office/word/2006/wordml" xmlns:wps="http://schemas.microsoft.com/office/word/2010/wordprocessingShape" xmlns:wpsCustomData="http://www.wps.cn/officeDocument/2013/wpsCustomData" mc:Ignorable="w14 w15 wp14">
   <w:body>
     <w:p>
       <w:pPr>
-        <w:pStyle w:val="a1"/>
+        <w:pStyle w:val="33"/>
         <w:keepNext w:val="0"/>
         <w:keepLines w:val="0"/>
         <w:pageBreakBefore w:val="0"/>
@@ -22,7 +21,7 @@
     </w:p>
     <w:p>
       <w:pPr>
-        <w:pStyle w:val="a1"/>
+        <w:pStyle w:val="33"/>
         <w:keepNext w:val="0"/>
         <w:keepLines w:val="0"/>
         <w:pageBreakBefore w:val="0"/>
@@ -48,7 +47,7 @@
     </w:p>
     <w:p>
       <w:pPr>
-        <w:pStyle w:val="a2"/>
+        <w:pStyle w:val="34"/>
         <w:keepNext w:val="0"/>
         <w:keepLines w:val="0"/>
         <w:pageBreakBefore w:val="0"/>
@@ -77,14 +76,14 @@
         <w:spacing w:before="275"/>
         <w:ind w:left="3285"/>
         <w:rPr>
-          <w:rFonts w:ascii="宋体" w:eastAsia="宋体" w:hAnsi="宋体" w:cs="宋体"/>
+          <w:rFonts w:ascii="宋体" w:hAnsi="宋体" w:eastAsia="宋体" w:cs="宋体"/>
           <w:sz w:val="36"/>
           <w:szCs w:val="36"/>
         </w:rPr>
       </w:pPr>
       <w:r>
         <w:rPr>
-          <w:rFonts w:ascii="宋体" w:eastAsia="宋体" w:hAnsi="宋体" w:cs="宋体"/>
+          <w:rFonts w:ascii="宋体" w:hAnsi="宋体" w:eastAsia="宋体" w:cs="宋体"/>
           <w:spacing w:val="-2"/>
           <w:sz w:val="36"/>
           <w:szCs w:val="36"/>
@@ -93,7 +92,7 @@
       </w:r>
       <w:r>
         <w:rPr>
-          <w:rFonts w:ascii="宋体" w:eastAsia="宋体" w:hAnsi="宋体" w:cs="宋体" w:hint="eastAsia"/>
+          <w:rFonts w:hint="eastAsia" w:ascii="宋体" w:hAnsi="宋体" w:eastAsia="宋体" w:cs="宋体"/>
           <w:spacing w:val="-2"/>
           <w:sz w:val="36"/>
           <w:szCs w:val="36"/>
@@ -103,12 +102,33 @@
       </w:r>
       <w:r>
         <w:rPr>
-          <w:rFonts w:ascii="宋体" w:eastAsia="宋体" w:hAnsi="宋体" w:cs="宋体"/>
+          <w:rFonts w:ascii="宋体" w:hAnsi="宋体" w:eastAsia="宋体" w:cs="宋体"/>
           <w:spacing w:val="-2"/>
           <w:sz w:val="36"/>
           <w:szCs w:val="36"/>
         </w:rPr>
-        <w:t>-01-04</w:t>
+        <w:t>-0</w:t>
+      </w:r>
+      <w:r>
+        <w:rPr>
+          <w:rFonts w:hint="eastAsia" w:ascii="宋体" w:hAnsi="宋体" w:cs="宋体"/>
+          <w:spacing w:val="-2"/>
+          <w:sz w:val="36"/>
+          <w:szCs w:val="36"/>
+          <w:lang w:val="en-US" w:eastAsia="zh-CN"/>
+        </w:rPr>
+        <w:t>4</w:t>
+      </w:r>
+      <w:bookmarkStart w:id="19" w:name="_GoBack"/>
+      <w:bookmarkEnd w:id="19"/>
+      <w:r>
+        <w:rPr>
+          <w:rFonts w:ascii="宋体" w:hAnsi="宋体" w:eastAsia="宋体" w:cs="宋体"/>
+          <w:spacing w:val="-2"/>
+          <w:sz w:val="36"/>
+          <w:szCs w:val="36"/>
+        </w:rPr>
+        <w:t>-04</w:t>
       </w:r>
     </w:p>
     <w:p>
@@ -122,20 +142,20 @@
         <w:topLinePunct w:val="0"/>
         <w:bidi w:val="0"/>
         <w:rPr>
-          <w:rFonts w:ascii="宋体" w:eastAsia="宋体" w:hAnsi="宋体" w:cs="宋体"/>
+          <w:rFonts w:ascii="宋体" w:hAnsi="宋体" w:eastAsia="宋体" w:cs="宋体"/>
           <w:sz w:val="36"/>
           <w:szCs w:val="36"/>
         </w:rPr>
         <w:sectPr>
           <w:pgSz w:w="11906" w:h="16839"/>
           <w:pgMar w:top="1431" w:right="1785" w:bottom="0" w:left="1785" w:header="0" w:footer="0" w:gutter="0"/>
-          <w:cols w:num="1" w:space="720"/>
+          <w:cols w:space="720" w:num="1"/>
         </w:sectPr>
       </w:pPr>
     </w:p>
     <w:p>
       <w:pPr>
-        <w:pStyle w:val="BodyText"/>
+        <w:pStyle w:val="12"/>
         <w:keepNext w:val="0"/>
         <w:keepLines w:val="0"/>
         <w:pageBreakBefore w:val="0"/>
@@ -161,7 +181,7 @@
         <w:ind w:left="3954"/>
         <w:outlineLvl w:val="0"/>
         <w:rPr>
-          <w:rFonts w:ascii="宋体" w:eastAsia="宋体" w:hAnsi="宋体" w:cs="宋体"/>
+          <w:rFonts w:ascii="宋体" w:hAnsi="宋体" w:eastAsia="宋体" w:cs="宋体"/>
           <w:sz w:val="21"/>
           <w:szCs w:val="21"/>
         </w:rPr>
@@ -169,7 +189,7 @@
       <w:bookmarkStart w:id="2" w:name="_Toc29753"/>
       <w:r>
         <w:rPr>
-          <w:rFonts w:ascii="宋体" w:eastAsia="宋体" w:hAnsi="宋体" w:cs="宋体"/>
+          <w:rFonts w:ascii="宋体" w:hAnsi="宋体" w:eastAsia="宋体" w:cs="宋体"/>
           <w:spacing w:val="-2"/>
           <w:sz w:val="21"/>
           <w:szCs w:val="21"/>
@@ -193,16 +213,16 @@
     </w:p>
     <w:tbl>
       <w:tblPr>
-        <w:tblStyle w:val="TableNormal0"/>
+        <w:tblStyle w:val="26"/>
         <w:tblW w:w="9071" w:type="dxa"/>
         <w:tblInd w:w="5" w:type="dxa"/>
         <w:tblBorders>
-          <w:top w:val="single" w:sz="4" w:space="0" w:color="000000"/>
-          <w:left w:val="single" w:sz="4" w:space="0" w:color="000000"/>
-          <w:bottom w:val="single" w:sz="4" w:space="0" w:color="000000"/>
-          <w:right w:val="single" w:sz="4" w:space="0" w:color="000000"/>
-          <w:insideH w:val="single" w:sz="4" w:space="0" w:color="000000"/>
-          <w:insideV w:val="single" w:sz="4" w:space="0" w:color="000000"/>
+          <w:top w:val="single" w:color="000000" w:sz="4" w:space="0"/>
+          <w:left w:val="single" w:color="000000" w:sz="4" w:space="0"/>
+          <w:bottom w:val="single" w:color="000000" w:sz="4" w:space="0"/>
+          <w:right w:val="single" w:color="000000" w:sz="4" w:space="0"/>
+          <w:insideH w:val="single" w:color="000000" w:sz="4" w:space="0"/>
+          <w:insideV w:val="single" w:color="000000" w:sz="4" w:space="0"/>
         </w:tblBorders>
         <w:tblLayout w:type="fixed"/>
         <w:tblCellMar>
@@ -221,17 +241,14 @@
       </w:tblGrid>
       <w:tr>
         <w:tblPrEx>
-          <w:tblW w:w="9071" w:type="dxa"/>
-          <w:tblInd w:w="5" w:type="dxa"/>
           <w:tblBorders>
-            <w:top w:val="single" w:sz="4" w:space="0" w:color="000000"/>
-            <w:left w:val="single" w:sz="4" w:space="0" w:color="000000"/>
-            <w:bottom w:val="single" w:sz="4" w:space="0" w:color="000000"/>
-            <w:right w:val="single" w:sz="4" w:space="0" w:color="000000"/>
-            <w:insideH w:val="single" w:sz="4" w:space="0" w:color="000000"/>
-            <w:insideV w:val="single" w:sz="4" w:space="0" w:color="000000"/>
+            <w:top w:val="single" w:color="000000" w:sz="4" w:space="0"/>
+            <w:left w:val="single" w:color="000000" w:sz="4" w:space="0"/>
+            <w:bottom w:val="single" w:color="000000" w:sz="4" w:space="0"/>
+            <w:right w:val="single" w:color="000000" w:sz="4" w:space="0"/>
+            <w:insideH w:val="single" w:color="000000" w:sz="4" w:space="0"/>
+            <w:insideV w:val="single" w:color="000000" w:sz="4" w:space="0"/>
           </w:tblBorders>
-          <w:tblLayout w:type="fixed"/>
           <w:tblCellMar>
             <w:top w:w="0" w:type="dxa"/>
             <w:left w:w="0" w:type="dxa"/>
@@ -240,7 +257,7 @@
           </w:tblCellMar>
         </w:tblPrEx>
         <w:trPr>
-          <w:trHeight w:val="611"/>
+          <w:trHeight w:val="611" w:hRule="atLeast"/>
         </w:trPr>
         <w:tc>
           <w:tcPr>
@@ -248,7 +265,7 @@
           </w:tcPr>
           <w:p>
             <w:pPr>
-              <w:pStyle w:val="TableText"/>
+              <w:pStyle w:val="25"/>
               <w:keepNext w:val="0"/>
               <w:keepLines w:val="0"/>
               <w:pageBreakBefore w:val="0"/>
@@ -275,7 +292,7 @@
           </w:tcPr>
           <w:p>
             <w:pPr>
-              <w:pStyle w:val="TableText"/>
+              <w:pStyle w:val="25"/>
               <w:keepNext w:val="0"/>
               <w:keepLines w:val="0"/>
               <w:pageBreakBefore w:val="0"/>
@@ -320,9 +337,14 @@
       </w:tr>
       <w:tr>
         <w:tblPrEx>
-          <w:tblW w:w="9071" w:type="dxa"/>
-          <w:tblInd w:w="5" w:type="dxa"/>
-          <w:tblLayout w:type="fixed"/>
+          <w:tblBorders>
+            <w:top w:val="single" w:color="000000" w:sz="4" w:space="0"/>
+            <w:left w:val="single" w:color="000000" w:sz="4" w:space="0"/>
+            <w:bottom w:val="single" w:color="000000" w:sz="4" w:space="0"/>
+            <w:right w:val="single" w:color="000000" w:sz="4" w:space="0"/>
+            <w:insideH w:val="single" w:color="000000" w:sz="4" w:space="0"/>
+            <w:insideV w:val="single" w:color="000000" w:sz="4" w:space="0"/>
+          </w:tblBorders>
           <w:tblCellMar>
             <w:top w:w="0" w:type="dxa"/>
             <w:left w:w="0" w:type="dxa"/>
@@ -331,7 +353,7 @@
           </w:tblCellMar>
         </w:tblPrEx>
         <w:trPr>
-          <w:trHeight w:val="606"/>
+          <w:trHeight w:val="606" w:hRule="atLeast"/>
         </w:trPr>
         <w:tc>
           <w:tcPr>
@@ -339,7 +361,7 @@
           </w:tcPr>
           <w:p>
             <w:pPr>
-              <w:pStyle w:val="TableText"/>
+              <w:pStyle w:val="25"/>
               <w:keepNext w:val="0"/>
               <w:keepLines w:val="0"/>
               <w:pageBreakBefore w:val="0"/>
@@ -366,7 +388,7 @@
           </w:tcPr>
           <w:p>
             <w:pPr>
-              <w:pStyle w:val="TableText"/>
+              <w:pStyle w:val="25"/>
               <w:keepNext w:val="0"/>
               <w:keepLines w:val="0"/>
               <w:pageBreakBefore w:val="0"/>
@@ -389,9 +411,14 @@
       </w:tr>
       <w:tr>
         <w:tblPrEx>
-          <w:tblW w:w="9071" w:type="dxa"/>
-          <w:tblInd w:w="5" w:type="dxa"/>
-          <w:tblLayout w:type="fixed"/>
+          <w:tblBorders>
+            <w:top w:val="single" w:color="000000" w:sz="4" w:space="0"/>
+            <w:left w:val="single" w:color="000000" w:sz="4" w:space="0"/>
+            <w:bottom w:val="single" w:color="000000" w:sz="4" w:space="0"/>
+            <w:right w:val="single" w:color="000000" w:sz="4" w:space="0"/>
+            <w:insideH w:val="single" w:color="000000" w:sz="4" w:space="0"/>
+            <w:insideV w:val="single" w:color="000000" w:sz="4" w:space="0"/>
+          </w:tblBorders>
           <w:tblCellMar>
             <w:top w:w="0" w:type="dxa"/>
             <w:left w:w="0" w:type="dxa"/>
@@ -400,7 +427,7 @@
           </w:tblCellMar>
         </w:tblPrEx>
         <w:trPr>
-          <w:trHeight w:val="607"/>
+          <w:trHeight w:val="607" w:hRule="atLeast"/>
         </w:trPr>
         <w:tc>
           <w:tcPr>
@@ -408,7 +435,7 @@
           </w:tcPr>
           <w:p>
             <w:pPr>
-              <w:pStyle w:val="TableText"/>
+              <w:pStyle w:val="25"/>
               <w:keepNext w:val="0"/>
               <w:keepLines w:val="0"/>
               <w:pageBreakBefore w:val="0"/>
@@ -434,7 +461,7 @@
           </w:tcPr>
           <w:p>
             <w:pPr>
-              <w:pStyle w:val="TableText"/>
+              <w:pStyle w:val="25"/>
               <w:keepNext w:val="0"/>
               <w:keepLines w:val="0"/>
               <w:pageBreakBefore w:val="0"/>
@@ -460,7 +487,7 @@
           </w:tcPr>
           <w:p>
             <w:pPr>
-              <w:pStyle w:val="TableText"/>
+              <w:pStyle w:val="25"/>
               <w:keepNext w:val="0"/>
               <w:keepLines w:val="0"/>
               <w:pageBreakBefore w:val="0"/>
@@ -486,7 +513,7 @@
           </w:tcPr>
           <w:p>
             <w:pPr>
-              <w:pStyle w:val="TableText"/>
+              <w:pStyle w:val="25"/>
               <w:keepNext w:val="0"/>
               <w:keepLines w:val="0"/>
               <w:pageBreakBefore w:val="0"/>
@@ -512,7 +539,7 @@
           </w:tcPr>
           <w:p>
             <w:pPr>
-              <w:pStyle w:val="TableText"/>
+              <w:pStyle w:val="25"/>
               <w:keepNext w:val="0"/>
               <w:keepLines w:val="0"/>
               <w:pageBreakBefore w:val="0"/>
@@ -535,9 +562,14 @@
       </w:tr>
       <w:tr>
         <w:tblPrEx>
-          <w:tblW w:w="9071" w:type="dxa"/>
-          <w:tblInd w:w="5" w:type="dxa"/>
-          <w:tblLayout w:type="fixed"/>
+          <w:tblBorders>
+            <w:top w:val="single" w:color="000000" w:sz="4" w:space="0"/>
+            <w:left w:val="single" w:color="000000" w:sz="4" w:space="0"/>
+            <w:bottom w:val="single" w:color="000000" w:sz="4" w:space="0"/>
+            <w:right w:val="single" w:color="000000" w:sz="4" w:space="0"/>
+            <w:insideH w:val="single" w:color="000000" w:sz="4" w:space="0"/>
+            <w:insideV w:val="single" w:color="000000" w:sz="4" w:space="0"/>
+          </w:tblBorders>
           <w:tblCellMar>
             <w:top w:w="0" w:type="dxa"/>
             <w:left w:w="0" w:type="dxa"/>
@@ -546,7 +578,7 @@
           </w:tblCellMar>
         </w:tblPrEx>
         <w:trPr>
-          <w:trHeight w:val="474"/>
+          <w:trHeight w:val="474" w:hRule="atLeast"/>
         </w:trPr>
         <w:tc>
           <w:tcPr>
@@ -554,7 +586,7 @@
           </w:tcPr>
           <w:p>
             <w:pPr>
-              <w:pStyle w:val="TableText"/>
+              <w:pStyle w:val="25"/>
               <w:keepNext w:val="0"/>
               <w:keepLines w:val="0"/>
               <w:pageBreakBefore w:val="0"/>
@@ -580,7 +612,7 @@
           </w:tcPr>
           <w:p>
             <w:pPr>
-              <w:pStyle w:val="TableText"/>
+              <w:pStyle w:val="25"/>
               <w:keepNext w:val="0"/>
               <w:keepLines w:val="0"/>
               <w:pageBreakBefore w:val="0"/>
@@ -596,7 +628,7 @@
               <w:rPr>
                 <w:spacing w:val="-2"/>
               </w:rPr>
-              <w:t>2025-7-4</w:t>
+              <w:t>2025-4-4</w:t>
             </w:r>
           </w:p>
         </w:tc>
@@ -606,7 +638,7 @@
           </w:tcPr>
           <w:p>
             <w:pPr>
-              <w:pStyle w:val="TableText"/>
+              <w:pStyle w:val="25"/>
               <w:keepNext w:val="0"/>
               <w:keepLines w:val="0"/>
               <w:pageBreakBefore w:val="0"/>
@@ -632,7 +664,7 @@
           </w:tcPr>
           <w:p>
             <w:pPr>
-              <w:pStyle w:val="TableText"/>
+              <w:pStyle w:val="25"/>
               <w:keepNext w:val="0"/>
               <w:keepLines w:val="0"/>
               <w:pageBreakBefore w:val="0"/>
@@ -658,7 +690,7 @@
           </w:tcPr>
           <w:p>
             <w:pPr>
-              <w:pStyle w:val="TableText"/>
+              <w:pStyle w:val="25"/>
               <w:keepNext w:val="0"/>
               <w:keepLines w:val="0"/>
               <w:pageBreakBefore w:val="0"/>
@@ -681,9 +713,14 @@
       </w:tr>
       <w:tr>
         <w:tblPrEx>
-          <w:tblW w:w="9071" w:type="dxa"/>
-          <w:tblInd w:w="5" w:type="dxa"/>
-          <w:tblLayout w:type="fixed"/>
+          <w:tblBorders>
+            <w:top w:val="single" w:color="000000" w:sz="4" w:space="0"/>
+            <w:left w:val="single" w:color="000000" w:sz="4" w:space="0"/>
+            <w:bottom w:val="single" w:color="000000" w:sz="4" w:space="0"/>
+            <w:right w:val="single" w:color="000000" w:sz="4" w:space="0"/>
+            <w:insideH w:val="single" w:color="000000" w:sz="4" w:space="0"/>
+            <w:insideV w:val="single" w:color="000000" w:sz="4" w:space="0"/>
+          </w:tblBorders>
           <w:tblCellMar>
             <w:top w:w="0" w:type="dxa"/>
             <w:left w:w="0" w:type="dxa"/>
@@ -692,7 +729,7 @@
           </w:tblCellMar>
         </w:tblPrEx>
         <w:trPr>
-          <w:trHeight w:val="474"/>
+          <w:trHeight w:val="474" w:hRule="atLeast"/>
         </w:trPr>
         <w:tc>
           <w:tcPr>
@@ -700,7 +737,7 @@
           </w:tcPr>
           <w:p>
             <w:pPr>
-              <w:pStyle w:val="TableText"/>
+              <w:pStyle w:val="25"/>
               <w:keepNext w:val="0"/>
               <w:keepLines w:val="0"/>
               <w:pageBreakBefore w:val="0"/>
@@ -720,7 +757,7 @@
           </w:tcPr>
           <w:p>
             <w:pPr>
-              <w:pStyle w:val="TableText"/>
+              <w:pStyle w:val="25"/>
               <w:keepNext w:val="0"/>
               <w:keepLines w:val="0"/>
               <w:pageBreakBefore w:val="0"/>
@@ -740,7 +777,7 @@
           </w:tcPr>
           <w:p>
             <w:pPr>
-              <w:pStyle w:val="TableText"/>
+              <w:pStyle w:val="25"/>
               <w:keepNext w:val="0"/>
               <w:keepLines w:val="0"/>
               <w:pageBreakBefore w:val="0"/>
@@ -760,7 +797,7 @@
           </w:tcPr>
           <w:p>
             <w:pPr>
-              <w:pStyle w:val="TableText"/>
+              <w:pStyle w:val="25"/>
               <w:keepNext w:val="0"/>
               <w:keepLines w:val="0"/>
               <w:pageBreakBefore w:val="0"/>
@@ -780,7 +817,7 @@
           </w:tcPr>
           <w:p>
             <w:pPr>
-              <w:pStyle w:val="TableText"/>
+              <w:pStyle w:val="25"/>
               <w:keepNext w:val="0"/>
               <w:keepLines w:val="0"/>
               <w:pageBreakBefore w:val="0"/>
@@ -797,9 +834,14 @@
       </w:tr>
       <w:tr>
         <w:tblPrEx>
-          <w:tblW w:w="9071" w:type="dxa"/>
-          <w:tblInd w:w="5" w:type="dxa"/>
-          <w:tblLayout w:type="fixed"/>
+          <w:tblBorders>
+            <w:top w:val="single" w:color="000000" w:sz="4" w:space="0"/>
+            <w:left w:val="single" w:color="000000" w:sz="4" w:space="0"/>
+            <w:bottom w:val="single" w:color="000000" w:sz="4" w:space="0"/>
+            <w:right w:val="single" w:color="000000" w:sz="4" w:space="0"/>
+            <w:insideH w:val="single" w:color="000000" w:sz="4" w:space="0"/>
+            <w:insideV w:val="single" w:color="000000" w:sz="4" w:space="0"/>
+          </w:tblBorders>
           <w:tblCellMar>
             <w:top w:w="0" w:type="dxa"/>
             <w:left w:w="0" w:type="dxa"/>
@@ -808,7 +850,7 @@
           </w:tblCellMar>
         </w:tblPrEx>
         <w:trPr>
-          <w:trHeight w:val="474"/>
+          <w:trHeight w:val="474" w:hRule="atLeast"/>
         </w:trPr>
         <w:tc>
           <w:tcPr>
@@ -816,7 +858,7 @@
           </w:tcPr>
           <w:p>
             <w:pPr>
-              <w:pStyle w:val="TableText"/>
+              <w:pStyle w:val="25"/>
               <w:keepNext w:val="0"/>
               <w:keepLines w:val="0"/>
               <w:pageBreakBefore w:val="0"/>
@@ -836,7 +878,7 @@
           </w:tcPr>
           <w:p>
             <w:pPr>
-              <w:pStyle w:val="TableText"/>
+              <w:pStyle w:val="25"/>
               <w:keepNext w:val="0"/>
               <w:keepLines w:val="0"/>
               <w:pageBreakBefore w:val="0"/>
@@ -856,7 +898,7 @@
           </w:tcPr>
           <w:p>
             <w:pPr>
-              <w:pStyle w:val="TableText"/>
+              <w:pStyle w:val="25"/>
               <w:keepNext w:val="0"/>
               <w:keepLines w:val="0"/>
               <w:pageBreakBefore w:val="0"/>
@@ -876,7 +918,7 @@
           </w:tcPr>
           <w:p>
             <w:pPr>
-              <w:pStyle w:val="TableText"/>
+              <w:pStyle w:val="25"/>
               <w:keepNext w:val="0"/>
               <w:keepLines w:val="0"/>
               <w:pageBreakBefore w:val="0"/>
@@ -896,7 +938,7 @@
           </w:tcPr>
           <w:p>
             <w:pPr>
-              <w:pStyle w:val="TableText"/>
+              <w:pStyle w:val="25"/>
               <w:keepNext w:val="0"/>
               <w:keepLines w:val="0"/>
               <w:pageBreakBefore w:val="0"/>
@@ -913,18 +955,17 @@
       </w:tr>
       <w:tr>
         <w:tblPrEx>
-          <w:tblW w:w="9071" w:type="dxa"/>
-          <w:tblInd w:w="5" w:type="dxa"/>
-          <w:tblLayout w:type="fixed"/>
-          <w:tblCellMar>
-            <w:top w:w="0" w:type="dxa"/>
-            <w:left w:w="0" w:type="dxa"/>
-            <w:bottom w:w="0" w:type="dxa"/>
-            <w:right w:w="0" w:type="dxa"/>
-          </w:tblCellMar>
+          <w:tblBorders>
+            <w:top w:val="single" w:color="000000" w:sz="4" w:space="0"/>
+            <w:left w:val="single" w:color="000000" w:sz="4" w:space="0"/>
+            <w:bottom w:val="single" w:color="000000" w:sz="4" w:space="0"/>
+            <w:right w:val="single" w:color="000000" w:sz="4" w:space="0"/>
+            <w:insideH w:val="single" w:color="000000" w:sz="4" w:space="0"/>
+            <w:insideV w:val="single" w:color="000000" w:sz="4" w:space="0"/>
+          </w:tblBorders>
         </w:tblPrEx>
         <w:trPr>
-          <w:trHeight w:val="474"/>
+          <w:trHeight w:val="474" w:hRule="atLeast"/>
         </w:trPr>
         <w:tc>
           <w:tcPr>
@@ -932,7 +973,7 @@
           </w:tcPr>
           <w:p>
             <w:pPr>
-              <w:pStyle w:val="TableText"/>
+              <w:pStyle w:val="25"/>
               <w:keepNext w:val="0"/>
               <w:keepLines w:val="0"/>
               <w:pageBreakBefore w:val="0"/>
@@ -952,7 +993,7 @@
           </w:tcPr>
           <w:p>
             <w:pPr>
-              <w:pStyle w:val="TableText"/>
+              <w:pStyle w:val="25"/>
               <w:keepNext w:val="0"/>
               <w:keepLines w:val="0"/>
               <w:pageBreakBefore w:val="0"/>
@@ -972,7 +1013,7 @@
           </w:tcPr>
           <w:p>
             <w:pPr>
-              <w:pStyle w:val="TableText"/>
+              <w:pStyle w:val="25"/>
               <w:keepNext w:val="0"/>
               <w:keepLines w:val="0"/>
               <w:pageBreakBefore w:val="0"/>
@@ -992,7 +1033,7 @@
           </w:tcPr>
           <w:p>
             <w:pPr>
-              <w:pStyle w:val="TableText"/>
+              <w:pStyle w:val="25"/>
               <w:keepNext w:val="0"/>
               <w:keepLines w:val="0"/>
               <w:pageBreakBefore w:val="0"/>
@@ -1012,7 +1053,7 @@
           </w:tcPr>
           <w:p>
             <w:pPr>
-              <w:pStyle w:val="TableText"/>
+              <w:pStyle w:val="25"/>
               <w:keepNext w:val="0"/>
               <w:keepLines w:val="0"/>
               <w:pageBreakBefore w:val="0"/>
@@ -1029,9 +1070,14 @@
       </w:tr>
       <w:tr>
         <w:tblPrEx>
-          <w:tblW w:w="9071" w:type="dxa"/>
-          <w:tblInd w:w="5" w:type="dxa"/>
-          <w:tblLayout w:type="fixed"/>
+          <w:tblBorders>
+            <w:top w:val="single" w:color="000000" w:sz="4" w:space="0"/>
+            <w:left w:val="single" w:color="000000" w:sz="4" w:space="0"/>
+            <w:bottom w:val="single" w:color="000000" w:sz="4" w:space="0"/>
+            <w:right w:val="single" w:color="000000" w:sz="4" w:space="0"/>
+            <w:insideH w:val="single" w:color="000000" w:sz="4" w:space="0"/>
+            <w:insideV w:val="single" w:color="000000" w:sz="4" w:space="0"/>
+          </w:tblBorders>
           <w:tblCellMar>
             <w:top w:w="0" w:type="dxa"/>
             <w:left w:w="0" w:type="dxa"/>
@@ -1040,7 +1086,7 @@
           </w:tblCellMar>
         </w:tblPrEx>
         <w:trPr>
-          <w:trHeight w:val="589"/>
+          <w:trHeight w:val="589" w:hRule="atLeast"/>
         </w:trPr>
         <w:tc>
           <w:tcPr>
@@ -1151,7 +1197,7 @@
     </w:tbl>
     <w:p>
       <w:pPr>
-        <w:pStyle w:val="BodyText"/>
+        <w:pStyle w:val="12"/>
         <w:keepNext w:val="0"/>
         <w:keepLines w:val="0"/>
         <w:pageBreakBefore w:val="0"/>
@@ -1175,7 +1221,7 @@
         <w:sectPr>
           <w:pgSz w:w="11906" w:h="16839"/>
           <w:pgMar w:top="1431" w:right="1236" w:bottom="0" w:left="1588" w:header="0" w:footer="0" w:gutter="0"/>
-          <w:cols w:num="1" w:space="720"/>
+          <w:cols w:space="720" w:num="1"/>
         </w:sectPr>
       </w:pPr>
     </w:p>
@@ -1190,7 +1236,7 @@
         <w:topLinePunct w:val="0"/>
         <w:bidi w:val="0"/>
         <w:rPr>
-          <w:rFonts w:ascii="Segoe UI" w:eastAsia="Segoe UI" w:hAnsi="Segoe UI" w:cs="Segoe UI" w:hint="default"/>
+          <w:rFonts w:hint="default" w:ascii="Segoe UI" w:hAnsi="Segoe UI" w:eastAsia="Segoe UI" w:cs="Segoe UI"/>
           <w:i w:val="0"/>
           <w:iCs w:val="0"/>
           <w:caps w:val="0"/>
@@ -1204,7 +1250,7 @@
     <w:sdt>
       <w:sdtPr>
         <w:rPr>
-          <w:rFonts w:ascii="宋体" w:eastAsia="宋体" w:hAnsi="宋体" w:cstheme="minorBidi"/>
+          <w:rFonts w:ascii="宋体" w:hAnsi="宋体" w:eastAsia="宋体" w:cstheme="minorBidi"/>
           <w:kern w:val="2"/>
           <w:sz w:val="21"/>
           <w:szCs w:val="24"/>
@@ -1218,7 +1264,7 @@
       </w:sdtPr>
       <w:sdtEndPr>
         <w:rPr>
-          <w:rFonts w:ascii="宋体" w:eastAsia="宋体" w:hAnsi="宋体" w:cstheme="minorBidi" w:hint="default"/>
+          <w:rFonts w:hint="default" w:ascii="宋体" w:hAnsi="宋体" w:eastAsia="宋体" w:cstheme="minorBidi"/>
           <w:kern w:val="2"/>
           <w:sz w:val="21"/>
           <w:szCs w:val="24"/>
@@ -1237,12 +1283,12 @@
             <w:topLinePunct w:val="0"/>
             <w:bidi w:val="0"/>
             <w:spacing w:before="0" w:beforeLines="0" w:after="0" w:afterLines="0" w:line="240" w:lineRule="auto"/>
-            <w:ind w:left="0" w:right="0" w:firstLine="0" w:leftChars="0" w:rightChars="0" w:firstLineChars="0"/>
+            <w:ind w:left="0" w:leftChars="0" w:right="0" w:rightChars="0" w:firstLine="0" w:firstLineChars="0"/>
             <w:jc w:val="center"/>
           </w:pPr>
           <w:r>
             <w:rPr>
-              <w:rFonts w:ascii="宋体" w:eastAsia="宋体" w:hAnsi="宋体"/>
+              <w:rFonts w:ascii="宋体" w:hAnsi="宋体" w:eastAsia="宋体"/>
               <w:sz w:val="21"/>
             </w:rPr>
             <w:t>目录</w:t>
@@ -1250,14 +1296,14 @@
         </w:p>
         <w:p>
           <w:pPr>
-            <w:pStyle w:val="TOC1"/>
+            <w:pStyle w:val="16"/>
             <w:tabs>
               <w:tab w:val="right" w:leader="dot" w:pos="8306"/>
             </w:tabs>
           </w:pPr>
           <w:r>
             <w:rPr>
-              <w:rFonts w:ascii="Microsoft JhengHei" w:eastAsia="Microsoft JhengHei" w:hAnsi="Microsoft JhengHei" w:cs="Microsoft JhengHei" w:hint="eastAsia"/>
+              <w:rFonts w:hint="eastAsia" w:ascii="Microsoft JhengHei" w:hAnsi="Microsoft JhengHei" w:eastAsia="Microsoft JhengHei" w:cs="Microsoft JhengHei"/>
               <w:sz w:val="24"/>
               <w:szCs w:val="24"/>
             </w:rPr>
@@ -1265,7 +1311,7 @@
           </w:r>
           <w:r>
             <w:rPr>
-              <w:rFonts w:ascii="Microsoft JhengHei" w:eastAsia="Microsoft JhengHei" w:hAnsi="Microsoft JhengHei" w:cs="Microsoft JhengHei" w:hint="eastAsia"/>
+              <w:rFonts w:hint="eastAsia" w:ascii="Microsoft JhengHei" w:hAnsi="Microsoft JhengHei" w:eastAsia="Microsoft JhengHei" w:cs="Microsoft JhengHei"/>
               <w:sz w:val="24"/>
               <w:szCs w:val="24"/>
             </w:rPr>
@@ -1273,7 +1319,7 @@
           </w:r>
           <w:r>
             <w:rPr>
-              <w:rFonts w:ascii="Microsoft JhengHei" w:eastAsia="Microsoft JhengHei" w:hAnsi="Microsoft JhengHei" w:cs="Microsoft JhengHei" w:hint="eastAsia"/>
+              <w:rFonts w:hint="eastAsia" w:ascii="Microsoft JhengHei" w:hAnsi="Microsoft JhengHei" w:eastAsia="Microsoft JhengHei" w:cs="Microsoft JhengHei"/>
               <w:sz w:val="24"/>
               <w:szCs w:val="24"/>
             </w:rPr>
@@ -1281,21 +1327,21 @@
           </w:r>
           <w:r>
             <w:rPr>
-              <w:rFonts w:ascii="Microsoft JhengHei" w:eastAsia="Microsoft JhengHei" w:hAnsi="Microsoft JhengHei" w:cs="Microsoft JhengHei" w:hint="eastAsia"/>
+              <w:rFonts w:hint="eastAsia" w:ascii="Microsoft JhengHei" w:hAnsi="Microsoft JhengHei" w:eastAsia="Microsoft JhengHei" w:cs="Microsoft JhengHei"/>
               <w:szCs w:val="24"/>
             </w:rPr>
             <w:fldChar w:fldCharType="begin"/>
           </w:r>
           <w:r>
             <w:rPr>
-              <w:rFonts w:ascii="Microsoft JhengHei" w:eastAsia="Microsoft JhengHei" w:hAnsi="Microsoft JhengHei" w:cs="Microsoft JhengHei" w:hint="eastAsia"/>
+              <w:rFonts w:hint="eastAsia" w:ascii="Microsoft JhengHei" w:hAnsi="Microsoft JhengHei" w:eastAsia="Microsoft JhengHei" w:cs="Microsoft JhengHei"/>
               <w:szCs w:val="24"/>
             </w:rPr>
             <w:instrText xml:space="preserve"> HYPERLINK \l _Toc5379 </w:instrText>
           </w:r>
           <w:r>
             <w:rPr>
-              <w:rFonts w:ascii="Microsoft JhengHei" w:eastAsia="Microsoft JhengHei" w:hAnsi="Microsoft JhengHei" w:cs="Microsoft JhengHei" w:hint="eastAsia"/>
+              <w:rFonts w:hint="eastAsia" w:ascii="Microsoft JhengHei" w:hAnsi="Microsoft JhengHei" w:eastAsia="Microsoft JhengHei" w:cs="Microsoft JhengHei"/>
               <w:szCs w:val="24"/>
             </w:rPr>
             <w:fldChar w:fldCharType="separate"/>
@@ -1327,7 +1373,7 @@
           </w:r>
           <w:r>
             <w:rPr>
-              <w:rFonts w:ascii="Microsoft JhengHei" w:eastAsia="Microsoft JhengHei" w:hAnsi="Microsoft JhengHei" w:cs="Microsoft JhengHei" w:hint="eastAsia"/>
+              <w:rFonts w:hint="eastAsia" w:ascii="Microsoft JhengHei" w:hAnsi="Microsoft JhengHei" w:eastAsia="Microsoft JhengHei" w:cs="Microsoft JhengHei"/>
               <w:szCs w:val="24"/>
             </w:rPr>
             <w:fldChar w:fldCharType="end"/>
@@ -1335,28 +1381,28 @@
         </w:p>
         <w:p>
           <w:pPr>
-            <w:pStyle w:val="TOC1"/>
+            <w:pStyle w:val="16"/>
             <w:tabs>
               <w:tab w:val="right" w:leader="dot" w:pos="8306"/>
             </w:tabs>
           </w:pPr>
           <w:r>
             <w:rPr>
-              <w:rFonts w:ascii="Microsoft JhengHei" w:eastAsia="Microsoft JhengHei" w:hAnsi="Microsoft JhengHei" w:cs="Microsoft JhengHei" w:hint="eastAsia"/>
+              <w:rFonts w:hint="eastAsia" w:ascii="Microsoft JhengHei" w:hAnsi="Microsoft JhengHei" w:eastAsia="Microsoft JhengHei" w:cs="Microsoft JhengHei"/>
               <w:szCs w:val="24"/>
             </w:rPr>
             <w:fldChar w:fldCharType="begin"/>
           </w:r>
           <w:r>
             <w:rPr>
-              <w:rFonts w:ascii="Microsoft JhengHei" w:eastAsia="Microsoft JhengHei" w:hAnsi="Microsoft JhengHei" w:cs="Microsoft JhengHei" w:hint="eastAsia"/>
+              <w:rFonts w:hint="eastAsia" w:ascii="Microsoft JhengHei" w:hAnsi="Microsoft JhengHei" w:eastAsia="Microsoft JhengHei" w:cs="Microsoft JhengHei"/>
               <w:szCs w:val="24"/>
             </w:rPr>
             <w:instrText xml:space="preserve"> HYPERLINK \l _Toc14896 </w:instrText>
           </w:r>
           <w:r>
             <w:rPr>
-              <w:rFonts w:ascii="Microsoft JhengHei" w:eastAsia="Microsoft JhengHei" w:hAnsi="Microsoft JhengHei" w:cs="Microsoft JhengHei" w:hint="eastAsia"/>
+              <w:rFonts w:hint="eastAsia" w:ascii="Microsoft JhengHei" w:hAnsi="Microsoft JhengHei" w:eastAsia="Microsoft JhengHei" w:cs="Microsoft JhengHei"/>
               <w:szCs w:val="24"/>
             </w:rPr>
             <w:fldChar w:fldCharType="separate"/>
@@ -1384,7 +1430,7 @@
           </w:r>
           <w:r>
             <w:rPr>
-              <w:rFonts w:ascii="Microsoft JhengHei" w:eastAsia="Microsoft JhengHei" w:hAnsi="Microsoft JhengHei" w:cs="Microsoft JhengHei" w:hint="eastAsia"/>
+              <w:rFonts w:hint="eastAsia" w:ascii="Microsoft JhengHei" w:hAnsi="Microsoft JhengHei" w:eastAsia="Microsoft JhengHei" w:cs="Microsoft JhengHei"/>
               <w:szCs w:val="24"/>
             </w:rPr>
             <w:fldChar w:fldCharType="end"/>
@@ -1392,35 +1438,35 @@
         </w:p>
         <w:p>
           <w:pPr>
-            <w:pStyle w:val="TOC1"/>
+            <w:pStyle w:val="16"/>
             <w:tabs>
               <w:tab w:val="right" w:leader="dot" w:pos="8306"/>
             </w:tabs>
           </w:pPr>
           <w:r>
             <w:rPr>
-              <w:rFonts w:ascii="Microsoft JhengHei" w:eastAsia="Microsoft JhengHei" w:hAnsi="Microsoft JhengHei" w:cs="Microsoft JhengHei" w:hint="eastAsia"/>
+              <w:rFonts w:hint="eastAsia" w:ascii="Microsoft JhengHei" w:hAnsi="Microsoft JhengHei" w:eastAsia="Microsoft JhengHei" w:cs="Microsoft JhengHei"/>
               <w:szCs w:val="24"/>
             </w:rPr>
             <w:fldChar w:fldCharType="begin"/>
           </w:r>
           <w:r>
             <w:rPr>
-              <w:rFonts w:ascii="Microsoft JhengHei" w:eastAsia="Microsoft JhengHei" w:hAnsi="Microsoft JhengHei" w:cs="Microsoft JhengHei" w:hint="eastAsia"/>
+              <w:rFonts w:hint="eastAsia" w:ascii="Microsoft JhengHei" w:hAnsi="Microsoft JhengHei" w:eastAsia="Microsoft JhengHei" w:cs="Microsoft JhengHei"/>
               <w:szCs w:val="24"/>
             </w:rPr>
             <w:instrText xml:space="preserve"> HYPERLINK \l _Toc29753 </w:instrText>
           </w:r>
           <w:r>
             <w:rPr>
-              <w:rFonts w:ascii="Microsoft JhengHei" w:eastAsia="Microsoft JhengHei" w:hAnsi="Microsoft JhengHei" w:cs="Microsoft JhengHei" w:hint="eastAsia"/>
+              <w:rFonts w:hint="eastAsia" w:ascii="Microsoft JhengHei" w:hAnsi="Microsoft JhengHei" w:eastAsia="Microsoft JhengHei" w:cs="Microsoft JhengHei"/>
               <w:szCs w:val="24"/>
             </w:rPr>
             <w:fldChar w:fldCharType="separate"/>
           </w:r>
           <w:r>
             <w:rPr>
-              <w:rFonts w:ascii="宋体" w:eastAsia="宋体" w:hAnsi="宋体" w:cs="宋体"/>
+              <w:rFonts w:ascii="宋体" w:hAnsi="宋体" w:eastAsia="宋体" w:cs="宋体"/>
               <w:spacing w:val="-2"/>
               <w:szCs w:val="21"/>
             </w:rPr>
@@ -1446,7 +1492,7 @@
           </w:r>
           <w:r>
             <w:rPr>
-              <w:rFonts w:ascii="Microsoft JhengHei" w:eastAsia="Microsoft JhengHei" w:hAnsi="Microsoft JhengHei" w:cs="Microsoft JhengHei" w:hint="eastAsia"/>
+              <w:rFonts w:hint="eastAsia" w:ascii="Microsoft JhengHei" w:hAnsi="Microsoft JhengHei" w:eastAsia="Microsoft JhengHei" w:cs="Microsoft JhengHei"/>
               <w:szCs w:val="24"/>
             </w:rPr>
             <w:fldChar w:fldCharType="end"/>
@@ -1454,28 +1500,28 @@
         </w:p>
         <w:p>
           <w:pPr>
-            <w:pStyle w:val="TOC1"/>
+            <w:pStyle w:val="16"/>
             <w:tabs>
               <w:tab w:val="right" w:leader="dot" w:pos="8306"/>
             </w:tabs>
           </w:pPr>
           <w:r>
             <w:rPr>
-              <w:rFonts w:ascii="Microsoft JhengHei" w:eastAsia="Microsoft JhengHei" w:hAnsi="Microsoft JhengHei" w:cs="Microsoft JhengHei" w:hint="eastAsia"/>
+              <w:rFonts w:hint="eastAsia" w:ascii="Microsoft JhengHei" w:hAnsi="Microsoft JhengHei" w:eastAsia="Microsoft JhengHei" w:cs="Microsoft JhengHei"/>
               <w:szCs w:val="24"/>
             </w:rPr>
             <w:fldChar w:fldCharType="begin"/>
           </w:r>
           <w:r>
             <w:rPr>
-              <w:rFonts w:ascii="Microsoft JhengHei" w:eastAsia="Microsoft JhengHei" w:hAnsi="Microsoft JhengHei" w:cs="Microsoft JhengHei" w:hint="eastAsia"/>
+              <w:rFonts w:hint="eastAsia" w:ascii="Microsoft JhengHei" w:hAnsi="Microsoft JhengHei" w:eastAsia="Microsoft JhengHei" w:cs="Microsoft JhengHei"/>
               <w:szCs w:val="24"/>
             </w:rPr>
             <w:instrText xml:space="preserve"> HYPERLINK \l _Toc13789 </w:instrText>
           </w:r>
           <w:r>
             <w:rPr>
-              <w:rFonts w:ascii="Microsoft JhengHei" w:eastAsia="Microsoft JhengHei" w:hAnsi="Microsoft JhengHei" w:cs="Microsoft JhengHei" w:hint="eastAsia"/>
+              <w:rFonts w:hint="eastAsia" w:ascii="Microsoft JhengHei" w:hAnsi="Microsoft JhengHei" w:eastAsia="Microsoft JhengHei" w:cs="Microsoft JhengHei"/>
               <w:szCs w:val="24"/>
             </w:rPr>
             <w:fldChar w:fldCharType="separate"/>
@@ -1506,7 +1552,7 @@
           </w:r>
           <w:r>
             <w:rPr>
-              <w:rFonts w:ascii="Microsoft JhengHei" w:eastAsia="Microsoft JhengHei" w:hAnsi="Microsoft JhengHei" w:cs="Microsoft JhengHei" w:hint="eastAsia"/>
+              <w:rFonts w:hint="eastAsia" w:ascii="Microsoft JhengHei" w:hAnsi="Microsoft JhengHei" w:eastAsia="Microsoft JhengHei" w:cs="Microsoft JhengHei"/>
               <w:szCs w:val="24"/>
             </w:rPr>
             <w:fldChar w:fldCharType="end"/>
@@ -1514,28 +1560,28 @@
         </w:p>
         <w:p>
           <w:pPr>
-            <w:pStyle w:val="TOC1"/>
+            <w:pStyle w:val="16"/>
             <w:tabs>
               <w:tab w:val="right" w:leader="dot" w:pos="8306"/>
             </w:tabs>
           </w:pPr>
           <w:r>
             <w:rPr>
-              <w:rFonts w:ascii="Microsoft JhengHei" w:eastAsia="Microsoft JhengHei" w:hAnsi="Microsoft JhengHei" w:cs="Microsoft JhengHei" w:hint="eastAsia"/>
+              <w:rFonts w:hint="eastAsia" w:ascii="Microsoft JhengHei" w:hAnsi="Microsoft JhengHei" w:eastAsia="Microsoft JhengHei" w:cs="Microsoft JhengHei"/>
               <w:szCs w:val="24"/>
             </w:rPr>
             <w:fldChar w:fldCharType="begin"/>
           </w:r>
           <w:r>
             <w:rPr>
-              <w:rFonts w:ascii="Microsoft JhengHei" w:eastAsia="Microsoft JhengHei" w:hAnsi="Microsoft JhengHei" w:cs="Microsoft JhengHei" w:hint="eastAsia"/>
+              <w:rFonts w:hint="eastAsia" w:ascii="Microsoft JhengHei" w:hAnsi="Microsoft JhengHei" w:eastAsia="Microsoft JhengHei" w:cs="Microsoft JhengHei"/>
               <w:szCs w:val="24"/>
             </w:rPr>
             <w:instrText xml:space="preserve"> HYPERLINK \l _Toc7270 </w:instrText>
           </w:r>
           <w:r>
             <w:rPr>
-              <w:rFonts w:ascii="Microsoft JhengHei" w:eastAsia="Microsoft JhengHei" w:hAnsi="Microsoft JhengHei" w:cs="Microsoft JhengHei" w:hint="eastAsia"/>
+              <w:rFonts w:hint="eastAsia" w:ascii="Microsoft JhengHei" w:hAnsi="Microsoft JhengHei" w:eastAsia="Microsoft JhengHei" w:cs="Microsoft JhengHei"/>
               <w:szCs w:val="24"/>
             </w:rPr>
             <w:fldChar w:fldCharType="separate"/>
@@ -1566,7 +1612,7 @@
           </w:r>
           <w:r>
             <w:rPr>
-              <w:rFonts w:ascii="Microsoft JhengHei" w:eastAsia="Microsoft JhengHei" w:hAnsi="Microsoft JhengHei" w:cs="Microsoft JhengHei" w:hint="eastAsia"/>
+              <w:rFonts w:hint="eastAsia" w:ascii="Microsoft JhengHei" w:hAnsi="Microsoft JhengHei" w:eastAsia="Microsoft JhengHei" w:cs="Microsoft JhengHei"/>
               <w:szCs w:val="24"/>
             </w:rPr>
             <w:fldChar w:fldCharType="end"/>
@@ -1574,28 +1620,28 @@
         </w:p>
         <w:p>
           <w:pPr>
-            <w:pStyle w:val="TOC1"/>
+            <w:pStyle w:val="16"/>
             <w:tabs>
               <w:tab w:val="right" w:leader="dot" w:pos="8306"/>
             </w:tabs>
           </w:pPr>
           <w:r>
             <w:rPr>
-              <w:rFonts w:ascii="Microsoft JhengHei" w:eastAsia="Microsoft JhengHei" w:hAnsi="Microsoft JhengHei" w:cs="Microsoft JhengHei" w:hint="eastAsia"/>
+              <w:rFonts w:hint="eastAsia" w:ascii="Microsoft JhengHei" w:hAnsi="Microsoft JhengHei" w:eastAsia="Microsoft JhengHei" w:cs="Microsoft JhengHei"/>
               <w:szCs w:val="24"/>
             </w:rPr>
             <w:fldChar w:fldCharType="begin"/>
           </w:r>
           <w:r>
             <w:rPr>
-              <w:rFonts w:ascii="Microsoft JhengHei" w:eastAsia="Microsoft JhengHei" w:hAnsi="Microsoft JhengHei" w:cs="Microsoft JhengHei" w:hint="eastAsia"/>
+              <w:rFonts w:hint="eastAsia" w:ascii="Microsoft JhengHei" w:hAnsi="Microsoft JhengHei" w:eastAsia="Microsoft JhengHei" w:cs="Microsoft JhengHei"/>
               <w:szCs w:val="24"/>
             </w:rPr>
             <w:instrText xml:space="preserve"> HYPERLINK \l _Toc13921 </w:instrText>
           </w:r>
           <w:r>
             <w:rPr>
-              <w:rFonts w:ascii="Microsoft JhengHei" w:eastAsia="Microsoft JhengHei" w:hAnsi="Microsoft JhengHei" w:cs="Microsoft JhengHei" w:hint="eastAsia"/>
+              <w:rFonts w:hint="eastAsia" w:ascii="Microsoft JhengHei" w:hAnsi="Microsoft JhengHei" w:eastAsia="Microsoft JhengHei" w:cs="Microsoft JhengHei"/>
               <w:szCs w:val="24"/>
             </w:rPr>
             <w:fldChar w:fldCharType="separate"/>
@@ -1626,7 +1672,7 @@
           </w:r>
           <w:r>
             <w:rPr>
-              <w:rFonts w:ascii="Microsoft JhengHei" w:eastAsia="Microsoft JhengHei" w:hAnsi="Microsoft JhengHei" w:cs="Microsoft JhengHei" w:hint="eastAsia"/>
+              <w:rFonts w:hint="eastAsia" w:ascii="Microsoft JhengHei" w:hAnsi="Microsoft JhengHei" w:eastAsia="Microsoft JhengHei" w:cs="Microsoft JhengHei"/>
               <w:szCs w:val="24"/>
             </w:rPr>
             <w:fldChar w:fldCharType="end"/>
@@ -1634,28 +1680,28 @@
         </w:p>
         <w:p>
           <w:pPr>
-            <w:pStyle w:val="TOC1"/>
+            <w:pStyle w:val="16"/>
             <w:tabs>
               <w:tab w:val="right" w:leader="dot" w:pos="8306"/>
             </w:tabs>
           </w:pPr>
           <w:r>
             <w:rPr>
-              <w:rFonts w:ascii="Microsoft JhengHei" w:eastAsia="Microsoft JhengHei" w:hAnsi="Microsoft JhengHei" w:cs="Microsoft JhengHei" w:hint="eastAsia"/>
+              <w:rFonts w:hint="eastAsia" w:ascii="Microsoft JhengHei" w:hAnsi="Microsoft JhengHei" w:eastAsia="Microsoft JhengHei" w:cs="Microsoft JhengHei"/>
               <w:szCs w:val="24"/>
             </w:rPr>
             <w:fldChar w:fldCharType="begin"/>
           </w:r>
           <w:r>
             <w:rPr>
-              <w:rFonts w:ascii="Microsoft JhengHei" w:eastAsia="Microsoft JhengHei" w:hAnsi="Microsoft JhengHei" w:cs="Microsoft JhengHei" w:hint="eastAsia"/>
+              <w:rFonts w:hint="eastAsia" w:ascii="Microsoft JhengHei" w:hAnsi="Microsoft JhengHei" w:eastAsia="Microsoft JhengHei" w:cs="Microsoft JhengHei"/>
               <w:szCs w:val="24"/>
             </w:rPr>
             <w:instrText xml:space="preserve"> HYPERLINK \l _Toc20444 </w:instrText>
           </w:r>
           <w:r>
             <w:rPr>
-              <w:rFonts w:ascii="Microsoft JhengHei" w:eastAsia="Microsoft JhengHei" w:hAnsi="Microsoft JhengHei" w:cs="Microsoft JhengHei" w:hint="eastAsia"/>
+              <w:rFonts w:hint="eastAsia" w:ascii="Microsoft JhengHei" w:hAnsi="Microsoft JhengHei" w:eastAsia="Microsoft JhengHei" w:cs="Microsoft JhengHei"/>
               <w:szCs w:val="24"/>
             </w:rPr>
             <w:fldChar w:fldCharType="separate"/>
@@ -1686,7 +1732,7 @@
           </w:r>
           <w:r>
             <w:rPr>
-              <w:rFonts w:ascii="Microsoft JhengHei" w:eastAsia="Microsoft JhengHei" w:hAnsi="Microsoft JhengHei" w:cs="Microsoft JhengHei" w:hint="eastAsia"/>
+              <w:rFonts w:hint="eastAsia" w:ascii="Microsoft JhengHei" w:hAnsi="Microsoft JhengHei" w:eastAsia="Microsoft JhengHei" w:cs="Microsoft JhengHei"/>
               <w:szCs w:val="24"/>
             </w:rPr>
             <w:fldChar w:fldCharType="end"/>
@@ -1694,28 +1740,28 @@
         </w:p>
         <w:p>
           <w:pPr>
-            <w:pStyle w:val="TOC2"/>
+            <w:pStyle w:val="17"/>
             <w:tabs>
               <w:tab w:val="right" w:leader="dot" w:pos="8306"/>
             </w:tabs>
           </w:pPr>
           <w:r>
             <w:rPr>
-              <w:rFonts w:ascii="Microsoft JhengHei" w:eastAsia="Microsoft JhengHei" w:hAnsi="Microsoft JhengHei" w:cs="Microsoft JhengHei" w:hint="eastAsia"/>
+              <w:rFonts w:hint="eastAsia" w:ascii="Microsoft JhengHei" w:hAnsi="Microsoft JhengHei" w:eastAsia="Microsoft JhengHei" w:cs="Microsoft JhengHei"/>
               <w:szCs w:val="24"/>
             </w:rPr>
             <w:fldChar w:fldCharType="begin"/>
           </w:r>
           <w:r>
             <w:rPr>
-              <w:rFonts w:ascii="Microsoft JhengHei" w:eastAsia="Microsoft JhengHei" w:hAnsi="Microsoft JhengHei" w:cs="Microsoft JhengHei" w:hint="eastAsia"/>
+              <w:rFonts w:hint="eastAsia" w:ascii="Microsoft JhengHei" w:hAnsi="Microsoft JhengHei" w:eastAsia="Microsoft JhengHei" w:cs="Microsoft JhengHei"/>
               <w:szCs w:val="24"/>
             </w:rPr>
             <w:instrText xml:space="preserve"> HYPERLINK \l _Toc7316 </w:instrText>
           </w:r>
           <w:r>
             <w:rPr>
-              <w:rFonts w:ascii="Microsoft JhengHei" w:eastAsia="Microsoft JhengHei" w:hAnsi="Microsoft JhengHei" w:cs="Microsoft JhengHei" w:hint="eastAsia"/>
+              <w:rFonts w:hint="eastAsia" w:ascii="Microsoft JhengHei" w:hAnsi="Microsoft JhengHei" w:eastAsia="Microsoft JhengHei" w:cs="Microsoft JhengHei"/>
               <w:szCs w:val="24"/>
             </w:rPr>
             <w:fldChar w:fldCharType="separate"/>
@@ -1755,7 +1801,7 @@
           </w:r>
           <w:r>
             <w:rPr>
-              <w:rFonts w:ascii="Microsoft JhengHei" w:eastAsia="Microsoft JhengHei" w:hAnsi="Microsoft JhengHei" w:cs="Microsoft JhengHei" w:hint="eastAsia"/>
+              <w:rFonts w:hint="eastAsia" w:ascii="Microsoft JhengHei" w:hAnsi="Microsoft JhengHei" w:eastAsia="Microsoft JhengHei" w:cs="Microsoft JhengHei"/>
               <w:szCs w:val="24"/>
             </w:rPr>
             <w:fldChar w:fldCharType="end"/>
@@ -1763,28 +1809,28 @@
         </w:p>
         <w:p>
           <w:pPr>
-            <w:pStyle w:val="TOC2"/>
+            <w:pStyle w:val="17"/>
             <w:tabs>
               <w:tab w:val="right" w:leader="dot" w:pos="8306"/>
             </w:tabs>
           </w:pPr>
           <w:r>
             <w:rPr>
-              <w:rFonts w:ascii="Microsoft JhengHei" w:eastAsia="Microsoft JhengHei" w:hAnsi="Microsoft JhengHei" w:cs="Microsoft JhengHei" w:hint="eastAsia"/>
+              <w:rFonts w:hint="eastAsia" w:ascii="Microsoft JhengHei" w:hAnsi="Microsoft JhengHei" w:eastAsia="Microsoft JhengHei" w:cs="Microsoft JhengHei"/>
               <w:szCs w:val="24"/>
             </w:rPr>
             <w:fldChar w:fldCharType="begin"/>
           </w:r>
           <w:r>
             <w:rPr>
-              <w:rFonts w:ascii="Microsoft JhengHei" w:eastAsia="Microsoft JhengHei" w:hAnsi="Microsoft JhengHei" w:cs="Microsoft JhengHei" w:hint="eastAsia"/>
+              <w:rFonts w:hint="eastAsia" w:ascii="Microsoft JhengHei" w:hAnsi="Microsoft JhengHei" w:eastAsia="Microsoft JhengHei" w:cs="Microsoft JhengHei"/>
               <w:szCs w:val="24"/>
             </w:rPr>
             <w:instrText xml:space="preserve"> HYPERLINK \l _Toc15523 </w:instrText>
           </w:r>
           <w:r>
             <w:rPr>
-              <w:rFonts w:ascii="Microsoft JhengHei" w:eastAsia="Microsoft JhengHei" w:hAnsi="Microsoft JhengHei" w:cs="Microsoft JhengHei" w:hint="eastAsia"/>
+              <w:rFonts w:hint="eastAsia" w:ascii="Microsoft JhengHei" w:hAnsi="Microsoft JhengHei" w:eastAsia="Microsoft JhengHei" w:cs="Microsoft JhengHei"/>
               <w:szCs w:val="24"/>
             </w:rPr>
             <w:fldChar w:fldCharType="separate"/>
@@ -1816,7 +1862,7 @@
           </w:r>
           <w:r>
             <w:rPr>
-              <w:rFonts w:ascii="Microsoft JhengHei" w:eastAsia="Microsoft JhengHei" w:hAnsi="Microsoft JhengHei" w:cs="Microsoft JhengHei" w:hint="eastAsia"/>
+              <w:rFonts w:hint="eastAsia" w:ascii="Microsoft JhengHei" w:hAnsi="Microsoft JhengHei" w:eastAsia="Microsoft JhengHei" w:cs="Microsoft JhengHei"/>
               <w:szCs w:val="24"/>
             </w:rPr>
             <w:fldChar w:fldCharType="end"/>
@@ -1824,35 +1870,35 @@
         </w:p>
         <w:p>
           <w:pPr>
-            <w:pStyle w:val="TOC2"/>
+            <w:pStyle w:val="17"/>
             <w:tabs>
               <w:tab w:val="right" w:leader="dot" w:pos="8306"/>
             </w:tabs>
           </w:pPr>
           <w:r>
             <w:rPr>
-              <w:rFonts w:ascii="Microsoft JhengHei" w:eastAsia="Microsoft JhengHei" w:hAnsi="Microsoft JhengHei" w:cs="Microsoft JhengHei" w:hint="eastAsia"/>
+              <w:rFonts w:hint="eastAsia" w:ascii="Microsoft JhengHei" w:hAnsi="Microsoft JhengHei" w:eastAsia="Microsoft JhengHei" w:cs="Microsoft JhengHei"/>
               <w:szCs w:val="24"/>
             </w:rPr>
             <w:fldChar w:fldCharType="begin"/>
           </w:r>
           <w:r>
             <w:rPr>
-              <w:rFonts w:ascii="Microsoft JhengHei" w:eastAsia="Microsoft JhengHei" w:hAnsi="Microsoft JhengHei" w:cs="Microsoft JhengHei" w:hint="eastAsia"/>
+              <w:rFonts w:hint="eastAsia" w:ascii="Microsoft JhengHei" w:hAnsi="Microsoft JhengHei" w:eastAsia="Microsoft JhengHei" w:cs="Microsoft JhengHei"/>
               <w:szCs w:val="24"/>
             </w:rPr>
             <w:instrText xml:space="preserve"> HYPERLINK \l _Toc5316 </w:instrText>
           </w:r>
           <w:r>
             <w:rPr>
-              <w:rFonts w:ascii="Microsoft JhengHei" w:eastAsia="Microsoft JhengHei" w:hAnsi="Microsoft JhengHei" w:cs="Microsoft JhengHei" w:hint="eastAsia"/>
+              <w:rFonts w:hint="eastAsia" w:ascii="Microsoft JhengHei" w:hAnsi="Microsoft JhengHei" w:eastAsia="Microsoft JhengHei" w:cs="Microsoft JhengHei"/>
               <w:szCs w:val="24"/>
             </w:rPr>
             <w:fldChar w:fldCharType="separate"/>
           </w:r>
           <w:r>
             <w:rPr>
-              <w:rFonts w:eastAsia="宋体" w:hint="default"/>
+              <w:rFonts w:hint="default" w:eastAsia="宋体"/>
               <w:szCs w:val="24"/>
               <w:lang w:val="en-US" w:eastAsia="zh-CN"/>
             </w:rPr>
@@ -1885,7 +1931,7 @@
           </w:r>
           <w:r>
             <w:rPr>
-              <w:rFonts w:ascii="Microsoft JhengHei" w:eastAsia="Microsoft JhengHei" w:hAnsi="Microsoft JhengHei" w:cs="Microsoft JhengHei" w:hint="eastAsia"/>
+              <w:rFonts w:hint="eastAsia" w:ascii="Microsoft JhengHei" w:hAnsi="Microsoft JhengHei" w:eastAsia="Microsoft JhengHei" w:cs="Microsoft JhengHei"/>
               <w:szCs w:val="24"/>
             </w:rPr>
             <w:fldChar w:fldCharType="end"/>
@@ -1893,28 +1939,28 @@
         </w:p>
         <w:p>
           <w:pPr>
-            <w:pStyle w:val="TOC1"/>
+            <w:pStyle w:val="16"/>
             <w:tabs>
               <w:tab w:val="right" w:leader="dot" w:pos="8306"/>
             </w:tabs>
           </w:pPr>
           <w:r>
             <w:rPr>
-              <w:rFonts w:ascii="Microsoft JhengHei" w:eastAsia="Microsoft JhengHei" w:hAnsi="Microsoft JhengHei" w:cs="Microsoft JhengHei" w:hint="eastAsia"/>
+              <w:rFonts w:hint="eastAsia" w:ascii="Microsoft JhengHei" w:hAnsi="Microsoft JhengHei" w:eastAsia="Microsoft JhengHei" w:cs="Microsoft JhengHei"/>
               <w:szCs w:val="24"/>
             </w:rPr>
             <w:fldChar w:fldCharType="begin"/>
           </w:r>
           <w:r>
             <w:rPr>
-              <w:rFonts w:ascii="Microsoft JhengHei" w:eastAsia="Microsoft JhengHei" w:hAnsi="Microsoft JhengHei" w:cs="Microsoft JhengHei" w:hint="eastAsia"/>
+              <w:rFonts w:hint="eastAsia" w:ascii="Microsoft JhengHei" w:hAnsi="Microsoft JhengHei" w:eastAsia="Microsoft JhengHei" w:cs="Microsoft JhengHei"/>
               <w:szCs w:val="24"/>
             </w:rPr>
             <w:instrText xml:space="preserve"> HYPERLINK \l _Toc17061 </w:instrText>
           </w:r>
           <w:r>
             <w:rPr>
-              <w:rFonts w:ascii="Microsoft JhengHei" w:eastAsia="Microsoft JhengHei" w:hAnsi="Microsoft JhengHei" w:cs="Microsoft JhengHei" w:hint="eastAsia"/>
+              <w:rFonts w:hint="eastAsia" w:ascii="Microsoft JhengHei" w:hAnsi="Microsoft JhengHei" w:eastAsia="Microsoft JhengHei" w:cs="Microsoft JhengHei"/>
               <w:szCs w:val="24"/>
             </w:rPr>
             <w:fldChar w:fldCharType="separate"/>
@@ -1945,7 +1991,7 @@
           </w:r>
           <w:r>
             <w:rPr>
-              <w:rFonts w:ascii="Microsoft JhengHei" w:eastAsia="Microsoft JhengHei" w:hAnsi="Microsoft JhengHei" w:cs="Microsoft JhengHei" w:hint="eastAsia"/>
+              <w:rFonts w:hint="eastAsia" w:ascii="Microsoft JhengHei" w:hAnsi="Microsoft JhengHei" w:eastAsia="Microsoft JhengHei" w:cs="Microsoft JhengHei"/>
               <w:szCs w:val="24"/>
             </w:rPr>
             <w:fldChar w:fldCharType="end"/>
@@ -1953,28 +1999,28 @@
         </w:p>
         <w:p>
           <w:pPr>
-            <w:pStyle w:val="TOC2"/>
+            <w:pStyle w:val="17"/>
             <w:tabs>
               <w:tab w:val="right" w:leader="dot" w:pos="8306"/>
             </w:tabs>
           </w:pPr>
           <w:r>
             <w:rPr>
-              <w:rFonts w:ascii="Microsoft JhengHei" w:eastAsia="Microsoft JhengHei" w:hAnsi="Microsoft JhengHei" w:cs="Microsoft JhengHei" w:hint="eastAsia"/>
+              <w:rFonts w:hint="eastAsia" w:ascii="Microsoft JhengHei" w:hAnsi="Microsoft JhengHei" w:eastAsia="Microsoft JhengHei" w:cs="Microsoft JhengHei"/>
               <w:szCs w:val="24"/>
             </w:rPr>
             <w:fldChar w:fldCharType="begin"/>
           </w:r>
           <w:r>
             <w:rPr>
-              <w:rFonts w:ascii="Microsoft JhengHei" w:eastAsia="Microsoft JhengHei" w:hAnsi="Microsoft JhengHei" w:cs="Microsoft JhengHei" w:hint="eastAsia"/>
+              <w:rFonts w:hint="eastAsia" w:ascii="Microsoft JhengHei" w:hAnsi="Microsoft JhengHei" w:eastAsia="Microsoft JhengHei" w:cs="Microsoft JhengHei"/>
               <w:szCs w:val="24"/>
             </w:rPr>
             <w:instrText xml:space="preserve"> HYPERLINK \l _Toc14498 </w:instrText>
           </w:r>
           <w:r>
             <w:rPr>
-              <w:rFonts w:ascii="Microsoft JhengHei" w:eastAsia="Microsoft JhengHei" w:hAnsi="Microsoft JhengHei" w:cs="Microsoft JhengHei" w:hint="eastAsia"/>
+              <w:rFonts w:hint="eastAsia" w:ascii="Microsoft JhengHei" w:hAnsi="Microsoft JhengHei" w:eastAsia="Microsoft JhengHei" w:cs="Microsoft JhengHei"/>
               <w:szCs w:val="24"/>
             </w:rPr>
             <w:fldChar w:fldCharType="separate"/>
@@ -2006,7 +2052,7 @@
           </w:r>
           <w:r>
             <w:rPr>
-              <w:rFonts w:ascii="Microsoft JhengHei" w:eastAsia="Microsoft JhengHei" w:hAnsi="Microsoft JhengHei" w:cs="Microsoft JhengHei" w:hint="eastAsia"/>
+              <w:rFonts w:hint="eastAsia" w:ascii="Microsoft JhengHei" w:hAnsi="Microsoft JhengHei" w:eastAsia="Microsoft JhengHei" w:cs="Microsoft JhengHei"/>
               <w:szCs w:val="24"/>
             </w:rPr>
             <w:fldChar w:fldCharType="end"/>
@@ -2014,28 +2060,28 @@
         </w:p>
         <w:p>
           <w:pPr>
-            <w:pStyle w:val="TOC2"/>
+            <w:pStyle w:val="17"/>
             <w:tabs>
               <w:tab w:val="right" w:leader="dot" w:pos="8306"/>
             </w:tabs>
           </w:pPr>
           <w:r>
             <w:rPr>
-              <w:rFonts w:ascii="Microsoft JhengHei" w:eastAsia="Microsoft JhengHei" w:hAnsi="Microsoft JhengHei" w:cs="Microsoft JhengHei" w:hint="eastAsia"/>
+              <w:rFonts w:hint="eastAsia" w:ascii="Microsoft JhengHei" w:hAnsi="Microsoft JhengHei" w:eastAsia="Microsoft JhengHei" w:cs="Microsoft JhengHei"/>
               <w:szCs w:val="24"/>
             </w:rPr>
             <w:fldChar w:fldCharType="begin"/>
           </w:r>
           <w:r>
             <w:rPr>
-              <w:rFonts w:ascii="Microsoft JhengHei" w:eastAsia="Microsoft JhengHei" w:hAnsi="Microsoft JhengHei" w:cs="Microsoft JhengHei" w:hint="eastAsia"/>
+              <w:rFonts w:hint="eastAsia" w:ascii="Microsoft JhengHei" w:hAnsi="Microsoft JhengHei" w:eastAsia="Microsoft JhengHei" w:cs="Microsoft JhengHei"/>
               <w:szCs w:val="24"/>
             </w:rPr>
             <w:instrText xml:space="preserve"> HYPERLINK \l _Toc12417 </w:instrText>
           </w:r>
           <w:r>
             <w:rPr>
-              <w:rFonts w:ascii="Microsoft JhengHei" w:eastAsia="Microsoft JhengHei" w:hAnsi="Microsoft JhengHei" w:cs="Microsoft JhengHei" w:hint="eastAsia"/>
+              <w:rFonts w:hint="eastAsia" w:ascii="Microsoft JhengHei" w:hAnsi="Microsoft JhengHei" w:eastAsia="Microsoft JhengHei" w:cs="Microsoft JhengHei"/>
               <w:szCs w:val="24"/>
             </w:rPr>
             <w:fldChar w:fldCharType="separate"/>
@@ -2067,7 +2113,7 @@
           </w:r>
           <w:r>
             <w:rPr>
-              <w:rFonts w:ascii="Microsoft JhengHei" w:eastAsia="Microsoft JhengHei" w:hAnsi="Microsoft JhengHei" w:cs="Microsoft JhengHei" w:hint="eastAsia"/>
+              <w:rFonts w:hint="eastAsia" w:ascii="Microsoft JhengHei" w:hAnsi="Microsoft JhengHei" w:eastAsia="Microsoft JhengHei" w:cs="Microsoft JhengHei"/>
               <w:szCs w:val="24"/>
             </w:rPr>
             <w:fldChar w:fldCharType="end"/>
@@ -2075,28 +2121,28 @@
         </w:p>
         <w:p>
           <w:pPr>
-            <w:pStyle w:val="TOC2"/>
+            <w:pStyle w:val="17"/>
             <w:tabs>
               <w:tab w:val="right" w:leader="dot" w:pos="8306"/>
             </w:tabs>
           </w:pPr>
           <w:r>
             <w:rPr>
-              <w:rFonts w:ascii="Microsoft JhengHei" w:eastAsia="Microsoft JhengHei" w:hAnsi="Microsoft JhengHei" w:cs="Microsoft JhengHei" w:hint="eastAsia"/>
+              <w:rFonts w:hint="eastAsia" w:ascii="Microsoft JhengHei" w:hAnsi="Microsoft JhengHei" w:eastAsia="Microsoft JhengHei" w:cs="Microsoft JhengHei"/>
               <w:szCs w:val="24"/>
             </w:rPr>
             <w:fldChar w:fldCharType="begin"/>
           </w:r>
           <w:r>
             <w:rPr>
-              <w:rFonts w:ascii="Microsoft JhengHei" w:eastAsia="Microsoft JhengHei" w:hAnsi="Microsoft JhengHei" w:cs="Microsoft JhengHei" w:hint="eastAsia"/>
+              <w:rFonts w:hint="eastAsia" w:ascii="Microsoft JhengHei" w:hAnsi="Microsoft JhengHei" w:eastAsia="Microsoft JhengHei" w:cs="Microsoft JhengHei"/>
               <w:szCs w:val="24"/>
             </w:rPr>
             <w:instrText xml:space="preserve"> HYPERLINK \l _Toc29013 </w:instrText>
           </w:r>
           <w:r>
             <w:rPr>
-              <w:rFonts w:ascii="Microsoft JhengHei" w:eastAsia="Microsoft JhengHei" w:hAnsi="Microsoft JhengHei" w:cs="Microsoft JhengHei" w:hint="eastAsia"/>
+              <w:rFonts w:hint="eastAsia" w:ascii="Microsoft JhengHei" w:hAnsi="Microsoft JhengHei" w:eastAsia="Microsoft JhengHei" w:cs="Microsoft JhengHei"/>
               <w:szCs w:val="24"/>
             </w:rPr>
             <w:fldChar w:fldCharType="separate"/>
@@ -2128,7 +2174,7 @@
           </w:r>
           <w:r>
             <w:rPr>
-              <w:rFonts w:ascii="Microsoft JhengHei" w:eastAsia="Microsoft JhengHei" w:hAnsi="Microsoft JhengHei" w:cs="Microsoft JhengHei" w:hint="eastAsia"/>
+              <w:rFonts w:hint="eastAsia" w:ascii="Microsoft JhengHei" w:hAnsi="Microsoft JhengHei" w:eastAsia="Microsoft JhengHei" w:cs="Microsoft JhengHei"/>
               <w:szCs w:val="24"/>
             </w:rPr>
             <w:fldChar w:fldCharType="end"/>
@@ -2136,28 +2182,28 @@
         </w:p>
         <w:p>
           <w:pPr>
-            <w:pStyle w:val="TOC2"/>
+            <w:pStyle w:val="17"/>
             <w:tabs>
               <w:tab w:val="right" w:leader="dot" w:pos="8306"/>
             </w:tabs>
           </w:pPr>
           <w:r>
             <w:rPr>
-              <w:rFonts w:ascii="Microsoft JhengHei" w:eastAsia="Microsoft JhengHei" w:hAnsi="Microsoft JhengHei" w:cs="Microsoft JhengHei" w:hint="eastAsia"/>
+              <w:rFonts w:hint="eastAsia" w:ascii="Microsoft JhengHei" w:hAnsi="Microsoft JhengHei" w:eastAsia="Microsoft JhengHei" w:cs="Microsoft JhengHei"/>
               <w:szCs w:val="24"/>
             </w:rPr>
             <w:fldChar w:fldCharType="begin"/>
           </w:r>
           <w:r>
             <w:rPr>
-              <w:rFonts w:ascii="Microsoft JhengHei" w:eastAsia="Microsoft JhengHei" w:hAnsi="Microsoft JhengHei" w:cs="Microsoft JhengHei" w:hint="eastAsia"/>
+              <w:rFonts w:hint="eastAsia" w:ascii="Microsoft JhengHei" w:hAnsi="Microsoft JhengHei" w:eastAsia="Microsoft JhengHei" w:cs="Microsoft JhengHei"/>
               <w:szCs w:val="24"/>
             </w:rPr>
             <w:instrText xml:space="preserve"> HYPERLINK \l _Toc21425 </w:instrText>
           </w:r>
           <w:r>
             <w:rPr>
-              <w:rFonts w:ascii="Microsoft JhengHei" w:eastAsia="Microsoft JhengHei" w:hAnsi="Microsoft JhengHei" w:cs="Microsoft JhengHei" w:hint="eastAsia"/>
+              <w:rFonts w:hint="eastAsia" w:ascii="Microsoft JhengHei" w:hAnsi="Microsoft JhengHei" w:eastAsia="Microsoft JhengHei" w:cs="Microsoft JhengHei"/>
               <w:szCs w:val="24"/>
             </w:rPr>
             <w:fldChar w:fldCharType="separate"/>
@@ -2196,7 +2242,7 @@
           </w:r>
           <w:r>
             <w:rPr>
-              <w:rFonts w:ascii="Microsoft JhengHei" w:eastAsia="Microsoft JhengHei" w:hAnsi="Microsoft JhengHei" w:cs="Microsoft JhengHei" w:hint="eastAsia"/>
+              <w:rFonts w:hint="eastAsia" w:ascii="Microsoft JhengHei" w:hAnsi="Microsoft JhengHei" w:eastAsia="Microsoft JhengHei" w:cs="Microsoft JhengHei"/>
               <w:szCs w:val="24"/>
             </w:rPr>
             <w:fldChar w:fldCharType="end"/>
@@ -2204,28 +2250,28 @@
         </w:p>
         <w:p>
           <w:pPr>
-            <w:pStyle w:val="TOC2"/>
+            <w:pStyle w:val="17"/>
             <w:tabs>
               <w:tab w:val="right" w:leader="dot" w:pos="8306"/>
             </w:tabs>
           </w:pPr>
           <w:r>
             <w:rPr>
-              <w:rFonts w:ascii="Microsoft JhengHei" w:eastAsia="Microsoft JhengHei" w:hAnsi="Microsoft JhengHei" w:cs="Microsoft JhengHei" w:hint="eastAsia"/>
+              <w:rFonts w:hint="eastAsia" w:ascii="Microsoft JhengHei" w:hAnsi="Microsoft JhengHei" w:eastAsia="Microsoft JhengHei" w:cs="Microsoft JhengHei"/>
               <w:szCs w:val="24"/>
             </w:rPr>
             <w:fldChar w:fldCharType="begin"/>
           </w:r>
           <w:r>
             <w:rPr>
-              <w:rFonts w:ascii="Microsoft JhengHei" w:eastAsia="Microsoft JhengHei" w:hAnsi="Microsoft JhengHei" w:cs="Microsoft JhengHei" w:hint="eastAsia"/>
+              <w:rFonts w:hint="eastAsia" w:ascii="Microsoft JhengHei" w:hAnsi="Microsoft JhengHei" w:eastAsia="Microsoft JhengHei" w:cs="Microsoft JhengHei"/>
               <w:szCs w:val="24"/>
             </w:rPr>
             <w:instrText xml:space="preserve"> HYPERLINK \l _Toc9086 </w:instrText>
           </w:r>
           <w:r>
             <w:rPr>
-              <w:rFonts w:ascii="Microsoft JhengHei" w:eastAsia="Microsoft JhengHei" w:hAnsi="Microsoft JhengHei" w:cs="Microsoft JhengHei" w:hint="eastAsia"/>
+              <w:rFonts w:hint="eastAsia" w:ascii="Microsoft JhengHei" w:hAnsi="Microsoft JhengHei" w:eastAsia="Microsoft JhengHei" w:cs="Microsoft JhengHei"/>
               <w:szCs w:val="24"/>
             </w:rPr>
             <w:fldChar w:fldCharType="separate"/>
@@ -2256,7 +2302,7 @@
           </w:r>
           <w:r>
             <w:rPr>
-              <w:rFonts w:ascii="Microsoft JhengHei" w:eastAsia="Microsoft JhengHei" w:hAnsi="Microsoft JhengHei" w:cs="Microsoft JhengHei" w:hint="eastAsia"/>
+              <w:rFonts w:hint="eastAsia" w:ascii="Microsoft JhengHei" w:hAnsi="Microsoft JhengHei" w:eastAsia="Microsoft JhengHei" w:cs="Microsoft JhengHei"/>
               <w:szCs w:val="24"/>
             </w:rPr>
             <w:fldChar w:fldCharType="end"/>
@@ -2264,28 +2310,28 @@
         </w:p>
         <w:p>
           <w:pPr>
-            <w:pStyle w:val="TOC2"/>
+            <w:pStyle w:val="17"/>
             <w:tabs>
               <w:tab w:val="right" w:leader="dot" w:pos="8306"/>
             </w:tabs>
           </w:pPr>
           <w:r>
             <w:rPr>
-              <w:rFonts w:ascii="Microsoft JhengHei" w:eastAsia="Microsoft JhengHei" w:hAnsi="Microsoft JhengHei" w:cs="Microsoft JhengHei" w:hint="eastAsia"/>
+              <w:rFonts w:hint="eastAsia" w:ascii="Microsoft JhengHei" w:hAnsi="Microsoft JhengHei" w:eastAsia="Microsoft JhengHei" w:cs="Microsoft JhengHei"/>
               <w:szCs w:val="24"/>
             </w:rPr>
             <w:fldChar w:fldCharType="begin"/>
           </w:r>
           <w:r>
             <w:rPr>
-              <w:rFonts w:ascii="Microsoft JhengHei" w:eastAsia="Microsoft JhengHei" w:hAnsi="Microsoft JhengHei" w:cs="Microsoft JhengHei" w:hint="eastAsia"/>
+              <w:rFonts w:hint="eastAsia" w:ascii="Microsoft JhengHei" w:hAnsi="Microsoft JhengHei" w:eastAsia="Microsoft JhengHei" w:cs="Microsoft JhengHei"/>
               <w:szCs w:val="24"/>
             </w:rPr>
             <w:instrText xml:space="preserve"> HYPERLINK \l _Toc24361 </w:instrText>
           </w:r>
           <w:r>
             <w:rPr>
-              <w:rFonts w:ascii="Microsoft JhengHei" w:eastAsia="Microsoft JhengHei" w:hAnsi="Microsoft JhengHei" w:cs="Microsoft JhengHei" w:hint="eastAsia"/>
+              <w:rFonts w:hint="eastAsia" w:ascii="Microsoft JhengHei" w:hAnsi="Microsoft JhengHei" w:eastAsia="Microsoft JhengHei" w:cs="Microsoft JhengHei"/>
               <w:szCs w:val="24"/>
             </w:rPr>
             <w:fldChar w:fldCharType="separate"/>
@@ -2316,7 +2362,7 @@
           </w:r>
           <w:r>
             <w:rPr>
-              <w:rFonts w:ascii="Microsoft JhengHei" w:eastAsia="Microsoft JhengHei" w:hAnsi="Microsoft JhengHei" w:cs="Microsoft JhengHei" w:hint="eastAsia"/>
+              <w:rFonts w:hint="eastAsia" w:ascii="Microsoft JhengHei" w:hAnsi="Microsoft JhengHei" w:eastAsia="Microsoft JhengHei" w:cs="Microsoft JhengHei"/>
               <w:szCs w:val="24"/>
             </w:rPr>
             <w:fldChar w:fldCharType="end"/>
@@ -2324,28 +2370,28 @@
         </w:p>
         <w:p>
           <w:pPr>
-            <w:pStyle w:val="TOC2"/>
+            <w:pStyle w:val="17"/>
             <w:tabs>
               <w:tab w:val="right" w:leader="dot" w:pos="8306"/>
             </w:tabs>
           </w:pPr>
           <w:r>
             <w:rPr>
-              <w:rFonts w:ascii="Microsoft JhengHei" w:eastAsia="Microsoft JhengHei" w:hAnsi="Microsoft JhengHei" w:cs="Microsoft JhengHei" w:hint="eastAsia"/>
+              <w:rFonts w:hint="eastAsia" w:ascii="Microsoft JhengHei" w:hAnsi="Microsoft JhengHei" w:eastAsia="Microsoft JhengHei" w:cs="Microsoft JhengHei"/>
               <w:szCs w:val="24"/>
             </w:rPr>
             <w:fldChar w:fldCharType="begin"/>
           </w:r>
           <w:r>
             <w:rPr>
-              <w:rFonts w:ascii="Microsoft JhengHei" w:eastAsia="Microsoft JhengHei" w:hAnsi="Microsoft JhengHei" w:cs="Microsoft JhengHei" w:hint="eastAsia"/>
+              <w:rFonts w:hint="eastAsia" w:ascii="Microsoft JhengHei" w:hAnsi="Microsoft JhengHei" w:eastAsia="Microsoft JhengHei" w:cs="Microsoft JhengHei"/>
               <w:szCs w:val="24"/>
             </w:rPr>
             <w:instrText xml:space="preserve"> HYPERLINK \l _Toc15337 </w:instrText>
           </w:r>
           <w:r>
             <w:rPr>
-              <w:rFonts w:ascii="Microsoft JhengHei" w:eastAsia="Microsoft JhengHei" w:hAnsi="Microsoft JhengHei" w:cs="Microsoft JhengHei" w:hint="eastAsia"/>
+              <w:rFonts w:hint="eastAsia" w:ascii="Microsoft JhengHei" w:hAnsi="Microsoft JhengHei" w:eastAsia="Microsoft JhengHei" w:cs="Microsoft JhengHei"/>
               <w:szCs w:val="24"/>
             </w:rPr>
             <w:fldChar w:fldCharType="separate"/>
@@ -2376,7 +2422,7 @@
           </w:r>
           <w:r>
             <w:rPr>
-              <w:rFonts w:ascii="Microsoft JhengHei" w:eastAsia="Microsoft JhengHei" w:hAnsi="Microsoft JhengHei" w:cs="Microsoft JhengHei" w:hint="eastAsia"/>
+              <w:rFonts w:hint="eastAsia" w:ascii="Microsoft JhengHei" w:hAnsi="Microsoft JhengHei" w:eastAsia="Microsoft JhengHei" w:cs="Microsoft JhengHei"/>
               <w:szCs w:val="24"/>
             </w:rPr>
             <w:fldChar w:fldCharType="end"/>
@@ -2384,28 +2430,28 @@
         </w:p>
         <w:p>
           <w:pPr>
-            <w:pStyle w:val="TOC1"/>
+            <w:pStyle w:val="16"/>
             <w:tabs>
               <w:tab w:val="right" w:leader="dot" w:pos="8306"/>
             </w:tabs>
           </w:pPr>
           <w:r>
             <w:rPr>
-              <w:rFonts w:ascii="Microsoft JhengHei" w:eastAsia="Microsoft JhengHei" w:hAnsi="Microsoft JhengHei" w:cs="Microsoft JhengHei" w:hint="eastAsia"/>
+              <w:rFonts w:hint="eastAsia" w:ascii="Microsoft JhengHei" w:hAnsi="Microsoft JhengHei" w:eastAsia="Microsoft JhengHei" w:cs="Microsoft JhengHei"/>
               <w:szCs w:val="24"/>
             </w:rPr>
             <w:fldChar w:fldCharType="begin"/>
           </w:r>
           <w:r>
             <w:rPr>
-              <w:rFonts w:ascii="Microsoft JhengHei" w:eastAsia="Microsoft JhengHei" w:hAnsi="Microsoft JhengHei" w:cs="Microsoft JhengHei" w:hint="eastAsia"/>
+              <w:rFonts w:hint="eastAsia" w:ascii="Microsoft JhengHei" w:hAnsi="Microsoft JhengHei" w:eastAsia="Microsoft JhengHei" w:cs="Microsoft JhengHei"/>
               <w:szCs w:val="24"/>
             </w:rPr>
             <w:instrText xml:space="preserve"> HYPERLINK \l _Toc915 </w:instrText>
           </w:r>
           <w:r>
             <w:rPr>
-              <w:rFonts w:ascii="Microsoft JhengHei" w:eastAsia="Microsoft JhengHei" w:hAnsi="Microsoft JhengHei" w:cs="Microsoft JhengHei" w:hint="eastAsia"/>
+              <w:rFonts w:hint="eastAsia" w:ascii="Microsoft JhengHei" w:hAnsi="Microsoft JhengHei" w:eastAsia="Microsoft JhengHei" w:cs="Microsoft JhengHei"/>
               <w:szCs w:val="24"/>
             </w:rPr>
             <w:fldChar w:fldCharType="separate"/>
@@ -2444,7 +2490,7 @@
           </w:r>
           <w:r>
             <w:rPr>
-              <w:rFonts w:ascii="Microsoft JhengHei" w:eastAsia="Microsoft JhengHei" w:hAnsi="Microsoft JhengHei" w:cs="Microsoft JhengHei" w:hint="eastAsia"/>
+              <w:rFonts w:hint="eastAsia" w:ascii="Microsoft JhengHei" w:hAnsi="Microsoft JhengHei" w:eastAsia="Microsoft JhengHei" w:cs="Microsoft JhengHei"/>
               <w:szCs w:val="24"/>
             </w:rPr>
             <w:fldChar w:fldCharType="end"/>
@@ -2463,7 +2509,7 @@
           </w:pPr>
           <w:r>
             <w:rPr>
-              <w:rFonts w:ascii="Microsoft JhengHei" w:eastAsia="Microsoft JhengHei" w:hAnsi="Microsoft JhengHei" w:cs="Microsoft JhengHei" w:hint="eastAsia"/>
+              <w:rFonts w:hint="eastAsia" w:ascii="Microsoft JhengHei" w:hAnsi="Microsoft JhengHei" w:eastAsia="Microsoft JhengHei" w:cs="Microsoft JhengHei"/>
               <w:szCs w:val="24"/>
             </w:rPr>
             <w:fldChar w:fldCharType="end"/>
@@ -2498,7 +2544,7 @@
     </w:p>
     <w:p>
       <w:pPr>
-        <w:pStyle w:val="1"/>
+        <w:pStyle w:val="28"/>
         <w:keepNext w:val="0"/>
         <w:keepLines w:val="0"/>
         <w:pageBreakBefore w:val="0"/>
@@ -2522,7 +2568,7 @@
     </w:p>
     <w:p>
       <w:pPr>
-        <w:pStyle w:val="a"/>
+        <w:pStyle w:val="29"/>
         <w:keepNext w:val="0"/>
         <w:keepLines w:val="0"/>
         <w:pageBreakBefore w:val="0"/>
@@ -2546,7 +2592,7 @@
     </w:p>
     <w:p>
       <w:pPr>
-        <w:pStyle w:val="1"/>
+        <w:pStyle w:val="28"/>
         <w:keepNext w:val="0"/>
         <w:keepLines w:val="0"/>
         <w:pageBreakBefore w:val="0"/>
@@ -2570,7 +2616,7 @@
     </w:p>
     <w:p>
       <w:pPr>
-        <w:pStyle w:val="a"/>
+        <w:pStyle w:val="29"/>
         <w:keepNext w:val="0"/>
         <w:keepLines w:val="0"/>
         <w:pageBreakBefore w:val="0"/>
@@ -2594,7 +2640,7 @@
     </w:p>
     <w:p>
       <w:pPr>
-        <w:pStyle w:val="NormalWeb"/>
+        <w:pStyle w:val="18"/>
         <w:keepNext w:val="0"/>
         <w:keepLines w:val="0"/>
         <w:pageBreakBefore w:val="0"/>
@@ -2608,7 +2654,7 @@
         <w:spacing w:before="165" w:beforeAutospacing="0" w:after="165" w:afterAutospacing="0" w:line="343" w:lineRule="atLeast"/>
         <w:ind w:left="0" w:right="0" w:firstLine="0"/>
         <w:rPr>
-          <w:rFonts w:ascii="宋体" w:eastAsia="宋体" w:hAnsi="宋体" w:cs="宋体" w:hint="eastAsia"/>
+          <w:rFonts w:hint="eastAsia" w:ascii="宋体" w:hAnsi="宋体" w:eastAsia="宋体" w:cs="宋体"/>
           <w:kern w:val="2"/>
           <w:sz w:val="24"/>
           <w:szCs w:val="24"/>
@@ -2617,8 +2663,8 @@
       </w:pPr>
       <w:r>
         <w:rPr>
-          <w:rStyle w:val="Strong"/>
-          <w:rFonts w:ascii="宋体" w:eastAsia="宋体" w:hAnsi="宋体" w:cs="宋体" w:hint="eastAsia"/>
+          <w:rStyle w:val="23"/>
+          <w:rFonts w:hint="eastAsia" w:ascii="宋体" w:hAnsi="宋体" w:eastAsia="宋体" w:cs="宋体"/>
           <w:b/>
           <w:bCs/>
           <w:i w:val="0"/>
@@ -2634,7 +2680,7 @@
       </w:r>
       <w:r>
         <w:rPr>
-          <w:rFonts w:ascii="宋体" w:eastAsia="宋体" w:hAnsi="宋体" w:cs="宋体" w:hint="eastAsia"/>
+          <w:rFonts w:hint="eastAsia" w:ascii="宋体" w:hAnsi="宋体" w:eastAsia="宋体" w:cs="宋体"/>
           <w:i w:val="0"/>
           <w:iCs w:val="0"/>
           <w:caps w:val="0"/>
@@ -2648,7 +2694,7 @@
       </w:r>
       <w:r>
         <w:rPr>
-          <w:rFonts w:ascii="宋体" w:eastAsia="宋体" w:hAnsi="宋体" w:cs="宋体" w:hint="eastAsia"/>
+          <w:rFonts w:hint="eastAsia" w:ascii="宋体" w:hAnsi="宋体" w:eastAsia="宋体" w:cs="宋体"/>
           <w:kern w:val="2"/>
           <w:sz w:val="24"/>
           <w:szCs w:val="24"/>
@@ -2659,7 +2705,7 @@
     </w:p>
     <w:p>
       <w:pPr>
-        <w:pStyle w:val="1"/>
+        <w:pStyle w:val="28"/>
         <w:keepNext w:val="0"/>
         <w:keepLines w:val="0"/>
         <w:pageBreakBefore w:val="0"/>
@@ -2683,18 +2729,19 @@
     </w:p>
     <w:tbl>
       <w:tblPr>
-        <w:tblStyle w:val="TableNormal"/>
+        <w:tblStyle w:val="20"/>
         <w:tblW w:w="0" w:type="auto"/>
         <w:tblInd w:w="0" w:type="dxa"/>
         <w:tblBorders>
-          <w:top w:val="single" w:sz="4" w:space="0" w:color="auto"/>
-          <w:left w:val="single" w:sz="4" w:space="0" w:color="auto"/>
-          <w:bottom w:val="single" w:sz="4" w:space="0" w:color="auto"/>
-          <w:right w:val="single" w:sz="4" w:space="0" w:color="auto"/>
-          <w:insideH w:val="single" w:sz="4" w:space="0" w:color="auto"/>
-          <w:insideV w:val="single" w:sz="4" w:space="0" w:color="auto"/>
+          <w:top w:val="single" w:color="auto" w:sz="4" w:space="0"/>
+          <w:left w:val="single" w:color="auto" w:sz="4" w:space="0"/>
+          <w:bottom w:val="single" w:color="auto" w:sz="4" w:space="0"/>
+          <w:right w:val="single" w:color="auto" w:sz="4" w:space="0"/>
+          <w:insideH w:val="single" w:color="auto" w:sz="4" w:space="0"/>
+          <w:insideV w:val="single" w:color="auto" w:sz="4" w:space="0"/>
         </w:tblBorders>
         <w:shd w:val="clear" w:color="auto" w:fill="auto"/>
+        <w:tblLayout w:type="autofit"/>
         <w:tblCellMar>
           <w:top w:w="15" w:type="dxa"/>
           <w:left w:w="15" w:type="dxa"/>
@@ -2708,17 +2755,14 @@
       </w:tblGrid>
       <w:tr>
         <w:tblPrEx>
-          <w:tblW w:w="0" w:type="auto"/>
-          <w:tblInd w:w="0" w:type="dxa"/>
           <w:tblBorders>
-            <w:top w:val="single" w:sz="4" w:space="0" w:color="auto"/>
-            <w:left w:val="single" w:sz="4" w:space="0" w:color="auto"/>
-            <w:bottom w:val="single" w:sz="4" w:space="0" w:color="auto"/>
-            <w:right w:val="single" w:sz="4" w:space="0" w:color="auto"/>
-            <w:insideH w:val="single" w:sz="4" w:space="0" w:color="auto"/>
-            <w:insideV w:val="single" w:sz="4" w:space="0" w:color="auto"/>
+            <w:top w:val="single" w:color="auto" w:sz="4" w:space="0"/>
+            <w:left w:val="single" w:color="auto" w:sz="4" w:space="0"/>
+            <w:bottom w:val="single" w:color="auto" w:sz="4" w:space="0"/>
+            <w:right w:val="single" w:color="auto" w:sz="4" w:space="0"/>
+            <w:insideH w:val="single" w:color="auto" w:sz="4" w:space="0"/>
+            <w:insideV w:val="single" w:color="auto" w:sz="4" w:space="0"/>
           </w:tblBorders>
-          <w:shd w:val="clear" w:color="auto" w:fill="auto"/>
           <w:tblCellMar>
             <w:top w:w="15" w:type="dxa"/>
             <w:left w:w="15" w:type="dxa"/>
@@ -2727,17 +2771,17 @@
           </w:tblCellMar>
         </w:tblPrEx>
         <w:trPr>
-          <w:trHeight w:val="687"/>
+          <w:trHeight w:val="687" w:hRule="atLeast"/>
           <w:tblHeader/>
         </w:trPr>
         <w:tc>
           <w:tcPr>
             <w:tcW w:w="1381" w:type="dxa"/>
             <w:tcBorders>
-              <w:top w:val="single" w:sz="4" w:space="0" w:color="auto"/>
-              <w:left w:val="single" w:sz="4" w:space="0" w:color="auto"/>
-              <w:bottom w:val="single" w:sz="4" w:space="0" w:color="auto"/>
-              <w:right w:val="single" w:sz="4" w:space="0" w:color="auto"/>
+              <w:top w:val="single" w:color="auto" w:sz="4" w:space="0"/>
+              <w:left w:val="single" w:color="auto" w:sz="4" w:space="0"/>
+              <w:bottom w:val="single" w:color="auto" w:sz="4" w:space="0"/>
+              <w:right w:val="single" w:color="auto" w:sz="4" w:space="0"/>
             </w:tcBorders>
             <w:shd w:val="clear" w:color="auto" w:fill="auto"/>
             <w:tcMar>
@@ -2750,7 +2794,7 @@
           </w:tcPr>
           <w:p>
             <w:pPr>
-              <w:pStyle w:val="NormalWeb"/>
+              <w:pStyle w:val="18"/>
               <w:keepNext w:val="0"/>
               <w:keepLines w:val="0"/>
               <w:pageBreakBefore w:val="0"/>
@@ -2764,7 +2808,7 @@
               <w:spacing w:before="165" w:beforeAutospacing="0" w:after="165" w:afterAutospacing="0" w:line="343" w:lineRule="atLeast"/>
               <w:ind w:left="0" w:right="0" w:firstLine="0"/>
               <w:rPr>
-                <w:rFonts w:ascii="宋体" w:eastAsia="宋体" w:hAnsi="宋体" w:cs="宋体" w:hint="eastAsia"/>
+                <w:rFonts w:hint="eastAsia" w:ascii="宋体" w:hAnsi="宋体" w:eastAsia="宋体" w:cs="宋体"/>
                 <w:kern w:val="2"/>
                 <w:sz w:val="24"/>
                 <w:szCs w:val="24"/>
@@ -2786,10 +2830,10 @@
           <w:tcPr>
             <w:tcW w:w="7045" w:type="dxa"/>
             <w:tcBorders>
-              <w:top w:val="single" w:sz="4" w:space="0" w:color="auto"/>
-              <w:left w:val="single" w:sz="4" w:space="0" w:color="auto"/>
-              <w:bottom w:val="single" w:sz="4" w:space="0" w:color="auto"/>
-              <w:right w:val="single" w:sz="4" w:space="0" w:color="auto"/>
+              <w:top w:val="single" w:color="auto" w:sz="4" w:space="0"/>
+              <w:left w:val="single" w:color="auto" w:sz="4" w:space="0"/>
+              <w:bottom w:val="single" w:color="auto" w:sz="4" w:space="0"/>
+              <w:right w:val="single" w:color="auto" w:sz="4" w:space="0"/>
             </w:tcBorders>
             <w:shd w:val="clear" w:color="auto" w:fill="auto"/>
             <w:tcMar>
@@ -2802,7 +2846,7 @@
           </w:tcPr>
           <w:p>
             <w:pPr>
-              <w:pStyle w:val="NormalWeb"/>
+              <w:pStyle w:val="18"/>
               <w:keepNext w:val="0"/>
               <w:keepLines w:val="0"/>
               <w:pageBreakBefore w:val="0"/>
@@ -2816,7 +2860,7 @@
               <w:spacing w:before="165" w:beforeAutospacing="0" w:after="165" w:afterAutospacing="0" w:line="343" w:lineRule="atLeast"/>
               <w:ind w:left="0" w:right="0" w:firstLine="0"/>
               <w:rPr>
-                <w:rFonts w:ascii="宋体" w:eastAsia="宋体" w:hAnsi="宋体" w:cs="宋体" w:hint="eastAsia"/>
+                <w:rFonts w:hint="eastAsia" w:ascii="宋体" w:hAnsi="宋体" w:eastAsia="宋体" w:cs="宋体"/>
                 <w:kern w:val="2"/>
                 <w:sz w:val="24"/>
                 <w:szCs w:val="24"/>
@@ -2825,7 +2869,7 @@
             </w:pPr>
             <w:r>
               <w:rPr>
-                <w:rFonts w:ascii="宋体" w:eastAsia="宋体" w:hAnsi="宋体" w:cs="宋体" w:hint="eastAsia"/>
+                <w:rFonts w:hint="eastAsia" w:ascii="宋体" w:hAnsi="宋体" w:eastAsia="宋体" w:cs="宋体"/>
                 <w:kern w:val="2"/>
                 <w:sz w:val="24"/>
                 <w:szCs w:val="24"/>
@@ -2838,9 +2882,14 @@
       </w:tr>
       <w:tr>
         <w:tblPrEx>
-          <w:tblW w:w="0" w:type="auto"/>
-          <w:tblInd w:w="0" w:type="dxa"/>
-          <w:shd w:val="clear" w:color="auto" w:fill="auto"/>
+          <w:tblBorders>
+            <w:top w:val="single" w:color="auto" w:sz="4" w:space="0"/>
+            <w:left w:val="single" w:color="auto" w:sz="4" w:space="0"/>
+            <w:bottom w:val="single" w:color="auto" w:sz="4" w:space="0"/>
+            <w:right w:val="single" w:color="auto" w:sz="4" w:space="0"/>
+            <w:insideH w:val="single" w:color="auto" w:sz="4" w:space="0"/>
+            <w:insideV w:val="single" w:color="auto" w:sz="4" w:space="0"/>
+          </w:tblBorders>
           <w:tblCellMar>
             <w:top w:w="15" w:type="dxa"/>
             <w:left w:w="15" w:type="dxa"/>
@@ -2852,10 +2901,10 @@
           <w:tcPr>
             <w:tcW w:w="1381" w:type="dxa"/>
             <w:tcBorders>
-              <w:top w:val="single" w:sz="4" w:space="0" w:color="auto"/>
-              <w:left w:val="single" w:sz="4" w:space="0" w:color="auto"/>
-              <w:bottom w:val="single" w:sz="4" w:space="0" w:color="auto"/>
-              <w:right w:val="single" w:sz="4" w:space="0" w:color="auto"/>
+              <w:top w:val="single" w:color="auto" w:sz="4" w:space="0"/>
+              <w:left w:val="single" w:color="auto" w:sz="4" w:space="0"/>
+              <w:bottom w:val="single" w:color="auto" w:sz="4" w:space="0"/>
+              <w:right w:val="single" w:color="auto" w:sz="4" w:space="0"/>
             </w:tcBorders>
             <w:shd w:val="clear" w:color="auto" w:fill="auto"/>
             <w:tcMar>
@@ -2868,7 +2917,7 @@
           </w:tcPr>
           <w:p>
             <w:pPr>
-              <w:pStyle w:val="NormalWeb"/>
+              <w:pStyle w:val="18"/>
               <w:keepNext w:val="0"/>
               <w:keepLines w:val="0"/>
               <w:pageBreakBefore w:val="0"/>
@@ -2882,7 +2931,7 @@
               <w:spacing w:before="165" w:beforeAutospacing="0" w:after="165" w:afterAutospacing="0" w:line="343" w:lineRule="atLeast"/>
               <w:ind w:left="0" w:right="0" w:firstLine="0"/>
               <w:rPr>
-                <w:rFonts w:ascii="宋体" w:eastAsia="宋体" w:hAnsi="宋体" w:cs="宋体" w:hint="eastAsia"/>
+                <w:rFonts w:hint="eastAsia" w:ascii="宋体" w:hAnsi="宋体" w:eastAsia="宋体" w:cs="宋体"/>
                 <w:kern w:val="2"/>
                 <w:sz w:val="24"/>
                 <w:szCs w:val="24"/>
@@ -2891,7 +2940,7 @@
             </w:pPr>
             <w:r>
               <w:rPr>
-                <w:rFonts w:ascii="宋体" w:eastAsia="宋体" w:hAnsi="宋体" w:cs="宋体" w:hint="eastAsia"/>
+                <w:rFonts w:hint="eastAsia" w:ascii="宋体" w:hAnsi="宋体" w:eastAsia="宋体" w:cs="宋体"/>
                 <w:kern w:val="2"/>
                 <w:sz w:val="24"/>
                 <w:szCs w:val="24"/>
@@ -2905,10 +2954,10 @@
           <w:tcPr>
             <w:tcW w:w="7045" w:type="dxa"/>
             <w:tcBorders>
-              <w:top w:val="single" w:sz="4" w:space="0" w:color="auto"/>
-              <w:left w:val="single" w:sz="4" w:space="0" w:color="auto"/>
-              <w:bottom w:val="single" w:sz="4" w:space="0" w:color="auto"/>
-              <w:right w:val="single" w:sz="4" w:space="0" w:color="auto"/>
+              <w:top w:val="single" w:color="auto" w:sz="4" w:space="0"/>
+              <w:left w:val="single" w:color="auto" w:sz="4" w:space="0"/>
+              <w:bottom w:val="single" w:color="auto" w:sz="4" w:space="0"/>
+              <w:right w:val="single" w:color="auto" w:sz="4" w:space="0"/>
             </w:tcBorders>
             <w:shd w:val="clear" w:color="auto" w:fill="auto"/>
             <w:tcMar>
@@ -2921,7 +2970,7 @@
           </w:tcPr>
           <w:p>
             <w:pPr>
-              <w:pStyle w:val="NormalWeb"/>
+              <w:pStyle w:val="18"/>
               <w:keepNext w:val="0"/>
               <w:keepLines w:val="0"/>
               <w:pageBreakBefore w:val="0"/>
@@ -2935,7 +2984,7 @@
               <w:spacing w:before="165" w:beforeAutospacing="0" w:after="165" w:afterAutospacing="0" w:line="343" w:lineRule="atLeast"/>
               <w:ind w:left="0" w:right="0" w:firstLine="0"/>
               <w:rPr>
-                <w:rFonts w:ascii="宋体" w:eastAsia="宋体" w:hAnsi="宋体" w:cs="宋体" w:hint="eastAsia"/>
+                <w:rFonts w:hint="eastAsia" w:ascii="宋体" w:hAnsi="宋体" w:eastAsia="宋体" w:cs="宋体"/>
                 <w:kern w:val="2"/>
                 <w:sz w:val="24"/>
                 <w:szCs w:val="24"/>
@@ -2944,7 +2993,7 @@
             </w:pPr>
             <w:r>
               <w:rPr>
-                <w:rFonts w:ascii="宋体" w:eastAsia="宋体" w:hAnsi="宋体" w:cs="宋体" w:hint="eastAsia"/>
+                <w:rFonts w:hint="eastAsia" w:ascii="宋体" w:hAnsi="宋体" w:eastAsia="宋体" w:cs="宋体"/>
                 <w:kern w:val="2"/>
                 <w:sz w:val="24"/>
                 <w:szCs w:val="24"/>
@@ -2958,9 +3007,14 @@
       </w:tr>
       <w:tr>
         <w:tblPrEx>
-          <w:tblW w:w="0" w:type="auto"/>
-          <w:tblInd w:w="0" w:type="dxa"/>
-          <w:shd w:val="clear" w:color="auto" w:fill="auto"/>
+          <w:tblBorders>
+            <w:top w:val="single" w:color="auto" w:sz="4" w:space="0"/>
+            <w:left w:val="single" w:color="auto" w:sz="4" w:space="0"/>
+            <w:bottom w:val="single" w:color="auto" w:sz="4" w:space="0"/>
+            <w:right w:val="single" w:color="auto" w:sz="4" w:space="0"/>
+            <w:insideH w:val="single" w:color="auto" w:sz="4" w:space="0"/>
+            <w:insideV w:val="single" w:color="auto" w:sz="4" w:space="0"/>
+          </w:tblBorders>
           <w:tblCellMar>
             <w:top w:w="15" w:type="dxa"/>
             <w:left w:w="15" w:type="dxa"/>
@@ -2972,10 +3026,10 @@
           <w:tcPr>
             <w:tcW w:w="1381" w:type="dxa"/>
             <w:tcBorders>
-              <w:top w:val="single" w:sz="4" w:space="0" w:color="auto"/>
-              <w:left w:val="single" w:sz="4" w:space="0" w:color="auto"/>
-              <w:bottom w:val="single" w:sz="4" w:space="0" w:color="auto"/>
-              <w:right w:val="single" w:sz="4" w:space="0" w:color="auto"/>
+              <w:top w:val="single" w:color="auto" w:sz="4" w:space="0"/>
+              <w:left w:val="single" w:color="auto" w:sz="4" w:space="0"/>
+              <w:bottom w:val="single" w:color="auto" w:sz="4" w:space="0"/>
+              <w:right w:val="single" w:color="auto" w:sz="4" w:space="0"/>
             </w:tcBorders>
             <w:shd w:val="clear" w:color="auto" w:fill="auto"/>
             <w:tcMar>
@@ -2988,7 +3042,7 @@
           </w:tcPr>
           <w:p>
             <w:pPr>
-              <w:pStyle w:val="NormalWeb"/>
+              <w:pStyle w:val="18"/>
               <w:keepNext w:val="0"/>
               <w:keepLines w:val="0"/>
               <w:pageBreakBefore w:val="0"/>
@@ -3002,7 +3056,7 @@
               <w:spacing w:before="165" w:beforeAutospacing="0" w:after="165" w:afterAutospacing="0" w:line="343" w:lineRule="atLeast"/>
               <w:ind w:left="0" w:right="0" w:firstLine="0"/>
               <w:rPr>
-                <w:rFonts w:ascii="宋体" w:eastAsia="宋体" w:hAnsi="宋体" w:cs="宋体" w:hint="eastAsia"/>
+                <w:rFonts w:hint="eastAsia" w:ascii="宋体" w:hAnsi="宋体" w:eastAsia="宋体" w:cs="宋体"/>
                 <w:kern w:val="2"/>
                 <w:sz w:val="24"/>
                 <w:szCs w:val="24"/>
@@ -3011,7 +3065,7 @@
             </w:pPr>
             <w:r>
               <w:rPr>
-                <w:rFonts w:ascii="宋体" w:eastAsia="宋体" w:hAnsi="宋体" w:cs="宋体" w:hint="eastAsia"/>
+                <w:rFonts w:hint="eastAsia" w:ascii="宋体" w:hAnsi="宋体" w:eastAsia="宋体" w:cs="宋体"/>
                 <w:kern w:val="2"/>
                 <w:sz w:val="24"/>
                 <w:szCs w:val="24"/>
@@ -3025,10 +3079,10 @@
           <w:tcPr>
             <w:tcW w:w="7045" w:type="dxa"/>
             <w:tcBorders>
-              <w:top w:val="single" w:sz="4" w:space="0" w:color="auto"/>
-              <w:left w:val="single" w:sz="4" w:space="0" w:color="auto"/>
-              <w:bottom w:val="single" w:sz="4" w:space="0" w:color="auto"/>
-              <w:right w:val="single" w:sz="4" w:space="0" w:color="auto"/>
+              <w:top w:val="single" w:color="auto" w:sz="4" w:space="0"/>
+              <w:left w:val="single" w:color="auto" w:sz="4" w:space="0"/>
+              <w:bottom w:val="single" w:color="auto" w:sz="4" w:space="0"/>
+              <w:right w:val="single" w:color="auto" w:sz="4" w:space="0"/>
             </w:tcBorders>
             <w:shd w:val="clear" w:color="auto" w:fill="auto"/>
             <w:tcMar>
@@ -3041,7 +3095,7 @@
           </w:tcPr>
           <w:p>
             <w:pPr>
-              <w:pStyle w:val="NormalWeb"/>
+              <w:pStyle w:val="18"/>
               <w:keepNext w:val="0"/>
               <w:keepLines w:val="0"/>
               <w:pageBreakBefore w:val="0"/>
@@ -3055,7 +3109,7 @@
               <w:spacing w:before="165" w:beforeAutospacing="0" w:after="165" w:afterAutospacing="0" w:line="343" w:lineRule="atLeast"/>
               <w:ind w:left="0" w:right="0" w:firstLine="0"/>
               <w:rPr>
-                <w:rFonts w:ascii="宋体" w:eastAsia="宋体" w:hAnsi="宋体" w:cs="宋体" w:hint="eastAsia"/>
+                <w:rFonts w:hint="eastAsia" w:ascii="宋体" w:hAnsi="宋体" w:eastAsia="宋体" w:cs="宋体"/>
                 <w:kern w:val="2"/>
                 <w:sz w:val="24"/>
                 <w:szCs w:val="24"/>
@@ -3064,7 +3118,7 @@
             </w:pPr>
             <w:r>
               <w:rPr>
-                <w:rFonts w:ascii="宋体" w:eastAsia="宋体" w:hAnsi="宋体" w:cs="宋体" w:hint="eastAsia"/>
+                <w:rFonts w:hint="eastAsia" w:ascii="宋体" w:hAnsi="宋体" w:eastAsia="宋体" w:cs="宋体"/>
                 <w:kern w:val="2"/>
                 <w:sz w:val="24"/>
                 <w:szCs w:val="24"/>
@@ -3077,9 +3131,14 @@
       </w:tr>
       <w:tr>
         <w:tblPrEx>
-          <w:tblW w:w="0" w:type="auto"/>
-          <w:tblInd w:w="0" w:type="dxa"/>
-          <w:shd w:val="clear" w:color="auto" w:fill="auto"/>
+          <w:tblBorders>
+            <w:top w:val="single" w:color="auto" w:sz="4" w:space="0"/>
+            <w:left w:val="single" w:color="auto" w:sz="4" w:space="0"/>
+            <w:bottom w:val="single" w:color="auto" w:sz="4" w:space="0"/>
+            <w:right w:val="single" w:color="auto" w:sz="4" w:space="0"/>
+            <w:insideH w:val="single" w:color="auto" w:sz="4" w:space="0"/>
+            <w:insideV w:val="single" w:color="auto" w:sz="4" w:space="0"/>
+          </w:tblBorders>
           <w:tblCellMar>
             <w:top w:w="15" w:type="dxa"/>
             <w:left w:w="15" w:type="dxa"/>
@@ -3091,10 +3150,10 @@
           <w:tcPr>
             <w:tcW w:w="1381" w:type="dxa"/>
             <w:tcBorders>
-              <w:top w:val="single" w:sz="4" w:space="0" w:color="auto"/>
-              <w:left w:val="single" w:sz="4" w:space="0" w:color="auto"/>
-              <w:bottom w:val="single" w:sz="4" w:space="0" w:color="auto"/>
-              <w:right w:val="single" w:sz="4" w:space="0" w:color="auto"/>
+              <w:top w:val="single" w:color="auto" w:sz="4" w:space="0"/>
+              <w:left w:val="single" w:color="auto" w:sz="4" w:space="0"/>
+              <w:bottom w:val="single" w:color="auto" w:sz="4" w:space="0"/>
+              <w:right w:val="single" w:color="auto" w:sz="4" w:space="0"/>
             </w:tcBorders>
             <w:shd w:val="clear" w:color="auto" w:fill="auto"/>
             <w:tcMar>
@@ -3107,7 +3166,7 @@
           </w:tcPr>
           <w:p>
             <w:pPr>
-              <w:pStyle w:val="NormalWeb"/>
+              <w:pStyle w:val="18"/>
               <w:keepNext w:val="0"/>
               <w:keepLines w:val="0"/>
               <w:pageBreakBefore w:val="0"/>
@@ -3121,7 +3180,7 @@
               <w:spacing w:before="165" w:beforeAutospacing="0" w:after="165" w:afterAutospacing="0" w:line="343" w:lineRule="atLeast"/>
               <w:ind w:left="0" w:right="0" w:firstLine="0"/>
               <w:rPr>
-                <w:rFonts w:ascii="宋体" w:eastAsia="宋体" w:hAnsi="宋体" w:cs="宋体" w:hint="eastAsia"/>
+                <w:rFonts w:hint="eastAsia" w:ascii="宋体" w:hAnsi="宋体" w:eastAsia="宋体" w:cs="宋体"/>
                 <w:kern w:val="2"/>
                 <w:sz w:val="24"/>
                 <w:szCs w:val="24"/>
@@ -3130,7 +3189,7 @@
             </w:pPr>
             <w:r>
               <w:rPr>
-                <w:rFonts w:ascii="宋体" w:eastAsia="宋体" w:hAnsi="宋体" w:cs="宋体" w:hint="eastAsia"/>
+                <w:rFonts w:hint="eastAsia" w:ascii="宋体" w:hAnsi="宋体" w:eastAsia="宋体" w:cs="宋体"/>
                 <w:kern w:val="2"/>
                 <w:sz w:val="24"/>
                 <w:szCs w:val="24"/>
@@ -3144,10 +3203,10 @@
           <w:tcPr>
             <w:tcW w:w="7045" w:type="dxa"/>
             <w:tcBorders>
-              <w:top w:val="single" w:sz="4" w:space="0" w:color="auto"/>
-              <w:left w:val="single" w:sz="4" w:space="0" w:color="auto"/>
-              <w:bottom w:val="single" w:sz="4" w:space="0" w:color="auto"/>
-              <w:right w:val="single" w:sz="4" w:space="0" w:color="auto"/>
+              <w:top w:val="single" w:color="auto" w:sz="4" w:space="0"/>
+              <w:left w:val="single" w:color="auto" w:sz="4" w:space="0"/>
+              <w:bottom w:val="single" w:color="auto" w:sz="4" w:space="0"/>
+              <w:right w:val="single" w:color="auto" w:sz="4" w:space="0"/>
             </w:tcBorders>
             <w:shd w:val="clear" w:color="auto" w:fill="auto"/>
             <w:tcMar>
@@ -3160,7 +3219,7 @@
           </w:tcPr>
           <w:p>
             <w:pPr>
-              <w:pStyle w:val="NormalWeb"/>
+              <w:pStyle w:val="18"/>
               <w:keepNext w:val="0"/>
               <w:keepLines w:val="0"/>
               <w:pageBreakBefore w:val="0"/>
@@ -3174,7 +3233,7 @@
               <w:spacing w:before="165" w:beforeAutospacing="0" w:after="165" w:afterAutospacing="0" w:line="343" w:lineRule="atLeast"/>
               <w:ind w:left="0" w:right="0" w:firstLine="0"/>
               <w:rPr>
-                <w:rFonts w:ascii="宋体" w:eastAsia="宋体" w:hAnsi="宋体" w:cs="宋体" w:hint="eastAsia"/>
+                <w:rFonts w:hint="eastAsia" w:ascii="宋体" w:hAnsi="宋体" w:eastAsia="宋体" w:cs="宋体"/>
                 <w:kern w:val="2"/>
                 <w:sz w:val="24"/>
                 <w:szCs w:val="24"/>
@@ -3183,7 +3242,7 @@
             </w:pPr>
             <w:r>
               <w:rPr>
-                <w:rFonts w:ascii="宋体" w:eastAsia="宋体" w:hAnsi="宋体" w:cs="宋体" w:hint="eastAsia"/>
+                <w:rFonts w:hint="eastAsia" w:ascii="宋体" w:hAnsi="宋体" w:eastAsia="宋体" w:cs="宋体"/>
                 <w:kern w:val="2"/>
                 <w:sz w:val="24"/>
                 <w:szCs w:val="24"/>
@@ -3196,9 +3255,14 @@
       </w:tr>
       <w:tr>
         <w:tblPrEx>
-          <w:tblW w:w="0" w:type="auto"/>
-          <w:tblInd w:w="0" w:type="dxa"/>
-          <w:shd w:val="clear" w:color="auto" w:fill="auto"/>
+          <w:tblBorders>
+            <w:top w:val="single" w:color="auto" w:sz="4" w:space="0"/>
+            <w:left w:val="single" w:color="auto" w:sz="4" w:space="0"/>
+            <w:bottom w:val="single" w:color="auto" w:sz="4" w:space="0"/>
+            <w:right w:val="single" w:color="auto" w:sz="4" w:space="0"/>
+            <w:insideH w:val="single" w:color="auto" w:sz="4" w:space="0"/>
+            <w:insideV w:val="single" w:color="auto" w:sz="4" w:space="0"/>
+          </w:tblBorders>
           <w:tblCellMar>
             <w:top w:w="15" w:type="dxa"/>
             <w:left w:w="15" w:type="dxa"/>
@@ -3210,10 +3274,10 @@
           <w:tcPr>
             <w:tcW w:w="1381" w:type="dxa"/>
             <w:tcBorders>
-              <w:top w:val="single" w:sz="4" w:space="0" w:color="auto"/>
-              <w:left w:val="single" w:sz="4" w:space="0" w:color="auto"/>
-              <w:bottom w:val="single" w:sz="4" w:space="0" w:color="auto"/>
-              <w:right w:val="single" w:sz="4" w:space="0" w:color="auto"/>
+              <w:top w:val="single" w:color="auto" w:sz="4" w:space="0"/>
+              <w:left w:val="single" w:color="auto" w:sz="4" w:space="0"/>
+              <w:bottom w:val="single" w:color="auto" w:sz="4" w:space="0"/>
+              <w:right w:val="single" w:color="auto" w:sz="4" w:space="0"/>
             </w:tcBorders>
             <w:shd w:val="clear" w:color="auto" w:fill="auto"/>
             <w:tcMar>
@@ -3226,7 +3290,7 @@
           </w:tcPr>
           <w:p>
             <w:pPr>
-              <w:pStyle w:val="NormalWeb"/>
+              <w:pStyle w:val="18"/>
               <w:keepNext w:val="0"/>
               <w:keepLines w:val="0"/>
               <w:pageBreakBefore w:val="0"/>
@@ -3240,7 +3304,7 @@
               <w:spacing w:before="165" w:beforeAutospacing="0" w:after="165" w:afterAutospacing="0" w:line="343" w:lineRule="atLeast"/>
               <w:ind w:left="0" w:right="0" w:firstLine="0"/>
               <w:rPr>
-                <w:rFonts w:ascii="宋体" w:eastAsia="宋体" w:hAnsi="宋体" w:cs="宋体" w:hint="eastAsia"/>
+                <w:rFonts w:hint="eastAsia" w:ascii="宋体" w:hAnsi="宋体" w:eastAsia="宋体" w:cs="宋体"/>
                 <w:kern w:val="2"/>
                 <w:sz w:val="24"/>
                 <w:szCs w:val="24"/>
@@ -3249,7 +3313,7 @@
             </w:pPr>
             <w:r>
               <w:rPr>
-                <w:rFonts w:ascii="宋体" w:eastAsia="宋体" w:hAnsi="宋体" w:cs="宋体" w:hint="eastAsia"/>
+                <w:rFonts w:hint="eastAsia" w:ascii="宋体" w:hAnsi="宋体" w:eastAsia="宋体" w:cs="宋体"/>
                 <w:kern w:val="2"/>
                 <w:sz w:val="24"/>
                 <w:szCs w:val="24"/>
@@ -3263,10 +3327,10 @@
           <w:tcPr>
             <w:tcW w:w="7045" w:type="dxa"/>
             <w:tcBorders>
-              <w:top w:val="single" w:sz="4" w:space="0" w:color="auto"/>
-              <w:left w:val="single" w:sz="4" w:space="0" w:color="auto"/>
-              <w:bottom w:val="single" w:sz="4" w:space="0" w:color="auto"/>
-              <w:right w:val="single" w:sz="4" w:space="0" w:color="auto"/>
+              <w:top w:val="single" w:color="auto" w:sz="4" w:space="0"/>
+              <w:left w:val="single" w:color="auto" w:sz="4" w:space="0"/>
+              <w:bottom w:val="single" w:color="auto" w:sz="4" w:space="0"/>
+              <w:right w:val="single" w:color="auto" w:sz="4" w:space="0"/>
             </w:tcBorders>
             <w:shd w:val="clear" w:color="auto" w:fill="auto"/>
             <w:tcMar>
@@ -3279,7 +3343,7 @@
           </w:tcPr>
           <w:p>
             <w:pPr>
-              <w:pStyle w:val="NormalWeb"/>
+              <w:pStyle w:val="18"/>
               <w:keepNext w:val="0"/>
               <w:keepLines w:val="0"/>
               <w:pageBreakBefore w:val="0"/>
@@ -3293,7 +3357,7 @@
               <w:spacing w:before="165" w:beforeAutospacing="0" w:after="165" w:afterAutospacing="0" w:line="343" w:lineRule="atLeast"/>
               <w:ind w:left="0" w:right="0" w:firstLine="0"/>
               <w:rPr>
-                <w:rFonts w:ascii="宋体" w:eastAsia="宋体" w:hAnsi="宋体" w:cs="宋体" w:hint="eastAsia"/>
+                <w:rFonts w:hint="eastAsia" w:ascii="宋体" w:hAnsi="宋体" w:eastAsia="宋体" w:cs="宋体"/>
                 <w:kern w:val="2"/>
                 <w:sz w:val="24"/>
                 <w:szCs w:val="24"/>
@@ -3302,7 +3366,7 @@
             </w:pPr>
             <w:r>
               <w:rPr>
-                <w:rFonts w:ascii="宋体" w:eastAsia="宋体" w:hAnsi="宋体" w:cs="宋体" w:hint="eastAsia"/>
+                <w:rFonts w:hint="eastAsia" w:ascii="宋体" w:hAnsi="宋体" w:eastAsia="宋体" w:cs="宋体"/>
                 <w:kern w:val="2"/>
                 <w:sz w:val="24"/>
                 <w:szCs w:val="24"/>
@@ -3315,9 +3379,14 @@
       </w:tr>
       <w:tr>
         <w:tblPrEx>
-          <w:tblW w:w="0" w:type="auto"/>
-          <w:tblInd w:w="0" w:type="dxa"/>
-          <w:shd w:val="clear" w:color="auto" w:fill="auto"/>
+          <w:tblBorders>
+            <w:top w:val="single" w:color="auto" w:sz="4" w:space="0"/>
+            <w:left w:val="single" w:color="auto" w:sz="4" w:space="0"/>
+            <w:bottom w:val="single" w:color="auto" w:sz="4" w:space="0"/>
+            <w:right w:val="single" w:color="auto" w:sz="4" w:space="0"/>
+            <w:insideH w:val="single" w:color="auto" w:sz="4" w:space="0"/>
+            <w:insideV w:val="single" w:color="auto" w:sz="4" w:space="0"/>
+          </w:tblBorders>
           <w:tblCellMar>
             <w:top w:w="15" w:type="dxa"/>
             <w:left w:w="15" w:type="dxa"/>
@@ -3329,10 +3398,10 @@
           <w:tcPr>
             <w:tcW w:w="1381" w:type="dxa"/>
             <w:tcBorders>
-              <w:top w:val="single" w:sz="4" w:space="0" w:color="auto"/>
-              <w:left w:val="single" w:sz="4" w:space="0" w:color="auto"/>
-              <w:bottom w:val="single" w:sz="4" w:space="0" w:color="auto"/>
-              <w:right w:val="single" w:sz="4" w:space="0" w:color="auto"/>
+              <w:top w:val="single" w:color="auto" w:sz="4" w:space="0"/>
+              <w:left w:val="single" w:color="auto" w:sz="4" w:space="0"/>
+              <w:bottom w:val="single" w:color="auto" w:sz="4" w:space="0"/>
+              <w:right w:val="single" w:color="auto" w:sz="4" w:space="0"/>
             </w:tcBorders>
             <w:shd w:val="clear" w:color="auto" w:fill="auto"/>
             <w:tcMar>
@@ -3345,7 +3414,7 @@
           </w:tcPr>
           <w:p>
             <w:pPr>
-              <w:pStyle w:val="NormalWeb"/>
+              <w:pStyle w:val="18"/>
               <w:keepNext w:val="0"/>
               <w:keepLines w:val="0"/>
               <w:pageBreakBefore w:val="0"/>
@@ -3359,7 +3428,7 @@
               <w:spacing w:before="165" w:beforeAutospacing="0" w:after="165" w:afterAutospacing="0" w:line="343" w:lineRule="atLeast"/>
               <w:ind w:left="0" w:right="0" w:firstLine="0"/>
               <w:rPr>
-                <w:rFonts w:ascii="宋体" w:eastAsia="宋体" w:hAnsi="宋体" w:cs="宋体" w:hint="eastAsia"/>
+                <w:rFonts w:hint="eastAsia" w:ascii="宋体" w:hAnsi="宋体" w:eastAsia="宋体" w:cs="宋体"/>
                 <w:kern w:val="2"/>
                 <w:sz w:val="24"/>
                 <w:szCs w:val="24"/>
@@ -3368,7 +3437,7 @@
             </w:pPr>
             <w:r>
               <w:rPr>
-                <w:rFonts w:ascii="宋体" w:eastAsia="宋体" w:hAnsi="宋体" w:cs="宋体" w:hint="eastAsia"/>
+                <w:rFonts w:hint="eastAsia" w:ascii="宋体" w:hAnsi="宋体" w:eastAsia="宋体" w:cs="宋体"/>
                 <w:kern w:val="2"/>
                 <w:sz w:val="24"/>
                 <w:szCs w:val="24"/>
@@ -3382,10 +3451,10 @@
           <w:tcPr>
             <w:tcW w:w="7045" w:type="dxa"/>
             <w:tcBorders>
-              <w:top w:val="single" w:sz="4" w:space="0" w:color="auto"/>
-              <w:left w:val="single" w:sz="4" w:space="0" w:color="auto"/>
-              <w:bottom w:val="single" w:sz="4" w:space="0" w:color="auto"/>
-              <w:right w:val="single" w:sz="4" w:space="0" w:color="auto"/>
+              <w:top w:val="single" w:color="auto" w:sz="4" w:space="0"/>
+              <w:left w:val="single" w:color="auto" w:sz="4" w:space="0"/>
+              <w:bottom w:val="single" w:color="auto" w:sz="4" w:space="0"/>
+              <w:right w:val="single" w:color="auto" w:sz="4" w:space="0"/>
             </w:tcBorders>
             <w:shd w:val="clear" w:color="auto" w:fill="auto"/>
             <w:tcMar>
@@ -3398,7 +3467,7 @@
           </w:tcPr>
           <w:p>
             <w:pPr>
-              <w:pStyle w:val="NormalWeb"/>
+              <w:pStyle w:val="18"/>
               <w:keepNext w:val="0"/>
               <w:keepLines w:val="0"/>
               <w:pageBreakBefore w:val="0"/>
@@ -3412,7 +3481,7 @@
               <w:spacing w:before="165" w:beforeAutospacing="0" w:after="165" w:afterAutospacing="0" w:line="343" w:lineRule="atLeast"/>
               <w:ind w:left="0" w:right="0" w:firstLine="0"/>
               <w:rPr>
-                <w:rFonts w:ascii="宋体" w:eastAsia="宋体" w:hAnsi="宋体" w:cs="宋体" w:hint="eastAsia"/>
+                <w:rFonts w:hint="eastAsia" w:ascii="宋体" w:hAnsi="宋体" w:eastAsia="宋体" w:cs="宋体"/>
                 <w:kern w:val="2"/>
                 <w:sz w:val="24"/>
                 <w:szCs w:val="24"/>
@@ -3421,7 +3490,7 @@
             </w:pPr>
             <w:r>
               <w:rPr>
-                <w:rFonts w:ascii="宋体" w:eastAsia="宋体" w:hAnsi="宋体" w:cs="宋体" w:hint="eastAsia"/>
+                <w:rFonts w:hint="eastAsia" w:ascii="宋体" w:hAnsi="宋体" w:eastAsia="宋体" w:cs="宋体"/>
                 <w:kern w:val="2"/>
                 <w:sz w:val="24"/>
                 <w:szCs w:val="24"/>
@@ -3435,7 +3504,7 @@
     </w:tbl>
     <w:p>
       <w:pPr>
-        <w:pStyle w:val="a"/>
+        <w:pStyle w:val="29"/>
         <w:keepNext w:val="0"/>
         <w:keepLines w:val="0"/>
         <w:pageBreakBefore w:val="0"/>
@@ -3451,7 +3520,7 @@
     </w:p>
     <w:p>
       <w:pPr>
-        <w:pStyle w:val="1"/>
+        <w:pStyle w:val="28"/>
         <w:keepNext w:val="0"/>
         <w:keepLines w:val="0"/>
         <w:pageBreakBefore w:val="0"/>
@@ -3475,7 +3544,7 @@
     </w:p>
     <w:p>
       <w:pPr>
-        <w:pStyle w:val="Heading2"/>
+        <w:pStyle w:val="3"/>
         <w:keepNext w:val="0"/>
         <w:keepLines w:val="0"/>
         <w:pageBreakBefore w:val="0"/>
@@ -3504,7 +3573,7 @@
     </w:p>
     <w:p>
       <w:pPr>
-        <w:pStyle w:val="NormalWeb"/>
+        <w:pStyle w:val="18"/>
         <w:keepNext w:val="0"/>
         <w:keepLines w:val="0"/>
         <w:pageBreakBefore w:val="0"/>
@@ -3518,7 +3587,7 @@
         <w:spacing w:before="165" w:beforeAutospacing="0" w:after="165" w:afterAutospacing="0" w:line="343" w:lineRule="atLeast"/>
         <w:ind w:left="0" w:right="0" w:firstLine="0"/>
         <w:rPr>
-          <w:rFonts w:ascii="宋体" w:eastAsia="宋体" w:hAnsi="宋体" w:cs="宋体" w:hint="eastAsia"/>
+          <w:rFonts w:hint="eastAsia" w:ascii="宋体" w:hAnsi="宋体" w:eastAsia="宋体" w:cs="宋体"/>
           <w:kern w:val="2"/>
           <w:sz w:val="24"/>
           <w:szCs w:val="24"/>
@@ -3527,7 +3596,7 @@
       </w:pPr>
       <w:r>
         <w:rPr>
-          <w:rFonts w:ascii="宋体" w:eastAsia="宋体" w:hAnsi="宋体" w:cs="宋体" w:hint="eastAsia"/>
+          <w:rFonts w:hint="eastAsia" w:ascii="宋体" w:hAnsi="宋体" w:eastAsia="宋体" w:cs="宋体"/>
           <w:kern w:val="2"/>
           <w:sz w:val="24"/>
           <w:szCs w:val="24"/>
@@ -3537,7 +3606,7 @@
       </w:r>
       <w:r>
         <w:rPr>
-          <w:rFonts w:ascii="宋体" w:eastAsia="宋体" w:hAnsi="宋体" w:cs="宋体" w:hint="default"/>
+          <w:rFonts w:hint="default" w:ascii="宋体" w:hAnsi="宋体" w:eastAsia="宋体" w:cs="宋体"/>
           <w:kern w:val="2"/>
           <w:sz w:val="24"/>
           <w:szCs w:val="24"/>
@@ -3548,7 +3617,7 @@
     </w:p>
     <w:p>
       <w:pPr>
-        <w:pStyle w:val="NormalWeb"/>
+        <w:pStyle w:val="18"/>
         <w:keepNext w:val="0"/>
         <w:keepLines w:val="0"/>
         <w:pageBreakBefore w:val="0"/>
@@ -3562,7 +3631,7 @@
         <w:spacing w:before="165" w:beforeAutospacing="0" w:after="165" w:afterAutospacing="0" w:line="343" w:lineRule="atLeast"/>
         <w:ind w:left="0" w:right="0" w:firstLine="0"/>
         <w:rPr>
-          <w:rFonts w:ascii="宋体" w:eastAsia="宋体" w:hAnsi="宋体" w:cs="宋体" w:hint="eastAsia"/>
+          <w:rFonts w:hint="eastAsia" w:ascii="宋体" w:hAnsi="宋体" w:eastAsia="宋体" w:cs="宋体"/>
           <w:kern w:val="2"/>
           <w:sz w:val="24"/>
           <w:szCs w:val="24"/>
@@ -3571,7 +3640,7 @@
       </w:pPr>
       <w:r>
         <w:rPr>
-          <w:rFonts w:ascii="宋体" w:eastAsia="宋体" w:hAnsi="宋体" w:cs="宋体" w:hint="eastAsia"/>
+          <w:rFonts w:hint="eastAsia" w:ascii="宋体" w:hAnsi="宋体" w:eastAsia="宋体" w:cs="宋体"/>
           <w:kern w:val="2"/>
           <w:sz w:val="24"/>
           <w:szCs w:val="24"/>
@@ -3581,7 +3650,7 @@
       </w:r>
       <w:r>
         <w:rPr>
-          <w:rFonts w:ascii="宋体" w:eastAsia="宋体" w:hAnsi="宋体" w:cs="宋体" w:hint="default"/>
+          <w:rFonts w:hint="default" w:ascii="宋体" w:hAnsi="宋体" w:eastAsia="宋体" w:cs="宋体"/>
           <w:kern w:val="2"/>
           <w:sz w:val="24"/>
           <w:szCs w:val="24"/>
@@ -3592,7 +3661,7 @@
     </w:p>
     <w:p>
       <w:pPr>
-        <w:pStyle w:val="NormalWeb"/>
+        <w:pStyle w:val="18"/>
         <w:keepNext w:val="0"/>
         <w:keepLines w:val="0"/>
         <w:pageBreakBefore w:val="0"/>
@@ -3606,7 +3675,7 @@
         <w:spacing w:before="165" w:beforeAutospacing="0" w:after="165" w:afterAutospacing="0" w:line="343" w:lineRule="atLeast"/>
         <w:ind w:left="0" w:right="0" w:firstLine="0"/>
         <w:rPr>
-          <w:rFonts w:ascii="宋体" w:eastAsia="宋体" w:hAnsi="宋体" w:cs="宋体" w:hint="eastAsia"/>
+          <w:rFonts w:hint="eastAsia" w:ascii="宋体" w:hAnsi="宋体" w:eastAsia="宋体" w:cs="宋体"/>
           <w:kern w:val="2"/>
           <w:sz w:val="24"/>
           <w:szCs w:val="24"/>
@@ -3615,7 +3684,7 @@
       </w:pPr>
       <w:r>
         <w:rPr>
-          <w:rFonts w:ascii="宋体" w:eastAsia="宋体" w:hAnsi="宋体" w:cs="宋体" w:hint="eastAsia"/>
+          <w:rFonts w:hint="eastAsia" w:ascii="宋体" w:hAnsi="宋体" w:eastAsia="宋体" w:cs="宋体"/>
           <w:kern w:val="2"/>
           <w:sz w:val="24"/>
           <w:szCs w:val="24"/>
@@ -3625,7 +3694,7 @@
       </w:r>
       <w:r>
         <w:rPr>
-          <w:rFonts w:ascii="宋体" w:eastAsia="宋体" w:hAnsi="宋体" w:cs="宋体" w:hint="default"/>
+          <w:rFonts w:hint="default" w:ascii="宋体" w:hAnsi="宋体" w:eastAsia="宋体" w:cs="宋体"/>
           <w:kern w:val="2"/>
           <w:sz w:val="24"/>
           <w:szCs w:val="24"/>
@@ -3636,7 +3705,7 @@
     </w:p>
     <w:p>
       <w:pPr>
-        <w:pStyle w:val="NormalWeb"/>
+        <w:pStyle w:val="18"/>
         <w:keepNext w:val="0"/>
         <w:keepLines w:val="0"/>
         <w:pageBreakBefore w:val="0"/>
@@ -3650,7 +3719,7 @@
         <w:spacing w:before="165" w:beforeAutospacing="0" w:after="165" w:afterAutospacing="0" w:line="343" w:lineRule="atLeast"/>
         <w:ind w:left="0" w:right="0" w:firstLine="0"/>
         <w:rPr>
-          <w:rFonts w:ascii="宋体" w:eastAsia="宋体" w:hAnsi="宋体" w:cs="宋体" w:hint="eastAsia"/>
+          <w:rFonts w:hint="eastAsia" w:ascii="宋体" w:hAnsi="宋体" w:eastAsia="宋体" w:cs="宋体"/>
           <w:kern w:val="2"/>
           <w:sz w:val="24"/>
           <w:szCs w:val="24"/>
@@ -3659,7 +3728,7 @@
       </w:pPr>
       <w:r>
         <w:rPr>
-          <w:rFonts w:ascii="宋体" w:eastAsia="宋体" w:hAnsi="宋体" w:cs="宋体" w:hint="eastAsia"/>
+          <w:rFonts w:hint="eastAsia" w:ascii="宋体" w:hAnsi="宋体" w:eastAsia="宋体" w:cs="宋体"/>
           <w:kern w:val="2"/>
           <w:sz w:val="24"/>
           <w:szCs w:val="24"/>
@@ -3669,7 +3738,7 @@
       </w:r>
       <w:r>
         <w:rPr>
-          <w:rFonts w:ascii="宋体" w:eastAsia="宋体" w:hAnsi="宋体" w:cs="宋体" w:hint="default"/>
+          <w:rFonts w:hint="default" w:ascii="宋体" w:hAnsi="宋体" w:eastAsia="宋体" w:cs="宋体"/>
           <w:kern w:val="2"/>
           <w:sz w:val="24"/>
           <w:szCs w:val="24"/>
@@ -3680,7 +3749,7 @@
     </w:p>
     <w:p>
       <w:pPr>
-        <w:pStyle w:val="NormalWeb"/>
+        <w:pStyle w:val="18"/>
         <w:keepNext w:val="0"/>
         <w:keepLines w:val="0"/>
         <w:pageBreakBefore w:val="0"/>
@@ -3694,7 +3763,7 @@
         <w:spacing w:before="165" w:beforeAutospacing="0" w:after="165" w:afterAutospacing="0" w:line="343" w:lineRule="atLeast"/>
         <w:ind w:left="0" w:right="0" w:firstLine="0"/>
         <w:rPr>
-          <w:rFonts w:ascii="宋体" w:eastAsia="宋体" w:hAnsi="宋体" w:cs="宋体" w:hint="eastAsia"/>
+          <w:rFonts w:hint="eastAsia" w:ascii="宋体" w:hAnsi="宋体" w:eastAsia="宋体" w:cs="宋体"/>
           <w:kern w:val="2"/>
           <w:sz w:val="24"/>
           <w:szCs w:val="24"/>
@@ -3703,7 +3772,7 @@
       </w:pPr>
       <w:r>
         <w:rPr>
-          <w:rFonts w:ascii="宋体" w:eastAsia="宋体" w:hAnsi="宋体" w:cs="宋体" w:hint="eastAsia"/>
+          <w:rFonts w:hint="eastAsia" w:ascii="宋体" w:hAnsi="宋体" w:eastAsia="宋体" w:cs="宋体"/>
           <w:kern w:val="2"/>
           <w:sz w:val="24"/>
           <w:szCs w:val="24"/>
@@ -3713,7 +3782,7 @@
       </w:r>
       <w:r>
         <w:rPr>
-          <w:rFonts w:ascii="宋体" w:eastAsia="宋体" w:hAnsi="宋体" w:cs="宋体" w:hint="default"/>
+          <w:rFonts w:hint="default" w:ascii="宋体" w:hAnsi="宋体" w:eastAsia="宋体" w:cs="宋体"/>
           <w:kern w:val="2"/>
           <w:sz w:val="24"/>
           <w:szCs w:val="24"/>
@@ -3724,7 +3793,7 @@
     </w:p>
     <w:p>
       <w:pPr>
-        <w:pStyle w:val="Heading2"/>
+        <w:pStyle w:val="3"/>
         <w:keepNext w:val="0"/>
         <w:keepLines w:val="0"/>
         <w:pageBreakBefore w:val="0"/>
@@ -3752,7 +3821,7 @@
     </w:p>
     <w:p>
       <w:pPr>
-        <w:pStyle w:val="NormalWeb"/>
+        <w:pStyle w:val="18"/>
         <w:keepNext w:val="0"/>
         <w:keepLines w:val="0"/>
         <w:pageBreakBefore w:val="0"/>
@@ -3766,7 +3835,7 @@
         <w:spacing w:before="165" w:beforeAutospacing="0" w:after="165" w:afterAutospacing="0" w:line="343" w:lineRule="atLeast"/>
         <w:ind w:left="0" w:right="0" w:firstLine="0"/>
         <w:rPr>
-          <w:rFonts w:ascii="宋体" w:eastAsia="宋体" w:hAnsi="宋体" w:cs="宋体" w:hint="default"/>
+          <w:rFonts w:hint="default" w:ascii="宋体" w:hAnsi="宋体" w:eastAsia="宋体" w:cs="宋体"/>
           <w:kern w:val="2"/>
           <w:sz w:val="24"/>
           <w:szCs w:val="24"/>
@@ -3775,7 +3844,7 @@
       </w:pPr>
       <w:r>
         <w:rPr>
-          <w:rFonts w:ascii="宋体" w:eastAsia="宋体" w:hAnsi="宋体" w:cs="宋体" w:hint="eastAsia"/>
+          <w:rFonts w:hint="eastAsia" w:ascii="宋体" w:hAnsi="宋体" w:eastAsia="宋体" w:cs="宋体"/>
           <w:kern w:val="2"/>
           <w:sz w:val="24"/>
           <w:szCs w:val="24"/>
@@ -3785,7 +3854,7 @@
       </w:r>
       <w:r>
         <w:rPr>
-          <w:rFonts w:ascii="宋体" w:eastAsia="宋体" w:hAnsi="宋体" w:cs="宋体" w:hint="default"/>
+          <w:rFonts w:hint="default" w:ascii="宋体" w:hAnsi="宋体" w:eastAsia="宋体" w:cs="宋体"/>
           <w:kern w:val="2"/>
           <w:sz w:val="24"/>
           <w:szCs w:val="24"/>
@@ -3796,7 +3865,7 @@
     </w:p>
     <w:p>
       <w:pPr>
-        <w:pStyle w:val="NormalWeb"/>
+        <w:pStyle w:val="18"/>
         <w:keepNext w:val="0"/>
         <w:keepLines w:val="0"/>
         <w:pageBreakBefore w:val="0"/>
@@ -3810,7 +3879,7 @@
         <w:spacing w:before="165" w:beforeAutospacing="0" w:after="165" w:afterAutospacing="0" w:line="343" w:lineRule="atLeast"/>
         <w:ind w:left="0" w:right="0" w:firstLine="0"/>
         <w:rPr>
-          <w:rFonts w:ascii="宋体" w:eastAsia="宋体" w:hAnsi="宋体" w:cs="宋体" w:hint="default"/>
+          <w:rFonts w:hint="default" w:ascii="宋体" w:hAnsi="宋体" w:eastAsia="宋体" w:cs="宋体"/>
           <w:kern w:val="2"/>
           <w:sz w:val="24"/>
           <w:szCs w:val="24"/>
@@ -3819,7 +3888,7 @@
       </w:pPr>
       <w:r>
         <w:rPr>
-          <w:rFonts w:ascii="宋体" w:eastAsia="宋体" w:hAnsi="宋体" w:cs="宋体" w:hint="eastAsia"/>
+          <w:rFonts w:hint="eastAsia" w:ascii="宋体" w:hAnsi="宋体" w:eastAsia="宋体" w:cs="宋体"/>
           <w:kern w:val="2"/>
           <w:sz w:val="24"/>
           <w:szCs w:val="24"/>
@@ -3829,7 +3898,7 @@
       </w:r>
       <w:r>
         <w:rPr>
-          <w:rFonts w:ascii="宋体" w:eastAsia="宋体" w:hAnsi="宋体" w:cs="宋体" w:hint="default"/>
+          <w:rFonts w:hint="default" w:ascii="宋体" w:hAnsi="宋体" w:eastAsia="宋体" w:cs="宋体"/>
           <w:kern w:val="2"/>
           <w:sz w:val="24"/>
           <w:szCs w:val="24"/>
@@ -3840,7 +3909,7 @@
     </w:p>
     <w:p>
       <w:pPr>
-        <w:pStyle w:val="Heading2"/>
+        <w:pStyle w:val="3"/>
         <w:keepNext w:val="0"/>
         <w:keepLines w:val="0"/>
         <w:pageBreakBefore w:val="0"/>
@@ -3850,7 +3919,7 @@
         <w:topLinePunct w:val="0"/>
         <w:bidi w:val="0"/>
         <w:rPr>
-          <w:rFonts w:eastAsia="宋体" w:hint="eastAsia"/>
+          <w:rFonts w:hint="eastAsia" w:eastAsia="宋体"/>
           <w:sz w:val="24"/>
           <w:szCs w:val="24"/>
           <w:lang w:val="en-US" w:eastAsia="zh-CN"/>
@@ -3869,7 +3938,7 @@
     </w:p>
     <w:p>
       <w:pPr>
-        <w:pStyle w:val="NormalWeb"/>
+        <w:pStyle w:val="18"/>
         <w:keepNext w:val="0"/>
         <w:keepLines w:val="0"/>
         <w:pageBreakBefore w:val="0"/>
@@ -3883,7 +3952,7 @@
         <w:spacing w:before="165" w:beforeAutospacing="0" w:after="165" w:afterAutospacing="0" w:line="343" w:lineRule="atLeast"/>
         <w:ind w:left="0" w:right="0" w:firstLine="0"/>
         <w:rPr>
-          <w:rFonts w:ascii="宋体" w:eastAsia="宋体" w:hAnsi="宋体" w:cs="宋体" w:hint="default"/>
+          <w:rFonts w:hint="default" w:ascii="宋体" w:hAnsi="宋体" w:eastAsia="宋体" w:cs="宋体"/>
           <w:kern w:val="2"/>
           <w:sz w:val="24"/>
           <w:szCs w:val="24"/>
@@ -3892,7 +3961,7 @@
       </w:pPr>
       <w:r>
         <w:rPr>
-          <w:rFonts w:ascii="宋体" w:eastAsia="宋体" w:hAnsi="宋体" w:cs="宋体" w:hint="eastAsia"/>
+          <w:rFonts w:hint="eastAsia" w:ascii="宋体" w:hAnsi="宋体" w:eastAsia="宋体" w:cs="宋体"/>
           <w:kern w:val="2"/>
           <w:sz w:val="24"/>
           <w:szCs w:val="24"/>
@@ -3902,7 +3971,7 @@
       </w:r>
       <w:r>
         <w:rPr>
-          <w:rFonts w:ascii="宋体" w:eastAsia="宋体" w:hAnsi="宋体" w:cs="宋体" w:hint="default"/>
+          <w:rFonts w:hint="default" w:ascii="宋体" w:hAnsi="宋体" w:eastAsia="宋体" w:cs="宋体"/>
           <w:kern w:val="2"/>
           <w:sz w:val="24"/>
           <w:szCs w:val="24"/>
@@ -3913,7 +3982,7 @@
     </w:p>
     <w:p>
       <w:pPr>
-        <w:pStyle w:val="NormalWeb"/>
+        <w:pStyle w:val="18"/>
         <w:keepNext w:val="0"/>
         <w:keepLines w:val="0"/>
         <w:pageBreakBefore w:val="0"/>
@@ -3927,7 +3996,7 @@
         <w:spacing w:before="165" w:beforeAutospacing="0" w:after="165" w:afterAutospacing="0" w:line="343" w:lineRule="atLeast"/>
         <w:ind w:left="0" w:right="0" w:firstLine="0"/>
         <w:rPr>
-          <w:rFonts w:ascii="宋体" w:eastAsia="宋体" w:hAnsi="宋体" w:cs="宋体" w:hint="default"/>
+          <w:rFonts w:hint="default" w:ascii="宋体" w:hAnsi="宋体" w:eastAsia="宋体" w:cs="宋体"/>
           <w:kern w:val="2"/>
           <w:sz w:val="24"/>
           <w:szCs w:val="24"/>
@@ -3936,7 +4005,7 @@
       </w:pPr>
       <w:r>
         <w:rPr>
-          <w:rFonts w:ascii="宋体" w:eastAsia="宋体" w:hAnsi="宋体" w:cs="宋体" w:hint="eastAsia"/>
+          <w:rFonts w:hint="eastAsia" w:ascii="宋体" w:hAnsi="宋体" w:eastAsia="宋体" w:cs="宋体"/>
           <w:kern w:val="2"/>
           <w:sz w:val="24"/>
           <w:szCs w:val="24"/>
@@ -3946,7 +4015,7 @@
       </w:r>
       <w:r>
         <w:rPr>
-          <w:rFonts w:ascii="宋体" w:eastAsia="宋体" w:hAnsi="宋体" w:cs="宋体" w:hint="default"/>
+          <w:rFonts w:hint="default" w:ascii="宋体" w:hAnsi="宋体" w:eastAsia="宋体" w:cs="宋体"/>
           <w:kern w:val="2"/>
           <w:sz w:val="24"/>
           <w:szCs w:val="24"/>
@@ -3957,7 +4026,7 @@
     </w:p>
     <w:p>
       <w:pPr>
-        <w:pStyle w:val="1"/>
+        <w:pStyle w:val="28"/>
         <w:keepNext w:val="0"/>
         <w:keepLines w:val="0"/>
         <w:pageBreakBefore w:val="0"/>
@@ -3981,7 +4050,7 @@
     </w:p>
     <w:p>
       <w:pPr>
-        <w:pStyle w:val="Heading2"/>
+        <w:pStyle w:val="3"/>
         <w:keepNext w:val="0"/>
         <w:keepLines w:val="0"/>
         <w:pageBreakBefore w:val="0"/>
@@ -4009,7 +4078,7 @@
     </w:p>
     <w:p>
       <w:pPr>
-        <w:pStyle w:val="NormalWeb"/>
+        <w:pStyle w:val="18"/>
         <w:keepNext w:val="0"/>
         <w:keepLines w:val="0"/>
         <w:pageBreakBefore w:val="0"/>
@@ -4028,15 +4097,15 @@
         <w:ind w:left="0" w:right="0"/>
         <w:textAlignment w:val="auto"/>
         <w:rPr>
-          <w:rFonts w:ascii="宋体" w:eastAsia="宋体" w:hAnsi="宋体" w:cs="宋体" w:hint="eastAsia"/>
+          <w:rFonts w:hint="eastAsia" w:ascii="宋体" w:hAnsi="宋体" w:eastAsia="宋体" w:cs="宋体"/>
           <w:sz w:val="24"/>
           <w:szCs w:val="24"/>
         </w:rPr>
       </w:pPr>
       <w:r>
         <w:rPr>
-          <w:rStyle w:val="Strong"/>
-          <w:rFonts w:ascii="宋体" w:eastAsia="宋体" w:hAnsi="宋体" w:cs="宋体" w:hint="eastAsia"/>
+          <w:rStyle w:val="23"/>
+          <w:rFonts w:hint="eastAsia" w:ascii="宋体" w:hAnsi="宋体" w:eastAsia="宋体" w:cs="宋体"/>
           <w:b/>
           <w:bCs/>
           <w:i w:val="0"/>
@@ -4052,7 +4121,7 @@
       </w:r>
       <w:r>
         <w:rPr>
-          <w:rFonts w:ascii="宋体" w:eastAsia="宋体" w:hAnsi="宋体" w:cs="宋体" w:hint="eastAsia"/>
+          <w:rFonts w:hint="eastAsia" w:ascii="宋体" w:hAnsi="宋体" w:eastAsia="宋体" w:cs="宋体"/>
           <w:i w:val="0"/>
           <w:iCs w:val="0"/>
           <w:caps w:val="0"/>
@@ -4067,7 +4136,7 @@
     </w:p>
     <w:p>
       <w:pPr>
-        <w:pStyle w:val="NormalWeb"/>
+        <w:pStyle w:val="18"/>
         <w:keepNext w:val="0"/>
         <w:keepLines w:val="0"/>
         <w:pageBreakBefore w:val="0"/>
@@ -4086,15 +4155,15 @@
         <w:ind w:left="0" w:right="0"/>
         <w:textAlignment w:val="auto"/>
         <w:rPr>
-          <w:rFonts w:ascii="宋体" w:eastAsia="宋体" w:hAnsi="宋体" w:cs="宋体" w:hint="eastAsia"/>
+          <w:rFonts w:hint="eastAsia" w:ascii="宋体" w:hAnsi="宋体" w:eastAsia="宋体" w:cs="宋体"/>
           <w:sz w:val="24"/>
           <w:szCs w:val="24"/>
         </w:rPr>
       </w:pPr>
       <w:r>
         <w:rPr>
-          <w:rStyle w:val="Strong"/>
-          <w:rFonts w:ascii="宋体" w:eastAsia="宋体" w:hAnsi="宋体" w:cs="宋体" w:hint="eastAsia"/>
+          <w:rStyle w:val="23"/>
+          <w:rFonts w:hint="eastAsia" w:ascii="宋体" w:hAnsi="宋体" w:eastAsia="宋体" w:cs="宋体"/>
           <w:b/>
           <w:bCs/>
           <w:i w:val="0"/>
@@ -4110,7 +4179,7 @@
       </w:r>
       <w:r>
         <w:rPr>
-          <w:rFonts w:ascii="宋体" w:eastAsia="宋体" w:hAnsi="宋体" w:cs="宋体" w:hint="eastAsia"/>
+          <w:rFonts w:hint="eastAsia" w:ascii="宋体" w:hAnsi="宋体" w:eastAsia="宋体" w:cs="宋体"/>
           <w:i w:val="0"/>
           <w:iCs w:val="0"/>
           <w:caps w:val="0"/>
@@ -4125,7 +4194,7 @@
     </w:p>
     <w:p>
       <w:pPr>
-        <w:pStyle w:val="NormalWeb"/>
+        <w:pStyle w:val="18"/>
         <w:keepNext w:val="0"/>
         <w:keepLines w:val="0"/>
         <w:pageBreakBefore w:val="0"/>
@@ -4144,15 +4213,15 @@
         <w:ind w:left="0" w:right="0"/>
         <w:textAlignment w:val="auto"/>
         <w:rPr>
-          <w:rFonts w:ascii="宋体" w:eastAsia="宋体" w:hAnsi="宋体" w:cs="宋体" w:hint="eastAsia"/>
+          <w:rFonts w:hint="eastAsia" w:ascii="宋体" w:hAnsi="宋体" w:eastAsia="宋体" w:cs="宋体"/>
           <w:sz w:val="24"/>
           <w:szCs w:val="24"/>
         </w:rPr>
       </w:pPr>
       <w:r>
         <w:rPr>
-          <w:rStyle w:val="Strong"/>
-          <w:rFonts w:ascii="宋体" w:eastAsia="宋体" w:hAnsi="宋体" w:cs="宋体" w:hint="eastAsia"/>
+          <w:rStyle w:val="23"/>
+          <w:rFonts w:hint="eastAsia" w:ascii="宋体" w:hAnsi="宋体" w:eastAsia="宋体" w:cs="宋体"/>
           <w:b/>
           <w:bCs/>
           <w:i w:val="0"/>
@@ -4168,7 +4237,7 @@
       </w:r>
       <w:r>
         <w:rPr>
-          <w:rFonts w:ascii="宋体" w:eastAsia="宋体" w:hAnsi="宋体" w:cs="宋体" w:hint="eastAsia"/>
+          <w:rFonts w:hint="eastAsia" w:ascii="宋体" w:hAnsi="宋体" w:eastAsia="宋体" w:cs="宋体"/>
           <w:i w:val="0"/>
           <w:iCs w:val="0"/>
           <w:caps w:val="0"/>
@@ -4183,7 +4252,7 @@
     </w:p>
     <w:p>
       <w:pPr>
-        <w:pStyle w:val="Heading2"/>
+        <w:pStyle w:val="3"/>
         <w:keepNext w:val="0"/>
         <w:keepLines w:val="0"/>
         <w:pageBreakBefore w:val="0"/>
@@ -4211,7 +4280,7 @@
     </w:p>
     <w:p>
       <w:pPr>
-        <w:pStyle w:val="NormalWeb"/>
+        <w:pStyle w:val="18"/>
         <w:keepNext w:val="0"/>
         <w:keepLines w:val="0"/>
         <w:pageBreakBefore w:val="0"/>
@@ -4230,15 +4299,15 @@
         <w:ind w:left="0" w:right="0"/>
         <w:textAlignment w:val="auto"/>
         <w:rPr>
-          <w:rFonts w:ascii="宋体" w:eastAsia="宋体" w:hAnsi="宋体" w:cs="宋体" w:hint="eastAsia"/>
+          <w:rFonts w:hint="eastAsia" w:ascii="宋体" w:hAnsi="宋体" w:eastAsia="宋体" w:cs="宋体"/>
           <w:sz w:val="24"/>
           <w:szCs w:val="24"/>
         </w:rPr>
       </w:pPr>
       <w:r>
         <w:rPr>
-          <w:rStyle w:val="Strong"/>
-          <w:rFonts w:ascii="宋体" w:eastAsia="宋体" w:hAnsi="宋体" w:cs="宋体" w:hint="eastAsia"/>
+          <w:rStyle w:val="23"/>
+          <w:rFonts w:hint="eastAsia" w:ascii="宋体" w:hAnsi="宋体" w:eastAsia="宋体" w:cs="宋体"/>
           <w:b/>
           <w:bCs/>
           <w:i w:val="0"/>
@@ -4254,7 +4323,7 @@
       </w:r>
       <w:r>
         <w:rPr>
-          <w:rFonts w:ascii="宋体" w:eastAsia="宋体" w:hAnsi="宋体" w:cs="宋体" w:hint="eastAsia"/>
+          <w:rFonts w:hint="eastAsia" w:ascii="宋体" w:hAnsi="宋体" w:eastAsia="宋体" w:cs="宋体"/>
           <w:i w:val="0"/>
           <w:iCs w:val="0"/>
           <w:caps w:val="0"/>
@@ -4269,7 +4338,7 @@
     </w:p>
     <w:p>
       <w:pPr>
-        <w:pStyle w:val="NormalWeb"/>
+        <w:pStyle w:val="18"/>
         <w:keepNext w:val="0"/>
         <w:keepLines w:val="0"/>
         <w:pageBreakBefore w:val="0"/>
@@ -4288,15 +4357,15 @@
         <w:ind w:left="0" w:right="0"/>
         <w:textAlignment w:val="auto"/>
         <w:rPr>
-          <w:rFonts w:ascii="宋体" w:eastAsia="宋体" w:hAnsi="宋体" w:cs="宋体" w:hint="eastAsia"/>
+          <w:rFonts w:hint="eastAsia" w:ascii="宋体" w:hAnsi="宋体" w:eastAsia="宋体" w:cs="宋体"/>
           <w:sz w:val="24"/>
           <w:szCs w:val="24"/>
         </w:rPr>
       </w:pPr>
       <w:r>
         <w:rPr>
-          <w:rStyle w:val="Strong"/>
-          <w:rFonts w:ascii="宋体" w:eastAsia="宋体" w:hAnsi="宋体" w:cs="宋体" w:hint="eastAsia"/>
+          <w:rStyle w:val="23"/>
+          <w:rFonts w:hint="eastAsia" w:ascii="宋体" w:hAnsi="宋体" w:eastAsia="宋体" w:cs="宋体"/>
           <w:b/>
           <w:bCs/>
           <w:i w:val="0"/>
@@ -4312,7 +4381,7 @@
       </w:r>
       <w:r>
         <w:rPr>
-          <w:rFonts w:ascii="宋体" w:eastAsia="宋体" w:hAnsi="宋体" w:cs="宋体" w:hint="eastAsia"/>
+          <w:rFonts w:hint="eastAsia" w:ascii="宋体" w:hAnsi="宋体" w:eastAsia="宋体" w:cs="宋体"/>
           <w:i w:val="0"/>
           <w:iCs w:val="0"/>
           <w:caps w:val="0"/>
@@ -4327,7 +4396,7 @@
     </w:p>
     <w:p>
       <w:pPr>
-        <w:pStyle w:val="NormalWeb"/>
+        <w:pStyle w:val="18"/>
         <w:keepNext w:val="0"/>
         <w:keepLines w:val="0"/>
         <w:pageBreakBefore w:val="0"/>
@@ -4346,15 +4415,15 @@
         <w:ind w:left="0" w:right="0"/>
         <w:textAlignment w:val="auto"/>
         <w:rPr>
-          <w:rFonts w:ascii="宋体" w:eastAsia="宋体" w:hAnsi="宋体" w:cs="宋体" w:hint="eastAsia"/>
+          <w:rFonts w:hint="eastAsia" w:ascii="宋体" w:hAnsi="宋体" w:eastAsia="宋体" w:cs="宋体"/>
           <w:sz w:val="24"/>
           <w:szCs w:val="24"/>
         </w:rPr>
       </w:pPr>
       <w:r>
         <w:rPr>
-          <w:rStyle w:val="Strong"/>
-          <w:rFonts w:ascii="宋体" w:eastAsia="宋体" w:hAnsi="宋体" w:cs="宋体" w:hint="eastAsia"/>
+          <w:rStyle w:val="23"/>
+          <w:rFonts w:hint="eastAsia" w:ascii="宋体" w:hAnsi="宋体" w:eastAsia="宋体" w:cs="宋体"/>
           <w:b/>
           <w:bCs/>
           <w:i w:val="0"/>
@@ -4370,7 +4439,7 @@
       </w:r>
       <w:r>
         <w:rPr>
-          <w:rFonts w:ascii="宋体" w:eastAsia="宋体" w:hAnsi="宋体" w:cs="宋体" w:hint="eastAsia"/>
+          <w:rFonts w:hint="eastAsia" w:ascii="宋体" w:hAnsi="宋体" w:eastAsia="宋体" w:cs="宋体"/>
           <w:i w:val="0"/>
           <w:iCs w:val="0"/>
           <w:caps w:val="0"/>
@@ -4385,7 +4454,7 @@
     </w:p>
     <w:p>
       <w:pPr>
-        <w:pStyle w:val="Heading2"/>
+        <w:pStyle w:val="3"/>
         <w:keepNext w:val="0"/>
         <w:keepLines w:val="0"/>
         <w:pageBreakBefore w:val="0"/>
@@ -4413,7 +4482,7 @@
     </w:p>
     <w:p>
       <w:pPr>
-        <w:pStyle w:val="NormalWeb"/>
+        <w:pStyle w:val="18"/>
         <w:keepNext w:val="0"/>
         <w:keepLines w:val="0"/>
         <w:pageBreakBefore w:val="0"/>
@@ -4432,15 +4501,15 @@
         <w:ind w:left="0" w:right="0"/>
         <w:textAlignment w:val="auto"/>
         <w:rPr>
-          <w:rFonts w:ascii="宋体" w:eastAsia="宋体" w:hAnsi="宋体" w:cs="宋体" w:hint="eastAsia"/>
+          <w:rFonts w:hint="eastAsia" w:ascii="宋体" w:hAnsi="宋体" w:eastAsia="宋体" w:cs="宋体"/>
           <w:sz w:val="24"/>
           <w:szCs w:val="24"/>
         </w:rPr>
       </w:pPr>
       <w:r>
         <w:rPr>
-          <w:rStyle w:val="Strong"/>
-          <w:rFonts w:ascii="宋体" w:eastAsia="宋体" w:hAnsi="宋体" w:cs="宋体" w:hint="eastAsia"/>
+          <w:rStyle w:val="23"/>
+          <w:rFonts w:hint="eastAsia" w:ascii="宋体" w:hAnsi="宋体" w:eastAsia="宋体" w:cs="宋体"/>
           <w:b/>
           <w:bCs/>
           <w:i w:val="0"/>
@@ -4456,7 +4525,7 @@
       </w:r>
       <w:r>
         <w:rPr>
-          <w:rFonts w:ascii="宋体" w:eastAsia="宋体" w:hAnsi="宋体" w:cs="宋体" w:hint="eastAsia"/>
+          <w:rFonts w:hint="eastAsia" w:ascii="宋体" w:hAnsi="宋体" w:eastAsia="宋体" w:cs="宋体"/>
           <w:i w:val="0"/>
           <w:iCs w:val="0"/>
           <w:caps w:val="0"/>
@@ -4471,7 +4540,7 @@
     </w:p>
     <w:p>
       <w:pPr>
-        <w:pStyle w:val="NormalWeb"/>
+        <w:pStyle w:val="18"/>
         <w:keepNext w:val="0"/>
         <w:keepLines w:val="0"/>
         <w:pageBreakBefore w:val="0"/>
@@ -4490,7 +4559,7 @@
         <w:ind w:left="0" w:right="0"/>
         <w:textAlignment w:val="auto"/>
         <w:rPr>
-          <w:rFonts w:ascii="宋体" w:eastAsia="宋体" w:hAnsi="宋体" w:cs="宋体" w:hint="eastAsia"/>
+          <w:rFonts w:hint="eastAsia" w:ascii="宋体" w:hAnsi="宋体" w:eastAsia="宋体" w:cs="宋体"/>
           <w:i w:val="0"/>
           <w:iCs w:val="0"/>
           <w:caps w:val="0"/>
@@ -4503,8 +4572,8 @@
       </w:pPr>
       <w:r>
         <w:rPr>
-          <w:rStyle w:val="Strong"/>
-          <w:rFonts w:ascii="宋体" w:eastAsia="宋体" w:hAnsi="宋体" w:cs="宋体" w:hint="eastAsia"/>
+          <w:rStyle w:val="23"/>
+          <w:rFonts w:hint="eastAsia" w:ascii="宋体" w:hAnsi="宋体" w:eastAsia="宋体" w:cs="宋体"/>
           <w:b/>
           <w:bCs/>
           <w:i w:val="0"/>
@@ -4520,7 +4589,7 @@
       </w:r>
       <w:r>
         <w:rPr>
-          <w:rFonts w:ascii="宋体" w:eastAsia="宋体" w:hAnsi="宋体" w:cs="宋体" w:hint="eastAsia"/>
+          <w:rFonts w:hint="eastAsia" w:ascii="宋体" w:hAnsi="宋体" w:eastAsia="宋体" w:cs="宋体"/>
           <w:i w:val="0"/>
           <w:iCs w:val="0"/>
           <w:caps w:val="0"/>
@@ -4535,7 +4604,7 @@
     </w:p>
     <w:p>
       <w:pPr>
-        <w:pStyle w:val="2"/>
+        <w:pStyle w:val="30"/>
         <w:keepNext w:val="0"/>
         <w:keepLines w:val="0"/>
         <w:pageBreakBefore w:val="0"/>
@@ -4561,7 +4630,7 @@
     </w:p>
     <w:p>
       <w:pPr>
-        <w:pStyle w:val="3"/>
+        <w:pStyle w:val="31"/>
         <w:keepNext w:val="0"/>
         <w:keepLines w:val="0"/>
         <w:pageBreakBefore w:val="0"/>
@@ -4585,7 +4654,7 @@
     </w:p>
     <w:p>
       <w:pPr>
-        <w:pStyle w:val="a"/>
+        <w:pStyle w:val="29"/>
         <w:keepNext w:val="0"/>
         <w:keepLines w:val="0"/>
         <w:pageBreakBefore w:val="0"/>
@@ -4609,7 +4678,7 @@
     </w:p>
     <w:p>
       <w:pPr>
-        <w:pStyle w:val="a"/>
+        <w:pStyle w:val="29"/>
         <w:keepNext w:val="0"/>
         <w:keepLines w:val="0"/>
         <w:pageBreakBefore w:val="0"/>
@@ -4633,7 +4702,7 @@
     </w:p>
     <w:p>
       <w:pPr>
-        <w:pStyle w:val="3"/>
+        <w:pStyle w:val="31"/>
         <w:keepNext w:val="0"/>
         <w:keepLines w:val="0"/>
         <w:pageBreakBefore w:val="0"/>
@@ -4657,17 +4726,19 @@
     </w:p>
     <w:tbl>
       <w:tblPr>
+        <w:tblStyle w:val="20"/>
         <w:tblW w:w="9024" w:type="dxa"/>
         <w:tblInd w:w="0" w:type="dxa"/>
         <w:tblBorders>
-          <w:top w:val="single" w:sz="4" w:space="0" w:color="auto"/>
-          <w:left w:val="single" w:sz="4" w:space="0" w:color="auto"/>
-          <w:bottom w:val="single" w:sz="4" w:space="0" w:color="auto"/>
-          <w:right w:val="single" w:sz="4" w:space="0" w:color="auto"/>
-          <w:insideH w:val="single" w:sz="4" w:space="0" w:color="auto"/>
-          <w:insideV w:val="single" w:sz="4" w:space="0" w:color="auto"/>
+          <w:top w:val="single" w:color="auto" w:sz="4" w:space="0"/>
+          <w:left w:val="single" w:color="auto" w:sz="4" w:space="0"/>
+          <w:bottom w:val="single" w:color="auto" w:sz="4" w:space="0"/>
+          <w:right w:val="single" w:color="auto" w:sz="4" w:space="0"/>
+          <w:insideH w:val="single" w:color="auto" w:sz="4" w:space="0"/>
+          <w:insideV w:val="single" w:color="auto" w:sz="4" w:space="0"/>
         </w:tblBorders>
         <w:shd w:val="clear" w:color="auto" w:fill="auto"/>
+        <w:tblLayout w:type="autofit"/>
         <w:tblCellMar>
           <w:top w:w="15" w:type="dxa"/>
           <w:left w:w="15" w:type="dxa"/>
@@ -4682,17 +4753,14 @@
       </w:tblGrid>
       <w:tr>
         <w:tblPrEx>
-          <w:tblW w:w="9024" w:type="dxa"/>
-          <w:tblInd w:w="0" w:type="dxa"/>
           <w:tblBorders>
-            <w:top w:val="single" w:sz="4" w:space="0" w:color="auto"/>
-            <w:left w:val="single" w:sz="4" w:space="0" w:color="auto"/>
-            <w:bottom w:val="single" w:sz="4" w:space="0" w:color="auto"/>
-            <w:right w:val="single" w:sz="4" w:space="0" w:color="auto"/>
-            <w:insideH w:val="single" w:sz="4" w:space="0" w:color="auto"/>
-            <w:insideV w:val="single" w:sz="4" w:space="0" w:color="auto"/>
+            <w:top w:val="single" w:color="auto" w:sz="4" w:space="0"/>
+            <w:left w:val="single" w:color="auto" w:sz="4" w:space="0"/>
+            <w:bottom w:val="single" w:color="auto" w:sz="4" w:space="0"/>
+            <w:right w:val="single" w:color="auto" w:sz="4" w:space="0"/>
+            <w:insideH w:val="single" w:color="auto" w:sz="4" w:space="0"/>
+            <w:insideV w:val="single" w:color="auto" w:sz="4" w:space="0"/>
           </w:tblBorders>
-          <w:shd w:val="clear" w:color="auto" w:fill="auto"/>
           <w:tblCellMar>
             <w:top w:w="15" w:type="dxa"/>
             <w:left w:w="15" w:type="dxa"/>
@@ -4729,7 +4797,7 @@
               <w:spacing w:line="300" w:lineRule="atLeast"/>
               <w:jc w:val="left"/>
               <w:rPr>
-                <w:rFonts w:ascii="Segoe UI" w:eastAsia="Segoe UI" w:hAnsi="Segoe UI" w:cs="Segoe UI"/>
+                <w:rFonts w:ascii="Segoe UI" w:hAnsi="Segoe UI" w:eastAsia="Segoe UI" w:cs="Segoe UI"/>
                 <w:i w:val="0"/>
                 <w:iCs w:val="0"/>
                 <w:caps w:val="0"/>
@@ -4741,7 +4809,7 @@
             </w:pPr>
             <w:r>
               <w:rPr>
-                <w:rFonts w:ascii="Segoe UI" w:eastAsia="Segoe UI" w:hAnsi="Segoe UI" w:cs="Segoe UI" w:hint="default"/>
+                <w:rFonts w:hint="default" w:ascii="Segoe UI" w:hAnsi="Segoe UI" w:eastAsia="Segoe UI" w:cs="Segoe UI"/>
                 <w:i w:val="0"/>
                 <w:iCs w:val="0"/>
                 <w:caps w:val="0"/>
@@ -4751,7 +4819,6 @@
                 <w:kern w:val="0"/>
                 <w:sz w:val="18"/>
                 <w:szCs w:val="18"/>
-                <w:bdr w:val="nil"/>
                 <w:lang w:val="en-US" w:eastAsia="zh-CN"/>
               </w:rPr>
               <w:t>角色</w:t>
@@ -4784,7 +4851,7 @@
               <w:spacing w:line="300" w:lineRule="atLeast"/>
               <w:jc w:val="left"/>
               <w:rPr>
-                <w:rFonts w:ascii="Segoe UI" w:eastAsia="Segoe UI" w:hAnsi="Segoe UI" w:cs="Segoe UI" w:hint="default"/>
+                <w:rFonts w:hint="default" w:ascii="Segoe UI" w:hAnsi="Segoe UI" w:eastAsia="Segoe UI" w:cs="Segoe UI"/>
                 <w:i w:val="0"/>
                 <w:iCs w:val="0"/>
                 <w:caps w:val="0"/>
@@ -4796,7 +4863,7 @@
             </w:pPr>
             <w:r>
               <w:rPr>
-                <w:rFonts w:ascii="Segoe UI" w:eastAsia="Segoe UI" w:hAnsi="Segoe UI" w:cs="Segoe UI" w:hint="default"/>
+                <w:rFonts w:hint="default" w:ascii="Segoe UI" w:hAnsi="Segoe UI" w:eastAsia="Segoe UI" w:cs="Segoe UI"/>
                 <w:i w:val="0"/>
                 <w:iCs w:val="0"/>
                 <w:caps w:val="0"/>
@@ -4806,7 +4873,6 @@
                 <w:kern w:val="0"/>
                 <w:sz w:val="18"/>
                 <w:szCs w:val="18"/>
-                <w:bdr w:val="nil"/>
                 <w:lang w:val="en-US" w:eastAsia="zh-CN"/>
               </w:rPr>
               <w:t>权限范围</w:t>
@@ -4839,7 +4905,7 @@
               <w:spacing w:line="300" w:lineRule="atLeast"/>
               <w:jc w:val="left"/>
               <w:rPr>
-                <w:rFonts w:ascii="Segoe UI" w:eastAsia="Segoe UI" w:hAnsi="Segoe UI" w:cs="Segoe UI" w:hint="default"/>
+                <w:rFonts w:hint="default" w:ascii="Segoe UI" w:hAnsi="Segoe UI" w:eastAsia="Segoe UI" w:cs="Segoe UI"/>
                 <w:i w:val="0"/>
                 <w:iCs w:val="0"/>
                 <w:caps w:val="0"/>
@@ -4851,7 +4917,7 @@
             </w:pPr>
             <w:r>
               <w:rPr>
-                <w:rFonts w:ascii="Segoe UI" w:eastAsia="Segoe UI" w:hAnsi="Segoe UI" w:cs="Segoe UI" w:hint="default"/>
+                <w:rFonts w:hint="default" w:ascii="Segoe UI" w:hAnsi="Segoe UI" w:eastAsia="Segoe UI" w:cs="Segoe UI"/>
                 <w:i w:val="0"/>
                 <w:iCs w:val="0"/>
                 <w:caps w:val="0"/>
@@ -4861,7 +4927,6 @@
                 <w:kern w:val="0"/>
                 <w:sz w:val="18"/>
                 <w:szCs w:val="18"/>
-                <w:bdr w:val="nil"/>
                 <w:lang w:val="en-US" w:eastAsia="zh-CN"/>
               </w:rPr>
               <w:t>审批流程</w:t>
@@ -4871,8 +4936,14 @@
       </w:tr>
       <w:tr>
         <w:tblPrEx>
-          <w:tblW w:w="9024" w:type="dxa"/>
-          <w:tblInd w:w="0" w:type="dxa"/>
+          <w:tblBorders>
+            <w:top w:val="single" w:color="auto" w:sz="4" w:space="0"/>
+            <w:left w:val="single" w:color="auto" w:sz="4" w:space="0"/>
+            <w:bottom w:val="single" w:color="auto" w:sz="4" w:space="0"/>
+            <w:right w:val="single" w:color="auto" w:sz="4" w:space="0"/>
+            <w:insideH w:val="single" w:color="auto" w:sz="4" w:space="0"/>
+            <w:insideV w:val="single" w:color="auto" w:sz="4" w:space="0"/>
+          </w:tblBorders>
           <w:shd w:val="clear" w:color="auto" w:fill="auto"/>
           <w:tblCellMar>
             <w:top w:w="15" w:type="dxa"/>
@@ -4907,7 +4978,7 @@
               <w:spacing w:line="300" w:lineRule="atLeast"/>
               <w:jc w:val="left"/>
               <w:rPr>
-                <w:rFonts w:ascii="Segoe UI" w:eastAsia="Segoe UI" w:hAnsi="Segoe UI" w:cs="Segoe UI" w:hint="default"/>
+                <w:rFonts w:hint="default" w:ascii="Segoe UI" w:hAnsi="Segoe UI" w:eastAsia="Segoe UI" w:cs="Segoe UI"/>
                 <w:i w:val="0"/>
                 <w:iCs w:val="0"/>
                 <w:caps w:val="0"/>
@@ -4919,7 +4990,7 @@
             </w:pPr>
             <w:r>
               <w:rPr>
-                <w:rFonts w:ascii="Segoe UI" w:eastAsia="Segoe UI" w:hAnsi="Segoe UI" w:cs="Segoe UI" w:hint="default"/>
+                <w:rFonts w:hint="default" w:ascii="Segoe UI" w:hAnsi="Segoe UI" w:eastAsia="Segoe UI" w:cs="Segoe UI"/>
                 <w:i w:val="0"/>
                 <w:iCs w:val="0"/>
                 <w:caps w:val="0"/>
@@ -4929,14 +5000,13 @@
                 <w:kern w:val="0"/>
                 <w:sz w:val="18"/>
                 <w:szCs w:val="18"/>
-                <w:bdr w:val="nil"/>
                 <w:lang w:val="en-US" w:eastAsia="zh-CN"/>
               </w:rPr>
               <w:t>研发部</w:t>
             </w:r>
             <w:r>
               <w:rPr>
-                <w:rFonts w:ascii="Segoe UI" w:eastAsia="Segoe UI" w:hAnsi="Segoe UI" w:cs="Segoe UI" w:hint="eastAsia"/>
+                <w:rFonts w:hint="eastAsia" w:ascii="Segoe UI" w:hAnsi="Segoe UI" w:eastAsia="Segoe UI" w:cs="Segoe UI"/>
                 <w:i w:val="0"/>
                 <w:iCs w:val="0"/>
                 <w:caps w:val="0"/>
@@ -4946,7 +5016,6 @@
                 <w:kern w:val="0"/>
                 <w:sz w:val="18"/>
                 <w:szCs w:val="18"/>
-                <w:bdr w:val="nil"/>
                 <w:lang w:val="en-US" w:eastAsia="zh-CN"/>
               </w:rPr>
               <w:t>经理</w:t>
@@ -4979,7 +5048,7 @@
               <w:spacing w:line="300" w:lineRule="atLeast"/>
               <w:jc w:val="left"/>
               <w:rPr>
-                <w:rFonts w:ascii="Segoe UI" w:eastAsia="Segoe UI" w:hAnsi="Segoe UI" w:cs="Segoe UI" w:hint="default"/>
+                <w:rFonts w:hint="default" w:ascii="Segoe UI" w:hAnsi="Segoe UI" w:eastAsia="Segoe UI" w:cs="Segoe UI"/>
                 <w:i w:val="0"/>
                 <w:iCs w:val="0"/>
                 <w:caps w:val="0"/>
@@ -4991,7 +5060,7 @@
             </w:pPr>
             <w:r>
               <w:rPr>
-                <w:rFonts w:ascii="Segoe UI" w:eastAsia="Segoe UI" w:hAnsi="Segoe UI" w:cs="Segoe UI" w:hint="default"/>
+                <w:rFonts w:hint="default" w:ascii="Segoe UI" w:hAnsi="Segoe UI" w:eastAsia="Segoe UI" w:cs="Segoe UI"/>
                 <w:i w:val="0"/>
                 <w:iCs w:val="0"/>
                 <w:caps w:val="0"/>
@@ -5001,7 +5070,6 @@
                 <w:kern w:val="0"/>
                 <w:sz w:val="18"/>
                 <w:szCs w:val="18"/>
-                <w:bdr w:val="nil"/>
                 <w:lang w:val="en-US" w:eastAsia="zh-CN"/>
               </w:rPr>
               <w:t>全库读写权限，包括上传、更新、删除、备份、恢复等操作</w:t>
@@ -5034,7 +5102,7 @@
               <w:spacing w:line="300" w:lineRule="atLeast"/>
               <w:jc w:val="left"/>
               <w:rPr>
-                <w:rFonts w:ascii="Segoe UI" w:eastAsia="Segoe UI" w:hAnsi="Segoe UI" w:cs="Segoe UI" w:hint="default"/>
+                <w:rFonts w:hint="default" w:ascii="Segoe UI" w:hAnsi="Segoe UI" w:eastAsia="Segoe UI" w:cs="Segoe UI"/>
                 <w:i w:val="0"/>
                 <w:iCs w:val="0"/>
                 <w:caps w:val="0"/>
@@ -5046,7 +5114,7 @@
             </w:pPr>
             <w:r>
               <w:rPr>
-                <w:rFonts w:ascii="Segoe UI" w:eastAsia="Segoe UI" w:hAnsi="Segoe UI" w:cs="Segoe UI" w:hint="default"/>
+                <w:rFonts w:hint="default" w:ascii="Segoe UI" w:hAnsi="Segoe UI" w:eastAsia="Segoe UI" w:cs="Segoe UI"/>
                 <w:i w:val="0"/>
                 <w:iCs w:val="0"/>
                 <w:caps w:val="0"/>
@@ -5056,14 +5124,13 @@
                 <w:kern w:val="0"/>
                 <w:sz w:val="18"/>
                 <w:szCs w:val="18"/>
-                <w:bdr w:val="nil"/>
                 <w:lang w:val="en-US" w:eastAsia="zh-CN"/>
               </w:rPr>
               <w:t>部门</w:t>
             </w:r>
             <w:r>
               <w:rPr>
-                <w:rFonts w:ascii="Segoe UI" w:eastAsia="Segoe UI" w:hAnsi="Segoe UI" w:cs="Segoe UI" w:hint="eastAsia"/>
+                <w:rFonts w:hint="eastAsia" w:ascii="Segoe UI" w:hAnsi="Segoe UI" w:eastAsia="Segoe UI" w:cs="Segoe UI"/>
                 <w:i w:val="0"/>
                 <w:iCs w:val="0"/>
                 <w:caps w:val="0"/>
@@ -5073,14 +5140,13 @@
                 <w:kern w:val="0"/>
                 <w:sz w:val="18"/>
                 <w:szCs w:val="18"/>
-                <w:bdr w:val="nil"/>
                 <w:lang w:val="en-US" w:eastAsia="zh-CN"/>
               </w:rPr>
               <w:t>经理</w:t>
             </w:r>
             <w:r>
               <w:rPr>
-                <w:rFonts w:ascii="Segoe UI" w:eastAsia="Segoe UI" w:hAnsi="Segoe UI" w:cs="Segoe UI" w:hint="default"/>
+                <w:rFonts w:hint="default" w:ascii="Segoe UI" w:hAnsi="Segoe UI" w:eastAsia="Segoe UI" w:cs="Segoe UI"/>
                 <w:i w:val="0"/>
                 <w:iCs w:val="0"/>
                 <w:caps w:val="0"/>
@@ -5090,7 +5156,6 @@
                 <w:kern w:val="0"/>
                 <w:sz w:val="18"/>
                 <w:szCs w:val="18"/>
-                <w:bdr w:val="nil"/>
                 <w:lang w:val="en-US" w:eastAsia="zh-CN"/>
               </w:rPr>
               <w:t>审批</w:t>
@@ -5100,8 +5165,14 @@
       </w:tr>
       <w:tr>
         <w:tblPrEx>
-          <w:tblW w:w="9024" w:type="dxa"/>
-          <w:tblInd w:w="0" w:type="dxa"/>
+          <w:tblBorders>
+            <w:top w:val="single" w:color="auto" w:sz="4" w:space="0"/>
+            <w:left w:val="single" w:color="auto" w:sz="4" w:space="0"/>
+            <w:bottom w:val="single" w:color="auto" w:sz="4" w:space="0"/>
+            <w:right w:val="single" w:color="auto" w:sz="4" w:space="0"/>
+            <w:insideH w:val="single" w:color="auto" w:sz="4" w:space="0"/>
+            <w:insideV w:val="single" w:color="auto" w:sz="4" w:space="0"/>
+          </w:tblBorders>
           <w:shd w:val="clear" w:color="auto" w:fill="auto"/>
           <w:tblCellMar>
             <w:top w:w="15" w:type="dxa"/>
@@ -5136,7 +5207,7 @@
               <w:spacing w:line="300" w:lineRule="atLeast"/>
               <w:jc w:val="left"/>
               <w:rPr>
-                <w:rFonts w:ascii="Segoe UI" w:eastAsia="Segoe UI" w:hAnsi="Segoe UI" w:cs="Segoe UI" w:hint="default"/>
+                <w:rFonts w:hint="default" w:ascii="Segoe UI" w:hAnsi="Segoe UI" w:eastAsia="Segoe UI" w:cs="Segoe UI"/>
                 <w:i w:val="0"/>
                 <w:iCs w:val="0"/>
                 <w:caps w:val="0"/>
@@ -5149,7 +5220,7 @@
             </w:pPr>
             <w:r>
               <w:rPr>
-                <w:rFonts w:ascii="Segoe UI" w:eastAsia="Segoe UI" w:hAnsi="Segoe UI" w:cs="Segoe UI" w:hint="default"/>
+                <w:rFonts w:hint="default" w:ascii="Segoe UI" w:hAnsi="Segoe UI" w:eastAsia="Segoe UI" w:cs="Segoe UI"/>
                 <w:i w:val="0"/>
                 <w:iCs w:val="0"/>
                 <w:caps w:val="0"/>
@@ -5159,14 +5230,13 @@
                 <w:kern w:val="0"/>
                 <w:sz w:val="18"/>
                 <w:szCs w:val="18"/>
-                <w:bdr w:val="nil"/>
                 <w:lang w:val="en-US" w:eastAsia="zh-CN"/>
               </w:rPr>
               <w:t>研发部</w:t>
             </w:r>
             <w:r>
               <w:rPr>
-                <w:rFonts w:ascii="Segoe UI" w:eastAsia="Segoe UI" w:hAnsi="Segoe UI" w:cs="Segoe UI" w:hint="eastAsia"/>
+                <w:rFonts w:hint="eastAsia" w:ascii="Segoe UI" w:hAnsi="Segoe UI" w:eastAsia="Segoe UI" w:cs="Segoe UI"/>
                 <w:i w:val="0"/>
                 <w:iCs w:val="0"/>
                 <w:caps w:val="0"/>
@@ -5176,7 +5246,6 @@
                 <w:kern w:val="0"/>
                 <w:sz w:val="18"/>
                 <w:szCs w:val="18"/>
-                <w:bdr w:val="nil"/>
                 <w:lang w:val="en-US" w:eastAsia="zh-CN"/>
               </w:rPr>
               <w:t>人员</w:t>
@@ -5209,7 +5278,7 @@
               <w:spacing w:line="300" w:lineRule="atLeast"/>
               <w:jc w:val="left"/>
               <w:rPr>
-                <w:rFonts w:ascii="Segoe UI" w:eastAsia="Segoe UI" w:hAnsi="Segoe UI" w:cs="Segoe UI" w:hint="default"/>
+                <w:rFonts w:hint="default" w:ascii="Segoe UI" w:hAnsi="Segoe UI" w:eastAsia="Segoe UI" w:cs="Segoe UI"/>
                 <w:i w:val="0"/>
                 <w:iCs w:val="0"/>
                 <w:caps w:val="0"/>
@@ -5221,7 +5290,7 @@
             </w:pPr>
             <w:r>
               <w:rPr>
-                <w:rFonts w:ascii="Segoe UI" w:eastAsia="Segoe UI" w:hAnsi="Segoe UI" w:cs="Segoe UI" w:hint="default"/>
+                <w:rFonts w:hint="default" w:ascii="Segoe UI" w:hAnsi="Segoe UI" w:eastAsia="Segoe UI" w:cs="Segoe UI"/>
                 <w:i w:val="0"/>
                 <w:iCs w:val="0"/>
                 <w:caps w:val="0"/>
@@ -5231,7 +5300,6 @@
                 <w:kern w:val="0"/>
                 <w:sz w:val="18"/>
                 <w:szCs w:val="18"/>
-                <w:bdr w:val="nil"/>
                 <w:lang w:val="en-US" w:eastAsia="zh-CN"/>
               </w:rPr>
               <w:t>读取权限，可下载已发布的软件版本及相关文档</w:t>
@@ -5264,7 +5332,7 @@
               <w:spacing w:line="300" w:lineRule="atLeast"/>
               <w:jc w:val="left"/>
               <w:rPr>
-                <w:rFonts w:ascii="Segoe UI" w:eastAsia="Segoe UI" w:hAnsi="Segoe UI" w:cs="Segoe UI" w:hint="default"/>
+                <w:rFonts w:hint="default" w:ascii="Segoe UI" w:hAnsi="Segoe UI" w:eastAsia="Segoe UI" w:cs="Segoe UI"/>
                 <w:i w:val="0"/>
                 <w:iCs w:val="0"/>
                 <w:caps w:val="0"/>
@@ -5276,7 +5344,7 @@
             </w:pPr>
             <w:r>
               <w:rPr>
-                <w:rFonts w:ascii="Segoe UI" w:eastAsia="Segoe UI" w:hAnsi="Segoe UI" w:cs="Segoe UI" w:hint="eastAsia"/>
+                <w:rFonts w:hint="eastAsia" w:ascii="Segoe UI" w:hAnsi="Segoe UI" w:eastAsia="Segoe UI" w:cs="Segoe UI"/>
                 <w:i w:val="0"/>
                 <w:iCs w:val="0"/>
                 <w:caps w:val="0"/>
@@ -5286,14 +5354,13 @@
                 <w:kern w:val="0"/>
                 <w:sz w:val="18"/>
                 <w:szCs w:val="18"/>
-                <w:bdr w:val="nil"/>
                 <w:lang w:val="en-US" w:eastAsia="zh-CN"/>
               </w:rPr>
               <w:t>运维</w:t>
             </w:r>
             <w:r>
               <w:rPr>
-                <w:rFonts w:ascii="Segoe UI" w:eastAsia="Segoe UI" w:hAnsi="Segoe UI" w:cs="Segoe UI" w:hint="default"/>
+                <w:rFonts w:hint="default" w:ascii="Segoe UI" w:hAnsi="Segoe UI" w:eastAsia="Segoe UI" w:cs="Segoe UI"/>
                 <w:i w:val="0"/>
                 <w:iCs w:val="0"/>
                 <w:caps w:val="0"/>
@@ -5303,7 +5370,6 @@
                 <w:kern w:val="0"/>
                 <w:sz w:val="18"/>
                 <w:szCs w:val="18"/>
-                <w:bdr w:val="nil"/>
                 <w:lang w:val="en-US" w:eastAsia="zh-CN"/>
               </w:rPr>
               <w:t>项目经理审批</w:t>
@@ -5313,8 +5379,14 @@
       </w:tr>
       <w:tr>
         <w:tblPrEx>
-          <w:tblW w:w="9024" w:type="dxa"/>
-          <w:tblInd w:w="0" w:type="dxa"/>
+          <w:tblBorders>
+            <w:top w:val="single" w:color="auto" w:sz="4" w:space="0"/>
+            <w:left w:val="single" w:color="auto" w:sz="4" w:space="0"/>
+            <w:bottom w:val="single" w:color="auto" w:sz="4" w:space="0"/>
+            <w:right w:val="single" w:color="auto" w:sz="4" w:space="0"/>
+            <w:insideH w:val="single" w:color="auto" w:sz="4" w:space="0"/>
+            <w:insideV w:val="single" w:color="auto" w:sz="4" w:space="0"/>
+          </w:tblBorders>
           <w:shd w:val="clear" w:color="auto" w:fill="auto"/>
           <w:tblCellMar>
             <w:top w:w="15" w:type="dxa"/>
@@ -5349,7 +5421,7 @@
               <w:spacing w:line="300" w:lineRule="atLeast"/>
               <w:jc w:val="left"/>
               <w:rPr>
-                <w:rFonts w:ascii="Segoe UI" w:eastAsia="Segoe UI" w:hAnsi="Segoe UI" w:cs="Segoe UI" w:hint="default"/>
+                <w:rFonts w:hint="default" w:ascii="Segoe UI" w:hAnsi="Segoe UI" w:eastAsia="Segoe UI" w:cs="Segoe UI"/>
                 <w:i w:val="0"/>
                 <w:iCs w:val="0"/>
                 <w:caps w:val="0"/>
@@ -5361,7 +5433,7 @@
             </w:pPr>
             <w:r>
               <w:rPr>
-                <w:rFonts w:ascii="Segoe UI" w:eastAsia="Segoe UI" w:hAnsi="Segoe UI" w:cs="Segoe UI" w:hint="default"/>
+                <w:rFonts w:hint="default" w:ascii="Segoe UI" w:hAnsi="Segoe UI" w:eastAsia="Segoe UI" w:cs="Segoe UI"/>
                 <w:i w:val="0"/>
                 <w:iCs w:val="0"/>
                 <w:caps w:val="0"/>
@@ -5371,7 +5443,6 @@
                 <w:kern w:val="0"/>
                 <w:sz w:val="18"/>
                 <w:szCs w:val="18"/>
-                <w:bdr w:val="nil"/>
                 <w:lang w:val="en-US" w:eastAsia="zh-CN"/>
               </w:rPr>
               <w:t>质量部人员</w:t>
@@ -5404,7 +5475,7 @@
               <w:spacing w:line="300" w:lineRule="atLeast"/>
               <w:jc w:val="left"/>
               <w:rPr>
-                <w:rFonts w:ascii="Segoe UI" w:eastAsia="Segoe UI" w:hAnsi="Segoe UI" w:cs="Segoe UI" w:hint="default"/>
+                <w:rFonts w:hint="default" w:ascii="Segoe UI" w:hAnsi="Segoe UI" w:eastAsia="Segoe UI" w:cs="Segoe UI"/>
                 <w:i w:val="0"/>
                 <w:iCs w:val="0"/>
                 <w:caps w:val="0"/>
@@ -5416,7 +5487,7 @@
             </w:pPr>
             <w:r>
               <w:rPr>
-                <w:rFonts w:ascii="Segoe UI" w:eastAsia="Segoe UI" w:hAnsi="Segoe UI" w:cs="Segoe UI" w:hint="default"/>
+                <w:rFonts w:hint="default" w:ascii="Segoe UI" w:hAnsi="Segoe UI" w:eastAsia="Segoe UI" w:cs="Segoe UI"/>
                 <w:i w:val="0"/>
                 <w:iCs w:val="0"/>
                 <w:caps w:val="0"/>
@@ -5426,7 +5497,6 @@
                 <w:kern w:val="0"/>
                 <w:sz w:val="18"/>
                 <w:szCs w:val="18"/>
-                <w:bdr w:val="nil"/>
                 <w:lang w:val="en-US" w:eastAsia="zh-CN"/>
               </w:rPr>
               <w:t>读取权限，可审计软件版本、授权文件及操作日志</w:t>
@@ -5459,7 +5529,7 @@
               <w:spacing w:line="300" w:lineRule="atLeast"/>
               <w:jc w:val="left"/>
               <w:rPr>
-                <w:rFonts w:ascii="Segoe UI" w:eastAsia="Segoe UI" w:hAnsi="Segoe UI" w:cs="Segoe UI" w:hint="default"/>
+                <w:rFonts w:hint="default" w:ascii="Segoe UI" w:hAnsi="Segoe UI" w:eastAsia="Segoe UI" w:cs="Segoe UI"/>
                 <w:i w:val="0"/>
                 <w:iCs w:val="0"/>
                 <w:caps w:val="0"/>
@@ -5471,7 +5541,7 @@
             </w:pPr>
             <w:r>
               <w:rPr>
-                <w:rFonts w:ascii="Segoe UI" w:eastAsia="Segoe UI" w:hAnsi="Segoe UI" w:cs="Segoe UI" w:hint="default"/>
+                <w:rFonts w:hint="default" w:ascii="Segoe UI" w:hAnsi="Segoe UI" w:eastAsia="Segoe UI" w:cs="Segoe UI"/>
                 <w:i w:val="0"/>
                 <w:iCs w:val="0"/>
                 <w:caps w:val="0"/>
@@ -5481,14 +5551,13 @@
                 <w:kern w:val="0"/>
                 <w:sz w:val="18"/>
                 <w:szCs w:val="18"/>
-                <w:bdr w:val="nil"/>
                 <w:lang w:val="en-US" w:eastAsia="zh-CN"/>
               </w:rPr>
               <w:t>质量部</w:t>
             </w:r>
             <w:r>
               <w:rPr>
-                <w:rFonts w:ascii="Segoe UI" w:eastAsia="Segoe UI" w:hAnsi="Segoe UI" w:cs="Segoe UI" w:hint="eastAsia"/>
+                <w:rFonts w:hint="eastAsia" w:ascii="Segoe UI" w:hAnsi="Segoe UI" w:eastAsia="Segoe UI" w:cs="Segoe UI"/>
                 <w:i w:val="0"/>
                 <w:iCs w:val="0"/>
                 <w:caps w:val="0"/>
@@ -5498,14 +5567,13 @@
                 <w:kern w:val="0"/>
                 <w:sz w:val="18"/>
                 <w:szCs w:val="18"/>
-                <w:bdr w:val="nil"/>
                 <w:lang w:val="en-US" w:eastAsia="zh-CN"/>
               </w:rPr>
               <w:t>经理</w:t>
             </w:r>
             <w:r>
               <w:rPr>
-                <w:rFonts w:ascii="Segoe UI" w:eastAsia="Segoe UI" w:hAnsi="Segoe UI" w:cs="Segoe UI" w:hint="default"/>
+                <w:rFonts w:hint="default" w:ascii="Segoe UI" w:hAnsi="Segoe UI" w:eastAsia="Segoe UI" w:cs="Segoe UI"/>
                 <w:i w:val="0"/>
                 <w:iCs w:val="0"/>
                 <w:caps w:val="0"/>
@@ -5515,7 +5583,6 @@
                 <w:kern w:val="0"/>
                 <w:sz w:val="18"/>
                 <w:szCs w:val="18"/>
-                <w:bdr w:val="nil"/>
                 <w:lang w:val="en-US" w:eastAsia="zh-CN"/>
               </w:rPr>
               <w:t>审批</w:t>
@@ -5525,8 +5592,14 @@
       </w:tr>
       <w:tr>
         <w:tblPrEx>
-          <w:tblW w:w="9024" w:type="dxa"/>
-          <w:tblInd w:w="0" w:type="dxa"/>
+          <w:tblBorders>
+            <w:top w:val="single" w:color="auto" w:sz="4" w:space="0"/>
+            <w:left w:val="single" w:color="auto" w:sz="4" w:space="0"/>
+            <w:bottom w:val="single" w:color="auto" w:sz="4" w:space="0"/>
+            <w:right w:val="single" w:color="auto" w:sz="4" w:space="0"/>
+            <w:insideH w:val="single" w:color="auto" w:sz="4" w:space="0"/>
+            <w:insideV w:val="single" w:color="auto" w:sz="4" w:space="0"/>
+          </w:tblBorders>
           <w:shd w:val="clear" w:color="auto" w:fill="auto"/>
           <w:tblCellMar>
             <w:top w:w="15" w:type="dxa"/>
@@ -5561,7 +5634,7 @@
               <w:spacing w:line="300" w:lineRule="atLeast"/>
               <w:jc w:val="left"/>
               <w:rPr>
-                <w:rFonts w:ascii="Segoe UI" w:eastAsia="Segoe UI" w:hAnsi="Segoe UI" w:cs="Segoe UI" w:hint="default"/>
+                <w:rFonts w:hint="default" w:ascii="Segoe UI" w:hAnsi="Segoe UI" w:eastAsia="Segoe UI" w:cs="Segoe UI"/>
                 <w:i w:val="0"/>
                 <w:iCs w:val="0"/>
                 <w:caps w:val="0"/>
@@ -5573,7 +5646,7 @@
             </w:pPr>
             <w:r>
               <w:rPr>
-                <w:rFonts w:ascii="Segoe UI" w:eastAsia="Segoe UI" w:hAnsi="Segoe UI" w:cs="Segoe UI" w:hint="default"/>
+                <w:rFonts w:hint="default" w:ascii="Segoe UI" w:hAnsi="Segoe UI" w:eastAsia="Segoe UI" w:cs="Segoe UI"/>
                 <w:i w:val="0"/>
                 <w:iCs w:val="0"/>
                 <w:caps w:val="0"/>
@@ -5583,14 +5656,13 @@
                 <w:kern w:val="0"/>
                 <w:sz w:val="18"/>
                 <w:szCs w:val="18"/>
-                <w:bdr w:val="nil"/>
                 <w:lang w:val="en-US" w:eastAsia="zh-CN"/>
               </w:rPr>
               <w:t>其他</w:t>
             </w:r>
             <w:r>
               <w:rPr>
-                <w:rFonts w:ascii="Segoe UI" w:eastAsia="Segoe UI" w:hAnsi="Segoe UI" w:cs="Segoe UI" w:hint="eastAsia"/>
+                <w:rFonts w:hint="eastAsia" w:ascii="Segoe UI" w:hAnsi="Segoe UI" w:eastAsia="Segoe UI" w:cs="Segoe UI"/>
                 <w:i w:val="0"/>
                 <w:iCs w:val="0"/>
                 <w:caps w:val="0"/>
@@ -5600,14 +5672,13 @@
                 <w:kern w:val="0"/>
                 <w:sz w:val="18"/>
                 <w:szCs w:val="18"/>
-                <w:bdr w:val="nil"/>
                 <w:lang w:val="en-US" w:eastAsia="zh-CN"/>
               </w:rPr>
               <w:t>运维相关</w:t>
             </w:r>
             <w:r>
               <w:rPr>
-                <w:rFonts w:ascii="Segoe UI" w:eastAsia="Segoe UI" w:hAnsi="Segoe UI" w:cs="Segoe UI" w:hint="default"/>
+                <w:rFonts w:hint="default" w:ascii="Segoe UI" w:hAnsi="Segoe UI" w:eastAsia="Segoe UI" w:cs="Segoe UI"/>
                 <w:i w:val="0"/>
                 <w:iCs w:val="0"/>
                 <w:caps w:val="0"/>
@@ -5617,7 +5688,6 @@
                 <w:kern w:val="0"/>
                 <w:sz w:val="18"/>
                 <w:szCs w:val="18"/>
-                <w:bdr w:val="nil"/>
                 <w:lang w:val="en-US" w:eastAsia="zh-CN"/>
               </w:rPr>
               <w:t>人员</w:t>
@@ -5650,7 +5720,7 @@
               <w:spacing w:line="300" w:lineRule="atLeast"/>
               <w:jc w:val="left"/>
               <w:rPr>
-                <w:rFonts w:ascii="Segoe UI" w:eastAsia="Segoe UI" w:hAnsi="Segoe UI" w:cs="Segoe UI" w:hint="default"/>
+                <w:rFonts w:hint="default" w:ascii="Segoe UI" w:hAnsi="Segoe UI" w:eastAsia="Segoe UI" w:cs="Segoe UI"/>
                 <w:i w:val="0"/>
                 <w:iCs w:val="0"/>
                 <w:caps w:val="0"/>
@@ -5662,7 +5732,7 @@
             </w:pPr>
             <w:r>
               <w:rPr>
-                <w:rFonts w:ascii="Segoe UI" w:eastAsia="Segoe UI" w:hAnsi="Segoe UI" w:cs="Segoe UI" w:hint="default"/>
+                <w:rFonts w:hint="default" w:ascii="Segoe UI" w:hAnsi="Segoe UI" w:eastAsia="Segoe UI" w:cs="Segoe UI"/>
                 <w:i w:val="0"/>
                 <w:iCs w:val="0"/>
                 <w:caps w:val="0"/>
@@ -5672,7 +5742,6 @@
                 <w:kern w:val="0"/>
                 <w:sz w:val="18"/>
                 <w:szCs w:val="18"/>
-                <w:bdr w:val="nil"/>
                 <w:lang w:val="en-US" w:eastAsia="zh-CN"/>
               </w:rPr>
               <w:t>按需申请临时读取权限，仅限特定软件版本</w:t>
@@ -5705,7 +5774,7 @@
               <w:spacing w:line="300" w:lineRule="atLeast"/>
               <w:jc w:val="left"/>
               <w:rPr>
-                <w:rFonts w:ascii="Segoe UI" w:eastAsia="Segoe UI" w:hAnsi="Segoe UI" w:cs="Segoe UI" w:hint="default"/>
+                <w:rFonts w:hint="default" w:ascii="Segoe UI" w:hAnsi="Segoe UI" w:eastAsia="Segoe UI" w:cs="Segoe UI"/>
                 <w:i w:val="0"/>
                 <w:iCs w:val="0"/>
                 <w:caps w:val="0"/>
@@ -5717,7 +5786,7 @@
             </w:pPr>
             <w:r>
               <w:rPr>
-                <w:rFonts w:ascii="Segoe UI" w:eastAsia="Segoe UI" w:hAnsi="Segoe UI" w:cs="Segoe UI" w:hint="default"/>
+                <w:rFonts w:hint="default" w:ascii="Segoe UI" w:hAnsi="Segoe UI" w:eastAsia="Segoe UI" w:cs="Segoe UI"/>
                 <w:i w:val="0"/>
                 <w:iCs w:val="0"/>
                 <w:caps w:val="0"/>
@@ -5727,14 +5796,13 @@
                 <w:kern w:val="0"/>
                 <w:sz w:val="18"/>
                 <w:szCs w:val="18"/>
-                <w:bdr w:val="nil"/>
                 <w:lang w:val="en-US" w:eastAsia="zh-CN"/>
               </w:rPr>
               <w:t>部门</w:t>
             </w:r>
             <w:r>
               <w:rPr>
-                <w:rFonts w:ascii="Segoe UI" w:eastAsia="Segoe UI" w:hAnsi="Segoe UI" w:cs="Segoe UI" w:hint="eastAsia"/>
+                <w:rFonts w:hint="eastAsia" w:ascii="Segoe UI" w:hAnsi="Segoe UI" w:eastAsia="Segoe UI" w:cs="Segoe UI"/>
                 <w:i w:val="0"/>
                 <w:iCs w:val="0"/>
                 <w:caps w:val="0"/>
@@ -5744,14 +5812,13 @@
                 <w:kern w:val="0"/>
                 <w:sz w:val="18"/>
                 <w:szCs w:val="18"/>
-                <w:bdr w:val="nil"/>
                 <w:lang w:val="en-US" w:eastAsia="zh-CN"/>
               </w:rPr>
               <w:t>经理</w:t>
             </w:r>
             <w:r>
               <w:rPr>
-                <w:rFonts w:ascii="Segoe UI" w:eastAsia="Segoe UI" w:hAnsi="Segoe UI" w:cs="Segoe UI" w:hint="default"/>
+                <w:rFonts w:hint="default" w:ascii="Segoe UI" w:hAnsi="Segoe UI" w:eastAsia="Segoe UI" w:cs="Segoe UI"/>
                 <w:i w:val="0"/>
                 <w:iCs w:val="0"/>
                 <w:caps w:val="0"/>
@@ -5761,14 +5828,13 @@
                 <w:kern w:val="0"/>
                 <w:sz w:val="18"/>
                 <w:szCs w:val="18"/>
-                <w:bdr w:val="nil"/>
                 <w:lang w:val="en-US" w:eastAsia="zh-CN"/>
               </w:rPr>
               <w:t>+研发部</w:t>
             </w:r>
             <w:r>
               <w:rPr>
-                <w:rFonts w:ascii="Segoe UI" w:eastAsia="Segoe UI" w:hAnsi="Segoe UI" w:cs="Segoe UI" w:hint="eastAsia"/>
+                <w:rFonts w:hint="eastAsia" w:ascii="Segoe UI" w:hAnsi="Segoe UI" w:eastAsia="Segoe UI" w:cs="Segoe UI"/>
                 <w:i w:val="0"/>
                 <w:iCs w:val="0"/>
                 <w:caps w:val="0"/>
@@ -5778,14 +5844,13 @@
                 <w:kern w:val="0"/>
                 <w:sz w:val="18"/>
                 <w:szCs w:val="18"/>
-                <w:bdr w:val="nil"/>
                 <w:lang w:val="en-US" w:eastAsia="zh-CN"/>
               </w:rPr>
               <w:t>经理</w:t>
             </w:r>
             <w:r>
               <w:rPr>
-                <w:rFonts w:ascii="Segoe UI" w:eastAsia="Segoe UI" w:hAnsi="Segoe UI" w:cs="Segoe UI" w:hint="default"/>
+                <w:rFonts w:hint="default" w:ascii="Segoe UI" w:hAnsi="Segoe UI" w:eastAsia="Segoe UI" w:cs="Segoe UI"/>
                 <w:i w:val="0"/>
                 <w:iCs w:val="0"/>
                 <w:caps w:val="0"/>
@@ -5795,7 +5860,6 @@
                 <w:kern w:val="0"/>
                 <w:sz w:val="18"/>
                 <w:szCs w:val="18"/>
-                <w:bdr w:val="nil"/>
                 <w:lang w:val="en-US" w:eastAsia="zh-CN"/>
               </w:rPr>
               <w:t>审批</w:t>
@@ -5806,7 +5870,7 @@
     </w:tbl>
     <w:p>
       <w:pPr>
-        <w:pStyle w:val="3"/>
+        <w:pStyle w:val="31"/>
         <w:keepNext w:val="0"/>
         <w:keepLines w:val="0"/>
         <w:pageBreakBefore w:val="0"/>
@@ -5830,7 +5894,7 @@
     </w:p>
     <w:p>
       <w:pPr>
-        <w:pStyle w:val="a"/>
+        <w:pStyle w:val="29"/>
         <w:keepNext w:val="0"/>
         <w:keepLines w:val="0"/>
         <w:pageBreakBefore w:val="0"/>
@@ -5854,7 +5918,7 @@
     </w:p>
     <w:p>
       <w:pPr>
-        <w:pStyle w:val="a"/>
+        <w:pStyle w:val="29"/>
         <w:keepNext w:val="0"/>
         <w:keepLines w:val="0"/>
         <w:pageBreakBefore w:val="0"/>
@@ -5878,7 +5942,7 @@
     </w:p>
     <w:p>
       <w:pPr>
-        <w:pStyle w:val="a"/>
+        <w:pStyle w:val="29"/>
         <w:keepNext w:val="0"/>
         <w:keepLines w:val="0"/>
         <w:pageBreakBefore w:val="0"/>
@@ -5902,7 +5966,7 @@
     </w:p>
     <w:p>
       <w:pPr>
-        <w:pStyle w:val="3"/>
+        <w:pStyle w:val="31"/>
         <w:keepNext w:val="0"/>
         <w:keepLines w:val="0"/>
         <w:pageBreakBefore w:val="0"/>
@@ -5926,7 +5990,7 @@
     </w:p>
     <w:p>
       <w:pPr>
-        <w:pStyle w:val="a"/>
+        <w:pStyle w:val="29"/>
         <w:keepNext w:val="0"/>
         <w:keepLines w:val="0"/>
         <w:pageBreakBefore w:val="0"/>
@@ -5950,7 +6014,7 @@
     </w:p>
     <w:p>
       <w:pPr>
-        <w:pStyle w:val="a"/>
+        <w:pStyle w:val="29"/>
         <w:keepNext w:val="0"/>
         <w:keepLines w:val="0"/>
         <w:pageBreakBefore w:val="0"/>
@@ -5974,7 +6038,7 @@
     </w:p>
     <w:p>
       <w:pPr>
-        <w:pStyle w:val="a"/>
+        <w:pStyle w:val="29"/>
         <w:keepNext w:val="0"/>
         <w:keepLines w:val="0"/>
         <w:pageBreakBefore w:val="0"/>
@@ -5998,7 +6062,7 @@
     </w:p>
     <w:p>
       <w:pPr>
-        <w:pStyle w:val="a"/>
+        <w:pStyle w:val="29"/>
         <w:keepNext w:val="0"/>
         <w:keepLines w:val="0"/>
         <w:pageBreakBefore w:val="0"/>
@@ -6022,7 +6086,7 @@
     </w:p>
     <w:p>
       <w:pPr>
-        <w:pStyle w:val="3"/>
+        <w:pStyle w:val="31"/>
         <w:keepNext w:val="0"/>
         <w:keepLines w:val="0"/>
         <w:pageBreakBefore w:val="0"/>
@@ -6046,7 +6110,7 @@
     </w:p>
     <w:p>
       <w:pPr>
-        <w:pStyle w:val="a"/>
+        <w:pStyle w:val="29"/>
         <w:keepNext w:val="0"/>
         <w:keepLines w:val="0"/>
         <w:pageBreakBefore w:val="0"/>
@@ -6070,7 +6134,7 @@
     </w:p>
     <w:p>
       <w:pPr>
-        <w:pStyle w:val="a"/>
+        <w:pStyle w:val="29"/>
         <w:keepNext w:val="0"/>
         <w:keepLines w:val="0"/>
         <w:pageBreakBefore w:val="0"/>
@@ -6094,7 +6158,7 @@
     </w:p>
     <w:p>
       <w:pPr>
-        <w:pStyle w:val="2"/>
+        <w:pStyle w:val="30"/>
         <w:keepNext w:val="0"/>
         <w:keepLines w:val="0"/>
         <w:pageBreakBefore w:val="0"/>
@@ -6118,7 +6182,7 @@
     </w:p>
     <w:p>
       <w:pPr>
-        <w:pStyle w:val="a"/>
+        <w:pStyle w:val="29"/>
         <w:keepNext w:val="0"/>
         <w:keepLines w:val="0"/>
         <w:pageBreakBefore w:val="0"/>
@@ -6131,7 +6195,7 @@
         <w:overflowPunct/>
         <w:topLinePunct w:val="0"/>
         <w:bidi w:val="0"/>
-        <w:ind w:left="425" w:hanging="425" w:leftChars="0" w:firstLineChars="0"/>
+        <w:ind w:left="425" w:leftChars="0" w:hanging="425" w:firstLineChars="0"/>
         <w:rPr>
           <w:rFonts w:hint="default"/>
         </w:rPr>
@@ -6145,7 +6209,7 @@
     </w:p>
     <w:p>
       <w:pPr>
-        <w:pStyle w:val="a"/>
+        <w:pStyle w:val="29"/>
         <w:keepNext w:val="0"/>
         <w:keepLines w:val="0"/>
         <w:pageBreakBefore w:val="0"/>
@@ -6167,7 +6231,7 @@
     </w:p>
     <w:p>
       <w:pPr>
-        <w:pStyle w:val="a"/>
+        <w:pStyle w:val="29"/>
         <w:keepNext w:val="0"/>
         <w:keepLines w:val="0"/>
         <w:pageBreakBefore w:val="0"/>
@@ -6180,7 +6244,7 @@
         <w:overflowPunct/>
         <w:topLinePunct w:val="0"/>
         <w:bidi w:val="0"/>
-        <w:ind w:left="425" w:hanging="425" w:leftChars="0" w:firstLineChars="0"/>
+        <w:ind w:left="425" w:leftChars="0" w:hanging="425" w:firstLineChars="0"/>
         <w:rPr>
           <w:rFonts w:hint="default"/>
         </w:rPr>
@@ -6194,7 +6258,7 @@
     </w:p>
     <w:p>
       <w:pPr>
-        <w:pStyle w:val="a"/>
+        <w:pStyle w:val="29"/>
         <w:keepNext w:val="0"/>
         <w:keepLines w:val="0"/>
         <w:pageBreakBefore w:val="0"/>
@@ -6216,7 +6280,7 @@
     </w:p>
     <w:p>
       <w:pPr>
-        <w:pStyle w:val="a"/>
+        <w:pStyle w:val="29"/>
         <w:keepNext w:val="0"/>
         <w:keepLines w:val="0"/>
         <w:pageBreakBefore w:val="0"/>
@@ -6229,7 +6293,7 @@
         <w:overflowPunct/>
         <w:topLinePunct w:val="0"/>
         <w:bidi w:val="0"/>
-        <w:ind w:left="425" w:hanging="425" w:leftChars="0" w:firstLineChars="0"/>
+        <w:ind w:left="425" w:leftChars="0" w:hanging="425" w:firstLineChars="0"/>
         <w:rPr>
           <w:rFonts w:hint="default"/>
         </w:rPr>
@@ -6243,7 +6307,7 @@
     </w:p>
     <w:p>
       <w:pPr>
-        <w:pStyle w:val="a"/>
+        <w:pStyle w:val="29"/>
         <w:keepNext w:val="0"/>
         <w:keepLines w:val="0"/>
         <w:pageBreakBefore w:val="0"/>
@@ -6265,7 +6329,7 @@
     </w:p>
     <w:p>
       <w:pPr>
-        <w:pStyle w:val="a"/>
+        <w:pStyle w:val="29"/>
         <w:keepNext w:val="0"/>
         <w:keepLines w:val="0"/>
         <w:pageBreakBefore w:val="0"/>
@@ -6287,7 +6351,7 @@
     </w:p>
     <w:p>
       <w:pPr>
-        <w:pStyle w:val="a"/>
+        <w:pStyle w:val="29"/>
         <w:keepNext w:val="0"/>
         <w:keepLines w:val="0"/>
         <w:pageBreakBefore w:val="0"/>
@@ -6309,7 +6373,7 @@
     </w:p>
     <w:p>
       <w:pPr>
-        <w:pStyle w:val="a"/>
+        <w:pStyle w:val="29"/>
         <w:keepNext w:val="0"/>
         <w:keepLines w:val="0"/>
         <w:pageBreakBefore w:val="0"/>
@@ -6331,7 +6395,7 @@
     </w:p>
     <w:p>
       <w:pPr>
-        <w:pStyle w:val="2"/>
+        <w:pStyle w:val="30"/>
         <w:bidi w:val="0"/>
         <w:rPr>
           <w:rFonts w:hint="default"/>
@@ -6348,7 +6412,7 @@
     </w:p>
     <w:p>
       <w:pPr>
-        <w:pStyle w:val="NormalWeb"/>
+        <w:pStyle w:val="18"/>
         <w:keepNext w:val="0"/>
         <w:keepLines w:val="0"/>
         <w:pageBreakBefore w:val="0"/>
@@ -6367,15 +6431,15 @@
         <w:ind w:left="0" w:right="0"/>
         <w:textAlignment w:val="auto"/>
         <w:rPr>
-          <w:rFonts w:ascii="宋体" w:eastAsia="宋体" w:hAnsi="宋体" w:cs="宋体" w:hint="eastAsia"/>
+          <w:rFonts w:hint="eastAsia" w:ascii="宋体" w:hAnsi="宋体" w:eastAsia="宋体" w:cs="宋体"/>
           <w:sz w:val="24"/>
           <w:szCs w:val="24"/>
         </w:rPr>
       </w:pPr>
       <w:r>
         <w:rPr>
-          <w:rStyle w:val="Strong"/>
-          <w:rFonts w:ascii="宋体" w:eastAsia="宋体" w:hAnsi="宋体" w:cs="宋体" w:hint="eastAsia"/>
+          <w:rStyle w:val="23"/>
+          <w:rFonts w:hint="eastAsia" w:ascii="宋体" w:hAnsi="宋体" w:eastAsia="宋体" w:cs="宋体"/>
           <w:b/>
           <w:bCs/>
           <w:i w:val="0"/>
@@ -6391,7 +6455,7 @@
       </w:r>
       <w:r>
         <w:rPr>
-          <w:rFonts w:ascii="宋体" w:eastAsia="宋体" w:hAnsi="宋体" w:cs="宋体" w:hint="eastAsia"/>
+          <w:rFonts w:hint="eastAsia" w:ascii="宋体" w:hAnsi="宋体" w:eastAsia="宋体" w:cs="宋体"/>
           <w:i w:val="0"/>
           <w:iCs w:val="0"/>
           <w:caps w:val="0"/>
@@ -6406,7 +6470,7 @@
     </w:p>
     <w:p>
       <w:pPr>
-        <w:pStyle w:val="NormalWeb"/>
+        <w:pStyle w:val="18"/>
         <w:keepNext w:val="0"/>
         <w:keepLines w:val="0"/>
         <w:pageBreakBefore w:val="0"/>
@@ -6425,15 +6489,15 @@
         <w:ind w:left="0" w:right="0"/>
         <w:textAlignment w:val="auto"/>
         <w:rPr>
-          <w:rFonts w:ascii="宋体" w:eastAsia="宋体" w:hAnsi="宋体" w:cs="宋体" w:hint="eastAsia"/>
+          <w:rFonts w:hint="eastAsia" w:ascii="宋体" w:hAnsi="宋体" w:eastAsia="宋体" w:cs="宋体"/>
           <w:sz w:val="24"/>
           <w:szCs w:val="24"/>
         </w:rPr>
       </w:pPr>
       <w:r>
         <w:rPr>
-          <w:rStyle w:val="Strong"/>
-          <w:rFonts w:ascii="宋体" w:eastAsia="宋体" w:hAnsi="宋体" w:cs="宋体" w:hint="eastAsia"/>
+          <w:rStyle w:val="23"/>
+          <w:rFonts w:hint="eastAsia" w:ascii="宋体" w:hAnsi="宋体" w:eastAsia="宋体" w:cs="宋体"/>
           <w:b/>
           <w:bCs/>
           <w:i w:val="0"/>
@@ -6449,7 +6513,7 @@
       </w:r>
       <w:r>
         <w:rPr>
-          <w:rFonts w:ascii="宋体" w:eastAsia="宋体" w:hAnsi="宋体" w:cs="宋体" w:hint="eastAsia"/>
+          <w:rFonts w:hint="eastAsia" w:ascii="宋体" w:hAnsi="宋体" w:eastAsia="宋体" w:cs="宋体"/>
           <w:i w:val="0"/>
           <w:iCs w:val="0"/>
           <w:caps w:val="0"/>
@@ -6464,7 +6528,7 @@
     </w:p>
     <w:p>
       <w:pPr>
-        <w:pStyle w:val="2"/>
+        <w:pStyle w:val="30"/>
         <w:bidi w:val="0"/>
         <w:rPr>
           <w:rFonts w:hint="default"/>
@@ -6481,7 +6545,7 @@
     </w:p>
     <w:p>
       <w:pPr>
-        <w:pStyle w:val="NormalWeb"/>
+        <w:pStyle w:val="18"/>
         <w:keepNext w:val="0"/>
         <w:keepLines w:val="0"/>
         <w:pageBreakBefore w:val="0"/>
@@ -6500,15 +6564,15 @@
         <w:ind w:left="0" w:right="0"/>
         <w:textAlignment w:val="auto"/>
         <w:rPr>
-          <w:rFonts w:ascii="宋体" w:eastAsia="宋体" w:hAnsi="宋体" w:cs="宋体" w:hint="eastAsia"/>
+          <w:rFonts w:hint="eastAsia" w:ascii="宋体" w:hAnsi="宋体" w:eastAsia="宋体" w:cs="宋体"/>
           <w:sz w:val="24"/>
           <w:szCs w:val="24"/>
         </w:rPr>
       </w:pPr>
       <w:r>
         <w:rPr>
-          <w:rStyle w:val="Strong"/>
-          <w:rFonts w:ascii="宋体" w:eastAsia="宋体" w:hAnsi="宋体" w:cs="宋体" w:hint="eastAsia"/>
+          <w:rStyle w:val="23"/>
+          <w:rFonts w:hint="eastAsia" w:ascii="宋体" w:hAnsi="宋体" w:eastAsia="宋体" w:cs="宋体"/>
           <w:b/>
           <w:bCs/>
           <w:i w:val="0"/>
@@ -6524,7 +6588,7 @@
       </w:r>
       <w:r>
         <w:rPr>
-          <w:rFonts w:ascii="宋体" w:eastAsia="宋体" w:hAnsi="宋体" w:cs="宋体" w:hint="eastAsia"/>
+          <w:rFonts w:hint="eastAsia" w:ascii="宋体" w:hAnsi="宋体" w:eastAsia="宋体" w:cs="宋体"/>
           <w:i w:val="0"/>
           <w:iCs w:val="0"/>
           <w:caps w:val="0"/>
@@ -6539,7 +6603,7 @@
     </w:p>
     <w:p>
       <w:pPr>
-        <w:pStyle w:val="NormalWeb"/>
+        <w:pStyle w:val="18"/>
         <w:keepNext w:val="0"/>
         <w:keepLines w:val="0"/>
         <w:pageBreakBefore w:val="0"/>
@@ -6558,15 +6622,15 @@
         <w:ind w:left="0" w:right="0"/>
         <w:textAlignment w:val="auto"/>
         <w:rPr>
-          <w:rFonts w:ascii="宋体" w:eastAsia="宋体" w:hAnsi="宋体" w:cs="宋体" w:hint="eastAsia"/>
+          <w:rFonts w:hint="eastAsia" w:ascii="宋体" w:hAnsi="宋体" w:eastAsia="宋体" w:cs="宋体"/>
           <w:sz w:val="24"/>
           <w:szCs w:val="24"/>
         </w:rPr>
       </w:pPr>
       <w:r>
         <w:rPr>
-          <w:rStyle w:val="Strong"/>
-          <w:rFonts w:ascii="宋体" w:eastAsia="宋体" w:hAnsi="宋体" w:cs="宋体" w:hint="eastAsia"/>
+          <w:rStyle w:val="23"/>
+          <w:rFonts w:hint="eastAsia" w:ascii="宋体" w:hAnsi="宋体" w:eastAsia="宋体" w:cs="宋体"/>
           <w:b/>
           <w:bCs/>
           <w:i w:val="0"/>
@@ -6582,7 +6646,7 @@
       </w:r>
       <w:r>
         <w:rPr>
-          <w:rFonts w:ascii="宋体" w:eastAsia="宋体" w:hAnsi="宋体" w:cs="宋体" w:hint="eastAsia"/>
+          <w:rFonts w:hint="eastAsia" w:ascii="宋体" w:hAnsi="宋体" w:eastAsia="宋体" w:cs="宋体"/>
           <w:i w:val="0"/>
           <w:iCs w:val="0"/>
           <w:caps w:val="0"/>
@@ -6597,7 +6661,7 @@
     </w:p>
     <w:p>
       <w:pPr>
-        <w:pStyle w:val="NormalWeb"/>
+        <w:pStyle w:val="18"/>
         <w:keepNext w:val="0"/>
         <w:keepLines w:val="0"/>
         <w:pageBreakBefore w:val="0"/>
@@ -6617,17 +6681,17 @@
         <w:adjustRightInd/>
         <w:snapToGrid/>
         <w:spacing w:before="0" w:beforeAutospacing="0" w:after="0" w:afterAutospacing="0" w:line="360" w:lineRule="auto"/>
-        <w:ind w:left="425" w:right="0" w:hanging="425" w:leftChars="0" w:firstLineChars="0"/>
+        <w:ind w:left="425" w:leftChars="0" w:right="0" w:hanging="425" w:firstLineChars="0"/>
         <w:textAlignment w:val="auto"/>
         <w:rPr>
-          <w:rFonts w:ascii="宋体" w:eastAsia="宋体" w:hAnsi="宋体" w:cs="宋体" w:hint="eastAsia"/>
+          <w:rFonts w:hint="eastAsia" w:ascii="宋体" w:hAnsi="宋体" w:eastAsia="宋体" w:cs="宋体"/>
           <w:sz w:val="24"/>
           <w:szCs w:val="24"/>
         </w:rPr>
       </w:pPr>
       <w:r>
         <w:rPr>
-          <w:rFonts w:ascii="宋体" w:eastAsia="宋体" w:hAnsi="宋体" w:cs="宋体" w:hint="eastAsia"/>
+          <w:rFonts w:hint="eastAsia" w:ascii="宋体" w:hAnsi="宋体" w:eastAsia="宋体" w:cs="宋体"/>
           <w:i w:val="0"/>
           <w:iCs w:val="0"/>
           <w:caps w:val="0"/>
@@ -6642,7 +6706,7 @@
     </w:p>
     <w:p>
       <w:pPr>
-        <w:pStyle w:val="NormalWeb"/>
+        <w:pStyle w:val="18"/>
         <w:keepNext w:val="0"/>
         <w:keepLines w:val="0"/>
         <w:pageBreakBefore w:val="0"/>
@@ -6662,17 +6726,17 @@
         <w:adjustRightInd/>
         <w:snapToGrid/>
         <w:spacing w:before="0" w:beforeAutospacing="0" w:after="0" w:afterAutospacing="0" w:line="360" w:lineRule="auto"/>
-        <w:ind w:left="425" w:right="0" w:hanging="425" w:leftChars="0" w:firstLineChars="0"/>
+        <w:ind w:left="425" w:leftChars="0" w:right="0" w:hanging="425" w:firstLineChars="0"/>
         <w:textAlignment w:val="auto"/>
         <w:rPr>
-          <w:rFonts w:ascii="宋体" w:eastAsia="宋体" w:hAnsi="宋体" w:cs="宋体" w:hint="eastAsia"/>
+          <w:rFonts w:hint="eastAsia" w:ascii="宋体" w:hAnsi="宋体" w:eastAsia="宋体" w:cs="宋体"/>
           <w:sz w:val="24"/>
           <w:szCs w:val="24"/>
         </w:rPr>
       </w:pPr>
       <w:r>
         <w:rPr>
-          <w:rFonts w:ascii="宋体" w:eastAsia="宋体" w:hAnsi="宋体" w:cs="宋体" w:hint="eastAsia"/>
+          <w:rFonts w:hint="eastAsia" w:ascii="宋体" w:hAnsi="宋体" w:eastAsia="宋体" w:cs="宋体"/>
           <w:i w:val="0"/>
           <w:iCs w:val="0"/>
           <w:caps w:val="0"/>
@@ -6687,7 +6751,7 @@
     </w:p>
     <w:p>
       <w:pPr>
-        <w:pStyle w:val="NormalWeb"/>
+        <w:pStyle w:val="18"/>
         <w:keepNext w:val="0"/>
         <w:keepLines w:val="0"/>
         <w:pageBreakBefore w:val="0"/>
@@ -6707,10 +6771,10 @@
         <w:adjustRightInd/>
         <w:snapToGrid/>
         <w:spacing w:before="0" w:beforeAutospacing="0" w:after="0" w:afterAutospacing="0" w:line="360" w:lineRule="auto"/>
-        <w:ind w:left="425" w:right="0" w:hanging="425" w:leftChars="0" w:firstLineChars="0"/>
+        <w:ind w:left="425" w:leftChars="0" w:right="0" w:hanging="425" w:firstLineChars="0"/>
         <w:textAlignment w:val="auto"/>
         <w:rPr>
-          <w:rFonts w:ascii="宋体" w:eastAsia="宋体" w:hAnsi="宋体" w:cs="宋体" w:hint="eastAsia"/>
+          <w:rFonts w:hint="eastAsia" w:ascii="宋体" w:hAnsi="宋体" w:eastAsia="宋体" w:cs="宋体"/>
           <w:i w:val="0"/>
           <w:iCs w:val="0"/>
           <w:caps w:val="0"/>
@@ -6723,7 +6787,7 @@
       </w:pPr>
       <w:r>
         <w:rPr>
-          <w:rFonts w:ascii="宋体" w:eastAsia="宋体" w:hAnsi="宋体" w:cs="宋体" w:hint="eastAsia"/>
+          <w:rFonts w:hint="eastAsia" w:ascii="宋体" w:hAnsi="宋体" w:eastAsia="宋体" w:cs="宋体"/>
           <w:i w:val="0"/>
           <w:iCs w:val="0"/>
           <w:caps w:val="0"/>
@@ -6738,7 +6802,7 @@
     </w:p>
     <w:p>
       <w:pPr>
-        <w:pStyle w:val="1"/>
+        <w:pStyle w:val="28"/>
         <w:keepNext w:val="0"/>
         <w:keepLines w:val="0"/>
         <w:pageBreakBefore w:val="0"/>
@@ -6764,16 +6828,16 @@
     </w:p>
     <w:tbl>
       <w:tblPr>
-        <w:tblStyle w:val="TableNormal0"/>
+        <w:tblStyle w:val="26"/>
         <w:tblW w:w="8310" w:type="dxa"/>
         <w:tblInd w:w="13" w:type="dxa"/>
         <w:tblBorders>
-          <w:top w:val="single" w:sz="4" w:space="0" w:color="000000"/>
-          <w:left w:val="single" w:sz="4" w:space="0" w:color="000000"/>
-          <w:bottom w:val="single" w:sz="4" w:space="0" w:color="000000"/>
-          <w:right w:val="single" w:sz="4" w:space="0" w:color="000000"/>
-          <w:insideH w:val="single" w:sz="4" w:space="0" w:color="000000"/>
-          <w:insideV w:val="single" w:sz="4" w:space="0" w:color="000000"/>
+          <w:top w:val="single" w:color="000000" w:sz="4" w:space="0"/>
+          <w:left w:val="single" w:color="000000" w:sz="4" w:space="0"/>
+          <w:bottom w:val="single" w:color="000000" w:sz="4" w:space="0"/>
+          <w:right w:val="single" w:color="000000" w:sz="4" w:space="0"/>
+          <w:insideH w:val="single" w:color="000000" w:sz="4" w:space="0"/>
+          <w:insideV w:val="single" w:color="000000" w:sz="4" w:space="0"/>
         </w:tblBorders>
         <w:tblLayout w:type="fixed"/>
         <w:tblCellMar>
@@ -6792,17 +6856,14 @@
       </w:tblGrid>
       <w:tr>
         <w:tblPrEx>
-          <w:tblW w:w="8310" w:type="dxa"/>
-          <w:tblInd w:w="13" w:type="dxa"/>
           <w:tblBorders>
-            <w:top w:val="single" w:sz="4" w:space="0" w:color="000000"/>
-            <w:left w:val="single" w:sz="4" w:space="0" w:color="000000"/>
-            <w:bottom w:val="single" w:sz="4" w:space="0" w:color="000000"/>
-            <w:right w:val="single" w:sz="4" w:space="0" w:color="000000"/>
-            <w:insideH w:val="single" w:sz="4" w:space="0" w:color="000000"/>
-            <w:insideV w:val="single" w:sz="4" w:space="0" w:color="000000"/>
+            <w:top w:val="single" w:color="000000" w:sz="4" w:space="0"/>
+            <w:left w:val="single" w:color="000000" w:sz="4" w:space="0"/>
+            <w:bottom w:val="single" w:color="000000" w:sz="4" w:space="0"/>
+            <w:right w:val="single" w:color="000000" w:sz="4" w:space="0"/>
+            <w:insideH w:val="single" w:color="000000" w:sz="4" w:space="0"/>
+            <w:insideV w:val="single" w:color="000000" w:sz="4" w:space="0"/>
           </w:tblBorders>
-          <w:tblLayout w:type="fixed"/>
           <w:tblCellMar>
             <w:top w:w="0" w:type="dxa"/>
             <w:left w:w="0" w:type="dxa"/>
@@ -6811,7 +6872,7 @@
           </w:tblCellMar>
         </w:tblPrEx>
         <w:trPr>
-          <w:trHeight w:val="651"/>
+          <w:trHeight w:val="651" w:hRule="atLeast"/>
         </w:trPr>
         <w:tc>
           <w:tcPr>
@@ -6835,10 +6896,10 @@
               <w:adjustRightInd w:val="0"/>
               <w:snapToGrid w:val="0"/>
               <w:spacing w:before="205" w:line="221" w:lineRule="auto"/>
-              <w:ind w:left="0" w:right="0" w:firstLine="0" w:leftChars="0" w:rightChars="0" w:firstLineChars="0"/>
+              <w:ind w:left="0" w:leftChars="0" w:right="0" w:rightChars="0" w:firstLine="0" w:firstLineChars="0"/>
               <w:jc w:val="center"/>
               <w:rPr>
-                <w:rFonts w:ascii="宋体" w:eastAsia="宋体" w:hAnsi="宋体" w:cs="宋体" w:hint="eastAsia"/>
+                <w:rFonts w:hint="eastAsia" w:ascii="宋体" w:hAnsi="宋体" w:eastAsia="宋体" w:cs="宋体"/>
                 <w:b/>
                 <w:bCs/>
                 <w:snapToGrid w:val="0"/>
@@ -6852,7 +6913,7 @@
             </w:pPr>
             <w:r>
               <w:rPr>
-                <w:rFonts w:ascii="宋体" w:eastAsia="宋体" w:hAnsi="宋体" w:cs="宋体"/>
+                <w:rFonts w:ascii="宋体" w:hAnsi="宋体" w:eastAsia="宋体" w:cs="宋体"/>
                 <w:b/>
                 <w:bCs/>
                 <w:spacing w:val="-7"/>
@@ -6885,10 +6946,10 @@
               <w:adjustRightInd w:val="0"/>
               <w:snapToGrid w:val="0"/>
               <w:spacing w:before="205" w:line="221" w:lineRule="auto"/>
-              <w:ind w:left="0" w:right="0" w:firstLine="0" w:leftChars="0" w:rightChars="0" w:firstLineChars="0"/>
+              <w:ind w:left="0" w:leftChars="0" w:right="0" w:rightChars="0" w:firstLine="0" w:firstLineChars="0"/>
               <w:jc w:val="center"/>
               <w:rPr>
-                <w:rFonts w:ascii="宋体" w:eastAsia="宋体" w:hAnsi="宋体" w:cs="宋体" w:hint="default"/>
+                <w:rFonts w:hint="default" w:ascii="宋体" w:hAnsi="宋体" w:eastAsia="宋体" w:cs="宋体"/>
                 <w:b/>
                 <w:bCs/>
                 <w:snapToGrid w:val="0"/>
@@ -6902,7 +6963,7 @@
             </w:pPr>
             <w:r>
               <w:rPr>
-                <w:rFonts w:ascii="宋体" w:eastAsia="宋体" w:hAnsi="宋体" w:cs="宋体"/>
+                <w:rFonts w:ascii="宋体" w:hAnsi="宋体" w:eastAsia="宋体" w:cs="宋体"/>
                 <w:b/>
                 <w:bCs/>
                 <w:spacing w:val="-7"/>
@@ -6935,10 +6996,10 @@
               <w:adjustRightInd w:val="0"/>
               <w:snapToGrid w:val="0"/>
               <w:spacing w:before="205" w:line="221" w:lineRule="auto"/>
-              <w:ind w:left="0" w:right="0" w:firstLine="0" w:leftChars="0" w:rightChars="0" w:firstLineChars="0"/>
+              <w:ind w:left="0" w:leftChars="0" w:right="0" w:rightChars="0" w:firstLine="0" w:firstLineChars="0"/>
               <w:jc w:val="center"/>
               <w:rPr>
-                <w:rFonts w:ascii="宋体" w:eastAsia="宋体" w:hAnsi="宋体" w:cs="宋体" w:hint="default"/>
+                <w:rFonts w:hint="default" w:ascii="宋体" w:hAnsi="宋体" w:eastAsia="宋体" w:cs="宋体"/>
                 <w:b/>
                 <w:bCs/>
                 <w:snapToGrid w:val="0"/>
@@ -6952,7 +7013,7 @@
             </w:pPr>
             <w:r>
               <w:rPr>
-                <w:rFonts w:ascii="宋体" w:eastAsia="宋体" w:hAnsi="宋体" w:cs="宋体"/>
+                <w:rFonts w:ascii="宋体" w:hAnsi="宋体" w:eastAsia="宋体" w:cs="宋体"/>
                 <w:b/>
                 <w:bCs/>
                 <w:spacing w:val="-7"/>
@@ -6985,10 +7046,10 @@
               <w:adjustRightInd w:val="0"/>
               <w:snapToGrid w:val="0"/>
               <w:spacing w:before="205" w:line="221" w:lineRule="auto"/>
-              <w:ind w:left="0" w:right="0" w:firstLine="0" w:leftChars="0" w:rightChars="0" w:firstLineChars="0"/>
+              <w:ind w:left="0" w:leftChars="0" w:right="0" w:rightChars="0" w:firstLine="0" w:firstLineChars="0"/>
               <w:jc w:val="both"/>
               <w:rPr>
-                <w:rFonts w:ascii="宋体" w:eastAsia="宋体" w:hAnsi="宋体" w:cs="宋体" w:hint="eastAsia"/>
+                <w:rFonts w:hint="eastAsia" w:ascii="宋体" w:hAnsi="宋体" w:eastAsia="宋体" w:cs="宋体"/>
                 <w:b/>
                 <w:bCs/>
                 <w:snapToGrid w:val="0"/>
@@ -7002,7 +7063,7 @@
             </w:pPr>
             <w:r>
               <w:rPr>
-                <w:rFonts w:ascii="宋体" w:eastAsia="宋体" w:hAnsi="宋体" w:cs="宋体" w:hint="eastAsia"/>
+                <w:rFonts w:hint="eastAsia" w:ascii="宋体" w:hAnsi="宋体" w:eastAsia="宋体" w:cs="宋体"/>
                 <w:b/>
                 <w:bCs/>
                 <w:spacing w:val="-7"/>
@@ -7036,10 +7097,10 @@
               <w:adjustRightInd w:val="0"/>
               <w:snapToGrid w:val="0"/>
               <w:spacing w:before="205" w:line="221" w:lineRule="auto"/>
-              <w:ind w:left="0" w:right="0" w:firstLine="0" w:leftChars="0" w:rightChars="0" w:firstLineChars="0"/>
+              <w:ind w:left="0" w:leftChars="0" w:right="0" w:rightChars="0" w:firstLine="0" w:firstLineChars="0"/>
               <w:jc w:val="both"/>
               <w:rPr>
-                <w:rFonts w:ascii="宋体" w:eastAsia="宋体" w:hAnsi="宋体" w:cs="宋体" w:hint="default"/>
+                <w:rFonts w:hint="default" w:ascii="宋体" w:hAnsi="宋体" w:eastAsia="宋体" w:cs="宋体"/>
                 <w:b/>
                 <w:bCs/>
                 <w:snapToGrid w:val="0"/>
@@ -7053,7 +7114,7 @@
             </w:pPr>
             <w:r>
               <w:rPr>
-                <w:rFonts w:ascii="宋体" w:hAnsi="宋体" w:cs="宋体" w:hint="eastAsia"/>
+                <w:rFonts w:hint="eastAsia" w:ascii="宋体" w:hAnsi="宋体" w:cs="宋体"/>
                 <w:b/>
                 <w:bCs/>
                 <w:spacing w:val="-7"/>
@@ -7068,9 +7129,14 @@
       </w:tr>
       <w:tr>
         <w:tblPrEx>
-          <w:tblW w:w="8310" w:type="dxa"/>
-          <w:tblInd w:w="13" w:type="dxa"/>
-          <w:tblLayout w:type="fixed"/>
+          <w:tblBorders>
+            <w:top w:val="single" w:color="000000" w:sz="4" w:space="0"/>
+            <w:left w:val="single" w:color="000000" w:sz="4" w:space="0"/>
+            <w:bottom w:val="single" w:color="000000" w:sz="4" w:space="0"/>
+            <w:right w:val="single" w:color="000000" w:sz="4" w:space="0"/>
+            <w:insideH w:val="single" w:color="000000" w:sz="4" w:space="0"/>
+            <w:insideV w:val="single" w:color="000000" w:sz="4" w:space="0"/>
+          </w:tblBorders>
           <w:tblCellMar>
             <w:top w:w="0" w:type="dxa"/>
             <w:left w:w="0" w:type="dxa"/>
@@ -7079,7 +7145,7 @@
           </w:tblCellMar>
         </w:tblPrEx>
         <w:trPr>
-          <w:trHeight w:val="651"/>
+          <w:trHeight w:val="651" w:hRule="atLeast"/>
         </w:trPr>
         <w:tc>
           <w:tcPr>
@@ -7089,7 +7155,7 @@
           </w:tcPr>
           <w:p>
             <w:pPr>
-              <w:pStyle w:val="NormalWeb"/>
+              <w:pStyle w:val="18"/>
               <w:keepNext w:val="0"/>
               <w:keepLines w:val="0"/>
               <w:pageBreakBefore w:val="0"/>
@@ -7105,11 +7171,11 @@
               <w:adjustRightInd/>
               <w:snapToGrid/>
               <w:spacing w:before="0" w:beforeAutospacing="0" w:after="0" w:afterAutospacing="0" w:line="360" w:lineRule="auto"/>
-              <w:ind w:left="0" w:right="0" w:firstLine="0" w:leftChars="0" w:rightChars="0" w:firstLineChars="0"/>
+              <w:ind w:left="0" w:leftChars="0" w:right="0" w:rightChars="0" w:firstLine="0" w:firstLineChars="0"/>
               <w:jc w:val="center"/>
               <w:textAlignment w:val="auto"/>
               <w:rPr>
-                <w:rFonts w:ascii="宋体" w:eastAsia="宋体" w:hAnsi="宋体" w:cs="宋体" w:hint="default"/>
+                <w:rFonts w:hint="default" w:ascii="宋体" w:hAnsi="宋体" w:eastAsia="宋体" w:cs="宋体"/>
                 <w:i w:val="0"/>
                 <w:iCs w:val="0"/>
                 <w:caps w:val="0"/>
@@ -7123,7 +7189,7 @@
             </w:pPr>
             <w:r>
               <w:rPr>
-                <w:rFonts w:ascii="宋体" w:hAnsi="宋体" w:cs="宋体" w:hint="eastAsia"/>
+                <w:rFonts w:hint="eastAsia" w:ascii="宋体" w:hAnsi="宋体" w:cs="宋体"/>
                 <w:i w:val="0"/>
                 <w:iCs w:val="0"/>
                 <w:caps w:val="0"/>
@@ -7146,7 +7212,7 @@
           </w:tcPr>
           <w:p>
             <w:pPr>
-              <w:pStyle w:val="NormalWeb"/>
+              <w:pStyle w:val="18"/>
               <w:keepNext w:val="0"/>
               <w:keepLines w:val="0"/>
               <w:pageBreakBefore w:val="0"/>
@@ -7166,7 +7232,7 @@
               <w:jc w:val="center"/>
               <w:textAlignment w:val="auto"/>
               <w:rPr>
-                <w:rFonts w:ascii="宋体" w:eastAsia="宋体" w:hAnsi="宋体" w:cs="宋体" w:hint="default"/>
+                <w:rFonts w:hint="default" w:ascii="宋体" w:hAnsi="宋体" w:eastAsia="宋体" w:cs="宋体"/>
                 <w:i w:val="0"/>
                 <w:iCs w:val="0"/>
                 <w:caps w:val="0"/>
@@ -7180,7 +7246,7 @@
             </w:pPr>
             <w:r>
               <w:rPr>
-                <w:rFonts w:ascii="宋体" w:eastAsia="宋体" w:hAnsi="宋体" w:cs="宋体" w:hint="eastAsia"/>
+                <w:rFonts w:hint="eastAsia" w:ascii="宋体" w:hAnsi="宋体" w:eastAsia="宋体" w:cs="宋体"/>
                 <w:i w:val="0"/>
                 <w:iCs w:val="0"/>
                 <w:caps w:val="0"/>
@@ -7203,7 +7269,7 @@
           </w:tcPr>
           <w:p>
             <w:pPr>
-              <w:pStyle w:val="NormalWeb"/>
+              <w:pStyle w:val="18"/>
               <w:keepNext w:val="0"/>
               <w:keepLines w:val="0"/>
               <w:pageBreakBefore w:val="0"/>
@@ -7223,7 +7289,7 @@
               <w:jc w:val="center"/>
               <w:textAlignment w:val="auto"/>
               <w:rPr>
-                <w:rFonts w:ascii="宋体" w:eastAsia="宋体" w:hAnsi="宋体" w:cs="宋体" w:hint="default"/>
+                <w:rFonts w:hint="default" w:ascii="宋体" w:hAnsi="宋体" w:eastAsia="宋体" w:cs="宋体"/>
                 <w:i w:val="0"/>
                 <w:iCs w:val="0"/>
                 <w:caps w:val="0"/>
@@ -7237,7 +7303,7 @@
             </w:pPr>
             <w:r>
               <w:rPr>
-                <w:rFonts w:ascii="宋体" w:eastAsia="宋体" w:hAnsi="宋体" w:cs="宋体" w:hint="eastAsia"/>
+                <w:rFonts w:hint="eastAsia" w:ascii="宋体" w:hAnsi="宋体" w:eastAsia="宋体" w:cs="宋体"/>
                 <w:i w:val="0"/>
                 <w:iCs w:val="0"/>
                 <w:caps w:val="0"/>
@@ -7258,7 +7324,7 @@
           </w:tcPr>
           <w:p>
             <w:pPr>
-              <w:pStyle w:val="NormalWeb"/>
+              <w:pStyle w:val="18"/>
               <w:keepNext w:val="0"/>
               <w:keepLines w:val="0"/>
               <w:pageBreakBefore w:val="0"/>
@@ -7278,7 +7344,7 @@
               <w:jc w:val="center"/>
               <w:textAlignment w:val="auto"/>
               <w:rPr>
-                <w:rFonts w:ascii="宋体" w:eastAsia="宋体" w:hAnsi="宋体" w:cs="宋体" w:hint="eastAsia"/>
+                <w:rFonts w:hint="eastAsia" w:ascii="宋体" w:hAnsi="宋体" w:eastAsia="宋体" w:cs="宋体"/>
                 <w:i w:val="0"/>
                 <w:iCs w:val="0"/>
                 <w:caps w:val="0"/>
@@ -7291,7 +7357,7 @@
             </w:pPr>
             <w:r>
               <w:rPr>
-                <w:rFonts w:ascii="宋体" w:eastAsia="宋体" w:hAnsi="宋体" w:cs="宋体" w:hint="eastAsia"/>
+                <w:rFonts w:hint="eastAsia" w:ascii="宋体" w:hAnsi="宋体" w:eastAsia="宋体" w:cs="宋体"/>
                 <w:i w:val="0"/>
                 <w:iCs w:val="0"/>
                 <w:caps w:val="0"/>
@@ -7311,7 +7377,7 @@
           </w:tcPr>
           <w:p>
             <w:pPr>
-              <w:pStyle w:val="NormalWeb"/>
+              <w:pStyle w:val="18"/>
               <w:keepNext w:val="0"/>
               <w:keepLines w:val="0"/>
               <w:pageBreakBefore w:val="0"/>
@@ -7331,7 +7397,7 @@
               <w:jc w:val="center"/>
               <w:textAlignment w:val="auto"/>
               <w:rPr>
-                <w:rFonts w:ascii="宋体" w:eastAsia="宋体" w:hAnsi="宋体" w:cs="宋体" w:hint="default"/>
+                <w:rFonts w:hint="default" w:ascii="宋体" w:hAnsi="宋体" w:eastAsia="宋体" w:cs="宋体"/>
                 <w:i w:val="0"/>
                 <w:iCs w:val="0"/>
                 <w:caps w:val="0"/>
@@ -7345,7 +7411,7 @@
             </w:pPr>
             <w:r>
               <w:rPr>
-                <w:rFonts w:ascii="宋体" w:hAnsi="宋体" w:cs="宋体" w:hint="eastAsia"/>
+                <w:rFonts w:hint="eastAsia" w:ascii="宋体" w:hAnsi="宋体" w:cs="宋体"/>
                 <w:i w:val="0"/>
                 <w:iCs w:val="0"/>
                 <w:caps w:val="0"/>
@@ -7381,40 +7447,88 @@
           <w:lang w:val="en-US"/>
         </w:rPr>
       </w:pPr>
-      <w:bookmarkStart w:id="19" w:name="_GoBack"/>
-      <w:bookmarkEnd w:id="19"/>
     </w:p>
     <w:sectPr>
-      <w:headerReference w:type="default" r:id="rId4"/>
+      <w:headerReference r:id="rId5" w:type="default"/>
       <w:pgSz w:w="11906" w:h="16838"/>
       <w:pgMar w:top="1440" w:right="1800" w:bottom="1440" w:left="1800" w:header="851" w:footer="992" w:gutter="0"/>
-      <w:cols w:num="1" w:space="425"/>
+      <w:cols w:space="425" w:num="1"/>
       <w:docGrid w:type="lines" w:linePitch="312" w:charSpace="0"/>
     </w:sectPr>
   </w:body>
 </w:document>
 </file>
 
+<file path=word/endnotes.xml><?xml version="1.0" encoding="utf-8"?>
+<w:endnotes xmlns:wpc="http://schemas.microsoft.com/office/word/2010/wordprocessingCanvas" xmlns:mc="http://schemas.openxmlformats.org/markup-compatibility/2006" xmlns:o="urn:schemas-microsoft-com:office:office" xmlns:r="http://schemas.openxmlformats.org/officeDocument/2006/relationships" xmlns:m="http://schemas.openxmlformats.org/officeDocument/2006/math" xmlns:v="urn:schemas-microsoft-com:vml" xmlns:wp14="http://schemas.microsoft.com/office/word/2010/wordprocessingDrawing" xmlns:wp="http://schemas.openxmlformats.org/drawingml/2006/wordprocessingDrawing" xmlns:w="http://schemas.openxmlformats.org/wordprocessingml/2006/main" xmlns:w14="http://schemas.microsoft.com/office/word/2010/wordml" xmlns:w15="http://schemas.microsoft.com/office/word/2012/wordml" xmlns:w10="urn:schemas-microsoft-com:office:word" xmlns:wpg="http://schemas.microsoft.com/office/word/2010/wordprocessingGroup" xmlns:wpi="http://schemas.microsoft.com/office/word/2010/wordprocessingInk" xmlns:wne="http://schemas.microsoft.com/office/word/2006/wordml" xmlns:wps="http://schemas.microsoft.com/office/word/2010/wordprocessingShape" xmlns:wpsCustomData="http://www.wps.cn/officeDocument/2013/wpsCustomData" mc:Ignorable="w14 w15 wp14">
+  <w:endnote w:type="separator" w:id="0">
+    <w:p>
+      <w:pPr>
+        <w:spacing w:line="240" w:lineRule="auto"/>
+      </w:pPr>
+      <w:r>
+        <w:separator/>
+      </w:r>
+    </w:p>
+  </w:endnote>
+  <w:endnote w:type="continuationSeparator" w:id="1">
+    <w:p>
+      <w:pPr>
+        <w:spacing w:line="240" w:lineRule="auto"/>
+      </w:pPr>
+      <w:r>
+        <w:continuationSeparator/>
+      </w:r>
+    </w:p>
+  </w:endnote>
+</w:endnotes>
+</file>
+
+<file path=word/footnotes.xml><?xml version="1.0" encoding="utf-8"?>
+<w:footnotes xmlns:wpc="http://schemas.microsoft.com/office/word/2010/wordprocessingCanvas" xmlns:mc="http://schemas.openxmlformats.org/markup-compatibility/2006" xmlns:o="urn:schemas-microsoft-com:office:office" xmlns:r="http://schemas.openxmlformats.org/officeDocument/2006/relationships" xmlns:m="http://schemas.openxmlformats.org/officeDocument/2006/math" xmlns:v="urn:schemas-microsoft-com:vml" xmlns:wp14="http://schemas.microsoft.com/office/word/2010/wordprocessingDrawing" xmlns:wp="http://schemas.openxmlformats.org/drawingml/2006/wordprocessingDrawing" xmlns:w="http://schemas.openxmlformats.org/wordprocessingml/2006/main" xmlns:w14="http://schemas.microsoft.com/office/word/2010/wordml" xmlns:w15="http://schemas.microsoft.com/office/word/2012/wordml" xmlns:w10="urn:schemas-microsoft-com:office:word" xmlns:wpg="http://schemas.microsoft.com/office/word/2010/wordprocessingGroup" xmlns:wpi="http://schemas.microsoft.com/office/word/2010/wordprocessingInk" xmlns:wne="http://schemas.microsoft.com/office/word/2006/wordml" xmlns:wps="http://schemas.microsoft.com/office/word/2010/wordprocessingShape" xmlns:wpsCustomData="http://www.wps.cn/officeDocument/2013/wpsCustomData" mc:Ignorable="w14 w15 wp14">
+  <w:footnote w:type="separator" w:id="0">
+    <w:p>
+      <w:pPr>
+        <w:spacing w:line="360" w:lineRule="auto"/>
+      </w:pPr>
+      <w:r>
+        <w:separator/>
+      </w:r>
+    </w:p>
+  </w:footnote>
+  <w:footnote w:type="continuationSeparator" w:id="1">
+    <w:p>
+      <w:pPr>
+        <w:spacing w:line="360" w:lineRule="auto"/>
+      </w:pPr>
+      <w:r>
+        <w:continuationSeparator/>
+      </w:r>
+    </w:p>
+  </w:footnote>
+</w:footnotes>
+</file>
+
 <file path=word/header1.xml><?xml version="1.0" encoding="utf-8"?>
-<w:hdr xmlns:wpc="http://schemas.microsoft.com/office/word/2010/wordprocessingCanvas" xmlns:mc="http://schemas.openxmlformats.org/markup-compatibility/2006" xmlns:o="urn:schemas-microsoft-com:office:office" xmlns:r="http://schemas.openxmlformats.org/officeDocument/2006/relationships" xmlns:m="http://schemas.openxmlformats.org/officeDocument/2006/math" xmlns:v="urn:schemas-microsoft-com:vml" xmlns:wp14="http://schemas.microsoft.com/office/word/2010/wordprocessingDrawing" xmlns:wp="http://schemas.openxmlformats.org/drawingml/2006/wordprocessingDrawing" xmlns:w10="urn:schemas-microsoft-com:office:word" xmlns:w="http://schemas.openxmlformats.org/wordprocessingml/2006/main" xmlns:w14="http://schemas.microsoft.com/office/word/2010/wordml" xmlns:w15="http://schemas.microsoft.com/office/word/2012/wordml" xmlns:wne="http://schemas.microsoft.com/office/word/2006/wordml" xmlns:wpg="http://schemas.microsoft.com/office/word/2010/wordprocessingGroup" xmlns:wpi="http://schemas.microsoft.com/office/word/2010/wordprocessingInk" xmlns:wps="http://schemas.microsoft.com/office/word/2010/wordprocessingShape" mc:Ignorable="w14 w15 wp14">
+<w:hdr xmlns:wpc="http://schemas.microsoft.com/office/word/2010/wordprocessingCanvas" xmlns:mc="http://schemas.openxmlformats.org/markup-compatibility/2006" xmlns:o="urn:schemas-microsoft-com:office:office" xmlns:r="http://schemas.openxmlformats.org/officeDocument/2006/relationships" xmlns:m="http://schemas.openxmlformats.org/officeDocument/2006/math" xmlns:v="urn:schemas-microsoft-com:vml" xmlns:wp14="http://schemas.microsoft.com/office/word/2010/wordprocessingDrawing" xmlns:wp="http://schemas.openxmlformats.org/drawingml/2006/wordprocessingDrawing" xmlns:w10="urn:schemas-microsoft-com:office:word" xmlns:w="http://schemas.openxmlformats.org/wordprocessingml/2006/main" xmlns:w14="http://schemas.microsoft.com/office/word/2010/wordml" xmlns:w15="http://schemas.microsoft.com/office/word/2012/wordml" xmlns:wpg="http://schemas.microsoft.com/office/word/2010/wordprocessingGroup" xmlns:wpi="http://schemas.microsoft.com/office/word/2010/wordprocessingInk" xmlns:wne="http://schemas.microsoft.com/office/word/2006/wordml" xmlns:wps="http://schemas.microsoft.com/office/word/2010/wordprocessingShape" xmlns:wpsCustomData="http://www.wps.cn/officeDocument/2013/wpsCustomData" mc:Ignorable="w14 w15 wp14">
   <w:p>
     <w:pPr>
-      <w:pStyle w:val="Header"/>
+      <w:pStyle w:val="15"/>
     </w:pPr>
   </w:p>
 </w:hdr>
 </file>
 
 <file path=word/numbering.xml><?xml version="1.0" encoding="utf-8"?>
-<w:numbering xmlns:wpc="http://schemas.microsoft.com/office/word/2010/wordprocessingCanvas" xmlns:mc="http://schemas.openxmlformats.org/markup-compatibility/2006" xmlns:o="urn:schemas-microsoft-com:office:office" xmlns:r="http://schemas.openxmlformats.org/officeDocument/2006/relationships" xmlns:m="http://schemas.openxmlformats.org/officeDocument/2006/math" xmlns:v="urn:schemas-microsoft-com:vml" xmlns:wp14="http://schemas.microsoft.com/office/word/2010/wordprocessingDrawing" xmlns:wp="http://schemas.openxmlformats.org/drawingml/2006/wordprocessingDrawing" xmlns:w10="urn:schemas-microsoft-com:office:word" xmlns:w="http://schemas.openxmlformats.org/wordprocessingml/2006/main" xmlns:w14="http://schemas.microsoft.com/office/word/2010/wordml" xmlns:w15="http://schemas.microsoft.com/office/word/2012/wordml" xmlns:wne="http://schemas.microsoft.com/office/word/2006/wordml" xmlns:wpg="http://schemas.microsoft.com/office/word/2010/wordprocessingGroup" xmlns:wpi="http://schemas.microsoft.com/office/word/2010/wordprocessingInk" xmlns:wps="http://schemas.microsoft.com/office/word/2010/wordprocessingShape" mc:Ignorable="w14 w15 wp14">
+<w:numbering xmlns:wpc="http://schemas.microsoft.com/office/word/2010/wordprocessingCanvas" xmlns:mc="http://schemas.openxmlformats.org/markup-compatibility/2006" xmlns:o="urn:schemas-microsoft-com:office:office" xmlns:r="http://schemas.openxmlformats.org/officeDocument/2006/relationships" xmlns:m="http://schemas.openxmlformats.org/officeDocument/2006/math" xmlns:v="urn:schemas-microsoft-com:vml" xmlns:wp14="http://schemas.microsoft.com/office/word/2010/wordprocessingDrawing" xmlns:wp="http://schemas.openxmlformats.org/drawingml/2006/wordprocessingDrawing" xmlns:w10="urn:schemas-microsoft-com:office:word" xmlns:w="http://schemas.openxmlformats.org/wordprocessingml/2006/main" xmlns:w14="http://schemas.microsoft.com/office/word/2010/wordml" xmlns:wpg="http://schemas.microsoft.com/office/word/2010/wordprocessingGroup" xmlns:wpi="http://schemas.microsoft.com/office/word/2010/wordprocessingInk" xmlns:wne="http://schemas.microsoft.com/office/word/2006/wordml" xmlns:wps="http://schemas.microsoft.com/office/word/2010/wordprocessingShape" xmlns:wpsCustomData="http://www.wps.cn/officeDocument/2013/wpsCustomData" mc:Ignorable="w14 wp14">
   <w:abstractNum w:abstractNumId="0">
     <w:nsid w:val="8E964DCE"/>
     <w:multiLevelType w:val="multilevel"/>
     <w:tmpl w:val="8E964DCE"/>
-    <w:lvl w:ilvl="0">
+    <w:lvl w:ilvl="0" w:tentative="0">
       <w:start w:val="1"/>
       <w:numFmt w:val="decimal"/>
-      <w:pStyle w:val="Heading1"/>
+      <w:pStyle w:val="2"/>
       <w:lvlText w:val="%1."/>
       <w:lvlJc w:val="left"/>
       <w:pPr>
@@ -7424,10 +7538,10 @@
         <w:rFonts w:hint="default"/>
       </w:rPr>
     </w:lvl>
-    <w:lvl w:ilvl="1">
+    <w:lvl w:ilvl="1" w:tentative="0">
       <w:start w:val="1"/>
       <w:numFmt w:val="decimal"/>
-      <w:pStyle w:val="Heading2"/>
+      <w:pStyle w:val="3"/>
       <w:lvlText w:val="%1.%2."/>
       <w:lvlJc w:val="left"/>
       <w:pPr>
@@ -7437,10 +7551,10 @@
         <w:rFonts w:hint="default"/>
       </w:rPr>
     </w:lvl>
-    <w:lvl w:ilvl="2">
+    <w:lvl w:ilvl="2" w:tentative="0">
       <w:start w:val="1"/>
       <w:numFmt w:val="decimal"/>
-      <w:pStyle w:val="Heading3"/>
+      <w:pStyle w:val="4"/>
       <w:lvlText w:val="%1.%2.%3."/>
       <w:lvlJc w:val="left"/>
       <w:pPr>
@@ -7450,10 +7564,10 @@
         <w:rFonts w:hint="default"/>
       </w:rPr>
     </w:lvl>
-    <w:lvl w:ilvl="3">
+    <w:lvl w:ilvl="3" w:tentative="0">
       <w:start w:val="1"/>
       <w:numFmt w:val="decimal"/>
-      <w:pStyle w:val="Heading4"/>
+      <w:pStyle w:val="5"/>
       <w:lvlText w:val="%1.%2.%3.%4."/>
       <w:lvlJc w:val="left"/>
       <w:pPr>
@@ -7463,10 +7577,10 @@
         <w:rFonts w:hint="default"/>
       </w:rPr>
     </w:lvl>
-    <w:lvl w:ilvl="4">
+    <w:lvl w:ilvl="4" w:tentative="0">
       <w:start w:val="1"/>
       <w:numFmt w:val="decimal"/>
-      <w:pStyle w:val="Heading5"/>
+      <w:pStyle w:val="6"/>
       <w:lvlText w:val="%1.%2.%3.%4.%5."/>
       <w:lvlJc w:val="left"/>
       <w:pPr>
@@ -7476,10 +7590,10 @@
         <w:rFonts w:hint="default"/>
       </w:rPr>
     </w:lvl>
-    <w:lvl w:ilvl="5">
+    <w:lvl w:ilvl="5" w:tentative="0">
       <w:start w:val="1"/>
       <w:numFmt w:val="decimal"/>
-      <w:pStyle w:val="Heading6"/>
+      <w:pStyle w:val="7"/>
       <w:lvlText w:val="%1.%2.%3.%4.%5.%6."/>
       <w:lvlJc w:val="left"/>
       <w:pPr>
@@ -7489,10 +7603,10 @@
         <w:rFonts w:hint="default"/>
       </w:rPr>
     </w:lvl>
-    <w:lvl w:ilvl="6">
+    <w:lvl w:ilvl="6" w:tentative="0">
       <w:start w:val="1"/>
       <w:numFmt w:val="decimal"/>
-      <w:pStyle w:val="Heading7"/>
+      <w:pStyle w:val="8"/>
       <w:lvlText w:val="%1.%2.%3.%4.%5.%6.%7."/>
       <w:lvlJc w:val="left"/>
       <w:pPr>
@@ -7502,10 +7616,10 @@
         <w:rFonts w:hint="default"/>
       </w:rPr>
     </w:lvl>
-    <w:lvl w:ilvl="7">
+    <w:lvl w:ilvl="7" w:tentative="0">
       <w:start w:val="1"/>
       <w:numFmt w:val="decimal"/>
-      <w:pStyle w:val="Heading8"/>
+      <w:pStyle w:val="9"/>
       <w:lvlText w:val="%1.%2.%3.%4.%5.%6.%7.%8."/>
       <w:lvlJc w:val="left"/>
       <w:pPr>
@@ -7515,10 +7629,10 @@
         <w:rFonts w:hint="default"/>
       </w:rPr>
     </w:lvl>
-    <w:lvl w:ilvl="8">
+    <w:lvl w:ilvl="8" w:tentative="0">
       <w:start w:val="1"/>
       <w:numFmt w:val="decimal"/>
-      <w:pStyle w:val="Heading9"/>
+      <w:pStyle w:val="10"/>
       <w:lvlText w:val="%1.%2.%3.%4.%5.%6.%7.%8.%9."/>
       <w:lvlJc w:val="left"/>
       <w:pPr>
@@ -7533,7 +7647,7 @@
     <w:nsid w:val="31483B14"/>
     <w:multiLevelType w:val="singleLevel"/>
     <w:tmpl w:val="31483B14"/>
-    <w:lvl w:ilvl="0">
+    <w:lvl w:ilvl="0" w:tentative="0">
       <w:start w:val="1"/>
       <w:numFmt w:val="decimal"/>
       <w:lvlText w:val="%1."/>
@@ -7550,7 +7664,7 @@
     <w:nsid w:val="597B03FB"/>
     <w:multiLevelType w:val="singleLevel"/>
     <w:tmpl w:val="597B03FB"/>
-    <w:lvl w:ilvl="0">
+    <w:lvl w:ilvl="0" w:tentative="0">
       <w:start w:val="1"/>
       <w:numFmt w:val="decimal"/>
       <w:lvlText w:val="%1."/>
@@ -7576,268 +7690,270 @@
 </file>
 
 <file path=word/styles.xml><?xml version="1.0" encoding="utf-8"?>
-<w:styles xmlns:mc="http://schemas.openxmlformats.org/markup-compatibility/2006" xmlns:r="http://schemas.openxmlformats.org/officeDocument/2006/relationships" xmlns:w="http://schemas.openxmlformats.org/wordprocessingml/2006/main" xmlns:w14="http://schemas.microsoft.com/office/word/2010/wordml" xmlns:w15="http://schemas.microsoft.com/office/word/2012/wordml" mc:Ignorable="w14 w15">
+<w:styles xmlns:mc="http://schemas.openxmlformats.org/markup-compatibility/2006" xmlns:o="urn:schemas-microsoft-com:office:office" xmlns:r="http://schemas.openxmlformats.org/officeDocument/2006/relationships" xmlns:m="http://schemas.openxmlformats.org/officeDocument/2006/math" xmlns:v="urn:schemas-microsoft-com:vml" xmlns:w="http://schemas.openxmlformats.org/wordprocessingml/2006/main" xmlns:w14="http://schemas.microsoft.com/office/word/2010/wordml" xmlns:w10="urn:schemas-microsoft-com:office:word" xmlns:sl="http://schemas.openxmlformats.org/schemaLibrary/2006/main" xmlns:wpsCustomData="http://www.wps.cn/officeDocument/2013/wpsCustomData" mc:Ignorable="w14">
   <w:docDefaults>
     <w:rPrDefault>
       <w:rPr>
-        <w:rFonts w:ascii="Times New Roman" w:eastAsia="宋体" w:hAnsi="Times New Roman" w:cs="Times New Roman"/>
+        <w:rFonts w:ascii="Times New Roman" w:hAnsi="Times New Roman" w:eastAsia="宋体" w:cs="Times New Roman"/>
       </w:rPr>
     </w:rPrDefault>
     <w:pPrDefault/>
   </w:docDefaults>
-  <w:latentStyles w:defLockedState="0" w:defUIPriority="99" w:defSemiHidden="1" w:defUnhideWhenUsed="1" w:defQFormat="0" w:count="260">
-    <w:lsdException w:name="Normal" w:semiHidden="0" w:uiPriority="0" w:unhideWhenUsed="0" w:qFormat="1"/>
-    <w:lsdException w:name="heading 1" w:semiHidden="0" w:uiPriority="0" w:unhideWhenUsed="0" w:qFormat="1"/>
-    <w:lsdException w:name="heading 2" w:semiHidden="0" w:uiPriority="0" w:qFormat="1"/>
-    <w:lsdException w:name="heading 3" w:uiPriority="0" w:qFormat="1"/>
-    <w:lsdException w:name="heading 4" w:semiHidden="0" w:uiPriority="0" w:qFormat="1"/>
-    <w:lsdException w:name="heading 5" w:uiPriority="0" w:qFormat="1"/>
-    <w:lsdException w:name="heading 6" w:uiPriority="0" w:qFormat="1"/>
-    <w:lsdException w:name="heading 7" w:uiPriority="0" w:qFormat="1"/>
-    <w:lsdException w:name="heading 8" w:uiPriority="0" w:qFormat="1"/>
-    <w:lsdException w:name="heading 9" w:uiPriority="0" w:qFormat="1"/>
-    <w:lsdException w:name="index 1" w:semiHidden="0" w:uiPriority="0" w:unhideWhenUsed="0"/>
-    <w:lsdException w:name="index 2" w:semiHidden="0" w:uiPriority="0" w:unhideWhenUsed="0"/>
-    <w:lsdException w:name="index 3" w:semiHidden="0" w:uiPriority="0" w:unhideWhenUsed="0"/>
-    <w:lsdException w:name="index 4" w:semiHidden="0" w:uiPriority="0" w:unhideWhenUsed="0"/>
-    <w:lsdException w:name="index 5" w:semiHidden="0" w:uiPriority="0" w:unhideWhenUsed="0"/>
-    <w:lsdException w:name="index 6" w:semiHidden="0" w:uiPriority="0" w:unhideWhenUsed="0"/>
-    <w:lsdException w:name="index 7" w:semiHidden="0" w:uiPriority="0" w:unhideWhenUsed="0"/>
-    <w:lsdException w:name="index 8" w:semiHidden="0" w:uiPriority="0" w:unhideWhenUsed="0"/>
-    <w:lsdException w:name="index 9" w:semiHidden="0" w:uiPriority="0" w:unhideWhenUsed="0"/>
-    <w:lsdException w:name="toc 1" w:semiHidden="0" w:uiPriority="0" w:unhideWhenUsed="0" w:qFormat="1"/>
-    <w:lsdException w:name="toc 2" w:semiHidden="0" w:uiPriority="0" w:unhideWhenUsed="0" w:qFormat="1"/>
-    <w:lsdException w:name="toc 3" w:semiHidden="0" w:uiPriority="0" w:unhideWhenUsed="0" w:qFormat="1"/>
-    <w:lsdException w:name="toc 4" w:semiHidden="0" w:uiPriority="0" w:unhideWhenUsed="0"/>
-    <w:lsdException w:name="toc 5" w:semiHidden="0" w:uiPriority="0" w:unhideWhenUsed="0"/>
-    <w:lsdException w:name="toc 6" w:semiHidden="0" w:uiPriority="0" w:unhideWhenUsed="0"/>
-    <w:lsdException w:name="toc 7" w:semiHidden="0" w:uiPriority="0" w:unhideWhenUsed="0"/>
-    <w:lsdException w:name="toc 8" w:semiHidden="0" w:uiPriority="0" w:unhideWhenUsed="0"/>
-    <w:lsdException w:name="toc 9" w:semiHidden="0" w:uiPriority="0" w:unhideWhenUsed="0"/>
-    <w:lsdException w:name="Normal Indent" w:semiHidden="0" w:uiPriority="0" w:unhideWhenUsed="0"/>
-    <w:lsdException w:name="footnote text" w:semiHidden="0" w:uiPriority="0" w:unhideWhenUsed="0"/>
-    <w:lsdException w:name="annotation text" w:semiHidden="0" w:uiPriority="0" w:unhideWhenUsed="0" w:qFormat="1"/>
-    <w:lsdException w:name="header" w:semiHidden="0" w:uiPriority="0" w:unhideWhenUsed="0" w:qFormat="1"/>
-    <w:lsdException w:name="footer" w:semiHidden="0" w:uiPriority="0" w:unhideWhenUsed="0" w:qFormat="1"/>
-    <w:lsdException w:name="index heading" w:semiHidden="0" w:uiPriority="0" w:unhideWhenUsed="0"/>
-    <w:lsdException w:name="caption" w:uiPriority="0" w:qFormat="1"/>
-    <w:lsdException w:name="table of figures" w:semiHidden="0" w:uiPriority="0" w:unhideWhenUsed="0"/>
-    <w:lsdException w:name="envelope address" w:semiHidden="0" w:uiPriority="0" w:unhideWhenUsed="0"/>
-    <w:lsdException w:name="envelope return" w:semiHidden="0" w:uiPriority="0" w:unhideWhenUsed="0"/>
-    <w:lsdException w:name="footnote reference" w:semiHidden="0" w:uiPriority="0" w:unhideWhenUsed="0"/>
-    <w:lsdException w:name="annotation reference" w:semiHidden="0" w:uiPriority="0" w:unhideWhenUsed="0"/>
-    <w:lsdException w:name="line number" w:semiHidden="0" w:uiPriority="0" w:unhideWhenUsed="0"/>
-    <w:lsdException w:name="page number" w:semiHidden="0" w:uiPriority="0" w:unhideWhenUsed="0"/>
-    <w:lsdException w:name="endnote reference" w:semiHidden="0" w:uiPriority="0" w:unhideWhenUsed="0"/>
-    <w:lsdException w:name="endnote text" w:semiHidden="0" w:uiPriority="0" w:unhideWhenUsed="0"/>
-    <w:lsdException w:name="table of authorities" w:semiHidden="0" w:uiPriority="0" w:unhideWhenUsed="0"/>
-    <w:lsdException w:name="macro" w:semiHidden="0" w:uiPriority="0" w:unhideWhenUsed="0"/>
-    <w:lsdException w:name="toa heading" w:semiHidden="0" w:uiPriority="0" w:unhideWhenUsed="0"/>
-    <w:lsdException w:name="List" w:semiHidden="0" w:uiPriority="0" w:unhideWhenUsed="0"/>
-    <w:lsdException w:name="List Bullet" w:semiHidden="0" w:uiPriority="0" w:unhideWhenUsed="0"/>
-    <w:lsdException w:name="List Number" w:semiHidden="0" w:uiPriority="0" w:unhideWhenUsed="0"/>
-    <w:lsdException w:name="List 2" w:semiHidden="0" w:uiPriority="0" w:unhideWhenUsed="0"/>
-    <w:lsdException w:name="List 3" w:semiHidden="0" w:uiPriority="0" w:unhideWhenUsed="0"/>
-    <w:lsdException w:name="List 4" w:semiHidden="0" w:uiPriority="0" w:unhideWhenUsed="0"/>
-    <w:lsdException w:name="List 5" w:semiHidden="0" w:uiPriority="0" w:unhideWhenUsed="0"/>
-    <w:lsdException w:name="List Bullet 2" w:semiHidden="0" w:uiPriority="0" w:unhideWhenUsed="0"/>
-    <w:lsdException w:name="List Bullet 3" w:semiHidden="0" w:uiPriority="0" w:unhideWhenUsed="0"/>
-    <w:lsdException w:name="List Bullet 4" w:semiHidden="0" w:uiPriority="0" w:unhideWhenUsed="0"/>
-    <w:lsdException w:name="List Bullet 5" w:semiHidden="0" w:uiPriority="0" w:unhideWhenUsed="0"/>
-    <w:lsdException w:name="List Number 2" w:semiHidden="0" w:uiPriority="0" w:unhideWhenUsed="0"/>
-    <w:lsdException w:name="List Number 3" w:semiHidden="0" w:uiPriority="0" w:unhideWhenUsed="0"/>
-    <w:lsdException w:name="List Number 4" w:semiHidden="0" w:uiPriority="0" w:unhideWhenUsed="0"/>
-    <w:lsdException w:name="List Number 5" w:semiHidden="0" w:uiPriority="0" w:unhideWhenUsed="0"/>
-    <w:lsdException w:name="Title" w:semiHidden="0" w:uiPriority="0" w:unhideWhenUsed="0" w:qFormat="1"/>
-    <w:lsdException w:name="Closing" w:semiHidden="0" w:uiPriority="0" w:unhideWhenUsed="0"/>
-    <w:lsdException w:name="Signature" w:semiHidden="0" w:uiPriority="0" w:unhideWhenUsed="0"/>
-    <w:lsdException w:name="Default Paragraph Font" w:uiPriority="0" w:unhideWhenUsed="0" w:qFormat="1"/>
-    <w:lsdException w:name="Body Text" w:uiPriority="0" w:unhideWhenUsed="0" w:qFormat="1"/>
-    <w:lsdException w:name="Body Text Indent" w:semiHidden="0" w:uiPriority="0" w:unhideWhenUsed="0"/>
-    <w:lsdException w:name="List Continue" w:semiHidden="0" w:uiPriority="0" w:unhideWhenUsed="0"/>
-    <w:lsdException w:name="List Continue 2" w:semiHidden="0" w:uiPriority="0" w:unhideWhenUsed="0"/>
-    <w:lsdException w:name="List Continue 3" w:semiHidden="0" w:uiPriority="0" w:unhideWhenUsed="0"/>
-    <w:lsdException w:name="List Continue 4" w:semiHidden="0" w:uiPriority="0" w:unhideWhenUsed="0"/>
-    <w:lsdException w:name="List Continue 5" w:semiHidden="0" w:uiPriority="0" w:unhideWhenUsed="0"/>
-    <w:lsdException w:name="Message Header" w:semiHidden="0" w:uiPriority="0" w:unhideWhenUsed="0"/>
-    <w:lsdException w:name="Subtitle" w:semiHidden="0" w:uiPriority="0" w:unhideWhenUsed="0" w:qFormat="1"/>
-    <w:lsdException w:name="Salutation" w:semiHidden="0" w:uiPriority="0" w:unhideWhenUsed="0"/>
-    <w:lsdException w:name="Date" w:semiHidden="0" w:uiPriority="0" w:unhideWhenUsed="0"/>
-    <w:lsdException w:name="Body Text First Indent" w:semiHidden="0" w:uiPriority="0" w:unhideWhenUsed="0"/>
-    <w:lsdException w:name="Body Text First Indent 2" w:semiHidden="0" w:uiPriority="0" w:unhideWhenUsed="0"/>
-    <w:lsdException w:name="Body Text 2" w:semiHidden="0" w:uiPriority="0" w:unhideWhenUsed="0"/>
-    <w:lsdException w:name="Body Text 3" w:semiHidden="0" w:uiPriority="0" w:unhideWhenUsed="0"/>
-    <w:lsdException w:name="Body Text Indent 2" w:semiHidden="0" w:uiPriority="0" w:unhideWhenUsed="0"/>
-    <w:lsdException w:name="Body Text Indent 3" w:semiHidden="0" w:uiPriority="0" w:unhideWhenUsed="0"/>
-    <w:lsdException w:name="Block Text" w:semiHidden="0" w:uiPriority="0" w:unhideWhenUsed="0"/>
-    <w:lsdException w:name="Hyperlink" w:semiHidden="0" w:uiPriority="0" w:unhideWhenUsed="0"/>
-    <w:lsdException w:name="FollowedHyperlink" w:semiHidden="0" w:uiPriority="0" w:unhideWhenUsed="0"/>
-    <w:lsdException w:name="Strong" w:semiHidden="0" w:uiPriority="0" w:unhideWhenUsed="0" w:qFormat="1"/>
-    <w:lsdException w:name="Emphasis" w:semiHidden="0" w:uiPriority="0" w:unhideWhenUsed="0" w:qFormat="1"/>
-    <w:lsdException w:name="Document Map" w:semiHidden="0" w:uiPriority="0" w:unhideWhenUsed="0"/>
-    <w:lsdException w:name="Plain Text" w:semiHidden="0" w:uiPriority="0" w:unhideWhenUsed="0"/>
-    <w:lsdException w:name="E-mail Signature" w:semiHidden="0" w:uiPriority="0" w:unhideWhenUsed="0"/>
-    <w:lsdException w:name="Normal (Web)" w:semiHidden="0" w:uiPriority="0" w:unhideWhenUsed="0" w:qFormat="1"/>
-    <w:lsdException w:name="HTML Acronym" w:semiHidden="0" w:uiPriority="0" w:unhideWhenUsed="0"/>
-    <w:lsdException w:name="HTML Address" w:semiHidden="0" w:uiPriority="0" w:unhideWhenUsed="0"/>
-    <w:lsdException w:name="HTML Cite" w:semiHidden="0" w:uiPriority="0" w:unhideWhenUsed="0"/>
-    <w:lsdException w:name="HTML Code" w:semiHidden="0" w:uiPriority="0" w:unhideWhenUsed="0"/>
-    <w:lsdException w:name="HTML Definition" w:semiHidden="0" w:uiPriority="0" w:unhideWhenUsed="0"/>
-    <w:lsdException w:name="HTML Keyboard" w:semiHidden="0" w:uiPriority="0" w:unhideWhenUsed="0"/>
-    <w:lsdException w:name="HTML Preformatted" w:semiHidden="0" w:uiPriority="0" w:unhideWhenUsed="0"/>
-    <w:lsdException w:name="HTML Sample" w:semiHidden="0" w:uiPriority="0" w:unhideWhenUsed="0"/>
-    <w:lsdException w:name="HTML Typewriter" w:semiHidden="0" w:uiPriority="0" w:unhideWhenUsed="0"/>
-    <w:lsdException w:name="HTML Variable" w:semiHidden="0" w:uiPriority="0" w:unhideWhenUsed="0"/>
-    <w:lsdException w:name="Normal Table" w:uiPriority="0" w:unhideWhenUsed="0" w:qFormat="1"/>
-    <w:lsdException w:name="annotation subject" w:semiHidden="0" w:uiPriority="0" w:unhideWhenUsed="0"/>
-    <w:lsdException w:name="Table Simple 1" w:semiHidden="0" w:uiPriority="0" w:unhideWhenUsed="0"/>
-    <w:lsdException w:name="Table Simple 2" w:semiHidden="0" w:uiPriority="0" w:unhideWhenUsed="0"/>
-    <w:lsdException w:name="Table Simple 3" w:semiHidden="0" w:uiPriority="0" w:unhideWhenUsed="0"/>
-    <w:lsdException w:name="Table Classic 1" w:semiHidden="0" w:uiPriority="0" w:unhideWhenUsed="0"/>
-    <w:lsdException w:name="Table Classic 2" w:semiHidden="0" w:uiPriority="0" w:unhideWhenUsed="0"/>
-    <w:lsdException w:name="Table Classic 3" w:semiHidden="0" w:uiPriority="0" w:unhideWhenUsed="0"/>
-    <w:lsdException w:name="Table Classic 4" w:semiHidden="0" w:uiPriority="0" w:unhideWhenUsed="0"/>
-    <w:lsdException w:name="Table Colorful 1" w:semiHidden="0" w:uiPriority="0" w:unhideWhenUsed="0"/>
-    <w:lsdException w:name="Table Colorful 2" w:semiHidden="0" w:uiPriority="0" w:unhideWhenUsed="0"/>
-    <w:lsdException w:name="Table Colorful 3" w:semiHidden="0" w:uiPriority="0" w:unhideWhenUsed="0"/>
-    <w:lsdException w:name="Table Columns 1" w:semiHidden="0" w:uiPriority="0" w:unhideWhenUsed="0"/>
-    <w:lsdException w:name="Table Columns 2" w:semiHidden="0" w:uiPriority="0" w:unhideWhenUsed="0"/>
-    <w:lsdException w:name="Table Columns 3" w:semiHidden="0" w:uiPriority="0" w:unhideWhenUsed="0"/>
-    <w:lsdException w:name="Table Columns 4" w:semiHidden="0" w:uiPriority="0" w:unhideWhenUsed="0"/>
-    <w:lsdException w:name="Table Columns 5" w:semiHidden="0" w:uiPriority="0" w:unhideWhenUsed="0"/>
-    <w:lsdException w:name="Table Grid 1" w:semiHidden="0" w:uiPriority="0" w:unhideWhenUsed="0"/>
-    <w:lsdException w:name="Table Grid 2" w:semiHidden="0" w:uiPriority="0" w:unhideWhenUsed="0"/>
-    <w:lsdException w:name="Table Grid 3" w:semiHidden="0" w:uiPriority="0" w:unhideWhenUsed="0"/>
-    <w:lsdException w:name="Table Grid 4" w:semiHidden="0" w:uiPriority="0" w:unhideWhenUsed="0"/>
-    <w:lsdException w:name="Table Grid 5" w:semiHidden="0" w:uiPriority="0" w:unhideWhenUsed="0"/>
-    <w:lsdException w:name="Table Grid 6" w:semiHidden="0" w:uiPriority="0" w:unhideWhenUsed="0"/>
-    <w:lsdException w:name="Table Grid 7" w:semiHidden="0" w:uiPriority="0" w:unhideWhenUsed="0"/>
-    <w:lsdException w:name="Table Grid 8" w:semiHidden="0" w:uiPriority="0" w:unhideWhenUsed="0"/>
-    <w:lsdException w:name="Table List 1" w:semiHidden="0" w:uiPriority="0" w:unhideWhenUsed="0"/>
-    <w:lsdException w:name="Table List 2" w:semiHidden="0" w:uiPriority="0" w:unhideWhenUsed="0"/>
-    <w:lsdException w:name="Table List 3" w:semiHidden="0" w:uiPriority="0" w:unhideWhenUsed="0"/>
-    <w:lsdException w:name="Table List 4" w:semiHidden="0" w:uiPriority="0" w:unhideWhenUsed="0"/>
-    <w:lsdException w:name="Table List 5" w:semiHidden="0" w:uiPriority="0" w:unhideWhenUsed="0"/>
-    <w:lsdException w:name="Table List 6" w:semiHidden="0" w:uiPriority="0" w:unhideWhenUsed="0"/>
-    <w:lsdException w:name="Table List 7" w:semiHidden="0" w:uiPriority="0" w:unhideWhenUsed="0"/>
-    <w:lsdException w:name="Table List 8" w:semiHidden="0" w:uiPriority="0" w:unhideWhenUsed="0"/>
-    <w:lsdException w:name="Table 3D effects 1" w:semiHidden="0" w:uiPriority="0" w:unhideWhenUsed="0"/>
-    <w:lsdException w:name="Table 3D effects 2" w:semiHidden="0" w:uiPriority="0" w:unhideWhenUsed="0"/>
-    <w:lsdException w:name="Table 3D effects 3" w:semiHidden="0" w:uiPriority="0" w:unhideWhenUsed="0"/>
-    <w:lsdException w:name="Table Contemporary" w:semiHidden="0" w:uiPriority="0" w:unhideWhenUsed="0"/>
-    <w:lsdException w:name="Table Elegant" w:semiHidden="0" w:uiPriority="0" w:unhideWhenUsed="0"/>
-    <w:lsdException w:name="Table Professional" w:semiHidden="0" w:uiPriority="0" w:unhideWhenUsed="0"/>
-    <w:lsdException w:name="Table Subtle 1" w:semiHidden="0" w:uiPriority="0" w:unhideWhenUsed="0"/>
-    <w:lsdException w:name="Table Subtle 2" w:semiHidden="0" w:uiPriority="0" w:unhideWhenUsed="0"/>
-    <w:lsdException w:name="Table Web 1" w:semiHidden="0" w:uiPriority="0" w:unhideWhenUsed="0"/>
-    <w:lsdException w:name="Table Web 2" w:semiHidden="0" w:uiPriority="0" w:unhideWhenUsed="0"/>
-    <w:lsdException w:name="Table Web 3" w:semiHidden="0" w:uiPriority="0" w:unhideWhenUsed="0"/>
-    <w:lsdException w:name="Balloon Text" w:semiHidden="0" w:uiPriority="0" w:unhideWhenUsed="0"/>
-    <w:lsdException w:name="Table Grid" w:semiHidden="0" w:uiPriority="0" w:unhideWhenUsed="0" w:qFormat="1"/>
-    <w:lsdException w:name="Table Theme" w:semiHidden="0" w:uiPriority="0" w:unhideWhenUsed="0"/>
-    <w:lsdException w:name="No Spacing" w:semiHidden="0" w:unhideWhenUsed="0" w:qFormat="1"/>
-    <w:lsdException w:name="Light Shading" w:semiHidden="0" w:uiPriority="60" w:unhideWhenUsed="0"/>
-    <w:lsdException w:name="Light List" w:semiHidden="0" w:uiPriority="61" w:unhideWhenUsed="0"/>
-    <w:lsdException w:name="Light Grid" w:semiHidden="0" w:uiPriority="62" w:unhideWhenUsed="0"/>
-    <w:lsdException w:name="Medium Shading 1" w:semiHidden="0" w:uiPriority="63" w:unhideWhenUsed="0"/>
-    <w:lsdException w:name="Medium Shading 2" w:semiHidden="0" w:uiPriority="64" w:unhideWhenUsed="0"/>
-    <w:lsdException w:name="Medium List 1" w:semiHidden="0" w:uiPriority="65" w:unhideWhenUsed="0"/>
-    <w:lsdException w:name="Medium List 2" w:semiHidden="0" w:uiPriority="66" w:unhideWhenUsed="0"/>
-    <w:lsdException w:name="Medium Grid 1" w:semiHidden="0" w:uiPriority="67" w:unhideWhenUsed="0"/>
-    <w:lsdException w:name="Medium Grid 2" w:semiHidden="0" w:uiPriority="68" w:unhideWhenUsed="0"/>
-    <w:lsdException w:name="Medium Grid 3" w:semiHidden="0" w:uiPriority="69" w:unhideWhenUsed="0"/>
-    <w:lsdException w:name="Dark List" w:semiHidden="0" w:uiPriority="70" w:unhideWhenUsed="0"/>
-    <w:lsdException w:name="Colorful Shading" w:semiHidden="0" w:uiPriority="71" w:unhideWhenUsed="0"/>
-    <w:lsdException w:name="Colorful List" w:semiHidden="0" w:uiPriority="72" w:unhideWhenUsed="0"/>
-    <w:lsdException w:name="Colorful Grid" w:semiHidden="0" w:uiPriority="73" w:unhideWhenUsed="0"/>
-    <w:lsdException w:name="Light Shading Accent 1" w:semiHidden="0" w:uiPriority="60" w:unhideWhenUsed="0"/>
-    <w:lsdException w:name="Light List Accent 1" w:semiHidden="0" w:uiPriority="61" w:unhideWhenUsed="0"/>
-    <w:lsdException w:name="Light Grid Accent 1" w:semiHidden="0" w:uiPriority="62" w:unhideWhenUsed="0"/>
-    <w:lsdException w:name="Medium Shading 1 Accent 1" w:semiHidden="0" w:uiPriority="63" w:unhideWhenUsed="0"/>
-    <w:lsdException w:name="Medium Shading 2 Accent 1" w:semiHidden="0" w:uiPriority="64" w:unhideWhenUsed="0"/>
-    <w:lsdException w:name="Medium List 1 Accent 1" w:semiHidden="0" w:uiPriority="65" w:unhideWhenUsed="0"/>
-    <w:lsdException w:name="Medium List 2 Accent 1" w:semiHidden="0" w:uiPriority="66" w:unhideWhenUsed="0"/>
-    <w:lsdException w:name="Medium Grid 1 Accent 1" w:semiHidden="0" w:uiPriority="67" w:unhideWhenUsed="0"/>
-    <w:lsdException w:name="Medium Grid 2 Accent 1" w:semiHidden="0" w:uiPriority="68" w:unhideWhenUsed="0"/>
-    <w:lsdException w:name="Medium Grid 3 Accent 1" w:semiHidden="0" w:uiPriority="69" w:unhideWhenUsed="0"/>
-    <w:lsdException w:name="Dark List Accent 1" w:semiHidden="0" w:uiPriority="70" w:unhideWhenUsed="0"/>
-    <w:lsdException w:name="Colorful Shading Accent 1" w:semiHidden="0" w:uiPriority="71" w:unhideWhenUsed="0"/>
-    <w:lsdException w:name="Colorful List Accent 1" w:semiHidden="0" w:uiPriority="72" w:unhideWhenUsed="0"/>
-    <w:lsdException w:name="Colorful Grid Accent 1" w:semiHidden="0" w:uiPriority="73" w:unhideWhenUsed="0"/>
-    <w:lsdException w:name="Light Shading Accent 2" w:semiHidden="0" w:uiPriority="60" w:unhideWhenUsed="0"/>
-    <w:lsdException w:name="Light List Accent 2" w:semiHidden="0" w:uiPriority="61" w:unhideWhenUsed="0"/>
-    <w:lsdException w:name="Light Grid Accent 2" w:semiHidden="0" w:uiPriority="62" w:unhideWhenUsed="0"/>
-    <w:lsdException w:name="Medium Shading 1 Accent 2" w:semiHidden="0" w:uiPriority="63" w:unhideWhenUsed="0"/>
-    <w:lsdException w:name="Medium Shading 2 Accent 2" w:semiHidden="0" w:uiPriority="64" w:unhideWhenUsed="0"/>
-    <w:lsdException w:name="Medium List 1 Accent 2" w:semiHidden="0" w:uiPriority="65" w:unhideWhenUsed="0"/>
-    <w:lsdException w:name="Medium List 2 Accent 2" w:semiHidden="0" w:uiPriority="66" w:unhideWhenUsed="0"/>
-    <w:lsdException w:name="Medium Grid 1 Accent 2" w:semiHidden="0" w:uiPriority="67" w:unhideWhenUsed="0"/>
-    <w:lsdException w:name="Medium Grid 2 Accent 2" w:semiHidden="0" w:uiPriority="68" w:unhideWhenUsed="0"/>
-    <w:lsdException w:name="Medium Grid 3 Accent 2" w:semiHidden="0" w:uiPriority="69" w:unhideWhenUsed="0"/>
-    <w:lsdException w:name="Dark List Accent 2" w:semiHidden="0" w:uiPriority="70" w:unhideWhenUsed="0"/>
-    <w:lsdException w:name="Colorful Shading Accent 2" w:semiHidden="0" w:uiPriority="71" w:unhideWhenUsed="0"/>
-    <w:lsdException w:name="Colorful List Accent 2" w:semiHidden="0" w:uiPriority="72" w:unhideWhenUsed="0"/>
-    <w:lsdException w:name="Colorful Grid Accent 2" w:semiHidden="0" w:uiPriority="73" w:unhideWhenUsed="0"/>
-    <w:lsdException w:name="Light Shading Accent 3" w:semiHidden="0" w:uiPriority="60" w:unhideWhenUsed="0"/>
-    <w:lsdException w:name="Light List Accent 3" w:semiHidden="0" w:uiPriority="61" w:unhideWhenUsed="0"/>
-    <w:lsdException w:name="Light Grid Accent 3" w:semiHidden="0" w:uiPriority="62" w:unhideWhenUsed="0"/>
-    <w:lsdException w:name="Medium Shading 1 Accent 3" w:semiHidden="0" w:uiPriority="63" w:unhideWhenUsed="0"/>
-    <w:lsdException w:name="Medium Shading 2 Accent 3" w:semiHidden="0" w:uiPriority="64" w:unhideWhenUsed="0"/>
-    <w:lsdException w:name="Medium List 1 Accent 3" w:semiHidden="0" w:uiPriority="65" w:unhideWhenUsed="0"/>
-    <w:lsdException w:name="Medium List 2 Accent 3" w:semiHidden="0" w:uiPriority="66" w:unhideWhenUsed="0"/>
-    <w:lsdException w:name="Medium Grid 1 Accent 3" w:semiHidden="0" w:uiPriority="67" w:unhideWhenUsed="0"/>
-    <w:lsdException w:name="Medium Grid 2 Accent 3" w:semiHidden="0" w:uiPriority="68" w:unhideWhenUsed="0"/>
-    <w:lsdException w:name="Medium Grid 3 Accent 3" w:semiHidden="0" w:uiPriority="69" w:unhideWhenUsed="0"/>
-    <w:lsdException w:name="Dark List Accent 3" w:semiHidden="0" w:uiPriority="70" w:unhideWhenUsed="0"/>
-    <w:lsdException w:name="Colorful Shading Accent 3" w:semiHidden="0" w:uiPriority="71" w:unhideWhenUsed="0"/>
-    <w:lsdException w:name="Colorful List Accent 3" w:semiHidden="0" w:uiPriority="72" w:unhideWhenUsed="0"/>
-    <w:lsdException w:name="Colorful Grid Accent 3" w:semiHidden="0" w:uiPriority="73" w:unhideWhenUsed="0"/>
-    <w:lsdException w:name="Light Shading Accent 4" w:semiHidden="0" w:uiPriority="60" w:unhideWhenUsed="0"/>
-    <w:lsdException w:name="Light List Accent 4" w:semiHidden="0" w:uiPriority="61" w:unhideWhenUsed="0"/>
-    <w:lsdException w:name="Light Grid Accent 4" w:semiHidden="0" w:uiPriority="62" w:unhideWhenUsed="0"/>
-    <w:lsdException w:name="Medium Shading 1 Accent 4" w:semiHidden="0" w:uiPriority="63" w:unhideWhenUsed="0"/>
-    <w:lsdException w:name="Medium Shading 2 Accent 4" w:semiHidden="0" w:uiPriority="64" w:unhideWhenUsed="0"/>
-    <w:lsdException w:name="Medium List 1 Accent 4" w:semiHidden="0" w:uiPriority="65" w:unhideWhenUsed="0"/>
-    <w:lsdException w:name="Medium List 2 Accent 4" w:semiHidden="0" w:uiPriority="66" w:unhideWhenUsed="0"/>
-    <w:lsdException w:name="Medium Grid 1 Accent 4" w:semiHidden="0" w:uiPriority="67" w:unhideWhenUsed="0"/>
-    <w:lsdException w:name="Medium Grid 2 Accent 4" w:semiHidden="0" w:uiPriority="68" w:unhideWhenUsed="0"/>
-    <w:lsdException w:name="Medium Grid 3 Accent 4" w:semiHidden="0" w:uiPriority="69" w:unhideWhenUsed="0"/>
-    <w:lsdException w:name="Dark List Accent 4" w:semiHidden="0" w:uiPriority="70" w:unhideWhenUsed="0"/>
-    <w:lsdException w:name="Colorful Shading Accent 4" w:semiHidden="0" w:uiPriority="71" w:unhideWhenUsed="0"/>
-    <w:lsdException w:name="Colorful List Accent 4" w:semiHidden="0" w:uiPriority="72" w:unhideWhenUsed="0"/>
-    <w:lsdException w:name="Colorful Grid Accent 4" w:semiHidden="0" w:uiPriority="73" w:unhideWhenUsed="0"/>
-    <w:lsdException w:name="Light Shading Accent 5" w:semiHidden="0" w:uiPriority="60" w:unhideWhenUsed="0"/>
-    <w:lsdException w:name="Light List Accent 5" w:semiHidden="0" w:uiPriority="61" w:unhideWhenUsed="0"/>
-    <w:lsdException w:name="Light Grid Accent 5" w:semiHidden="0" w:uiPriority="62" w:unhideWhenUsed="0"/>
-    <w:lsdException w:name="Medium Shading 1 Accent 5" w:semiHidden="0" w:uiPriority="63" w:unhideWhenUsed="0"/>
-    <w:lsdException w:name="Medium Shading 2 Accent 5" w:semiHidden="0" w:uiPriority="64" w:unhideWhenUsed="0"/>
-    <w:lsdException w:name="Medium List 1 Accent 5" w:semiHidden="0" w:uiPriority="65" w:unhideWhenUsed="0"/>
-    <w:lsdException w:name="Medium List 2 Accent 5" w:semiHidden="0" w:uiPriority="66" w:unhideWhenUsed="0"/>
-    <w:lsdException w:name="Medium Grid 1 Accent 5" w:semiHidden="0" w:uiPriority="67" w:unhideWhenUsed="0"/>
-    <w:lsdException w:name="Medium Grid 2 Accent 5" w:semiHidden="0" w:uiPriority="68" w:unhideWhenUsed="0"/>
-    <w:lsdException w:name="Medium Grid 3 Accent 5" w:semiHidden="0" w:uiPriority="69" w:unhideWhenUsed="0"/>
-    <w:lsdException w:name="Dark List Accent 5" w:semiHidden="0" w:uiPriority="70" w:unhideWhenUsed="0"/>
-    <w:lsdException w:name="Colorful Shading Accent 5" w:semiHidden="0" w:uiPriority="71" w:unhideWhenUsed="0"/>
-    <w:lsdException w:name="Colorful List Accent 5" w:semiHidden="0" w:uiPriority="72" w:unhideWhenUsed="0"/>
-    <w:lsdException w:name="Colorful Grid Accent 5" w:semiHidden="0" w:uiPriority="73" w:unhideWhenUsed="0"/>
-    <w:lsdException w:name="Light Shading Accent 6" w:semiHidden="0" w:uiPriority="60" w:unhideWhenUsed="0"/>
-    <w:lsdException w:name="Light List Accent 6" w:semiHidden="0" w:uiPriority="61" w:unhideWhenUsed="0"/>
-    <w:lsdException w:name="Light Grid Accent 6" w:semiHidden="0" w:uiPriority="62" w:unhideWhenUsed="0"/>
-    <w:lsdException w:name="Medium Shading 1 Accent 6" w:semiHidden="0" w:uiPriority="63" w:unhideWhenUsed="0"/>
-    <w:lsdException w:name="Medium Shading 2 Accent 6" w:semiHidden="0" w:uiPriority="64" w:unhideWhenUsed="0"/>
-    <w:lsdException w:name="Medium List 1 Accent 6" w:semiHidden="0" w:uiPriority="65" w:unhideWhenUsed="0"/>
-    <w:lsdException w:name="Medium List 2 Accent 6" w:semiHidden="0" w:uiPriority="66" w:unhideWhenUsed="0"/>
-    <w:lsdException w:name="Medium Grid 1 Accent 6" w:semiHidden="0" w:uiPriority="67" w:unhideWhenUsed="0"/>
-    <w:lsdException w:name="Medium Grid 2 Accent 6" w:semiHidden="0" w:uiPriority="68" w:unhideWhenUsed="0"/>
-    <w:lsdException w:name="Medium Grid 3 Accent 6" w:semiHidden="0" w:uiPriority="69" w:unhideWhenUsed="0"/>
-    <w:lsdException w:name="Dark List Accent 6" w:semiHidden="0" w:uiPriority="70" w:unhideWhenUsed="0"/>
-    <w:lsdException w:name="Colorful Shading Accent 6" w:semiHidden="0" w:uiPriority="71" w:unhideWhenUsed="0"/>
-    <w:lsdException w:name="Colorful List Accent 6" w:semiHidden="0" w:uiPriority="72" w:unhideWhenUsed="0"/>
-    <w:lsdException w:name="Colorful Grid Accent 6" w:semiHidden="0" w:uiPriority="73" w:unhideWhenUsed="0"/>
+  <w:latentStyles w:count="260" w:defQFormat="0" w:defUnhideWhenUsed="1" w:defSemiHidden="1" w:defUIPriority="99" w:defLockedState="0">
+    <w:lsdException w:qFormat="1" w:unhideWhenUsed="0" w:uiPriority="0" w:semiHidden="0" w:name="Normal"/>
+    <w:lsdException w:qFormat="1" w:unhideWhenUsed="0" w:uiPriority="0" w:semiHidden="0" w:name="heading 1"/>
+    <w:lsdException w:qFormat="1" w:uiPriority="0" w:semiHidden="0" w:name="heading 2"/>
+    <w:lsdException w:qFormat="1" w:uiPriority="0" w:name="heading 3"/>
+    <w:lsdException w:qFormat="1" w:uiPriority="0" w:semiHidden="0" w:name="heading 4"/>
+    <w:lsdException w:qFormat="1" w:uiPriority="0" w:name="heading 5"/>
+    <w:lsdException w:qFormat="1" w:uiPriority="0" w:name="heading 6"/>
+    <w:lsdException w:qFormat="1" w:uiPriority="0" w:name="heading 7"/>
+    <w:lsdException w:qFormat="1" w:uiPriority="0" w:name="heading 8"/>
+    <w:lsdException w:qFormat="1" w:uiPriority="0" w:name="heading 9"/>
+    <w:lsdException w:unhideWhenUsed="0" w:uiPriority="0" w:semiHidden="0" w:name="index 1"/>
+    <w:lsdException w:unhideWhenUsed="0" w:uiPriority="0" w:semiHidden="0" w:name="index 2"/>
+    <w:lsdException w:unhideWhenUsed="0" w:uiPriority="0" w:semiHidden="0" w:name="index 3"/>
+    <w:lsdException w:unhideWhenUsed="0" w:uiPriority="0" w:semiHidden="0" w:name="index 4"/>
+    <w:lsdException w:unhideWhenUsed="0" w:uiPriority="0" w:semiHidden="0" w:name="index 5"/>
+    <w:lsdException w:unhideWhenUsed="0" w:uiPriority="0" w:semiHidden="0" w:name="index 6"/>
+    <w:lsdException w:unhideWhenUsed="0" w:uiPriority="0" w:semiHidden="0" w:name="index 7"/>
+    <w:lsdException w:unhideWhenUsed="0" w:uiPriority="0" w:semiHidden="0" w:name="index 8"/>
+    <w:lsdException w:unhideWhenUsed="0" w:uiPriority="0" w:semiHidden="0" w:name="index 9"/>
+    <w:lsdException w:qFormat="1" w:unhideWhenUsed="0" w:uiPriority="0" w:semiHidden="0" w:name="toc 1"/>
+    <w:lsdException w:qFormat="1" w:unhideWhenUsed="0" w:uiPriority="0" w:semiHidden="0" w:name="toc 2"/>
+    <w:lsdException w:qFormat="1" w:unhideWhenUsed="0" w:uiPriority="0" w:semiHidden="0" w:name="toc 3"/>
+    <w:lsdException w:unhideWhenUsed="0" w:uiPriority="0" w:semiHidden="0" w:name="toc 4"/>
+    <w:lsdException w:unhideWhenUsed="0" w:uiPriority="0" w:semiHidden="0" w:name="toc 5"/>
+    <w:lsdException w:unhideWhenUsed="0" w:uiPriority="0" w:semiHidden="0" w:name="toc 6"/>
+    <w:lsdException w:unhideWhenUsed="0" w:uiPriority="0" w:semiHidden="0" w:name="toc 7"/>
+    <w:lsdException w:unhideWhenUsed="0" w:uiPriority="0" w:semiHidden="0" w:name="toc 8"/>
+    <w:lsdException w:unhideWhenUsed="0" w:uiPriority="0" w:semiHidden="0" w:name="toc 9"/>
+    <w:lsdException w:unhideWhenUsed="0" w:uiPriority="0" w:semiHidden="0" w:name="Normal Indent"/>
+    <w:lsdException w:unhideWhenUsed="0" w:uiPriority="0" w:semiHidden="0" w:name="footnote text"/>
+    <w:lsdException w:qFormat="1" w:unhideWhenUsed="0" w:uiPriority="0" w:semiHidden="0" w:name="annotation text"/>
+    <w:lsdException w:qFormat="1" w:unhideWhenUsed="0" w:uiPriority="0" w:semiHidden="0" w:name="header"/>
+    <w:lsdException w:qFormat="1" w:unhideWhenUsed="0" w:uiPriority="0" w:semiHidden="0" w:name="footer"/>
+    <w:lsdException w:unhideWhenUsed="0" w:uiPriority="0" w:semiHidden="0" w:name="index heading"/>
+    <w:lsdException w:qFormat="1" w:uiPriority="0" w:name="caption"/>
+    <w:lsdException w:unhideWhenUsed="0" w:uiPriority="0" w:semiHidden="0" w:name="table of figures"/>
+    <w:lsdException w:unhideWhenUsed="0" w:uiPriority="0" w:semiHidden="0" w:name="envelope address"/>
+    <w:lsdException w:unhideWhenUsed="0" w:uiPriority="0" w:semiHidden="0" w:name="envelope return"/>
+    <w:lsdException w:unhideWhenUsed="0" w:uiPriority="0" w:semiHidden="0" w:name="footnote reference"/>
+    <w:lsdException w:unhideWhenUsed="0" w:uiPriority="0" w:semiHidden="0" w:name="annotation reference"/>
+    <w:lsdException w:unhideWhenUsed="0" w:uiPriority="0" w:semiHidden="0" w:name="line number"/>
+    <w:lsdException w:unhideWhenUsed="0" w:uiPriority="0" w:semiHidden="0" w:name="page number"/>
+    <w:lsdException w:unhideWhenUsed="0" w:uiPriority="0" w:semiHidden="0" w:name="endnote reference"/>
+    <w:lsdException w:unhideWhenUsed="0" w:uiPriority="0" w:semiHidden="0" w:name="endnote text"/>
+    <w:lsdException w:unhideWhenUsed="0" w:uiPriority="0" w:semiHidden="0" w:name="table of authorities"/>
+    <w:lsdException w:unhideWhenUsed="0" w:uiPriority="0" w:semiHidden="0" w:name="macro"/>
+    <w:lsdException w:unhideWhenUsed="0" w:uiPriority="0" w:semiHidden="0" w:name="toa heading"/>
+    <w:lsdException w:unhideWhenUsed="0" w:uiPriority="0" w:semiHidden="0" w:name="List"/>
+    <w:lsdException w:unhideWhenUsed="0" w:uiPriority="0" w:semiHidden="0" w:name="List Bullet"/>
+    <w:lsdException w:unhideWhenUsed="0" w:uiPriority="0" w:semiHidden="0" w:name="List Number"/>
+    <w:lsdException w:unhideWhenUsed="0" w:uiPriority="0" w:semiHidden="0" w:name="List 2"/>
+    <w:lsdException w:unhideWhenUsed="0" w:uiPriority="0" w:semiHidden="0" w:name="List 3"/>
+    <w:lsdException w:unhideWhenUsed="0" w:uiPriority="0" w:semiHidden="0" w:name="List 4"/>
+    <w:lsdException w:unhideWhenUsed="0" w:uiPriority="0" w:semiHidden="0" w:name="List 5"/>
+    <w:lsdException w:unhideWhenUsed="0" w:uiPriority="0" w:semiHidden="0" w:name="List Bullet 2"/>
+    <w:lsdException w:unhideWhenUsed="0" w:uiPriority="0" w:semiHidden="0" w:name="List Bullet 3"/>
+    <w:lsdException w:unhideWhenUsed="0" w:uiPriority="0" w:semiHidden="0" w:name="List Bullet 4"/>
+    <w:lsdException w:unhideWhenUsed="0" w:uiPriority="0" w:semiHidden="0" w:name="List Bullet 5"/>
+    <w:lsdException w:unhideWhenUsed="0" w:uiPriority="0" w:semiHidden="0" w:name="List Number 2"/>
+    <w:lsdException w:unhideWhenUsed="0" w:uiPriority="0" w:semiHidden="0" w:name="List Number 3"/>
+    <w:lsdException w:unhideWhenUsed="0" w:uiPriority="0" w:semiHidden="0" w:name="List Number 4"/>
+    <w:lsdException w:unhideWhenUsed="0" w:uiPriority="0" w:semiHidden="0" w:name="List Number 5"/>
+    <w:lsdException w:qFormat="1" w:unhideWhenUsed="0" w:uiPriority="0" w:semiHidden="0" w:name="Title"/>
+    <w:lsdException w:unhideWhenUsed="0" w:uiPriority="0" w:semiHidden="0" w:name="Closing"/>
+    <w:lsdException w:unhideWhenUsed="0" w:uiPriority="0" w:semiHidden="0" w:name="Signature"/>
+    <w:lsdException w:qFormat="1" w:unhideWhenUsed="0" w:uiPriority="0" w:name="Default Paragraph Font"/>
+    <w:lsdException w:qFormat="1" w:unhideWhenUsed="0" w:uiPriority="0" w:name="Body Text"/>
+    <w:lsdException w:unhideWhenUsed="0" w:uiPriority="0" w:semiHidden="0" w:name="Body Text Indent"/>
+    <w:lsdException w:unhideWhenUsed="0" w:uiPriority="0" w:semiHidden="0" w:name="List Continue"/>
+    <w:lsdException w:unhideWhenUsed="0" w:uiPriority="0" w:semiHidden="0" w:name="List Continue 2"/>
+    <w:lsdException w:unhideWhenUsed="0" w:uiPriority="0" w:semiHidden="0" w:name="List Continue 3"/>
+    <w:lsdException w:unhideWhenUsed="0" w:uiPriority="0" w:semiHidden="0" w:name="List Continue 4"/>
+    <w:lsdException w:unhideWhenUsed="0" w:uiPriority="0" w:semiHidden="0" w:name="List Continue 5"/>
+    <w:lsdException w:unhideWhenUsed="0" w:uiPriority="0" w:semiHidden="0" w:name="Message Header"/>
+    <w:lsdException w:qFormat="1" w:unhideWhenUsed="0" w:uiPriority="0" w:semiHidden="0" w:name="Subtitle"/>
+    <w:lsdException w:unhideWhenUsed="0" w:uiPriority="0" w:semiHidden="0" w:name="Salutation"/>
+    <w:lsdException w:unhideWhenUsed="0" w:uiPriority="0" w:semiHidden="0" w:name="Date"/>
+    <w:lsdException w:unhideWhenUsed="0" w:uiPriority="0" w:semiHidden="0" w:name="Body Text First Indent"/>
+    <w:lsdException w:unhideWhenUsed="0" w:uiPriority="0" w:semiHidden="0" w:name="Body Text First Indent 2"/>
+    <w:lsdException w:uiPriority="99" w:name="Note Heading"/>
+    <w:lsdException w:unhideWhenUsed="0" w:uiPriority="0" w:semiHidden="0" w:name="Body Text 2"/>
+    <w:lsdException w:unhideWhenUsed="0" w:uiPriority="0" w:semiHidden="0" w:name="Body Text 3"/>
+    <w:lsdException w:unhideWhenUsed="0" w:uiPriority="0" w:semiHidden="0" w:name="Body Text Indent 2"/>
+    <w:lsdException w:unhideWhenUsed="0" w:uiPriority="0" w:semiHidden="0" w:name="Body Text Indent 3"/>
+    <w:lsdException w:unhideWhenUsed="0" w:uiPriority="0" w:semiHidden="0" w:name="Block Text"/>
+    <w:lsdException w:unhideWhenUsed="0" w:uiPriority="0" w:semiHidden="0" w:name="Hyperlink"/>
+    <w:lsdException w:unhideWhenUsed="0" w:uiPriority="0" w:semiHidden="0" w:name="FollowedHyperlink"/>
+    <w:lsdException w:qFormat="1" w:unhideWhenUsed="0" w:uiPriority="0" w:semiHidden="0" w:name="Strong"/>
+    <w:lsdException w:qFormat="1" w:unhideWhenUsed="0" w:uiPriority="0" w:semiHidden="0" w:name="Emphasis"/>
+    <w:lsdException w:unhideWhenUsed="0" w:uiPriority="0" w:semiHidden="0" w:name="Document Map"/>
+    <w:lsdException w:unhideWhenUsed="0" w:uiPriority="0" w:semiHidden="0" w:name="Plain Text"/>
+    <w:lsdException w:unhideWhenUsed="0" w:uiPriority="0" w:semiHidden="0" w:name="E-mail Signature"/>
+    <w:lsdException w:qFormat="1" w:unhideWhenUsed="0" w:uiPriority="0" w:semiHidden="0" w:name="Normal (Web)"/>
+    <w:lsdException w:unhideWhenUsed="0" w:uiPriority="0" w:semiHidden="0" w:name="HTML Acronym"/>
+    <w:lsdException w:unhideWhenUsed="0" w:uiPriority="0" w:semiHidden="0" w:name="HTML Address"/>
+    <w:lsdException w:unhideWhenUsed="0" w:uiPriority="0" w:semiHidden="0" w:name="HTML Cite"/>
+    <w:lsdException w:unhideWhenUsed="0" w:uiPriority="0" w:semiHidden="0" w:name="HTML Code"/>
+    <w:lsdException w:unhideWhenUsed="0" w:uiPriority="0" w:semiHidden="0" w:name="HTML Definition"/>
+    <w:lsdException w:unhideWhenUsed="0" w:uiPriority="0" w:semiHidden="0" w:name="HTML Keyboard"/>
+    <w:lsdException w:unhideWhenUsed="0" w:uiPriority="0" w:semiHidden="0" w:name="HTML Preformatted"/>
+    <w:lsdException w:unhideWhenUsed="0" w:uiPriority="0" w:semiHidden="0" w:name="HTML Sample"/>
+    <w:lsdException w:unhideWhenUsed="0" w:uiPriority="0" w:semiHidden="0" w:name="HTML Typewriter"/>
+    <w:lsdException w:unhideWhenUsed="0" w:uiPriority="0" w:semiHidden="0" w:name="HTML Variable"/>
+    <w:lsdException w:qFormat="1" w:unhideWhenUsed="0" w:uiPriority="0" w:name="Normal Table"/>
+    <w:lsdException w:unhideWhenUsed="0" w:uiPriority="0" w:semiHidden="0" w:name="annotation subject"/>
+    <w:lsdException w:unhideWhenUsed="0" w:uiPriority="0" w:semiHidden="0" w:name="Table Simple 1"/>
+    <w:lsdException w:unhideWhenUsed="0" w:uiPriority="0" w:semiHidden="0" w:name="Table Simple 2"/>
+    <w:lsdException w:unhideWhenUsed="0" w:uiPriority="0" w:semiHidden="0" w:name="Table Simple 3"/>
+    <w:lsdException w:unhideWhenUsed="0" w:uiPriority="0" w:semiHidden="0" w:name="Table Classic 1"/>
+    <w:lsdException w:unhideWhenUsed="0" w:uiPriority="0" w:semiHidden="0" w:name="Table Classic 2"/>
+    <w:lsdException w:unhideWhenUsed="0" w:uiPriority="0" w:semiHidden="0" w:name="Table Classic 3"/>
+    <w:lsdException w:unhideWhenUsed="0" w:uiPriority="0" w:semiHidden="0" w:name="Table Classic 4"/>
+    <w:lsdException w:unhideWhenUsed="0" w:uiPriority="0" w:semiHidden="0" w:name="Table Colorful 1"/>
+    <w:lsdException w:unhideWhenUsed="0" w:uiPriority="0" w:semiHidden="0" w:name="Table Colorful 2"/>
+    <w:lsdException w:unhideWhenUsed="0" w:uiPriority="0" w:semiHidden="0" w:name="Table Colorful 3"/>
+    <w:lsdException w:unhideWhenUsed="0" w:uiPriority="0" w:semiHidden="0" w:name="Table Columns 1"/>
+    <w:lsdException w:unhideWhenUsed="0" w:uiPriority="0" w:semiHidden="0" w:name="Table Columns 2"/>
+    <w:lsdException w:unhideWhenUsed="0" w:uiPriority="0" w:semiHidden="0" w:name="Table Columns 3"/>
+    <w:lsdException w:unhideWhenUsed="0" w:uiPriority="0" w:semiHidden="0" w:name="Table Columns 4"/>
+    <w:lsdException w:unhideWhenUsed="0" w:uiPriority="0" w:semiHidden="0" w:name="Table Columns 5"/>
+    <w:lsdException w:unhideWhenUsed="0" w:uiPriority="0" w:semiHidden="0" w:name="Table Grid 1"/>
+    <w:lsdException w:unhideWhenUsed="0" w:uiPriority="0" w:semiHidden="0" w:name="Table Grid 2"/>
+    <w:lsdException w:unhideWhenUsed="0" w:uiPriority="0" w:semiHidden="0" w:name="Table Grid 3"/>
+    <w:lsdException w:unhideWhenUsed="0" w:uiPriority="0" w:semiHidden="0" w:name="Table Grid 4"/>
+    <w:lsdException w:unhideWhenUsed="0" w:uiPriority="0" w:semiHidden="0" w:name="Table Grid 5"/>
+    <w:lsdException w:unhideWhenUsed="0" w:uiPriority="0" w:semiHidden="0" w:name="Table Grid 6"/>
+    <w:lsdException w:unhideWhenUsed="0" w:uiPriority="0" w:semiHidden="0" w:name="Table Grid 7"/>
+    <w:lsdException w:unhideWhenUsed="0" w:uiPriority="0" w:semiHidden="0" w:name="Table Grid 8"/>
+    <w:lsdException w:unhideWhenUsed="0" w:uiPriority="0" w:semiHidden="0" w:name="Table List 1"/>
+    <w:lsdException w:unhideWhenUsed="0" w:uiPriority="0" w:semiHidden="0" w:name="Table List 2"/>
+    <w:lsdException w:unhideWhenUsed="0" w:uiPriority="0" w:semiHidden="0" w:name="Table List 3"/>
+    <w:lsdException w:unhideWhenUsed="0" w:uiPriority="0" w:semiHidden="0" w:name="Table List 4"/>
+    <w:lsdException w:unhideWhenUsed="0" w:uiPriority="0" w:semiHidden="0" w:name="Table List 5"/>
+    <w:lsdException w:unhideWhenUsed="0" w:uiPriority="0" w:semiHidden="0" w:name="Table List 6"/>
+    <w:lsdException w:unhideWhenUsed="0" w:uiPriority="0" w:semiHidden="0" w:name="Table List 7"/>
+    <w:lsdException w:unhideWhenUsed="0" w:uiPriority="0" w:semiHidden="0" w:name="Table List 8"/>
+    <w:lsdException w:unhideWhenUsed="0" w:uiPriority="0" w:semiHidden="0" w:name="Table 3D effects 1"/>
+    <w:lsdException w:unhideWhenUsed="0" w:uiPriority="0" w:semiHidden="0" w:name="Table 3D effects 2"/>
+    <w:lsdException w:unhideWhenUsed="0" w:uiPriority="0" w:semiHidden="0" w:name="Table 3D effects 3"/>
+    <w:lsdException w:unhideWhenUsed="0" w:uiPriority="0" w:semiHidden="0" w:name="Table Contemporary"/>
+    <w:lsdException w:unhideWhenUsed="0" w:uiPriority="0" w:semiHidden="0" w:name="Table Elegant"/>
+    <w:lsdException w:unhideWhenUsed="0" w:uiPriority="0" w:semiHidden="0" w:name="Table Professional"/>
+    <w:lsdException w:unhideWhenUsed="0" w:uiPriority="0" w:semiHidden="0" w:name="Table Subtle 1"/>
+    <w:lsdException w:unhideWhenUsed="0" w:uiPriority="0" w:semiHidden="0" w:name="Table Subtle 2"/>
+    <w:lsdException w:unhideWhenUsed="0" w:uiPriority="0" w:semiHidden="0" w:name="Table Web 1"/>
+    <w:lsdException w:unhideWhenUsed="0" w:uiPriority="0" w:semiHidden="0" w:name="Table Web 2"/>
+    <w:lsdException w:unhideWhenUsed="0" w:uiPriority="0" w:semiHidden="0" w:name="Table Web 3"/>
+    <w:lsdException w:unhideWhenUsed="0" w:uiPriority="0" w:semiHidden="0" w:name="Balloon Text"/>
+    <w:lsdException w:qFormat="1" w:unhideWhenUsed="0" w:uiPriority="0" w:semiHidden="0" w:name="Table Grid"/>
+    <w:lsdException w:unhideWhenUsed="0" w:uiPriority="0" w:semiHidden="0" w:name="Table Theme"/>
+    <w:lsdException w:qFormat="1" w:unhideWhenUsed="0" w:uiPriority="99" w:semiHidden="0" w:name="No Spacing"/>
+    <w:lsdException w:unhideWhenUsed="0" w:uiPriority="60" w:semiHidden="0" w:name="Light Shading"/>
+    <w:lsdException w:unhideWhenUsed="0" w:uiPriority="61" w:semiHidden="0" w:name="Light List"/>
+    <w:lsdException w:unhideWhenUsed="0" w:uiPriority="62" w:semiHidden="0" w:name="Light Grid"/>
+    <w:lsdException w:unhideWhenUsed="0" w:uiPriority="63" w:semiHidden="0" w:name="Medium Shading 1"/>
+    <w:lsdException w:unhideWhenUsed="0" w:uiPriority="64" w:semiHidden="0" w:name="Medium Shading 2"/>
+    <w:lsdException w:unhideWhenUsed="0" w:uiPriority="65" w:semiHidden="0" w:name="Medium List 1"/>
+    <w:lsdException w:unhideWhenUsed="0" w:uiPriority="66" w:semiHidden="0" w:name="Medium List 2"/>
+    <w:lsdException w:unhideWhenUsed="0" w:uiPriority="67" w:semiHidden="0" w:name="Medium Grid 1"/>
+    <w:lsdException w:unhideWhenUsed="0" w:uiPriority="68" w:semiHidden="0" w:name="Medium Grid 2"/>
+    <w:lsdException w:unhideWhenUsed="0" w:uiPriority="69" w:semiHidden="0" w:name="Medium Grid 3"/>
+    <w:lsdException w:unhideWhenUsed="0" w:uiPriority="70" w:semiHidden="0" w:name="Dark List"/>
+    <w:lsdException w:unhideWhenUsed="0" w:uiPriority="71" w:semiHidden="0" w:name="Colorful Shading"/>
+    <w:lsdException w:unhideWhenUsed="0" w:uiPriority="72" w:semiHidden="0" w:name="Colorful List"/>
+    <w:lsdException w:unhideWhenUsed="0" w:uiPriority="73" w:semiHidden="0" w:name="Colorful Grid"/>
+    <w:lsdException w:unhideWhenUsed="0" w:uiPriority="60" w:semiHidden="0" w:name="Light Shading Accent 1"/>
+    <w:lsdException w:unhideWhenUsed="0" w:uiPriority="61" w:semiHidden="0" w:name="Light List Accent 1"/>
+    <w:lsdException w:unhideWhenUsed="0" w:uiPriority="62" w:semiHidden="0" w:name="Light Grid Accent 1"/>
+    <w:lsdException w:unhideWhenUsed="0" w:uiPriority="63" w:semiHidden="0" w:name="Medium Shading 1 Accent 1"/>
+    <w:lsdException w:unhideWhenUsed="0" w:uiPriority="64" w:semiHidden="0" w:name="Medium Shading 2 Accent 1"/>
+    <w:lsdException w:unhideWhenUsed="0" w:uiPriority="65" w:semiHidden="0" w:name="Medium List 1 Accent 1"/>
+    <w:lsdException w:unhideWhenUsed="0" w:uiPriority="66" w:semiHidden="0" w:name="Medium List 2 Accent 1"/>
+    <w:lsdException w:unhideWhenUsed="0" w:uiPriority="67" w:semiHidden="0" w:name="Medium Grid 1 Accent 1"/>
+    <w:lsdException w:unhideWhenUsed="0" w:uiPriority="68" w:semiHidden="0" w:name="Medium Grid 2 Accent 1"/>
+    <w:lsdException w:unhideWhenUsed="0" w:uiPriority="69" w:semiHidden="0" w:name="Medium Grid 3 Accent 1"/>
+    <w:lsdException w:unhideWhenUsed="0" w:uiPriority="70" w:semiHidden="0" w:name="Dark List Accent 1"/>
+    <w:lsdException w:unhideWhenUsed="0" w:uiPriority="71" w:semiHidden="0" w:name="Colorful Shading Accent 1"/>
+    <w:lsdException w:unhideWhenUsed="0" w:uiPriority="72" w:semiHidden="0" w:name="Colorful List Accent 1"/>
+    <w:lsdException w:unhideWhenUsed="0" w:uiPriority="73" w:semiHidden="0" w:name="Colorful Grid Accent 1"/>
+    <w:lsdException w:unhideWhenUsed="0" w:uiPriority="60" w:semiHidden="0" w:name="Light Shading Accent 2"/>
+    <w:lsdException w:unhideWhenUsed="0" w:uiPriority="61" w:semiHidden="0" w:name="Light List Accent 2"/>
+    <w:lsdException w:unhideWhenUsed="0" w:uiPriority="62" w:semiHidden="0" w:name="Light Grid Accent 2"/>
+    <w:lsdException w:unhideWhenUsed="0" w:uiPriority="63" w:semiHidden="0" w:name="Medium Shading 1 Accent 2"/>
+    <w:lsdException w:unhideWhenUsed="0" w:uiPriority="64" w:semiHidden="0" w:name="Medium Shading 2 Accent 2"/>
+    <w:lsdException w:unhideWhenUsed="0" w:uiPriority="65" w:semiHidden="0" w:name="Medium List 1 Accent 2"/>
+    <w:lsdException w:unhideWhenUsed="0" w:uiPriority="66" w:semiHidden="0" w:name="Medium List 2 Accent 2"/>
+    <w:lsdException w:unhideWhenUsed="0" w:uiPriority="67" w:semiHidden="0" w:name="Medium Grid 1 Accent 2"/>
+    <w:lsdException w:unhideWhenUsed="0" w:uiPriority="68" w:semiHidden="0" w:name="Medium Grid 2 Accent 2"/>
+    <w:lsdException w:unhideWhenUsed="0" w:uiPriority="69" w:semiHidden="0" w:name="Medium Grid 3 Accent 2"/>
+    <w:lsdException w:unhideWhenUsed="0" w:uiPriority="70" w:semiHidden="0" w:name="Dark List Accent 2"/>
+    <w:lsdException w:unhideWhenUsed="0" w:uiPriority="71" w:semiHidden="0" w:name="Colorful Shading Accent 2"/>
+    <w:lsdException w:unhideWhenUsed="0" w:uiPriority="72" w:semiHidden="0" w:name="Colorful List Accent 2"/>
+    <w:lsdException w:unhideWhenUsed="0" w:uiPriority="73" w:semiHidden="0" w:name="Colorful Grid Accent 2"/>
+    <w:lsdException w:unhideWhenUsed="0" w:uiPriority="60" w:semiHidden="0" w:name="Light Shading Accent 3"/>
+    <w:lsdException w:unhideWhenUsed="0" w:uiPriority="61" w:semiHidden="0" w:name="Light List Accent 3"/>
+    <w:lsdException w:unhideWhenUsed="0" w:uiPriority="62" w:semiHidden="0" w:name="Light Grid Accent 3"/>
+    <w:lsdException w:unhideWhenUsed="0" w:uiPriority="63" w:semiHidden="0" w:name="Medium Shading 1 Accent 3"/>
+    <w:lsdException w:unhideWhenUsed="0" w:uiPriority="64" w:semiHidden="0" w:name="Medium Shading 2 Accent 3"/>
+    <w:lsdException w:unhideWhenUsed="0" w:uiPriority="65" w:semiHidden="0" w:name="Medium List 1 Accent 3"/>
+    <w:lsdException w:unhideWhenUsed="0" w:uiPriority="66" w:semiHidden="0" w:name="Medium List 2 Accent 3"/>
+    <w:lsdException w:unhideWhenUsed="0" w:uiPriority="67" w:semiHidden="0" w:name="Medium Grid 1 Accent 3"/>
+    <w:lsdException w:unhideWhenUsed="0" w:uiPriority="68" w:semiHidden="0" w:name="Medium Grid 2 Accent 3"/>
+    <w:lsdException w:unhideWhenUsed="0" w:uiPriority="69" w:semiHidden="0" w:name="Medium Grid 3 Accent 3"/>
+    <w:lsdException w:unhideWhenUsed="0" w:uiPriority="70" w:semiHidden="0" w:name="Dark List Accent 3"/>
+    <w:lsdException w:unhideWhenUsed="0" w:uiPriority="71" w:semiHidden="0" w:name="Colorful Shading Accent 3"/>
+    <w:lsdException w:unhideWhenUsed="0" w:uiPriority="72" w:semiHidden="0" w:name="Colorful List Accent 3"/>
+    <w:lsdException w:unhideWhenUsed="0" w:uiPriority="73" w:semiHidden="0" w:name="Colorful Grid Accent 3"/>
+    <w:lsdException w:unhideWhenUsed="0" w:uiPriority="60" w:semiHidden="0" w:name="Light Shading Accent 4"/>
+    <w:lsdException w:unhideWhenUsed="0" w:uiPriority="61" w:semiHidden="0" w:name="Light List Accent 4"/>
+    <w:lsdException w:unhideWhenUsed="0" w:uiPriority="62" w:semiHidden="0" w:name="Light Grid Accent 4"/>
+    <w:lsdException w:unhideWhenUsed="0" w:uiPriority="63" w:semiHidden="0" w:name="Medium Shading 1 Accent 4"/>
+    <w:lsdException w:unhideWhenUsed="0" w:uiPriority="64" w:semiHidden="0" w:name="Medium Shading 2 Accent 4"/>
+    <w:lsdException w:unhideWhenUsed="0" w:uiPriority="65" w:semiHidden="0" w:name="Medium List 1 Accent 4"/>
+    <w:lsdException w:unhideWhenUsed="0" w:uiPriority="66" w:semiHidden="0" w:name="Medium List 2 Accent 4"/>
+    <w:lsdException w:unhideWhenUsed="0" w:uiPriority="67" w:semiHidden="0" w:name="Medium Grid 1 Accent 4"/>
+    <w:lsdException w:unhideWhenUsed="0" w:uiPriority="68" w:semiHidden="0" w:name="Medium Grid 2 Accent 4"/>
+    <w:lsdException w:unhideWhenUsed="0" w:uiPriority="69" w:semiHidden="0" w:name="Medium Grid 3 Accent 4"/>
+    <w:lsdException w:unhideWhenUsed="0" w:uiPriority="70" w:semiHidden="0" w:name="Dark List Accent 4"/>
+    <w:lsdException w:unhideWhenUsed="0" w:uiPriority="71" w:semiHidden="0" w:name="Colorful Shading Accent 4"/>
+    <w:lsdException w:unhideWhenUsed="0" w:uiPriority="72" w:semiHidden="0" w:name="Colorful List Accent 4"/>
+    <w:lsdException w:unhideWhenUsed="0" w:uiPriority="73" w:semiHidden="0" w:name="Colorful Grid Accent 4"/>
+    <w:lsdException w:unhideWhenUsed="0" w:uiPriority="60" w:semiHidden="0" w:name="Light Shading Accent 5"/>
+    <w:lsdException w:unhideWhenUsed="0" w:uiPriority="61" w:semiHidden="0" w:name="Light List Accent 5"/>
+    <w:lsdException w:unhideWhenUsed="0" w:uiPriority="62" w:semiHidden="0" w:name="Light Grid Accent 5"/>
+    <w:lsdException w:unhideWhenUsed="0" w:uiPriority="63" w:semiHidden="0" w:name="Medium Shading 1 Accent 5"/>
+    <w:lsdException w:unhideWhenUsed="0" w:uiPriority="64" w:semiHidden="0" w:name="Medium Shading 2 Accent 5"/>
+    <w:lsdException w:unhideWhenUsed="0" w:uiPriority="65" w:semiHidden="0" w:name="Medium List 1 Accent 5"/>
+    <w:lsdException w:unhideWhenUsed="0" w:uiPriority="66" w:semiHidden="0" w:name="Medium List 2 Accent 5"/>
+    <w:lsdException w:unhideWhenUsed="0" w:uiPriority="67" w:semiHidden="0" w:name="Medium Grid 1 Accent 5"/>
+    <w:lsdException w:unhideWhenUsed="0" w:uiPriority="68" w:semiHidden="0" w:name="Medium Grid 2 Accent 5"/>
+    <w:lsdException w:unhideWhenUsed="0" w:uiPriority="69" w:semiHidden="0" w:name="Medium Grid 3 Accent 5"/>
+    <w:lsdException w:unhideWhenUsed="0" w:uiPriority="70" w:semiHidden="0" w:name="Dark List Accent 5"/>
+    <w:lsdException w:unhideWhenUsed="0" w:uiPriority="71" w:semiHidden="0" w:name="Colorful Shading Accent 5"/>
+    <w:lsdException w:unhideWhenUsed="0" w:uiPriority="72" w:semiHidden="0" w:name="Colorful List Accent 5"/>
+    <w:lsdException w:unhideWhenUsed="0" w:uiPriority="73" w:semiHidden="0" w:name="Colorful Grid Accent 5"/>
+    <w:lsdException w:unhideWhenUsed="0" w:uiPriority="60" w:semiHidden="0" w:name="Light Shading Accent 6"/>
+    <w:lsdException w:unhideWhenUsed="0" w:uiPriority="61" w:semiHidden="0" w:name="Light List Accent 6"/>
+    <w:lsdException w:unhideWhenUsed="0" w:uiPriority="62" w:semiHidden="0" w:name="Light Grid Accent 6"/>
+    <w:lsdException w:unhideWhenUsed="0" w:uiPriority="63" w:semiHidden="0" w:name="Medium Shading 1 Accent 6"/>
+    <w:lsdException w:unhideWhenUsed="0" w:uiPriority="64" w:semiHidden="0" w:name="Medium Shading 2 Accent 6"/>
+    <w:lsdException w:unhideWhenUsed="0" w:uiPriority="65" w:semiHidden="0" w:name="Medium List 1 Accent 6"/>
+    <w:lsdException w:unhideWhenUsed="0" w:uiPriority="66" w:semiHidden="0" w:name="Medium List 2 Accent 6"/>
+    <w:lsdException w:unhideWhenUsed="0" w:uiPriority="67" w:semiHidden="0" w:name="Medium Grid 1 Accent 6"/>
+    <w:lsdException w:unhideWhenUsed="0" w:uiPriority="68" w:semiHidden="0" w:name="Medium Grid 2 Accent 6"/>
+    <w:lsdException w:unhideWhenUsed="0" w:uiPriority="69" w:semiHidden="0" w:name="Medium Grid 3 Accent 6"/>
+    <w:lsdException w:unhideWhenUsed="0" w:uiPriority="70" w:semiHidden="0" w:name="Dark List Accent 6"/>
+    <w:lsdException w:unhideWhenUsed="0" w:uiPriority="71" w:semiHidden="0" w:name="Colorful Shading Accent 6"/>
+    <w:lsdException w:unhideWhenUsed="0" w:uiPriority="72" w:semiHidden="0" w:name="Colorful List Accent 6"/>
+    <w:lsdException w:unhideWhenUsed="0" w:uiPriority="73" w:semiHidden="0" w:name="Colorful Grid Accent 6"/>
   </w:latentStyles>
-  <w:style w:type="paragraph" w:default="1" w:styleId="Normal">
+  <w:style w:type="paragraph" w:default="1" w:styleId="1">
     <w:name w:val="Normal"/>
     <w:qFormat/>
+    <w:uiPriority w:val="0"/>
     <w:pPr>
       <w:kinsoku w:val="0"/>
       <w:autoSpaceDE w:val="0"/>
@@ -7849,7 +7965,7 @@
       <w:textAlignment w:val="baseline"/>
     </w:pPr>
     <w:rPr>
-      <w:rFonts w:ascii="Arial" w:eastAsia="宋体" w:hAnsi="Arial" w:cs="Arial"/>
+      <w:rFonts w:ascii="Arial" w:hAnsi="Arial" w:eastAsia="宋体" w:cs="Arial"/>
       <w:snapToGrid w:val="0"/>
       <w:color w:val="000000"/>
       <w:kern w:val="0"/>
@@ -7858,11 +7974,12 @@
       <w:lang w:val="en-US" w:eastAsia="en-US" w:bidi="ar-SA"/>
     </w:rPr>
   </w:style>
-  <w:style w:type="paragraph" w:styleId="Heading1">
+  <w:style w:type="paragraph" w:styleId="2">
     <w:name w:val="heading 1"/>
-    <w:basedOn w:val="Normal"/>
-    <w:next w:val="Normal"/>
+    <w:basedOn w:val="1"/>
+    <w:next w:val="1"/>
     <w:qFormat/>
+    <w:uiPriority w:val="0"/>
     <w:pPr>
       <w:keepNext/>
       <w:keepLines/>
@@ -7880,12 +7997,13 @@
       <w:sz w:val="44"/>
     </w:rPr>
   </w:style>
-  <w:style w:type="paragraph" w:styleId="Heading2">
+  <w:style w:type="paragraph" w:styleId="3">
     <w:name w:val="heading 2"/>
-    <w:basedOn w:val="Normal"/>
-    <w:next w:val="Normal"/>
+    <w:basedOn w:val="1"/>
+    <w:next w:val="1"/>
     <w:unhideWhenUsed/>
     <w:qFormat/>
+    <w:uiPriority w:val="0"/>
     <w:pPr>
       <w:keepNext/>
       <w:keepLines/>
@@ -7898,18 +8016,19 @@
       <w:outlineLvl w:val="1"/>
     </w:pPr>
     <w:rPr>
-      <w:rFonts w:ascii="Arial" w:eastAsia="黑体" w:hAnsi="Arial"/>
+      <w:rFonts w:ascii="Arial" w:hAnsi="Arial" w:eastAsia="黑体"/>
       <w:b/>
       <w:sz w:val="32"/>
     </w:rPr>
   </w:style>
-  <w:style w:type="paragraph" w:styleId="Heading3">
+  <w:style w:type="paragraph" w:styleId="4">
     <w:name w:val="heading 3"/>
-    <w:basedOn w:val="Normal"/>
-    <w:next w:val="Normal"/>
+    <w:basedOn w:val="1"/>
+    <w:next w:val="1"/>
     <w:semiHidden/>
     <w:unhideWhenUsed/>
     <w:qFormat/>
+    <w:uiPriority w:val="0"/>
     <w:pPr>
       <w:keepNext/>
       <w:keepLines/>
@@ -7926,12 +8045,13 @@
       <w:sz w:val="32"/>
     </w:rPr>
   </w:style>
-  <w:style w:type="paragraph" w:styleId="Heading4">
+  <w:style w:type="paragraph" w:styleId="5">
     <w:name w:val="heading 4"/>
-    <w:basedOn w:val="Normal"/>
-    <w:next w:val="Normal"/>
+    <w:basedOn w:val="1"/>
+    <w:next w:val="1"/>
     <w:unhideWhenUsed/>
     <w:qFormat/>
+    <w:uiPriority w:val="0"/>
     <w:pPr>
       <w:keepNext/>
       <w:keepLines/>
@@ -7944,18 +8064,19 @@
       <w:outlineLvl w:val="3"/>
     </w:pPr>
     <w:rPr>
-      <w:rFonts w:ascii="Arial" w:eastAsia="黑体" w:hAnsi="Arial"/>
+      <w:rFonts w:ascii="Arial" w:hAnsi="Arial" w:eastAsia="黑体"/>
       <w:b/>
       <w:sz w:val="28"/>
     </w:rPr>
   </w:style>
-  <w:style w:type="paragraph" w:styleId="Heading5">
+  <w:style w:type="paragraph" w:styleId="6">
     <w:name w:val="heading 5"/>
-    <w:basedOn w:val="Normal"/>
-    <w:next w:val="Normal"/>
+    <w:basedOn w:val="1"/>
+    <w:next w:val="1"/>
     <w:semiHidden/>
     <w:unhideWhenUsed/>
     <w:qFormat/>
+    <w:uiPriority w:val="0"/>
     <w:pPr>
       <w:keepNext/>
       <w:keepLines/>
@@ -7972,13 +8093,14 @@
       <w:sz w:val="28"/>
     </w:rPr>
   </w:style>
-  <w:style w:type="paragraph" w:styleId="Heading6">
+  <w:style w:type="paragraph" w:styleId="7">
     <w:name w:val="heading 6"/>
-    <w:basedOn w:val="Normal"/>
-    <w:next w:val="Normal"/>
+    <w:basedOn w:val="1"/>
+    <w:next w:val="1"/>
     <w:semiHidden/>
     <w:unhideWhenUsed/>
     <w:qFormat/>
+    <w:uiPriority w:val="0"/>
     <w:pPr>
       <w:keepNext/>
       <w:keepLines/>
@@ -7991,18 +8113,19 @@
       <w:outlineLvl w:val="5"/>
     </w:pPr>
     <w:rPr>
-      <w:rFonts w:ascii="Arial" w:eastAsia="黑体" w:hAnsi="Arial"/>
+      <w:rFonts w:ascii="Arial" w:hAnsi="Arial" w:eastAsia="黑体"/>
       <w:b/>
       <w:sz w:val="24"/>
     </w:rPr>
   </w:style>
-  <w:style w:type="paragraph" w:styleId="Heading7">
+  <w:style w:type="paragraph" w:styleId="8">
     <w:name w:val="heading 7"/>
-    <w:basedOn w:val="Normal"/>
-    <w:next w:val="Normal"/>
+    <w:basedOn w:val="1"/>
+    <w:next w:val="1"/>
     <w:semiHidden/>
     <w:unhideWhenUsed/>
     <w:qFormat/>
+    <w:uiPriority w:val="0"/>
     <w:pPr>
       <w:keepNext/>
       <w:keepLines/>
@@ -8019,13 +8142,14 @@
       <w:sz w:val="24"/>
     </w:rPr>
   </w:style>
-  <w:style w:type="paragraph" w:styleId="Heading8">
+  <w:style w:type="paragraph" w:styleId="9">
     <w:name w:val="heading 8"/>
-    <w:basedOn w:val="Normal"/>
-    <w:next w:val="Normal"/>
+    <w:basedOn w:val="1"/>
+    <w:next w:val="1"/>
     <w:semiHidden/>
     <w:unhideWhenUsed/>
     <w:qFormat/>
+    <w:uiPriority w:val="0"/>
     <w:pPr>
       <w:keepNext/>
       <w:keepLines/>
@@ -8038,17 +8162,18 @@
       <w:outlineLvl w:val="7"/>
     </w:pPr>
     <w:rPr>
-      <w:rFonts w:ascii="Arial" w:eastAsia="黑体" w:hAnsi="Arial"/>
+      <w:rFonts w:ascii="Arial" w:hAnsi="Arial" w:eastAsia="黑体"/>
       <w:sz w:val="24"/>
     </w:rPr>
   </w:style>
-  <w:style w:type="paragraph" w:styleId="Heading9">
+  <w:style w:type="paragraph" w:styleId="10">
     <w:name w:val="heading 9"/>
-    <w:basedOn w:val="Normal"/>
-    <w:next w:val="Normal"/>
+    <w:basedOn w:val="1"/>
+    <w:next w:val="1"/>
     <w:semiHidden/>
     <w:unhideWhenUsed/>
     <w:qFormat/>
+    <w:uiPriority w:val="0"/>
     <w:pPr>
       <w:keepNext/>
       <w:keepLines/>
@@ -8061,19 +8186,21 @@
       <w:outlineLvl w:val="8"/>
     </w:pPr>
     <w:rPr>
-      <w:rFonts w:ascii="Arial" w:eastAsia="黑体" w:hAnsi="Arial"/>
+      <w:rFonts w:ascii="Arial" w:hAnsi="Arial" w:eastAsia="黑体"/>
       <w:sz w:val="21"/>
     </w:rPr>
   </w:style>
-  <w:style w:type="character" w:default="1" w:styleId="DefaultParagraphFont">
+  <w:style w:type="character" w:default="1" w:styleId="22">
     <w:name w:val="Default Paragraph Font"/>
     <w:semiHidden/>
     <w:qFormat/>
+    <w:uiPriority w:val="0"/>
   </w:style>
-  <w:style w:type="table" w:default="1" w:styleId="TableNormal">
+  <w:style w:type="table" w:default="1" w:styleId="20">
     <w:name w:val="Normal Table"/>
     <w:semiHidden/>
     <w:qFormat/>
+    <w:uiPriority w:val="0"/>
     <w:tblPr>
       <w:tblCellMar>
         <w:top w:w="0" w:type="dxa"/>
@@ -8083,39 +8210,43 @@
       </w:tblCellMar>
     </w:tblPr>
   </w:style>
-  <w:style w:type="paragraph" w:styleId="CommentText">
+  <w:style w:type="paragraph" w:styleId="11">
     <w:name w:val="annotation text"/>
-    <w:basedOn w:val="Normal"/>
+    <w:basedOn w:val="1"/>
     <w:qFormat/>
+    <w:uiPriority w:val="0"/>
     <w:pPr>
       <w:jc w:val="left"/>
     </w:pPr>
   </w:style>
-  <w:style w:type="paragraph" w:styleId="BodyText">
+  <w:style w:type="paragraph" w:styleId="12">
     <w:name w:val="Body Text"/>
-    <w:basedOn w:val="Normal"/>
+    <w:basedOn w:val="1"/>
     <w:semiHidden/>
     <w:qFormat/>
+    <w:uiPriority w:val="0"/>
     <w:rPr>
-      <w:rFonts w:ascii="Arial" w:eastAsia="Arial" w:hAnsi="Arial" w:cs="Arial"/>
+      <w:rFonts w:ascii="Arial" w:hAnsi="Arial" w:eastAsia="Arial" w:cs="Arial"/>
       <w:sz w:val="21"/>
       <w:szCs w:val="21"/>
       <w:lang w:val="en-US" w:eastAsia="en-US" w:bidi="ar-SA"/>
     </w:rPr>
   </w:style>
-  <w:style w:type="paragraph" w:styleId="TOC3">
+  <w:style w:type="paragraph" w:styleId="13">
     <w:name w:val="toc 3"/>
-    <w:basedOn w:val="Normal"/>
-    <w:next w:val="Normal"/>
+    <w:basedOn w:val="1"/>
+    <w:next w:val="1"/>
     <w:qFormat/>
+    <w:uiPriority w:val="0"/>
     <w:pPr>
       <w:ind w:left="840" w:leftChars="400"/>
     </w:pPr>
   </w:style>
-  <w:style w:type="paragraph" w:styleId="Footer">
+  <w:style w:type="paragraph" w:styleId="14">
     <w:name w:val="footer"/>
-    <w:basedOn w:val="Normal"/>
+    <w:basedOn w:val="1"/>
     <w:qFormat/>
+    <w:uiPriority w:val="0"/>
     <w:pPr>
       <w:tabs>
         <w:tab w:val="center" w:pos="4153"/>
@@ -8128,16 +8259,17 @@
       <w:sz w:val="18"/>
     </w:rPr>
   </w:style>
-  <w:style w:type="paragraph" w:styleId="Header">
+  <w:style w:type="paragraph" w:styleId="15">
     <w:name w:val="header"/>
-    <w:basedOn w:val="Normal"/>
+    <w:basedOn w:val="1"/>
     <w:qFormat/>
+    <w:uiPriority w:val="0"/>
     <w:pPr>
       <w:pBdr>
-        <w:top w:val="nil"/>
-        <w:left w:val="nil"/>
-        <w:bottom w:val="nil"/>
-        <w:right w:val="nil"/>
+        <w:top w:val="none" w:color="auto" w:sz="0" w:space="0"/>
+        <w:left w:val="none" w:color="auto" w:sz="0" w:space="0"/>
+        <w:bottom w:val="none" w:color="auto" w:sz="0" w:space="0"/>
+        <w:right w:val="none" w:color="auto" w:sz="0" w:space="0"/>
       </w:pBdr>
       <w:tabs>
         <w:tab w:val="center" w:pos="4153"/>
@@ -8152,37 +8284,41 @@
       <w:sz w:val="18"/>
     </w:rPr>
   </w:style>
-  <w:style w:type="paragraph" w:styleId="TOC1">
+  <w:style w:type="paragraph" w:styleId="16">
     <w:name w:val="toc 1"/>
-    <w:basedOn w:val="Normal"/>
-    <w:next w:val="Normal"/>
+    <w:basedOn w:val="1"/>
+    <w:next w:val="1"/>
     <w:qFormat/>
+    <w:uiPriority w:val="0"/>
     <w:rPr>
-      <w:rFonts w:ascii="Arial" w:eastAsia="Microsoft JhengHei" w:hAnsi="Arial"/>
+      <w:rFonts w:ascii="Arial" w:hAnsi="Arial" w:eastAsia="Microsoft JhengHei"/>
       <w:sz w:val="24"/>
     </w:rPr>
   </w:style>
-  <w:style w:type="paragraph" w:styleId="TOC2">
+  <w:style w:type="paragraph" w:styleId="17">
     <w:name w:val="toc 2"/>
-    <w:basedOn w:val="Normal"/>
-    <w:next w:val="Normal"/>
+    <w:basedOn w:val="1"/>
+    <w:next w:val="1"/>
     <w:qFormat/>
+    <w:uiPriority w:val="0"/>
     <w:pPr>
       <w:ind w:left="420" w:leftChars="200"/>
     </w:pPr>
   </w:style>
-  <w:style w:type="paragraph" w:styleId="NormalWeb">
+  <w:style w:type="paragraph" w:styleId="18">
     <w:name w:val="Normal (Web)"/>
-    <w:basedOn w:val="Normal"/>
+    <w:basedOn w:val="1"/>
     <w:qFormat/>
+    <w:uiPriority w:val="0"/>
     <w:rPr>
       <w:sz w:val="24"/>
     </w:rPr>
   </w:style>
-  <w:style w:type="paragraph" w:styleId="Title">
+  <w:style w:type="paragraph" w:styleId="19">
     <w:name w:val="Title"/>
-    <w:basedOn w:val="Normal"/>
+    <w:basedOn w:val="1"/>
     <w:qFormat/>
+    <w:uiPriority w:val="0"/>
     <w:pPr>
       <w:spacing w:before="240" w:beforeLines="0" w:beforeAutospacing="0" w:after="60" w:afterLines="0" w:afterAutospacing="0"/>
       <w:jc w:val="center"/>
@@ -8194,65 +8330,69 @@
       <w:sz w:val="32"/>
     </w:rPr>
   </w:style>
-  <w:style w:type="table" w:styleId="TableGrid">
+  <w:style w:type="table" w:styleId="21">
     <w:name w:val="Table Grid"/>
-    <w:basedOn w:val="TableNormal"/>
+    <w:basedOn w:val="20"/>
     <w:qFormat/>
+    <w:uiPriority w:val="0"/>
     <w:pPr>
       <w:widowControl w:val="0"/>
       <w:jc w:val="both"/>
     </w:pPr>
     <w:tblPr>
       <w:tblBorders>
-        <w:top w:val="single" w:sz="4" w:space="0" w:color="auto"/>
-        <w:left w:val="single" w:sz="4" w:space="0" w:color="auto"/>
-        <w:bottom w:val="single" w:sz="4" w:space="0" w:color="auto"/>
-        <w:right w:val="single" w:sz="4" w:space="0" w:color="auto"/>
-        <w:insideH w:val="single" w:sz="4" w:space="0" w:color="auto"/>
-        <w:insideV w:val="single" w:sz="4" w:space="0" w:color="auto"/>
+        <w:top w:val="single" w:color="auto" w:sz="4" w:space="0"/>
+        <w:left w:val="single" w:color="auto" w:sz="4" w:space="0"/>
+        <w:bottom w:val="single" w:color="auto" w:sz="4" w:space="0"/>
+        <w:right w:val="single" w:color="auto" w:sz="4" w:space="0"/>
+        <w:insideH w:val="single" w:color="auto" w:sz="4" w:space="0"/>
+        <w:insideV w:val="single" w:color="auto" w:sz="4" w:space="0"/>
       </w:tblBorders>
     </w:tblPr>
   </w:style>
-  <w:style w:type="character" w:styleId="Strong">
+  <w:style w:type="character" w:styleId="23">
     <w:name w:val="Strong"/>
-    <w:basedOn w:val="DefaultParagraphFont"/>
+    <w:basedOn w:val="22"/>
     <w:qFormat/>
+    <w:uiPriority w:val="0"/>
     <w:rPr>
       <w:b/>
     </w:rPr>
   </w:style>
-  <w:style w:type="paragraph" w:styleId="NoSpacing">
+  <w:style w:type="paragraph" w:styleId="24">
     <w:name w:val="No Spacing"/>
+    <w:qFormat/>
     <w:uiPriority w:val="99"/>
-    <w:qFormat/>
     <w:pPr>
       <w:adjustRightInd w:val="0"/>
       <w:snapToGrid w:val="0"/>
     </w:pPr>
     <w:rPr>
-      <w:rFonts w:ascii="Times New Roman" w:eastAsia="宋体" w:hAnsi="Times New Roman" w:cs="Times New Roman"/>
+      <w:rFonts w:ascii="Times New Roman" w:hAnsi="Times New Roman" w:eastAsia="宋体" w:cs="Times New Roman"/>
       <w:sz w:val="24"/>
       <w:szCs w:val="22"/>
       <w:lang w:val="en-US" w:eastAsia="zh-CN" w:bidi="ar-SA"/>
     </w:rPr>
   </w:style>
-  <w:style w:type="paragraph" w:customStyle="1" w:styleId="TableText">
+  <w:style w:type="paragraph" w:customStyle="1" w:styleId="25">
     <w:name w:val="Table Text"/>
-    <w:basedOn w:val="Normal"/>
+    <w:basedOn w:val="1"/>
     <w:semiHidden/>
     <w:qFormat/>
+    <w:uiPriority w:val="0"/>
     <w:rPr>
-      <w:rFonts w:ascii="宋体" w:eastAsia="宋体" w:hAnsi="宋体" w:cs="宋体"/>
+      <w:rFonts w:ascii="宋体" w:hAnsi="宋体" w:eastAsia="宋体" w:cs="宋体"/>
       <w:sz w:val="21"/>
       <w:szCs w:val="21"/>
       <w:lang w:val="en-US" w:eastAsia="en-US" w:bidi="ar-SA"/>
     </w:rPr>
   </w:style>
-  <w:style w:type="table" w:customStyle="1" w:styleId="TableNormal0">
+  <w:style w:type="table" w:customStyle="1" w:styleId="26">
     <w:name w:val="Table Normal_0"/>
     <w:semiHidden/>
     <w:unhideWhenUsed/>
     <w:qFormat/>
+    <w:uiPriority w:val="0"/>
     <w:tblPr>
       <w:tblCellMar>
         <w:top w:w="0" w:type="dxa"/>
@@ -8262,11 +8402,11 @@
       </w:tblCellMar>
     </w:tblPr>
   </w:style>
-  <w:style w:type="paragraph" w:customStyle="1" w:styleId="TableParagraph">
+  <w:style w:type="paragraph" w:customStyle="1" w:styleId="27">
     <w:name w:val="Table Paragraph"/>
-    <w:basedOn w:val="Normal"/>
+    <w:basedOn w:val="1"/>
+    <w:qFormat/>
     <w:uiPriority w:val="1"/>
-    <w:qFormat/>
     <w:pPr>
       <w:widowControl w:val="0"/>
       <w:autoSpaceDE w:val="0"/>
@@ -8279,69 +8419,74 @@
       <w:lang w:val="zh-CN" w:bidi="zh-CN"/>
     </w:rPr>
   </w:style>
-  <w:style w:type="paragraph" w:customStyle="1" w:styleId="1">
+  <w:style w:type="paragraph" w:customStyle="1" w:styleId="28">
     <w:name w:val="柴_标题1"/>
-    <w:basedOn w:val="Heading1"/>
-    <w:next w:val="a"/>
-    <w:link w:val="1Char"/>
+    <w:basedOn w:val="2"/>
+    <w:next w:val="29"/>
+    <w:link w:val="40"/>
     <w:qFormat/>
+    <w:uiPriority w:val="0"/>
     <w:pPr>
       <w:spacing w:before="100" w:after="90" w:line="360" w:lineRule="auto"/>
     </w:pPr>
     <w:rPr>
-      <w:rFonts w:ascii="Arial" w:eastAsia="宋体" w:hAnsi="Arial"/>
+      <w:rFonts w:ascii="Arial" w:hAnsi="Arial" w:eastAsia="宋体"/>
       <w:sz w:val="32"/>
     </w:rPr>
   </w:style>
-  <w:style w:type="paragraph" w:customStyle="1" w:styleId="a">
+  <w:style w:type="paragraph" w:customStyle="1" w:styleId="29">
     <w:name w:val="柴_正文"/>
-    <w:basedOn w:val="BodyText"/>
-    <w:link w:val="Char"/>
+    <w:basedOn w:val="12"/>
+    <w:link w:val="43"/>
     <w:qFormat/>
+    <w:uiPriority w:val="0"/>
     <w:pPr>
       <w:spacing w:line="360" w:lineRule="auto"/>
       <w:ind w:firstLine="470" w:firstLineChars="200"/>
     </w:pPr>
     <w:rPr>
-      <w:rFonts w:ascii="Arial" w:eastAsia="宋体" w:hAnsi="Arial"/>
+      <w:rFonts w:ascii="Arial" w:hAnsi="Arial" w:eastAsia="宋体"/>
       <w:sz w:val="24"/>
       <w:lang w:eastAsia="zh-CN"/>
     </w:rPr>
   </w:style>
-  <w:style w:type="paragraph" w:customStyle="1" w:styleId="2">
+  <w:style w:type="paragraph" w:customStyle="1" w:styleId="30">
     <w:name w:val="柴_标题2"/>
-    <w:basedOn w:val="Heading2"/>
-    <w:next w:val="a"/>
+    <w:basedOn w:val="3"/>
+    <w:next w:val="29"/>
     <w:qFormat/>
+    <w:uiPriority w:val="0"/>
     <w:pPr>
       <w:spacing w:line="360" w:lineRule="auto"/>
     </w:pPr>
     <w:rPr>
-      <w:rFonts w:ascii="Arial" w:eastAsia="宋体" w:hAnsi="Arial"/>
+      <w:rFonts w:ascii="Arial" w:hAnsi="Arial" w:eastAsia="宋体"/>
       <w:sz w:val="28"/>
     </w:rPr>
   </w:style>
-  <w:style w:type="paragraph" w:customStyle="1" w:styleId="3">
+  <w:style w:type="paragraph" w:customStyle="1" w:styleId="31">
     <w:name w:val="柴_标题3"/>
-    <w:basedOn w:val="Heading3"/>
-    <w:next w:val="a"/>
+    <w:basedOn w:val="4"/>
+    <w:next w:val="29"/>
     <w:qFormat/>
+    <w:uiPriority w:val="0"/>
     <w:pPr>
       <w:spacing w:line="360" w:lineRule="auto"/>
       <w:ind w:left="0" w:firstLine="472" w:firstLineChars="200"/>
     </w:pPr>
     <w:rPr>
-      <w:rFonts w:ascii="宋体" w:eastAsia="宋体" w:hAnsi="宋体" w:cs="宋体"/>
+      <w:rFonts w:ascii="宋体" w:hAnsi="宋体" w:eastAsia="宋体" w:cs="宋体"/>
       <w:spacing w:val="-2"/>
       <w:sz w:val="24"/>
       <w:szCs w:val="24"/>
     </w:rPr>
   </w:style>
-  <w:style w:type="paragraph" w:customStyle="1" w:styleId="a0">
+  <w:style w:type="paragraph" w:customStyle="1" w:styleId="32">
     <w:name w:val="柴_目录"/>
-    <w:basedOn w:val="Normal"/>
-    <w:next w:val="BodyText"/>
+    <w:basedOn w:val="1"/>
+    <w:next w:val="12"/>
     <w:qFormat/>
+    <w:uiPriority w:val="0"/>
     <w:pPr>
       <w:tabs>
         <w:tab w:val="right" w:leader="dot" w:pos="8442"/>
@@ -8349,89 +8494,96 @@
       <w:ind w:left="0" w:leftChars="0"/>
     </w:pPr>
     <w:rPr>
-      <w:rFonts w:ascii="Arial" w:eastAsia="Microsoft JhengHei" w:hAnsi="Arial"/>
+      <w:rFonts w:ascii="Arial" w:hAnsi="Arial" w:eastAsia="Microsoft JhengHei"/>
       <w:sz w:val="24"/>
     </w:rPr>
   </w:style>
-  <w:style w:type="paragraph" w:customStyle="1" w:styleId="a1">
+  <w:style w:type="paragraph" w:customStyle="1" w:styleId="33">
     <w:name w:val="柴_公司名"/>
-    <w:basedOn w:val="Title"/>
+    <w:basedOn w:val="19"/>
     <w:qFormat/>
+    <w:uiPriority w:val="0"/>
     <w:pPr>
       <w:spacing w:after="600" w:afterLines="600"/>
     </w:pPr>
     <w:rPr>
-      <w:rFonts w:ascii="宋体" w:eastAsia="宋体" w:hAnsi="宋体" w:cs="宋体" w:hint="eastAsia"/>
+      <w:rFonts w:hint="eastAsia" w:ascii="宋体" w:hAnsi="宋体" w:eastAsia="宋体" w:cs="宋体"/>
       <w:bCs/>
       <w:spacing w:val="-6"/>
       <w:sz w:val="52"/>
       <w:szCs w:val="52"/>
     </w:rPr>
   </w:style>
-  <w:style w:type="paragraph" w:customStyle="1" w:styleId="a2">
+  <w:style w:type="paragraph" w:customStyle="1" w:styleId="34">
     <w:name w:val="柴_文档名"/>
-    <w:basedOn w:val="Title"/>
+    <w:basedOn w:val="19"/>
     <w:qFormat/>
+    <w:uiPriority w:val="0"/>
     <w:pPr>
       <w:spacing w:after="900" w:afterLines="900"/>
     </w:pPr>
     <w:rPr>
-      <w:rFonts w:ascii="黑体" w:eastAsia="黑体" w:hAnsi="黑体" w:cs="黑体"/>
+      <w:rFonts w:ascii="黑体" w:hAnsi="黑体" w:eastAsia="黑体" w:cs="黑体"/>
       <w:bCs/>
       <w:spacing w:val="-7"/>
       <w:sz w:val="52"/>
       <w:szCs w:val="52"/>
     </w:rPr>
   </w:style>
-  <w:style w:type="paragraph" w:customStyle="1" w:styleId="WPSOffice1">
+  <w:style w:type="paragraph" w:customStyle="1" w:styleId="35">
     <w:name w:val="WPSOffice手动目录 1"/>
     <w:qFormat/>
+    <w:uiPriority w:val="0"/>
     <w:pPr>
       <w:ind w:leftChars="0"/>
     </w:pPr>
     <w:rPr>
-      <w:rFonts w:ascii="Times New Roman" w:eastAsia="宋体" w:hAnsi="Times New Roman" w:cs="Times New Roman"/>
+      <w:rFonts w:ascii="Times New Roman" w:hAnsi="Times New Roman" w:eastAsia="宋体" w:cs="Times New Roman"/>
       <w:sz w:val="20"/>
       <w:szCs w:val="20"/>
     </w:rPr>
   </w:style>
-  <w:style w:type="paragraph" w:customStyle="1" w:styleId="WPSOffice2">
+  <w:style w:type="paragraph" w:customStyle="1" w:styleId="36">
     <w:name w:val="WPSOffice手动目录 2"/>
     <w:qFormat/>
+    <w:uiPriority w:val="0"/>
     <w:pPr>
       <w:ind w:leftChars="200"/>
     </w:pPr>
     <w:rPr>
-      <w:rFonts w:ascii="Times New Roman" w:eastAsia="宋体" w:hAnsi="Times New Roman" w:cs="Times New Roman"/>
+      <w:rFonts w:ascii="Times New Roman" w:hAnsi="Times New Roman" w:eastAsia="宋体" w:cs="Times New Roman"/>
       <w:sz w:val="20"/>
       <w:szCs w:val="20"/>
     </w:rPr>
   </w:style>
-  <w:style w:type="paragraph" w:customStyle="1" w:styleId="WPSOffice3">
+  <w:style w:type="paragraph" w:customStyle="1" w:styleId="37">
     <w:name w:val="WPSOffice手动目录 3"/>
     <w:qFormat/>
+    <w:uiPriority w:val="0"/>
     <w:pPr>
       <w:ind w:leftChars="400"/>
     </w:pPr>
     <w:rPr>
-      <w:rFonts w:ascii="Times New Roman" w:eastAsia="宋体" w:hAnsi="Times New Roman" w:cs="Times New Roman"/>
+      <w:rFonts w:ascii="Times New Roman" w:hAnsi="Times New Roman" w:eastAsia="宋体" w:cs="Times New Roman"/>
       <w:sz w:val="20"/>
       <w:szCs w:val="20"/>
     </w:rPr>
   </w:style>
-  <w:style w:type="paragraph" w:customStyle="1" w:styleId="Compact">
+  <w:style w:type="paragraph" w:customStyle="1" w:styleId="38">
     <w:name w:val="Compact"/>
-    <w:basedOn w:val="BodyText"/>
+    <w:basedOn w:val="12"/>
     <w:qFormat/>
+    <w:uiPriority w:val="0"/>
     <w:pPr>
       <w:spacing w:before="36" w:after="36"/>
     </w:pPr>
   </w:style>
-  <w:style w:type="table" w:customStyle="1" w:styleId="Table">
+  <w:style w:type="table" w:customStyle="1" w:styleId="39">
     <w:name w:val="Table"/>
     <w:semiHidden/>
     <w:unhideWhenUsed/>
     <w:qFormat/>
+    <w:uiPriority w:val="0"/>
     <w:tblPr>
       <w:tblCellMar>
         <w:top w:w="0" w:type="dxa"/>
@@ -8443,25 +8595,27 @@
     <w:tblStylePr w:type="firstRow">
       <w:tcPr>
         <w:tcBorders>
-          <w:bottom w:val="single" w:sz="0" w:space="0" w:color="auto"/>
+          <w:bottom w:val="single" w:color="auto" w:sz="0" w:space="0"/>
         </w:tcBorders>
         <w:vAlign w:val="bottom"/>
       </w:tcPr>
     </w:tblStylePr>
   </w:style>
-  <w:style w:type="character" w:customStyle="1" w:styleId="1Char">
+  <w:style w:type="character" w:customStyle="1" w:styleId="40">
     <w:name w:val="柴_标题1 Char"/>
-    <w:link w:val="1"/>
+    <w:link w:val="28"/>
     <w:qFormat/>
+    <w:uiPriority w:val="0"/>
     <w:rPr>
-      <w:rFonts w:ascii="Arial" w:eastAsia="宋体" w:hAnsi="Arial"/>
+      <w:rFonts w:ascii="Arial" w:hAnsi="Arial" w:eastAsia="宋体"/>
       <w:sz w:val="32"/>
     </w:rPr>
   </w:style>
-  <w:style w:type="paragraph" w:customStyle="1" w:styleId="a3">
+  <w:style w:type="paragraph" w:customStyle="1" w:styleId="41">
     <w:name w:val="柴_正文_无缩进"/>
-    <w:basedOn w:val="Normal"/>
+    <w:basedOn w:val="1"/>
     <w:qFormat/>
+    <w:uiPriority w:val="0"/>
     <w:pPr>
       <w:ind w:firstLine="0" w:firstLineChars="0"/>
     </w:pPr>
@@ -8471,29 +8625,31 @@
       <w:lang w:eastAsia="zh-CN"/>
     </w:rPr>
   </w:style>
-  <w:style w:type="paragraph" w:customStyle="1" w:styleId="4">
+  <w:style w:type="paragraph" w:customStyle="1" w:styleId="42">
     <w:name w:val="柴_标题4"/>
-    <w:basedOn w:val="Heading4"/>
-    <w:next w:val="Normal"/>
+    <w:basedOn w:val="5"/>
+    <w:next w:val="1"/>
     <w:qFormat/>
+    <w:uiPriority w:val="0"/>
     <w:pPr>
       <w:widowControl w:val="0"/>
       <w:spacing w:before="160" w:line="360" w:lineRule="auto"/>
-      <w:ind w:left="981" w:hanging="862" w:leftChars="300"/>
+      <w:ind w:left="981" w:leftChars="300" w:hanging="862"/>
     </w:pPr>
     <w:rPr>
-      <w:rFonts w:ascii="Calibri" w:eastAsia="宋体" w:hAnsi="Calibri" w:cs="宋体" w:hint="eastAsia"/>
+      <w:rFonts w:hint="eastAsia" w:ascii="Calibri" w:hAnsi="Calibri" w:eastAsia="宋体" w:cs="宋体"/>
       <w:sz w:val="24"/>
       <w:szCs w:val="24"/>
       <w:lang w:eastAsia="zh-CN" w:bidi="zh-CN"/>
     </w:rPr>
   </w:style>
-  <w:style w:type="character" w:customStyle="1" w:styleId="Char">
+  <w:style w:type="character" w:customStyle="1" w:styleId="43">
     <w:name w:val="柴_正文 Char"/>
-    <w:link w:val="a"/>
+    <w:link w:val="29"/>
     <w:qFormat/>
+    <w:uiPriority w:val="0"/>
     <w:rPr>
-      <w:rFonts w:ascii="Arial" w:eastAsia="宋体" w:hAnsi="Arial"/>
+      <w:rFonts w:ascii="Arial" w:hAnsi="Arial" w:eastAsia="宋体"/>
       <w:sz w:val="24"/>
       <w:lang w:eastAsia="zh-CN"/>
     </w:rPr>

--- a/8.资源管理/1.流程制度规范类文件/080105-最终软件库管理制度.docx
+++ b/8.资源管理/1.流程制度规范类文件/080105-最终软件库管理制度.docx
@@ -35,7 +35,7 @@
           <w:lang w:val="en-US"/>
         </w:rPr>
       </w:pPr>
-      <w:bookmarkStart w:id="0" w:name="_Toc5379"/>
+      <w:bookmarkStart w:id="0" w:name="_Toc30757"/>
       <w:r>
         <w:rPr>
           <w:rFonts w:hint="eastAsia"/>
@@ -57,7 +57,7 @@
         <w:topLinePunct w:val="0"/>
         <w:bidi w:val="0"/>
       </w:pPr>
-      <w:bookmarkStart w:id="1" w:name="_Toc14896"/>
+      <w:bookmarkStart w:id="1" w:name="_Toc5803"/>
       <w:r>
         <w:t>中达丰集团有限公司</w:t>
       </w:r>
@@ -119,8 +119,6 @@
         </w:rPr>
         <w:t>4</w:t>
       </w:r>
-      <w:bookmarkStart w:id="19" w:name="_GoBack"/>
-      <w:bookmarkEnd w:id="19"/>
       <w:r>
         <w:rPr>
           <w:rFonts w:ascii="宋体" w:hAnsi="宋体" w:eastAsia="宋体" w:cs="宋体"/>
@@ -186,7 +184,7 @@
           <w:szCs w:val="21"/>
         </w:rPr>
       </w:pPr>
-      <w:bookmarkStart w:id="2" w:name="_Toc29753"/>
+      <w:bookmarkStart w:id="2" w:name="_Toc3704"/>
       <w:r>
         <w:rPr>
           <w:rFonts w:ascii="宋体" w:hAnsi="宋体" w:eastAsia="宋体" w:cs="宋体"/>
@@ -963,6 +961,12 @@
             <w:insideH w:val="single" w:color="000000" w:sz="4" w:space="0"/>
             <w:insideV w:val="single" w:color="000000" w:sz="4" w:space="0"/>
           </w:tblBorders>
+          <w:tblCellMar>
+            <w:top w:w="0" w:type="dxa"/>
+            <w:left w:w="0" w:type="dxa"/>
+            <w:bottom w:w="0" w:type="dxa"/>
+            <w:right w:w="0" w:type="dxa"/>
+          </w:tblCellMar>
         </w:tblPrEx>
         <w:trPr>
           <w:trHeight w:val="474" w:hRule="atLeast"/>
@@ -1301,6 +1305,8 @@
               <w:tab w:val="right" w:leader="dot" w:pos="8306"/>
             </w:tabs>
           </w:pPr>
+          <w:bookmarkStart w:id="19" w:name="_GoBack"/>
+          <w:bookmarkEnd w:id="19"/>
           <w:r>
             <w:rPr>
               <w:rFonts w:hint="eastAsia" w:ascii="Microsoft JhengHei" w:hAnsi="Microsoft JhengHei" w:eastAsia="Microsoft JhengHei" w:cs="Microsoft JhengHei"/>
@@ -1337,7 +1343,7 @@
               <w:rFonts w:hint="eastAsia" w:ascii="Microsoft JhengHei" w:hAnsi="Microsoft JhengHei" w:eastAsia="Microsoft JhengHei" w:cs="Microsoft JhengHei"/>
               <w:szCs w:val="24"/>
             </w:rPr>
-            <w:instrText xml:space="preserve"> HYPERLINK \l _Toc5379 </w:instrText>
+            <w:instrText xml:space="preserve"> HYPERLINK \l _Toc30757 </w:instrText>
           </w:r>
           <w:r>
             <w:rPr>
@@ -1360,7 +1366,7 @@
             <w:fldChar w:fldCharType="begin"/>
           </w:r>
           <w:r>
-            <w:instrText xml:space="preserve"> PAGEREF _Toc5379 \h </w:instrText>
+            <w:instrText xml:space="preserve"> PAGEREF _Toc30757 \h </w:instrText>
           </w:r>
           <w:r>
             <w:fldChar w:fldCharType="separate"/>
@@ -1398,7 +1404,7 @@
               <w:rFonts w:hint="eastAsia" w:ascii="Microsoft JhengHei" w:hAnsi="Microsoft JhengHei" w:eastAsia="Microsoft JhengHei" w:cs="Microsoft JhengHei"/>
               <w:szCs w:val="24"/>
             </w:rPr>
-            <w:instrText xml:space="preserve"> HYPERLINK \l _Toc14896 </w:instrText>
+            <w:instrText xml:space="preserve"> HYPERLINK \l _Toc5803 </w:instrText>
           </w:r>
           <w:r>
             <w:rPr>
@@ -1417,7 +1423,7 @@
             <w:fldChar w:fldCharType="begin"/>
           </w:r>
           <w:r>
-            <w:instrText xml:space="preserve"> PAGEREF _Toc14896 \h </w:instrText>
+            <w:instrText xml:space="preserve"> PAGEREF _Toc5803 \h </w:instrText>
           </w:r>
           <w:r>
             <w:fldChar w:fldCharType="separate"/>
@@ -1455,7 +1461,7 @@
               <w:rFonts w:hint="eastAsia" w:ascii="Microsoft JhengHei" w:hAnsi="Microsoft JhengHei" w:eastAsia="Microsoft JhengHei" w:cs="Microsoft JhengHei"/>
               <w:szCs w:val="24"/>
             </w:rPr>
-            <w:instrText xml:space="preserve"> HYPERLINK \l _Toc29753 </w:instrText>
+            <w:instrText xml:space="preserve"> HYPERLINK \l _Toc3704 </w:instrText>
           </w:r>
           <w:r>
             <w:rPr>
@@ -1479,7 +1485,7 @@
             <w:fldChar w:fldCharType="begin"/>
           </w:r>
           <w:r>
-            <w:instrText xml:space="preserve"> PAGEREF _Toc29753 \h </w:instrText>
+            <w:instrText xml:space="preserve"> PAGEREF _Toc3704 \h </w:instrText>
           </w:r>
           <w:r>
             <w:fldChar w:fldCharType="separate"/>
@@ -1517,7 +1523,7 @@
               <w:rFonts w:hint="eastAsia" w:ascii="Microsoft JhengHei" w:hAnsi="Microsoft JhengHei" w:eastAsia="Microsoft JhengHei" w:cs="Microsoft JhengHei"/>
               <w:szCs w:val="24"/>
             </w:rPr>
-            <w:instrText xml:space="preserve"> HYPERLINK \l _Toc13789 </w:instrText>
+            <w:instrText xml:space="preserve"> HYPERLINK \l _Toc21537 </w:instrText>
           </w:r>
           <w:r>
             <w:rPr>
@@ -1539,7 +1545,7 @@
             <w:fldChar w:fldCharType="begin"/>
           </w:r>
           <w:r>
-            <w:instrText xml:space="preserve"> PAGEREF _Toc13789 \h </w:instrText>
+            <w:instrText xml:space="preserve"> PAGEREF _Toc21537 \h </w:instrText>
           </w:r>
           <w:r>
             <w:fldChar w:fldCharType="separate"/>
@@ -1577,7 +1583,7 @@
               <w:rFonts w:hint="eastAsia" w:ascii="Microsoft JhengHei" w:hAnsi="Microsoft JhengHei" w:eastAsia="Microsoft JhengHei" w:cs="Microsoft JhengHei"/>
               <w:szCs w:val="24"/>
             </w:rPr>
-            <w:instrText xml:space="preserve"> HYPERLINK \l _Toc7270 </w:instrText>
+            <w:instrText xml:space="preserve"> HYPERLINK \l _Toc18022 </w:instrText>
           </w:r>
           <w:r>
             <w:rPr>
@@ -1599,7 +1605,7 @@
             <w:fldChar w:fldCharType="begin"/>
           </w:r>
           <w:r>
-            <w:instrText xml:space="preserve"> PAGEREF _Toc7270 \h </w:instrText>
+            <w:instrText xml:space="preserve"> PAGEREF _Toc18022 \h </w:instrText>
           </w:r>
           <w:r>
             <w:fldChar w:fldCharType="separate"/>
@@ -1637,7 +1643,7 @@
               <w:rFonts w:hint="eastAsia" w:ascii="Microsoft JhengHei" w:hAnsi="Microsoft JhengHei" w:eastAsia="Microsoft JhengHei" w:cs="Microsoft JhengHei"/>
               <w:szCs w:val="24"/>
             </w:rPr>
-            <w:instrText xml:space="preserve"> HYPERLINK \l _Toc13921 </w:instrText>
+            <w:instrText xml:space="preserve"> HYPERLINK \l _Toc1670 </w:instrText>
           </w:r>
           <w:r>
             <w:rPr>
@@ -1659,7 +1665,7 @@
             <w:fldChar w:fldCharType="begin"/>
           </w:r>
           <w:r>
-            <w:instrText xml:space="preserve"> PAGEREF _Toc13921 \h </w:instrText>
+            <w:instrText xml:space="preserve"> PAGEREF _Toc1670 \h </w:instrText>
           </w:r>
           <w:r>
             <w:fldChar w:fldCharType="separate"/>
@@ -1697,7 +1703,7 @@
               <w:rFonts w:hint="eastAsia" w:ascii="Microsoft JhengHei" w:hAnsi="Microsoft JhengHei" w:eastAsia="Microsoft JhengHei" w:cs="Microsoft JhengHei"/>
               <w:szCs w:val="24"/>
             </w:rPr>
-            <w:instrText xml:space="preserve"> HYPERLINK \l _Toc20444 </w:instrText>
+            <w:instrText xml:space="preserve"> HYPERLINK \l _Toc8011 </w:instrText>
           </w:r>
           <w:r>
             <w:rPr>
@@ -1719,7 +1725,7 @@
             <w:fldChar w:fldCharType="begin"/>
           </w:r>
           <w:r>
-            <w:instrText xml:space="preserve"> PAGEREF _Toc20444 \h </w:instrText>
+            <w:instrText xml:space="preserve"> PAGEREF _Toc8011 \h </w:instrText>
           </w:r>
           <w:r>
             <w:fldChar w:fldCharType="separate"/>
@@ -1757,7 +1763,7 @@
               <w:rFonts w:hint="eastAsia" w:ascii="Microsoft JhengHei" w:hAnsi="Microsoft JhengHei" w:eastAsia="Microsoft JhengHei" w:cs="Microsoft JhengHei"/>
               <w:szCs w:val="24"/>
             </w:rPr>
-            <w:instrText xml:space="preserve"> HYPERLINK \l _Toc7316 </w:instrText>
+            <w:instrText xml:space="preserve"> HYPERLINK \l _Toc12224 </w:instrText>
           </w:r>
           <w:r>
             <w:rPr>
@@ -1788,7 +1794,7 @@
             <w:fldChar w:fldCharType="begin"/>
           </w:r>
           <w:r>
-            <w:instrText xml:space="preserve"> PAGEREF _Toc7316 \h </w:instrText>
+            <w:instrText xml:space="preserve"> PAGEREF _Toc12224 \h </w:instrText>
           </w:r>
           <w:r>
             <w:fldChar w:fldCharType="separate"/>
@@ -1826,7 +1832,7 @@
               <w:rFonts w:hint="eastAsia" w:ascii="Microsoft JhengHei" w:hAnsi="Microsoft JhengHei" w:eastAsia="Microsoft JhengHei" w:cs="Microsoft JhengHei"/>
               <w:szCs w:val="24"/>
             </w:rPr>
-            <w:instrText xml:space="preserve"> HYPERLINK \l _Toc15523 </w:instrText>
+            <w:instrText xml:space="preserve"> HYPERLINK \l _Toc31620 </w:instrText>
           </w:r>
           <w:r>
             <w:rPr>
@@ -1849,7 +1855,7 @@
             <w:fldChar w:fldCharType="begin"/>
           </w:r>
           <w:r>
-            <w:instrText xml:space="preserve"> PAGEREF _Toc15523 \h </w:instrText>
+            <w:instrText xml:space="preserve"> PAGEREF _Toc31620 \h </w:instrText>
           </w:r>
           <w:r>
             <w:fldChar w:fldCharType="separate"/>
@@ -1887,7 +1893,7 @@
               <w:rFonts w:hint="eastAsia" w:ascii="Microsoft JhengHei" w:hAnsi="Microsoft JhengHei" w:eastAsia="Microsoft JhengHei" w:cs="Microsoft JhengHei"/>
               <w:szCs w:val="24"/>
             </w:rPr>
-            <w:instrText xml:space="preserve"> HYPERLINK \l _Toc5316 </w:instrText>
+            <w:instrText xml:space="preserve"> HYPERLINK \l _Toc14465 </w:instrText>
           </w:r>
           <w:r>
             <w:rPr>
@@ -1918,7 +1924,7 @@
             <w:fldChar w:fldCharType="begin"/>
           </w:r>
           <w:r>
-            <w:instrText xml:space="preserve"> PAGEREF _Toc5316 \h </w:instrText>
+            <w:instrText xml:space="preserve"> PAGEREF _Toc14465 \h </w:instrText>
           </w:r>
           <w:r>
             <w:fldChar w:fldCharType="separate"/>
@@ -1956,7 +1962,7 @@
               <w:rFonts w:hint="eastAsia" w:ascii="Microsoft JhengHei" w:hAnsi="Microsoft JhengHei" w:eastAsia="Microsoft JhengHei" w:cs="Microsoft JhengHei"/>
               <w:szCs w:val="24"/>
             </w:rPr>
-            <w:instrText xml:space="preserve"> HYPERLINK \l _Toc17061 </w:instrText>
+            <w:instrText xml:space="preserve"> HYPERLINK \l _Toc6558 </w:instrText>
           </w:r>
           <w:r>
             <w:rPr>
@@ -1978,7 +1984,7 @@
             <w:fldChar w:fldCharType="begin"/>
           </w:r>
           <w:r>
-            <w:instrText xml:space="preserve"> PAGEREF _Toc17061 \h </w:instrText>
+            <w:instrText xml:space="preserve"> PAGEREF _Toc6558 \h </w:instrText>
           </w:r>
           <w:r>
             <w:fldChar w:fldCharType="separate"/>
@@ -2016,7 +2022,7 @@
               <w:rFonts w:hint="eastAsia" w:ascii="Microsoft JhengHei" w:hAnsi="Microsoft JhengHei" w:eastAsia="Microsoft JhengHei" w:cs="Microsoft JhengHei"/>
               <w:szCs w:val="24"/>
             </w:rPr>
-            <w:instrText xml:space="preserve"> HYPERLINK \l _Toc14498 </w:instrText>
+            <w:instrText xml:space="preserve"> HYPERLINK \l _Toc829 </w:instrText>
           </w:r>
           <w:r>
             <w:rPr>
@@ -2039,7 +2045,7 @@
             <w:fldChar w:fldCharType="begin"/>
           </w:r>
           <w:r>
-            <w:instrText xml:space="preserve"> PAGEREF _Toc14498 \h </w:instrText>
+            <w:instrText xml:space="preserve"> PAGEREF _Toc829 \h </w:instrText>
           </w:r>
           <w:r>
             <w:fldChar w:fldCharType="separate"/>
@@ -2077,7 +2083,7 @@
               <w:rFonts w:hint="eastAsia" w:ascii="Microsoft JhengHei" w:hAnsi="Microsoft JhengHei" w:eastAsia="Microsoft JhengHei" w:cs="Microsoft JhengHei"/>
               <w:szCs w:val="24"/>
             </w:rPr>
-            <w:instrText xml:space="preserve"> HYPERLINK \l _Toc12417 </w:instrText>
+            <w:instrText xml:space="preserve"> HYPERLINK \l _Toc24559 </w:instrText>
           </w:r>
           <w:r>
             <w:rPr>
@@ -2100,7 +2106,7 @@
             <w:fldChar w:fldCharType="begin"/>
           </w:r>
           <w:r>
-            <w:instrText xml:space="preserve"> PAGEREF _Toc12417 \h </w:instrText>
+            <w:instrText xml:space="preserve"> PAGEREF _Toc24559 \h </w:instrText>
           </w:r>
           <w:r>
             <w:fldChar w:fldCharType="separate"/>
@@ -2138,7 +2144,7 @@
               <w:rFonts w:hint="eastAsia" w:ascii="Microsoft JhengHei" w:hAnsi="Microsoft JhengHei" w:eastAsia="Microsoft JhengHei" w:cs="Microsoft JhengHei"/>
               <w:szCs w:val="24"/>
             </w:rPr>
-            <w:instrText xml:space="preserve"> HYPERLINK \l _Toc29013 </w:instrText>
+            <w:instrText xml:space="preserve"> HYPERLINK \l _Toc31706 </w:instrText>
           </w:r>
           <w:r>
             <w:rPr>
@@ -2161,7 +2167,7 @@
             <w:fldChar w:fldCharType="begin"/>
           </w:r>
           <w:r>
-            <w:instrText xml:space="preserve"> PAGEREF _Toc29013 \h </w:instrText>
+            <w:instrText xml:space="preserve"> PAGEREF _Toc31706 \h </w:instrText>
           </w:r>
           <w:r>
             <w:fldChar w:fldCharType="separate"/>
@@ -2199,7 +2205,7 @@
               <w:rFonts w:hint="eastAsia" w:ascii="Microsoft JhengHei" w:hAnsi="Microsoft JhengHei" w:eastAsia="Microsoft JhengHei" w:cs="Microsoft JhengHei"/>
               <w:szCs w:val="24"/>
             </w:rPr>
-            <w:instrText xml:space="preserve"> HYPERLINK \l _Toc21425 </w:instrText>
+            <w:instrText xml:space="preserve"> HYPERLINK \l _Toc22024 </w:instrText>
           </w:r>
           <w:r>
             <w:rPr>
@@ -2229,7 +2235,7 @@
             <w:fldChar w:fldCharType="begin"/>
           </w:r>
           <w:r>
-            <w:instrText xml:space="preserve"> PAGEREF _Toc21425 \h </w:instrText>
+            <w:instrText xml:space="preserve"> PAGEREF _Toc22024 \h </w:instrText>
           </w:r>
           <w:r>
             <w:fldChar w:fldCharType="separate"/>
@@ -2267,7 +2273,7 @@
               <w:rFonts w:hint="eastAsia" w:ascii="Microsoft JhengHei" w:hAnsi="Microsoft JhengHei" w:eastAsia="Microsoft JhengHei" w:cs="Microsoft JhengHei"/>
               <w:szCs w:val="24"/>
             </w:rPr>
-            <w:instrText xml:space="preserve"> HYPERLINK \l _Toc9086 </w:instrText>
+            <w:instrText xml:space="preserve"> HYPERLINK \l _Toc12769 </w:instrText>
           </w:r>
           <w:r>
             <w:rPr>
@@ -2289,7 +2295,7 @@
             <w:fldChar w:fldCharType="begin"/>
           </w:r>
           <w:r>
-            <w:instrText xml:space="preserve"> PAGEREF _Toc9086 \h </w:instrText>
+            <w:instrText xml:space="preserve"> PAGEREF _Toc12769 \h </w:instrText>
           </w:r>
           <w:r>
             <w:fldChar w:fldCharType="separate"/>
@@ -2327,7 +2333,7 @@
               <w:rFonts w:hint="eastAsia" w:ascii="Microsoft JhengHei" w:hAnsi="Microsoft JhengHei" w:eastAsia="Microsoft JhengHei" w:cs="Microsoft JhengHei"/>
               <w:szCs w:val="24"/>
             </w:rPr>
-            <w:instrText xml:space="preserve"> HYPERLINK \l _Toc24361 </w:instrText>
+            <w:instrText xml:space="preserve"> HYPERLINK \l _Toc17055 </w:instrText>
           </w:r>
           <w:r>
             <w:rPr>
@@ -2349,7 +2355,7 @@
             <w:fldChar w:fldCharType="begin"/>
           </w:r>
           <w:r>
-            <w:instrText xml:space="preserve"> PAGEREF _Toc24361 \h </w:instrText>
+            <w:instrText xml:space="preserve"> PAGEREF _Toc17055 \h </w:instrText>
           </w:r>
           <w:r>
             <w:fldChar w:fldCharType="separate"/>
@@ -2387,7 +2393,7 @@
               <w:rFonts w:hint="eastAsia" w:ascii="Microsoft JhengHei" w:hAnsi="Microsoft JhengHei" w:eastAsia="Microsoft JhengHei" w:cs="Microsoft JhengHei"/>
               <w:szCs w:val="24"/>
             </w:rPr>
-            <w:instrText xml:space="preserve"> HYPERLINK \l _Toc15337 </w:instrText>
+            <w:instrText xml:space="preserve"> HYPERLINK \l _Toc14648 </w:instrText>
           </w:r>
           <w:r>
             <w:rPr>
@@ -2409,7 +2415,7 @@
             <w:fldChar w:fldCharType="begin"/>
           </w:r>
           <w:r>
-            <w:instrText xml:space="preserve"> PAGEREF _Toc15337 \h </w:instrText>
+            <w:instrText xml:space="preserve"> PAGEREF _Toc14648 \h </w:instrText>
           </w:r>
           <w:r>
             <w:fldChar w:fldCharType="separate"/>
@@ -2447,7 +2453,7 @@
               <w:rFonts w:hint="eastAsia" w:ascii="Microsoft JhengHei" w:hAnsi="Microsoft JhengHei" w:eastAsia="Microsoft JhengHei" w:cs="Microsoft JhengHei"/>
               <w:szCs w:val="24"/>
             </w:rPr>
-            <w:instrText xml:space="preserve"> HYPERLINK \l _Toc915 </w:instrText>
+            <w:instrText xml:space="preserve"> HYPERLINK \l _Toc23010 </w:instrText>
           </w:r>
           <w:r>
             <w:rPr>
@@ -2477,7 +2483,7 @@
             <w:fldChar w:fldCharType="begin"/>
           </w:r>
           <w:r>
-            <w:instrText xml:space="preserve"> PAGEREF _Toc915 \h </w:instrText>
+            <w:instrText xml:space="preserve"> PAGEREF _Toc23010 \h </w:instrText>
           </w:r>
           <w:r>
             <w:fldChar w:fldCharType="separate"/>
@@ -2557,7 +2563,7 @@
           <w:rFonts w:hint="default"/>
         </w:rPr>
       </w:pPr>
-      <w:bookmarkStart w:id="3" w:name="_Toc13789"/>
+      <w:bookmarkStart w:id="3" w:name="_Toc21537"/>
       <w:r>
         <w:rPr>
           <w:rFonts w:hint="default"/>
@@ -2605,7 +2611,7 @@
           <w:rFonts w:hint="default"/>
         </w:rPr>
       </w:pPr>
-      <w:bookmarkStart w:id="4" w:name="_Toc7270"/>
+      <w:bookmarkStart w:id="4" w:name="_Toc18022"/>
       <w:r>
         <w:rPr>
           <w:rFonts w:hint="default"/>
@@ -2718,7 +2724,7 @@
           <w:rFonts w:hint="default"/>
         </w:rPr>
       </w:pPr>
-      <w:bookmarkStart w:id="5" w:name="_Toc13921"/>
+      <w:bookmarkStart w:id="5" w:name="_Toc1670"/>
       <w:r>
         <w:rPr>
           <w:rFonts w:hint="default"/>
@@ -2763,6 +2769,7 @@
             <w:insideH w:val="single" w:color="auto" w:sz="4" w:space="0"/>
             <w:insideV w:val="single" w:color="auto" w:sz="4" w:space="0"/>
           </w:tblBorders>
+          <w:shd w:val="clear" w:color="auto" w:fill="auto"/>
           <w:tblCellMar>
             <w:top w:w="15" w:type="dxa"/>
             <w:left w:w="15" w:type="dxa"/>
@@ -3139,6 +3146,7 @@
             <w:insideH w:val="single" w:color="auto" w:sz="4" w:space="0"/>
             <w:insideV w:val="single" w:color="auto" w:sz="4" w:space="0"/>
           </w:tblBorders>
+          <w:shd w:val="clear" w:color="auto" w:fill="auto"/>
           <w:tblCellMar>
             <w:top w:w="15" w:type="dxa"/>
             <w:left w:w="15" w:type="dxa"/>
@@ -3263,6 +3271,7 @@
             <w:insideH w:val="single" w:color="auto" w:sz="4" w:space="0"/>
             <w:insideV w:val="single" w:color="auto" w:sz="4" w:space="0"/>
           </w:tblBorders>
+          <w:shd w:val="clear" w:color="auto" w:fill="auto"/>
           <w:tblCellMar>
             <w:top w:w="15" w:type="dxa"/>
             <w:left w:w="15" w:type="dxa"/>
@@ -3533,7 +3542,7 @@
           <w:rFonts w:hint="default"/>
         </w:rPr>
       </w:pPr>
-      <w:bookmarkStart w:id="6" w:name="_Toc20444"/>
+      <w:bookmarkStart w:id="6" w:name="_Toc8011"/>
       <w:r>
         <w:rPr>
           <w:rFonts w:hint="default"/>
@@ -3559,7 +3568,7 @@
           <w:szCs w:val="24"/>
         </w:rPr>
       </w:pPr>
-      <w:bookmarkStart w:id="7" w:name="_Toc7316"/>
+      <w:bookmarkStart w:id="7" w:name="_Toc12224"/>
       <w:r>
         <w:rPr>
           <w:rFonts w:hint="eastAsia"/>
@@ -3808,7 +3817,7 @@
           <w:szCs w:val="24"/>
         </w:rPr>
       </w:pPr>
-      <w:bookmarkStart w:id="8" w:name="_Toc15523"/>
+      <w:bookmarkStart w:id="8" w:name="_Toc31620"/>
       <w:r>
         <w:rPr>
           <w:rFonts w:hint="default"/>
@@ -3925,7 +3934,7 @@
           <w:lang w:val="en-US" w:eastAsia="zh-CN"/>
         </w:rPr>
       </w:pPr>
-      <w:bookmarkStart w:id="9" w:name="_Toc5316"/>
+      <w:bookmarkStart w:id="9" w:name="_Toc14465"/>
       <w:r>
         <w:rPr>
           <w:rFonts w:hint="default"/>
@@ -4039,7 +4048,7 @@
           <w:rFonts w:hint="default"/>
         </w:rPr>
       </w:pPr>
-      <w:bookmarkStart w:id="10" w:name="_Toc17061"/>
+      <w:bookmarkStart w:id="10" w:name="_Toc6558"/>
       <w:r>
         <w:rPr>
           <w:rFonts w:hint="default"/>
@@ -4065,7 +4074,7 @@
           <w:szCs w:val="24"/>
         </w:rPr>
       </w:pPr>
-      <w:bookmarkStart w:id="11" w:name="_Toc14498"/>
+      <w:bookmarkStart w:id="11" w:name="_Toc829"/>
       <w:r>
         <w:rPr>
           <w:rFonts w:hint="default"/>
@@ -4267,7 +4276,7 @@
           <w:szCs w:val="24"/>
         </w:rPr>
       </w:pPr>
-      <w:bookmarkStart w:id="12" w:name="_Toc12417"/>
+      <w:bookmarkStart w:id="12" w:name="_Toc24559"/>
       <w:r>
         <w:rPr>
           <w:rFonts w:hint="default"/>
@@ -4469,7 +4478,7 @@
           <w:szCs w:val="24"/>
         </w:rPr>
       </w:pPr>
-      <w:bookmarkStart w:id="13" w:name="_Toc29013"/>
+      <w:bookmarkStart w:id="13" w:name="_Toc31706"/>
       <w:r>
         <w:rPr>
           <w:rFonts w:hint="default"/>
@@ -4618,7 +4627,7 @@
           <w:lang w:val="en-US" w:eastAsia="zh-CN"/>
         </w:rPr>
       </w:pPr>
-      <w:bookmarkStart w:id="14" w:name="_Toc21425"/>
+      <w:bookmarkStart w:id="14" w:name="_Toc22024"/>
       <w:r>
         <w:rPr>
           <w:rFonts w:hint="eastAsia"/>
@@ -4761,6 +4770,7 @@
             <w:insideH w:val="single" w:color="auto" w:sz="4" w:space="0"/>
             <w:insideV w:val="single" w:color="auto" w:sz="4" w:space="0"/>
           </w:tblBorders>
+          <w:shd w:val="clear" w:color="auto" w:fill="auto"/>
           <w:tblCellMar>
             <w:top w:w="15" w:type="dxa"/>
             <w:left w:w="15" w:type="dxa"/>
@@ -4944,7 +4954,6 @@
             <w:insideH w:val="single" w:color="auto" w:sz="4" w:space="0"/>
             <w:insideV w:val="single" w:color="auto" w:sz="4" w:space="0"/>
           </w:tblBorders>
-          <w:shd w:val="clear" w:color="auto" w:fill="auto"/>
           <w:tblCellMar>
             <w:top w:w="15" w:type="dxa"/>
             <w:left w:w="15" w:type="dxa"/>
@@ -5127,6 +5136,431 @@
                 <w:lang w:val="en-US" w:eastAsia="zh-CN"/>
               </w:rPr>
               <w:t>部门</w:t>
+            </w:r>
+            <w:r>
+              <w:rPr>
+                <w:rFonts w:hint="eastAsia" w:ascii="Segoe UI" w:hAnsi="Segoe UI" w:eastAsia="Segoe UI" w:cs="Segoe UI"/>
+                <w:i w:val="0"/>
+                <w:iCs w:val="0"/>
+                <w:caps w:val="0"/>
+                <w:snapToGrid w:val="0"/>
+                <w:color w:val="000000"/>
+                <w:spacing w:val="0"/>
+                <w:kern w:val="0"/>
+                <w:sz w:val="18"/>
+                <w:szCs w:val="18"/>
+                <w:lang w:val="en-US" w:eastAsia="zh-CN"/>
+              </w:rPr>
+              <w:t>经理</w:t>
+            </w:r>
+            <w:r>
+              <w:rPr>
+                <w:rFonts w:hint="default" w:ascii="Segoe UI" w:hAnsi="Segoe UI" w:eastAsia="Segoe UI" w:cs="Segoe UI"/>
+                <w:i w:val="0"/>
+                <w:iCs w:val="0"/>
+                <w:caps w:val="0"/>
+                <w:snapToGrid w:val="0"/>
+                <w:color w:val="000000"/>
+                <w:spacing w:val="0"/>
+                <w:kern w:val="0"/>
+                <w:sz w:val="18"/>
+                <w:szCs w:val="18"/>
+                <w:lang w:val="en-US" w:eastAsia="zh-CN"/>
+              </w:rPr>
+              <w:t>审批</w:t>
+            </w:r>
+          </w:p>
+        </w:tc>
+      </w:tr>
+      <w:tr>
+        <w:tblPrEx>
+          <w:tblBorders>
+            <w:top w:val="single" w:color="auto" w:sz="4" w:space="0"/>
+            <w:left w:val="single" w:color="auto" w:sz="4" w:space="0"/>
+            <w:bottom w:val="single" w:color="auto" w:sz="4" w:space="0"/>
+            <w:right w:val="single" w:color="auto" w:sz="4" w:space="0"/>
+            <w:insideH w:val="single" w:color="auto" w:sz="4" w:space="0"/>
+            <w:insideV w:val="single" w:color="auto" w:sz="4" w:space="0"/>
+          </w:tblBorders>
+          <w:tblCellMar>
+            <w:top w:w="15" w:type="dxa"/>
+            <w:left w:w="15" w:type="dxa"/>
+            <w:bottom w:w="15" w:type="dxa"/>
+            <w:right w:w="15" w:type="dxa"/>
+          </w:tblCellMar>
+        </w:tblPrEx>
+        <w:tc>
+          <w:tcPr>
+            <w:tcW w:w="1386" w:type="dxa"/>
+            <w:shd w:val="clear" w:color="auto" w:fill="auto"/>
+            <w:tcMar>
+              <w:top w:w="120" w:type="dxa"/>
+              <w:left w:w="0" w:type="dxa"/>
+              <w:bottom w:w="120" w:type="dxa"/>
+              <w:right w:w="192" w:type="dxa"/>
+            </w:tcMar>
+            <w:vAlign w:val="center"/>
+          </w:tcPr>
+          <w:p>
+            <w:pPr>
+              <w:keepNext w:val="0"/>
+              <w:keepLines w:val="0"/>
+              <w:pageBreakBefore w:val="0"/>
+              <w:widowControl w:val="0"/>
+              <w:suppressLineNumbers w:val="0"/>
+              <w:wordWrap/>
+              <w:overflowPunct/>
+              <w:topLinePunct w:val="0"/>
+              <w:bidi w:val="0"/>
+              <w:spacing w:line="300" w:lineRule="atLeast"/>
+              <w:jc w:val="left"/>
+              <w:rPr>
+                <w:rFonts w:hint="default" w:ascii="Segoe UI" w:hAnsi="Segoe UI" w:eastAsia="Segoe UI" w:cs="Segoe UI"/>
+                <w:i w:val="0"/>
+                <w:iCs w:val="0"/>
+                <w:caps w:val="0"/>
+                <w:color w:val="0F1115"/>
+                <w:spacing w:val="0"/>
+                <w:sz w:val="18"/>
+                <w:szCs w:val="18"/>
+                <w:lang w:val="en-US"/>
+              </w:rPr>
+            </w:pPr>
+            <w:r>
+              <w:rPr>
+                <w:rFonts w:hint="default" w:ascii="Segoe UI" w:hAnsi="Segoe UI" w:eastAsia="Segoe UI" w:cs="Segoe UI"/>
+                <w:i w:val="0"/>
+                <w:iCs w:val="0"/>
+                <w:caps w:val="0"/>
+                <w:snapToGrid w:val="0"/>
+                <w:color w:val="000000"/>
+                <w:spacing w:val="0"/>
+                <w:kern w:val="0"/>
+                <w:sz w:val="18"/>
+                <w:szCs w:val="18"/>
+                <w:lang w:val="en-US" w:eastAsia="zh-CN"/>
+              </w:rPr>
+              <w:t>研发部</w:t>
+            </w:r>
+            <w:r>
+              <w:rPr>
+                <w:rFonts w:hint="eastAsia" w:ascii="Segoe UI" w:hAnsi="Segoe UI" w:eastAsia="Segoe UI" w:cs="Segoe UI"/>
+                <w:i w:val="0"/>
+                <w:iCs w:val="0"/>
+                <w:caps w:val="0"/>
+                <w:snapToGrid w:val="0"/>
+                <w:color w:val="000000"/>
+                <w:spacing w:val="0"/>
+                <w:kern w:val="0"/>
+                <w:sz w:val="18"/>
+                <w:szCs w:val="18"/>
+                <w:lang w:val="en-US" w:eastAsia="zh-CN"/>
+              </w:rPr>
+              <w:t>人员</w:t>
+            </w:r>
+          </w:p>
+        </w:tc>
+        <w:tc>
+          <w:tcPr>
+            <w:tcW w:w="4779" w:type="dxa"/>
+            <w:shd w:val="clear" w:color="auto" w:fill="auto"/>
+            <w:tcMar>
+              <w:top w:w="120" w:type="dxa"/>
+              <w:left w:w="192" w:type="dxa"/>
+              <w:bottom w:w="120" w:type="dxa"/>
+              <w:right w:w="192" w:type="dxa"/>
+            </w:tcMar>
+            <w:vAlign w:val="center"/>
+          </w:tcPr>
+          <w:p>
+            <w:pPr>
+              <w:keepNext w:val="0"/>
+              <w:keepLines w:val="0"/>
+              <w:pageBreakBefore w:val="0"/>
+              <w:widowControl w:val="0"/>
+              <w:suppressLineNumbers w:val="0"/>
+              <w:wordWrap/>
+              <w:overflowPunct/>
+              <w:topLinePunct w:val="0"/>
+              <w:bidi w:val="0"/>
+              <w:spacing w:line="300" w:lineRule="atLeast"/>
+              <w:jc w:val="left"/>
+              <w:rPr>
+                <w:rFonts w:hint="default" w:ascii="Segoe UI" w:hAnsi="Segoe UI" w:eastAsia="Segoe UI" w:cs="Segoe UI"/>
+                <w:i w:val="0"/>
+                <w:iCs w:val="0"/>
+                <w:caps w:val="0"/>
+                <w:color w:val="0F1115"/>
+                <w:spacing w:val="0"/>
+                <w:sz w:val="18"/>
+                <w:szCs w:val="18"/>
+              </w:rPr>
+            </w:pPr>
+            <w:r>
+              <w:rPr>
+                <w:rFonts w:hint="default" w:ascii="Segoe UI" w:hAnsi="Segoe UI" w:eastAsia="Segoe UI" w:cs="Segoe UI"/>
+                <w:i w:val="0"/>
+                <w:iCs w:val="0"/>
+                <w:caps w:val="0"/>
+                <w:snapToGrid w:val="0"/>
+                <w:color w:val="000000"/>
+                <w:spacing w:val="0"/>
+                <w:kern w:val="0"/>
+                <w:sz w:val="18"/>
+                <w:szCs w:val="18"/>
+                <w:lang w:val="en-US" w:eastAsia="zh-CN"/>
+              </w:rPr>
+              <w:t>读取权限，可下载已发布的软件版本及相关文档</w:t>
+            </w:r>
+          </w:p>
+        </w:tc>
+        <w:tc>
+          <w:tcPr>
+            <w:tcW w:w="0" w:type="auto"/>
+            <w:shd w:val="clear" w:color="auto" w:fill="auto"/>
+            <w:tcMar>
+              <w:top w:w="120" w:type="dxa"/>
+              <w:left w:w="192" w:type="dxa"/>
+              <w:bottom w:w="120" w:type="dxa"/>
+              <w:right w:w="0" w:type="dxa"/>
+            </w:tcMar>
+            <w:vAlign w:val="center"/>
+          </w:tcPr>
+          <w:p>
+            <w:pPr>
+              <w:keepNext w:val="0"/>
+              <w:keepLines w:val="0"/>
+              <w:pageBreakBefore w:val="0"/>
+              <w:widowControl w:val="0"/>
+              <w:suppressLineNumbers w:val="0"/>
+              <w:wordWrap/>
+              <w:overflowPunct/>
+              <w:topLinePunct w:val="0"/>
+              <w:bidi w:val="0"/>
+              <w:spacing w:line="300" w:lineRule="atLeast"/>
+              <w:jc w:val="left"/>
+              <w:rPr>
+                <w:rFonts w:hint="default" w:ascii="Segoe UI" w:hAnsi="Segoe UI" w:eastAsia="Segoe UI" w:cs="Segoe UI"/>
+                <w:i w:val="0"/>
+                <w:iCs w:val="0"/>
+                <w:caps w:val="0"/>
+                <w:color w:val="0F1115"/>
+                <w:spacing w:val="0"/>
+                <w:sz w:val="18"/>
+                <w:szCs w:val="18"/>
+              </w:rPr>
+            </w:pPr>
+            <w:r>
+              <w:rPr>
+                <w:rFonts w:hint="eastAsia" w:ascii="Segoe UI" w:hAnsi="Segoe UI" w:eastAsia="Segoe UI" w:cs="Segoe UI"/>
+                <w:i w:val="0"/>
+                <w:iCs w:val="0"/>
+                <w:caps w:val="0"/>
+                <w:snapToGrid w:val="0"/>
+                <w:color w:val="000000"/>
+                <w:spacing w:val="0"/>
+                <w:kern w:val="0"/>
+                <w:sz w:val="18"/>
+                <w:szCs w:val="18"/>
+                <w:lang w:val="en-US" w:eastAsia="zh-CN"/>
+              </w:rPr>
+              <w:t>运维</w:t>
+            </w:r>
+            <w:r>
+              <w:rPr>
+                <w:rFonts w:hint="default" w:ascii="Segoe UI" w:hAnsi="Segoe UI" w:eastAsia="Segoe UI" w:cs="Segoe UI"/>
+                <w:i w:val="0"/>
+                <w:iCs w:val="0"/>
+                <w:caps w:val="0"/>
+                <w:snapToGrid w:val="0"/>
+                <w:color w:val="000000"/>
+                <w:spacing w:val="0"/>
+                <w:kern w:val="0"/>
+                <w:sz w:val="18"/>
+                <w:szCs w:val="18"/>
+                <w:lang w:val="en-US" w:eastAsia="zh-CN"/>
+              </w:rPr>
+              <w:t>项目经理审批</w:t>
+            </w:r>
+          </w:p>
+        </w:tc>
+      </w:tr>
+      <w:tr>
+        <w:tblPrEx>
+          <w:tblBorders>
+            <w:top w:val="single" w:color="auto" w:sz="4" w:space="0"/>
+            <w:left w:val="single" w:color="auto" w:sz="4" w:space="0"/>
+            <w:bottom w:val="single" w:color="auto" w:sz="4" w:space="0"/>
+            <w:right w:val="single" w:color="auto" w:sz="4" w:space="0"/>
+            <w:insideH w:val="single" w:color="auto" w:sz="4" w:space="0"/>
+            <w:insideV w:val="single" w:color="auto" w:sz="4" w:space="0"/>
+          </w:tblBorders>
+          <w:tblCellMar>
+            <w:top w:w="15" w:type="dxa"/>
+            <w:left w:w="15" w:type="dxa"/>
+            <w:bottom w:w="15" w:type="dxa"/>
+            <w:right w:w="15" w:type="dxa"/>
+          </w:tblCellMar>
+        </w:tblPrEx>
+        <w:tc>
+          <w:tcPr>
+            <w:tcW w:w="1386" w:type="dxa"/>
+            <w:shd w:val="clear" w:color="auto" w:fill="auto"/>
+            <w:tcMar>
+              <w:top w:w="120" w:type="dxa"/>
+              <w:left w:w="0" w:type="dxa"/>
+              <w:bottom w:w="120" w:type="dxa"/>
+              <w:right w:w="192" w:type="dxa"/>
+            </w:tcMar>
+            <w:vAlign w:val="center"/>
+          </w:tcPr>
+          <w:p>
+            <w:pPr>
+              <w:keepNext w:val="0"/>
+              <w:keepLines w:val="0"/>
+              <w:pageBreakBefore w:val="0"/>
+              <w:widowControl w:val="0"/>
+              <w:suppressLineNumbers w:val="0"/>
+              <w:wordWrap/>
+              <w:overflowPunct/>
+              <w:topLinePunct w:val="0"/>
+              <w:bidi w:val="0"/>
+              <w:spacing w:line="300" w:lineRule="atLeast"/>
+              <w:jc w:val="left"/>
+              <w:rPr>
+                <w:rFonts w:hint="default" w:ascii="Segoe UI" w:hAnsi="Segoe UI" w:eastAsia="Segoe UI" w:cs="Segoe UI"/>
+                <w:i w:val="0"/>
+                <w:iCs w:val="0"/>
+                <w:caps w:val="0"/>
+                <w:color w:val="0F1115"/>
+                <w:spacing w:val="0"/>
+                <w:sz w:val="18"/>
+                <w:szCs w:val="18"/>
+              </w:rPr>
+            </w:pPr>
+            <w:r>
+              <w:rPr>
+                <w:rFonts w:hint="default" w:ascii="Segoe UI" w:hAnsi="Segoe UI" w:eastAsia="Segoe UI" w:cs="Segoe UI"/>
+                <w:i w:val="0"/>
+                <w:iCs w:val="0"/>
+                <w:caps w:val="0"/>
+                <w:snapToGrid w:val="0"/>
+                <w:color w:val="000000"/>
+                <w:spacing w:val="0"/>
+                <w:kern w:val="0"/>
+                <w:sz w:val="18"/>
+                <w:szCs w:val="18"/>
+                <w:lang w:val="en-US" w:eastAsia="zh-CN"/>
+              </w:rPr>
+              <w:t>质量部人员</w:t>
+            </w:r>
+          </w:p>
+        </w:tc>
+        <w:tc>
+          <w:tcPr>
+            <w:tcW w:w="4779" w:type="dxa"/>
+            <w:shd w:val="clear" w:color="auto" w:fill="auto"/>
+            <w:tcMar>
+              <w:top w:w="120" w:type="dxa"/>
+              <w:left w:w="192" w:type="dxa"/>
+              <w:bottom w:w="120" w:type="dxa"/>
+              <w:right w:w="192" w:type="dxa"/>
+            </w:tcMar>
+            <w:vAlign w:val="center"/>
+          </w:tcPr>
+          <w:p>
+            <w:pPr>
+              <w:keepNext w:val="0"/>
+              <w:keepLines w:val="0"/>
+              <w:pageBreakBefore w:val="0"/>
+              <w:widowControl w:val="0"/>
+              <w:suppressLineNumbers w:val="0"/>
+              <w:wordWrap/>
+              <w:overflowPunct/>
+              <w:topLinePunct w:val="0"/>
+              <w:bidi w:val="0"/>
+              <w:spacing w:line="300" w:lineRule="atLeast"/>
+              <w:jc w:val="left"/>
+              <w:rPr>
+                <w:rFonts w:hint="default" w:ascii="Segoe UI" w:hAnsi="Segoe UI" w:eastAsia="Segoe UI" w:cs="Segoe UI"/>
+                <w:i w:val="0"/>
+                <w:iCs w:val="0"/>
+                <w:caps w:val="0"/>
+                <w:color w:val="0F1115"/>
+                <w:spacing w:val="0"/>
+                <w:sz w:val="18"/>
+                <w:szCs w:val="18"/>
+              </w:rPr>
+            </w:pPr>
+            <w:r>
+              <w:rPr>
+                <w:rFonts w:hint="default" w:ascii="Segoe UI" w:hAnsi="Segoe UI" w:eastAsia="Segoe UI" w:cs="Segoe UI"/>
+                <w:i w:val="0"/>
+                <w:iCs w:val="0"/>
+                <w:caps w:val="0"/>
+                <w:snapToGrid w:val="0"/>
+                <w:color w:val="000000"/>
+                <w:spacing w:val="0"/>
+                <w:kern w:val="0"/>
+                <w:sz w:val="18"/>
+                <w:szCs w:val="18"/>
+                <w:lang w:val="en-US" w:eastAsia="zh-CN"/>
+              </w:rPr>
+              <w:t>读取权限，可审计软件版本、授权文件及操作日志</w:t>
+            </w:r>
+          </w:p>
+        </w:tc>
+        <w:tc>
+          <w:tcPr>
+            <w:tcW w:w="0" w:type="auto"/>
+            <w:shd w:val="clear" w:color="auto" w:fill="auto"/>
+            <w:tcMar>
+              <w:top w:w="120" w:type="dxa"/>
+              <w:left w:w="192" w:type="dxa"/>
+              <w:bottom w:w="120" w:type="dxa"/>
+              <w:right w:w="0" w:type="dxa"/>
+            </w:tcMar>
+            <w:vAlign w:val="center"/>
+          </w:tcPr>
+          <w:p>
+            <w:pPr>
+              <w:keepNext w:val="0"/>
+              <w:keepLines w:val="0"/>
+              <w:pageBreakBefore w:val="0"/>
+              <w:widowControl w:val="0"/>
+              <w:suppressLineNumbers w:val="0"/>
+              <w:wordWrap/>
+              <w:overflowPunct/>
+              <w:topLinePunct w:val="0"/>
+              <w:bidi w:val="0"/>
+              <w:spacing w:line="300" w:lineRule="atLeast"/>
+              <w:jc w:val="left"/>
+              <w:rPr>
+                <w:rFonts w:hint="default" w:ascii="Segoe UI" w:hAnsi="Segoe UI" w:eastAsia="Segoe UI" w:cs="Segoe UI"/>
+                <w:i w:val="0"/>
+                <w:iCs w:val="0"/>
+                <w:caps w:val="0"/>
+                <w:color w:val="0F1115"/>
+                <w:spacing w:val="0"/>
+                <w:sz w:val="18"/>
+                <w:szCs w:val="18"/>
+              </w:rPr>
+            </w:pPr>
+            <w:r>
+              <w:rPr>
+                <w:rFonts w:hint="default" w:ascii="Segoe UI" w:hAnsi="Segoe UI" w:eastAsia="Segoe UI" w:cs="Segoe UI"/>
+                <w:i w:val="0"/>
+                <w:iCs w:val="0"/>
+                <w:caps w:val="0"/>
+                <w:snapToGrid w:val="0"/>
+                <w:color w:val="000000"/>
+                <w:spacing w:val="0"/>
+                <w:kern w:val="0"/>
+                <w:sz w:val="18"/>
+                <w:szCs w:val="18"/>
+                <w:lang w:val="en-US" w:eastAsia="zh-CN"/>
+              </w:rPr>
+              <w:t>质量部</w:t>
             </w:r>
             <w:r>
               <w:rPr>
@@ -5215,7 +5649,6 @@
                 <w:spacing w:val="0"/>
                 <w:sz w:val="18"/>
                 <w:szCs w:val="18"/>
-                <w:lang w:val="en-US"/>
               </w:rPr>
             </w:pPr>
             <w:r>
@@ -5232,11 +5665,27 @@
                 <w:szCs w:val="18"/>
                 <w:lang w:val="en-US" w:eastAsia="zh-CN"/>
               </w:rPr>
-              <w:t>研发部</w:t>
+              <w:t>其他</w:t>
             </w:r>
             <w:r>
               <w:rPr>
                 <w:rFonts w:hint="eastAsia" w:ascii="Segoe UI" w:hAnsi="Segoe UI" w:eastAsia="Segoe UI" w:cs="Segoe UI"/>
+                <w:i w:val="0"/>
+                <w:iCs w:val="0"/>
+                <w:caps w:val="0"/>
+                <w:snapToGrid w:val="0"/>
+                <w:color w:val="000000"/>
+                <w:spacing w:val="0"/>
+                <w:kern w:val="0"/>
+                <w:sz w:val="18"/>
+                <w:szCs w:val="18"/>
+                <w:lang w:val="en-US" w:eastAsia="zh-CN"/>
+              </w:rPr>
+              <w:t>运维相关</w:t>
+            </w:r>
+            <w:r>
+              <w:rPr>
+                <w:rFonts w:hint="default" w:ascii="Segoe UI" w:hAnsi="Segoe UI" w:eastAsia="Segoe UI" w:cs="Segoe UI"/>
                 <w:i w:val="0"/>
                 <w:iCs w:val="0"/>
                 <w:caps w:val="0"/>
@@ -5302,448 +5751,6 @@
                 <w:szCs w:val="18"/>
                 <w:lang w:val="en-US" w:eastAsia="zh-CN"/>
               </w:rPr>
-              <w:t>读取权限，可下载已发布的软件版本及相关文档</w:t>
-            </w:r>
-          </w:p>
-        </w:tc>
-        <w:tc>
-          <w:tcPr>
-            <w:tcW w:w="0" w:type="auto"/>
-            <w:shd w:val="clear" w:color="auto" w:fill="auto"/>
-            <w:tcMar>
-              <w:top w:w="120" w:type="dxa"/>
-              <w:left w:w="192" w:type="dxa"/>
-              <w:bottom w:w="120" w:type="dxa"/>
-              <w:right w:w="0" w:type="dxa"/>
-            </w:tcMar>
-            <w:vAlign w:val="center"/>
-          </w:tcPr>
-          <w:p>
-            <w:pPr>
-              <w:keepNext w:val="0"/>
-              <w:keepLines w:val="0"/>
-              <w:pageBreakBefore w:val="0"/>
-              <w:widowControl w:val="0"/>
-              <w:suppressLineNumbers w:val="0"/>
-              <w:wordWrap/>
-              <w:overflowPunct/>
-              <w:topLinePunct w:val="0"/>
-              <w:bidi w:val="0"/>
-              <w:spacing w:line="300" w:lineRule="atLeast"/>
-              <w:jc w:val="left"/>
-              <w:rPr>
-                <w:rFonts w:hint="default" w:ascii="Segoe UI" w:hAnsi="Segoe UI" w:eastAsia="Segoe UI" w:cs="Segoe UI"/>
-                <w:i w:val="0"/>
-                <w:iCs w:val="0"/>
-                <w:caps w:val="0"/>
-                <w:color w:val="0F1115"/>
-                <w:spacing w:val="0"/>
-                <w:sz w:val="18"/>
-                <w:szCs w:val="18"/>
-              </w:rPr>
-            </w:pPr>
-            <w:r>
-              <w:rPr>
-                <w:rFonts w:hint="eastAsia" w:ascii="Segoe UI" w:hAnsi="Segoe UI" w:eastAsia="Segoe UI" w:cs="Segoe UI"/>
-                <w:i w:val="0"/>
-                <w:iCs w:val="0"/>
-                <w:caps w:val="0"/>
-                <w:snapToGrid w:val="0"/>
-                <w:color w:val="000000"/>
-                <w:spacing w:val="0"/>
-                <w:kern w:val="0"/>
-                <w:sz w:val="18"/>
-                <w:szCs w:val="18"/>
-                <w:lang w:val="en-US" w:eastAsia="zh-CN"/>
-              </w:rPr>
-              <w:t>运维</w:t>
-            </w:r>
-            <w:r>
-              <w:rPr>
-                <w:rFonts w:hint="default" w:ascii="Segoe UI" w:hAnsi="Segoe UI" w:eastAsia="Segoe UI" w:cs="Segoe UI"/>
-                <w:i w:val="0"/>
-                <w:iCs w:val="0"/>
-                <w:caps w:val="0"/>
-                <w:snapToGrid w:val="0"/>
-                <w:color w:val="000000"/>
-                <w:spacing w:val="0"/>
-                <w:kern w:val="0"/>
-                <w:sz w:val="18"/>
-                <w:szCs w:val="18"/>
-                <w:lang w:val="en-US" w:eastAsia="zh-CN"/>
-              </w:rPr>
-              <w:t>项目经理审批</w:t>
-            </w:r>
-          </w:p>
-        </w:tc>
-      </w:tr>
-      <w:tr>
-        <w:tblPrEx>
-          <w:tblBorders>
-            <w:top w:val="single" w:color="auto" w:sz="4" w:space="0"/>
-            <w:left w:val="single" w:color="auto" w:sz="4" w:space="0"/>
-            <w:bottom w:val="single" w:color="auto" w:sz="4" w:space="0"/>
-            <w:right w:val="single" w:color="auto" w:sz="4" w:space="0"/>
-            <w:insideH w:val="single" w:color="auto" w:sz="4" w:space="0"/>
-            <w:insideV w:val="single" w:color="auto" w:sz="4" w:space="0"/>
-          </w:tblBorders>
-          <w:shd w:val="clear" w:color="auto" w:fill="auto"/>
-          <w:tblCellMar>
-            <w:top w:w="15" w:type="dxa"/>
-            <w:left w:w="15" w:type="dxa"/>
-            <w:bottom w:w="15" w:type="dxa"/>
-            <w:right w:w="15" w:type="dxa"/>
-          </w:tblCellMar>
-        </w:tblPrEx>
-        <w:tc>
-          <w:tcPr>
-            <w:tcW w:w="1386" w:type="dxa"/>
-            <w:shd w:val="clear" w:color="auto" w:fill="auto"/>
-            <w:tcMar>
-              <w:top w:w="120" w:type="dxa"/>
-              <w:left w:w="0" w:type="dxa"/>
-              <w:bottom w:w="120" w:type="dxa"/>
-              <w:right w:w="192" w:type="dxa"/>
-            </w:tcMar>
-            <w:vAlign w:val="center"/>
-          </w:tcPr>
-          <w:p>
-            <w:pPr>
-              <w:keepNext w:val="0"/>
-              <w:keepLines w:val="0"/>
-              <w:pageBreakBefore w:val="0"/>
-              <w:widowControl w:val="0"/>
-              <w:suppressLineNumbers w:val="0"/>
-              <w:wordWrap/>
-              <w:overflowPunct/>
-              <w:topLinePunct w:val="0"/>
-              <w:bidi w:val="0"/>
-              <w:spacing w:line="300" w:lineRule="atLeast"/>
-              <w:jc w:val="left"/>
-              <w:rPr>
-                <w:rFonts w:hint="default" w:ascii="Segoe UI" w:hAnsi="Segoe UI" w:eastAsia="Segoe UI" w:cs="Segoe UI"/>
-                <w:i w:val="0"/>
-                <w:iCs w:val="0"/>
-                <w:caps w:val="0"/>
-                <w:color w:val="0F1115"/>
-                <w:spacing w:val="0"/>
-                <w:sz w:val="18"/>
-                <w:szCs w:val="18"/>
-              </w:rPr>
-            </w:pPr>
-            <w:r>
-              <w:rPr>
-                <w:rFonts w:hint="default" w:ascii="Segoe UI" w:hAnsi="Segoe UI" w:eastAsia="Segoe UI" w:cs="Segoe UI"/>
-                <w:i w:val="0"/>
-                <w:iCs w:val="0"/>
-                <w:caps w:val="0"/>
-                <w:snapToGrid w:val="0"/>
-                <w:color w:val="000000"/>
-                <w:spacing w:val="0"/>
-                <w:kern w:val="0"/>
-                <w:sz w:val="18"/>
-                <w:szCs w:val="18"/>
-                <w:lang w:val="en-US" w:eastAsia="zh-CN"/>
-              </w:rPr>
-              <w:t>质量部人员</w:t>
-            </w:r>
-          </w:p>
-        </w:tc>
-        <w:tc>
-          <w:tcPr>
-            <w:tcW w:w="4779" w:type="dxa"/>
-            <w:shd w:val="clear" w:color="auto" w:fill="auto"/>
-            <w:tcMar>
-              <w:top w:w="120" w:type="dxa"/>
-              <w:left w:w="192" w:type="dxa"/>
-              <w:bottom w:w="120" w:type="dxa"/>
-              <w:right w:w="192" w:type="dxa"/>
-            </w:tcMar>
-            <w:vAlign w:val="center"/>
-          </w:tcPr>
-          <w:p>
-            <w:pPr>
-              <w:keepNext w:val="0"/>
-              <w:keepLines w:val="0"/>
-              <w:pageBreakBefore w:val="0"/>
-              <w:widowControl w:val="0"/>
-              <w:suppressLineNumbers w:val="0"/>
-              <w:wordWrap/>
-              <w:overflowPunct/>
-              <w:topLinePunct w:val="0"/>
-              <w:bidi w:val="0"/>
-              <w:spacing w:line="300" w:lineRule="atLeast"/>
-              <w:jc w:val="left"/>
-              <w:rPr>
-                <w:rFonts w:hint="default" w:ascii="Segoe UI" w:hAnsi="Segoe UI" w:eastAsia="Segoe UI" w:cs="Segoe UI"/>
-                <w:i w:val="0"/>
-                <w:iCs w:val="0"/>
-                <w:caps w:val="0"/>
-                <w:color w:val="0F1115"/>
-                <w:spacing w:val="0"/>
-                <w:sz w:val="18"/>
-                <w:szCs w:val="18"/>
-              </w:rPr>
-            </w:pPr>
-            <w:r>
-              <w:rPr>
-                <w:rFonts w:hint="default" w:ascii="Segoe UI" w:hAnsi="Segoe UI" w:eastAsia="Segoe UI" w:cs="Segoe UI"/>
-                <w:i w:val="0"/>
-                <w:iCs w:val="0"/>
-                <w:caps w:val="0"/>
-                <w:snapToGrid w:val="0"/>
-                <w:color w:val="000000"/>
-                <w:spacing w:val="0"/>
-                <w:kern w:val="0"/>
-                <w:sz w:val="18"/>
-                <w:szCs w:val="18"/>
-                <w:lang w:val="en-US" w:eastAsia="zh-CN"/>
-              </w:rPr>
-              <w:t>读取权限，可审计软件版本、授权文件及操作日志</w:t>
-            </w:r>
-          </w:p>
-        </w:tc>
-        <w:tc>
-          <w:tcPr>
-            <w:tcW w:w="0" w:type="auto"/>
-            <w:shd w:val="clear" w:color="auto" w:fill="auto"/>
-            <w:tcMar>
-              <w:top w:w="120" w:type="dxa"/>
-              <w:left w:w="192" w:type="dxa"/>
-              <w:bottom w:w="120" w:type="dxa"/>
-              <w:right w:w="0" w:type="dxa"/>
-            </w:tcMar>
-            <w:vAlign w:val="center"/>
-          </w:tcPr>
-          <w:p>
-            <w:pPr>
-              <w:keepNext w:val="0"/>
-              <w:keepLines w:val="0"/>
-              <w:pageBreakBefore w:val="0"/>
-              <w:widowControl w:val="0"/>
-              <w:suppressLineNumbers w:val="0"/>
-              <w:wordWrap/>
-              <w:overflowPunct/>
-              <w:topLinePunct w:val="0"/>
-              <w:bidi w:val="0"/>
-              <w:spacing w:line="300" w:lineRule="atLeast"/>
-              <w:jc w:val="left"/>
-              <w:rPr>
-                <w:rFonts w:hint="default" w:ascii="Segoe UI" w:hAnsi="Segoe UI" w:eastAsia="Segoe UI" w:cs="Segoe UI"/>
-                <w:i w:val="0"/>
-                <w:iCs w:val="0"/>
-                <w:caps w:val="0"/>
-                <w:color w:val="0F1115"/>
-                <w:spacing w:val="0"/>
-                <w:sz w:val="18"/>
-                <w:szCs w:val="18"/>
-              </w:rPr>
-            </w:pPr>
-            <w:r>
-              <w:rPr>
-                <w:rFonts w:hint="default" w:ascii="Segoe UI" w:hAnsi="Segoe UI" w:eastAsia="Segoe UI" w:cs="Segoe UI"/>
-                <w:i w:val="0"/>
-                <w:iCs w:val="0"/>
-                <w:caps w:val="0"/>
-                <w:snapToGrid w:val="0"/>
-                <w:color w:val="000000"/>
-                <w:spacing w:val="0"/>
-                <w:kern w:val="0"/>
-                <w:sz w:val="18"/>
-                <w:szCs w:val="18"/>
-                <w:lang w:val="en-US" w:eastAsia="zh-CN"/>
-              </w:rPr>
-              <w:t>质量部</w:t>
-            </w:r>
-            <w:r>
-              <w:rPr>
-                <w:rFonts w:hint="eastAsia" w:ascii="Segoe UI" w:hAnsi="Segoe UI" w:eastAsia="Segoe UI" w:cs="Segoe UI"/>
-                <w:i w:val="0"/>
-                <w:iCs w:val="0"/>
-                <w:caps w:val="0"/>
-                <w:snapToGrid w:val="0"/>
-                <w:color w:val="000000"/>
-                <w:spacing w:val="0"/>
-                <w:kern w:val="0"/>
-                <w:sz w:val="18"/>
-                <w:szCs w:val="18"/>
-                <w:lang w:val="en-US" w:eastAsia="zh-CN"/>
-              </w:rPr>
-              <w:t>经理</w:t>
-            </w:r>
-            <w:r>
-              <w:rPr>
-                <w:rFonts w:hint="default" w:ascii="Segoe UI" w:hAnsi="Segoe UI" w:eastAsia="Segoe UI" w:cs="Segoe UI"/>
-                <w:i w:val="0"/>
-                <w:iCs w:val="0"/>
-                <w:caps w:val="0"/>
-                <w:snapToGrid w:val="0"/>
-                <w:color w:val="000000"/>
-                <w:spacing w:val="0"/>
-                <w:kern w:val="0"/>
-                <w:sz w:val="18"/>
-                <w:szCs w:val="18"/>
-                <w:lang w:val="en-US" w:eastAsia="zh-CN"/>
-              </w:rPr>
-              <w:t>审批</w:t>
-            </w:r>
-          </w:p>
-        </w:tc>
-      </w:tr>
-      <w:tr>
-        <w:tblPrEx>
-          <w:tblBorders>
-            <w:top w:val="single" w:color="auto" w:sz="4" w:space="0"/>
-            <w:left w:val="single" w:color="auto" w:sz="4" w:space="0"/>
-            <w:bottom w:val="single" w:color="auto" w:sz="4" w:space="0"/>
-            <w:right w:val="single" w:color="auto" w:sz="4" w:space="0"/>
-            <w:insideH w:val="single" w:color="auto" w:sz="4" w:space="0"/>
-            <w:insideV w:val="single" w:color="auto" w:sz="4" w:space="0"/>
-          </w:tblBorders>
-          <w:shd w:val="clear" w:color="auto" w:fill="auto"/>
-          <w:tblCellMar>
-            <w:top w:w="15" w:type="dxa"/>
-            <w:left w:w="15" w:type="dxa"/>
-            <w:bottom w:w="15" w:type="dxa"/>
-            <w:right w:w="15" w:type="dxa"/>
-          </w:tblCellMar>
-        </w:tblPrEx>
-        <w:tc>
-          <w:tcPr>
-            <w:tcW w:w="1386" w:type="dxa"/>
-            <w:shd w:val="clear" w:color="auto" w:fill="auto"/>
-            <w:tcMar>
-              <w:top w:w="120" w:type="dxa"/>
-              <w:left w:w="0" w:type="dxa"/>
-              <w:bottom w:w="120" w:type="dxa"/>
-              <w:right w:w="192" w:type="dxa"/>
-            </w:tcMar>
-            <w:vAlign w:val="center"/>
-          </w:tcPr>
-          <w:p>
-            <w:pPr>
-              <w:keepNext w:val="0"/>
-              <w:keepLines w:val="0"/>
-              <w:pageBreakBefore w:val="0"/>
-              <w:widowControl w:val="0"/>
-              <w:suppressLineNumbers w:val="0"/>
-              <w:wordWrap/>
-              <w:overflowPunct/>
-              <w:topLinePunct w:val="0"/>
-              <w:bidi w:val="0"/>
-              <w:spacing w:line="300" w:lineRule="atLeast"/>
-              <w:jc w:val="left"/>
-              <w:rPr>
-                <w:rFonts w:hint="default" w:ascii="Segoe UI" w:hAnsi="Segoe UI" w:eastAsia="Segoe UI" w:cs="Segoe UI"/>
-                <w:i w:val="0"/>
-                <w:iCs w:val="0"/>
-                <w:caps w:val="0"/>
-                <w:color w:val="0F1115"/>
-                <w:spacing w:val="0"/>
-                <w:sz w:val="18"/>
-                <w:szCs w:val="18"/>
-              </w:rPr>
-            </w:pPr>
-            <w:r>
-              <w:rPr>
-                <w:rFonts w:hint="default" w:ascii="Segoe UI" w:hAnsi="Segoe UI" w:eastAsia="Segoe UI" w:cs="Segoe UI"/>
-                <w:i w:val="0"/>
-                <w:iCs w:val="0"/>
-                <w:caps w:val="0"/>
-                <w:snapToGrid w:val="0"/>
-                <w:color w:val="000000"/>
-                <w:spacing w:val="0"/>
-                <w:kern w:val="0"/>
-                <w:sz w:val="18"/>
-                <w:szCs w:val="18"/>
-                <w:lang w:val="en-US" w:eastAsia="zh-CN"/>
-              </w:rPr>
-              <w:t>其他</w:t>
-            </w:r>
-            <w:r>
-              <w:rPr>
-                <w:rFonts w:hint="eastAsia" w:ascii="Segoe UI" w:hAnsi="Segoe UI" w:eastAsia="Segoe UI" w:cs="Segoe UI"/>
-                <w:i w:val="0"/>
-                <w:iCs w:val="0"/>
-                <w:caps w:val="0"/>
-                <w:snapToGrid w:val="0"/>
-                <w:color w:val="000000"/>
-                <w:spacing w:val="0"/>
-                <w:kern w:val="0"/>
-                <w:sz w:val="18"/>
-                <w:szCs w:val="18"/>
-                <w:lang w:val="en-US" w:eastAsia="zh-CN"/>
-              </w:rPr>
-              <w:t>运维相关</w:t>
-            </w:r>
-            <w:r>
-              <w:rPr>
-                <w:rFonts w:hint="default" w:ascii="Segoe UI" w:hAnsi="Segoe UI" w:eastAsia="Segoe UI" w:cs="Segoe UI"/>
-                <w:i w:val="0"/>
-                <w:iCs w:val="0"/>
-                <w:caps w:val="0"/>
-                <w:snapToGrid w:val="0"/>
-                <w:color w:val="000000"/>
-                <w:spacing w:val="0"/>
-                <w:kern w:val="0"/>
-                <w:sz w:val="18"/>
-                <w:szCs w:val="18"/>
-                <w:lang w:val="en-US" w:eastAsia="zh-CN"/>
-              </w:rPr>
-              <w:t>人员</w:t>
-            </w:r>
-          </w:p>
-        </w:tc>
-        <w:tc>
-          <w:tcPr>
-            <w:tcW w:w="4779" w:type="dxa"/>
-            <w:shd w:val="clear" w:color="auto" w:fill="auto"/>
-            <w:tcMar>
-              <w:top w:w="120" w:type="dxa"/>
-              <w:left w:w="192" w:type="dxa"/>
-              <w:bottom w:w="120" w:type="dxa"/>
-              <w:right w:w="192" w:type="dxa"/>
-            </w:tcMar>
-            <w:vAlign w:val="center"/>
-          </w:tcPr>
-          <w:p>
-            <w:pPr>
-              <w:keepNext w:val="0"/>
-              <w:keepLines w:val="0"/>
-              <w:pageBreakBefore w:val="0"/>
-              <w:widowControl w:val="0"/>
-              <w:suppressLineNumbers w:val="0"/>
-              <w:wordWrap/>
-              <w:overflowPunct/>
-              <w:topLinePunct w:val="0"/>
-              <w:bidi w:val="0"/>
-              <w:spacing w:line="300" w:lineRule="atLeast"/>
-              <w:jc w:val="left"/>
-              <w:rPr>
-                <w:rFonts w:hint="default" w:ascii="Segoe UI" w:hAnsi="Segoe UI" w:eastAsia="Segoe UI" w:cs="Segoe UI"/>
-                <w:i w:val="0"/>
-                <w:iCs w:val="0"/>
-                <w:caps w:val="0"/>
-                <w:color w:val="0F1115"/>
-                <w:spacing w:val="0"/>
-                <w:sz w:val="18"/>
-                <w:szCs w:val="18"/>
-              </w:rPr>
-            </w:pPr>
-            <w:r>
-              <w:rPr>
-                <w:rFonts w:hint="default" w:ascii="Segoe UI" w:hAnsi="Segoe UI" w:eastAsia="Segoe UI" w:cs="Segoe UI"/>
-                <w:i w:val="0"/>
-                <w:iCs w:val="0"/>
-                <w:caps w:val="0"/>
-                <w:snapToGrid w:val="0"/>
-                <w:color w:val="000000"/>
-                <w:spacing w:val="0"/>
-                <w:kern w:val="0"/>
-                <w:sz w:val="18"/>
-                <w:szCs w:val="18"/>
-                <w:lang w:val="en-US" w:eastAsia="zh-CN"/>
-              </w:rPr>
               <w:t>按需申请临时读取权限，仅限特定软件版本</w:t>
             </w:r>
           </w:p>
@@ -6171,7 +6178,7 @@
           <w:rFonts w:hint="default"/>
         </w:rPr>
       </w:pPr>
-      <w:bookmarkStart w:id="15" w:name="_Toc9086"/>
+      <w:bookmarkStart w:id="15" w:name="_Toc12769"/>
       <w:r>
         <w:rPr>
           <w:rFonts w:hint="default"/>
@@ -6401,7 +6408,7 @@
           <w:rFonts w:hint="default"/>
         </w:rPr>
       </w:pPr>
-      <w:bookmarkStart w:id="16" w:name="_Toc24361"/>
+      <w:bookmarkStart w:id="16" w:name="_Toc17055"/>
       <w:r>
         <w:rPr>
           <w:rFonts w:hint="default"/>
@@ -6534,7 +6541,7 @@
           <w:rFonts w:hint="default"/>
         </w:rPr>
       </w:pPr>
-      <w:bookmarkStart w:id="17" w:name="_Toc15337"/>
+      <w:bookmarkStart w:id="17" w:name="_Toc14648"/>
       <w:r>
         <w:rPr>
           <w:rFonts w:hint="default"/>
@@ -6816,7 +6823,7 @@
           <w:lang w:val="en-US" w:eastAsia="zh-CN"/>
         </w:rPr>
       </w:pPr>
-      <w:bookmarkStart w:id="18" w:name="_Toc915"/>
+      <w:bookmarkStart w:id="18" w:name="_Toc23010"/>
       <w:r>
         <w:rPr>
           <w:rFonts w:hint="eastAsia"/>

--- a/8.资源管理/1.流程制度规范类文件/080105-最终软件库管理制度.docx
+++ b/8.资源管理/1.流程制度规范类文件/080105-最终软件库管理制度.docx
@@ -35,7 +35,7 @@
           <w:lang w:val="en-US"/>
         </w:rPr>
       </w:pPr>
-      <w:bookmarkStart w:id="0" w:name="_Toc30757"/>
+      <w:bookmarkStart w:id="0" w:name="_Toc28707"/>
       <w:r>
         <w:rPr>
           <w:rFonts w:hint="eastAsia"/>
@@ -57,7 +57,7 @@
         <w:topLinePunct w:val="0"/>
         <w:bidi w:val="0"/>
       </w:pPr>
-      <w:bookmarkStart w:id="1" w:name="_Toc5803"/>
+      <w:bookmarkStart w:id="1" w:name="_Toc25541"/>
       <w:r>
         <w:t>中达丰集团有限公司</w:t>
       </w:r>
@@ -184,7 +184,7 @@
           <w:szCs w:val="21"/>
         </w:rPr>
       </w:pPr>
-      <w:bookmarkStart w:id="2" w:name="_Toc3704"/>
+      <w:bookmarkStart w:id="2" w:name="_Toc23197"/>
       <w:r>
         <w:rPr>
           <w:rFonts w:ascii="宋体" w:hAnsi="宋体" w:eastAsia="宋体" w:cs="宋体"/>
@@ -1305,8 +1305,6 @@
               <w:tab w:val="right" w:leader="dot" w:pos="8306"/>
             </w:tabs>
           </w:pPr>
-          <w:bookmarkStart w:id="19" w:name="_GoBack"/>
-          <w:bookmarkEnd w:id="19"/>
           <w:r>
             <w:rPr>
               <w:rFonts w:hint="eastAsia" w:ascii="Microsoft JhengHei" w:hAnsi="Microsoft JhengHei" w:eastAsia="Microsoft JhengHei" w:cs="Microsoft JhengHei"/>
@@ -1343,7 +1341,7 @@
               <w:rFonts w:hint="eastAsia" w:ascii="Microsoft JhengHei" w:hAnsi="Microsoft JhengHei" w:eastAsia="Microsoft JhengHei" w:cs="Microsoft JhengHei"/>
               <w:szCs w:val="24"/>
             </w:rPr>
-            <w:instrText xml:space="preserve"> HYPERLINK \l _Toc30757 </w:instrText>
+            <w:instrText xml:space="preserve"> HYPERLINK \l _Toc28707 </w:instrText>
           </w:r>
           <w:r>
             <w:rPr>
@@ -1366,7 +1364,7 @@
             <w:fldChar w:fldCharType="begin"/>
           </w:r>
           <w:r>
-            <w:instrText xml:space="preserve"> PAGEREF _Toc30757 \h </w:instrText>
+            <w:instrText xml:space="preserve"> PAGEREF _Toc28707 \h </w:instrText>
           </w:r>
           <w:r>
             <w:fldChar w:fldCharType="separate"/>
@@ -1404,7 +1402,7 @@
               <w:rFonts w:hint="eastAsia" w:ascii="Microsoft JhengHei" w:hAnsi="Microsoft JhengHei" w:eastAsia="Microsoft JhengHei" w:cs="Microsoft JhengHei"/>
               <w:szCs w:val="24"/>
             </w:rPr>
-            <w:instrText xml:space="preserve"> HYPERLINK \l _Toc5803 </w:instrText>
+            <w:instrText xml:space="preserve"> HYPERLINK \l _Toc25541 </w:instrText>
           </w:r>
           <w:r>
             <w:rPr>
@@ -1423,7 +1421,7 @@
             <w:fldChar w:fldCharType="begin"/>
           </w:r>
           <w:r>
-            <w:instrText xml:space="preserve"> PAGEREF _Toc5803 \h </w:instrText>
+            <w:instrText xml:space="preserve"> PAGEREF _Toc25541 \h </w:instrText>
           </w:r>
           <w:r>
             <w:fldChar w:fldCharType="separate"/>
@@ -1461,7 +1459,7 @@
               <w:rFonts w:hint="eastAsia" w:ascii="Microsoft JhengHei" w:hAnsi="Microsoft JhengHei" w:eastAsia="Microsoft JhengHei" w:cs="Microsoft JhengHei"/>
               <w:szCs w:val="24"/>
             </w:rPr>
-            <w:instrText xml:space="preserve"> HYPERLINK \l _Toc3704 </w:instrText>
+            <w:instrText xml:space="preserve"> HYPERLINK \l _Toc23197 </w:instrText>
           </w:r>
           <w:r>
             <w:rPr>
@@ -1485,7 +1483,7 @@
             <w:fldChar w:fldCharType="begin"/>
           </w:r>
           <w:r>
-            <w:instrText xml:space="preserve"> PAGEREF _Toc3704 \h </w:instrText>
+            <w:instrText xml:space="preserve"> PAGEREF _Toc23197 \h </w:instrText>
           </w:r>
           <w:r>
             <w:fldChar w:fldCharType="separate"/>
@@ -1523,7 +1521,7 @@
               <w:rFonts w:hint="eastAsia" w:ascii="Microsoft JhengHei" w:hAnsi="Microsoft JhengHei" w:eastAsia="Microsoft JhengHei" w:cs="Microsoft JhengHei"/>
               <w:szCs w:val="24"/>
             </w:rPr>
-            <w:instrText xml:space="preserve"> HYPERLINK \l _Toc21537 </w:instrText>
+            <w:instrText xml:space="preserve"> HYPERLINK \l _Toc7502 </w:instrText>
           </w:r>
           <w:r>
             <w:rPr>
@@ -1545,7 +1543,7 @@
             <w:fldChar w:fldCharType="begin"/>
           </w:r>
           <w:r>
-            <w:instrText xml:space="preserve"> PAGEREF _Toc21537 \h </w:instrText>
+            <w:instrText xml:space="preserve"> PAGEREF _Toc7502 \h </w:instrText>
           </w:r>
           <w:r>
             <w:fldChar w:fldCharType="separate"/>
@@ -1583,7 +1581,7 @@
               <w:rFonts w:hint="eastAsia" w:ascii="Microsoft JhengHei" w:hAnsi="Microsoft JhengHei" w:eastAsia="Microsoft JhengHei" w:cs="Microsoft JhengHei"/>
               <w:szCs w:val="24"/>
             </w:rPr>
-            <w:instrText xml:space="preserve"> HYPERLINK \l _Toc18022 </w:instrText>
+            <w:instrText xml:space="preserve"> HYPERLINK \l _Toc19004 </w:instrText>
           </w:r>
           <w:r>
             <w:rPr>
@@ -1605,7 +1603,7 @@
             <w:fldChar w:fldCharType="begin"/>
           </w:r>
           <w:r>
-            <w:instrText xml:space="preserve"> PAGEREF _Toc18022 \h </w:instrText>
+            <w:instrText xml:space="preserve"> PAGEREF _Toc19004 \h </w:instrText>
           </w:r>
           <w:r>
             <w:fldChar w:fldCharType="separate"/>
@@ -1643,7 +1641,7 @@
               <w:rFonts w:hint="eastAsia" w:ascii="Microsoft JhengHei" w:hAnsi="Microsoft JhengHei" w:eastAsia="Microsoft JhengHei" w:cs="Microsoft JhengHei"/>
               <w:szCs w:val="24"/>
             </w:rPr>
-            <w:instrText xml:space="preserve"> HYPERLINK \l _Toc1670 </w:instrText>
+            <w:instrText xml:space="preserve"> HYPERLINK \l _Toc25700 </w:instrText>
           </w:r>
           <w:r>
             <w:rPr>
@@ -1665,7 +1663,7 @@
             <w:fldChar w:fldCharType="begin"/>
           </w:r>
           <w:r>
-            <w:instrText xml:space="preserve"> PAGEREF _Toc1670 \h </w:instrText>
+            <w:instrText xml:space="preserve"> PAGEREF _Toc25700 \h </w:instrText>
           </w:r>
           <w:r>
             <w:fldChar w:fldCharType="separate"/>
@@ -1703,7 +1701,7 @@
               <w:rFonts w:hint="eastAsia" w:ascii="Microsoft JhengHei" w:hAnsi="Microsoft JhengHei" w:eastAsia="Microsoft JhengHei" w:cs="Microsoft JhengHei"/>
               <w:szCs w:val="24"/>
             </w:rPr>
-            <w:instrText xml:space="preserve"> HYPERLINK \l _Toc8011 </w:instrText>
+            <w:instrText xml:space="preserve"> HYPERLINK \l _Toc29509 </w:instrText>
           </w:r>
           <w:r>
             <w:rPr>
@@ -1725,7 +1723,7 @@
             <w:fldChar w:fldCharType="begin"/>
           </w:r>
           <w:r>
-            <w:instrText xml:space="preserve"> PAGEREF _Toc8011 \h </w:instrText>
+            <w:instrText xml:space="preserve"> PAGEREF _Toc29509 \h </w:instrText>
           </w:r>
           <w:r>
             <w:fldChar w:fldCharType="separate"/>
@@ -1763,7 +1761,7 @@
               <w:rFonts w:hint="eastAsia" w:ascii="Microsoft JhengHei" w:hAnsi="Microsoft JhengHei" w:eastAsia="Microsoft JhengHei" w:cs="Microsoft JhengHei"/>
               <w:szCs w:val="24"/>
             </w:rPr>
-            <w:instrText xml:space="preserve"> HYPERLINK \l _Toc12224 </w:instrText>
+            <w:instrText xml:space="preserve"> HYPERLINK \l _Toc11782 </w:instrText>
           </w:r>
           <w:r>
             <w:rPr>
@@ -1794,7 +1792,7 @@
             <w:fldChar w:fldCharType="begin"/>
           </w:r>
           <w:r>
-            <w:instrText xml:space="preserve"> PAGEREF _Toc12224 \h </w:instrText>
+            <w:instrText xml:space="preserve"> PAGEREF _Toc11782 \h </w:instrText>
           </w:r>
           <w:r>
             <w:fldChar w:fldCharType="separate"/>
@@ -1832,7 +1830,7 @@
               <w:rFonts w:hint="eastAsia" w:ascii="Microsoft JhengHei" w:hAnsi="Microsoft JhengHei" w:eastAsia="Microsoft JhengHei" w:cs="Microsoft JhengHei"/>
               <w:szCs w:val="24"/>
             </w:rPr>
-            <w:instrText xml:space="preserve"> HYPERLINK \l _Toc31620 </w:instrText>
+            <w:instrText xml:space="preserve"> HYPERLINK \l _Toc2374 </w:instrText>
           </w:r>
           <w:r>
             <w:rPr>
@@ -1855,7 +1853,7 @@
             <w:fldChar w:fldCharType="begin"/>
           </w:r>
           <w:r>
-            <w:instrText xml:space="preserve"> PAGEREF _Toc31620 \h </w:instrText>
+            <w:instrText xml:space="preserve"> PAGEREF _Toc2374 \h </w:instrText>
           </w:r>
           <w:r>
             <w:fldChar w:fldCharType="separate"/>
@@ -1893,7 +1891,7 @@
               <w:rFonts w:hint="eastAsia" w:ascii="Microsoft JhengHei" w:hAnsi="Microsoft JhengHei" w:eastAsia="Microsoft JhengHei" w:cs="Microsoft JhengHei"/>
               <w:szCs w:val="24"/>
             </w:rPr>
-            <w:instrText xml:space="preserve"> HYPERLINK \l _Toc14465 </w:instrText>
+            <w:instrText xml:space="preserve"> HYPERLINK \l _Toc20464 </w:instrText>
           </w:r>
           <w:r>
             <w:rPr>
@@ -1917,6 +1915,8 @@
             </w:rPr>
             <w:t>质量部</w:t>
           </w:r>
+          <w:bookmarkStart w:id="19" w:name="_GoBack"/>
+          <w:bookmarkEnd w:id="19"/>
           <w:r>
             <w:tab/>
           </w:r>
@@ -1924,7 +1924,7 @@
             <w:fldChar w:fldCharType="begin"/>
           </w:r>
           <w:r>
-            <w:instrText xml:space="preserve"> PAGEREF _Toc14465 \h </w:instrText>
+            <w:instrText xml:space="preserve"> PAGEREF _Toc20464 \h </w:instrText>
           </w:r>
           <w:r>
             <w:fldChar w:fldCharType="separate"/>
@@ -1962,7 +1962,7 @@
               <w:rFonts w:hint="eastAsia" w:ascii="Microsoft JhengHei" w:hAnsi="Microsoft JhengHei" w:eastAsia="Microsoft JhengHei" w:cs="Microsoft JhengHei"/>
               <w:szCs w:val="24"/>
             </w:rPr>
-            <w:instrText xml:space="preserve"> HYPERLINK \l _Toc6558 </w:instrText>
+            <w:instrText xml:space="preserve"> HYPERLINK \l _Toc16868 </w:instrText>
           </w:r>
           <w:r>
             <w:rPr>
@@ -1984,7 +1984,7 @@
             <w:fldChar w:fldCharType="begin"/>
           </w:r>
           <w:r>
-            <w:instrText xml:space="preserve"> PAGEREF _Toc6558 \h </w:instrText>
+            <w:instrText xml:space="preserve"> PAGEREF _Toc16868 \h </w:instrText>
           </w:r>
           <w:r>
             <w:fldChar w:fldCharType="separate"/>
@@ -2022,7 +2022,7 @@
               <w:rFonts w:hint="eastAsia" w:ascii="Microsoft JhengHei" w:hAnsi="Microsoft JhengHei" w:eastAsia="Microsoft JhengHei" w:cs="Microsoft JhengHei"/>
               <w:szCs w:val="24"/>
             </w:rPr>
-            <w:instrText xml:space="preserve"> HYPERLINK \l _Toc829 </w:instrText>
+            <w:instrText xml:space="preserve"> HYPERLINK \l _Toc27809 </w:instrText>
           </w:r>
           <w:r>
             <w:rPr>
@@ -2045,7 +2045,7 @@
             <w:fldChar w:fldCharType="begin"/>
           </w:r>
           <w:r>
-            <w:instrText xml:space="preserve"> PAGEREF _Toc829 \h </w:instrText>
+            <w:instrText xml:space="preserve"> PAGEREF _Toc27809 \h </w:instrText>
           </w:r>
           <w:r>
             <w:fldChar w:fldCharType="separate"/>
@@ -2083,7 +2083,7 @@
               <w:rFonts w:hint="eastAsia" w:ascii="Microsoft JhengHei" w:hAnsi="Microsoft JhengHei" w:eastAsia="Microsoft JhengHei" w:cs="Microsoft JhengHei"/>
               <w:szCs w:val="24"/>
             </w:rPr>
-            <w:instrText xml:space="preserve"> HYPERLINK \l _Toc24559 </w:instrText>
+            <w:instrText xml:space="preserve"> HYPERLINK \l _Toc13132 </w:instrText>
           </w:r>
           <w:r>
             <w:rPr>
@@ -2106,7 +2106,7 @@
             <w:fldChar w:fldCharType="begin"/>
           </w:r>
           <w:r>
-            <w:instrText xml:space="preserve"> PAGEREF _Toc24559 \h </w:instrText>
+            <w:instrText xml:space="preserve"> PAGEREF _Toc13132 \h </w:instrText>
           </w:r>
           <w:r>
             <w:fldChar w:fldCharType="separate"/>
@@ -2144,7 +2144,7 @@
               <w:rFonts w:hint="eastAsia" w:ascii="Microsoft JhengHei" w:hAnsi="Microsoft JhengHei" w:eastAsia="Microsoft JhengHei" w:cs="Microsoft JhengHei"/>
               <w:szCs w:val="24"/>
             </w:rPr>
-            <w:instrText xml:space="preserve"> HYPERLINK \l _Toc31706 </w:instrText>
+            <w:instrText xml:space="preserve"> HYPERLINK \l _Toc28824 </w:instrText>
           </w:r>
           <w:r>
             <w:rPr>
@@ -2167,7 +2167,7 @@
             <w:fldChar w:fldCharType="begin"/>
           </w:r>
           <w:r>
-            <w:instrText xml:space="preserve"> PAGEREF _Toc31706 \h </w:instrText>
+            <w:instrText xml:space="preserve"> PAGEREF _Toc28824 \h </w:instrText>
           </w:r>
           <w:r>
             <w:fldChar w:fldCharType="separate"/>
@@ -2205,7 +2205,7 @@
               <w:rFonts w:hint="eastAsia" w:ascii="Microsoft JhengHei" w:hAnsi="Microsoft JhengHei" w:eastAsia="Microsoft JhengHei" w:cs="Microsoft JhengHei"/>
               <w:szCs w:val="24"/>
             </w:rPr>
-            <w:instrText xml:space="preserve"> HYPERLINK \l _Toc22024 </w:instrText>
+            <w:instrText xml:space="preserve"> HYPERLINK \l _Toc4860 </w:instrText>
           </w:r>
           <w:r>
             <w:rPr>
@@ -2235,7 +2235,7 @@
             <w:fldChar w:fldCharType="begin"/>
           </w:r>
           <w:r>
-            <w:instrText xml:space="preserve"> PAGEREF _Toc22024 \h </w:instrText>
+            <w:instrText xml:space="preserve"> PAGEREF _Toc4860 \h </w:instrText>
           </w:r>
           <w:r>
             <w:fldChar w:fldCharType="separate"/>
@@ -2273,7 +2273,7 @@
               <w:rFonts w:hint="eastAsia" w:ascii="Microsoft JhengHei" w:hAnsi="Microsoft JhengHei" w:eastAsia="Microsoft JhengHei" w:cs="Microsoft JhengHei"/>
               <w:szCs w:val="24"/>
             </w:rPr>
-            <w:instrText xml:space="preserve"> HYPERLINK \l _Toc12769 </w:instrText>
+            <w:instrText xml:space="preserve"> HYPERLINK \l _Toc12906 </w:instrText>
           </w:r>
           <w:r>
             <w:rPr>
@@ -2295,7 +2295,7 @@
             <w:fldChar w:fldCharType="begin"/>
           </w:r>
           <w:r>
-            <w:instrText xml:space="preserve"> PAGEREF _Toc12769 \h </w:instrText>
+            <w:instrText xml:space="preserve"> PAGEREF _Toc12906 \h </w:instrText>
           </w:r>
           <w:r>
             <w:fldChar w:fldCharType="separate"/>
@@ -2333,7 +2333,7 @@
               <w:rFonts w:hint="eastAsia" w:ascii="Microsoft JhengHei" w:hAnsi="Microsoft JhengHei" w:eastAsia="Microsoft JhengHei" w:cs="Microsoft JhengHei"/>
               <w:szCs w:val="24"/>
             </w:rPr>
-            <w:instrText xml:space="preserve"> HYPERLINK \l _Toc17055 </w:instrText>
+            <w:instrText xml:space="preserve"> HYPERLINK \l _Toc16380 </w:instrText>
           </w:r>
           <w:r>
             <w:rPr>
@@ -2355,7 +2355,7 @@
             <w:fldChar w:fldCharType="begin"/>
           </w:r>
           <w:r>
-            <w:instrText xml:space="preserve"> PAGEREF _Toc17055 \h </w:instrText>
+            <w:instrText xml:space="preserve"> PAGEREF _Toc16380 \h </w:instrText>
           </w:r>
           <w:r>
             <w:fldChar w:fldCharType="separate"/>
@@ -2393,7 +2393,7 @@
               <w:rFonts w:hint="eastAsia" w:ascii="Microsoft JhengHei" w:hAnsi="Microsoft JhengHei" w:eastAsia="Microsoft JhengHei" w:cs="Microsoft JhengHei"/>
               <w:szCs w:val="24"/>
             </w:rPr>
-            <w:instrText xml:space="preserve"> HYPERLINK \l _Toc14648 </w:instrText>
+            <w:instrText xml:space="preserve"> HYPERLINK \l _Toc5284 </w:instrText>
           </w:r>
           <w:r>
             <w:rPr>
@@ -2415,7 +2415,7 @@
             <w:fldChar w:fldCharType="begin"/>
           </w:r>
           <w:r>
-            <w:instrText xml:space="preserve"> PAGEREF _Toc14648 \h </w:instrText>
+            <w:instrText xml:space="preserve"> PAGEREF _Toc5284 \h </w:instrText>
           </w:r>
           <w:r>
             <w:fldChar w:fldCharType="separate"/>
@@ -2453,7 +2453,7 @@
               <w:rFonts w:hint="eastAsia" w:ascii="Microsoft JhengHei" w:hAnsi="Microsoft JhengHei" w:eastAsia="Microsoft JhengHei" w:cs="Microsoft JhengHei"/>
               <w:szCs w:val="24"/>
             </w:rPr>
-            <w:instrText xml:space="preserve"> HYPERLINK \l _Toc23010 </w:instrText>
+            <w:instrText xml:space="preserve"> HYPERLINK \l _Toc7107 </w:instrText>
           </w:r>
           <w:r>
             <w:rPr>
@@ -2483,7 +2483,7 @@
             <w:fldChar w:fldCharType="begin"/>
           </w:r>
           <w:r>
-            <w:instrText xml:space="preserve"> PAGEREF _Toc23010 \h </w:instrText>
+            <w:instrText xml:space="preserve"> PAGEREF _Toc7107 \h </w:instrText>
           </w:r>
           <w:r>
             <w:fldChar w:fldCharType="separate"/>
@@ -2563,7 +2563,7 @@
           <w:rFonts w:hint="default"/>
         </w:rPr>
       </w:pPr>
-      <w:bookmarkStart w:id="3" w:name="_Toc21537"/>
+      <w:bookmarkStart w:id="3" w:name="_Toc7502"/>
       <w:r>
         <w:rPr>
           <w:rFonts w:hint="default"/>
@@ -2611,7 +2611,7 @@
           <w:rFonts w:hint="default"/>
         </w:rPr>
       </w:pPr>
-      <w:bookmarkStart w:id="4" w:name="_Toc18022"/>
+      <w:bookmarkStart w:id="4" w:name="_Toc19004"/>
       <w:r>
         <w:rPr>
           <w:rFonts w:hint="default"/>
@@ -2724,7 +2724,7 @@
           <w:rFonts w:hint="default"/>
         </w:rPr>
       </w:pPr>
-      <w:bookmarkStart w:id="5" w:name="_Toc1670"/>
+      <w:bookmarkStart w:id="5" w:name="_Toc25700"/>
       <w:r>
         <w:rPr>
           <w:rFonts w:hint="default"/>
@@ -3146,7 +3146,6 @@
             <w:insideH w:val="single" w:color="auto" w:sz="4" w:space="0"/>
             <w:insideV w:val="single" w:color="auto" w:sz="4" w:space="0"/>
           </w:tblBorders>
-          <w:shd w:val="clear" w:color="auto" w:fill="auto"/>
           <w:tblCellMar>
             <w:top w:w="15" w:type="dxa"/>
             <w:left w:w="15" w:type="dxa"/>
@@ -3271,7 +3270,6 @@
             <w:insideH w:val="single" w:color="auto" w:sz="4" w:space="0"/>
             <w:insideV w:val="single" w:color="auto" w:sz="4" w:space="0"/>
           </w:tblBorders>
-          <w:shd w:val="clear" w:color="auto" w:fill="auto"/>
           <w:tblCellMar>
             <w:top w:w="15" w:type="dxa"/>
             <w:left w:w="15" w:type="dxa"/>
@@ -3542,7 +3540,7 @@
           <w:rFonts w:hint="default"/>
         </w:rPr>
       </w:pPr>
-      <w:bookmarkStart w:id="6" w:name="_Toc8011"/>
+      <w:bookmarkStart w:id="6" w:name="_Toc29509"/>
       <w:r>
         <w:rPr>
           <w:rFonts w:hint="default"/>
@@ -3568,7 +3566,7 @@
           <w:szCs w:val="24"/>
         </w:rPr>
       </w:pPr>
-      <w:bookmarkStart w:id="7" w:name="_Toc12224"/>
+      <w:bookmarkStart w:id="7" w:name="_Toc11782"/>
       <w:r>
         <w:rPr>
           <w:rFonts w:hint="eastAsia"/>
@@ -3817,7 +3815,7 @@
           <w:szCs w:val="24"/>
         </w:rPr>
       </w:pPr>
-      <w:bookmarkStart w:id="8" w:name="_Toc31620"/>
+      <w:bookmarkStart w:id="8" w:name="_Toc2374"/>
       <w:r>
         <w:rPr>
           <w:rFonts w:hint="default"/>
@@ -3934,7 +3932,7 @@
           <w:lang w:val="en-US" w:eastAsia="zh-CN"/>
         </w:rPr>
       </w:pPr>
-      <w:bookmarkStart w:id="9" w:name="_Toc14465"/>
+      <w:bookmarkStart w:id="9" w:name="_Toc20464"/>
       <w:r>
         <w:rPr>
           <w:rFonts w:hint="default"/>
@@ -4048,7 +4046,7 @@
           <w:rFonts w:hint="default"/>
         </w:rPr>
       </w:pPr>
-      <w:bookmarkStart w:id="10" w:name="_Toc6558"/>
+      <w:bookmarkStart w:id="10" w:name="_Toc16868"/>
       <w:r>
         <w:rPr>
           <w:rFonts w:hint="default"/>
@@ -4074,7 +4072,7 @@
           <w:szCs w:val="24"/>
         </w:rPr>
       </w:pPr>
-      <w:bookmarkStart w:id="11" w:name="_Toc829"/>
+      <w:bookmarkStart w:id="11" w:name="_Toc27809"/>
       <w:r>
         <w:rPr>
           <w:rFonts w:hint="default"/>
@@ -4276,7 +4274,7 @@
           <w:szCs w:val="24"/>
         </w:rPr>
       </w:pPr>
-      <w:bookmarkStart w:id="12" w:name="_Toc24559"/>
+      <w:bookmarkStart w:id="12" w:name="_Toc13132"/>
       <w:r>
         <w:rPr>
           <w:rFonts w:hint="default"/>
@@ -4478,7 +4476,7 @@
           <w:szCs w:val="24"/>
         </w:rPr>
       </w:pPr>
-      <w:bookmarkStart w:id="13" w:name="_Toc31706"/>
+      <w:bookmarkStart w:id="13" w:name="_Toc28824"/>
       <w:r>
         <w:rPr>
           <w:rFonts w:hint="default"/>
@@ -4627,7 +4625,7 @@
           <w:lang w:val="en-US" w:eastAsia="zh-CN"/>
         </w:rPr>
       </w:pPr>
-      <w:bookmarkStart w:id="14" w:name="_Toc22024"/>
+      <w:bookmarkStart w:id="14" w:name="_Toc4860"/>
       <w:r>
         <w:rPr>
           <w:rFonts w:hint="eastAsia"/>
@@ -4954,6 +4952,7 @@
             <w:insideH w:val="single" w:color="auto" w:sz="4" w:space="0"/>
             <w:insideV w:val="single" w:color="auto" w:sz="4" w:space="0"/>
           </w:tblBorders>
+          <w:shd w:val="clear" w:color="auto" w:fill="auto"/>
           <w:tblCellMar>
             <w:top w:w="15" w:type="dxa"/>
             <w:left w:w="15" w:type="dxa"/>
@@ -5136,431 +5135,6 @@
                 <w:lang w:val="en-US" w:eastAsia="zh-CN"/>
               </w:rPr>
               <w:t>部门</w:t>
-            </w:r>
-            <w:r>
-              <w:rPr>
-                <w:rFonts w:hint="eastAsia" w:ascii="Segoe UI" w:hAnsi="Segoe UI" w:eastAsia="Segoe UI" w:cs="Segoe UI"/>
-                <w:i w:val="0"/>
-                <w:iCs w:val="0"/>
-                <w:caps w:val="0"/>
-                <w:snapToGrid w:val="0"/>
-                <w:color w:val="000000"/>
-                <w:spacing w:val="0"/>
-                <w:kern w:val="0"/>
-                <w:sz w:val="18"/>
-                <w:szCs w:val="18"/>
-                <w:lang w:val="en-US" w:eastAsia="zh-CN"/>
-              </w:rPr>
-              <w:t>经理</w:t>
-            </w:r>
-            <w:r>
-              <w:rPr>
-                <w:rFonts w:hint="default" w:ascii="Segoe UI" w:hAnsi="Segoe UI" w:eastAsia="Segoe UI" w:cs="Segoe UI"/>
-                <w:i w:val="0"/>
-                <w:iCs w:val="0"/>
-                <w:caps w:val="0"/>
-                <w:snapToGrid w:val="0"/>
-                <w:color w:val="000000"/>
-                <w:spacing w:val="0"/>
-                <w:kern w:val="0"/>
-                <w:sz w:val="18"/>
-                <w:szCs w:val="18"/>
-                <w:lang w:val="en-US" w:eastAsia="zh-CN"/>
-              </w:rPr>
-              <w:t>审批</w:t>
-            </w:r>
-          </w:p>
-        </w:tc>
-      </w:tr>
-      <w:tr>
-        <w:tblPrEx>
-          <w:tblBorders>
-            <w:top w:val="single" w:color="auto" w:sz="4" w:space="0"/>
-            <w:left w:val="single" w:color="auto" w:sz="4" w:space="0"/>
-            <w:bottom w:val="single" w:color="auto" w:sz="4" w:space="0"/>
-            <w:right w:val="single" w:color="auto" w:sz="4" w:space="0"/>
-            <w:insideH w:val="single" w:color="auto" w:sz="4" w:space="0"/>
-            <w:insideV w:val="single" w:color="auto" w:sz="4" w:space="0"/>
-          </w:tblBorders>
-          <w:tblCellMar>
-            <w:top w:w="15" w:type="dxa"/>
-            <w:left w:w="15" w:type="dxa"/>
-            <w:bottom w:w="15" w:type="dxa"/>
-            <w:right w:w="15" w:type="dxa"/>
-          </w:tblCellMar>
-        </w:tblPrEx>
-        <w:tc>
-          <w:tcPr>
-            <w:tcW w:w="1386" w:type="dxa"/>
-            <w:shd w:val="clear" w:color="auto" w:fill="auto"/>
-            <w:tcMar>
-              <w:top w:w="120" w:type="dxa"/>
-              <w:left w:w="0" w:type="dxa"/>
-              <w:bottom w:w="120" w:type="dxa"/>
-              <w:right w:w="192" w:type="dxa"/>
-            </w:tcMar>
-            <w:vAlign w:val="center"/>
-          </w:tcPr>
-          <w:p>
-            <w:pPr>
-              <w:keepNext w:val="0"/>
-              <w:keepLines w:val="0"/>
-              <w:pageBreakBefore w:val="0"/>
-              <w:widowControl w:val="0"/>
-              <w:suppressLineNumbers w:val="0"/>
-              <w:wordWrap/>
-              <w:overflowPunct/>
-              <w:topLinePunct w:val="0"/>
-              <w:bidi w:val="0"/>
-              <w:spacing w:line="300" w:lineRule="atLeast"/>
-              <w:jc w:val="left"/>
-              <w:rPr>
-                <w:rFonts w:hint="default" w:ascii="Segoe UI" w:hAnsi="Segoe UI" w:eastAsia="Segoe UI" w:cs="Segoe UI"/>
-                <w:i w:val="0"/>
-                <w:iCs w:val="0"/>
-                <w:caps w:val="0"/>
-                <w:color w:val="0F1115"/>
-                <w:spacing w:val="0"/>
-                <w:sz w:val="18"/>
-                <w:szCs w:val="18"/>
-                <w:lang w:val="en-US"/>
-              </w:rPr>
-            </w:pPr>
-            <w:r>
-              <w:rPr>
-                <w:rFonts w:hint="default" w:ascii="Segoe UI" w:hAnsi="Segoe UI" w:eastAsia="Segoe UI" w:cs="Segoe UI"/>
-                <w:i w:val="0"/>
-                <w:iCs w:val="0"/>
-                <w:caps w:val="0"/>
-                <w:snapToGrid w:val="0"/>
-                <w:color w:val="000000"/>
-                <w:spacing w:val="0"/>
-                <w:kern w:val="0"/>
-                <w:sz w:val="18"/>
-                <w:szCs w:val="18"/>
-                <w:lang w:val="en-US" w:eastAsia="zh-CN"/>
-              </w:rPr>
-              <w:t>研发部</w:t>
-            </w:r>
-            <w:r>
-              <w:rPr>
-                <w:rFonts w:hint="eastAsia" w:ascii="Segoe UI" w:hAnsi="Segoe UI" w:eastAsia="Segoe UI" w:cs="Segoe UI"/>
-                <w:i w:val="0"/>
-                <w:iCs w:val="0"/>
-                <w:caps w:val="0"/>
-                <w:snapToGrid w:val="0"/>
-                <w:color w:val="000000"/>
-                <w:spacing w:val="0"/>
-                <w:kern w:val="0"/>
-                <w:sz w:val="18"/>
-                <w:szCs w:val="18"/>
-                <w:lang w:val="en-US" w:eastAsia="zh-CN"/>
-              </w:rPr>
-              <w:t>人员</w:t>
-            </w:r>
-          </w:p>
-        </w:tc>
-        <w:tc>
-          <w:tcPr>
-            <w:tcW w:w="4779" w:type="dxa"/>
-            <w:shd w:val="clear" w:color="auto" w:fill="auto"/>
-            <w:tcMar>
-              <w:top w:w="120" w:type="dxa"/>
-              <w:left w:w="192" w:type="dxa"/>
-              <w:bottom w:w="120" w:type="dxa"/>
-              <w:right w:w="192" w:type="dxa"/>
-            </w:tcMar>
-            <w:vAlign w:val="center"/>
-          </w:tcPr>
-          <w:p>
-            <w:pPr>
-              <w:keepNext w:val="0"/>
-              <w:keepLines w:val="0"/>
-              <w:pageBreakBefore w:val="0"/>
-              <w:widowControl w:val="0"/>
-              <w:suppressLineNumbers w:val="0"/>
-              <w:wordWrap/>
-              <w:overflowPunct/>
-              <w:topLinePunct w:val="0"/>
-              <w:bidi w:val="0"/>
-              <w:spacing w:line="300" w:lineRule="atLeast"/>
-              <w:jc w:val="left"/>
-              <w:rPr>
-                <w:rFonts w:hint="default" w:ascii="Segoe UI" w:hAnsi="Segoe UI" w:eastAsia="Segoe UI" w:cs="Segoe UI"/>
-                <w:i w:val="0"/>
-                <w:iCs w:val="0"/>
-                <w:caps w:val="0"/>
-                <w:color w:val="0F1115"/>
-                <w:spacing w:val="0"/>
-                <w:sz w:val="18"/>
-                <w:szCs w:val="18"/>
-              </w:rPr>
-            </w:pPr>
-            <w:r>
-              <w:rPr>
-                <w:rFonts w:hint="default" w:ascii="Segoe UI" w:hAnsi="Segoe UI" w:eastAsia="Segoe UI" w:cs="Segoe UI"/>
-                <w:i w:val="0"/>
-                <w:iCs w:val="0"/>
-                <w:caps w:val="0"/>
-                <w:snapToGrid w:val="0"/>
-                <w:color w:val="000000"/>
-                <w:spacing w:val="0"/>
-                <w:kern w:val="0"/>
-                <w:sz w:val="18"/>
-                <w:szCs w:val="18"/>
-                <w:lang w:val="en-US" w:eastAsia="zh-CN"/>
-              </w:rPr>
-              <w:t>读取权限，可下载已发布的软件版本及相关文档</w:t>
-            </w:r>
-          </w:p>
-        </w:tc>
-        <w:tc>
-          <w:tcPr>
-            <w:tcW w:w="0" w:type="auto"/>
-            <w:shd w:val="clear" w:color="auto" w:fill="auto"/>
-            <w:tcMar>
-              <w:top w:w="120" w:type="dxa"/>
-              <w:left w:w="192" w:type="dxa"/>
-              <w:bottom w:w="120" w:type="dxa"/>
-              <w:right w:w="0" w:type="dxa"/>
-            </w:tcMar>
-            <w:vAlign w:val="center"/>
-          </w:tcPr>
-          <w:p>
-            <w:pPr>
-              <w:keepNext w:val="0"/>
-              <w:keepLines w:val="0"/>
-              <w:pageBreakBefore w:val="0"/>
-              <w:widowControl w:val="0"/>
-              <w:suppressLineNumbers w:val="0"/>
-              <w:wordWrap/>
-              <w:overflowPunct/>
-              <w:topLinePunct w:val="0"/>
-              <w:bidi w:val="0"/>
-              <w:spacing w:line="300" w:lineRule="atLeast"/>
-              <w:jc w:val="left"/>
-              <w:rPr>
-                <w:rFonts w:hint="default" w:ascii="Segoe UI" w:hAnsi="Segoe UI" w:eastAsia="Segoe UI" w:cs="Segoe UI"/>
-                <w:i w:val="0"/>
-                <w:iCs w:val="0"/>
-                <w:caps w:val="0"/>
-                <w:color w:val="0F1115"/>
-                <w:spacing w:val="0"/>
-                <w:sz w:val="18"/>
-                <w:szCs w:val="18"/>
-              </w:rPr>
-            </w:pPr>
-            <w:r>
-              <w:rPr>
-                <w:rFonts w:hint="eastAsia" w:ascii="Segoe UI" w:hAnsi="Segoe UI" w:eastAsia="Segoe UI" w:cs="Segoe UI"/>
-                <w:i w:val="0"/>
-                <w:iCs w:val="0"/>
-                <w:caps w:val="0"/>
-                <w:snapToGrid w:val="0"/>
-                <w:color w:val="000000"/>
-                <w:spacing w:val="0"/>
-                <w:kern w:val="0"/>
-                <w:sz w:val="18"/>
-                <w:szCs w:val="18"/>
-                <w:lang w:val="en-US" w:eastAsia="zh-CN"/>
-              </w:rPr>
-              <w:t>运维</w:t>
-            </w:r>
-            <w:r>
-              <w:rPr>
-                <w:rFonts w:hint="default" w:ascii="Segoe UI" w:hAnsi="Segoe UI" w:eastAsia="Segoe UI" w:cs="Segoe UI"/>
-                <w:i w:val="0"/>
-                <w:iCs w:val="0"/>
-                <w:caps w:val="0"/>
-                <w:snapToGrid w:val="0"/>
-                <w:color w:val="000000"/>
-                <w:spacing w:val="0"/>
-                <w:kern w:val="0"/>
-                <w:sz w:val="18"/>
-                <w:szCs w:val="18"/>
-                <w:lang w:val="en-US" w:eastAsia="zh-CN"/>
-              </w:rPr>
-              <w:t>项目经理审批</w:t>
-            </w:r>
-          </w:p>
-        </w:tc>
-      </w:tr>
-      <w:tr>
-        <w:tblPrEx>
-          <w:tblBorders>
-            <w:top w:val="single" w:color="auto" w:sz="4" w:space="0"/>
-            <w:left w:val="single" w:color="auto" w:sz="4" w:space="0"/>
-            <w:bottom w:val="single" w:color="auto" w:sz="4" w:space="0"/>
-            <w:right w:val="single" w:color="auto" w:sz="4" w:space="0"/>
-            <w:insideH w:val="single" w:color="auto" w:sz="4" w:space="0"/>
-            <w:insideV w:val="single" w:color="auto" w:sz="4" w:space="0"/>
-          </w:tblBorders>
-          <w:tblCellMar>
-            <w:top w:w="15" w:type="dxa"/>
-            <w:left w:w="15" w:type="dxa"/>
-            <w:bottom w:w="15" w:type="dxa"/>
-            <w:right w:w="15" w:type="dxa"/>
-          </w:tblCellMar>
-        </w:tblPrEx>
-        <w:tc>
-          <w:tcPr>
-            <w:tcW w:w="1386" w:type="dxa"/>
-            <w:shd w:val="clear" w:color="auto" w:fill="auto"/>
-            <w:tcMar>
-              <w:top w:w="120" w:type="dxa"/>
-              <w:left w:w="0" w:type="dxa"/>
-              <w:bottom w:w="120" w:type="dxa"/>
-              <w:right w:w="192" w:type="dxa"/>
-            </w:tcMar>
-            <w:vAlign w:val="center"/>
-          </w:tcPr>
-          <w:p>
-            <w:pPr>
-              <w:keepNext w:val="0"/>
-              <w:keepLines w:val="0"/>
-              <w:pageBreakBefore w:val="0"/>
-              <w:widowControl w:val="0"/>
-              <w:suppressLineNumbers w:val="0"/>
-              <w:wordWrap/>
-              <w:overflowPunct/>
-              <w:topLinePunct w:val="0"/>
-              <w:bidi w:val="0"/>
-              <w:spacing w:line="300" w:lineRule="atLeast"/>
-              <w:jc w:val="left"/>
-              <w:rPr>
-                <w:rFonts w:hint="default" w:ascii="Segoe UI" w:hAnsi="Segoe UI" w:eastAsia="Segoe UI" w:cs="Segoe UI"/>
-                <w:i w:val="0"/>
-                <w:iCs w:val="0"/>
-                <w:caps w:val="0"/>
-                <w:color w:val="0F1115"/>
-                <w:spacing w:val="0"/>
-                <w:sz w:val="18"/>
-                <w:szCs w:val="18"/>
-              </w:rPr>
-            </w:pPr>
-            <w:r>
-              <w:rPr>
-                <w:rFonts w:hint="default" w:ascii="Segoe UI" w:hAnsi="Segoe UI" w:eastAsia="Segoe UI" w:cs="Segoe UI"/>
-                <w:i w:val="0"/>
-                <w:iCs w:val="0"/>
-                <w:caps w:val="0"/>
-                <w:snapToGrid w:val="0"/>
-                <w:color w:val="000000"/>
-                <w:spacing w:val="0"/>
-                <w:kern w:val="0"/>
-                <w:sz w:val="18"/>
-                <w:szCs w:val="18"/>
-                <w:lang w:val="en-US" w:eastAsia="zh-CN"/>
-              </w:rPr>
-              <w:t>质量部人员</w:t>
-            </w:r>
-          </w:p>
-        </w:tc>
-        <w:tc>
-          <w:tcPr>
-            <w:tcW w:w="4779" w:type="dxa"/>
-            <w:shd w:val="clear" w:color="auto" w:fill="auto"/>
-            <w:tcMar>
-              <w:top w:w="120" w:type="dxa"/>
-              <w:left w:w="192" w:type="dxa"/>
-              <w:bottom w:w="120" w:type="dxa"/>
-              <w:right w:w="192" w:type="dxa"/>
-            </w:tcMar>
-            <w:vAlign w:val="center"/>
-          </w:tcPr>
-          <w:p>
-            <w:pPr>
-              <w:keepNext w:val="0"/>
-              <w:keepLines w:val="0"/>
-              <w:pageBreakBefore w:val="0"/>
-              <w:widowControl w:val="0"/>
-              <w:suppressLineNumbers w:val="0"/>
-              <w:wordWrap/>
-              <w:overflowPunct/>
-              <w:topLinePunct w:val="0"/>
-              <w:bidi w:val="0"/>
-              <w:spacing w:line="300" w:lineRule="atLeast"/>
-              <w:jc w:val="left"/>
-              <w:rPr>
-                <w:rFonts w:hint="default" w:ascii="Segoe UI" w:hAnsi="Segoe UI" w:eastAsia="Segoe UI" w:cs="Segoe UI"/>
-                <w:i w:val="0"/>
-                <w:iCs w:val="0"/>
-                <w:caps w:val="0"/>
-                <w:color w:val="0F1115"/>
-                <w:spacing w:val="0"/>
-                <w:sz w:val="18"/>
-                <w:szCs w:val="18"/>
-              </w:rPr>
-            </w:pPr>
-            <w:r>
-              <w:rPr>
-                <w:rFonts w:hint="default" w:ascii="Segoe UI" w:hAnsi="Segoe UI" w:eastAsia="Segoe UI" w:cs="Segoe UI"/>
-                <w:i w:val="0"/>
-                <w:iCs w:val="0"/>
-                <w:caps w:val="0"/>
-                <w:snapToGrid w:val="0"/>
-                <w:color w:val="000000"/>
-                <w:spacing w:val="0"/>
-                <w:kern w:val="0"/>
-                <w:sz w:val="18"/>
-                <w:szCs w:val="18"/>
-                <w:lang w:val="en-US" w:eastAsia="zh-CN"/>
-              </w:rPr>
-              <w:t>读取权限，可审计软件版本、授权文件及操作日志</w:t>
-            </w:r>
-          </w:p>
-        </w:tc>
-        <w:tc>
-          <w:tcPr>
-            <w:tcW w:w="0" w:type="auto"/>
-            <w:shd w:val="clear" w:color="auto" w:fill="auto"/>
-            <w:tcMar>
-              <w:top w:w="120" w:type="dxa"/>
-              <w:left w:w="192" w:type="dxa"/>
-              <w:bottom w:w="120" w:type="dxa"/>
-              <w:right w:w="0" w:type="dxa"/>
-            </w:tcMar>
-            <w:vAlign w:val="center"/>
-          </w:tcPr>
-          <w:p>
-            <w:pPr>
-              <w:keepNext w:val="0"/>
-              <w:keepLines w:val="0"/>
-              <w:pageBreakBefore w:val="0"/>
-              <w:widowControl w:val="0"/>
-              <w:suppressLineNumbers w:val="0"/>
-              <w:wordWrap/>
-              <w:overflowPunct/>
-              <w:topLinePunct w:val="0"/>
-              <w:bidi w:val="0"/>
-              <w:spacing w:line="300" w:lineRule="atLeast"/>
-              <w:jc w:val="left"/>
-              <w:rPr>
-                <w:rFonts w:hint="default" w:ascii="Segoe UI" w:hAnsi="Segoe UI" w:eastAsia="Segoe UI" w:cs="Segoe UI"/>
-                <w:i w:val="0"/>
-                <w:iCs w:val="0"/>
-                <w:caps w:val="0"/>
-                <w:color w:val="0F1115"/>
-                <w:spacing w:val="0"/>
-                <w:sz w:val="18"/>
-                <w:szCs w:val="18"/>
-              </w:rPr>
-            </w:pPr>
-            <w:r>
-              <w:rPr>
-                <w:rFonts w:hint="default" w:ascii="Segoe UI" w:hAnsi="Segoe UI" w:eastAsia="Segoe UI" w:cs="Segoe UI"/>
-                <w:i w:val="0"/>
-                <w:iCs w:val="0"/>
-                <w:caps w:val="0"/>
-                <w:snapToGrid w:val="0"/>
-                <w:color w:val="000000"/>
-                <w:spacing w:val="0"/>
-                <w:kern w:val="0"/>
-                <w:sz w:val="18"/>
-                <w:szCs w:val="18"/>
-                <w:lang w:val="en-US" w:eastAsia="zh-CN"/>
-              </w:rPr>
-              <w:t>质量部</w:t>
             </w:r>
             <w:r>
               <w:rPr>
@@ -5649,6 +5223,7 @@
                 <w:spacing w:val="0"/>
                 <w:sz w:val="18"/>
                 <w:szCs w:val="18"/>
+                <w:lang w:val="en-US"/>
               </w:rPr>
             </w:pPr>
             <w:r>
@@ -5665,27 +5240,11 @@
                 <w:szCs w:val="18"/>
                 <w:lang w:val="en-US" w:eastAsia="zh-CN"/>
               </w:rPr>
-              <w:t>其他</w:t>
+              <w:t>研发部</w:t>
             </w:r>
             <w:r>
               <w:rPr>
                 <w:rFonts w:hint="eastAsia" w:ascii="Segoe UI" w:hAnsi="Segoe UI" w:eastAsia="Segoe UI" w:cs="Segoe UI"/>
-                <w:i w:val="0"/>
-                <w:iCs w:val="0"/>
-                <w:caps w:val="0"/>
-                <w:snapToGrid w:val="0"/>
-                <w:color w:val="000000"/>
-                <w:spacing w:val="0"/>
-                <w:kern w:val="0"/>
-                <w:sz w:val="18"/>
-                <w:szCs w:val="18"/>
-                <w:lang w:val="en-US" w:eastAsia="zh-CN"/>
-              </w:rPr>
-              <w:t>运维相关</w:t>
-            </w:r>
-            <w:r>
-              <w:rPr>
-                <w:rFonts w:hint="default" w:ascii="Segoe UI" w:hAnsi="Segoe UI" w:eastAsia="Segoe UI" w:cs="Segoe UI"/>
                 <w:i w:val="0"/>
                 <w:iCs w:val="0"/>
                 <w:caps w:val="0"/>
@@ -5751,6 +5310,448 @@
                 <w:szCs w:val="18"/>
                 <w:lang w:val="en-US" w:eastAsia="zh-CN"/>
               </w:rPr>
+              <w:t>读取权限，可下载已发布的软件版本及相关文档</w:t>
+            </w:r>
+          </w:p>
+        </w:tc>
+        <w:tc>
+          <w:tcPr>
+            <w:tcW w:w="0" w:type="auto"/>
+            <w:shd w:val="clear" w:color="auto" w:fill="auto"/>
+            <w:tcMar>
+              <w:top w:w="120" w:type="dxa"/>
+              <w:left w:w="192" w:type="dxa"/>
+              <w:bottom w:w="120" w:type="dxa"/>
+              <w:right w:w="0" w:type="dxa"/>
+            </w:tcMar>
+            <w:vAlign w:val="center"/>
+          </w:tcPr>
+          <w:p>
+            <w:pPr>
+              <w:keepNext w:val="0"/>
+              <w:keepLines w:val="0"/>
+              <w:pageBreakBefore w:val="0"/>
+              <w:widowControl w:val="0"/>
+              <w:suppressLineNumbers w:val="0"/>
+              <w:wordWrap/>
+              <w:overflowPunct/>
+              <w:topLinePunct w:val="0"/>
+              <w:bidi w:val="0"/>
+              <w:spacing w:line="300" w:lineRule="atLeast"/>
+              <w:jc w:val="left"/>
+              <w:rPr>
+                <w:rFonts w:hint="default" w:ascii="Segoe UI" w:hAnsi="Segoe UI" w:eastAsia="Segoe UI" w:cs="Segoe UI"/>
+                <w:i w:val="0"/>
+                <w:iCs w:val="0"/>
+                <w:caps w:val="0"/>
+                <w:color w:val="0F1115"/>
+                <w:spacing w:val="0"/>
+                <w:sz w:val="18"/>
+                <w:szCs w:val="18"/>
+              </w:rPr>
+            </w:pPr>
+            <w:r>
+              <w:rPr>
+                <w:rFonts w:hint="eastAsia" w:ascii="Segoe UI" w:hAnsi="Segoe UI" w:eastAsia="Segoe UI" w:cs="Segoe UI"/>
+                <w:i w:val="0"/>
+                <w:iCs w:val="0"/>
+                <w:caps w:val="0"/>
+                <w:snapToGrid w:val="0"/>
+                <w:color w:val="000000"/>
+                <w:spacing w:val="0"/>
+                <w:kern w:val="0"/>
+                <w:sz w:val="18"/>
+                <w:szCs w:val="18"/>
+                <w:lang w:val="en-US" w:eastAsia="zh-CN"/>
+              </w:rPr>
+              <w:t>运维</w:t>
+            </w:r>
+            <w:r>
+              <w:rPr>
+                <w:rFonts w:hint="default" w:ascii="Segoe UI" w:hAnsi="Segoe UI" w:eastAsia="Segoe UI" w:cs="Segoe UI"/>
+                <w:i w:val="0"/>
+                <w:iCs w:val="0"/>
+                <w:caps w:val="0"/>
+                <w:snapToGrid w:val="0"/>
+                <w:color w:val="000000"/>
+                <w:spacing w:val="0"/>
+                <w:kern w:val="0"/>
+                <w:sz w:val="18"/>
+                <w:szCs w:val="18"/>
+                <w:lang w:val="en-US" w:eastAsia="zh-CN"/>
+              </w:rPr>
+              <w:t>项目经理审批</w:t>
+            </w:r>
+          </w:p>
+        </w:tc>
+      </w:tr>
+      <w:tr>
+        <w:tblPrEx>
+          <w:tblBorders>
+            <w:top w:val="single" w:color="auto" w:sz="4" w:space="0"/>
+            <w:left w:val="single" w:color="auto" w:sz="4" w:space="0"/>
+            <w:bottom w:val="single" w:color="auto" w:sz="4" w:space="0"/>
+            <w:right w:val="single" w:color="auto" w:sz="4" w:space="0"/>
+            <w:insideH w:val="single" w:color="auto" w:sz="4" w:space="0"/>
+            <w:insideV w:val="single" w:color="auto" w:sz="4" w:space="0"/>
+          </w:tblBorders>
+          <w:shd w:val="clear" w:color="auto" w:fill="auto"/>
+          <w:tblCellMar>
+            <w:top w:w="15" w:type="dxa"/>
+            <w:left w:w="15" w:type="dxa"/>
+            <w:bottom w:w="15" w:type="dxa"/>
+            <w:right w:w="15" w:type="dxa"/>
+          </w:tblCellMar>
+        </w:tblPrEx>
+        <w:tc>
+          <w:tcPr>
+            <w:tcW w:w="1386" w:type="dxa"/>
+            <w:shd w:val="clear" w:color="auto" w:fill="auto"/>
+            <w:tcMar>
+              <w:top w:w="120" w:type="dxa"/>
+              <w:left w:w="0" w:type="dxa"/>
+              <w:bottom w:w="120" w:type="dxa"/>
+              <w:right w:w="192" w:type="dxa"/>
+            </w:tcMar>
+            <w:vAlign w:val="center"/>
+          </w:tcPr>
+          <w:p>
+            <w:pPr>
+              <w:keepNext w:val="0"/>
+              <w:keepLines w:val="0"/>
+              <w:pageBreakBefore w:val="0"/>
+              <w:widowControl w:val="0"/>
+              <w:suppressLineNumbers w:val="0"/>
+              <w:wordWrap/>
+              <w:overflowPunct/>
+              <w:topLinePunct w:val="0"/>
+              <w:bidi w:val="0"/>
+              <w:spacing w:line="300" w:lineRule="atLeast"/>
+              <w:jc w:val="left"/>
+              <w:rPr>
+                <w:rFonts w:hint="default" w:ascii="Segoe UI" w:hAnsi="Segoe UI" w:eastAsia="Segoe UI" w:cs="Segoe UI"/>
+                <w:i w:val="0"/>
+                <w:iCs w:val="0"/>
+                <w:caps w:val="0"/>
+                <w:color w:val="0F1115"/>
+                <w:spacing w:val="0"/>
+                <w:sz w:val="18"/>
+                <w:szCs w:val="18"/>
+              </w:rPr>
+            </w:pPr>
+            <w:r>
+              <w:rPr>
+                <w:rFonts w:hint="default" w:ascii="Segoe UI" w:hAnsi="Segoe UI" w:eastAsia="Segoe UI" w:cs="Segoe UI"/>
+                <w:i w:val="0"/>
+                <w:iCs w:val="0"/>
+                <w:caps w:val="0"/>
+                <w:snapToGrid w:val="0"/>
+                <w:color w:val="000000"/>
+                <w:spacing w:val="0"/>
+                <w:kern w:val="0"/>
+                <w:sz w:val="18"/>
+                <w:szCs w:val="18"/>
+                <w:lang w:val="en-US" w:eastAsia="zh-CN"/>
+              </w:rPr>
+              <w:t>质量部人员</w:t>
+            </w:r>
+          </w:p>
+        </w:tc>
+        <w:tc>
+          <w:tcPr>
+            <w:tcW w:w="4779" w:type="dxa"/>
+            <w:shd w:val="clear" w:color="auto" w:fill="auto"/>
+            <w:tcMar>
+              <w:top w:w="120" w:type="dxa"/>
+              <w:left w:w="192" w:type="dxa"/>
+              <w:bottom w:w="120" w:type="dxa"/>
+              <w:right w:w="192" w:type="dxa"/>
+            </w:tcMar>
+            <w:vAlign w:val="center"/>
+          </w:tcPr>
+          <w:p>
+            <w:pPr>
+              <w:keepNext w:val="0"/>
+              <w:keepLines w:val="0"/>
+              <w:pageBreakBefore w:val="0"/>
+              <w:widowControl w:val="0"/>
+              <w:suppressLineNumbers w:val="0"/>
+              <w:wordWrap/>
+              <w:overflowPunct/>
+              <w:topLinePunct w:val="0"/>
+              <w:bidi w:val="0"/>
+              <w:spacing w:line="300" w:lineRule="atLeast"/>
+              <w:jc w:val="left"/>
+              <w:rPr>
+                <w:rFonts w:hint="default" w:ascii="Segoe UI" w:hAnsi="Segoe UI" w:eastAsia="Segoe UI" w:cs="Segoe UI"/>
+                <w:i w:val="0"/>
+                <w:iCs w:val="0"/>
+                <w:caps w:val="0"/>
+                <w:color w:val="0F1115"/>
+                <w:spacing w:val="0"/>
+                <w:sz w:val="18"/>
+                <w:szCs w:val="18"/>
+              </w:rPr>
+            </w:pPr>
+            <w:r>
+              <w:rPr>
+                <w:rFonts w:hint="default" w:ascii="Segoe UI" w:hAnsi="Segoe UI" w:eastAsia="Segoe UI" w:cs="Segoe UI"/>
+                <w:i w:val="0"/>
+                <w:iCs w:val="0"/>
+                <w:caps w:val="0"/>
+                <w:snapToGrid w:val="0"/>
+                <w:color w:val="000000"/>
+                <w:spacing w:val="0"/>
+                <w:kern w:val="0"/>
+                <w:sz w:val="18"/>
+                <w:szCs w:val="18"/>
+                <w:lang w:val="en-US" w:eastAsia="zh-CN"/>
+              </w:rPr>
+              <w:t>读取权限，可审计软件版本、授权文件及操作日志</w:t>
+            </w:r>
+          </w:p>
+        </w:tc>
+        <w:tc>
+          <w:tcPr>
+            <w:tcW w:w="0" w:type="auto"/>
+            <w:shd w:val="clear" w:color="auto" w:fill="auto"/>
+            <w:tcMar>
+              <w:top w:w="120" w:type="dxa"/>
+              <w:left w:w="192" w:type="dxa"/>
+              <w:bottom w:w="120" w:type="dxa"/>
+              <w:right w:w="0" w:type="dxa"/>
+            </w:tcMar>
+            <w:vAlign w:val="center"/>
+          </w:tcPr>
+          <w:p>
+            <w:pPr>
+              <w:keepNext w:val="0"/>
+              <w:keepLines w:val="0"/>
+              <w:pageBreakBefore w:val="0"/>
+              <w:widowControl w:val="0"/>
+              <w:suppressLineNumbers w:val="0"/>
+              <w:wordWrap/>
+              <w:overflowPunct/>
+              <w:topLinePunct w:val="0"/>
+              <w:bidi w:val="0"/>
+              <w:spacing w:line="300" w:lineRule="atLeast"/>
+              <w:jc w:val="left"/>
+              <w:rPr>
+                <w:rFonts w:hint="default" w:ascii="Segoe UI" w:hAnsi="Segoe UI" w:eastAsia="Segoe UI" w:cs="Segoe UI"/>
+                <w:i w:val="0"/>
+                <w:iCs w:val="0"/>
+                <w:caps w:val="0"/>
+                <w:color w:val="0F1115"/>
+                <w:spacing w:val="0"/>
+                <w:sz w:val="18"/>
+                <w:szCs w:val="18"/>
+              </w:rPr>
+            </w:pPr>
+            <w:r>
+              <w:rPr>
+                <w:rFonts w:hint="default" w:ascii="Segoe UI" w:hAnsi="Segoe UI" w:eastAsia="Segoe UI" w:cs="Segoe UI"/>
+                <w:i w:val="0"/>
+                <w:iCs w:val="0"/>
+                <w:caps w:val="0"/>
+                <w:snapToGrid w:val="0"/>
+                <w:color w:val="000000"/>
+                <w:spacing w:val="0"/>
+                <w:kern w:val="0"/>
+                <w:sz w:val="18"/>
+                <w:szCs w:val="18"/>
+                <w:lang w:val="en-US" w:eastAsia="zh-CN"/>
+              </w:rPr>
+              <w:t>质量部</w:t>
+            </w:r>
+            <w:r>
+              <w:rPr>
+                <w:rFonts w:hint="eastAsia" w:ascii="Segoe UI" w:hAnsi="Segoe UI" w:eastAsia="Segoe UI" w:cs="Segoe UI"/>
+                <w:i w:val="0"/>
+                <w:iCs w:val="0"/>
+                <w:caps w:val="0"/>
+                <w:snapToGrid w:val="0"/>
+                <w:color w:val="000000"/>
+                <w:spacing w:val="0"/>
+                <w:kern w:val="0"/>
+                <w:sz w:val="18"/>
+                <w:szCs w:val="18"/>
+                <w:lang w:val="en-US" w:eastAsia="zh-CN"/>
+              </w:rPr>
+              <w:t>经理</w:t>
+            </w:r>
+            <w:r>
+              <w:rPr>
+                <w:rFonts w:hint="default" w:ascii="Segoe UI" w:hAnsi="Segoe UI" w:eastAsia="Segoe UI" w:cs="Segoe UI"/>
+                <w:i w:val="0"/>
+                <w:iCs w:val="0"/>
+                <w:caps w:val="0"/>
+                <w:snapToGrid w:val="0"/>
+                <w:color w:val="000000"/>
+                <w:spacing w:val="0"/>
+                <w:kern w:val="0"/>
+                <w:sz w:val="18"/>
+                <w:szCs w:val="18"/>
+                <w:lang w:val="en-US" w:eastAsia="zh-CN"/>
+              </w:rPr>
+              <w:t>审批</w:t>
+            </w:r>
+          </w:p>
+        </w:tc>
+      </w:tr>
+      <w:tr>
+        <w:tblPrEx>
+          <w:tblBorders>
+            <w:top w:val="single" w:color="auto" w:sz="4" w:space="0"/>
+            <w:left w:val="single" w:color="auto" w:sz="4" w:space="0"/>
+            <w:bottom w:val="single" w:color="auto" w:sz="4" w:space="0"/>
+            <w:right w:val="single" w:color="auto" w:sz="4" w:space="0"/>
+            <w:insideH w:val="single" w:color="auto" w:sz="4" w:space="0"/>
+            <w:insideV w:val="single" w:color="auto" w:sz="4" w:space="0"/>
+          </w:tblBorders>
+          <w:shd w:val="clear" w:color="auto" w:fill="auto"/>
+          <w:tblCellMar>
+            <w:top w:w="15" w:type="dxa"/>
+            <w:left w:w="15" w:type="dxa"/>
+            <w:bottom w:w="15" w:type="dxa"/>
+            <w:right w:w="15" w:type="dxa"/>
+          </w:tblCellMar>
+        </w:tblPrEx>
+        <w:tc>
+          <w:tcPr>
+            <w:tcW w:w="1386" w:type="dxa"/>
+            <w:shd w:val="clear" w:color="auto" w:fill="auto"/>
+            <w:tcMar>
+              <w:top w:w="120" w:type="dxa"/>
+              <w:left w:w="0" w:type="dxa"/>
+              <w:bottom w:w="120" w:type="dxa"/>
+              <w:right w:w="192" w:type="dxa"/>
+            </w:tcMar>
+            <w:vAlign w:val="center"/>
+          </w:tcPr>
+          <w:p>
+            <w:pPr>
+              <w:keepNext w:val="0"/>
+              <w:keepLines w:val="0"/>
+              <w:pageBreakBefore w:val="0"/>
+              <w:widowControl w:val="0"/>
+              <w:suppressLineNumbers w:val="0"/>
+              <w:wordWrap/>
+              <w:overflowPunct/>
+              <w:topLinePunct w:val="0"/>
+              <w:bidi w:val="0"/>
+              <w:spacing w:line="300" w:lineRule="atLeast"/>
+              <w:jc w:val="left"/>
+              <w:rPr>
+                <w:rFonts w:hint="default" w:ascii="Segoe UI" w:hAnsi="Segoe UI" w:eastAsia="Segoe UI" w:cs="Segoe UI"/>
+                <w:i w:val="0"/>
+                <w:iCs w:val="0"/>
+                <w:caps w:val="0"/>
+                <w:color w:val="0F1115"/>
+                <w:spacing w:val="0"/>
+                <w:sz w:val="18"/>
+                <w:szCs w:val="18"/>
+              </w:rPr>
+            </w:pPr>
+            <w:r>
+              <w:rPr>
+                <w:rFonts w:hint="default" w:ascii="Segoe UI" w:hAnsi="Segoe UI" w:eastAsia="Segoe UI" w:cs="Segoe UI"/>
+                <w:i w:val="0"/>
+                <w:iCs w:val="0"/>
+                <w:caps w:val="0"/>
+                <w:snapToGrid w:val="0"/>
+                <w:color w:val="000000"/>
+                <w:spacing w:val="0"/>
+                <w:kern w:val="0"/>
+                <w:sz w:val="18"/>
+                <w:szCs w:val="18"/>
+                <w:lang w:val="en-US" w:eastAsia="zh-CN"/>
+              </w:rPr>
+              <w:t>其他</w:t>
+            </w:r>
+            <w:r>
+              <w:rPr>
+                <w:rFonts w:hint="eastAsia" w:ascii="Segoe UI" w:hAnsi="Segoe UI" w:eastAsia="Segoe UI" w:cs="Segoe UI"/>
+                <w:i w:val="0"/>
+                <w:iCs w:val="0"/>
+                <w:caps w:val="0"/>
+                <w:snapToGrid w:val="0"/>
+                <w:color w:val="000000"/>
+                <w:spacing w:val="0"/>
+                <w:kern w:val="0"/>
+                <w:sz w:val="18"/>
+                <w:szCs w:val="18"/>
+                <w:lang w:val="en-US" w:eastAsia="zh-CN"/>
+              </w:rPr>
+              <w:t>运维相关</w:t>
+            </w:r>
+            <w:r>
+              <w:rPr>
+                <w:rFonts w:hint="default" w:ascii="Segoe UI" w:hAnsi="Segoe UI" w:eastAsia="Segoe UI" w:cs="Segoe UI"/>
+                <w:i w:val="0"/>
+                <w:iCs w:val="0"/>
+                <w:caps w:val="0"/>
+                <w:snapToGrid w:val="0"/>
+                <w:color w:val="000000"/>
+                <w:spacing w:val="0"/>
+                <w:kern w:val="0"/>
+                <w:sz w:val="18"/>
+                <w:szCs w:val="18"/>
+                <w:lang w:val="en-US" w:eastAsia="zh-CN"/>
+              </w:rPr>
+              <w:t>人员</w:t>
+            </w:r>
+          </w:p>
+        </w:tc>
+        <w:tc>
+          <w:tcPr>
+            <w:tcW w:w="4779" w:type="dxa"/>
+            <w:shd w:val="clear" w:color="auto" w:fill="auto"/>
+            <w:tcMar>
+              <w:top w:w="120" w:type="dxa"/>
+              <w:left w:w="192" w:type="dxa"/>
+              <w:bottom w:w="120" w:type="dxa"/>
+              <w:right w:w="192" w:type="dxa"/>
+            </w:tcMar>
+            <w:vAlign w:val="center"/>
+          </w:tcPr>
+          <w:p>
+            <w:pPr>
+              <w:keepNext w:val="0"/>
+              <w:keepLines w:val="0"/>
+              <w:pageBreakBefore w:val="0"/>
+              <w:widowControl w:val="0"/>
+              <w:suppressLineNumbers w:val="0"/>
+              <w:wordWrap/>
+              <w:overflowPunct/>
+              <w:topLinePunct w:val="0"/>
+              <w:bidi w:val="0"/>
+              <w:spacing w:line="300" w:lineRule="atLeast"/>
+              <w:jc w:val="left"/>
+              <w:rPr>
+                <w:rFonts w:hint="default" w:ascii="Segoe UI" w:hAnsi="Segoe UI" w:eastAsia="Segoe UI" w:cs="Segoe UI"/>
+                <w:i w:val="0"/>
+                <w:iCs w:val="0"/>
+                <w:caps w:val="0"/>
+                <w:color w:val="0F1115"/>
+                <w:spacing w:val="0"/>
+                <w:sz w:val="18"/>
+                <w:szCs w:val="18"/>
+              </w:rPr>
+            </w:pPr>
+            <w:r>
+              <w:rPr>
+                <w:rFonts w:hint="default" w:ascii="Segoe UI" w:hAnsi="Segoe UI" w:eastAsia="Segoe UI" w:cs="Segoe UI"/>
+                <w:i w:val="0"/>
+                <w:iCs w:val="0"/>
+                <w:caps w:val="0"/>
+                <w:snapToGrid w:val="0"/>
+                <w:color w:val="000000"/>
+                <w:spacing w:val="0"/>
+                <w:kern w:val="0"/>
+                <w:sz w:val="18"/>
+                <w:szCs w:val="18"/>
+                <w:lang w:val="en-US" w:eastAsia="zh-CN"/>
+              </w:rPr>
               <w:t>按需申请临时读取权限，仅限特定软件版本</w:t>
             </w:r>
           </w:p>
@@ -6178,7 +6179,7 @@
           <w:rFonts w:hint="default"/>
         </w:rPr>
       </w:pPr>
-      <w:bookmarkStart w:id="15" w:name="_Toc12769"/>
+      <w:bookmarkStart w:id="15" w:name="_Toc12906"/>
       <w:r>
         <w:rPr>
           <w:rFonts w:hint="default"/>
@@ -6408,7 +6409,7 @@
           <w:rFonts w:hint="default"/>
         </w:rPr>
       </w:pPr>
-      <w:bookmarkStart w:id="16" w:name="_Toc17055"/>
+      <w:bookmarkStart w:id="16" w:name="_Toc16380"/>
       <w:r>
         <w:rPr>
           <w:rFonts w:hint="default"/>
@@ -6541,7 +6542,7 @@
           <w:rFonts w:hint="default"/>
         </w:rPr>
       </w:pPr>
-      <w:bookmarkStart w:id="17" w:name="_Toc14648"/>
+      <w:bookmarkStart w:id="17" w:name="_Toc5284"/>
       <w:r>
         <w:rPr>
           <w:rFonts w:hint="default"/>
@@ -6823,7 +6824,7 @@
           <w:lang w:val="en-US" w:eastAsia="zh-CN"/>
         </w:rPr>
       </w:pPr>
-      <w:bookmarkStart w:id="18" w:name="_Toc23010"/>
+      <w:bookmarkStart w:id="18" w:name="_Toc7107"/>
       <w:r>
         <w:rPr>
           <w:rFonts w:hint="eastAsia"/>
